--- a/Barta_rocnikova_prace.docx
+++ b/Barta_rocnikova_prace.docx
@@ -276,12 +276,31 @@
           <w:sz w:val="26"/>
           <w:szCs w:val="26"/>
         </w:rPr>
-        <w:t xml:space="preserve"> Martin Votýpka</w:t>
+        <w:t xml:space="preserve"> </w:t>
+      </w:r>
+      <w:r>
+        <w:rPr>
+          <w:b/>
+          <w:bCs/>
+          <w:sz w:val="26"/>
+          <w:szCs w:val="26"/>
+        </w:rPr>
+        <w:t xml:space="preserve">Ing. </w:t>
+      </w:r>
+      <w:r>
+        <w:rPr>
+          <w:b/>
+          <w:bCs/>
+          <w:sz w:val="26"/>
+          <w:szCs w:val="26"/>
+        </w:rPr>
+        <w:t>Martin Votýpka</w:t>
       </w:r>
     </w:p>
     <w:p>
       <w:pPr>
         <w:ind w:left="2832" w:firstLine="708"/>
+        <w:jc w:val="center"/>
         <w:rPr>
           <w:b/>
           <w:bCs/>
@@ -312,7 +331,16 @@
           <w:sz w:val="26"/>
           <w:szCs w:val="26"/>
         </w:rPr>
-        <w:t>Pavel Pácl</w:t>
+        <w:t>Ing. Tomáš</w:t>
+      </w:r>
+      <w:r>
+        <w:rPr>
+          <w:b/>
+          <w:bCs/>
+          <w:sz w:val="26"/>
+          <w:szCs w:val="26"/>
+        </w:rPr>
+        <w:t xml:space="preserve"> Pácl</w:t>
       </w:r>
     </w:p>
     <w:p>
@@ -1180,43 +1208,11 @@
         <w:spacing w:before="360" w:after="160" w:line="278" w:lineRule="auto"/>
         <w:jc w:val="left"/>
         <w:rPr>
-          <w:sz w:val="26"/>
-          <w:szCs w:val="26"/>
-        </w:rPr>
-      </w:pPr>
-      <w:r>
-        <w:rPr>
           <w:b/>
           <w:bCs/>
           <w:sz w:val="26"/>
           <w:szCs w:val="26"/>
         </w:rPr>
-        <w:lastRenderedPageBreak/>
-        <w:br w:type="page"/>
-      </w:r>
-    </w:p>
-    <w:p>
-      <w:pPr>
-        <w:spacing w:before="360" w:after="160" w:line="278" w:lineRule="auto"/>
-        <w:jc w:val="left"/>
-        <w:rPr>
-          <w:b/>
-          <w:bCs/>
-          <w:sz w:val="26"/>
-          <w:szCs w:val="26"/>
-        </w:rPr>
-      </w:pPr>
-    </w:p>
-    <w:p>
-      <w:pPr>
-        <w:spacing w:before="360" w:after="160" w:line="278" w:lineRule="auto"/>
-        <w:jc w:val="left"/>
-        <w:rPr>
-          <w:b/>
-          <w:bCs/>
-          <w:sz w:val="26"/>
-          <w:szCs w:val="26"/>
-        </w:rPr>
       </w:pPr>
       <w:r>
         <w:rPr>
@@ -1224,6 +1220,7 @@
           <w:bCs/>
           <w:szCs w:val="22"/>
         </w:rPr>
+        <w:lastRenderedPageBreak/>
         <w:t>C</w:t>
       </w:r>
       <w:r>
@@ -1720,6 +1717,98 @@
       <w:bookmarkEnd w:id="15"/>
     </w:p>
     <w:p>
+      <w:r>
+        <w:t xml:space="preserve">Tato ročníková práce se zabývá návrhem a implementací webové aplikace s názvem „Habit-Tracker", která slouží jako digitální asistent pro sledování a správu návyků a zlozvyků uživatele. Aplikace je postavena na moderním frameworku Angular s využitím </w:t>
+      </w:r>
+      <w:proofErr w:type="spellStart"/>
+      <w:r>
+        <w:t>TypeScriptu</w:t>
+      </w:r>
+      <w:proofErr w:type="spellEnd"/>
+      <w:r>
+        <w:t>, Angular Material pro uživatelské rozhraní a SCSS pro stylování.</w:t>
+      </w:r>
+    </w:p>
+    <w:p>
+      <w:r>
+        <w:t xml:space="preserve">Práce je rozdělena do dvou hlavních částí. První část se věnuje teoretickému základu a popisuje klíčové technologie a nástroje použité při vývoji – vývojové prostředí </w:t>
+      </w:r>
+      <w:proofErr w:type="spellStart"/>
+      <w:r>
+        <w:t>Visual</w:t>
+      </w:r>
+      <w:proofErr w:type="spellEnd"/>
+      <w:r>
+        <w:t xml:space="preserve"> Studio </w:t>
+      </w:r>
+      <w:proofErr w:type="spellStart"/>
+      <w:r>
+        <w:t>Code</w:t>
+      </w:r>
+      <w:proofErr w:type="spellEnd"/>
+      <w:r>
+        <w:t xml:space="preserve">, framework Angular s jeho klíčovými koncepty (komponentová architektura, </w:t>
+      </w:r>
+      <w:proofErr w:type="spellStart"/>
+      <w:r>
+        <w:t>services</w:t>
+      </w:r>
+      <w:proofErr w:type="spellEnd"/>
+      <w:r>
+        <w:t xml:space="preserve">, </w:t>
+      </w:r>
+      <w:proofErr w:type="spellStart"/>
+      <w:r>
+        <w:t>dependency</w:t>
+      </w:r>
+      <w:proofErr w:type="spellEnd"/>
+      <w:r>
+        <w:t xml:space="preserve"> </w:t>
+      </w:r>
+      <w:proofErr w:type="spellStart"/>
+      <w:r>
+        <w:t>injection</w:t>
+      </w:r>
+      <w:proofErr w:type="spellEnd"/>
+      <w:r>
+        <w:t xml:space="preserve">), knihovnu Angular Material pro konzistentní design, </w:t>
+      </w:r>
+      <w:proofErr w:type="spellStart"/>
+      <w:r>
+        <w:t>stylovací</w:t>
+      </w:r>
+      <w:proofErr w:type="spellEnd"/>
+      <w:r>
+        <w:t xml:space="preserve"> jazyk SCSS a platformu Netlify pro nasazení aplikace.</w:t>
+      </w:r>
+    </w:p>
+    <w:p>
+      <w:r>
+        <w:t xml:space="preserve">Druhá, praktická část se detailně zabývá implementací jednotlivých součástí aplikace. Jsou zde popsány datové modely a centrální </w:t>
+      </w:r>
+      <w:proofErr w:type="spellStart"/>
+      <w:r>
+        <w:t>DataService</w:t>
+      </w:r>
+      <w:proofErr w:type="spellEnd"/>
+      <w:r>
+        <w:t xml:space="preserve"> pro správu dat, uživatelské rozhraní s navigací přes Material </w:t>
+      </w:r>
+      <w:proofErr w:type="spellStart"/>
+      <w:r>
+        <w:t>taby</w:t>
+      </w:r>
+      <w:proofErr w:type="spellEnd"/>
+      <w:r>
+        <w:t>, formulář pro vytváření nových návyků s validací a ochranou před duplicitami, seznamy návyků a jejich vizualizace prostřednictvím grafů a kalendářů. Součástí práce jsou také poznatky o optimalizaci aplikace a reflexe získaných zkušeností.</w:t>
+      </w:r>
+    </w:p>
+    <w:p>
+      <w:r>
+        <w:t>Výsledkem je plně funkční webová aplikace, která uživatelům umožňuje intuitivně sledovat svůj pokrok v budování pozitivních návyků a eliminaci negativních zlozvyků s vizuální zpětnou vazbou v reálném čase.</w:t>
+      </w:r>
+    </w:p>
+    <w:p>
       <w:pPr>
         <w:spacing w:after="160" w:line="278" w:lineRule="auto"/>
         <w:jc w:val="left"/>
@@ -1755,6 +1844,75 @@
       <w:bookmarkEnd w:id="20"/>
       <w:bookmarkEnd w:id="21"/>
       <w:bookmarkEnd w:id="22"/>
+    </w:p>
+    <w:p>
+      <w:r>
+        <w:t xml:space="preserve">Angular, návyky, zlozvyky, </w:t>
+      </w:r>
+      <w:proofErr w:type="spellStart"/>
+      <w:r>
+        <w:t>streak</w:t>
+      </w:r>
+      <w:proofErr w:type="spellEnd"/>
+      <w:r>
+        <w:t xml:space="preserve">, Angular Material, komponenty, </w:t>
+      </w:r>
+      <w:proofErr w:type="spellStart"/>
+      <w:r>
+        <w:t>dependency</w:t>
+      </w:r>
+      <w:proofErr w:type="spellEnd"/>
+      <w:r>
+        <w:t xml:space="preserve"> </w:t>
+      </w:r>
+      <w:proofErr w:type="spellStart"/>
+      <w:r>
+        <w:t>injection</w:t>
+      </w:r>
+      <w:proofErr w:type="spellEnd"/>
+      <w:r>
+        <w:t xml:space="preserve">, </w:t>
+      </w:r>
+      <w:proofErr w:type="spellStart"/>
+      <w:r>
+        <w:t>TypeScript</w:t>
+      </w:r>
+      <w:proofErr w:type="spellEnd"/>
+      <w:r>
+        <w:t xml:space="preserve">, </w:t>
+      </w:r>
+      <w:proofErr w:type="spellStart"/>
+      <w:r>
+        <w:t>RxJS</w:t>
+      </w:r>
+      <w:proofErr w:type="spellEnd"/>
+      <w:r>
+        <w:t xml:space="preserve">, </w:t>
+      </w:r>
+      <w:proofErr w:type="spellStart"/>
+      <w:r>
+        <w:t>observables</w:t>
+      </w:r>
+      <w:proofErr w:type="spellEnd"/>
+      <w:r>
+        <w:t xml:space="preserve">, </w:t>
+      </w:r>
+      <w:proofErr w:type="spellStart"/>
+      <w:r>
+        <w:t>services</w:t>
+      </w:r>
+      <w:proofErr w:type="spellEnd"/>
+      <w:r>
+        <w:t xml:space="preserve">, </w:t>
+      </w:r>
+      <w:proofErr w:type="spellStart"/>
+      <w:r>
+        <w:t>directives</w:t>
+      </w:r>
+      <w:proofErr w:type="spellEnd"/>
+      <w:r>
+        <w:t>, SCSS</w:t>
+      </w:r>
     </w:p>
     <w:p>
       <w:pPr>
@@ -5126,6 +5284,15 @@
       <w:proofErr w:type="spellEnd"/>
     </w:p>
     <w:p>
+      <w:pPr>
+        <w:rPr>
+          <w:rFonts w:ascii="Cambria" w:eastAsiaTheme="majorEastAsia" w:hAnsi="Cambria" w:cstheme="majorBidi"/>
+          <w:b/>
+          <w:bCs/>
+          <w:sz w:val="24"/>
+          <w:szCs w:val="28"/>
+        </w:rPr>
+      </w:pPr>
       <w:r>
         <w:t xml:space="preserve">Pro vývoj této webové aplikace jsem zvolil </w:t>
       </w:r>
@@ -5155,23 +5322,151 @@
       </w:r>
     </w:p>
     <w:p>
-      <w:r>
-        <w:t>Prvním</w:t>
-      </w:r>
-      <w:r>
-        <w:t xml:space="preserve"> z</w:t>
-      </w:r>
-      <w:r>
-        <w:t xml:space="preserve"> důvod</w:t>
-      </w:r>
-      <w:r>
-        <w:t>ů</w:t>
-      </w:r>
+      <w:pPr>
+        <w:rPr>
+          <w:rFonts w:ascii="Times New Roman" w:hAnsi="Times New Roman"/>
+          <w:sz w:val="24"/>
+        </w:rPr>
+      </w:pPr>
+      <w:r>
+        <w:t xml:space="preserve">Prvním z důvodů pro vybrání </w:t>
+      </w:r>
+      <w:proofErr w:type="spellStart"/>
+      <w:r>
+        <w:t>Visual</w:t>
+      </w:r>
+      <w:proofErr w:type="spellEnd"/>
+      <w:r>
+        <w:t xml:space="preserve"> Studio Codu je, že s jinými vývojovými nástroji nemám až takové zkušenosti jako právě s tímto. Na naší škole se většina práce s kódem dělá právě v tomto IDE, takže jsem si postupně osvojil jeho ovládání, práci s projektem, </w:t>
+      </w:r>
+      <w:proofErr w:type="gramStart"/>
+      <w:r>
+        <w:t>ladění</w:t>
+      </w:r>
+      <w:proofErr w:type="gramEnd"/>
+      <w:r>
+        <w:t xml:space="preserve"> a hlavně i to, jak v něm pracovat „běžně“, aniž bych pořád musel hledat, kde se jaká možnost nachází. To u ročníkové práce pomáhá hodně, protože když se člověk soustředí hlavně na samotnou aplikaci, nechce ztrácet čas tím, že se učí nové IDE nebo nové nastavení.</w:t>
+      </w:r>
+    </w:p>
+    <w:p>
+      <w:pPr>
+        <w:pStyle w:val="Nadpis3"/>
+      </w:pPr>
+      <w:r>
+        <w:t>Integrovaný terminál</w:t>
+      </w:r>
+    </w:p>
+    <w:p>
+      <w:pPr>
+        <w:rPr>
+          <w:rFonts w:ascii="Times New Roman" w:hAnsi="Times New Roman"/>
+          <w:sz w:val="24"/>
+        </w:rPr>
+      </w:pPr>
+      <w:r>
+        <w:t xml:space="preserve">Dalším důvodem pro využívání </w:t>
+      </w:r>
+      <w:proofErr w:type="spellStart"/>
+      <w:r>
+        <w:t>Visual</w:t>
+      </w:r>
+      <w:proofErr w:type="spellEnd"/>
+      <w:r>
+        <w:t xml:space="preserve"> Studio </w:t>
+      </w:r>
+      <w:proofErr w:type="spellStart"/>
+      <w:r>
+        <w:t>Code</w:t>
+      </w:r>
+      <w:proofErr w:type="spellEnd"/>
+      <w:r>
+        <w:t xml:space="preserve"> je integrovaný terminál, který mi umožňuje spouštět Angular CLI příkazy přímo z editoru bez nutnosti otevírat si samostatné okno příkazového řádku. Tímto způsobem mám vše na jednom místě – kód, editor a terminál – což výrazně zrychluje pracovní tok a zvyšuje produktivitu během vývoje. Nemusím si tedy neustále přepínat mezi různými okny a aplikacemi, což je obzvláště užitečné při práci na ročníkové práci, kde je čas velmi cenný.</w:t>
+      </w:r>
+    </w:p>
+    <w:p>
+      <w:pPr>
+        <w:pStyle w:val="Nadpis3"/>
+      </w:pPr>
+      <w:r>
+        <w:t>Rozšíření prostředí (</w:t>
+      </w:r>
+      <w:proofErr w:type="spellStart"/>
+      <w:r>
+        <w:t>Extensions</w:t>
+      </w:r>
+      <w:proofErr w:type="spellEnd"/>
+      <w:r>
+        <w:t>)</w:t>
+      </w:r>
+    </w:p>
+    <w:p>
+      <w:pPr>
+        <w:rPr>
+          <w:rFonts w:ascii="Times New Roman" w:hAnsi="Times New Roman"/>
+          <w:sz w:val="24"/>
+        </w:rPr>
+      </w:pPr>
+      <w:r>
+        <w:t xml:space="preserve">Teoreticky by šlo vytvořit aplikaci i bez nich, ale práce jako taková by byla zbytečně těžší a mnohem pomalejší. </w:t>
+      </w:r>
+      <w:proofErr w:type="spellStart"/>
+      <w:r>
+        <w:t>Extensions</w:t>
+      </w:r>
+      <w:proofErr w:type="spellEnd"/>
+      <w:r>
+        <w:t xml:space="preserve"> mi hlavně pomáhají se psaním a úpravami kódu. U tohoto projektu jsem například ocenil Angular </w:t>
+      </w:r>
+      <w:proofErr w:type="spellStart"/>
+      <w:r>
+        <w:t>Language</w:t>
+      </w:r>
+      <w:proofErr w:type="spellEnd"/>
       <w:r>
         <w:t xml:space="preserve"> </w:t>
       </w:r>
-      <w:r>
-        <w:t xml:space="preserve">pro vybrání </w:t>
+      <w:proofErr w:type="spellStart"/>
+      <w:r>
+        <w:t>Service</w:t>
+      </w:r>
+      <w:proofErr w:type="spellEnd"/>
+      <w:r>
+        <w:t xml:space="preserve">, který poskytuje nápovědy a pomáhá s orientací v </w:t>
+      </w:r>
+      <w:proofErr w:type="spellStart"/>
+      <w:r>
+        <w:t>TypeScriptu</w:t>
+      </w:r>
+      <w:proofErr w:type="spellEnd"/>
+      <w:r>
+        <w:t xml:space="preserve"> a Angular struktuře. Další rozšíření používám kvůli formátování (typicky </w:t>
+      </w:r>
+      <w:proofErr w:type="spellStart"/>
+      <w:r>
+        <w:t>Prettier</w:t>
+      </w:r>
+      <w:proofErr w:type="spellEnd"/>
+      <w:r>
+        <w:t>), aby byl kód přehledný a sjednocený. Díky tomu nemusím řešit drobné mezery, odsazení nebo styl kódu pokaždé ručně a celý projekt vypadá konzistentně.</w:t>
+      </w:r>
+    </w:p>
+    <w:p>
+      <w:pPr>
+        <w:pStyle w:val="Nadpis3"/>
+      </w:pPr>
+      <w:r>
+        <w:t>Git podpora</w:t>
+      </w:r>
+    </w:p>
+    <w:p>
+      <w:pPr>
+        <w:rPr>
+          <w:rFonts w:ascii="Times New Roman" w:hAnsi="Times New Roman"/>
+          <w:sz w:val="24"/>
+        </w:rPr>
+      </w:pPr>
+      <w:r>
+        <w:t xml:space="preserve">V neposlední řadě je tu Git podpora přímo v editoru. U ročníkové práce je to dost důležité, protože jsem průběžně experimentoval – někdy něco napadne a zkusí to, někdy se něco nepovede nebo se narazí na problém, který nejde vůbec vyřešit. Kdybych neměl průběžné verze, tak by se mi hůř vracelo zpátky k předchozím změnám. </w:t>
       </w:r>
       <w:proofErr w:type="spellStart"/>
       <w:r>
@@ -5179,76 +5474,6 @@
       </w:r>
       <w:proofErr w:type="spellEnd"/>
       <w:r>
-        <w:t xml:space="preserve"> Studio Codu je</w:t>
-      </w:r>
-      <w:r>
-        <w:t xml:space="preserve">, že s jinými vývojovými nástroji nemám </w:t>
-      </w:r>
-      <w:r>
-        <w:t>až takové</w:t>
-      </w:r>
-      <w:r>
-        <w:t xml:space="preserve"> zkušenosti jako právě s </w:t>
-      </w:r>
-      <w:r>
-        <w:t>tímto</w:t>
-      </w:r>
-      <w:r>
-        <w:t xml:space="preserve">. Na naší škole se většina práce s kódem dělá právě v tomto </w:t>
-      </w:r>
-      <w:r>
-        <w:t>IDE</w:t>
-      </w:r>
-      <w:r>
-        <w:t xml:space="preserve">, takže jsem si postupně osvojil jeho ovládání, práci s projektem, </w:t>
-      </w:r>
-      <w:proofErr w:type="gramStart"/>
-      <w:r>
-        <w:t>ladění</w:t>
-      </w:r>
-      <w:proofErr w:type="gramEnd"/>
-      <w:r>
-        <w:t xml:space="preserve"> a hlavně i to, jak v něm pracovat „běžně“, aniž bych pořád musel hledat, kde </w:t>
-      </w:r>
-      <w:r>
-        <w:t>se jaká možnost nachází</w:t>
-      </w:r>
-      <w:r>
-        <w:t>. To u ročníkové práce pomáhá hodně, protože když se člověk soustředí hlavně na samotnou aplikaci, nechce ztrácet čas tím, že se učí nov</w:t>
-      </w:r>
-      <w:r>
-        <w:t xml:space="preserve">é IDE </w:t>
-      </w:r>
-      <w:r>
-        <w:t>nebo nové nastavení.</w:t>
-      </w:r>
-    </w:p>
-    <w:p>
-      <w:pPr>
-        <w:pStyle w:val="Nadpis3"/>
-      </w:pPr>
-      <w:r>
-        <w:t>Integrovaný terminál</w:t>
-      </w:r>
-    </w:p>
-    <w:p>
-      <w:r>
-        <w:t xml:space="preserve">Další důležitý důvod je integrovaný terminál. Angular při vývoji používá příkazovou řádku (CLI), protože přes ni se spouští vývojový server, vytvářejí se nové komponenty nebo se řeší různé úkony okolo projektu. Kdybych terminál neměl přímo v editoru, musel bych neustále přepínat mezi okny (mezi editorem a samostatným terminálem). Tím, že je terminál přímo </w:t>
-      </w:r>
-      <w:proofErr w:type="gramStart"/>
-      <w:r>
-        <w:t>v</w:t>
-      </w:r>
-      <w:proofErr w:type="gramEnd"/>
-      <w:r>
-        <w:t xml:space="preserve"> </w:t>
-      </w:r>
-      <w:proofErr w:type="spellStart"/>
-      <w:r>
-        <w:t>Visual</w:t>
-      </w:r>
-      <w:proofErr w:type="spellEnd"/>
-      <w:r>
         <w:t xml:space="preserve"> Studio </w:t>
       </w:r>
       <w:proofErr w:type="spellStart"/>
@@ -5257,162 +5482,6 @@
       </w:r>
       <w:proofErr w:type="spellEnd"/>
       <w:r>
-        <w:t xml:space="preserve">, je celý </w:t>
-      </w:r>
-      <w:proofErr w:type="spellStart"/>
-      <w:r>
-        <w:t>workflow</w:t>
-      </w:r>
-      <w:proofErr w:type="spellEnd"/>
-      <w:r>
-        <w:t xml:space="preserve"> rychlejší a pohodlnější. Navíc se mi lépe drží pozornost na tom, co právě dělám v projektu.</w:t>
-      </w:r>
-    </w:p>
-    <w:p>
-      <w:pPr>
-        <w:pStyle w:val="Nadpis3"/>
-      </w:pPr>
-      <w:r>
-        <w:t>Rozšíření prostředí (</w:t>
-      </w:r>
-      <w:proofErr w:type="spellStart"/>
-      <w:r>
-        <w:t>Extensions</w:t>
-      </w:r>
-      <w:proofErr w:type="spellEnd"/>
-      <w:r>
-        <w:t>)</w:t>
-      </w:r>
-    </w:p>
-    <w:p>
-      <w:r>
-        <w:t xml:space="preserve">Poslední důvod, proč </w:t>
-      </w:r>
-      <w:proofErr w:type="spellStart"/>
-      <w:r>
-        <w:t>Visual</w:t>
-      </w:r>
-      <w:proofErr w:type="spellEnd"/>
-      <w:r>
-        <w:t xml:space="preserve"> Studio </w:t>
-      </w:r>
-      <w:proofErr w:type="spellStart"/>
-      <w:r>
-        <w:t>Code</w:t>
-      </w:r>
-      <w:proofErr w:type="spellEnd"/>
-      <w:r>
-        <w:t xml:space="preserve"> používám, jsou jeho rozšíření. Teoreticky by šlo vytvořit aplikaci i bez nich, ale </w:t>
-      </w:r>
-      <w:r>
-        <w:t>práce jako taková</w:t>
-      </w:r>
-      <w:r>
-        <w:t xml:space="preserve"> by </w:t>
-      </w:r>
-      <w:r>
-        <w:t>byla</w:t>
-      </w:r>
-      <w:r>
-        <w:t xml:space="preserve"> zbytečně těž</w:t>
-      </w:r>
-      <w:r>
-        <w:t>ší</w:t>
-      </w:r>
-      <w:r>
-        <w:t xml:space="preserve"> a </w:t>
-      </w:r>
-      <w:r>
-        <w:t>mnohem pomalejší</w:t>
-      </w:r>
-      <w:r>
-        <w:t xml:space="preserve">. </w:t>
-      </w:r>
-      <w:proofErr w:type="spellStart"/>
-      <w:r>
-        <w:t>Extensions</w:t>
-      </w:r>
-      <w:proofErr w:type="spellEnd"/>
-      <w:r>
-        <w:t xml:space="preserve"> mi hlavně pomáhají s</w:t>
-      </w:r>
-      <w:r>
-        <w:t>e</w:t>
-      </w:r>
-      <w:r>
-        <w:t xml:space="preserve"> psaním a úpravami kódu. U tohoto projektu jsem například ocenil Angular </w:t>
-      </w:r>
-      <w:proofErr w:type="spellStart"/>
-      <w:r>
-        <w:t>Language</w:t>
-      </w:r>
-      <w:proofErr w:type="spellEnd"/>
-      <w:r>
-        <w:t xml:space="preserve"> </w:t>
-      </w:r>
-      <w:proofErr w:type="spellStart"/>
-      <w:r>
-        <w:t>Service</w:t>
-      </w:r>
-      <w:proofErr w:type="spellEnd"/>
-      <w:r>
-        <w:t xml:space="preserve">, který poskytuje nápovědy a pomáhá s orientací v </w:t>
-      </w:r>
-      <w:proofErr w:type="spellStart"/>
-      <w:r>
-        <w:t>TypeScriptu</w:t>
-      </w:r>
-      <w:proofErr w:type="spellEnd"/>
-      <w:r>
-        <w:t xml:space="preserve"> a Angular struktuře. Další rozšíření používám kvůli formátování (typicky </w:t>
-      </w:r>
-      <w:proofErr w:type="spellStart"/>
-      <w:r>
-        <w:t>Prettier</w:t>
-      </w:r>
-      <w:proofErr w:type="spellEnd"/>
-      <w:r>
-        <w:t>), aby byl kód přehledný a sjednocený. Díky tomu nemusím řešit drobné mezery, odsazení nebo styl kódu pokaždé ručně a celý projekt vypadá konzistentně.</w:t>
-      </w:r>
-    </w:p>
-    <w:p>
-      <w:pPr>
-        <w:pStyle w:val="Nadpis3"/>
-      </w:pPr>
-      <w:r>
-        <w:t>Git podpora</w:t>
-      </w:r>
-    </w:p>
-    <w:p>
-      <w:r>
-        <w:t xml:space="preserve">V neposlední řadě je tu Git podpora přímo v editoru. U ročníkové práce je to dost důležité, protože </w:t>
-      </w:r>
-      <w:r>
-        <w:t>jsem</w:t>
-      </w:r>
-      <w:r>
-        <w:t xml:space="preserve"> průběžně experiment</w:t>
-      </w:r>
-      <w:r>
-        <w:t>oval</w:t>
-      </w:r>
-      <w:r>
-        <w:t xml:space="preserve"> – někdy něco napadne a zkusí to, někdy se něco nepovede nebo se narazí na problém. Kdybych neměl průběžné verze, tak by se mi hůř vracelo zpátky k předchozím změnám. </w:t>
-      </w:r>
-      <w:proofErr w:type="spellStart"/>
-      <w:r>
-        <w:t>Visual</w:t>
-      </w:r>
-      <w:proofErr w:type="spellEnd"/>
-      <w:r>
-        <w:t xml:space="preserve"> Studio </w:t>
-      </w:r>
-      <w:proofErr w:type="spellStart"/>
-      <w:r>
-        <w:t>Code</w:t>
-      </w:r>
-      <w:proofErr w:type="spellEnd"/>
-      <w:r>
         <w:t xml:space="preserve"> mi umožňuje spravovat </w:t>
       </w:r>
       <w:proofErr w:type="spellStart"/>
@@ -5424,6 +5493,7 @@
         <w:t>, větve a kontrolovat historii změn jednoduše v rozhraní editoru, takže je všechno přehledné a není potřeba se pokaždé orientovat jen v příkazech v terminálu.</w:t>
       </w:r>
     </w:p>
+    <w:p/>
     <w:p>
       <w:pPr>
         <w:pStyle w:val="Nadpis2"/>
@@ -5469,64 +5539,44 @@
     </w:p>
     <w:p>
       <w:pPr>
-        <w:spacing w:after="160" w:line="278" w:lineRule="auto"/>
+        <w:pStyle w:val="Nadpis3"/>
+      </w:pPr>
+      <w:r>
+        <w:t>SCSS (</w:t>
+      </w:r>
+      <w:proofErr w:type="spellStart"/>
+      <w:r>
+        <w:t>Sass</w:t>
+      </w:r>
+      <w:proofErr w:type="spellEnd"/>
+      <w:r>
+        <w:t xml:space="preserve"> CSS)</w:t>
+      </w:r>
+    </w:p>
+    <w:p>
+      <w:pPr>
         <w:rPr>
-          <w:b/>
-          <w:bCs/>
+          <w:rFonts w:ascii="Times New Roman" w:hAnsi="Times New Roman"/>
+          <w:sz w:val="24"/>
         </w:rPr>
       </w:pPr>
-      <w:proofErr w:type="spellStart"/>
-      <w:r>
-        <w:rPr>
-          <w:b/>
-          <w:bCs/>
-        </w:rPr>
-        <w:t>TypeScript</w:t>
-      </w:r>
-      <w:proofErr w:type="spellEnd"/>
-    </w:p>
-    <w:p>
-      <w:r>
-        <w:t xml:space="preserve">Habit-Tracker je napsaný v </w:t>
-      </w:r>
-      <w:proofErr w:type="spellStart"/>
-      <w:r>
-        <w:t>TypeScriptu</w:t>
-      </w:r>
-      <w:proofErr w:type="spellEnd"/>
-      <w:r>
-        <w:t xml:space="preserve">. </w:t>
-      </w:r>
-      <w:proofErr w:type="spellStart"/>
-      <w:r>
-        <w:t>TypeScript</w:t>
-      </w:r>
-      <w:proofErr w:type="spellEnd"/>
-      <w:r>
-        <w:t xml:space="preserve"> je jazyk, který rozšiřuje JavaScript o statické typování. Prakticky to znamená, že v kódu pracuji s definovanými typy a rozhraními. V projektu jsem například vytvořil rozhraní (</w:t>
-      </w:r>
-      <w:proofErr w:type="spellStart"/>
-      <w:r>
-        <w:t>interfaces</w:t>
-      </w:r>
-      <w:proofErr w:type="spellEnd"/>
-      <w:r>
-        <w:t>) pro objekty návyků, takže už dopředu je jasné, jaké vlastnosti návyk má (např. název, typ, případně další informace). Díky tomu se lépe odhalují chyby už během vývoje (ne až ve chvíli, kdy aplikace běží). Zároveň to zlepšuje čitelnost kódu, protože je hned vidět, jaká data aplikace očekává.</w:t>
-      </w:r>
-    </w:p>
-    <w:p>
-      <w:pPr>
-        <w:spacing w:after="160" w:line="278" w:lineRule="auto"/>
-        <w:rPr>
-          <w:b/>
-          <w:bCs/>
-        </w:rPr>
-      </w:pPr>
-      <w:r>
-        <w:rPr>
-          <w:b/>
-          <w:bCs/>
-        </w:rPr>
+      <w:r>
+        <w:t xml:space="preserve">Habit-Tracker používá SCSS pro stylování. SCSS je rozšíření CSS, které přidává funkce jako proměnné, vnořování a </w:t>
+      </w:r>
+      <w:proofErr w:type="spellStart"/>
+      <w:r>
+        <w:t>mixiny</w:t>
+      </w:r>
+      <w:proofErr w:type="spellEnd"/>
+      <w:r>
+        <w:t>. Zvolil jsem si SCSS místo CSS, LESS nebo dalších z důvodu, že knihovna komponent Angular Material ho používá. Prakticky to znamená, že stylování je lépe organizované a znovupoužitelné. V projektu jsem například vytvořil proměnné pro barvy a rozměry, takže když se změní barevné schéma, stačí změnit hodnotu na jednom místě. Díky tomu se lépe spravují styly v celé aplikaci a kód je přehlednější. Zároveň to zlepšuje čitelnost stylů, protože je hned vidět, jaké barvy a rozměry aplikace používá.</w:t>
+      </w:r>
+    </w:p>
+    <w:p>
+      <w:pPr>
+        <w:pStyle w:val="Nadpis3"/>
+      </w:pPr>
+      <w:r>
         <w:t>Komponentová architektura</w:t>
       </w:r>
     </w:p>
@@ -5541,685 +5591,1546 @@
     </w:p>
     <w:p>
       <w:pPr>
-        <w:spacing w:after="160" w:line="278" w:lineRule="auto"/>
+        <w:pStyle w:val="Nadpis3"/>
+      </w:pPr>
+      <w:proofErr w:type="spellStart"/>
+      <w:r>
+        <w:t>Services</w:t>
+      </w:r>
+      <w:proofErr w:type="spellEnd"/>
+      <w:r>
+        <w:t xml:space="preserve"> &amp; </w:t>
+      </w:r>
+      <w:proofErr w:type="spellStart"/>
+      <w:r>
+        <w:t>Dependency</w:t>
+      </w:r>
+      <w:proofErr w:type="spellEnd"/>
+      <w:r>
+        <w:t xml:space="preserve"> </w:t>
+      </w:r>
+      <w:proofErr w:type="spellStart"/>
+      <w:r>
+        <w:t>Injection</w:t>
+      </w:r>
+      <w:proofErr w:type="spellEnd"/>
+    </w:p>
+    <w:p>
+      <w:r>
+        <w:t xml:space="preserve">Pro práci s daty používám službu </w:t>
+      </w:r>
+      <w:proofErr w:type="spellStart"/>
+      <w:r>
+        <w:t>DataService</w:t>
+      </w:r>
+      <w:proofErr w:type="spellEnd"/>
+      <w:r>
+        <w:t>. Tato služba je v projektu zodpovědná za to, aby aplikace měla odkud brát data a kam je ukládat. V mém případě se data ukládají lokálně v prohlížeči (pomocí lokálního uložiště). Komponenty tak nemusejí řešit samotnou logiku ukládání – jen si řeknou, jaké data potřebují, a služba je poskytne.</w:t>
+      </w:r>
+      <w:r>
+        <w:br/>
+        <w:t xml:space="preserve">Angular k tomu přidává ještě systém </w:t>
+      </w:r>
+      <w:proofErr w:type="spellStart"/>
+      <w:r>
+        <w:t>Dependency</w:t>
+      </w:r>
+      <w:proofErr w:type="spellEnd"/>
+      <w:r>
+        <w:t xml:space="preserve"> </w:t>
+      </w:r>
+      <w:proofErr w:type="spellStart"/>
+      <w:r>
+        <w:t>Injection</w:t>
+      </w:r>
+      <w:proofErr w:type="spellEnd"/>
+      <w:r>
+        <w:t>. Výsledek je, že se logika (</w:t>
+      </w:r>
+      <w:proofErr w:type="spellStart"/>
+      <w:r>
+        <w:t>DataService</w:t>
+      </w:r>
+      <w:proofErr w:type="spellEnd"/>
+      <w:r>
+        <w:t xml:space="preserve">) lépe odděluje od uživatelského rozhraní (komponenty). Kód je potom </w:t>
+      </w:r>
+      <w:r>
+        <w:t>přehlednější,</w:t>
+      </w:r>
+      <w:r>
+        <w:t xml:space="preserve"> </w:t>
+      </w:r>
+      <w:r>
+        <w:t>a hlavně jednodušší na případné úpravy, protože změny v datové logice nezasáhnou tolik UI a naopak.</w:t>
+      </w:r>
+    </w:p>
+    <w:p>
+      <w:pPr>
+        <w:pStyle w:val="Nadpis3"/>
+      </w:pPr>
+      <w:r>
+        <w:t>Angular CLI</w:t>
+      </w:r>
+    </w:p>
+    <w:p>
+      <w:r>
+        <w:t>Při vývoji jsem hodně využíval Angular CLI. To je příkazový nástroj, který Angular poskytuje a který pomáhá zautomatizovat několik činností. Například se pomocí něj dají generovat nové komponenty, služby nebo další části projektu. Také se přes něj spouští vývojový server v</w:t>
+      </w:r>
+      <w:r>
+        <w:t> </w:t>
+      </w:r>
+      <w:proofErr w:type="spellStart"/>
+      <w:r>
+        <w:t>localhost</w:t>
+      </w:r>
+      <w:r>
+        <w:t>u</w:t>
+      </w:r>
+      <w:proofErr w:type="spellEnd"/>
+      <w:r>
+        <w:t xml:space="preserve"> na </w:t>
+      </w:r>
+      <w:proofErr w:type="spellStart"/>
+      <w:r>
+        <w:t>protu</w:t>
+      </w:r>
+      <w:proofErr w:type="spellEnd"/>
+      <w:r>
+        <w:t xml:space="preserve"> 4200</w:t>
+      </w:r>
+      <w:r>
+        <w:t>.</w:t>
+      </w:r>
+      <w:r>
+        <w:t xml:space="preserve"> </w:t>
+      </w:r>
+      <w:r>
+        <w:t xml:space="preserve">Pro mě bylo Angular CLI </w:t>
+      </w:r>
+      <w:r>
+        <w:lastRenderedPageBreak/>
+        <w:t>důležité i kvůli času. Když člověk dělá ročníkovou práci, nechce ručně vytvářet strukturu pro každou komponentu. CLI mi to připravilo rychle a správně, takže jsem se mohl soustředit hlavně na vlastní funkčnost aplikace.</w:t>
+      </w:r>
+    </w:p>
+    <w:p/>
+    <w:p>
+      <w:pPr>
+        <w:pStyle w:val="Nadpis2"/>
+      </w:pPr>
+      <w:r>
+        <w:t>Angular Material</w:t>
+      </w:r>
+    </w:p>
+    <w:p>
+      <w:r>
+        <w:t xml:space="preserve">Aby měla aplikace co nejhezčí a profesionální </w:t>
+      </w:r>
+      <w:proofErr w:type="gramStart"/>
+      <w:r>
+        <w:t>vzhled</w:t>
+      </w:r>
+      <w:proofErr w:type="gramEnd"/>
+      <w:r>
+        <w:t xml:space="preserve"> a hlavně byla příjemná pro uživatele, rozhodl jsem se použít Angular Material. Je to knihovna komponent, které jsou navržené podle principů Material Designu od Googlu. Díky tomu aplikace nepůsobí „nesourodě“ – komponenty mají podobný styl, chování i vizuální konzistenci.</w:t>
+      </w:r>
+      <w:r>
+        <w:t xml:space="preserve"> </w:t>
+      </w:r>
+      <w:r>
+        <w:t>Z hlediska ročníkové práce mi Angular Material také ušetřil spoustu času. Nemusel jsem navrhovat všechno od nuly (což by bylo zbytečně těžké a pomalé), ale mohl jsem se soustředit na samotnou logiku Habit-Trackeru. Vzhled se navíc dal postupně doladit pomocí SCSS tak, aby seděl do mé barevné schématu.</w:t>
+      </w:r>
+    </w:p>
+    <w:p>
+      <w:pPr>
+        <w:pStyle w:val="Nadpis3"/>
+      </w:pPr>
+      <w:r>
+        <w:t>Karty a panely</w:t>
+      </w:r>
+    </w:p>
+    <w:p>
+      <w:r>
+        <w:t xml:space="preserve">Pro hlavní stránku jsou klíčové komponenty </w:t>
+      </w:r>
+      <w:proofErr w:type="spellStart"/>
+      <w:r>
+        <w:t>MatCard</w:t>
+      </w:r>
+      <w:proofErr w:type="spellEnd"/>
+      <w:r>
+        <w:t xml:space="preserve"> a </w:t>
+      </w:r>
+      <w:proofErr w:type="spellStart"/>
+      <w:r>
+        <w:t>MatTabs</w:t>
+      </w:r>
+      <w:proofErr w:type="spellEnd"/>
+      <w:r>
+        <w:t xml:space="preserve">. </w:t>
+      </w:r>
+      <w:proofErr w:type="spellStart"/>
+      <w:r>
+        <w:t>MatCard</w:t>
+      </w:r>
+      <w:proofErr w:type="spellEnd"/>
+      <w:r>
+        <w:t xml:space="preserve"> používám tam, kde chci mít návyky zobrazené v ucelených „kartách“ – uživatel pak hned vidí strukturu a nemusí se v obsahu ztrácet. </w:t>
+      </w:r>
+      <w:proofErr w:type="spellStart"/>
+      <w:r>
+        <w:t>MatTabs</w:t>
+      </w:r>
+      <w:proofErr w:type="spellEnd"/>
+      <w:r>
+        <w:t xml:space="preserve"> zase řeší přepínání mezi dvěma kategoriemi návyků. V mém případě to jsou „dobré“ a „špatné“ návyky. Tento způsob přepínání je pro uživatele intuitivní, protože místo přesměrování nebo složitých filtrů jen přepne záložku a hned vidí relevantní obsah.</w:t>
+      </w:r>
+    </w:p>
+    <w:p>
+      <w:pPr>
+        <w:pStyle w:val="Nadpis3"/>
+      </w:pPr>
+      <w:r>
+        <w:t>Formulářové prvky a ikony</w:t>
+      </w:r>
+    </w:p>
+    <w:p>
+      <w:r>
+        <w:t xml:space="preserve">Pro zadávání názvu nového návyku a výběr barvy používám ovládací prvky </w:t>
+      </w:r>
+      <w:proofErr w:type="spellStart"/>
+      <w:r>
+        <w:t>MatFormField</w:t>
+      </w:r>
+      <w:proofErr w:type="spellEnd"/>
+      <w:r>
+        <w:t xml:space="preserve">. Tyhle prvky pomáhají držet formy přehledné a vizuálně jednotné. Dále jsem využil systém ikon přes komponentu </w:t>
+      </w:r>
+      <w:proofErr w:type="spellStart"/>
+      <w:r>
+        <w:t>MatIcon</w:t>
+      </w:r>
+      <w:proofErr w:type="spellEnd"/>
+      <w:r>
+        <w:t>. Ikony jsem použil jako vizuální doplněk k návykům, aby bylo možné návyky rychleji rozpoznat a aby vzhled aplikace nebyl jen „textový“, ale měl i jasné symboly. I když se to může zdát jako drobnost, v praxi to zvyšuje použitelnost a uživatelský komfort</w:t>
+      </w:r>
+    </w:p>
+    <w:p>
+      <w:pPr>
+        <w:pStyle w:val="Nadpis2"/>
+      </w:pPr>
+      <w:proofErr w:type="spellStart"/>
+      <w:r>
+        <w:t>Sass</w:t>
+      </w:r>
+      <w:proofErr w:type="spellEnd"/>
+      <w:r>
+        <w:t xml:space="preserve"> CSS (SCSS)</w:t>
+      </w:r>
+    </w:p>
+    <w:p>
+      <w:r>
+        <w:t xml:space="preserve">Původně jsem měl v plánu psát styly v LESS. V průběhu implementace Angular </w:t>
+      </w:r>
+      <w:proofErr w:type="spellStart"/>
+      <w:r>
+        <w:t>Materialu</w:t>
+      </w:r>
+      <w:proofErr w:type="spellEnd"/>
+      <w:r>
+        <w:t xml:space="preserve"> jsem ale přešel na SCSS. Rozhodnutí nebylo složité – Angular Material je postavený právě na </w:t>
+      </w:r>
+      <w:proofErr w:type="spellStart"/>
+      <w:r>
+        <w:t>Sass</w:t>
+      </w:r>
+      <w:proofErr w:type="spellEnd"/>
+      <w:r>
+        <w:t xml:space="preserve">, takže bylo logické držet se stejného </w:t>
+      </w:r>
+      <w:proofErr w:type="spellStart"/>
+      <w:r>
+        <w:t>stylovacího</w:t>
+      </w:r>
+      <w:proofErr w:type="spellEnd"/>
+      <w:r>
+        <w:t xml:space="preserve"> systému. Tím jsem chtěl dosáhnout plné </w:t>
+      </w:r>
+      <w:proofErr w:type="gramStart"/>
+      <w:r>
+        <w:t>kompatibility</w:t>
+      </w:r>
+      <w:proofErr w:type="gramEnd"/>
+      <w:r>
+        <w:t xml:space="preserve"> a hlavně konzistence stylů v celém projektu.</w:t>
+      </w:r>
+    </w:p>
+    <w:p>
+      <w:r>
+        <w:t xml:space="preserve">SCSS mi navíc umožňuje psát přehlednější CSS díky některým vlastnostem navíc oproti klasickému CSS. Například pracuji s proměnnými, umím vnořovat styly do logické struktury a používám </w:t>
+      </w:r>
+      <w:proofErr w:type="spellStart"/>
+      <w:r>
+        <w:t>mixiny</w:t>
+      </w:r>
+      <w:proofErr w:type="spellEnd"/>
+      <w:r>
+        <w:t xml:space="preserve">. Díky tomu se vyhnu zbytečnému opakování kódu a </w:t>
+      </w:r>
+      <w:proofErr w:type="spellStart"/>
+      <w:r>
+        <w:t>stylovací</w:t>
+      </w:r>
+      <w:proofErr w:type="spellEnd"/>
+      <w:r>
+        <w:t xml:space="preserve"> logika se dá lépe udržovat i do budoucna.</w:t>
+      </w:r>
+    </w:p>
+    <w:p>
+      <w:pPr>
+        <w:pStyle w:val="Nadpis3"/>
+      </w:pPr>
+      <w:proofErr w:type="spellStart"/>
+      <w:r>
+        <w:t>Variables</w:t>
+      </w:r>
+      <w:proofErr w:type="spellEnd"/>
+    </w:p>
+    <w:p>
+      <w:r>
+        <w:t xml:space="preserve">V SCSS používám </w:t>
+      </w:r>
+      <w:proofErr w:type="spellStart"/>
+      <w:r>
+        <w:t>variables</w:t>
+      </w:r>
+      <w:proofErr w:type="spellEnd"/>
+      <w:r>
+        <w:t xml:space="preserve"> pro centrální definici barev a typografie. V souboru se globálními styly mám nastavené barvy pro pozitivní a negativní návyky, ale také základní barvy, které se používají napříč aplikací. </w:t>
+      </w:r>
+      <w:r>
+        <w:lastRenderedPageBreak/>
+        <w:t>Výhoda je, že když bych chtěl změnit barevné schéma, nemusím procházet celý projekt a hledat všechny konkrétní barvy. Stačí upravit proměnné na jednom místě, a úprava se projeví všude.</w:t>
+      </w:r>
+    </w:p>
+    <w:p>
+      <w:pPr>
+        <w:pStyle w:val="Nadpis3"/>
+      </w:pPr>
+      <w:proofErr w:type="spellStart"/>
+      <w:r>
+        <w:t>Nesting</w:t>
+      </w:r>
+      <w:proofErr w:type="spellEnd"/>
+    </w:p>
+    <w:p>
+      <w:proofErr w:type="spellStart"/>
+      <w:r>
+        <w:t>Nesting</w:t>
+      </w:r>
+      <w:proofErr w:type="spellEnd"/>
+      <w:r>
+        <w:t xml:space="preserve"> (vnořování) využívám hlavně pro čitelnost. Kód se pak podobá struktuře HTML. To mi pomáhá při ladění, protože vidím, že styl patří právě k danému prvku nebo komponentě. Například když </w:t>
+      </w:r>
+      <w:proofErr w:type="gramStart"/>
+      <w:r>
+        <w:t>upravuju</w:t>
+      </w:r>
+      <w:proofErr w:type="gramEnd"/>
+      <w:r>
+        <w:t xml:space="preserve"> vzhled tlačítka v kartách návyků, je jasné, kam daný blok stylu patří, a nemusím zbytečně hledat v dlouhém CSS souboru.</w:t>
+      </w:r>
+    </w:p>
+    <w:p>
+      <w:pPr>
+        <w:pStyle w:val="Nadpis3"/>
+      </w:pPr>
+      <w:proofErr w:type="spellStart"/>
+      <w:r>
+        <w:t>Mixins</w:t>
+      </w:r>
+      <w:proofErr w:type="spellEnd"/>
+    </w:p>
+    <w:p>
+      <w:proofErr w:type="spellStart"/>
+      <w:r>
+        <w:t>Mixins</w:t>
+      </w:r>
+      <w:proofErr w:type="spellEnd"/>
+      <w:r>
+        <w:t xml:space="preserve"> používám v momentě, kdy se v projektu objevují podobné opakující se vizuální efekty. V Habit-Trackeru se to projevilo třeba u stínů karet (box-shadow) nebo u responzivních bodů (media queries). </w:t>
+      </w:r>
+      <w:proofErr w:type="spellStart"/>
+      <w:r>
+        <w:t>Mixiny</w:t>
+      </w:r>
+      <w:proofErr w:type="spellEnd"/>
+      <w:r>
+        <w:t xml:space="preserve"> mi pomáhají zachovat vizuální konzistenci napříč aplikací a zároveň snižují množství opakovaného kódu. Když se pak něco rozhodnu změnit, upravím </w:t>
+      </w:r>
+      <w:proofErr w:type="spellStart"/>
+      <w:r>
+        <w:t>mixin</w:t>
+      </w:r>
+      <w:proofErr w:type="spellEnd"/>
+      <w:r>
+        <w:t xml:space="preserve"> a změna se projeví ve všech místech, kde se </w:t>
+      </w:r>
+      <w:proofErr w:type="spellStart"/>
+      <w:r>
+        <w:t>mixin</w:t>
+      </w:r>
+      <w:proofErr w:type="spellEnd"/>
+      <w:r>
+        <w:t xml:space="preserve"> používá.</w:t>
+      </w:r>
+    </w:p>
+    <w:p/>
+    <w:p>
+      <w:pPr>
+        <w:pStyle w:val="Nadpis2"/>
+      </w:pPr>
+      <w:r>
+        <w:t>Netlify</w:t>
+      </w:r>
+    </w:p>
+    <w:p>
+      <w:r>
+        <w:t>V minulosti mě vždycky zajímalo, jak dostat vytvořenou aplikaci na web, aby ji šlo reálně sdílet. Netlify je v tomhle ohledu jednoduchá a docela „student-</w:t>
+      </w:r>
+      <w:proofErr w:type="spellStart"/>
+      <w:r>
+        <w:t>friendly</w:t>
+      </w:r>
+      <w:proofErr w:type="spellEnd"/>
+      <w:r>
+        <w:t xml:space="preserve">“ platforma. Nabízí rychlé publikování bez toho, aby člověk musel řešit složitý </w:t>
+      </w:r>
+      <w:proofErr w:type="spellStart"/>
+      <w:r>
+        <w:t>backend</w:t>
+      </w:r>
+      <w:proofErr w:type="spellEnd"/>
+      <w:r>
+        <w:t xml:space="preserve"> nebo vlastní konfiguraci serveru.</w:t>
+      </w:r>
+    </w:p>
+    <w:p>
+      <w:r>
+        <w:t>Protože je Habit-Tracker single-page aplikace bez potřeby databáze, Netlify mi dává smysl. Aplikaci lze nasadit tak, že se build verze projektu publikují do produkce. Netlify sice umožňuje i použití databáze, ale v mém případě jsem ji zatím nepotřeboval – data si totiž aplikace ukládá lokálně v prohlížeči. Díky tomu je nasazení jednodušší a celý projekt je soustředěný spíš na samotnou funkcionalitu UI.</w:t>
+      </w:r>
+    </w:p>
+    <w:p>
+      <w:r>
+        <w:br w:type="page"/>
+      </w:r>
+    </w:p>
+    <w:p>
+      <w:pPr>
+        <w:pStyle w:val="Nadpis1"/>
+      </w:pPr>
+      <w:bookmarkStart w:id="32" w:name="_Toc226556241"/>
+      <w:r>
+        <w:lastRenderedPageBreak/>
+        <w:t>Praktická</w:t>
+      </w:r>
+      <w:r>
+        <w:t xml:space="preserve"> část</w:t>
+      </w:r>
+      <w:bookmarkEnd w:id="32"/>
+    </w:p>
+    <w:p>
+      <w:r>
+        <w:t>Když jsme si teď prošli základy nástrojů a Angular knihoven, je nejlepší čas se podívat na to, jak přesně jsem s těmito vymoženostmi pracoval</w:t>
+      </w:r>
+      <w:r>
+        <w:t xml:space="preserve"> při vytvářeních jednotlivých částí mého </w:t>
+      </w:r>
+      <w:r>
+        <w:t>Habit-Tracker</w:t>
+      </w:r>
+      <w:r>
+        <w:t>u.</w:t>
+      </w:r>
+      <w:r>
+        <w:t xml:space="preserve"> Kapitoly této sekce budou věnovány jednotlivým částem vývoje</w:t>
+      </w:r>
+      <w:bookmarkStart w:id="33" w:name="_Toc226556244"/>
+    </w:p>
+    <w:p>
+      <w:pPr>
+        <w:pStyle w:val="Nadpis2"/>
+      </w:pPr>
+      <w:r>
+        <w:t>Modelovaní</w:t>
+      </w:r>
+      <w:r>
+        <w:t xml:space="preserve"> dat a služby</w:t>
+      </w:r>
+      <w:bookmarkEnd w:id="33"/>
+    </w:p>
+    <w:p>
+      <w:bookmarkStart w:id="34" w:name="_Toc226556245"/>
+      <w:r>
+        <w:t>V aplikaci je datová vrstva postavená na jednoduchém modelu návyků. Základní datová struktura Habit obsahuje informace potřebné pro zobrazení v UI a pro výpočet/uchování historie plnění. Každý návyk má identifikátor (id), název (</w:t>
+      </w:r>
+      <w:proofErr w:type="spellStart"/>
+      <w:r>
+        <w:t>name</w:t>
+      </w:r>
+      <w:proofErr w:type="spellEnd"/>
+      <w:r>
+        <w:t>), popis (</w:t>
+      </w:r>
+      <w:proofErr w:type="spellStart"/>
+      <w:r>
+        <w:t>description</w:t>
+      </w:r>
+      <w:proofErr w:type="spellEnd"/>
+      <w:r>
+        <w:t>), typ (type – rozlišuje „dobrý“ a „špatný“ návyk) a také proměnné pro sledování pokroku v čase (</w:t>
+      </w:r>
+      <w:proofErr w:type="spellStart"/>
+      <w:r>
+        <w:t>history</w:t>
+      </w:r>
+      <w:proofErr w:type="spellEnd"/>
+      <w:r>
+        <w:t xml:space="preserve"> – historie splnění a hodnota pro průběžné počítání řetězce plnění) a aktuální délku denní řády(</w:t>
+      </w:r>
+      <w:proofErr w:type="spellStart"/>
+      <w:r>
+        <w:t>streak</w:t>
+      </w:r>
+      <w:proofErr w:type="spellEnd"/>
+      <w:r>
+        <w:t>).</w:t>
+      </w:r>
+    </w:p>
+    <w:p>
+      <w:r>
+        <w:t xml:space="preserve">Pro práci s daty je vytvořen centrální servis </w:t>
+      </w:r>
+      <w:proofErr w:type="spellStart"/>
+      <w:r>
+        <w:t>DataService</w:t>
+      </w:r>
+      <w:proofErr w:type="spellEnd"/>
+      <w:r>
+        <w:t>, který zajišťuje:</w:t>
+      </w:r>
+    </w:p>
+    <w:p>
+      <w:pPr>
+        <w:pStyle w:val="Odrkovseznam"/>
         <w:rPr>
-          <w:b/>
-          <w:bCs/>
+          <w:rFonts w:eastAsiaTheme="minorHAnsi"/>
         </w:rPr>
       </w:pPr>
-      <w:proofErr w:type="spellStart"/>
       <w:r>
         <w:rPr>
-          <w:b/>
-          <w:bCs/>
+          <w:rFonts w:eastAsiaTheme="minorHAnsi"/>
         </w:rPr>
-        <w:t>Services</w:t>
-      </w:r>
-      <w:proofErr w:type="spellEnd"/>
-      <w:r>
+        <w:t>načtení uložených návyků při startu aplikace,</w:t>
+      </w:r>
+    </w:p>
+    <w:p>
+      <w:pPr>
+        <w:pStyle w:val="Odrkovseznam"/>
         <w:rPr>
-          <w:b/>
-          <w:bCs/>
+          <w:rFonts w:eastAsiaTheme="minorHAnsi"/>
         </w:rPr>
-        <w:t xml:space="preserve"> &amp; </w:t>
-      </w:r>
-      <w:proofErr w:type="spellStart"/>
+      </w:pPr>
       <w:r>
         <w:rPr>
-          <w:b/>
-          <w:bCs/>
+          <w:rFonts w:eastAsiaTheme="minorHAnsi"/>
         </w:rPr>
-        <w:t>Dependency</w:t>
-      </w:r>
-      <w:proofErr w:type="spellEnd"/>
+        <w:t xml:space="preserve">správu stavu pomocí </w:t>
+      </w:r>
+      <w:proofErr w:type="spellStart"/>
       <w:r>
         <w:rPr>
-          <w:b/>
-          <w:bCs/>
+          <w:rFonts w:eastAsiaTheme="minorHAnsi"/>
+        </w:rPr>
+        <w:t>BehaviorSubject</w:t>
+      </w:r>
+      <w:proofErr w:type="spellEnd"/>
+      <w:r>
+        <w:rPr>
+          <w:rFonts w:eastAsiaTheme="minorHAnsi"/>
+        </w:rPr>
+        <w:t>, aby se změny okamžitě propagovaly do komponent,</w:t>
+      </w:r>
+    </w:p>
+    <w:p>
+      <w:pPr>
+        <w:pStyle w:val="Odrkovseznam"/>
+        <w:rPr>
+          <w:rFonts w:eastAsiaTheme="minorHAnsi"/>
+        </w:rPr>
+      </w:pPr>
+      <w:r>
+        <w:rPr>
+          <w:rFonts w:eastAsiaTheme="minorHAnsi"/>
+        </w:rPr>
+        <w:t xml:space="preserve">perzistenci dat pomocí </w:t>
+      </w:r>
+      <w:proofErr w:type="spellStart"/>
+      <w:r>
+        <w:rPr>
+          <w:rFonts w:eastAsiaTheme="minorHAnsi"/>
+        </w:rPr>
+        <w:t>localStorage</w:t>
+      </w:r>
+      <w:proofErr w:type="spellEnd"/>
+      <w:r>
+        <w:rPr>
+          <w:rFonts w:eastAsiaTheme="minorHAnsi"/>
+        </w:rPr>
+        <w:t>, tj. po přidání, smazání nebo aktualizaci se data opět uloží do prohlížeče.</w:t>
+      </w:r>
+    </w:p>
+    <w:p>
+      <w:r>
+        <w:t xml:space="preserve">Tímto způsobem je logika práce s daty oddělena od komponent (UI). Komponenty pouze zobrazují data a vyvolávají události (přidání/mazání/aktualizace), zatímco servis zodpovídá za konzistenci a ukládání. Aplikace tedy funguje bez </w:t>
+      </w:r>
+      <w:proofErr w:type="spellStart"/>
+      <w:r>
+        <w:t>backendu</w:t>
+      </w:r>
+      <w:proofErr w:type="spellEnd"/>
+      <w:r>
+        <w:t xml:space="preserve"> – data jsou lokálně a stabilně dostupná i po obnovení stránky.</w:t>
+      </w:r>
+    </w:p>
+    <w:p>
+      <w:pPr>
+        <w:pStyle w:val="Nadpis2"/>
+      </w:pPr>
+      <w:r>
+        <w:t>Hlavní UI a navigace</w:t>
+      </w:r>
+      <w:bookmarkEnd w:id="34"/>
+    </w:p>
+    <w:p>
+      <w:bookmarkStart w:id="35" w:name="_Toc226556246"/>
+      <w:r>
+        <w:t xml:space="preserve">Uživatelské rozhraní jsem postavil jako jednostránková aplikace ve frameworku Angular. Základní struktura aplikace se nachází v </w:t>
+      </w:r>
+      <w:proofErr w:type="spellStart"/>
+      <w:r>
+        <w:t>Angularem</w:t>
+      </w:r>
+      <w:proofErr w:type="spellEnd"/>
+      <w:r>
+        <w:t xml:space="preserve"> přes CLI předdefinované komponentě </w:t>
+      </w:r>
+      <w:proofErr w:type="spellStart"/>
+      <w:r>
+        <w:t>AppComponent</w:t>
+      </w:r>
+      <w:proofErr w:type="spellEnd"/>
+      <w:r>
+        <w:t>. Komponenta řídí hlavní layout celé stránky a přepínání jednotlivých karet návyků.</w:t>
+      </w:r>
+    </w:p>
+    <w:p>
+      <w:r>
+        <w:t>Navigace v aplikaci je vyřešena pomocí Angular Material karet neboli mat-</w:t>
+      </w:r>
+      <w:proofErr w:type="spellStart"/>
+      <w:r>
+        <w:t>tab</w:t>
+      </w:r>
+      <w:proofErr w:type="spellEnd"/>
+      <w:r>
+        <w:t>-</w:t>
+      </w:r>
+      <w:proofErr w:type="spellStart"/>
+      <w:r>
+        <w:t>group</w:t>
+      </w:r>
+      <w:proofErr w:type="spellEnd"/>
+      <w:r>
+        <w:t>, která dle předaného parametru typu návyků načte a zobrazí správnou podmnožinu pole návyků. Díky dvěma existujícím typům návyků, jsou jen 2 podmnožiny:</w:t>
+      </w:r>
+    </w:p>
+    <w:p>
+      <w:pPr>
+        <w:pStyle w:val="Odrkovseznam"/>
+        <w:rPr>
+          <w:rFonts w:eastAsiaTheme="minorHAnsi"/>
+        </w:rPr>
+      </w:pPr>
+      <w:r>
+        <w:rPr>
+          <w:rFonts w:eastAsiaTheme="minorHAnsi"/>
+        </w:rPr>
+        <w:t>Karta s "</w:t>
+      </w:r>
+      <w:proofErr w:type="spellStart"/>
+      <w:r>
+        <w:rPr>
+          <w:rFonts w:eastAsiaTheme="minorHAnsi"/>
+        </w:rPr>
+        <w:t>Good</w:t>
+      </w:r>
+      <w:proofErr w:type="spellEnd"/>
+      <w:r>
+        <w:rPr>
+          <w:rFonts w:eastAsiaTheme="minorHAnsi"/>
         </w:rPr>
         <w:t xml:space="preserve"> </w:t>
       </w:r>
       <w:proofErr w:type="spellStart"/>
       <w:r>
         <w:rPr>
-          <w:b/>
-          <w:bCs/>
+          <w:rFonts w:eastAsiaTheme="minorHAnsi"/>
         </w:rPr>
-        <w:t>Injection</w:t>
-      </w:r>
-      <w:proofErr w:type="spellEnd"/>
-    </w:p>
-    <w:p>
-      <w:r>
-        <w:t xml:space="preserve">Pro práci s daty používám službu </w:t>
-      </w:r>
-      <w:proofErr w:type="spellStart"/>
-      <w:r>
-        <w:t>DataService</w:t>
-      </w:r>
-      <w:proofErr w:type="spellEnd"/>
-      <w:r>
-        <w:t>. Tato služba je v projektu zodpovědná za to, aby aplikace měla odkud brát data a kam je ukládat. V mém případě se data ukládají lokálně v prohlížeči (pomocí lokálního uložiště). Komponenty tak nemusejí řešit samotnou logiku ukládání – jen si řeknou, jaké data potřebují, a služba je poskytne.</w:t>
-      </w:r>
-      <w:r>
-        <w:br/>
-        <w:t xml:space="preserve">Angular k tomu přidává ještě systém </w:t>
-      </w:r>
-      <w:proofErr w:type="spellStart"/>
-      <w:r>
-        <w:t>Dependency</w:t>
-      </w:r>
-      <w:proofErr w:type="spellEnd"/>
-      <w:r>
-        <w:t xml:space="preserve"> </w:t>
-      </w:r>
-      <w:proofErr w:type="spellStart"/>
-      <w:r>
-        <w:t>Injection</w:t>
-      </w:r>
-      <w:proofErr w:type="spellEnd"/>
-      <w:r>
-        <w:t>. Výsledek je, že se logika (</w:t>
-      </w:r>
-      <w:proofErr w:type="spellStart"/>
-      <w:r>
-        <w:t>DataService</w:t>
-      </w:r>
-      <w:proofErr w:type="spellEnd"/>
-      <w:r>
-        <w:t xml:space="preserve">) lépe odděluje od uživatelského rozhraní (komponenty). Kód je potom </w:t>
-      </w:r>
-      <w:proofErr w:type="gramStart"/>
-      <w:r>
-        <w:t>přehlednější</w:t>
-      </w:r>
-      <w:proofErr w:type="gramEnd"/>
-      <w:r>
-        <w:t xml:space="preserve"> </w:t>
-      </w:r>
-      <w:r>
-        <w:t>a hlavně jednodušší na případné úpravy, protože změny v datové logice nezasáhnou tolik UI a naopak.</w:t>
-      </w:r>
-    </w:p>
-    <w:p>
-      <w:pPr>
-        <w:spacing w:after="160" w:line="278" w:lineRule="auto"/>
+        <w:t>Habits</w:t>
+      </w:r>
+      <w:proofErr w:type="spellEnd"/>
+      <w:r>
         <w:rPr>
-          <w:b/>
-          <w:bCs/>
+          <w:rFonts w:eastAsiaTheme="minorHAnsi"/>
         </w:rPr>
-      </w:pPr>
+        <w:t xml:space="preserve">" zobrazuje kladné návyky, které uživatel chce každý den dodržovat. Tato podmnožina je </w:t>
+      </w:r>
+      <w:proofErr w:type="spellStart"/>
       <w:r>
         <w:rPr>
-          <w:b/>
-          <w:bCs/>
+          <w:rFonts w:eastAsiaTheme="minorHAnsi"/>
         </w:rPr>
-        <w:t>Angular CLI</w:t>
-      </w:r>
-    </w:p>
-    <w:p>
-      <w:r>
-        <w:t>Při vývoji jsem hodně využíval Angular CLI. To je příkazový nástroj, který Angular poskytuje a který pomáhá zautomatizovat několik činností. Například se pomocí něj dají generovat nové komponenty, služby nebo další části projektu. Také se přes něj spouští vývojový server v</w:t>
-      </w:r>
-      <w:r>
-        <w:t> </w:t>
-      </w:r>
-      <w:proofErr w:type="spellStart"/>
-      <w:r>
-        <w:t>localhost</w:t>
-      </w:r>
-      <w:r>
-        <w:t>u</w:t>
-      </w:r>
-      <w:proofErr w:type="spellEnd"/>
-      <w:r>
-        <w:t xml:space="preserve"> na </w:t>
-      </w:r>
-      <w:proofErr w:type="spellStart"/>
-      <w:r>
-        <w:t>protu</w:t>
-      </w:r>
-      <w:proofErr w:type="spellEnd"/>
-      <w:r>
-        <w:t xml:space="preserve"> 4200</w:t>
-      </w:r>
-      <w:r>
-        <w:t>.</w:t>
-      </w:r>
-      <w:r>
-        <w:t xml:space="preserve"> </w:t>
-      </w:r>
-      <w:r>
-        <w:t xml:space="preserve">Pro mě bylo Angular CLI důležité i kvůli času. Když člověk dělá ročníkovou práci, nechce ručně vytvářet strukturu pro každou </w:t>
-      </w:r>
-      <w:r>
-        <w:lastRenderedPageBreak/>
-        <w:t>komponentu. CLI mi to připravilo rychle a správně, takže jsem se mohl soustředit hlavně na vlastní funkčnost aplikace.</w:t>
-      </w:r>
-    </w:p>
-    <w:p>
-      <w:pPr>
-        <w:pStyle w:val="Nadpis2"/>
-      </w:pPr>
-      <w:r>
-        <w:t>Angular Material</w:t>
-      </w:r>
-    </w:p>
-    <w:p>
-      <w:r>
-        <w:t xml:space="preserve">Aby měla aplikace co nejhezčí a profesionální </w:t>
-      </w:r>
-      <w:proofErr w:type="gramStart"/>
-      <w:r>
-        <w:t>vzhled</w:t>
-      </w:r>
-      <w:proofErr w:type="gramEnd"/>
-      <w:r>
-        <w:t xml:space="preserve"> a hlavně byla příjemná pro uživatele, rozhodl jsem se použít Angular Material. Je to knihovna komponent, které jsou navržené podle principů Material Designu od Googlu. Díky tomu aplikace nepůsobí „nesourodě“ – komponenty mají podobný styl, chování i vizuální konzistenci.</w:t>
-      </w:r>
-      <w:r>
-        <w:t xml:space="preserve"> </w:t>
-      </w:r>
-      <w:r>
-        <w:t>Z hlediska ročníkové práce mi Angular Material také ušetřil spoustu času. Nemusel jsem navrhovat všechno od nuly (což by bylo zbytečně těžké a pomalé), ale mohl jsem se soustředit na samotnou logiku Habit-Trackeru. Vzhled se navíc dal postupně doladit pomocí SCSS tak, aby seděl do mé barevné schématu.</w:t>
-      </w:r>
-    </w:p>
-    <w:p>
-      <w:pPr>
-        <w:spacing w:after="160" w:line="278" w:lineRule="auto"/>
+        <w:t>definováná</w:t>
+      </w:r>
+      <w:proofErr w:type="spellEnd"/>
+      <w:r>
         <w:rPr>
-          <w:b/>
-          <w:bCs/>
+          <w:rFonts w:eastAsiaTheme="minorHAnsi"/>
         </w:rPr>
-      </w:pPr>
-      <w:r>
-        <w:rPr>
-          <w:b/>
-          <w:bCs/>
-        </w:rPr>
-        <w:t>Karty a panely</w:t>
-      </w:r>
-    </w:p>
-    <w:p>
-      <w:r>
-        <w:t xml:space="preserve">Pro hlavní stránku jsou klíčové komponenty </w:t>
-      </w:r>
-      <w:proofErr w:type="spellStart"/>
-      <w:r>
-        <w:t>MatCard</w:t>
-      </w:r>
-      <w:proofErr w:type="spellEnd"/>
-      <w:r>
-        <w:t xml:space="preserve"> a </w:t>
-      </w:r>
-      <w:proofErr w:type="spellStart"/>
-      <w:r>
-        <w:t>MatTabs</w:t>
-      </w:r>
-      <w:proofErr w:type="spellEnd"/>
-      <w:r>
-        <w:t xml:space="preserve">. </w:t>
-      </w:r>
-      <w:proofErr w:type="spellStart"/>
-      <w:r>
-        <w:t>MatCard</w:t>
-      </w:r>
-      <w:proofErr w:type="spellEnd"/>
-      <w:r>
-        <w:t xml:space="preserve"> používám tam, kde chci mít návyky zobrazené v ucelených „kartách“ – uživatel pak hned vidí strukturu a nemusí se v obsahu ztrácet. </w:t>
-      </w:r>
-      <w:proofErr w:type="spellStart"/>
-      <w:r>
-        <w:t>MatTabs</w:t>
-      </w:r>
-      <w:proofErr w:type="spellEnd"/>
-      <w:r>
-        <w:t xml:space="preserve"> zase řeší přepínání mezi dvěma kategoriemi návyků. V mém případě to jsou „dobré“ a „špatné“ návyky. Tento způsob přepínání je pro uživatele intuitivní, protože místo přesměrování nebo složitých filtrů jen přepne záložku a hned vidí relevantní obsah.</w:t>
-      </w:r>
-    </w:p>
-    <w:p>
-      <w:pPr>
-        <w:spacing w:after="160" w:line="278" w:lineRule="auto"/>
-        <w:rPr>
-          <w:b/>
-          <w:bCs/>
-        </w:rPr>
-      </w:pPr>
-      <w:r>
-        <w:rPr>
-          <w:b/>
-          <w:bCs/>
-        </w:rPr>
-        <w:t>Formulářové prvky a ikony</w:t>
-      </w:r>
-    </w:p>
-    <w:p>
-      <w:r>
-        <w:t xml:space="preserve">Pro zadávání názvu nového návyku a výběr barvy používám ovládací prvky </w:t>
-      </w:r>
-      <w:proofErr w:type="spellStart"/>
-      <w:r>
-        <w:t>MatFormField</w:t>
-      </w:r>
-      <w:proofErr w:type="spellEnd"/>
-      <w:r>
-        <w:t xml:space="preserve">. Tyhle prvky pomáhají držet formy přehledné a vizuálně jednotné. Dále jsem využil systém ikon přes komponentu </w:t>
-      </w:r>
-      <w:proofErr w:type="spellStart"/>
-      <w:r>
-        <w:t>MatIcon</w:t>
-      </w:r>
-      <w:proofErr w:type="spellEnd"/>
-      <w:r>
-        <w:t>. Ikony jsem použil jako vizuální doplněk k návykům, aby bylo možné návyky rychleji rozpoznat a aby vzhled aplikace nebyl jen „textový“, ale měl i jasné symboly. I když se to může zdát jako drobnost, v praxi to zvyšuje použitelnost a uživatelský komfort</w:t>
-      </w:r>
-    </w:p>
-    <w:p>
-      <w:pPr>
-        <w:spacing w:after="160" w:line="278" w:lineRule="auto"/>
-        <w:rPr>
-          <w:b/>
-          <w:bCs/>
-        </w:rPr>
-      </w:pPr>
-      <w:proofErr w:type="spellStart"/>
-      <w:r>
-        <w:rPr>
-          <w:b/>
-          <w:bCs/>
-        </w:rPr>
-        <w:t>Sass</w:t>
-      </w:r>
-      <w:proofErr w:type="spellEnd"/>
-      <w:r>
-        <w:rPr>
-          <w:b/>
-          <w:bCs/>
-        </w:rPr>
-        <w:t xml:space="preserve"> CSS (SCSS)</w:t>
-      </w:r>
-    </w:p>
-    <w:p>
-      <w:r>
-        <w:t xml:space="preserve">Původně jsem měl v plánu psát styly v LESS. V průběhu implementace Angular </w:t>
-      </w:r>
-      <w:proofErr w:type="spellStart"/>
-      <w:r>
-        <w:t>Materialu</w:t>
-      </w:r>
-      <w:proofErr w:type="spellEnd"/>
-      <w:r>
-        <w:t xml:space="preserve"> jsem ale přešel na SCSS. Rozhodnutí nebylo složité – Angular Material je postavený právě na </w:t>
-      </w:r>
-      <w:proofErr w:type="spellStart"/>
-      <w:r>
-        <w:t>Sass</w:t>
-      </w:r>
-      <w:proofErr w:type="spellEnd"/>
-      <w:r>
-        <w:t xml:space="preserve">, takže bylo logické držet se stejného </w:t>
-      </w:r>
-      <w:proofErr w:type="spellStart"/>
-      <w:r>
-        <w:t>stylovacího</w:t>
-      </w:r>
-      <w:proofErr w:type="spellEnd"/>
-      <w:r>
-        <w:t xml:space="preserve"> systému. Tím jsem chtěl dosáhnout plné </w:t>
-      </w:r>
-      <w:proofErr w:type="gramStart"/>
-      <w:r>
-        <w:t>kompatibility</w:t>
-      </w:r>
-      <w:proofErr w:type="gramEnd"/>
-      <w:r>
-        <w:t xml:space="preserve"> a hlavně konzistence stylů v celém projektu.</w:t>
-      </w:r>
-    </w:p>
-    <w:p>
-      <w:r>
-        <w:t xml:space="preserve">SCSS mi navíc umožňuje psát přehlednější CSS díky některým vlastnostem navíc oproti klasickému CSS. Například pracuji s proměnnými, umím vnořovat styly do logické struktury a používám </w:t>
-      </w:r>
-      <w:proofErr w:type="spellStart"/>
-      <w:r>
-        <w:t>mixiny</w:t>
-      </w:r>
-      <w:proofErr w:type="spellEnd"/>
-      <w:r>
-        <w:t xml:space="preserve">. Díky tomu se vyhnu zbytečnému opakování kódu a </w:t>
-      </w:r>
-      <w:proofErr w:type="spellStart"/>
-      <w:r>
-        <w:t>stylovací</w:t>
-      </w:r>
-      <w:proofErr w:type="spellEnd"/>
-      <w:r>
-        <w:t xml:space="preserve"> logika se dá lépe udržovat i do budoucna.</w:t>
-      </w:r>
-    </w:p>
-    <w:p>
-      <w:pPr>
-        <w:spacing w:after="160" w:line="278" w:lineRule="auto"/>
-        <w:rPr>
-          <w:b/>
-          <w:bCs/>
-        </w:rPr>
-      </w:pPr>
-      <w:proofErr w:type="spellStart"/>
-      <w:r>
-        <w:rPr>
-          <w:b/>
-          <w:bCs/>
-        </w:rPr>
-        <w:t>Variables</w:t>
-      </w:r>
-      <w:proofErr w:type="spellEnd"/>
-    </w:p>
-    <w:p>
-      <w:r>
-        <w:t xml:space="preserve">V SCSS používám </w:t>
-      </w:r>
-      <w:proofErr w:type="spellStart"/>
-      <w:r>
-        <w:t>variables</w:t>
-      </w:r>
-      <w:proofErr w:type="spellEnd"/>
-      <w:r>
-        <w:t xml:space="preserve"> pro centrální definici barev a typografie. V souboru se globálními styly mám nastavené barvy pro pozitivní a negativní návyky, ale také základní barvy, které se používají napříč aplikací. Výhoda je, že když bych chtěl změnit barevné schéma, nemusím procházet celý projekt a hledat všechny konkrétní barvy. Stačí upravit proměnné na jednom místě, a úprava se projeví všude.</w:t>
-      </w:r>
-    </w:p>
-    <w:p>
-      <w:pPr>
-        <w:spacing w:after="160" w:line="278" w:lineRule="auto"/>
-        <w:rPr>
-          <w:b/>
-          <w:bCs/>
-        </w:rPr>
-      </w:pPr>
-      <w:proofErr w:type="spellStart"/>
-      <w:r>
-        <w:rPr>
-          <w:b/>
-          <w:bCs/>
-        </w:rPr>
-        <w:t>Nesting</w:t>
-      </w:r>
-      <w:proofErr w:type="spellEnd"/>
-    </w:p>
-    <w:p>
-      <w:proofErr w:type="spellStart"/>
-      <w:r>
-        <w:lastRenderedPageBreak/>
-        <w:t>Nesting</w:t>
-      </w:r>
-      <w:proofErr w:type="spellEnd"/>
-      <w:r>
-        <w:t xml:space="preserve"> (vnořování) využívám hlavně pro čitelnost. Kód se pak podobá struktuře HTML. To mi pomáhá při ladění, protože vidím, že styl patří právě k danému prvku nebo komponentě. Například když </w:t>
-      </w:r>
-      <w:proofErr w:type="gramStart"/>
-      <w:r>
-        <w:t>upravuju</w:t>
-      </w:r>
-      <w:proofErr w:type="gramEnd"/>
-      <w:r>
-        <w:t xml:space="preserve"> vzhled tlačítka v kartách návyků, je jasné, kam daný blok stylu patří, a nemusím zbytečně hledat v dlouhém CSS souboru.</w:t>
-      </w:r>
-    </w:p>
-    <w:p>
-      <w:pPr>
-        <w:spacing w:after="160" w:line="278" w:lineRule="auto"/>
-        <w:rPr>
-          <w:b/>
-          <w:bCs/>
-        </w:rPr>
-      </w:pPr>
-      <w:proofErr w:type="spellStart"/>
-      <w:r>
-        <w:rPr>
-          <w:b/>
-          <w:bCs/>
-        </w:rPr>
-        <w:t>Mixins</w:t>
-      </w:r>
-      <w:proofErr w:type="spellEnd"/>
-    </w:p>
-    <w:p>
-      <w:proofErr w:type="spellStart"/>
-      <w:r>
-        <w:t>Mixins</w:t>
-      </w:r>
-      <w:proofErr w:type="spellEnd"/>
-      <w:r>
-        <w:t xml:space="preserve"> používám v momentě, kdy se v projektu objevují podobné opakující se vizuální efekty. V Habit-Trackeru se to projevilo třeba u stínů karet (box-shadow) nebo u responzivních bodů (media queries). </w:t>
-      </w:r>
-      <w:proofErr w:type="spellStart"/>
-      <w:r>
-        <w:t>Mixiny</w:t>
-      </w:r>
-      <w:proofErr w:type="spellEnd"/>
-      <w:r>
-        <w:t xml:space="preserve"> mi pomáhají zachovat vizuální konzistenci napříč aplikací a zároveň snižují množství opakovaného kódu. Když se pak něco rozhodnu změnit, upravím </w:t>
-      </w:r>
-      <w:proofErr w:type="spellStart"/>
-      <w:r>
-        <w:t>mixin</w:t>
-      </w:r>
-      <w:proofErr w:type="spellEnd"/>
-      <w:r>
-        <w:t xml:space="preserve"> a změna se projeví ve všech místech, kde se </w:t>
-      </w:r>
-      <w:proofErr w:type="spellStart"/>
-      <w:r>
-        <w:t>mixin</w:t>
-      </w:r>
-      <w:proofErr w:type="spellEnd"/>
-      <w:r>
-        <w:t xml:space="preserve"> používá.</w:t>
-      </w:r>
-    </w:p>
-    <w:p>
-      <w:pPr>
-        <w:pStyle w:val="Nadpis2"/>
-      </w:pPr>
-      <w:r>
-        <w:t>Netlify</w:t>
-      </w:r>
-    </w:p>
-    <w:p>
-      <w:r>
-        <w:t>V minulosti mě vždycky zajímalo, jak dostat vytvořenou aplikaci na web, aby ji šlo reálně sdílet. Netlify je v tomhle ohledu jednoduchá a docela „student-</w:t>
-      </w:r>
-      <w:proofErr w:type="spellStart"/>
-      <w:r>
-        <w:t>friendly</w:t>
-      </w:r>
-      <w:proofErr w:type="spellEnd"/>
-      <w:r>
-        <w:t xml:space="preserve">“ platforma. Nabízí rychlé publikování bez toho, aby člověk musel řešit složitý </w:t>
-      </w:r>
-      <w:proofErr w:type="spellStart"/>
-      <w:r>
-        <w:t>backend</w:t>
-      </w:r>
-      <w:proofErr w:type="spellEnd"/>
-      <w:r>
-        <w:t xml:space="preserve"> nebo vlastní konfiguraci serveru.</w:t>
-      </w:r>
-    </w:p>
-    <w:p>
-      <w:r>
-        <w:t>Protože je Habit-Tracker single-page aplikace bez potřeby databáze, Netlify mi dává smysl. Aplikaci lze nasadit tak, že se build verze projektu publikují do produkce. Netlify sice umožňuje i použití databáze, ale v mém případě jsem ji zatím nepotřeboval – data si totiž aplikace ukládá lokálně v prohlížeči. Díky tomu je nasazení jednodušší a celý projekt je soustředěný spíš na samotnou funkcionalitu UI.</w:t>
-      </w:r>
-    </w:p>
-    <w:p>
-      <w:r>
-        <w:br w:type="page"/>
-      </w:r>
-    </w:p>
-    <w:p>
-      <w:pPr>
-        <w:pStyle w:val="Nadpis1"/>
-      </w:pPr>
-      <w:bookmarkStart w:id="32" w:name="_Toc226556241"/>
-      <w:r>
-        <w:lastRenderedPageBreak/>
-        <w:t>Praktická</w:t>
-      </w:r>
-      <w:r>
-        <w:t xml:space="preserve"> část</w:t>
-      </w:r>
-      <w:bookmarkEnd w:id="32"/>
-    </w:p>
-    <w:p>
-      <w:r>
-        <w:t>Když jsme si teď prošli základy nástrojů a Angular knihoven, je nejlepší čas se podívat na to, jak přesně jsem s těmito vymoženostmi pracoval</w:t>
-      </w:r>
-      <w:r>
-        <w:t xml:space="preserve"> při vytvářeních jednotlivých částí mého </w:t>
-      </w:r>
-      <w:r>
-        <w:t>Habit-Tracker</w:t>
-      </w:r>
-      <w:r>
-        <w:t>u.</w:t>
-      </w:r>
-      <w:r>
-        <w:t xml:space="preserve"> Kapitoly této sekce budou věnovány jednotlivým částem vývoje</w:t>
-      </w:r>
-      <w:bookmarkStart w:id="33" w:name="_Toc226556244"/>
-    </w:p>
-    <w:p>
-      <w:pPr>
-        <w:pStyle w:val="Nadpis2"/>
-      </w:pPr>
-      <w:r>
-        <w:t>Modelovaní dat a služby</w:t>
-      </w:r>
-      <w:bookmarkEnd w:id="33"/>
-    </w:p>
-    <w:p>
-      <w:r>
-        <w:t>V aplikaci jsem vytvořil datový model pomocí typu/modelu Habit (anglicky řečeno návyk). Tento typ má v sobě následující vlastnosti potřebné pro co nejlepší zpracování návyku v aplikaci:</w:t>
+        <w:t xml:space="preserve"> typem "positive".</w:t>
       </w:r>
     </w:p>
     <w:p>
       <w:pPr>
         <w:pStyle w:val="Odrkovseznam"/>
         <w:rPr>
-          <w:i/>
-          <w:iCs/>
+          <w:rFonts w:eastAsiaTheme="minorHAnsi"/>
         </w:rPr>
       </w:pPr>
       <w:r>
         <w:rPr>
-          <w:i/>
-          <w:iCs/>
-          <w:u w:val="single"/>
+          <w:rFonts w:eastAsiaTheme="minorHAnsi"/>
         </w:rPr>
-        <w:t>I</w:t>
-      </w:r>
+        <w:t>Karta s "</w:t>
+      </w:r>
+      <w:proofErr w:type="spellStart"/>
       <w:r>
         <w:rPr>
-          <w:i/>
-          <w:iCs/>
-          <w:u w:val="single"/>
+          <w:rFonts w:eastAsiaTheme="minorHAnsi"/>
         </w:rPr>
-        <w:t>d</w:t>
-      </w:r>
-      <w:r>
-        <w:t xml:space="preserve">. </w:t>
-      </w:r>
-      <w:r>
-        <w:t>Pro vytvoření unikátního identifikátoru každého z</w:t>
-      </w:r>
-      <w:r>
-        <w:t> </w:t>
-      </w:r>
-      <w:r>
-        <w:t>návyků</w:t>
-      </w:r>
-      <w:r>
-        <w:t>. Hlavně využito v logice aplikace pro manipulaci s daným návykem, protože by se teoreticky mohli vyskytnou 2 úplně stejné návyky v ohledu na vlastnosti a vznikl by konflikt, ale s Id se tato situace nemůže stát, protože každé Id je jedinečné v celé aplikaci</w:t>
+        <w:t>Bad</w:t>
+      </w:r>
+      <w:proofErr w:type="spellEnd"/>
+      <w:r>
+        <w:rPr>
+          <w:rFonts w:eastAsiaTheme="minorHAnsi"/>
+        </w:rPr>
+        <w:t xml:space="preserve"> </w:t>
+      </w:r>
+      <w:proofErr w:type="spellStart"/>
+      <w:r>
+        <w:rPr>
+          <w:rFonts w:eastAsiaTheme="minorHAnsi"/>
+        </w:rPr>
+        <w:t>Habits</w:t>
+      </w:r>
+      <w:proofErr w:type="spellEnd"/>
+      <w:r>
+        <w:rPr>
+          <w:rFonts w:eastAsiaTheme="minorHAnsi"/>
+        </w:rPr>
+        <w:t xml:space="preserve">" zobrazuje zlozvyky, které by si uživatel chtěl každý den držet co nejdál od svého denního života. Tato podmnožina je </w:t>
+      </w:r>
+      <w:proofErr w:type="spellStart"/>
+      <w:r>
+        <w:rPr>
+          <w:rFonts w:eastAsiaTheme="minorHAnsi"/>
+        </w:rPr>
+        <w:t>definováná</w:t>
+      </w:r>
+      <w:proofErr w:type="spellEnd"/>
+      <w:r>
+        <w:rPr>
+          <w:rFonts w:eastAsiaTheme="minorHAnsi"/>
+        </w:rPr>
+        <w:t xml:space="preserve"> typem "negative".</w:t>
+      </w:r>
+    </w:p>
+    <w:p>
+      <w:r>
+        <w:t xml:space="preserve">Každá karta v této komponentě </w:t>
+      </w:r>
+      <w:proofErr w:type="spellStart"/>
+      <w:r>
+        <w:t>renderuje</w:t>
+      </w:r>
+      <w:proofErr w:type="spellEnd"/>
+      <w:r>
+        <w:t xml:space="preserve"> samostatnou komponentu, konkrétněji mnou definovanou </w:t>
+      </w:r>
+      <w:proofErr w:type="spellStart"/>
+      <w:r>
+        <w:t>app-habits-tab</w:t>
+      </w:r>
+      <w:proofErr w:type="spellEnd"/>
+      <w:r>
+        <w:t>, která podle předaného parametru typu načte a zobrazí správnou podmnožinu návyků.</w:t>
+      </w:r>
+    </w:p>
+    <w:p>
+      <w:r>
+        <w:t xml:space="preserve">V horní části stránky je umístěný </w:t>
+      </w:r>
+      <w:proofErr w:type="spellStart"/>
+      <w:r>
+        <w:t>toolbar</w:t>
+      </w:r>
+      <w:proofErr w:type="spellEnd"/>
+      <w:r>
+        <w:t xml:space="preserve"> (mat-</w:t>
+      </w:r>
+      <w:proofErr w:type="spellStart"/>
+      <w:r>
+        <w:t>toolbar</w:t>
+      </w:r>
+      <w:proofErr w:type="spellEnd"/>
+      <w:r>
+        <w:t>), který obsahuje základní akce:</w:t>
       </w:r>
     </w:p>
     <w:p>
       <w:pPr>
         <w:pStyle w:val="Odrkovseznam"/>
         <w:rPr>
-          <w:i/>
-          <w:iCs/>
+          <w:rFonts w:eastAsiaTheme="minorHAnsi"/>
         </w:rPr>
       </w:pPr>
       <w:r>
         <w:rPr>
-          <w:i/>
-          <w:iCs/>
-          <w:u w:val="single"/>
+          <w:rFonts w:eastAsiaTheme="minorHAnsi"/>
         </w:rPr>
-        <w:t>Name</w:t>
-      </w:r>
-      <w:r>
-        <w:t>.</w:t>
-      </w:r>
-      <w:r>
-        <w:t xml:space="preserve"> </w:t>
-      </w:r>
-      <w:r>
-        <w:t>Pro vlastní pojmenování návyku, protože každý uživatel myslí jinak, a ne každý by se mohl shodnout na stejném názvu. Každý uživatel může pojmenovat své návyky, jak se mu to hodí.</w:t>
+        <w:lastRenderedPageBreak/>
+        <w:t xml:space="preserve">Export </w:t>
+      </w:r>
+      <w:proofErr w:type="spellStart"/>
+      <w:r>
+        <w:rPr>
+          <w:rFonts w:eastAsiaTheme="minorHAnsi"/>
+        </w:rPr>
+        <w:t>Habits</w:t>
+      </w:r>
+      <w:proofErr w:type="spellEnd"/>
+      <w:r>
+        <w:rPr>
+          <w:rFonts w:eastAsiaTheme="minorHAnsi"/>
+        </w:rPr>
+        <w:t xml:space="preserve"> – dovolí stáhnutí aktuálních dat jako JSON soubor,</w:t>
       </w:r>
     </w:p>
     <w:p>
       <w:pPr>
         <w:pStyle w:val="Odrkovseznam"/>
         <w:rPr>
-          <w:i/>
-          <w:iCs/>
+          <w:rFonts w:eastAsiaTheme="minorHAnsi"/>
         </w:rPr>
       </w:pPr>
       <w:r>
         <w:rPr>
-          <w:i/>
-          <w:iCs/>
-          <w:u w:val="single"/>
+          <w:rFonts w:eastAsiaTheme="minorHAnsi"/>
         </w:rPr>
-        <w:t>Description</w:t>
-      </w:r>
-      <w:r>
-        <w:t>. V</w:t>
-      </w:r>
-      <w:r>
-        <w:t>šechno potřebuje popisek, a proto jsem se rozhodl dát uživatelům možnost si pojmenované návyky i popsat. Tuto možnost více použijí spíše ti lidé, kteří vědí, že si například o týden později nebudou pamatovat, co přesně jaký návyk znamená.</w:t>
+        <w:t xml:space="preserve">Import </w:t>
+      </w:r>
+      <w:proofErr w:type="spellStart"/>
+      <w:r>
+        <w:rPr>
+          <w:rFonts w:eastAsiaTheme="minorHAnsi"/>
+        </w:rPr>
+        <w:t>Habits</w:t>
+      </w:r>
+      <w:proofErr w:type="spellEnd"/>
+      <w:r>
+        <w:rPr>
+          <w:rFonts w:eastAsiaTheme="minorHAnsi"/>
+        </w:rPr>
+        <w:t xml:space="preserve"> – otevře </w:t>
+      </w:r>
+      <w:proofErr w:type="spellStart"/>
+      <w:r>
+        <w:rPr>
+          <w:rFonts w:eastAsiaTheme="minorHAnsi"/>
+        </w:rPr>
+        <w:t>overlay</w:t>
+      </w:r>
+      <w:proofErr w:type="spellEnd"/>
+      <w:r>
+        <w:rPr>
+          <w:rFonts w:eastAsiaTheme="minorHAnsi"/>
+        </w:rPr>
+        <w:t xml:space="preserve">/okno pro import návyků, které je realizováno pomocí Angular Material komponenty </w:t>
+      </w:r>
+      <w:proofErr w:type="spellStart"/>
+      <w:r>
+        <w:rPr>
+          <w:rFonts w:eastAsiaTheme="minorHAnsi"/>
+        </w:rPr>
+        <w:t>stepper</w:t>
+      </w:r>
+      <w:proofErr w:type="spellEnd"/>
+      <w:r>
+        <w:rPr>
+          <w:rFonts w:eastAsiaTheme="minorHAnsi"/>
+        </w:rPr>
+        <w:t>.</w:t>
+      </w:r>
+    </w:p>
+    <w:p>
+      <w:r>
+        <w:t xml:space="preserve">Dále aplikace obsahuje plovoucí tlačítko (FAB) pro vytvoření nového návyku. Po kliknutí se zobrazí Angular Material komponenta </w:t>
+      </w:r>
+      <w:proofErr w:type="spellStart"/>
+      <w:r>
+        <w:t>overlay</w:t>
+      </w:r>
+      <w:proofErr w:type="spellEnd"/>
+      <w:r>
+        <w:t xml:space="preserve"> s formulářem (komponenta mnou definována </w:t>
+      </w:r>
+      <w:proofErr w:type="spellStart"/>
+      <w:r>
+        <w:t>app</w:t>
+      </w:r>
+      <w:proofErr w:type="spellEnd"/>
+      <w:r>
+        <w:t>-habit-</w:t>
+      </w:r>
+      <w:proofErr w:type="spellStart"/>
+      <w:r>
+        <w:t>form</w:t>
+      </w:r>
+      <w:proofErr w:type="spellEnd"/>
+      <w:r>
+        <w:t>).</w:t>
+      </w:r>
+    </w:p>
+    <w:p>
+      <w:r>
+        <w:t xml:space="preserve">Tímto rozdělením UI vzniká přehledně vypadající prostředí: uživatel se orientuje přes </w:t>
+      </w:r>
+      <w:proofErr w:type="spellStart"/>
+      <w:r>
+        <w:t>taby</w:t>
+      </w:r>
+      <w:proofErr w:type="spellEnd"/>
+      <w:r>
+        <w:t xml:space="preserve"> (dobré/špatné návyky), zatímco běžné akce (export/import JSON souborů s návyky) jsou dostupné z horní lišty a přidání návyků/zlozvyků z tlačítka v pravém dolním rohu stránky.</w:t>
+      </w:r>
+    </w:p>
+    <w:p>
+      <w:pPr>
+        <w:pStyle w:val="Nadpis2"/>
+      </w:pPr>
+      <w:r>
+        <w:t>Formulář pro vytváření nových návyků</w:t>
+      </w:r>
+      <w:bookmarkEnd w:id="35"/>
+    </w:p>
+    <w:p>
+      <w:r>
+        <w:t xml:space="preserve">Nový návyk se vytváří prostřednictvím komponenty </w:t>
+      </w:r>
+      <w:proofErr w:type="spellStart"/>
+      <w:r>
+        <w:t>HabitFormComponent</w:t>
+      </w:r>
+      <w:proofErr w:type="spellEnd"/>
+      <w:r>
+        <w:t xml:space="preserve">, která pracuje s formuláři pomocí Angular </w:t>
+      </w:r>
+      <w:proofErr w:type="spellStart"/>
+      <w:r>
+        <w:t>Reactive</w:t>
+      </w:r>
+      <w:proofErr w:type="spellEnd"/>
+      <w:r>
+        <w:t xml:space="preserve"> </w:t>
+      </w:r>
+      <w:proofErr w:type="spellStart"/>
+      <w:r>
+        <w:t>Forms</w:t>
+      </w:r>
+      <w:proofErr w:type="spellEnd"/>
+      <w:r>
+        <w:t xml:space="preserve"> (</w:t>
+      </w:r>
+      <w:proofErr w:type="spellStart"/>
+      <w:r>
+        <w:t>FormGroup</w:t>
+      </w:r>
+      <w:proofErr w:type="spellEnd"/>
+      <w:r>
+        <w:t xml:space="preserve"> a </w:t>
+      </w:r>
+      <w:proofErr w:type="spellStart"/>
+      <w:r>
+        <w:t>FormControl</w:t>
+      </w:r>
+      <w:proofErr w:type="spellEnd"/>
+      <w:r>
+        <w:t>).</w:t>
+      </w:r>
+    </w:p>
+    <w:p>
+      <w:r>
+        <w:t>Tímto přístupem je možné:</w:t>
       </w:r>
     </w:p>
     <w:p>
       <w:pPr>
         <w:pStyle w:val="Odrkovseznam"/>
+      </w:pPr>
+      <w:r>
+        <w:t>definovat validační pravidla přímo u polí,</w:t>
+      </w:r>
+    </w:p>
+    <w:p>
+      <w:pPr>
+        <w:pStyle w:val="Odrkovseznam"/>
+      </w:pPr>
+      <w:r>
+        <w:t>poskytovat uživateli srozumitelné chybové hlášky,</w:t>
+      </w:r>
+    </w:p>
+    <w:p>
+      <w:pPr>
+        <w:pStyle w:val="Odrkovseznam"/>
+      </w:pPr>
+      <w:r>
+        <w:t>zajistit, že se do aplikace ukládají pouze korektní data.</w:t>
+      </w:r>
+    </w:p>
+    <w:p>
+      <w:r>
+        <w:t>Formulář obsahuje pole:</w:t>
+      </w:r>
+    </w:p>
+    <w:p>
+      <w:pPr>
+        <w:pStyle w:val="Odrkovseznam"/>
+      </w:pPr>
+      <w:r>
+        <w:t>název (</w:t>
+      </w:r>
+      <w:proofErr w:type="spellStart"/>
+      <w:r>
+        <w:t>name</w:t>
+      </w:r>
+      <w:proofErr w:type="spellEnd"/>
+      <w:r>
+        <w:t>) – povinný údaj, omezení na maximálně 15 znaků,</w:t>
+      </w:r>
+    </w:p>
+    <w:p>
+      <w:pPr>
+        <w:pStyle w:val="Odrkovseznam"/>
+      </w:pPr>
+      <w:r>
+        <w:t>popis (</w:t>
+      </w:r>
+      <w:proofErr w:type="spellStart"/>
+      <w:r>
+        <w:t>description</w:t>
+      </w:r>
+      <w:proofErr w:type="spellEnd"/>
+      <w:r>
+        <w:t>) – doplňkový údaj, ale v kódu se ověřuje, aby nebyl prázdný (maximálně 25 znaků),</w:t>
+      </w:r>
+    </w:p>
+    <w:p>
+      <w:pPr>
+        <w:pStyle w:val="Odrkovseznam"/>
+      </w:pPr>
+      <w:r>
+        <w:t>typ (type) – volba kategorie (defaultně „positive“), validovaná jako povinná pro rozřazení do typů.</w:t>
+      </w:r>
+    </w:p>
+    <w:p>
+      <w:r>
+        <w:t>Klíčová je také logika proti duplicitám a přehnaně zapsaným návykům/zlozvykům. Před odesláním formuláře se provede kontrola, zda už neexistuje návyk stejného typu, který má shodný název nebo shodný popis (porovnání je case-</w:t>
+      </w:r>
+      <w:proofErr w:type="spellStart"/>
+      <w:r>
+        <w:t>insensitive</w:t>
+      </w:r>
+      <w:proofErr w:type="spellEnd"/>
+      <w:r>
+        <w:t xml:space="preserve"> a pracuje s </w:t>
+      </w:r>
+      <w:proofErr w:type="spellStart"/>
+      <w:r>
+        <w:t>trimmed</w:t>
+      </w:r>
+      <w:proofErr w:type="spellEnd"/>
+      <w:r>
+        <w:t xml:space="preserve"> řetězci pro lehčí zpracování textů). Pokud duplicita nastane, zobrazí se příslušná hláška a data se neuloží, okno zůstane otevřené.</w:t>
+      </w:r>
+    </w:p>
+    <w:p>
+      <w:r>
+        <w:t>Po naopak úspěšném odeslání se:</w:t>
+      </w:r>
+    </w:p>
+    <w:p>
+      <w:pPr>
+        <w:pStyle w:val="Odrkovseznam"/>
+      </w:pPr>
+      <w:r>
+        <w:t xml:space="preserve">vytvoří nový záznam návyku v </w:t>
+      </w:r>
+      <w:proofErr w:type="spellStart"/>
+      <w:r>
+        <w:t>DataService</w:t>
+      </w:r>
+      <w:proofErr w:type="spellEnd"/>
+      <w:r>
+        <w:t>,</w:t>
+      </w:r>
+    </w:p>
+    <w:p>
+      <w:pPr>
+        <w:pStyle w:val="Odrkovseznam"/>
+      </w:pPr>
+      <w:r>
+        <w:t>formulář se resetuje,</w:t>
+      </w:r>
+    </w:p>
+    <w:p>
+      <w:pPr>
+        <w:pStyle w:val="Odrkovseznam"/>
+      </w:pPr>
+      <w:proofErr w:type="spellStart"/>
+      <w:r>
+        <w:t>overlay</w:t>
+      </w:r>
+      <w:proofErr w:type="spellEnd"/>
+      <w:r>
+        <w:t xml:space="preserve"> se uzavře.</w:t>
+      </w:r>
+    </w:p>
+    <w:p>
+      <w:r>
+        <w:t>Tím je zajištěno, že se uživatelská data ukládají konzistentně a že aplikace není „zanesená“ duplicitami, které by zhoršovaly orientaci v seznamech.</w:t>
+      </w:r>
+    </w:p>
+    <w:p>
+      <w:r>
+        <w:lastRenderedPageBreak/>
+        <w:t>[FOTO FORMULÁŘE]</w:t>
+      </w:r>
+    </w:p>
+    <w:p>
+      <w:pPr>
+        <w:pStyle w:val="Nadpis2"/>
+      </w:pPr>
+      <w:bookmarkStart w:id="36" w:name="_Toc226556247"/>
+      <w:r>
+        <w:t>Seznamy návyků</w:t>
+      </w:r>
+      <w:bookmarkEnd w:id="36"/>
+    </w:p>
+    <w:p>
+      <w:r>
+        <w:t xml:space="preserve">Zobrazení seznamu návyků je řešeno komponentami </w:t>
+      </w:r>
+      <w:proofErr w:type="spellStart"/>
+      <w:r>
+        <w:t>HabitsListComponent</w:t>
+      </w:r>
+      <w:proofErr w:type="spellEnd"/>
+      <w:r>
+        <w:t xml:space="preserve"> a </w:t>
+      </w:r>
+      <w:proofErr w:type="spellStart"/>
+      <w:r>
+        <w:t>HabitComponent</w:t>
+      </w:r>
+      <w:proofErr w:type="spellEnd"/>
+      <w:r>
+        <w:t>. Tento způsob je výhodný, protože:</w:t>
+      </w:r>
+    </w:p>
+    <w:p>
+      <w:pPr>
+        <w:pStyle w:val="Odrkovseznam"/>
+      </w:pPr>
+      <w:proofErr w:type="spellStart"/>
+      <w:r>
+        <w:t>HabitsListComponent</w:t>
+      </w:r>
+      <w:proofErr w:type="spellEnd"/>
+      <w:r>
+        <w:t xml:space="preserve"> funguje jako „obálka“ pro seznam,</w:t>
+      </w:r>
+    </w:p>
+    <w:p>
+      <w:pPr>
+        <w:pStyle w:val="Odrkovseznam"/>
+      </w:pPr>
+      <w:proofErr w:type="spellStart"/>
+      <w:r>
+        <w:t>HabitComponent</w:t>
+      </w:r>
+      <w:proofErr w:type="spellEnd"/>
+      <w:r>
+        <w:t xml:space="preserve"> se stará o konkrétní položku (návyk/zlozvyk) a její lokální UI logiku.</w:t>
+      </w:r>
+    </w:p>
+    <w:p>
+      <w:pPr>
+        <w:pStyle w:val="Odrkovseznam"/>
+      </w:pPr>
+      <w:proofErr w:type="spellStart"/>
+      <w:r>
+        <w:t>HabitsListComponent</w:t>
+      </w:r>
+      <w:proofErr w:type="spellEnd"/>
+      <w:r>
+        <w:t xml:space="preserve"> pracuje </w:t>
+      </w:r>
+      <w:proofErr w:type="gramStart"/>
+      <w:r>
+        <w:t>s</w:t>
+      </w:r>
+      <w:proofErr w:type="gramEnd"/>
+      <w:r>
+        <w:t xml:space="preserve"> vstupy:</w:t>
+      </w:r>
+    </w:p>
+    <w:p>
+      <w:pPr>
+        <w:pStyle w:val="Odrkovseznam"/>
+      </w:pPr>
+      <w:proofErr w:type="spellStart"/>
+      <w:r>
+        <w:t>habits</w:t>
+      </w:r>
+      <w:proofErr w:type="spellEnd"/>
+      <w:r>
+        <w:t xml:space="preserve"> – pole návyků k zobrazení,</w:t>
+      </w:r>
+    </w:p>
+    <w:p>
+      <w:pPr>
+        <w:pStyle w:val="Odrkovseznam"/>
+      </w:pPr>
+      <w:r>
+        <w:t>type – typ seznamu (positive/negative),</w:t>
+      </w:r>
+    </w:p>
+    <w:p>
+      <w:r>
+        <w:t>a s výstupy pomocí eventů:</w:t>
+      </w:r>
+    </w:p>
+    <w:p>
+      <w:pPr>
+        <w:pStyle w:val="Odrkovseznam"/>
+      </w:pPr>
+      <w:proofErr w:type="spellStart"/>
+      <w:r>
+        <w:t>deleteHabit</w:t>
+      </w:r>
+      <w:proofErr w:type="spellEnd"/>
+      <w:r>
+        <w:t xml:space="preserve"> – odstranění návyku,</w:t>
+      </w:r>
+    </w:p>
+    <w:p>
+      <w:pPr>
+        <w:pStyle w:val="Odrkovseznam"/>
+      </w:pPr>
+      <w:proofErr w:type="spellStart"/>
+      <w:r>
+        <w:t>updateHabit</w:t>
+      </w:r>
+      <w:proofErr w:type="spellEnd"/>
+      <w:r>
+        <w:t xml:space="preserve"> – aktualizace položky (např. změna stavu splnění).</w:t>
+      </w:r>
+    </w:p>
+    <w:p>
+      <w:r>
+        <w:t xml:space="preserve">Tímto stylem se v </w:t>
+      </w:r>
+      <w:proofErr w:type="spellStart"/>
+      <w:r>
+        <w:t>Angularu</w:t>
+      </w:r>
+      <w:proofErr w:type="spellEnd"/>
+      <w:r>
+        <w:t xml:space="preserve"> udržuje čistá separace odpovědností: komponenta seznamu pouze </w:t>
+      </w:r>
+      <w:proofErr w:type="spellStart"/>
+      <w:r>
+        <w:t>renderuje</w:t>
+      </w:r>
+      <w:proofErr w:type="spellEnd"/>
+      <w:r>
+        <w:t xml:space="preserve"> položky a přeposílá uživatelské akce výše, zatímco logika úpravy dat zůstává v nadržené logice a v </w:t>
+      </w:r>
+      <w:proofErr w:type="spellStart"/>
+      <w:r>
+        <w:t>DataService</w:t>
+      </w:r>
+      <w:proofErr w:type="spellEnd"/>
+      <w:r>
+        <w:t>.</w:t>
+      </w:r>
+    </w:p>
+    <w:p>
+      <w:r>
+        <w:t>Výsledkem je přehledné UI, kdy uživatel vidí návyky či zlozvyky v seznamech, může s nimi pracovat a změny se ihned projeví v dalších částech aplikace (např. v grafu).</w:t>
+      </w:r>
+    </w:p>
+    <w:p>
+      <w:r>
+        <w:t xml:space="preserve">[FOTO SEZNAMU NÁVYKŮ (JE </w:t>
+      </w:r>
+      <w:proofErr w:type="gramStart"/>
+      <w:r>
+        <w:t>JEDNO</w:t>
+      </w:r>
+      <w:proofErr w:type="gramEnd"/>
+      <w:r>
+        <w:t xml:space="preserve"> KTERÁ KATEGORIE)]</w:t>
+      </w:r>
+    </w:p>
+    <w:p>
+      <w:pPr>
+        <w:pStyle w:val="Nadpis2"/>
+      </w:pPr>
+      <w:bookmarkStart w:id="37" w:name="_Toc226556248"/>
+      <w:r>
+        <w:t>Vizualizace plnění návyku</w:t>
+      </w:r>
+      <w:bookmarkEnd w:id="37"/>
+    </w:p>
+    <w:p>
+      <w:pPr>
         <w:rPr>
-          <w:i/>
-          <w:iCs/>
+          <w:rFonts w:ascii="Times New Roman" w:hAnsi="Times New Roman"/>
+          <w:sz w:val="24"/>
         </w:rPr>
       </w:pPr>
       <w:r>
+        <w:t xml:space="preserve">Aby uživatel viděl pokrok v čase, aplikace využívá mnou definovanou komponentu </w:t>
+      </w:r>
+      <w:proofErr w:type="spellStart"/>
+      <w:r>
+        <w:t>HabitGraph</w:t>
+      </w:r>
+      <w:proofErr w:type="spellEnd"/>
+      <w:r>
+        <w:t xml:space="preserve">, která zobrazuje historii plnění návyků graficky. K vizualizaci se používá knihovna </w:t>
+      </w:r>
+      <w:proofErr w:type="spellStart"/>
+      <w:r>
+        <w:t>ngx-charts</w:t>
+      </w:r>
+      <w:proofErr w:type="spellEnd"/>
+      <w:r>
+        <w:t>, která umožňuje snadno vytvořit přehledný graf.</w:t>
+      </w:r>
+    </w:p>
+    <w:p>
+      <w:r>
+        <w:t>Komponenta přijímá jako vstupy:</w:t>
+      </w:r>
+    </w:p>
+    <w:p>
+      <w:pPr>
+        <w:pStyle w:val="Odrkovseznam"/>
+      </w:pPr>
+      <w:proofErr w:type="spellStart"/>
+      <w:r>
+        <w:t>history</w:t>
+      </w:r>
+      <w:proofErr w:type="spellEnd"/>
+      <w:r>
+        <w:t xml:space="preserve">: </w:t>
+      </w:r>
+      <w:proofErr w:type="spellStart"/>
+      <w:proofErr w:type="gramStart"/>
+      <w:r>
+        <w:t>Date</w:t>
+      </w:r>
+      <w:proofErr w:type="spellEnd"/>
+      <w:r>
+        <w:t>[</w:t>
+      </w:r>
+      <w:proofErr w:type="gramEnd"/>
+      <w:r>
+        <w:t>] – seznam dat, kdy byl návyk splněn,</w:t>
+      </w:r>
+    </w:p>
+    <w:p>
+      <w:pPr>
+        <w:pStyle w:val="Odrkovseznam"/>
+      </w:pPr>
+      <w:proofErr w:type="spellStart"/>
+      <w:r>
+        <w:t>habitType</w:t>
+      </w:r>
+      <w:proofErr w:type="spellEnd"/>
+      <w:r>
+        <w:t xml:space="preserve"> – typ návyku, který ovlivňuje barvu grafu (dobré návyky jsou zobrazované typicky zeleně, špatné červeně).</w:t>
+      </w:r>
+    </w:p>
+    <w:p>
+      <w:r>
+        <w:t>Graf je navržen tak, aby uměl pracovat s různými časovými obdobími:</w:t>
+      </w:r>
+    </w:p>
+    <w:p>
+      <w:pPr>
+        <w:pStyle w:val="Odrkovseznam"/>
+      </w:pPr>
+      <w:proofErr w:type="spellStart"/>
+      <w:r>
+        <w:t>week</w:t>
+      </w:r>
+      <w:proofErr w:type="spellEnd"/>
+      <w:r>
+        <w:t xml:space="preserve"> (týden),</w:t>
+      </w:r>
+    </w:p>
+    <w:p>
+      <w:pPr>
+        <w:pStyle w:val="Odrkovseznam"/>
+      </w:pPr>
+      <w:proofErr w:type="spellStart"/>
+      <w:r>
+        <w:t>month</w:t>
+      </w:r>
+      <w:proofErr w:type="spellEnd"/>
+      <w:r>
+        <w:t xml:space="preserve"> (měsíc),</w:t>
+      </w:r>
+    </w:p>
+    <w:p>
+      <w:pPr>
+        <w:pStyle w:val="Odrkovseznam"/>
+      </w:pPr>
+      <w:proofErr w:type="spellStart"/>
+      <w:r>
+        <w:lastRenderedPageBreak/>
+        <w:t>year</w:t>
+      </w:r>
+      <w:proofErr w:type="spellEnd"/>
+      <w:r>
+        <w:t xml:space="preserve"> (rok),</w:t>
+      </w:r>
+    </w:p>
+    <w:p>
+      <w:pPr>
+        <w:pStyle w:val="Odrkovseznam"/>
+      </w:pPr>
+      <w:proofErr w:type="spellStart"/>
+      <w:r>
+        <w:t>all</w:t>
+      </w:r>
+      <w:proofErr w:type="spellEnd"/>
+      <w:r>
+        <w:t xml:space="preserve"> (historie celkem).</w:t>
+      </w:r>
+    </w:p>
+    <w:p>
+      <w:r>
+        <w:t>Při přepnutí období se přepočítá start a konec zobrazeného intervalu (</w:t>
+      </w:r>
+      <w:proofErr w:type="spellStart"/>
+      <w:r>
+        <w:t>computePeriodStart</w:t>
+      </w:r>
+      <w:proofErr w:type="spellEnd"/>
+      <w:r>
+        <w:t>) a následně se připraví data pro graf (</w:t>
+      </w:r>
+      <w:proofErr w:type="spellStart"/>
+      <w:r>
+        <w:t>prepareChartData</w:t>
+      </w:r>
+      <w:proofErr w:type="spellEnd"/>
+      <w:r>
+        <w:t>). V této logice probíhá tzv.</w:t>
+      </w:r>
+      <w:r>
+        <w:t xml:space="preserve"> binování – historie plnění se rozděluje do intervalových „košů“ (dny nebo měsíce podle zvoleného režimu) a v každém koši se spočítá počet splnění. Výsledkem je datová struktura, kterou graf vykreslí jako sloupcový/časový přehled.</w:t>
+      </w:r>
+    </w:p>
+    <w:p>
+      <w:r>
+        <w:t>Takto zpracovaná historie umožňuje uživateli rychle porozumět tomu, v jakých dnech nebo obdobích byl návyk plněn nejvíce, a vizuálně sledovat konzistenci.</w:t>
+      </w:r>
+    </w:p>
+    <w:p>
+      <w:pPr>
+        <w:pStyle w:val="Normlnweb"/>
         <w:rPr>
-          <w:i/>
-          <w:iCs/>
-          <w:u w:val="single"/>
+          <w:rStyle w:val="Siln"/>
         </w:rPr>
-        <w:t>T</w:t>
-      </w:r>
+      </w:pPr>
       <w:r>
         <w:rPr>
-          <w:i/>
-          <w:iCs/>
-          <w:u w:val="single"/>
+          <w:rStyle w:val="Siln"/>
         </w:rPr>
-        <w:t>ype</w:t>
-      </w:r>
-      <w:r>
-        <w:t>. T</w:t>
-      </w:r>
-      <w:r>
-        <w:t>ato vlastnost má právě jen 2 možnosti, jakou hodnotu v sobě uchová. Tyto hodnoty jsou positive a negative. Slouží jen a pouze pro zařazení daného návyku mezi dobré návyky nebo zlozvyky.</w:t>
+        <w:t>[FOTO NÁVYKU (ROZEVŘENÝ)]</w:t>
+      </w:r>
+    </w:p>
+    <w:p>
+      <w:pPr>
+        <w:pStyle w:val="Nadpis2"/>
+      </w:pPr>
+      <w:bookmarkStart w:id="38" w:name="_Toc226556249"/>
+      <w:r>
+        <w:t>Styling a responzivita aplikace</w:t>
+      </w:r>
+      <w:bookmarkEnd w:id="38"/>
+    </w:p>
+    <w:p>
+      <w:r>
+        <w:t xml:space="preserve">Aplikace používá kombinaci Angular Material a vlastních stylů v SCSS. Angular Material zajišťuje konzistentní vzhled základních prvků jako </w:t>
+      </w:r>
+      <w:proofErr w:type="spellStart"/>
+      <w:r>
+        <w:t>toolbar</w:t>
+      </w:r>
+      <w:proofErr w:type="spellEnd"/>
+      <w:r>
+        <w:t xml:space="preserve">, </w:t>
+      </w:r>
+      <w:proofErr w:type="spellStart"/>
+      <w:r>
+        <w:t>taby</w:t>
+      </w:r>
+      <w:proofErr w:type="spellEnd"/>
+      <w:r>
+        <w:t>, tlačítka a formulářové komponenty. Dále se využívají vlastní SCSS soubory pro doladění layoutu a vizuální podoby jednotlivých komponent.</w:t>
+      </w:r>
+    </w:p>
+    <w:p>
+      <w:r>
+        <w:t>Styling je rozdělen do logických částí:</w:t>
       </w:r>
     </w:p>
     <w:p>
@@ -6227,56 +7138,209 @@
         <w:pStyle w:val="Odrkovseznam"/>
       </w:pPr>
       <w:r>
+        <w:t xml:space="preserve">• globální vzhled a proměnné jsou definovány v </w:t>
+      </w:r>
+      <w:proofErr w:type="spellStart"/>
+      <w:r>
+        <w:t>src</w:t>
+      </w:r>
+      <w:proofErr w:type="spellEnd"/>
+      <w:r>
+        <w:t>/</w:t>
+      </w:r>
+      <w:proofErr w:type="spellStart"/>
+      <w:r>
+        <w:t>styles.scss</w:t>
+      </w:r>
+      <w:proofErr w:type="spellEnd"/>
+      <w:r>
+        <w:t xml:space="preserve"> a </w:t>
+      </w:r>
+      <w:proofErr w:type="spellStart"/>
+      <w:proofErr w:type="gramStart"/>
+      <w:r>
+        <w:t>variables.scss</w:t>
+      </w:r>
+      <w:proofErr w:type="spellEnd"/>
+      <w:proofErr w:type="gramEnd"/>
+      <w:r>
+        <w:t>.</w:t>
+      </w:r>
+    </w:p>
+    <w:p>
+      <w:pPr>
+        <w:pStyle w:val="Odrkovseznam"/>
+      </w:pPr>
+      <w:r>
+        <w:t xml:space="preserve">specifické styly jednotlivých komponent jsou v jejich </w:t>
+      </w:r>
+      <w:proofErr w:type="gramStart"/>
+      <w:r>
+        <w:t>vlastních .</w:t>
+      </w:r>
+      <w:proofErr w:type="spellStart"/>
+      <w:r>
+        <w:t>scss</w:t>
+      </w:r>
+      <w:proofErr w:type="spellEnd"/>
+      <w:proofErr w:type="gramEnd"/>
+      <w:r>
+        <w:t xml:space="preserve"> souborech (</w:t>
+      </w:r>
+      <w:proofErr w:type="spellStart"/>
+      <w:proofErr w:type="gramStart"/>
+      <w:r>
+        <w:t>např.habit</w:t>
+      </w:r>
+      <w:proofErr w:type="gramEnd"/>
+      <w:r>
+        <w:t>-</w:t>
+      </w:r>
+      <w:proofErr w:type="gramStart"/>
+      <w:r>
+        <w:t>graph.scss</w:t>
+      </w:r>
+      <w:proofErr w:type="spellEnd"/>
+      <w:proofErr w:type="gramEnd"/>
+      <w:r>
+        <w:t xml:space="preserve"> a </w:t>
+      </w:r>
+      <w:proofErr w:type="spellStart"/>
+      <w:proofErr w:type="gramStart"/>
+      <w:r>
+        <w:t>habits.scss</w:t>
+      </w:r>
+      <w:proofErr w:type="spellEnd"/>
+      <w:proofErr w:type="gramEnd"/>
+      <w:r>
+        <w:t>, případně habit-</w:t>
+      </w:r>
+      <w:proofErr w:type="spellStart"/>
+      <w:proofErr w:type="gramStart"/>
+      <w:r>
+        <w:t>calendar.scss</w:t>
+      </w:r>
+      <w:proofErr w:type="spellEnd"/>
+      <w:proofErr w:type="gramEnd"/>
+      <w:r>
+        <w:t>).</w:t>
+      </w:r>
+    </w:p>
+    <w:p>
+      <w:r>
+        <w:t>Responzivitu jsem vyřešil především tak, aby se komponenty přizpůsobily dostupné šířce. V praxi to znamená, že graf a kalendář jsou součástí layoutu v rámci karty konkrétního návyku a jejich chování je řízené právě pomocí stylů příslušných komponent:</w:t>
+      </w:r>
+    </w:p>
+    <w:p>
+      <w:pPr>
+        <w:pStyle w:val="Odrkovseznam"/>
+      </w:pPr>
+      <w:r>
+        <w:t>Kalendář (habit-</w:t>
+      </w:r>
+      <w:proofErr w:type="spellStart"/>
+      <w:r>
+        <w:t>calendar</w:t>
+      </w:r>
+      <w:proofErr w:type="spellEnd"/>
+      <w:r>
+        <w:t xml:space="preserve">): Kalendář je vykreslen jako </w:t>
+      </w:r>
+      <w:proofErr w:type="spellStart"/>
+      <w:r>
+        <w:t>grid</w:t>
+      </w:r>
+      <w:proofErr w:type="spellEnd"/>
+      <w:r>
+        <w:t xml:space="preserve"> a jeho buňky jsou přizpůsobeny menším rozměrům tak, aby se obsah vešel do karty v dané velikosti displeje.</w:t>
+      </w:r>
+    </w:p>
+    <w:p>
+      <w:pPr>
+        <w:pStyle w:val="Odrkovseznam"/>
+      </w:pPr>
+      <w:r>
+        <w:t>Graf (habit-</w:t>
+      </w:r>
+      <w:proofErr w:type="spellStart"/>
+      <w:r>
+        <w:t>graph</w:t>
+      </w:r>
+      <w:proofErr w:type="spellEnd"/>
+      <w:r>
+        <w:t xml:space="preserve">): Graf je řešen komponentou </w:t>
+      </w:r>
+      <w:proofErr w:type="spellStart"/>
+      <w:r>
+        <w:t>ngx-charts</w:t>
+      </w:r>
+      <w:proofErr w:type="spellEnd"/>
+      <w:r>
+        <w:t xml:space="preserve">. Na mobilních zařízeních je důraz kladen hlavně na to, aby šlo graf prohlížet i při omezené šířce. Proto se na malých šířkách používá horizontální </w:t>
+      </w:r>
+      <w:proofErr w:type="spellStart"/>
+      <w:r>
+        <w:t>scrolling</w:t>
+      </w:r>
+      <w:proofErr w:type="spellEnd"/>
+      <w:r>
+        <w:t xml:space="preserve">, aby uživatel mohl graf “přejet” do stran a podívat se na detaily i mimo původní viditelnou oblast, protože žádná jiná metoda </w:t>
+      </w:r>
+      <w:proofErr w:type="gramStart"/>
+      <w:r>
+        <w:t>nefungovala .</w:t>
+      </w:r>
+      <w:proofErr w:type="gramEnd"/>
+    </w:p>
+    <w:p>
+      <w:r>
+        <w:t xml:space="preserve">Přístup je tedy takový, že aplikace zůstává použitelná i na menších displejích, aniž by docházelo k rozbití layoutu nebo k nečitelnosti obsahu. V případě grafu je preferováno umožnit práci s obsahem přes </w:t>
+      </w:r>
+      <w:proofErr w:type="spellStart"/>
+      <w:r>
+        <w:t>scroll</w:t>
+      </w:r>
+      <w:proofErr w:type="spellEnd"/>
+      <w:r>
+        <w:t>, protože samotný graf vyžaduje určitou šířku pro čitelnost detailů.</w:t>
+      </w:r>
+    </w:p>
+    <w:p>
+      <w:pPr>
         <w:rPr>
-          <w:i/>
-          <w:iCs/>
-          <w:u w:val="single"/>
+          <w:rStyle w:val="Siln"/>
         </w:rPr>
-        <w:t>H</w:t>
-      </w:r>
+      </w:pPr>
       <w:r>
         <w:rPr>
-          <w:i/>
-          <w:iCs/>
-          <w:u w:val="single"/>
+          <w:rStyle w:val="Siln"/>
         </w:rPr>
-        <w:t>istory</w:t>
-      </w:r>
-      <w:r>
-        <w:t>. P</w:t>
-      </w:r>
-      <w:r>
-        <w:t>ole, které uchová každé datum</w:t>
-      </w:r>
-      <w:r>
-        <w:t>, kdy uživatel splnil daný návyk či nevykonal zlozvyk</w:t>
-      </w:r>
-      <w:r>
-        <w:t>y. Vytvořil jsem tuto vlastnost hlavně pro záznam plnění návyku a abych se přiznal, nebylo jednoduché to implementovat, ale o tom více až v podkapitole Vizualizace plnění návyků.</w:t>
-      </w:r>
-    </w:p>
-    <w:p>
-      <w:pPr>
-        <w:pStyle w:val="Odrkovseznam"/>
-      </w:pPr>
-      <w:r>
-        <w:rPr>
-          <w:i/>
-          <w:iCs/>
-          <w:u w:val="single"/>
-        </w:rPr>
-        <w:t>Streak</w:t>
-      </w:r>
-      <w:r>
-        <w:t xml:space="preserve">. </w:t>
-      </w:r>
-      <w:r>
-        <w:t>Toto číslo pro každý návyk ukazuje, kolik dní právě v řádě ten daný návyk vyplnil či vydržel nedělat zlozvyk. Přiznávám, že jsem mohl tuto vlastnost vynechat a jenom ukazovat vypočítanou hodnotu v UI, ale toto řešení je za mě optimálnější, protože se k této hodnotě lépe dostává v programu.</w:t>
-      </w:r>
-    </w:p>
-    <w:p>
-      <w:r>
-        <w:t xml:space="preserve">K práci a manipulaci s daty jsem použil servis </w:t>
+        <w:t>[FOTO MOBILNÍHO ROZHRANÍ (DEV TOOLS V PROHLÍŽEČI)]</w:t>
+      </w:r>
+    </w:p>
+    <w:p/>
+    <w:p>
+      <w:pPr>
+        <w:pStyle w:val="Nadpis2"/>
+      </w:pPr>
+      <w:bookmarkStart w:id="39" w:name="_Toc226556250"/>
+      <w:r>
+        <w:lastRenderedPageBreak/>
+        <w:t>Optimalizace</w:t>
+      </w:r>
+      <w:bookmarkEnd w:id="39"/>
+    </w:p>
+    <w:p>
+      <w:r>
+        <w:t>Protože jde o malou webovou aplikaci bez náročných databázových dotazů, optimalizace se zaměřuje hlavně na efektivní zpracování dat v klientovi a na minimalizaci zbytečných výpočtů a "ujídání" paměti v počítači uživatele. Hlavní přístupy v aplikaci:</w:t>
+      </w:r>
+    </w:p>
+    <w:p>
+      <w:pPr>
+        <w:pStyle w:val="Nadpis3"/>
+      </w:pPr>
+      <w:r>
+        <w:t xml:space="preserve"> Centrální servis pro data (</w:t>
       </w:r>
       <w:proofErr w:type="spellStart"/>
       <w:r>
@@ -6284,106 +7348,242 @@
       </w:r>
       <w:proofErr w:type="spellEnd"/>
       <w:r>
-        <w:t>, který obstarává:</w:t>
-      </w:r>
-    </w:p>
-    <w:p>
-      <w:pPr>
-        <w:pStyle w:val="Odrkovseznam"/>
-      </w:pPr>
-      <w:r>
-        <w:t>Načítání dat z lokálního uložiště (</w:t>
-      </w:r>
-      <w:proofErr w:type="spellStart"/>
-      <w:r>
-        <w:t>localStorage</w:t>
-      </w:r>
-      <w:proofErr w:type="spellEnd"/>
-      <w:r>
-        <w:t xml:space="preserve">). Když si člověk načte aplikaci na webu, </w:t>
-      </w:r>
-    </w:p>
+        <w:t>)</w:t>
+      </w:r>
+    </w:p>
+    <w:p>
+      <w:r>
+        <w:t>Namísto duplikování logiky po komponentách se ukládání a načítání řeší na jednom místě. To zjednodušuje údržbu a snižuje riziko chyb.</w:t>
+      </w:r>
+    </w:p>
+    <w:p>
+      <w:r>
+        <w:t>Reaktivní tok dat (</w:t>
+      </w:r>
+      <w:proofErr w:type="spellStart"/>
+      <w:r>
+        <w:t>BehaviorSubject</w:t>
+      </w:r>
+      <w:proofErr w:type="spellEnd"/>
+      <w:r>
+        <w:t xml:space="preserve"> + </w:t>
+      </w:r>
+      <w:proofErr w:type="spellStart"/>
+      <w:r>
+        <w:t>observable</w:t>
+      </w:r>
+      <w:proofErr w:type="spellEnd"/>
+      <w:r>
+        <w:t xml:space="preserve">). Komponenty pracují </w:t>
+      </w:r>
+      <w:proofErr w:type="gramStart"/>
+      <w:r>
+        <w:t>s</w:t>
+      </w:r>
+      <w:proofErr w:type="gramEnd"/>
+      <w:r>
+        <w:t xml:space="preserve"> data tokem a reagují na změny. Díky tomu je UI konzistentní bez nutnosti ručně volat přepočty napříč komponentami.</w:t>
+      </w:r>
+    </w:p>
+    <w:p>
+      <w:pPr>
+        <w:pStyle w:val="Nadpis3"/>
+      </w:pPr>
+      <w:r>
+        <w:t>Omezení přepočtů grafu</w:t>
+      </w:r>
+    </w:p>
+    <w:p>
+      <w:r>
+        <w:t xml:space="preserve">Komponenta grafu zajišťuje přepočet dat primárně při změně vstupů (hlavně </w:t>
+      </w:r>
+      <w:proofErr w:type="spellStart"/>
+      <w:r>
+        <w:t>history</w:t>
+      </w:r>
+      <w:proofErr w:type="spellEnd"/>
+      <w:r>
+        <w:t>). Díky tomu se graf zbytečně nepřepočítává při každé drobné změně, ale jen když je to potřeba.</w:t>
+      </w:r>
+    </w:p>
+    <w:p>
+      <w:r>
+        <w:t>Validace před uložením. Formulář nepovolí nekonzistentní data (např. prázdné nebo příliš dlouhé hodnoty, duplicitní návyky). Tím se do grafu a seznamu nikdy nedostanou problematické vstupy, které by zhoršily výkon i kvalitu zobrazení.</w:t>
+      </w:r>
+    </w:p>
+    <w:p>
+      <w:r>
+        <w:t>Celkově aplikace používá optimalizační principy typické pro front-end vývoj: reaktivní práce se stavem, efektivní zpracování dat a validace na hraně vstupu.</w:t>
+      </w:r>
+    </w:p>
+    <w:p/>
     <w:p>
       <w:pPr>
         <w:pStyle w:val="Nadpis2"/>
       </w:pPr>
-      <w:bookmarkStart w:id="34" w:name="_Toc226556245"/>
-      <w:r>
-        <w:t>Hlavní UI a navigace</w:t>
-      </w:r>
-      <w:bookmarkEnd w:id="34"/>
-    </w:p>
-    <w:p>
-      <w:r>
-        <w:t xml:space="preserve">Jelikož je </w:t>
-      </w:r>
-      <w:proofErr w:type="spellStart"/>
-      <w:r>
-        <w:t>tot</w:t>
-      </w:r>
-      <w:proofErr w:type="spellEnd"/>
-    </w:p>
-    <w:p>
-      <w:pPr>
-        <w:pStyle w:val="Nadpis2"/>
-      </w:pPr>
-      <w:bookmarkStart w:id="35" w:name="_Toc226556246"/>
+      <w:bookmarkStart w:id="40" w:name="_Toc226556251"/>
+      <w:r>
+        <w:t>Zkušenosti nabrané z této práce</w:t>
+      </w:r>
+      <w:bookmarkEnd w:id="40"/>
+    </w:p>
+    <w:p>
+      <w:r>
+        <w:t>Během vývoje aplikace Habit Tracker jsem získal/a praktické zkušenosti v několika oblastech, které jsou pro tvorbu školních i reálných projektů důležité.</w:t>
+      </w:r>
+    </w:p>
+    <w:p>
+      <w:pPr>
+        <w:pStyle w:val="Nadpis3"/>
+      </w:pPr>
+      <w:r>
+        <w:t>Angular komponentový přístup</w:t>
+      </w:r>
+    </w:p>
+    <w:p>
+      <w:r>
+        <w:t>Utvrdil jsem si rozdělování úlohy do samostatných komponent (habit-</w:t>
+      </w:r>
+      <w:proofErr w:type="spellStart"/>
+      <w:r>
+        <w:t>form</w:t>
+      </w:r>
+      <w:proofErr w:type="spellEnd"/>
+      <w:r>
+        <w:t xml:space="preserve">, </w:t>
+      </w:r>
+      <w:proofErr w:type="spellStart"/>
+      <w:r>
+        <w:t>habits</w:t>
+      </w:r>
+      <w:proofErr w:type="spellEnd"/>
+      <w:r>
+        <w:t>-list, habit-</w:t>
+      </w:r>
+      <w:proofErr w:type="spellStart"/>
+      <w:r>
+        <w:t>graph</w:t>
+      </w:r>
+      <w:proofErr w:type="spellEnd"/>
+      <w:r>
+        <w:t>) způsobem, aby byla aplikace přehledná a snadno rozšiřitelná. Zvlášť přínosné bylo používat @Input a @Output pro předávání dat a událostí mezi komponentami.</w:t>
+      </w:r>
+    </w:p>
+    <w:p>
+      <w:pPr>
+        <w:pStyle w:val="Nadpis3"/>
+      </w:pPr>
+      <w:r>
+        <w:t>Práce se stavem a službami</w:t>
+      </w:r>
+    </w:p>
+    <w:p>
+      <w:r>
+        <w:t xml:space="preserve">Díky této práci jsem se naučil konstruovat </w:t>
+      </w:r>
+      <w:proofErr w:type="spellStart"/>
+      <w:r>
+        <w:t>DataService</w:t>
+      </w:r>
+      <w:proofErr w:type="spellEnd"/>
+      <w:r>
+        <w:t xml:space="preserve"> pro centralizovanou správu dat. Zjistil jsem, že reaktivní přístup (</w:t>
+      </w:r>
+      <w:proofErr w:type="spellStart"/>
+      <w:r>
+        <w:t>BehaviorSubject</w:t>
+      </w:r>
+      <w:proofErr w:type="spellEnd"/>
+      <w:r>
+        <w:t>) výrazně zjednodušuje konzistenci UI a díky tomu se lépe škáluje a opravuje.</w:t>
+      </w:r>
+    </w:p>
+    <w:p>
+      <w:pPr>
+        <w:pStyle w:val="Nadpis3"/>
+      </w:pPr>
+      <w:r>
+        <w:t>Validace a ošetření uživatelských vstupů</w:t>
+      </w:r>
+    </w:p>
+    <w:p>
+      <w:r>
+        <w:t>Formulář mi ukázal, že validace není jen „checkbox“, ale reálné zabezpečení kvality dat. Zvlášť kontrola duplicit zabránila tomu, aby aplikace obsahovala nesmyslné nebo duplicitní záznamy.</w:t>
+      </w:r>
+    </w:p>
+    <w:p>
+      <w:pPr>
+        <w:pStyle w:val="Nadpis3"/>
+      </w:pPr>
       <w:r>
         <w:lastRenderedPageBreak/>
-        <w:t>Formulář pro vytváření nových návyků</w:t>
-      </w:r>
-      <w:bookmarkEnd w:id="35"/>
-    </w:p>
-    <w:p>
-      <w:pPr>
-        <w:pStyle w:val="Nadpis2"/>
-      </w:pPr>
-      <w:bookmarkStart w:id="36" w:name="_Toc226556247"/>
-      <w:r>
-        <w:t>Seznamy návyků</w:t>
-      </w:r>
-      <w:bookmarkEnd w:id="36"/>
-    </w:p>
-    <w:p>
-      <w:pPr>
-        <w:pStyle w:val="Nadpis2"/>
-      </w:pPr>
-      <w:bookmarkStart w:id="37" w:name="_Toc226556248"/>
-      <w:r>
-        <w:t>Vizualizace plnění návyku</w:t>
-      </w:r>
-      <w:bookmarkEnd w:id="37"/>
-    </w:p>
-    <w:p>
-      <w:pPr>
-        <w:pStyle w:val="Nadpis2"/>
-      </w:pPr>
-      <w:bookmarkStart w:id="38" w:name="_Toc226556249"/>
-      <w:r>
-        <w:t>Styling a responzivita aplikace</w:t>
-      </w:r>
-      <w:bookmarkEnd w:id="38"/>
-    </w:p>
-    <w:p>
-      <w:pPr>
-        <w:pStyle w:val="Nadpis2"/>
-      </w:pPr>
-      <w:bookmarkStart w:id="39" w:name="_Toc226556250"/>
-      <w:r>
-        <w:t>Optimalizace</w:t>
-      </w:r>
-      <w:bookmarkEnd w:id="39"/>
-    </w:p>
-    <w:p>
-      <w:pPr>
-        <w:pStyle w:val="Nadpis2"/>
-      </w:pPr>
-      <w:bookmarkStart w:id="40" w:name="_Toc226556251"/>
-      <w:r>
-        <w:t>Zkušenosti nabrané z této práce</w:t>
-      </w:r>
-      <w:bookmarkEnd w:id="40"/>
-    </w:p>
+        <w:t>Transformace dat pro graf</w:t>
+      </w:r>
+    </w:p>
+    <w:p>
+      <w:r>
+        <w:t xml:space="preserve">Další velice užitečná a cenná byla zkušenost s tím, jak převést surovou historii událostí na strukturu vhodnou pro graf (binování podle zvoleného období). To je častý problém v reálných aplikacích – data záznamů se musí agregovat do </w:t>
+      </w:r>
+      <w:proofErr w:type="spellStart"/>
+      <w:r>
+        <w:t>vizualizovatelných</w:t>
+      </w:r>
+      <w:proofErr w:type="spellEnd"/>
+      <w:r>
+        <w:t xml:space="preserve"> tvarů.</w:t>
+      </w:r>
+    </w:p>
+    <w:p>
+      <w:pPr>
+        <w:pStyle w:val="Nadpis3"/>
+      </w:pPr>
+      <w:r>
+        <w:t>Uživatelská použitelnost</w:t>
+      </w:r>
+    </w:p>
+    <w:p>
+      <w:r>
+        <w:t>Při implementaci UI (</w:t>
+      </w:r>
+      <w:proofErr w:type="spellStart"/>
+      <w:r>
+        <w:t>toolbar</w:t>
+      </w:r>
+      <w:proofErr w:type="spellEnd"/>
+      <w:r>
+        <w:t xml:space="preserve">, </w:t>
+      </w:r>
+      <w:proofErr w:type="spellStart"/>
+      <w:r>
+        <w:t>taby</w:t>
+      </w:r>
+      <w:proofErr w:type="spellEnd"/>
+      <w:r>
+        <w:t xml:space="preserve">, </w:t>
+      </w:r>
+      <w:proofErr w:type="spellStart"/>
+      <w:r>
+        <w:t>overlay</w:t>
+      </w:r>
+      <w:proofErr w:type="spellEnd"/>
+      <w:r>
+        <w:t>) jsem si uvědomil, že dobré uživatelské rozhraní je stejně důležité jako samotná logika. Aplikace musí být srozumitelná a akce musí být dostupné intuitivně.</w:t>
+      </w:r>
+    </w:p>
+    <w:p>
+      <w:r>
+        <w:t xml:space="preserve">Díky této práci mám nyní lepší představu, jak se propojuje model dat, řízení stavu v </w:t>
+      </w:r>
+      <w:proofErr w:type="spellStart"/>
+      <w:r>
+        <w:t>Angularu</w:t>
+      </w:r>
+      <w:proofErr w:type="spellEnd"/>
+      <w:r>
+        <w:t xml:space="preserve"> a tvorba uživatelsky přívětivého rozhraní.</w:t>
+      </w:r>
+    </w:p>
+    <w:p/>
     <w:p>
       <w:pPr>
         <w:spacing w:after="160" w:line="278" w:lineRule="auto"/>
@@ -6408,6 +7608,54 @@
         <w:t>Závěr</w:t>
       </w:r>
       <w:bookmarkEnd w:id="41"/>
+    </w:p>
+    <w:p>
+      <w:r>
+        <w:t xml:space="preserve">Habit-Tracker je webová aplikace, která úspěšně demonstruje praktické využití moderních technologií při tvorbě funkčního a uživatelsky přívětivého nástroje. Během vývoje jsem si osvojil klíčové koncepty Angular frameworku, od komponentové architektury přes správu stavu pomocí služeb až po reaktivní programování s </w:t>
+      </w:r>
+      <w:proofErr w:type="spellStart"/>
+      <w:r>
+        <w:t>observables.</w:t>
+      </w:r>
+      <w:proofErr w:type="spellEnd"/>
+    </w:p>
+    <w:p>
+      <w:r>
+        <w:t xml:space="preserve">Aplikace splňuje svůj primární </w:t>
+      </w:r>
+      <w:proofErr w:type="gramStart"/>
+      <w:r>
+        <w:t xml:space="preserve">účel </w:t>
+      </w:r>
+      <w:r>
+        <w:t xml:space="preserve">- </w:t>
+      </w:r>
+      <w:r>
+        <w:t>umožňuje</w:t>
+      </w:r>
+      <w:proofErr w:type="gramEnd"/>
+      <w:r>
+        <w:t xml:space="preserve"> uživatelům intuitivně sledovat a spravovat své návyky a zlozvyky s vizuální zpětnou vazbou v reálném čase. Kombinace Angular Material pro konzistentní design, SCSS pro flexibilní stylování a lokálního úložiště pro perzistenci dat vytváří stabilní a rozšiřitelné řešení. Ačkoli je aplikace v současné podobě plně funkční, existují možnosti pro budoucí rozšíření, jako je synchronizace dat přes cloud, notifikace pro připomenutí návyků nebo pokročilejší analýzy trendů.</w:t>
+      </w:r>
+    </w:p>
+    <w:p>
+      <w:r>
+        <w:t xml:space="preserve">Tato ročníková práce mi </w:t>
+      </w:r>
+      <w:r>
+        <w:t>pomohla si osvojit</w:t>
+      </w:r>
+      <w:r>
+        <w:t xml:space="preserve"> nejen praktické dovednosti v moderním webovém vývoji, ale také hlubší pochopení toho, jak propojit technické řešení s uživatelskými potřebami a jak vytvářet aplikace, které jsou funkční</w:t>
+      </w:r>
+      <w:r>
+        <w:t xml:space="preserve"> a</w:t>
+      </w:r>
+      <w:r>
+        <w:t xml:space="preserve"> příjemné na používání.</w:t>
+      </w:r>
+    </w:p>
+    <w:p>
       <w:r>
         <w:br w:type="page"/>
       </w:r>
@@ -6437,23 +7685,122 @@
         <w:pStyle w:val="Pouitliteratura"/>
       </w:pPr>
       <w:r>
-        <w:t>První citace</w:t>
-      </w:r>
+        <w:t>GOOGLE. Angular [online]. c2026 [cit.  2026-05-20]. Dostupné z:</w:t>
+      </w:r>
+      <w:r>
+        <w:t xml:space="preserve"> </w:t>
+      </w:r>
+      <w:hyperlink r:id="rId14" w:history="1">
+        <w:r>
+          <w:rPr>
+            <w:rStyle w:val="Hypertextovodkaz"/>
+          </w:rPr>
+          <w:t>https://angular.dev/overview</w:t>
+        </w:r>
+      </w:hyperlink>
     </w:p>
     <w:p>
       <w:pPr>
         <w:pStyle w:val="Pouitliteratura"/>
       </w:pPr>
       <w:r>
-        <w:t>Druhá citace</w:t>
-      </w:r>
+        <w:rPr>
+          <w:b/>
+          <w:bCs/>
+        </w:rPr>
+        <w:t>MICROSOFT.</w:t>
+      </w:r>
+      <w:r>
+        <w:t> </w:t>
+      </w:r>
+      <w:proofErr w:type="spellStart"/>
+      <w:r>
+        <w:rPr>
+          <w:i/>
+          <w:iCs/>
+        </w:rPr>
+        <w:t>TypeScript</w:t>
+      </w:r>
+      <w:proofErr w:type="spellEnd"/>
+      <w:r>
+        <w:rPr>
+          <w:i/>
+          <w:iCs/>
+        </w:rPr>
+        <w:t xml:space="preserve"> </w:t>
+      </w:r>
+      <w:proofErr w:type="spellStart"/>
+      <w:r>
+        <w:rPr>
+          <w:i/>
+          <w:iCs/>
+        </w:rPr>
+        <w:t>documentation</w:t>
+      </w:r>
+      <w:proofErr w:type="spellEnd"/>
+      <w:r>
+        <w:t> [online]. c2026 [cit.  2026-05-20]. Dostupné z: </w:t>
+      </w:r>
+      <w:hyperlink r:id="rId15" w:tgtFrame="_blank" w:history="1">
+        <w:r>
+          <w:rPr>
+            <w:rStyle w:val="Hypertextovodkaz"/>
+          </w:rPr>
+          <w:t>https://www.typescriptlang.org/</w:t>
+        </w:r>
+        <w:proofErr w:type="spellStart"/>
+        <w:r>
+          <w:rPr>
+            <w:rStyle w:val="Hypertextovodkaz"/>
+          </w:rPr>
+          <w:t>docs</w:t>
+        </w:r>
+        <w:proofErr w:type="spellEnd"/>
+        <w:r>
+          <w:rPr>
+            <w:rStyle w:val="Hypertextovodkaz"/>
+          </w:rPr>
+          <w:t>/</w:t>
+        </w:r>
+      </w:hyperlink>
     </w:p>
     <w:p>
       <w:pPr>
         <w:pStyle w:val="Pouitliteratura"/>
       </w:pPr>
       <w:r>
-        <w:t>Třetí citace</w:t>
+        <w:rPr>
+          <w:b/>
+          <w:bCs/>
+        </w:rPr>
+        <w:t>GOOGLE.</w:t>
+      </w:r>
+      <w:r>
+        <w:t> </w:t>
+      </w:r>
+      <w:r>
+        <w:rPr>
+          <w:i/>
+          <w:iCs/>
+        </w:rPr>
+        <w:t>Angular</w:t>
+      </w:r>
+      <w:r>
+        <w:rPr>
+          <w:i/>
+          <w:iCs/>
+        </w:rPr>
+        <w:t xml:space="preserve"> </w:t>
+      </w:r>
+      <w:r>
+        <w:rPr>
+          <w:i/>
+          <w:iCs/>
+        </w:rPr>
+        <w:t>Material</w:t>
+      </w:r>
+      <w:r>
+        <w:t> [online]. c2026 [cit.  2026-05-20]. Dostupné z: https://material.angular.io/</w:t>
       </w:r>
     </w:p>
     <w:p>
@@ -6616,10 +7963,10 @@
       </w:r>
     </w:p>
     <w:sectPr>
-      <w:headerReference w:type="even" r:id="rId14"/>
-      <w:headerReference w:type="default" r:id="rId15"/>
-      <w:footerReference w:type="default" r:id="rId16"/>
-      <w:headerReference w:type="first" r:id="rId17"/>
+      <w:headerReference w:type="even" r:id="rId16"/>
+      <w:headerReference w:type="default" r:id="rId17"/>
+      <w:footerReference w:type="default" r:id="rId18"/>
+      <w:headerReference w:type="first" r:id="rId19"/>
       <w:pgSz w:w="11906" w:h="16838"/>
       <w:pgMar w:top="1701" w:right="1134" w:bottom="1701" w:left="1134" w:header="680" w:footer="680" w:gutter="0"/>
       <w:cols w:space="708"/>
@@ -7554,6 +8901,155 @@
     </w:lvl>
   </w:abstractNum>
   <w:abstractNum w:abstractNumId="3" w15:restartNumberingAfterBreak="0">
+    <w:nsid w:val="15A759F1"/>
+    <w:multiLevelType w:val="multilevel"/>
+    <w:tmpl w:val="73B0B97C"/>
+    <w:lvl w:ilvl="0">
+      <w:start w:val="1"/>
+      <w:numFmt w:val="bullet"/>
+      <w:lvlText w:val=""/>
+      <w:lvlJc w:val="left"/>
+      <w:pPr>
+        <w:tabs>
+          <w:tab w:val="num" w:pos="720"/>
+        </w:tabs>
+        <w:ind w:left="720" w:hanging="360"/>
+      </w:pPr>
+      <w:rPr>
+        <w:rFonts w:ascii="Symbol" w:hAnsi="Symbol" w:hint="default"/>
+        <w:sz w:val="20"/>
+      </w:rPr>
+    </w:lvl>
+    <w:lvl w:ilvl="1" w:tentative="1">
+      <w:start w:val="1"/>
+      <w:numFmt w:val="bullet"/>
+      <w:lvlText w:val="o"/>
+      <w:lvlJc w:val="left"/>
+      <w:pPr>
+        <w:tabs>
+          <w:tab w:val="num" w:pos="1440"/>
+        </w:tabs>
+        <w:ind w:left="1440" w:hanging="360"/>
+      </w:pPr>
+      <w:rPr>
+        <w:rFonts w:ascii="Courier New" w:hAnsi="Courier New" w:hint="default"/>
+        <w:sz w:val="20"/>
+      </w:rPr>
+    </w:lvl>
+    <w:lvl w:ilvl="2" w:tentative="1">
+      <w:start w:val="1"/>
+      <w:numFmt w:val="bullet"/>
+      <w:lvlText w:val=""/>
+      <w:lvlJc w:val="left"/>
+      <w:pPr>
+        <w:tabs>
+          <w:tab w:val="num" w:pos="2160"/>
+        </w:tabs>
+        <w:ind w:left="2160" w:hanging="360"/>
+      </w:pPr>
+      <w:rPr>
+        <w:rFonts w:ascii="Wingdings" w:hAnsi="Wingdings" w:hint="default"/>
+        <w:sz w:val="20"/>
+      </w:rPr>
+    </w:lvl>
+    <w:lvl w:ilvl="3" w:tentative="1">
+      <w:start w:val="1"/>
+      <w:numFmt w:val="bullet"/>
+      <w:lvlText w:val=""/>
+      <w:lvlJc w:val="left"/>
+      <w:pPr>
+        <w:tabs>
+          <w:tab w:val="num" w:pos="2880"/>
+        </w:tabs>
+        <w:ind w:left="2880" w:hanging="360"/>
+      </w:pPr>
+      <w:rPr>
+        <w:rFonts w:ascii="Wingdings" w:hAnsi="Wingdings" w:hint="default"/>
+        <w:sz w:val="20"/>
+      </w:rPr>
+    </w:lvl>
+    <w:lvl w:ilvl="4" w:tentative="1">
+      <w:start w:val="1"/>
+      <w:numFmt w:val="bullet"/>
+      <w:lvlText w:val=""/>
+      <w:lvlJc w:val="left"/>
+      <w:pPr>
+        <w:tabs>
+          <w:tab w:val="num" w:pos="3600"/>
+        </w:tabs>
+        <w:ind w:left="3600" w:hanging="360"/>
+      </w:pPr>
+      <w:rPr>
+        <w:rFonts w:ascii="Wingdings" w:hAnsi="Wingdings" w:hint="default"/>
+        <w:sz w:val="20"/>
+      </w:rPr>
+    </w:lvl>
+    <w:lvl w:ilvl="5" w:tentative="1">
+      <w:start w:val="1"/>
+      <w:numFmt w:val="bullet"/>
+      <w:lvlText w:val=""/>
+      <w:lvlJc w:val="left"/>
+      <w:pPr>
+        <w:tabs>
+          <w:tab w:val="num" w:pos="4320"/>
+        </w:tabs>
+        <w:ind w:left="4320" w:hanging="360"/>
+      </w:pPr>
+      <w:rPr>
+        <w:rFonts w:ascii="Wingdings" w:hAnsi="Wingdings" w:hint="default"/>
+        <w:sz w:val="20"/>
+      </w:rPr>
+    </w:lvl>
+    <w:lvl w:ilvl="6" w:tentative="1">
+      <w:start w:val="1"/>
+      <w:numFmt w:val="bullet"/>
+      <w:lvlText w:val=""/>
+      <w:lvlJc w:val="left"/>
+      <w:pPr>
+        <w:tabs>
+          <w:tab w:val="num" w:pos="5040"/>
+        </w:tabs>
+        <w:ind w:left="5040" w:hanging="360"/>
+      </w:pPr>
+      <w:rPr>
+        <w:rFonts w:ascii="Wingdings" w:hAnsi="Wingdings" w:hint="default"/>
+        <w:sz w:val="20"/>
+      </w:rPr>
+    </w:lvl>
+    <w:lvl w:ilvl="7" w:tentative="1">
+      <w:start w:val="1"/>
+      <w:numFmt w:val="bullet"/>
+      <w:lvlText w:val=""/>
+      <w:lvlJc w:val="left"/>
+      <w:pPr>
+        <w:tabs>
+          <w:tab w:val="num" w:pos="5760"/>
+        </w:tabs>
+        <w:ind w:left="5760" w:hanging="360"/>
+      </w:pPr>
+      <w:rPr>
+        <w:rFonts w:ascii="Wingdings" w:hAnsi="Wingdings" w:hint="default"/>
+        <w:sz w:val="20"/>
+      </w:rPr>
+    </w:lvl>
+    <w:lvl w:ilvl="8" w:tentative="1">
+      <w:start w:val="1"/>
+      <w:numFmt w:val="bullet"/>
+      <w:lvlText w:val=""/>
+      <w:lvlJc w:val="left"/>
+      <w:pPr>
+        <w:tabs>
+          <w:tab w:val="num" w:pos="6480"/>
+        </w:tabs>
+        <w:ind w:left="6480" w:hanging="360"/>
+      </w:pPr>
+      <w:rPr>
+        <w:rFonts w:ascii="Wingdings" w:hAnsi="Wingdings" w:hint="default"/>
+        <w:sz w:val="20"/>
+      </w:rPr>
+    </w:lvl>
+  </w:abstractNum>
+  <w:abstractNum w:abstractNumId="4" w15:restartNumberingAfterBreak="0">
     <w:nsid w:val="16D46C5E"/>
     <w:multiLevelType w:val="multilevel"/>
     <w:tmpl w:val="804AF7B4"/>
@@ -7643,7 +9139,7 @@
       </w:pPr>
     </w:lvl>
   </w:abstractNum>
-  <w:abstractNum w:abstractNumId="4" w15:restartNumberingAfterBreak="0">
+  <w:abstractNum w:abstractNumId="5" w15:restartNumberingAfterBreak="0">
     <w:nsid w:val="18830A64"/>
     <w:multiLevelType w:val="hybridMultilevel"/>
     <w:tmpl w:val="B2E2241C"/>
@@ -7733,7 +9229,7 @@
       </w:pPr>
     </w:lvl>
   </w:abstractNum>
-  <w:abstractNum w:abstractNumId="5" w15:restartNumberingAfterBreak="0">
+  <w:abstractNum w:abstractNumId="6" w15:restartNumberingAfterBreak="0">
     <w:nsid w:val="190A4B4D"/>
     <w:multiLevelType w:val="multilevel"/>
     <w:tmpl w:val="0405001F"/>
@@ -7819,7 +9315,7 @@
       </w:pPr>
     </w:lvl>
   </w:abstractNum>
-  <w:abstractNum w:abstractNumId="6" w15:restartNumberingAfterBreak="0">
+  <w:abstractNum w:abstractNumId="7" w15:restartNumberingAfterBreak="0">
     <w:nsid w:val="199B0204"/>
     <w:multiLevelType w:val="multilevel"/>
     <w:tmpl w:val="8BBC1ACC"/>
@@ -7929,7 +9425,156 @@
       </w:rPr>
     </w:lvl>
   </w:abstractNum>
-  <w:abstractNum w:abstractNumId="7" w15:restartNumberingAfterBreak="0">
+  <w:abstractNum w:abstractNumId="8" w15:restartNumberingAfterBreak="0">
+    <w:nsid w:val="1FCA4E61"/>
+    <w:multiLevelType w:val="multilevel"/>
+    <w:tmpl w:val="3CBC7CCE"/>
+    <w:lvl w:ilvl="0">
+      <w:start w:val="1"/>
+      <w:numFmt w:val="bullet"/>
+      <w:lvlText w:val=""/>
+      <w:lvlJc w:val="left"/>
+      <w:pPr>
+        <w:tabs>
+          <w:tab w:val="num" w:pos="720"/>
+        </w:tabs>
+        <w:ind w:left="720" w:hanging="360"/>
+      </w:pPr>
+      <w:rPr>
+        <w:rFonts w:ascii="Symbol" w:hAnsi="Symbol" w:hint="default"/>
+        <w:sz w:val="20"/>
+      </w:rPr>
+    </w:lvl>
+    <w:lvl w:ilvl="1" w:tentative="1">
+      <w:start w:val="1"/>
+      <w:numFmt w:val="bullet"/>
+      <w:lvlText w:val="o"/>
+      <w:lvlJc w:val="left"/>
+      <w:pPr>
+        <w:tabs>
+          <w:tab w:val="num" w:pos="1440"/>
+        </w:tabs>
+        <w:ind w:left="1440" w:hanging="360"/>
+      </w:pPr>
+      <w:rPr>
+        <w:rFonts w:ascii="Courier New" w:hAnsi="Courier New" w:hint="default"/>
+        <w:sz w:val="20"/>
+      </w:rPr>
+    </w:lvl>
+    <w:lvl w:ilvl="2" w:tentative="1">
+      <w:start w:val="1"/>
+      <w:numFmt w:val="bullet"/>
+      <w:lvlText w:val=""/>
+      <w:lvlJc w:val="left"/>
+      <w:pPr>
+        <w:tabs>
+          <w:tab w:val="num" w:pos="2160"/>
+        </w:tabs>
+        <w:ind w:left="2160" w:hanging="360"/>
+      </w:pPr>
+      <w:rPr>
+        <w:rFonts w:ascii="Wingdings" w:hAnsi="Wingdings" w:hint="default"/>
+        <w:sz w:val="20"/>
+      </w:rPr>
+    </w:lvl>
+    <w:lvl w:ilvl="3" w:tentative="1">
+      <w:start w:val="1"/>
+      <w:numFmt w:val="bullet"/>
+      <w:lvlText w:val=""/>
+      <w:lvlJc w:val="left"/>
+      <w:pPr>
+        <w:tabs>
+          <w:tab w:val="num" w:pos="2880"/>
+        </w:tabs>
+        <w:ind w:left="2880" w:hanging="360"/>
+      </w:pPr>
+      <w:rPr>
+        <w:rFonts w:ascii="Wingdings" w:hAnsi="Wingdings" w:hint="default"/>
+        <w:sz w:val="20"/>
+      </w:rPr>
+    </w:lvl>
+    <w:lvl w:ilvl="4" w:tentative="1">
+      <w:start w:val="1"/>
+      <w:numFmt w:val="bullet"/>
+      <w:lvlText w:val=""/>
+      <w:lvlJc w:val="left"/>
+      <w:pPr>
+        <w:tabs>
+          <w:tab w:val="num" w:pos="3600"/>
+        </w:tabs>
+        <w:ind w:left="3600" w:hanging="360"/>
+      </w:pPr>
+      <w:rPr>
+        <w:rFonts w:ascii="Wingdings" w:hAnsi="Wingdings" w:hint="default"/>
+        <w:sz w:val="20"/>
+      </w:rPr>
+    </w:lvl>
+    <w:lvl w:ilvl="5" w:tentative="1">
+      <w:start w:val="1"/>
+      <w:numFmt w:val="bullet"/>
+      <w:lvlText w:val=""/>
+      <w:lvlJc w:val="left"/>
+      <w:pPr>
+        <w:tabs>
+          <w:tab w:val="num" w:pos="4320"/>
+        </w:tabs>
+        <w:ind w:left="4320" w:hanging="360"/>
+      </w:pPr>
+      <w:rPr>
+        <w:rFonts w:ascii="Wingdings" w:hAnsi="Wingdings" w:hint="default"/>
+        <w:sz w:val="20"/>
+      </w:rPr>
+    </w:lvl>
+    <w:lvl w:ilvl="6" w:tentative="1">
+      <w:start w:val="1"/>
+      <w:numFmt w:val="bullet"/>
+      <w:lvlText w:val=""/>
+      <w:lvlJc w:val="left"/>
+      <w:pPr>
+        <w:tabs>
+          <w:tab w:val="num" w:pos="5040"/>
+        </w:tabs>
+        <w:ind w:left="5040" w:hanging="360"/>
+      </w:pPr>
+      <w:rPr>
+        <w:rFonts w:ascii="Wingdings" w:hAnsi="Wingdings" w:hint="default"/>
+        <w:sz w:val="20"/>
+      </w:rPr>
+    </w:lvl>
+    <w:lvl w:ilvl="7" w:tentative="1">
+      <w:start w:val="1"/>
+      <w:numFmt w:val="bullet"/>
+      <w:lvlText w:val=""/>
+      <w:lvlJc w:val="left"/>
+      <w:pPr>
+        <w:tabs>
+          <w:tab w:val="num" w:pos="5760"/>
+        </w:tabs>
+        <w:ind w:left="5760" w:hanging="360"/>
+      </w:pPr>
+      <w:rPr>
+        <w:rFonts w:ascii="Wingdings" w:hAnsi="Wingdings" w:hint="default"/>
+        <w:sz w:val="20"/>
+      </w:rPr>
+    </w:lvl>
+    <w:lvl w:ilvl="8" w:tentative="1">
+      <w:start w:val="1"/>
+      <w:numFmt w:val="bullet"/>
+      <w:lvlText w:val=""/>
+      <w:lvlJc w:val="left"/>
+      <w:pPr>
+        <w:tabs>
+          <w:tab w:val="num" w:pos="6480"/>
+        </w:tabs>
+        <w:ind w:left="6480" w:hanging="360"/>
+      </w:pPr>
+      <w:rPr>
+        <w:rFonts w:ascii="Wingdings" w:hAnsi="Wingdings" w:hint="default"/>
+        <w:sz w:val="20"/>
+      </w:rPr>
+    </w:lvl>
+  </w:abstractNum>
+  <w:abstractNum w:abstractNumId="9" w15:restartNumberingAfterBreak="0">
     <w:nsid w:val="220314F6"/>
     <w:multiLevelType w:val="multilevel"/>
     <w:tmpl w:val="4F78FE84"/>
@@ -8015,7 +9660,7 @@
       </w:pPr>
     </w:lvl>
   </w:abstractNum>
-  <w:abstractNum w:abstractNumId="8" w15:restartNumberingAfterBreak="0">
+  <w:abstractNum w:abstractNumId="10" w15:restartNumberingAfterBreak="0">
     <w:nsid w:val="23826154"/>
     <w:multiLevelType w:val="multilevel"/>
     <w:tmpl w:val="0405001F"/>
@@ -8101,7 +9746,156 @@
       </w:pPr>
     </w:lvl>
   </w:abstractNum>
-  <w:abstractNum w:abstractNumId="9" w15:restartNumberingAfterBreak="0">
+  <w:abstractNum w:abstractNumId="11" w15:restartNumberingAfterBreak="0">
+    <w:nsid w:val="2A8607EC"/>
+    <w:multiLevelType w:val="multilevel"/>
+    <w:tmpl w:val="297A9AB4"/>
+    <w:lvl w:ilvl="0">
+      <w:start w:val="1"/>
+      <w:numFmt w:val="bullet"/>
+      <w:lvlText w:val=""/>
+      <w:lvlJc w:val="left"/>
+      <w:pPr>
+        <w:tabs>
+          <w:tab w:val="num" w:pos="720"/>
+        </w:tabs>
+        <w:ind w:left="720" w:hanging="360"/>
+      </w:pPr>
+      <w:rPr>
+        <w:rFonts w:ascii="Symbol" w:hAnsi="Symbol" w:hint="default"/>
+        <w:sz w:val="20"/>
+      </w:rPr>
+    </w:lvl>
+    <w:lvl w:ilvl="1" w:tentative="1">
+      <w:start w:val="1"/>
+      <w:numFmt w:val="bullet"/>
+      <w:lvlText w:val="o"/>
+      <w:lvlJc w:val="left"/>
+      <w:pPr>
+        <w:tabs>
+          <w:tab w:val="num" w:pos="1440"/>
+        </w:tabs>
+        <w:ind w:left="1440" w:hanging="360"/>
+      </w:pPr>
+      <w:rPr>
+        <w:rFonts w:ascii="Courier New" w:hAnsi="Courier New" w:hint="default"/>
+        <w:sz w:val="20"/>
+      </w:rPr>
+    </w:lvl>
+    <w:lvl w:ilvl="2" w:tentative="1">
+      <w:start w:val="1"/>
+      <w:numFmt w:val="bullet"/>
+      <w:lvlText w:val=""/>
+      <w:lvlJc w:val="left"/>
+      <w:pPr>
+        <w:tabs>
+          <w:tab w:val="num" w:pos="2160"/>
+        </w:tabs>
+        <w:ind w:left="2160" w:hanging="360"/>
+      </w:pPr>
+      <w:rPr>
+        <w:rFonts w:ascii="Wingdings" w:hAnsi="Wingdings" w:hint="default"/>
+        <w:sz w:val="20"/>
+      </w:rPr>
+    </w:lvl>
+    <w:lvl w:ilvl="3" w:tentative="1">
+      <w:start w:val="1"/>
+      <w:numFmt w:val="bullet"/>
+      <w:lvlText w:val=""/>
+      <w:lvlJc w:val="left"/>
+      <w:pPr>
+        <w:tabs>
+          <w:tab w:val="num" w:pos="2880"/>
+        </w:tabs>
+        <w:ind w:left="2880" w:hanging="360"/>
+      </w:pPr>
+      <w:rPr>
+        <w:rFonts w:ascii="Wingdings" w:hAnsi="Wingdings" w:hint="default"/>
+        <w:sz w:val="20"/>
+      </w:rPr>
+    </w:lvl>
+    <w:lvl w:ilvl="4" w:tentative="1">
+      <w:start w:val="1"/>
+      <w:numFmt w:val="bullet"/>
+      <w:lvlText w:val=""/>
+      <w:lvlJc w:val="left"/>
+      <w:pPr>
+        <w:tabs>
+          <w:tab w:val="num" w:pos="3600"/>
+        </w:tabs>
+        <w:ind w:left="3600" w:hanging="360"/>
+      </w:pPr>
+      <w:rPr>
+        <w:rFonts w:ascii="Wingdings" w:hAnsi="Wingdings" w:hint="default"/>
+        <w:sz w:val="20"/>
+      </w:rPr>
+    </w:lvl>
+    <w:lvl w:ilvl="5" w:tentative="1">
+      <w:start w:val="1"/>
+      <w:numFmt w:val="bullet"/>
+      <w:lvlText w:val=""/>
+      <w:lvlJc w:val="left"/>
+      <w:pPr>
+        <w:tabs>
+          <w:tab w:val="num" w:pos="4320"/>
+        </w:tabs>
+        <w:ind w:left="4320" w:hanging="360"/>
+      </w:pPr>
+      <w:rPr>
+        <w:rFonts w:ascii="Wingdings" w:hAnsi="Wingdings" w:hint="default"/>
+        <w:sz w:val="20"/>
+      </w:rPr>
+    </w:lvl>
+    <w:lvl w:ilvl="6" w:tentative="1">
+      <w:start w:val="1"/>
+      <w:numFmt w:val="bullet"/>
+      <w:lvlText w:val=""/>
+      <w:lvlJc w:val="left"/>
+      <w:pPr>
+        <w:tabs>
+          <w:tab w:val="num" w:pos="5040"/>
+        </w:tabs>
+        <w:ind w:left="5040" w:hanging="360"/>
+      </w:pPr>
+      <w:rPr>
+        <w:rFonts w:ascii="Wingdings" w:hAnsi="Wingdings" w:hint="default"/>
+        <w:sz w:val="20"/>
+      </w:rPr>
+    </w:lvl>
+    <w:lvl w:ilvl="7" w:tentative="1">
+      <w:start w:val="1"/>
+      <w:numFmt w:val="bullet"/>
+      <w:lvlText w:val=""/>
+      <w:lvlJc w:val="left"/>
+      <w:pPr>
+        <w:tabs>
+          <w:tab w:val="num" w:pos="5760"/>
+        </w:tabs>
+        <w:ind w:left="5760" w:hanging="360"/>
+      </w:pPr>
+      <w:rPr>
+        <w:rFonts w:ascii="Wingdings" w:hAnsi="Wingdings" w:hint="default"/>
+        <w:sz w:val="20"/>
+      </w:rPr>
+    </w:lvl>
+    <w:lvl w:ilvl="8" w:tentative="1">
+      <w:start w:val="1"/>
+      <w:numFmt w:val="bullet"/>
+      <w:lvlText w:val=""/>
+      <w:lvlJc w:val="left"/>
+      <w:pPr>
+        <w:tabs>
+          <w:tab w:val="num" w:pos="6480"/>
+        </w:tabs>
+        <w:ind w:left="6480" w:hanging="360"/>
+      </w:pPr>
+      <w:rPr>
+        <w:rFonts w:ascii="Wingdings" w:hAnsi="Wingdings" w:hint="default"/>
+        <w:sz w:val="20"/>
+      </w:rPr>
+    </w:lvl>
+  </w:abstractNum>
+  <w:abstractNum w:abstractNumId="12" w15:restartNumberingAfterBreak="0">
     <w:nsid w:val="2C79568F"/>
     <w:multiLevelType w:val="multilevel"/>
     <w:tmpl w:val="62B0644E"/>
@@ -8187,7 +9981,7 @@
       </w:pPr>
     </w:lvl>
   </w:abstractNum>
-  <w:abstractNum w:abstractNumId="10" w15:restartNumberingAfterBreak="0">
+  <w:abstractNum w:abstractNumId="13" w15:restartNumberingAfterBreak="0">
     <w:nsid w:val="4A1B2FC9"/>
     <w:multiLevelType w:val="multilevel"/>
     <w:tmpl w:val="1A941408"/>
@@ -8273,7 +10067,156 @@
       </w:pPr>
     </w:lvl>
   </w:abstractNum>
-  <w:abstractNum w:abstractNumId="11" w15:restartNumberingAfterBreak="0">
+  <w:abstractNum w:abstractNumId="14" w15:restartNumberingAfterBreak="0">
+    <w:nsid w:val="4D8E78FC"/>
+    <w:multiLevelType w:val="multilevel"/>
+    <w:tmpl w:val="52F29444"/>
+    <w:lvl w:ilvl="0">
+      <w:start w:val="1"/>
+      <w:numFmt w:val="bullet"/>
+      <w:lvlText w:val=""/>
+      <w:lvlJc w:val="left"/>
+      <w:pPr>
+        <w:tabs>
+          <w:tab w:val="num" w:pos="720"/>
+        </w:tabs>
+        <w:ind w:left="720" w:hanging="360"/>
+      </w:pPr>
+      <w:rPr>
+        <w:rFonts w:ascii="Symbol" w:hAnsi="Symbol" w:hint="default"/>
+        <w:sz w:val="20"/>
+      </w:rPr>
+    </w:lvl>
+    <w:lvl w:ilvl="1" w:tentative="1">
+      <w:start w:val="1"/>
+      <w:numFmt w:val="bullet"/>
+      <w:lvlText w:val="o"/>
+      <w:lvlJc w:val="left"/>
+      <w:pPr>
+        <w:tabs>
+          <w:tab w:val="num" w:pos="1440"/>
+        </w:tabs>
+        <w:ind w:left="1440" w:hanging="360"/>
+      </w:pPr>
+      <w:rPr>
+        <w:rFonts w:ascii="Courier New" w:hAnsi="Courier New" w:hint="default"/>
+        <w:sz w:val="20"/>
+      </w:rPr>
+    </w:lvl>
+    <w:lvl w:ilvl="2" w:tentative="1">
+      <w:start w:val="1"/>
+      <w:numFmt w:val="bullet"/>
+      <w:lvlText w:val=""/>
+      <w:lvlJc w:val="left"/>
+      <w:pPr>
+        <w:tabs>
+          <w:tab w:val="num" w:pos="2160"/>
+        </w:tabs>
+        <w:ind w:left="2160" w:hanging="360"/>
+      </w:pPr>
+      <w:rPr>
+        <w:rFonts w:ascii="Wingdings" w:hAnsi="Wingdings" w:hint="default"/>
+        <w:sz w:val="20"/>
+      </w:rPr>
+    </w:lvl>
+    <w:lvl w:ilvl="3" w:tentative="1">
+      <w:start w:val="1"/>
+      <w:numFmt w:val="bullet"/>
+      <w:lvlText w:val=""/>
+      <w:lvlJc w:val="left"/>
+      <w:pPr>
+        <w:tabs>
+          <w:tab w:val="num" w:pos="2880"/>
+        </w:tabs>
+        <w:ind w:left="2880" w:hanging="360"/>
+      </w:pPr>
+      <w:rPr>
+        <w:rFonts w:ascii="Wingdings" w:hAnsi="Wingdings" w:hint="default"/>
+        <w:sz w:val="20"/>
+      </w:rPr>
+    </w:lvl>
+    <w:lvl w:ilvl="4" w:tentative="1">
+      <w:start w:val="1"/>
+      <w:numFmt w:val="bullet"/>
+      <w:lvlText w:val=""/>
+      <w:lvlJc w:val="left"/>
+      <w:pPr>
+        <w:tabs>
+          <w:tab w:val="num" w:pos="3600"/>
+        </w:tabs>
+        <w:ind w:left="3600" w:hanging="360"/>
+      </w:pPr>
+      <w:rPr>
+        <w:rFonts w:ascii="Wingdings" w:hAnsi="Wingdings" w:hint="default"/>
+        <w:sz w:val="20"/>
+      </w:rPr>
+    </w:lvl>
+    <w:lvl w:ilvl="5" w:tentative="1">
+      <w:start w:val="1"/>
+      <w:numFmt w:val="bullet"/>
+      <w:lvlText w:val=""/>
+      <w:lvlJc w:val="left"/>
+      <w:pPr>
+        <w:tabs>
+          <w:tab w:val="num" w:pos="4320"/>
+        </w:tabs>
+        <w:ind w:left="4320" w:hanging="360"/>
+      </w:pPr>
+      <w:rPr>
+        <w:rFonts w:ascii="Wingdings" w:hAnsi="Wingdings" w:hint="default"/>
+        <w:sz w:val="20"/>
+      </w:rPr>
+    </w:lvl>
+    <w:lvl w:ilvl="6" w:tentative="1">
+      <w:start w:val="1"/>
+      <w:numFmt w:val="bullet"/>
+      <w:lvlText w:val=""/>
+      <w:lvlJc w:val="left"/>
+      <w:pPr>
+        <w:tabs>
+          <w:tab w:val="num" w:pos="5040"/>
+        </w:tabs>
+        <w:ind w:left="5040" w:hanging="360"/>
+      </w:pPr>
+      <w:rPr>
+        <w:rFonts w:ascii="Wingdings" w:hAnsi="Wingdings" w:hint="default"/>
+        <w:sz w:val="20"/>
+      </w:rPr>
+    </w:lvl>
+    <w:lvl w:ilvl="7" w:tentative="1">
+      <w:start w:val="1"/>
+      <w:numFmt w:val="bullet"/>
+      <w:lvlText w:val=""/>
+      <w:lvlJc w:val="left"/>
+      <w:pPr>
+        <w:tabs>
+          <w:tab w:val="num" w:pos="5760"/>
+        </w:tabs>
+        <w:ind w:left="5760" w:hanging="360"/>
+      </w:pPr>
+      <w:rPr>
+        <w:rFonts w:ascii="Wingdings" w:hAnsi="Wingdings" w:hint="default"/>
+        <w:sz w:val="20"/>
+      </w:rPr>
+    </w:lvl>
+    <w:lvl w:ilvl="8" w:tentative="1">
+      <w:start w:val="1"/>
+      <w:numFmt w:val="bullet"/>
+      <w:lvlText w:val=""/>
+      <w:lvlJc w:val="left"/>
+      <w:pPr>
+        <w:tabs>
+          <w:tab w:val="num" w:pos="6480"/>
+        </w:tabs>
+        <w:ind w:left="6480" w:hanging="360"/>
+      </w:pPr>
+      <w:rPr>
+        <w:rFonts w:ascii="Wingdings" w:hAnsi="Wingdings" w:hint="default"/>
+        <w:sz w:val="20"/>
+      </w:rPr>
+    </w:lvl>
+  </w:abstractNum>
+  <w:abstractNum w:abstractNumId="15" w15:restartNumberingAfterBreak="0">
     <w:nsid w:val="4F5E01E7"/>
     <w:multiLevelType w:val="hybridMultilevel"/>
     <w:tmpl w:val="12BC15A2"/>
@@ -8362,7 +10305,7 @@
       </w:pPr>
     </w:lvl>
   </w:abstractNum>
-  <w:abstractNum w:abstractNumId="12" w15:restartNumberingAfterBreak="0">
+  <w:abstractNum w:abstractNumId="16" w15:restartNumberingAfterBreak="0">
     <w:nsid w:val="50AB08A6"/>
     <w:multiLevelType w:val="hybridMultilevel"/>
     <w:tmpl w:val="0924258A"/>
@@ -8476,7 +10419,7 @@
       </w:rPr>
     </w:lvl>
   </w:abstractNum>
-  <w:abstractNum w:abstractNumId="13" w15:restartNumberingAfterBreak="0">
+  <w:abstractNum w:abstractNumId="17" w15:restartNumberingAfterBreak="0">
     <w:nsid w:val="53095708"/>
     <w:multiLevelType w:val="multilevel"/>
     <w:tmpl w:val="A210B8D2"/>
@@ -8562,7 +10505,305 @@
       </w:pPr>
     </w:lvl>
   </w:abstractNum>
-  <w:abstractNum w:abstractNumId="14" w15:restartNumberingAfterBreak="0">
+  <w:abstractNum w:abstractNumId="18" w15:restartNumberingAfterBreak="0">
+    <w:nsid w:val="5AAE06DD"/>
+    <w:multiLevelType w:val="multilevel"/>
+    <w:tmpl w:val="FDB0E06C"/>
+    <w:lvl w:ilvl="0">
+      <w:start w:val="1"/>
+      <w:numFmt w:val="bullet"/>
+      <w:lvlText w:val=""/>
+      <w:lvlJc w:val="left"/>
+      <w:pPr>
+        <w:tabs>
+          <w:tab w:val="num" w:pos="720"/>
+        </w:tabs>
+        <w:ind w:left="720" w:hanging="360"/>
+      </w:pPr>
+      <w:rPr>
+        <w:rFonts w:ascii="Symbol" w:hAnsi="Symbol" w:hint="default"/>
+        <w:sz w:val="20"/>
+      </w:rPr>
+    </w:lvl>
+    <w:lvl w:ilvl="1" w:tentative="1">
+      <w:start w:val="1"/>
+      <w:numFmt w:val="bullet"/>
+      <w:lvlText w:val=""/>
+      <w:lvlJc w:val="left"/>
+      <w:pPr>
+        <w:tabs>
+          <w:tab w:val="num" w:pos="1440"/>
+        </w:tabs>
+        <w:ind w:left="1440" w:hanging="360"/>
+      </w:pPr>
+      <w:rPr>
+        <w:rFonts w:ascii="Symbol" w:hAnsi="Symbol" w:hint="default"/>
+        <w:sz w:val="20"/>
+      </w:rPr>
+    </w:lvl>
+    <w:lvl w:ilvl="2" w:tentative="1">
+      <w:start w:val="1"/>
+      <w:numFmt w:val="bullet"/>
+      <w:lvlText w:val=""/>
+      <w:lvlJc w:val="left"/>
+      <w:pPr>
+        <w:tabs>
+          <w:tab w:val="num" w:pos="2160"/>
+        </w:tabs>
+        <w:ind w:left="2160" w:hanging="360"/>
+      </w:pPr>
+      <w:rPr>
+        <w:rFonts w:ascii="Symbol" w:hAnsi="Symbol" w:hint="default"/>
+        <w:sz w:val="20"/>
+      </w:rPr>
+    </w:lvl>
+    <w:lvl w:ilvl="3" w:tentative="1">
+      <w:start w:val="1"/>
+      <w:numFmt w:val="bullet"/>
+      <w:lvlText w:val=""/>
+      <w:lvlJc w:val="left"/>
+      <w:pPr>
+        <w:tabs>
+          <w:tab w:val="num" w:pos="2880"/>
+        </w:tabs>
+        <w:ind w:left="2880" w:hanging="360"/>
+      </w:pPr>
+      <w:rPr>
+        <w:rFonts w:ascii="Symbol" w:hAnsi="Symbol" w:hint="default"/>
+        <w:sz w:val="20"/>
+      </w:rPr>
+    </w:lvl>
+    <w:lvl w:ilvl="4" w:tentative="1">
+      <w:start w:val="1"/>
+      <w:numFmt w:val="bullet"/>
+      <w:lvlText w:val=""/>
+      <w:lvlJc w:val="left"/>
+      <w:pPr>
+        <w:tabs>
+          <w:tab w:val="num" w:pos="3600"/>
+        </w:tabs>
+        <w:ind w:left="3600" w:hanging="360"/>
+      </w:pPr>
+      <w:rPr>
+        <w:rFonts w:ascii="Symbol" w:hAnsi="Symbol" w:hint="default"/>
+        <w:sz w:val="20"/>
+      </w:rPr>
+    </w:lvl>
+    <w:lvl w:ilvl="5" w:tentative="1">
+      <w:start w:val="1"/>
+      <w:numFmt w:val="bullet"/>
+      <w:lvlText w:val=""/>
+      <w:lvlJc w:val="left"/>
+      <w:pPr>
+        <w:tabs>
+          <w:tab w:val="num" w:pos="4320"/>
+        </w:tabs>
+        <w:ind w:left="4320" w:hanging="360"/>
+      </w:pPr>
+      <w:rPr>
+        <w:rFonts w:ascii="Symbol" w:hAnsi="Symbol" w:hint="default"/>
+        <w:sz w:val="20"/>
+      </w:rPr>
+    </w:lvl>
+    <w:lvl w:ilvl="6" w:tentative="1">
+      <w:start w:val="1"/>
+      <w:numFmt w:val="bullet"/>
+      <w:lvlText w:val=""/>
+      <w:lvlJc w:val="left"/>
+      <w:pPr>
+        <w:tabs>
+          <w:tab w:val="num" w:pos="5040"/>
+        </w:tabs>
+        <w:ind w:left="5040" w:hanging="360"/>
+      </w:pPr>
+      <w:rPr>
+        <w:rFonts w:ascii="Symbol" w:hAnsi="Symbol" w:hint="default"/>
+        <w:sz w:val="20"/>
+      </w:rPr>
+    </w:lvl>
+    <w:lvl w:ilvl="7" w:tentative="1">
+      <w:start w:val="1"/>
+      <w:numFmt w:val="bullet"/>
+      <w:lvlText w:val=""/>
+      <w:lvlJc w:val="left"/>
+      <w:pPr>
+        <w:tabs>
+          <w:tab w:val="num" w:pos="5760"/>
+        </w:tabs>
+        <w:ind w:left="5760" w:hanging="360"/>
+      </w:pPr>
+      <w:rPr>
+        <w:rFonts w:ascii="Symbol" w:hAnsi="Symbol" w:hint="default"/>
+        <w:sz w:val="20"/>
+      </w:rPr>
+    </w:lvl>
+    <w:lvl w:ilvl="8" w:tentative="1">
+      <w:start w:val="1"/>
+      <w:numFmt w:val="bullet"/>
+      <w:lvlText w:val=""/>
+      <w:lvlJc w:val="left"/>
+      <w:pPr>
+        <w:tabs>
+          <w:tab w:val="num" w:pos="6480"/>
+        </w:tabs>
+        <w:ind w:left="6480" w:hanging="360"/>
+      </w:pPr>
+      <w:rPr>
+        <w:rFonts w:ascii="Symbol" w:hAnsi="Symbol" w:hint="default"/>
+        <w:sz w:val="20"/>
+      </w:rPr>
+    </w:lvl>
+  </w:abstractNum>
+  <w:abstractNum w:abstractNumId="19" w15:restartNumberingAfterBreak="0">
+    <w:nsid w:val="614728A6"/>
+    <w:multiLevelType w:val="multilevel"/>
+    <w:tmpl w:val="4F3C1BD6"/>
+    <w:lvl w:ilvl="0">
+      <w:start w:val="1"/>
+      <w:numFmt w:val="bullet"/>
+      <w:lvlText w:val=""/>
+      <w:lvlJc w:val="left"/>
+      <w:pPr>
+        <w:tabs>
+          <w:tab w:val="num" w:pos="720"/>
+        </w:tabs>
+        <w:ind w:left="720" w:hanging="360"/>
+      </w:pPr>
+      <w:rPr>
+        <w:rFonts w:ascii="Symbol" w:hAnsi="Symbol" w:hint="default"/>
+        <w:sz w:val="20"/>
+      </w:rPr>
+    </w:lvl>
+    <w:lvl w:ilvl="1" w:tentative="1">
+      <w:start w:val="1"/>
+      <w:numFmt w:val="bullet"/>
+      <w:lvlText w:val="o"/>
+      <w:lvlJc w:val="left"/>
+      <w:pPr>
+        <w:tabs>
+          <w:tab w:val="num" w:pos="1440"/>
+        </w:tabs>
+        <w:ind w:left="1440" w:hanging="360"/>
+      </w:pPr>
+      <w:rPr>
+        <w:rFonts w:ascii="Courier New" w:hAnsi="Courier New" w:hint="default"/>
+        <w:sz w:val="20"/>
+      </w:rPr>
+    </w:lvl>
+    <w:lvl w:ilvl="2" w:tentative="1">
+      <w:start w:val="1"/>
+      <w:numFmt w:val="bullet"/>
+      <w:lvlText w:val=""/>
+      <w:lvlJc w:val="left"/>
+      <w:pPr>
+        <w:tabs>
+          <w:tab w:val="num" w:pos="2160"/>
+        </w:tabs>
+        <w:ind w:left="2160" w:hanging="360"/>
+      </w:pPr>
+      <w:rPr>
+        <w:rFonts w:ascii="Wingdings" w:hAnsi="Wingdings" w:hint="default"/>
+        <w:sz w:val="20"/>
+      </w:rPr>
+    </w:lvl>
+    <w:lvl w:ilvl="3" w:tentative="1">
+      <w:start w:val="1"/>
+      <w:numFmt w:val="bullet"/>
+      <w:lvlText w:val=""/>
+      <w:lvlJc w:val="left"/>
+      <w:pPr>
+        <w:tabs>
+          <w:tab w:val="num" w:pos="2880"/>
+        </w:tabs>
+        <w:ind w:left="2880" w:hanging="360"/>
+      </w:pPr>
+      <w:rPr>
+        <w:rFonts w:ascii="Wingdings" w:hAnsi="Wingdings" w:hint="default"/>
+        <w:sz w:val="20"/>
+      </w:rPr>
+    </w:lvl>
+    <w:lvl w:ilvl="4" w:tentative="1">
+      <w:start w:val="1"/>
+      <w:numFmt w:val="bullet"/>
+      <w:lvlText w:val=""/>
+      <w:lvlJc w:val="left"/>
+      <w:pPr>
+        <w:tabs>
+          <w:tab w:val="num" w:pos="3600"/>
+        </w:tabs>
+        <w:ind w:left="3600" w:hanging="360"/>
+      </w:pPr>
+      <w:rPr>
+        <w:rFonts w:ascii="Wingdings" w:hAnsi="Wingdings" w:hint="default"/>
+        <w:sz w:val="20"/>
+      </w:rPr>
+    </w:lvl>
+    <w:lvl w:ilvl="5" w:tentative="1">
+      <w:start w:val="1"/>
+      <w:numFmt w:val="bullet"/>
+      <w:lvlText w:val=""/>
+      <w:lvlJc w:val="left"/>
+      <w:pPr>
+        <w:tabs>
+          <w:tab w:val="num" w:pos="4320"/>
+        </w:tabs>
+        <w:ind w:left="4320" w:hanging="360"/>
+      </w:pPr>
+      <w:rPr>
+        <w:rFonts w:ascii="Wingdings" w:hAnsi="Wingdings" w:hint="default"/>
+        <w:sz w:val="20"/>
+      </w:rPr>
+    </w:lvl>
+    <w:lvl w:ilvl="6" w:tentative="1">
+      <w:start w:val="1"/>
+      <w:numFmt w:val="bullet"/>
+      <w:lvlText w:val=""/>
+      <w:lvlJc w:val="left"/>
+      <w:pPr>
+        <w:tabs>
+          <w:tab w:val="num" w:pos="5040"/>
+        </w:tabs>
+        <w:ind w:left="5040" w:hanging="360"/>
+      </w:pPr>
+      <w:rPr>
+        <w:rFonts w:ascii="Wingdings" w:hAnsi="Wingdings" w:hint="default"/>
+        <w:sz w:val="20"/>
+      </w:rPr>
+    </w:lvl>
+    <w:lvl w:ilvl="7" w:tentative="1">
+      <w:start w:val="1"/>
+      <w:numFmt w:val="bullet"/>
+      <w:lvlText w:val=""/>
+      <w:lvlJc w:val="left"/>
+      <w:pPr>
+        <w:tabs>
+          <w:tab w:val="num" w:pos="5760"/>
+        </w:tabs>
+        <w:ind w:left="5760" w:hanging="360"/>
+      </w:pPr>
+      <w:rPr>
+        <w:rFonts w:ascii="Wingdings" w:hAnsi="Wingdings" w:hint="default"/>
+        <w:sz w:val="20"/>
+      </w:rPr>
+    </w:lvl>
+    <w:lvl w:ilvl="8" w:tentative="1">
+      <w:start w:val="1"/>
+      <w:numFmt w:val="bullet"/>
+      <w:lvlText w:val=""/>
+      <w:lvlJc w:val="left"/>
+      <w:pPr>
+        <w:tabs>
+          <w:tab w:val="num" w:pos="6480"/>
+        </w:tabs>
+        <w:ind w:left="6480" w:hanging="360"/>
+      </w:pPr>
+      <w:rPr>
+        <w:rFonts w:ascii="Wingdings" w:hAnsi="Wingdings" w:hint="default"/>
+        <w:sz w:val="20"/>
+      </w:rPr>
+    </w:lvl>
+  </w:abstractNum>
+  <w:abstractNum w:abstractNumId="20" w15:restartNumberingAfterBreak="0">
     <w:nsid w:val="62F94576"/>
     <w:multiLevelType w:val="multilevel"/>
     <w:tmpl w:val="01600AA2"/>
@@ -8680,7 +10921,7 @@
       </w:rPr>
     </w:lvl>
   </w:abstractNum>
-  <w:abstractNum w:abstractNumId="15" w15:restartNumberingAfterBreak="0">
+  <w:abstractNum w:abstractNumId="21" w15:restartNumberingAfterBreak="0">
     <w:nsid w:val="676E2DBE"/>
     <w:multiLevelType w:val="hybridMultilevel"/>
     <w:tmpl w:val="2CB6BA6A"/>
@@ -8770,7 +11011,7 @@
       </w:pPr>
     </w:lvl>
   </w:abstractNum>
-  <w:abstractNum w:abstractNumId="16" w15:restartNumberingAfterBreak="0">
+  <w:abstractNum w:abstractNumId="22" w15:restartNumberingAfterBreak="0">
     <w:nsid w:val="6E586CB2"/>
     <w:multiLevelType w:val="multilevel"/>
     <w:tmpl w:val="DDD25F0C"/>
@@ -8856,7 +11097,7 @@
       </w:pPr>
     </w:lvl>
   </w:abstractNum>
-  <w:abstractNum w:abstractNumId="17" w15:restartNumberingAfterBreak="0">
+  <w:abstractNum w:abstractNumId="23" w15:restartNumberingAfterBreak="0">
     <w:nsid w:val="6E6453FE"/>
     <w:multiLevelType w:val="hybridMultilevel"/>
     <w:tmpl w:val="D69A65B6"/>
@@ -8968,7 +11209,7 @@
       </w:rPr>
     </w:lvl>
   </w:abstractNum>
-  <w:abstractNum w:abstractNumId="18" w15:restartNumberingAfterBreak="0">
+  <w:abstractNum w:abstractNumId="24" w15:restartNumberingAfterBreak="0">
     <w:nsid w:val="74442F24"/>
     <w:multiLevelType w:val="hybridMultilevel"/>
     <w:tmpl w:val="F5568B8C"/>
@@ -9057,7 +11298,7 @@
       </w:pPr>
     </w:lvl>
   </w:abstractNum>
-  <w:abstractNum w:abstractNumId="19" w15:restartNumberingAfterBreak="0">
+  <w:abstractNum w:abstractNumId="25" w15:restartNumberingAfterBreak="0">
     <w:nsid w:val="77124172"/>
     <w:multiLevelType w:val="multilevel"/>
     <w:tmpl w:val="1C5092FA"/>
@@ -9143,7 +11384,7 @@
       </w:pPr>
     </w:lvl>
   </w:abstractNum>
-  <w:abstractNum w:abstractNumId="20" w15:restartNumberingAfterBreak="0">
+  <w:abstractNum w:abstractNumId="26" w15:restartNumberingAfterBreak="0">
     <w:nsid w:val="77345C61"/>
     <w:multiLevelType w:val="hybridMultilevel"/>
     <w:tmpl w:val="884C3460"/>
@@ -9229,7 +11470,7 @@
       </w:pPr>
     </w:lvl>
   </w:abstractNum>
-  <w:abstractNum w:abstractNumId="21" w15:restartNumberingAfterBreak="0">
+  <w:abstractNum w:abstractNumId="27" w15:restartNumberingAfterBreak="0">
     <w:nsid w:val="7B512498"/>
     <w:multiLevelType w:val="multilevel"/>
     <w:tmpl w:val="0405001F"/>
@@ -9315,71 +11556,241 @@
       </w:pPr>
     </w:lvl>
   </w:abstractNum>
+  <w:abstractNum w:abstractNumId="28" w15:restartNumberingAfterBreak="0">
+    <w:nsid w:val="7E001B6E"/>
+    <w:multiLevelType w:val="multilevel"/>
+    <w:tmpl w:val="093A47EA"/>
+    <w:lvl w:ilvl="0">
+      <w:start w:val="1"/>
+      <w:numFmt w:val="bullet"/>
+      <w:lvlText w:val=""/>
+      <w:lvlJc w:val="left"/>
+      <w:pPr>
+        <w:tabs>
+          <w:tab w:val="num" w:pos="720"/>
+        </w:tabs>
+        <w:ind w:left="720" w:hanging="360"/>
+      </w:pPr>
+      <w:rPr>
+        <w:rFonts w:ascii="Symbol" w:hAnsi="Symbol" w:hint="default"/>
+        <w:sz w:val="20"/>
+      </w:rPr>
+    </w:lvl>
+    <w:lvl w:ilvl="1" w:tentative="1">
+      <w:start w:val="1"/>
+      <w:numFmt w:val="bullet"/>
+      <w:lvlText w:val="o"/>
+      <w:lvlJc w:val="left"/>
+      <w:pPr>
+        <w:tabs>
+          <w:tab w:val="num" w:pos="1440"/>
+        </w:tabs>
+        <w:ind w:left="1440" w:hanging="360"/>
+      </w:pPr>
+      <w:rPr>
+        <w:rFonts w:ascii="Courier New" w:hAnsi="Courier New" w:hint="default"/>
+        <w:sz w:val="20"/>
+      </w:rPr>
+    </w:lvl>
+    <w:lvl w:ilvl="2" w:tentative="1">
+      <w:start w:val="1"/>
+      <w:numFmt w:val="bullet"/>
+      <w:lvlText w:val=""/>
+      <w:lvlJc w:val="left"/>
+      <w:pPr>
+        <w:tabs>
+          <w:tab w:val="num" w:pos="2160"/>
+        </w:tabs>
+        <w:ind w:left="2160" w:hanging="360"/>
+      </w:pPr>
+      <w:rPr>
+        <w:rFonts w:ascii="Wingdings" w:hAnsi="Wingdings" w:hint="default"/>
+        <w:sz w:val="20"/>
+      </w:rPr>
+    </w:lvl>
+    <w:lvl w:ilvl="3" w:tentative="1">
+      <w:start w:val="1"/>
+      <w:numFmt w:val="bullet"/>
+      <w:lvlText w:val=""/>
+      <w:lvlJc w:val="left"/>
+      <w:pPr>
+        <w:tabs>
+          <w:tab w:val="num" w:pos="2880"/>
+        </w:tabs>
+        <w:ind w:left="2880" w:hanging="360"/>
+      </w:pPr>
+      <w:rPr>
+        <w:rFonts w:ascii="Wingdings" w:hAnsi="Wingdings" w:hint="default"/>
+        <w:sz w:val="20"/>
+      </w:rPr>
+    </w:lvl>
+    <w:lvl w:ilvl="4" w:tentative="1">
+      <w:start w:val="1"/>
+      <w:numFmt w:val="bullet"/>
+      <w:lvlText w:val=""/>
+      <w:lvlJc w:val="left"/>
+      <w:pPr>
+        <w:tabs>
+          <w:tab w:val="num" w:pos="3600"/>
+        </w:tabs>
+        <w:ind w:left="3600" w:hanging="360"/>
+      </w:pPr>
+      <w:rPr>
+        <w:rFonts w:ascii="Wingdings" w:hAnsi="Wingdings" w:hint="default"/>
+        <w:sz w:val="20"/>
+      </w:rPr>
+    </w:lvl>
+    <w:lvl w:ilvl="5" w:tentative="1">
+      <w:start w:val="1"/>
+      <w:numFmt w:val="bullet"/>
+      <w:lvlText w:val=""/>
+      <w:lvlJc w:val="left"/>
+      <w:pPr>
+        <w:tabs>
+          <w:tab w:val="num" w:pos="4320"/>
+        </w:tabs>
+        <w:ind w:left="4320" w:hanging="360"/>
+      </w:pPr>
+      <w:rPr>
+        <w:rFonts w:ascii="Wingdings" w:hAnsi="Wingdings" w:hint="default"/>
+        <w:sz w:val="20"/>
+      </w:rPr>
+    </w:lvl>
+    <w:lvl w:ilvl="6" w:tentative="1">
+      <w:start w:val="1"/>
+      <w:numFmt w:val="bullet"/>
+      <w:lvlText w:val=""/>
+      <w:lvlJc w:val="left"/>
+      <w:pPr>
+        <w:tabs>
+          <w:tab w:val="num" w:pos="5040"/>
+        </w:tabs>
+        <w:ind w:left="5040" w:hanging="360"/>
+      </w:pPr>
+      <w:rPr>
+        <w:rFonts w:ascii="Wingdings" w:hAnsi="Wingdings" w:hint="default"/>
+        <w:sz w:val="20"/>
+      </w:rPr>
+    </w:lvl>
+    <w:lvl w:ilvl="7" w:tentative="1">
+      <w:start w:val="1"/>
+      <w:numFmt w:val="bullet"/>
+      <w:lvlText w:val=""/>
+      <w:lvlJc w:val="left"/>
+      <w:pPr>
+        <w:tabs>
+          <w:tab w:val="num" w:pos="5760"/>
+        </w:tabs>
+        <w:ind w:left="5760" w:hanging="360"/>
+      </w:pPr>
+      <w:rPr>
+        <w:rFonts w:ascii="Wingdings" w:hAnsi="Wingdings" w:hint="default"/>
+        <w:sz w:val="20"/>
+      </w:rPr>
+    </w:lvl>
+    <w:lvl w:ilvl="8" w:tentative="1">
+      <w:start w:val="1"/>
+      <w:numFmt w:val="bullet"/>
+      <w:lvlText w:val=""/>
+      <w:lvlJc w:val="left"/>
+      <w:pPr>
+        <w:tabs>
+          <w:tab w:val="num" w:pos="6480"/>
+        </w:tabs>
+        <w:ind w:left="6480" w:hanging="360"/>
+      </w:pPr>
+      <w:rPr>
+        <w:rFonts w:ascii="Wingdings" w:hAnsi="Wingdings" w:hint="default"/>
+        <w:sz w:val="20"/>
+      </w:rPr>
+    </w:lvl>
+  </w:abstractNum>
   <w:num w:numId="1" w16cid:durableId="1812019323">
-    <w:abstractNumId w:val="21"/>
+    <w:abstractNumId w:val="27"/>
   </w:num>
   <w:num w:numId="2" w16cid:durableId="1927224108">
-    <w:abstractNumId w:val="8"/>
+    <w:abstractNumId w:val="10"/>
   </w:num>
   <w:num w:numId="3" w16cid:durableId="1219247061">
-    <w:abstractNumId w:val="5"/>
+    <w:abstractNumId w:val="6"/>
   </w:num>
   <w:num w:numId="4" w16cid:durableId="2079278213">
-    <w:abstractNumId w:val="20"/>
+    <w:abstractNumId w:val="26"/>
   </w:num>
   <w:num w:numId="5" w16cid:durableId="1254975546">
-    <w:abstractNumId w:val="10"/>
+    <w:abstractNumId w:val="13"/>
   </w:num>
   <w:num w:numId="6" w16cid:durableId="289557973">
-    <w:abstractNumId w:val="7"/>
+    <w:abstractNumId w:val="9"/>
   </w:num>
   <w:num w:numId="7" w16cid:durableId="1848790403">
-    <w:abstractNumId w:val="16"/>
+    <w:abstractNumId w:val="22"/>
   </w:num>
   <w:num w:numId="8" w16cid:durableId="1636641215">
-    <w:abstractNumId w:val="9"/>
+    <w:abstractNumId w:val="12"/>
   </w:num>
   <w:num w:numId="9" w16cid:durableId="815217641">
     <w:abstractNumId w:val="0"/>
   </w:num>
   <w:num w:numId="10" w16cid:durableId="1871406941">
-    <w:abstractNumId w:val="3"/>
+    <w:abstractNumId w:val="4"/>
   </w:num>
   <w:num w:numId="11" w16cid:durableId="2046128127">
-    <w:abstractNumId w:val="12"/>
+    <w:abstractNumId w:val="16"/>
   </w:num>
   <w:num w:numId="12" w16cid:durableId="10421848">
     <w:abstractNumId w:val="2"/>
   </w:num>
   <w:num w:numId="13" w16cid:durableId="1508404958">
-    <w:abstractNumId w:val="4"/>
+    <w:abstractNumId w:val="5"/>
   </w:num>
   <w:num w:numId="14" w16cid:durableId="982000337">
-    <w:abstractNumId w:val="15"/>
+    <w:abstractNumId w:val="21"/>
   </w:num>
   <w:num w:numId="15" w16cid:durableId="1813869260">
-    <w:abstractNumId w:val="14"/>
+    <w:abstractNumId w:val="20"/>
   </w:num>
   <w:num w:numId="16" w16cid:durableId="1182432290">
-    <w:abstractNumId w:val="18"/>
+    <w:abstractNumId w:val="24"/>
   </w:num>
   <w:num w:numId="17" w16cid:durableId="1880698919">
-    <w:abstractNumId w:val="19"/>
+    <w:abstractNumId w:val="25"/>
   </w:num>
   <w:num w:numId="18" w16cid:durableId="470682566">
-    <w:abstractNumId w:val="13"/>
+    <w:abstractNumId w:val="17"/>
   </w:num>
   <w:num w:numId="19" w16cid:durableId="1226799128">
     <w:abstractNumId w:val="1"/>
   </w:num>
   <w:num w:numId="20" w16cid:durableId="65539297">
+    <w:abstractNumId w:val="15"/>
+  </w:num>
+  <w:num w:numId="21" w16cid:durableId="999692615">
+    <w:abstractNumId w:val="7"/>
+  </w:num>
+  <w:num w:numId="22" w16cid:durableId="1366448777">
+    <w:abstractNumId w:val="23"/>
+  </w:num>
+  <w:num w:numId="23" w16cid:durableId="156187217">
+    <w:abstractNumId w:val="18"/>
+  </w:num>
+  <w:num w:numId="24" w16cid:durableId="500387323">
+    <w:abstractNumId w:val="28"/>
+  </w:num>
+  <w:num w:numId="25" w16cid:durableId="806240387">
+    <w:abstractNumId w:val="14"/>
+  </w:num>
+  <w:num w:numId="26" w16cid:durableId="1069621412">
+    <w:abstractNumId w:val="3"/>
+  </w:num>
+  <w:num w:numId="27" w16cid:durableId="839931691">
+    <w:abstractNumId w:val="19"/>
+  </w:num>
+  <w:num w:numId="28" w16cid:durableId="1197695697">
     <w:abstractNumId w:val="11"/>
   </w:num>
-  <w:num w:numId="21" w16cid:durableId="999692615">
-    <w:abstractNumId w:val="6"/>
-  </w:num>
-  <w:num w:numId="22" w16cid:durableId="1366448777">
-    <w:abstractNumId w:val="17"/>
+  <w:num w:numId="29" w16cid:durableId="1116943661">
+    <w:abstractNumId w:val="8"/>
   </w:num>
 </w:numbering>
 </file>
@@ -10010,7 +12421,6 @@
   <w:style w:type="character" w:default="1" w:styleId="Standardnpsmoodstavce">
     <w:name w:val="Default Paragraph Font"/>
     <w:uiPriority w:val="1"/>
-    <w:semiHidden/>
     <w:unhideWhenUsed/>
   </w:style>
   <w:style w:type="table" w:default="1" w:styleId="Normlntabulka">
@@ -10606,6 +13016,47 @@
       <w:ind w:left="440"/>
     </w:pPr>
   </w:style>
+  <w:style w:type="character" w:styleId="Sledovanodkaz">
+    <w:name w:val="FollowedHyperlink"/>
+    <w:basedOn w:val="Standardnpsmoodstavce"/>
+    <w:uiPriority w:val="99"/>
+    <w:semiHidden/>
+    <w:unhideWhenUsed/>
+    <w:rsid w:val="00BD7C13"/>
+    <w:rPr>
+      <w:color w:val="96607D" w:themeColor="followedHyperlink"/>
+      <w:u w:val="single"/>
+    </w:rPr>
+  </w:style>
+  <w:style w:type="paragraph" w:styleId="Normlnweb">
+    <w:name w:val="Normal (Web)"/>
+    <w:basedOn w:val="Normln"/>
+    <w:uiPriority w:val="99"/>
+    <w:unhideWhenUsed/>
+    <w:rsid w:val="00860235"/>
+    <w:pPr>
+      <w:spacing w:before="100" w:beforeAutospacing="1" w:after="100" w:afterAutospacing="1" w:line="240" w:lineRule="auto"/>
+      <w:jc w:val="left"/>
+    </w:pPr>
+    <w:rPr>
+      <w:rFonts w:ascii="Times New Roman" w:eastAsia="Times New Roman" w:hAnsi="Times New Roman" w:cs="Times New Roman"/>
+      <w:kern w:val="0"/>
+      <w:sz w:val="24"/>
+      <w:lang w:eastAsia="cs-CZ"/>
+      <w14:ligatures w14:val="none"/>
+    </w:rPr>
+  </w:style>
+  <w:style w:type="character" w:styleId="Siln">
+    <w:name w:val="Strong"/>
+    <w:basedOn w:val="Standardnpsmoodstavce"/>
+    <w:uiPriority w:val="22"/>
+    <w:qFormat/>
+    <w:rsid w:val="00D80683"/>
+    <w:rPr>
+      <w:b/>
+      <w:bCs/>
+    </w:rPr>
+  </w:style>
 </w:styles>
 </file>
 
@@ -10905,10 +13356,26 @@
 </file>
 
 <file path=customXml/item1.xml><?xml version="1.0" encoding="utf-8"?>
-<b:Sources xmlns:b="http://schemas.openxmlformats.org/officeDocument/2006/bibliography" xmlns="http://schemas.openxmlformats.org/officeDocument/2006/bibliography" SelectedStyle="\APASixthEditionOfficeOnline.xsl" StyleName="APA" Version="6"/>
+<?mso-contentType ?>
+<FormTemplates xmlns="http://schemas.microsoft.com/sharepoint/v3/contenttype/forms">
+  <Display>DocumentLibraryForm</Display>
+  <Edit>DocumentLibraryForm</Edit>
+  <New>DocumentLibraryForm</New>
+</FormTemplates>
 </file>
 
 <file path=customXml/item2.xml><?xml version="1.0" encoding="utf-8"?>
+<p:properties xmlns:p="http://schemas.microsoft.com/office/2006/metadata/properties" xmlns:xsi="http://www.w3.org/2001/XMLSchema-instance" xmlns:pc="http://schemas.microsoft.com/office/infopath/2007/PartnerControls">
+  <documentManagement>
+    <TaxCatchAll xmlns="9069f8e3-06b5-4841-af59-bd496f6fbcdc" xsi:nil="true"/>
+    <lcf76f155ced4ddcb4097134ff3c332f xmlns="ac4d9f64-92e6-40df-bbe5-cbf691cfe8ae">
+      <Terms xmlns="http://schemas.microsoft.com/office/infopath/2007/PartnerControls"/>
+    </lcf76f155ced4ddcb4097134ff3c332f>
+  </documentManagement>
+</p:properties>
+</file>
+
+<file path=customXml/item3.xml><?xml version="1.0" encoding="utf-8"?>
 <ct:contentTypeSchema xmlns:ct="http://schemas.microsoft.com/office/2006/metadata/contentType" xmlns:ma="http://schemas.microsoft.com/office/2006/metadata/properties/metaAttributes" ct:_="" ma:_="" ma:contentTypeName="Dokument" ma:contentTypeID="0x0101007AC253A931DA3842A9467F19871E2C1B" ma:contentTypeVersion="10" ma:contentTypeDescription="Vytvoří nový dokument" ma:contentTypeScope="" ma:versionID="9dbcdc17d608927f05e31a50324249a7">
   <xsd:schema xmlns:xsd="http://www.w3.org/2001/XMLSchema" xmlns:xs="http://www.w3.org/2001/XMLSchema" xmlns:p="http://schemas.microsoft.com/office/2006/metadata/properties" xmlns:ns2="ac4d9f64-92e6-40df-bbe5-cbf691cfe8ae" xmlns:ns3="9069f8e3-06b5-4841-af59-bd496f6fbcdc" targetNamespace="http://schemas.microsoft.com/office/2006/metadata/properties" ma:root="true" ma:fieldsID="fb3d1d1e590abe5f5a4ef74e9b43408f" ns2:_="" ns3:_="">
     <xsd:import namespace="ac4d9f64-92e6-40df-bbe5-cbf691cfe8ae"/>
@@ -11097,35 +13564,30 @@
 </ct:contentTypeSchema>
 </file>
 
-<file path=customXml/item3.xml><?xml version="1.0" encoding="utf-8"?>
-<p:properties xmlns:p="http://schemas.microsoft.com/office/2006/metadata/properties" xmlns:xsi="http://www.w3.org/2001/XMLSchema-instance" xmlns:pc="http://schemas.microsoft.com/office/infopath/2007/PartnerControls">
-  <documentManagement>
-    <TaxCatchAll xmlns="9069f8e3-06b5-4841-af59-bd496f6fbcdc" xsi:nil="true"/>
-    <lcf76f155ced4ddcb4097134ff3c332f xmlns="ac4d9f64-92e6-40df-bbe5-cbf691cfe8ae">
-      <Terms xmlns="http://schemas.microsoft.com/office/infopath/2007/PartnerControls"/>
-    </lcf76f155ced4ddcb4097134ff3c332f>
-  </documentManagement>
-</p:properties>
-</file>
-
 <file path=customXml/item4.xml><?xml version="1.0" encoding="utf-8"?>
-<?mso-contentType ?>
-<FormTemplates xmlns="http://schemas.microsoft.com/sharepoint/v3/contenttype/forms">
-  <Display>DocumentLibraryForm</Display>
-  <Edit>DocumentLibraryForm</Edit>
-  <New>DocumentLibraryForm</New>
-</FormTemplates>
+<b:Sources xmlns:b="http://schemas.openxmlformats.org/officeDocument/2006/bibliography" xmlns="http://schemas.openxmlformats.org/officeDocument/2006/bibliography" SelectedStyle="\APASixthEditionOfficeOnline.xsl" StyleName="APA" Version="6"/>
 </file>
 
 <file path=customXml/itemProps1.xml><?xml version="1.0" encoding="utf-8"?>
-<ds:datastoreItem xmlns:ds="http://schemas.openxmlformats.org/officeDocument/2006/customXml" ds:itemID="{E0BB6427-4419-4C21-A0DF-4471F23995B6}">
+<ds:datastoreItem xmlns:ds="http://schemas.openxmlformats.org/officeDocument/2006/customXml" ds:itemID="{E8FDF9F9-0BC5-4BD9-96CC-E3BC62E19A62}">
   <ds:schemaRefs>
-    <ds:schemaRef ds:uri="http://schemas.openxmlformats.org/officeDocument/2006/bibliography"/>
+    <ds:schemaRef ds:uri="http://schemas.microsoft.com/sharepoint/v3/contenttype/forms"/>
   </ds:schemaRefs>
 </ds:datastoreItem>
 </file>
 
 <file path=customXml/itemProps2.xml><?xml version="1.0" encoding="utf-8"?>
+<ds:datastoreItem xmlns:ds="http://schemas.openxmlformats.org/officeDocument/2006/customXml" ds:itemID="{FB1D83C0-C8CC-4C35-B0E6-D4B15A08C6B5}">
+  <ds:schemaRefs>
+    <ds:schemaRef ds:uri="http://schemas.microsoft.com/office/2006/metadata/properties"/>
+    <ds:schemaRef ds:uri="http://schemas.microsoft.com/office/infopath/2007/PartnerControls"/>
+    <ds:schemaRef ds:uri="9069f8e3-06b5-4841-af59-bd496f6fbcdc"/>
+    <ds:schemaRef ds:uri="ac4d9f64-92e6-40df-bbe5-cbf691cfe8ae"/>
+  </ds:schemaRefs>
+</ds:datastoreItem>
+</file>
+
+<file path=customXml/itemProps3.xml><?xml version="1.0" encoding="utf-8"?>
 <ds:datastoreItem xmlns:ds="http://schemas.openxmlformats.org/officeDocument/2006/customXml" ds:itemID="{D5874249-D0BB-47A2-ADCE-DE87B2259BE8}">
   <ds:schemaRefs>
     <ds:schemaRef ds:uri="http://schemas.microsoft.com/office/2006/metadata/contentType"/>
@@ -11144,21 +13606,10 @@
 </ds:datastoreItem>
 </file>
 
-<file path=customXml/itemProps3.xml><?xml version="1.0" encoding="utf-8"?>
-<ds:datastoreItem xmlns:ds="http://schemas.openxmlformats.org/officeDocument/2006/customXml" ds:itemID="{FB1D83C0-C8CC-4C35-B0E6-D4B15A08C6B5}">
+<file path=customXml/itemProps4.xml><?xml version="1.0" encoding="utf-8"?>
+<ds:datastoreItem xmlns:ds="http://schemas.openxmlformats.org/officeDocument/2006/customXml" ds:itemID="{E0BB6427-4419-4C21-A0DF-4471F23995B6}">
   <ds:schemaRefs>
-    <ds:schemaRef ds:uri="http://schemas.microsoft.com/office/2006/metadata/properties"/>
-    <ds:schemaRef ds:uri="http://schemas.microsoft.com/office/infopath/2007/PartnerControls"/>
-    <ds:schemaRef ds:uri="9069f8e3-06b5-4841-af59-bd496f6fbcdc"/>
-    <ds:schemaRef ds:uri="ac4d9f64-92e6-40df-bbe5-cbf691cfe8ae"/>
-  </ds:schemaRefs>
-</ds:datastoreItem>
-</file>
-
-<file path=customXml/itemProps4.xml><?xml version="1.0" encoding="utf-8"?>
-<ds:datastoreItem xmlns:ds="http://schemas.openxmlformats.org/officeDocument/2006/customXml" ds:itemID="{E8FDF9F9-0BC5-4BD9-96CC-E3BC62E19A62}">
-  <ds:schemaRefs>
-    <ds:schemaRef ds:uri="http://schemas.microsoft.com/sharepoint/v3/contenttype/forms"/>
+    <ds:schemaRef ds:uri="http://schemas.openxmlformats.org/officeDocument/2006/bibliography"/>
   </ds:schemaRefs>
 </ds:datastoreItem>
 </file>
--- a/Barta_rocnikova_prace.docx
+++ b/Barta_rocnikova_prace.docx
@@ -5581,6 +5581,12 @@
       </w:r>
     </w:p>
     <w:p>
+      <w:pPr>
+        <w:rPr>
+          <w:rFonts w:ascii="Times New Roman" w:hAnsi="Times New Roman"/>
+          <w:sz w:val="24"/>
+        </w:rPr>
+      </w:pPr>
       <w:r>
         <w:t>Celý Habit-Tracker jsem rozdělil na nezávislé a znovupoužitelné komponenty. Tento přístup považuji za jeden z největších důvodů, proč je Angular pro podobné projekty tak vhodný. Místo toho, aby byl celý kód „na jednom místě“, má každá část aplikace svůj vlastní komponentní soubor a vlastní logiku i šablonu.</w:t>
       </w:r>
@@ -5616,6 +5622,12 @@
       <w:proofErr w:type="spellEnd"/>
     </w:p>
     <w:p>
+      <w:pPr>
+        <w:rPr>
+          <w:rFonts w:ascii="Times New Roman" w:hAnsi="Times New Roman"/>
+          <w:sz w:val="24"/>
+        </w:rPr>
+      </w:pPr>
       <w:r>
         <w:t xml:space="preserve">Pro práci s daty používám službu </w:t>
       </w:r>
@@ -5653,16 +5665,318 @@
       </w:r>
       <w:proofErr w:type="spellEnd"/>
       <w:r>
-        <w:t xml:space="preserve">) lépe odděluje od uživatelského rozhraní (komponenty). Kód je potom </w:t>
-      </w:r>
-      <w:r>
-        <w:t>přehlednější,</w:t>
-      </w:r>
+        <w:t xml:space="preserve">) lépe </w:t>
+      </w:r>
+      <w:proofErr w:type="spellStart"/>
+      <w:r>
+        <w:t>oddědušší</w:t>
+      </w:r>
+      <w:proofErr w:type="spellEnd"/>
+      <w:r>
+        <w:t xml:space="preserve"> na případné úpravy, protože změny v datové logice nezasáhnou tolik UI a </w:t>
+      </w:r>
+      <w:proofErr w:type="spellStart"/>
+      <w:r>
+        <w:t>naopakluje</w:t>
+      </w:r>
+      <w:proofErr w:type="spellEnd"/>
+      <w:r>
+        <w:t xml:space="preserve"> od uživatelského rozhraní (komponenty). Kód je potom přehlednější, a hlavně jedno.</w:t>
+      </w:r>
+    </w:p>
+    <w:p>
+      <w:pPr>
+        <w:pStyle w:val="Nadpis3"/>
+      </w:pPr>
+      <w:r>
+        <w:t>Angular CLI</w:t>
+      </w:r>
+    </w:p>
+    <w:p>
+      <w:pPr>
+        <w:rPr>
+          <w:rFonts w:ascii="Times New Roman" w:hAnsi="Times New Roman"/>
+          <w:sz w:val="24"/>
+        </w:rPr>
+      </w:pPr>
+      <w:r>
+        <w:t xml:space="preserve">Při vývoji jsem hodně využíval Angular CLI. To je příkazový nástroj, který Angular poskytuje a který pomáhá zautomatizovat několik činností. Podle oficiální dokumentace </w:t>
+      </w:r>
+      <w:r>
+        <w:rPr>
+          <w:rStyle w:val="VrazncittChar"/>
+        </w:rPr>
+        <w:t xml:space="preserve">"Angular CLI e nástrojem příkazového řádku, který vám umožňuje vytvářet, vyvíjet, testovat, nasazovat a udržovat Angular aplikace přímo z příkazového </w:t>
+      </w:r>
+      <w:r>
+        <w:rPr>
+          <w:rStyle w:val="VrazncittChar"/>
+        </w:rPr>
+        <w:lastRenderedPageBreak/>
+        <w:t>prostředí."[1]</w:t>
+      </w:r>
+      <w:r>
+        <w:t xml:space="preserve"> Pomocí něj se dají generovat nové komponenty, služby nebo další části projektu prostřednictvím schémat (</w:t>
+      </w:r>
+      <w:proofErr w:type="spellStart"/>
+      <w:r>
+        <w:t>schematics</w:t>
+      </w:r>
+      <w:proofErr w:type="spellEnd"/>
+      <w:r>
+        <w:t xml:space="preserve">), která </w:t>
+      </w:r>
+      <w:r>
+        <w:rPr>
+          <w:rStyle w:val="VrazncittChar"/>
+        </w:rPr>
+        <w:t>"generují a upravují zdrojové soubory vaší aplikace automaticky."[1]</w:t>
+      </w:r>
+      <w:r>
+        <w:t xml:space="preserve"> Také se přes něj spouští vývojový server v </w:t>
+      </w:r>
+      <w:proofErr w:type="spellStart"/>
+      <w:r>
+        <w:t>localhostu</w:t>
+      </w:r>
+      <w:proofErr w:type="spellEnd"/>
+      <w:r>
+        <w:t xml:space="preserve"> na p</w:t>
+      </w:r>
+      <w:r>
+        <w:t>or</w:t>
+      </w:r>
+      <w:r>
+        <w:t>tu 4200. Pro mě bylo Angular CLI důležité i kvůli časovému ulehčení práce. Když člověk dělá projekt, který obsahuje více komponent, nechce ručně vytvářet strukturu pro každou komponentu. CLI mi to připravilo rychle a přehledně, takže jsem se mohl soustředit hlavně na vlastní funkčnost aplikace.</w:t>
+      </w:r>
+    </w:p>
+    <w:p/>
+    <w:p>
+      <w:pPr>
+        <w:pStyle w:val="Nadpis2"/>
+      </w:pPr>
+      <w:r>
+        <w:t>Angular Material</w:t>
+      </w:r>
+    </w:p>
+    <w:p>
+      <w:pPr>
+        <w:rPr>
+          <w:rFonts w:ascii="Times New Roman" w:hAnsi="Times New Roman"/>
+          <w:sz w:val="24"/>
+        </w:rPr>
+      </w:pPr>
+      <w:r>
+        <w:t xml:space="preserve">Pro hlavní stránku jsou klíčové komponenty </w:t>
+      </w:r>
+      <w:proofErr w:type="spellStart"/>
+      <w:r>
+        <w:t>MatCard</w:t>
+      </w:r>
+      <w:proofErr w:type="spellEnd"/>
+      <w:r>
+        <w:t xml:space="preserve"> a </w:t>
+      </w:r>
+      <w:proofErr w:type="spellStart"/>
+      <w:r>
+        <w:t>MatTabs</w:t>
+      </w:r>
+      <w:proofErr w:type="spellEnd"/>
+      <w:r>
+        <w:t xml:space="preserve">. </w:t>
+      </w:r>
+      <w:proofErr w:type="spellStart"/>
+      <w:r>
+        <w:t>MatCard</w:t>
+      </w:r>
+      <w:proofErr w:type="spellEnd"/>
+      <w:r>
+        <w:t xml:space="preserve"> používám tam, kde chci mít návyky zobrazené v ucelených „kartách“ – uživatel pak hned vidí strukturu a nemusí se v obsahu ztrácet. </w:t>
+      </w:r>
+      <w:proofErr w:type="spellStart"/>
+      <w:r>
+        <w:t>MatTabs</w:t>
+      </w:r>
+      <w:proofErr w:type="spellEnd"/>
+      <w:r>
+        <w:t xml:space="preserve"> zase řeší přepínání mezi dvěma kategoriemi návyků. V mém případě to jsou „dobré“ a „špatné“ návyky. Tento způsob přepínání je pro uživatele intuitivní, protože místo přesměrování nebo složitých filtrů jen přepne záložku a hned vidí relevantní obsah.</w:t>
+      </w:r>
+    </w:p>
+    <w:p>
+      <w:pPr>
+        <w:pStyle w:val="Nadpis3"/>
+      </w:pPr>
+      <w:r>
+        <w:t>Karty a panely</w:t>
+      </w:r>
+    </w:p>
+    <w:p>
+      <w:r>
+        <w:t xml:space="preserve">Pro hlavní stránku jsou klíčové komponenty </w:t>
+      </w:r>
+      <w:proofErr w:type="spellStart"/>
+      <w:r>
+        <w:t>MatCard</w:t>
+      </w:r>
+      <w:proofErr w:type="spellEnd"/>
+      <w:r>
+        <w:t xml:space="preserve"> a </w:t>
+      </w:r>
+      <w:proofErr w:type="spellStart"/>
+      <w:r>
+        <w:t>MatTabs</w:t>
+      </w:r>
+      <w:proofErr w:type="spellEnd"/>
+      <w:r>
+        <w:t xml:space="preserve">. </w:t>
+      </w:r>
+      <w:proofErr w:type="spellStart"/>
+      <w:r>
+        <w:t>MatCard</w:t>
+      </w:r>
+      <w:proofErr w:type="spellEnd"/>
+      <w:r>
+        <w:t xml:space="preserve"> používám tam, kde chci mít návyky zobrazené v ucelených „kartách“ – uživatel pak hned vidí strukturu a nemusí se v obsahu ztrácet. </w:t>
+      </w:r>
+      <w:proofErr w:type="spellStart"/>
+      <w:r>
+        <w:t>MatTabs</w:t>
+      </w:r>
+      <w:proofErr w:type="spellEnd"/>
+      <w:r>
+        <w:t xml:space="preserve"> zase řeší přepínání mezi dvěma kategoriemi návyků. V mém případě to jsou „dobré“ a „špatné“ návyky. Tento způsob přepínání je pro uživatele intuitivní, protože místo přesměrování nebo složitých filtrů jen přepne záložku a hned vidí relevantní obsah.</w:t>
+      </w:r>
+    </w:p>
+    <w:p>
+      <w:pPr>
+        <w:pStyle w:val="Nadpis3"/>
+      </w:pPr>
+      <w:r>
+        <w:t>Formulářové prvky a ikony</w:t>
+      </w:r>
+    </w:p>
+    <w:p>
+      <w:pPr>
+        <w:rPr>
+          <w:rFonts w:ascii="Times New Roman" w:hAnsi="Times New Roman"/>
+          <w:sz w:val="24"/>
+        </w:rPr>
+      </w:pPr>
+      <w:r>
+        <w:t xml:space="preserve">Pro zadávání názvu nového návyku a výběr barvy používám ovládací prvky </w:t>
+      </w:r>
+      <w:proofErr w:type="spellStart"/>
+      <w:r>
+        <w:t>MatFormField</w:t>
+      </w:r>
+      <w:proofErr w:type="spellEnd"/>
+      <w:r>
+        <w:t xml:space="preserve">. Tyhle prvky pomáhají držet formy přehledné a vizuálně jednotné. Dále jsem využil systém ikon přes komponentu </w:t>
+      </w:r>
+      <w:proofErr w:type="spellStart"/>
+      <w:r>
+        <w:t>MatIcon</w:t>
+      </w:r>
+      <w:proofErr w:type="spellEnd"/>
+      <w:r>
+        <w:t>. Ikony jsem použil jako vizuální doplněk k návykům, aby bylo možné návyky rychleji rozpoznat a aby vzhled aplikace nebyl jen „textový“, ale měl i jasné symboly. I když se to může zdát jako drobnost, v praxi to zvyšuje použitelnost a uživatelský komfort.</w:t>
+      </w:r>
+    </w:p>
+    <w:p>
+      <w:pPr>
+        <w:pStyle w:val="Nadpis2"/>
+      </w:pPr>
+      <w:proofErr w:type="spellStart"/>
+      <w:r>
+        <w:t>TypeScript</w:t>
+      </w:r>
+      <w:proofErr w:type="spellEnd"/>
+    </w:p>
+    <w:p>
+      <w:proofErr w:type="spellStart"/>
+      <w:r>
+        <w:t>TypeScript</w:t>
+      </w:r>
+      <w:proofErr w:type="spellEnd"/>
+      <w:r>
+        <w:t xml:space="preserve"> je programovací jazyk, který rozšiřuje JavaScript o statické typování a další moderní funkce. Pro projekt Habit-Tracker jsem zvolil </w:t>
+      </w:r>
+      <w:proofErr w:type="spellStart"/>
+      <w:r>
+        <w:t>TypeScript</w:t>
+      </w:r>
+      <w:proofErr w:type="spellEnd"/>
+      <w:r>
+        <w:t xml:space="preserve"> jako primární jazyk, protože umožňuje psát bezpečnější a lépe udržovatelný kód. </w:t>
+      </w:r>
+      <w:proofErr w:type="spellStart"/>
+      <w:r>
+        <w:t>TypeScript</w:t>
+      </w:r>
+      <w:proofErr w:type="spellEnd"/>
+      <w:r>
+        <w:t xml:space="preserve"> se kompiluje do běžného </w:t>
+      </w:r>
+      <w:proofErr w:type="spellStart"/>
+      <w:r>
+        <w:t>JavaScriptu</w:t>
+      </w:r>
+      <w:proofErr w:type="spellEnd"/>
+      <w:r>
+        <w:t>, takže je plně kompatibilní se všemi prohlížeči a Angular frameworkem.</w:t>
+      </w:r>
+    </w:p>
+    <w:p>
+      <w:r>
+        <w:t xml:space="preserve">Volba </w:t>
+      </w:r>
+      <w:proofErr w:type="spellStart"/>
+      <w:r>
+        <w:t>TypeScriptu</w:t>
+      </w:r>
+      <w:proofErr w:type="spellEnd"/>
+      <w:r>
+        <w:t xml:space="preserve"> pro tento projekt byla přirozená, protože Angular je </w:t>
+      </w:r>
+      <w:proofErr w:type="spellStart"/>
+      <w:r>
+        <w:t>oficálně</w:t>
+      </w:r>
+      <w:proofErr w:type="spellEnd"/>
+      <w:r>
+        <w:t xml:space="preserve"> postaven na </w:t>
+      </w:r>
+      <w:proofErr w:type="spellStart"/>
+      <w:r>
+        <w:t>TypeScriptu</w:t>
+      </w:r>
+      <w:proofErr w:type="spellEnd"/>
+      <w:r>
+        <w:t xml:space="preserve"> a všechny jeho klíčové funkce (</w:t>
+      </w:r>
+      <w:proofErr w:type="spellStart"/>
+      <w:r>
+        <w:t>dependency</w:t>
+      </w:r>
+      <w:proofErr w:type="spellEnd"/>
       <w:r>
         <w:t xml:space="preserve"> </w:t>
       </w:r>
-      <w:r>
-        <w:t>a hlavně jednodušší na případné úpravy, protože změny v datové logice nezasáhnou tolik UI a naopak.</w:t>
+      <w:proofErr w:type="spellStart"/>
+      <w:r>
+        <w:t>injection</w:t>
+      </w:r>
+      <w:proofErr w:type="spellEnd"/>
+      <w:r>
+        <w:t xml:space="preserve">, </w:t>
+      </w:r>
+      <w:proofErr w:type="spellStart"/>
+      <w:r>
+        <w:t>dekorátory</w:t>
+      </w:r>
+      <w:proofErr w:type="spellEnd"/>
+      <w:r>
+        <w:t>, typy) jsou optimalizovány právě pro tento jazyk. Díky tomu lze plně využít všech výhod, které Angular nabízí.</w:t>
       </w:r>
     </w:p>
     <w:p>
@@ -5670,358 +5984,340 @@
         <w:pStyle w:val="Nadpis3"/>
       </w:pPr>
       <w:r>
-        <w:t>Angular CLI</w:t>
-      </w:r>
-    </w:p>
-    <w:p>
-      <w:r>
-        <w:t>Při vývoji jsem hodně využíval Angular CLI. To je příkazový nástroj, který Angular poskytuje a který pomáhá zautomatizovat několik činností. Například se pomocí něj dají generovat nové komponenty, služby nebo další části projektu. Také se přes něj spouští vývojový server v</w:t>
-      </w:r>
-      <w:r>
-        <w:t> </w:t>
-      </w:r>
-      <w:proofErr w:type="spellStart"/>
-      <w:r>
-        <w:t>localhost</w:t>
-      </w:r>
-      <w:r>
-        <w:t>u</w:t>
-      </w:r>
-      <w:proofErr w:type="spellEnd"/>
-      <w:r>
-        <w:t xml:space="preserve"> na </w:t>
-      </w:r>
-      <w:proofErr w:type="spellStart"/>
-      <w:r>
-        <w:t>protu</w:t>
-      </w:r>
-      <w:proofErr w:type="spellEnd"/>
-      <w:r>
-        <w:t xml:space="preserve"> 4200</w:t>
+        <w:lastRenderedPageBreak/>
+        <w:t>Statické typování</w:t>
+      </w:r>
+    </w:p>
+    <w:p>
+      <w:r>
+        <w:t xml:space="preserve">Jednou z hlavních výhod </w:t>
+      </w:r>
+      <w:proofErr w:type="spellStart"/>
+      <w:r>
+        <w:t>TypeScriptu</w:t>
+      </w:r>
+      <w:proofErr w:type="spellEnd"/>
+      <w:r>
+        <w:t xml:space="preserve"> je statické typování. V </w:t>
+      </w:r>
+      <w:proofErr w:type="spellStart"/>
+      <w:r>
+        <w:t>JavaScriptu</w:t>
+      </w:r>
+      <w:proofErr w:type="spellEnd"/>
+      <w:r>
+        <w:t xml:space="preserve"> by se typ proměnné mohl změnit kdykoliv, což může vést k obtížně odhalitelným chybám. V </w:t>
+      </w:r>
+      <w:proofErr w:type="spellStart"/>
+      <w:r>
+        <w:t>TypeScriptu</w:t>
+      </w:r>
+      <w:proofErr w:type="spellEnd"/>
+      <w:r>
+        <w:t xml:space="preserve"> se typ definuje při deklaraci a kompilátor kontroluje, zda se typ používá správně.</w:t>
+      </w:r>
+    </w:p>
+    <w:p>
+      <w:r>
+        <w:t>V Habit-Trackeru jsem vytvořil rozhraní (</w:t>
+      </w:r>
+      <w:proofErr w:type="spellStart"/>
+      <w:r>
+        <w:t>interfaces</w:t>
+      </w:r>
+      <w:proofErr w:type="spellEnd"/>
+      <w:r>
+        <w:t>) pro objekty návyků. Například rozhraní Habit definuje všechny vlastnosti, které návyk obsahuje</w:t>
       </w:r>
       <w:r>
         <w:t>.</w:t>
       </w:r>
+    </w:p>
+    <w:p>
+      <w:r>
+        <w:t>Díky tomu je už při psaní kódu jasné, jaké vlastnosti má objekt, a editor může poskytovat lepší návrhy (</w:t>
+      </w:r>
+      <w:proofErr w:type="spellStart"/>
+      <w:r>
+        <w:t>autocomplete</w:t>
+      </w:r>
+      <w:proofErr w:type="spellEnd"/>
+      <w:r>
+        <w:t>). Chyby se odhalují během vývoje, ne až když aplikace běží.</w:t>
+      </w:r>
+    </w:p>
+    <w:p>
+      <w:pPr>
+        <w:pStyle w:val="Nadpis3"/>
+      </w:pPr>
+      <w:proofErr w:type="spellStart"/>
+      <w:r>
+        <w:t>Interfaces</w:t>
+      </w:r>
+      <w:proofErr w:type="spellEnd"/>
+      <w:r>
+        <w:t xml:space="preserve"> a typy</w:t>
+      </w:r>
+    </w:p>
+    <w:p>
+      <w:proofErr w:type="spellStart"/>
+      <w:r>
+        <w:t>Interfaces</w:t>
+      </w:r>
+      <w:proofErr w:type="spellEnd"/>
+      <w:r>
+        <w:t xml:space="preserve"> v </w:t>
+      </w:r>
+      <w:proofErr w:type="spellStart"/>
+      <w:r>
+        <w:t>TypeScriptu</w:t>
+      </w:r>
+      <w:proofErr w:type="spellEnd"/>
+      <w:r>
+        <w:t xml:space="preserve"> slouží </w:t>
+      </w:r>
+      <w:proofErr w:type="gramStart"/>
+      <w:r>
+        <w:t xml:space="preserve">pro </w:t>
+      </w:r>
+      <w:r>
+        <w:t xml:space="preserve"> definování</w:t>
+      </w:r>
+      <w:proofErr w:type="gramEnd"/>
+      <w:r>
+        <w:t xml:space="preserve"> struktury objektů. V projektu jsem definoval interface pro Habit Tento interface zajišťuje, že všechny návyky v aplikaci mají konzistentní strukturu a jsou správně typované.</w:t>
+      </w:r>
+    </w:p>
+    <w:p>
+      <w:r>
+        <w:t xml:space="preserve">Tímto způsobem je zajištěno, že všechny návyky v aplikaci mají konzistentní strukturu. Pokud by se někdo pokusil přidat návyk bez některého z těchto polí, </w:t>
+      </w:r>
+      <w:proofErr w:type="spellStart"/>
+      <w:r>
+        <w:t>TypeScript</w:t>
+      </w:r>
+      <w:proofErr w:type="spellEnd"/>
+      <w:r>
+        <w:t xml:space="preserve"> by to označil jako chybu. </w:t>
+      </w:r>
+      <w:proofErr w:type="spellStart"/>
+      <w:r>
+        <w:t>Interfaces</w:t>
+      </w:r>
+      <w:proofErr w:type="spellEnd"/>
+      <w:r>
+        <w:t xml:space="preserve"> také zlepšují čitelnost kódu, protože vývojář hned vidí, jaké data komponenta očekává.</w:t>
+      </w:r>
+    </w:p>
+    <w:p>
+      <w:pPr>
+        <w:pStyle w:val="Nadpis3"/>
+      </w:pPr>
+      <w:proofErr w:type="spellStart"/>
+      <w:r>
+        <w:t>Dekorátory</w:t>
+      </w:r>
+      <w:proofErr w:type="spellEnd"/>
+      <w:r>
+        <w:t xml:space="preserve"> a metadata</w:t>
+      </w:r>
+    </w:p>
+    <w:p>
+      <w:proofErr w:type="spellStart"/>
+      <w:r>
+        <w:t>TypeScript</w:t>
+      </w:r>
+      <w:proofErr w:type="spellEnd"/>
+      <w:r>
+        <w:t xml:space="preserve"> podporuje </w:t>
+      </w:r>
+      <w:proofErr w:type="spellStart"/>
+      <w:r>
+        <w:t>dekorátory</w:t>
+      </w:r>
+      <w:proofErr w:type="spellEnd"/>
+      <w:r>
+        <w:t xml:space="preserve">, což jsou speciální funkce, které mění chování tříd, metod nebo vlastností. Angular intenzivně používá </w:t>
+      </w:r>
+      <w:proofErr w:type="spellStart"/>
+      <w:r>
+        <w:t>dekorátory</w:t>
+      </w:r>
+      <w:proofErr w:type="spellEnd"/>
+      <w:r>
+        <w:t xml:space="preserve"> jako @Component, @Injectable, @Input, @Input, @Output. Tyto </w:t>
+      </w:r>
+      <w:proofErr w:type="spellStart"/>
+      <w:r>
+        <w:t>dekorátory</w:t>
+      </w:r>
+      <w:proofErr w:type="spellEnd"/>
+      <w:r>
+        <w:t xml:space="preserve"> poskytují metadata, která Angular používá k vytvoření a konfiguraci součástí aplikace.</w:t>
+      </w:r>
+    </w:p>
+    <w:p>
+      <w:r>
+        <w:t xml:space="preserve">Například </w:t>
+      </w:r>
+      <w:proofErr w:type="spellStart"/>
+      <w:r>
+        <w:t>dekorátor</w:t>
+      </w:r>
+      <w:proofErr w:type="spellEnd"/>
+      <w:r>
+        <w:t xml:space="preserve"> @Component definuje, že třída je komponenta, a specifikuje její šablonu, styly a selektor. </w:t>
+      </w:r>
+      <w:proofErr w:type="spellStart"/>
+      <w:r>
+        <w:t>Dekorátor</w:t>
+      </w:r>
+      <w:proofErr w:type="spellEnd"/>
+      <w:r>
+        <w:t xml:space="preserve"> @Injectable označuje, že třída je služba, kterou lze vložit do jiných tříd pomocí </w:t>
+      </w:r>
+      <w:proofErr w:type="spellStart"/>
+      <w:r>
+        <w:t>dependency</w:t>
+      </w:r>
+      <w:proofErr w:type="spellEnd"/>
       <w:r>
         <w:t xml:space="preserve"> </w:t>
       </w:r>
-      <w:r>
-        <w:t xml:space="preserve">Pro mě bylo Angular CLI </w:t>
-      </w:r>
+      <w:proofErr w:type="spellStart"/>
+      <w:r>
+        <w:t>injection</w:t>
+      </w:r>
+      <w:proofErr w:type="spellEnd"/>
+      <w:r>
+        <w:t xml:space="preserve">. Bez </w:t>
+      </w:r>
+      <w:proofErr w:type="spellStart"/>
+      <w:r>
+        <w:t>TypeScriptu</w:t>
+      </w:r>
+      <w:proofErr w:type="spellEnd"/>
+      <w:r>
+        <w:t xml:space="preserve"> by bylo obtížné používat tyto pokročilé funkce </w:t>
+      </w:r>
+      <w:proofErr w:type="spellStart"/>
+      <w:r>
+        <w:t>Angularu</w:t>
+      </w:r>
+      <w:proofErr w:type="spellEnd"/>
+      <w:r>
+        <w:t>.</w:t>
+      </w:r>
+    </w:p>
+    <w:p>
+      <w:pPr>
+        <w:pStyle w:val="Nadpis3"/>
+      </w:pPr>
+      <w:r>
+        <w:t>Generické typy</w:t>
+      </w:r>
+    </w:p>
+    <w:p>
+      <w:proofErr w:type="spellStart"/>
+      <w:r>
+        <w:t>TypeScript</w:t>
+      </w:r>
+      <w:proofErr w:type="spellEnd"/>
+      <w:r>
+        <w:t xml:space="preserve"> podporuje generické typy, které umožňují psát kód, který je flexibilní, ale zároveň typově bezpečný. V </w:t>
+      </w:r>
+      <w:proofErr w:type="spellStart"/>
+      <w:r>
+        <w:t>DataService</w:t>
+      </w:r>
+      <w:proofErr w:type="spellEnd"/>
+      <w:r>
+        <w:t xml:space="preserve"> jsem používal generické typy pro </w:t>
+      </w:r>
+      <w:proofErr w:type="spellStart"/>
+      <w:r>
+        <w:t>napříkad</w:t>
+      </w:r>
+      <w:proofErr w:type="spellEnd"/>
+      <w:r>
+        <w:t xml:space="preserve"> </w:t>
+      </w:r>
+      <w:proofErr w:type="spellStart"/>
+      <w:r>
+        <w:t>BehaviorSubject</w:t>
+      </w:r>
+      <w:proofErr w:type="spellEnd"/>
+      <w:r>
+        <w:t>.</w:t>
+      </w:r>
+      <w:r>
+        <w:t xml:space="preserve"> </w:t>
+      </w:r>
+      <w:r>
+        <w:t xml:space="preserve">Tímto způsobem je jasně vidět, že </w:t>
+      </w:r>
+      <w:proofErr w:type="spellStart"/>
+      <w:r>
+        <w:t>habitsSubject</w:t>
+      </w:r>
+      <w:proofErr w:type="spellEnd"/>
+      <w:r>
+        <w:t xml:space="preserve"> emituje pole návyků. Pokud by se někdo pokusil vložit něco jiného, </w:t>
+      </w:r>
+      <w:proofErr w:type="spellStart"/>
+      <w:r>
+        <w:t>TypeScript</w:t>
+      </w:r>
+      <w:proofErr w:type="spellEnd"/>
+      <w:r>
+        <w:t xml:space="preserve"> by to detekoval jako chybu. Generické typy jsou zvlášť užitečné při práci s </w:t>
+      </w:r>
+      <w:proofErr w:type="spellStart"/>
+      <w:r>
+        <w:t>observables</w:t>
+      </w:r>
+      <w:proofErr w:type="spellEnd"/>
+      <w:r>
+        <w:t xml:space="preserve"> a reaktivním programováním.</w:t>
+      </w:r>
+    </w:p>
+    <w:p>
+      <w:pPr>
+        <w:pStyle w:val="Nadpis2"/>
+      </w:pPr>
+      <w:r>
+        <w:t>Netlify</w:t>
+      </w:r>
+    </w:p>
+    <w:p>
+      <w:r>
+        <w:t>V minulosti mě vždycky zajímalo, jak dostat vytvořenou aplikaci na web, aby ji šlo reálně sdílet. Netlify je v tomhle ohledu jednoduchá a docela „student-</w:t>
+      </w:r>
+      <w:proofErr w:type="spellStart"/>
+      <w:r>
+        <w:t>friendly</w:t>
+      </w:r>
+      <w:proofErr w:type="spellEnd"/>
+      <w:r>
+        <w:t xml:space="preserve">“ platforma. Nabízí rychlé publikování bez toho, aby člověk musel řešit složitý </w:t>
+      </w:r>
+      <w:proofErr w:type="spellStart"/>
+      <w:r>
+        <w:t>backend</w:t>
+      </w:r>
+      <w:proofErr w:type="spellEnd"/>
+      <w:r>
+        <w:t xml:space="preserve"> nebo vlastní konfiguraci serveru.</w:t>
+      </w:r>
+    </w:p>
+    <w:p>
+      <w:r>
+        <w:t>Protože je Habit-Tracker single-page aplikace bez potřeby databáze, Netlify mi dává smysl. Aplikaci lze nasadit tak, že se build verze projektu publikují do produkce. Netlify sice umožňuje i použití databáze, ale v mém případě jsem ji zatím nepotřeboval – data si totiž aplikace ukládá lokálně v prohlížeči. Díky tomu je nasazení jednodušší a celý projekt je soustředěný spíš na samotnou funkcionalitu UI.</w:t>
+      </w:r>
+    </w:p>
+    <w:p>
       <w:r>
         <w:lastRenderedPageBreak/>
-        <w:t>důležité i kvůli času. Když člověk dělá ročníkovou práci, nechce ručně vytvářet strukturu pro každou komponentu. CLI mi to připravilo rychle a správně, takže jsem se mohl soustředit hlavně na vlastní funkčnost aplikace.</w:t>
-      </w:r>
-    </w:p>
-    <w:p/>
-    <w:p>
-      <w:pPr>
-        <w:pStyle w:val="Nadpis2"/>
-      </w:pPr>
-      <w:r>
-        <w:t>Angular Material</w:t>
-      </w:r>
-    </w:p>
-    <w:p>
-      <w:r>
-        <w:t xml:space="preserve">Aby měla aplikace co nejhezčí a profesionální </w:t>
-      </w:r>
-      <w:proofErr w:type="gramStart"/>
-      <w:r>
-        <w:t>vzhled</w:t>
-      </w:r>
-      <w:proofErr w:type="gramEnd"/>
-      <w:r>
-        <w:t xml:space="preserve"> a hlavně byla příjemná pro uživatele, rozhodl jsem se použít Angular Material. Je to knihovna komponent, které jsou navržené podle principů Material Designu od Googlu. Díky tomu aplikace nepůsobí „nesourodě“ – komponenty mají podobný styl, chování i vizuální konzistenci.</w:t>
-      </w:r>
-      <w:r>
-        <w:t xml:space="preserve"> </w:t>
-      </w:r>
-      <w:r>
-        <w:t>Z hlediska ročníkové práce mi Angular Material také ušetřil spoustu času. Nemusel jsem navrhovat všechno od nuly (což by bylo zbytečně těžké a pomalé), ale mohl jsem se soustředit na samotnou logiku Habit-Trackeru. Vzhled se navíc dal postupně doladit pomocí SCSS tak, aby seděl do mé barevné schématu.</w:t>
-      </w:r>
-    </w:p>
-    <w:p>
-      <w:pPr>
-        <w:pStyle w:val="Nadpis3"/>
-      </w:pPr>
-      <w:r>
-        <w:t>Karty a panely</w:t>
-      </w:r>
-    </w:p>
-    <w:p>
-      <w:r>
-        <w:t xml:space="preserve">Pro hlavní stránku jsou klíčové komponenty </w:t>
-      </w:r>
-      <w:proofErr w:type="spellStart"/>
-      <w:r>
-        <w:t>MatCard</w:t>
-      </w:r>
-      <w:proofErr w:type="spellEnd"/>
-      <w:r>
-        <w:t xml:space="preserve"> a </w:t>
-      </w:r>
-      <w:proofErr w:type="spellStart"/>
-      <w:r>
-        <w:t>MatTabs</w:t>
-      </w:r>
-      <w:proofErr w:type="spellEnd"/>
-      <w:r>
-        <w:t xml:space="preserve">. </w:t>
-      </w:r>
-      <w:proofErr w:type="spellStart"/>
-      <w:r>
-        <w:t>MatCard</w:t>
-      </w:r>
-      <w:proofErr w:type="spellEnd"/>
-      <w:r>
-        <w:t xml:space="preserve"> používám tam, kde chci mít návyky zobrazené v ucelených „kartách“ – uživatel pak hned vidí strukturu a nemusí se v obsahu ztrácet. </w:t>
-      </w:r>
-      <w:proofErr w:type="spellStart"/>
-      <w:r>
-        <w:t>MatTabs</w:t>
-      </w:r>
-      <w:proofErr w:type="spellEnd"/>
-      <w:r>
-        <w:t xml:space="preserve"> zase řeší přepínání mezi dvěma kategoriemi návyků. V mém případě to jsou „dobré“ a „špatné“ návyky. Tento způsob přepínání je pro uživatele intuitivní, protože místo přesměrování nebo složitých filtrů jen přepne záložku a hned vidí relevantní obsah.</w:t>
-      </w:r>
-    </w:p>
-    <w:p>
-      <w:pPr>
-        <w:pStyle w:val="Nadpis3"/>
-      </w:pPr>
-      <w:r>
-        <w:t>Formulářové prvky a ikony</w:t>
-      </w:r>
-    </w:p>
-    <w:p>
-      <w:r>
-        <w:t xml:space="preserve">Pro zadávání názvu nového návyku a výběr barvy používám ovládací prvky </w:t>
-      </w:r>
-      <w:proofErr w:type="spellStart"/>
-      <w:r>
-        <w:t>MatFormField</w:t>
-      </w:r>
-      <w:proofErr w:type="spellEnd"/>
-      <w:r>
-        <w:t xml:space="preserve">. Tyhle prvky pomáhají držet formy přehledné a vizuálně jednotné. Dále jsem využil systém ikon přes komponentu </w:t>
-      </w:r>
-      <w:proofErr w:type="spellStart"/>
-      <w:r>
-        <w:t>MatIcon</w:t>
-      </w:r>
-      <w:proofErr w:type="spellEnd"/>
-      <w:r>
-        <w:t>. Ikony jsem použil jako vizuální doplněk k návykům, aby bylo možné návyky rychleji rozpoznat a aby vzhled aplikace nebyl jen „textový“, ale měl i jasné symboly. I když se to může zdát jako drobnost, v praxi to zvyšuje použitelnost a uživatelský komfort</w:t>
-      </w:r>
-    </w:p>
-    <w:p>
-      <w:pPr>
-        <w:pStyle w:val="Nadpis2"/>
-      </w:pPr>
-      <w:proofErr w:type="spellStart"/>
-      <w:r>
-        <w:t>Sass</w:t>
-      </w:r>
-      <w:proofErr w:type="spellEnd"/>
-      <w:r>
-        <w:t xml:space="preserve"> CSS (SCSS)</w:t>
-      </w:r>
-    </w:p>
-    <w:p>
-      <w:r>
-        <w:t xml:space="preserve">Původně jsem měl v plánu psát styly v LESS. V průběhu implementace Angular </w:t>
-      </w:r>
-      <w:proofErr w:type="spellStart"/>
-      <w:r>
-        <w:t>Materialu</w:t>
-      </w:r>
-      <w:proofErr w:type="spellEnd"/>
-      <w:r>
-        <w:t xml:space="preserve"> jsem ale přešel na SCSS. Rozhodnutí nebylo složité – Angular Material je postavený právě na </w:t>
-      </w:r>
-      <w:proofErr w:type="spellStart"/>
-      <w:r>
-        <w:t>Sass</w:t>
-      </w:r>
-      <w:proofErr w:type="spellEnd"/>
-      <w:r>
-        <w:t xml:space="preserve">, takže bylo logické držet se stejného </w:t>
-      </w:r>
-      <w:proofErr w:type="spellStart"/>
-      <w:r>
-        <w:t>stylovacího</w:t>
-      </w:r>
-      <w:proofErr w:type="spellEnd"/>
-      <w:r>
-        <w:t xml:space="preserve"> systému. Tím jsem chtěl dosáhnout plné </w:t>
-      </w:r>
-      <w:proofErr w:type="gramStart"/>
-      <w:r>
-        <w:t>kompatibility</w:t>
-      </w:r>
-      <w:proofErr w:type="gramEnd"/>
-      <w:r>
-        <w:t xml:space="preserve"> a hlavně konzistence stylů v celém projektu.</w:t>
-      </w:r>
-    </w:p>
-    <w:p>
-      <w:r>
-        <w:t xml:space="preserve">SCSS mi navíc umožňuje psát přehlednější CSS díky některým vlastnostem navíc oproti klasickému CSS. Například pracuji s proměnnými, umím vnořovat styly do logické struktury a používám </w:t>
-      </w:r>
-      <w:proofErr w:type="spellStart"/>
-      <w:r>
-        <w:t>mixiny</w:t>
-      </w:r>
-      <w:proofErr w:type="spellEnd"/>
-      <w:r>
-        <w:t xml:space="preserve">. Díky tomu se vyhnu zbytečnému opakování kódu a </w:t>
-      </w:r>
-      <w:proofErr w:type="spellStart"/>
-      <w:r>
-        <w:t>stylovací</w:t>
-      </w:r>
-      <w:proofErr w:type="spellEnd"/>
-      <w:r>
-        <w:t xml:space="preserve"> logika se dá lépe udržovat i do budoucna.</w:t>
-      </w:r>
-    </w:p>
-    <w:p>
-      <w:pPr>
-        <w:pStyle w:val="Nadpis3"/>
-      </w:pPr>
-      <w:proofErr w:type="spellStart"/>
-      <w:r>
-        <w:t>Variables</w:t>
-      </w:r>
-      <w:proofErr w:type="spellEnd"/>
-    </w:p>
-    <w:p>
-      <w:r>
-        <w:t xml:space="preserve">V SCSS používám </w:t>
-      </w:r>
-      <w:proofErr w:type="spellStart"/>
-      <w:r>
-        <w:t>variables</w:t>
-      </w:r>
-      <w:proofErr w:type="spellEnd"/>
-      <w:r>
-        <w:t xml:space="preserve"> pro centrální definici barev a typografie. V souboru se globálními styly mám nastavené barvy pro pozitivní a negativní návyky, ale také základní barvy, které se používají napříč aplikací. </w:t>
-      </w:r>
-      <w:r>
-        <w:lastRenderedPageBreak/>
-        <w:t>Výhoda je, že když bych chtěl změnit barevné schéma, nemusím procházet celý projekt a hledat všechny konkrétní barvy. Stačí upravit proměnné na jednom místě, a úprava se projeví všude.</w:t>
-      </w:r>
-    </w:p>
-    <w:p>
-      <w:pPr>
-        <w:pStyle w:val="Nadpis3"/>
-      </w:pPr>
-      <w:proofErr w:type="spellStart"/>
-      <w:r>
-        <w:t>Nesting</w:t>
-      </w:r>
-      <w:proofErr w:type="spellEnd"/>
-    </w:p>
-    <w:p>
-      <w:proofErr w:type="spellStart"/>
-      <w:r>
-        <w:t>Nesting</w:t>
-      </w:r>
-      <w:proofErr w:type="spellEnd"/>
-      <w:r>
-        <w:t xml:space="preserve"> (vnořování) využívám hlavně pro čitelnost. Kód se pak podobá struktuře HTML. To mi pomáhá při ladění, protože vidím, že styl patří právě k danému prvku nebo komponentě. Například když </w:t>
-      </w:r>
-      <w:proofErr w:type="gramStart"/>
-      <w:r>
-        <w:t>upravuju</w:t>
-      </w:r>
-      <w:proofErr w:type="gramEnd"/>
-      <w:r>
-        <w:t xml:space="preserve"> vzhled tlačítka v kartách návyků, je jasné, kam daný blok stylu patří, a nemusím zbytečně hledat v dlouhém CSS souboru.</w:t>
-      </w:r>
-    </w:p>
-    <w:p>
-      <w:pPr>
-        <w:pStyle w:val="Nadpis3"/>
-      </w:pPr>
-      <w:proofErr w:type="spellStart"/>
-      <w:r>
-        <w:t>Mixins</w:t>
-      </w:r>
-      <w:proofErr w:type="spellEnd"/>
-    </w:p>
-    <w:p>
-      <w:proofErr w:type="spellStart"/>
-      <w:r>
-        <w:t>Mixins</w:t>
-      </w:r>
-      <w:proofErr w:type="spellEnd"/>
-      <w:r>
-        <w:t xml:space="preserve"> používám v momentě, kdy se v projektu objevují podobné opakující se vizuální efekty. V Habit-Trackeru se to projevilo třeba u stínů karet (box-shadow) nebo u responzivních bodů (media queries). </w:t>
-      </w:r>
-      <w:proofErr w:type="spellStart"/>
-      <w:r>
-        <w:t>Mixiny</w:t>
-      </w:r>
-      <w:proofErr w:type="spellEnd"/>
-      <w:r>
-        <w:t xml:space="preserve"> mi pomáhají zachovat vizuální konzistenci napříč aplikací a zároveň snižují množství opakovaného kódu. Když se pak něco rozhodnu změnit, upravím </w:t>
-      </w:r>
-      <w:proofErr w:type="spellStart"/>
-      <w:r>
-        <w:t>mixin</w:t>
-      </w:r>
-      <w:proofErr w:type="spellEnd"/>
-      <w:r>
-        <w:t xml:space="preserve"> a změna se projeví ve všech místech, kde se </w:t>
-      </w:r>
-      <w:proofErr w:type="spellStart"/>
-      <w:r>
-        <w:t>mixin</w:t>
-      </w:r>
-      <w:proofErr w:type="spellEnd"/>
-      <w:r>
-        <w:t xml:space="preserve"> používá.</w:t>
-      </w:r>
-    </w:p>
-    <w:p/>
-    <w:p>
-      <w:pPr>
-        <w:pStyle w:val="Nadpis2"/>
-      </w:pPr>
-      <w:r>
-        <w:t>Netlify</w:t>
-      </w:r>
-    </w:p>
-    <w:p>
-      <w:r>
-        <w:t>V minulosti mě vždycky zajímalo, jak dostat vytvořenou aplikaci na web, aby ji šlo reálně sdílet. Netlify je v tomhle ohledu jednoduchá a docela „student-</w:t>
-      </w:r>
-      <w:proofErr w:type="spellStart"/>
-      <w:r>
-        <w:t>friendly</w:t>
-      </w:r>
-      <w:proofErr w:type="spellEnd"/>
-      <w:r>
-        <w:t xml:space="preserve">“ platforma. Nabízí rychlé publikování bez toho, aby člověk musel řešit složitý </w:t>
-      </w:r>
-      <w:proofErr w:type="spellStart"/>
-      <w:r>
-        <w:t>backend</w:t>
-      </w:r>
-      <w:proofErr w:type="spellEnd"/>
-      <w:r>
-        <w:t xml:space="preserve"> nebo vlastní konfiguraci serveru.</w:t>
-      </w:r>
-    </w:p>
-    <w:p>
-      <w:r>
-        <w:t>Protože je Habit-Tracker single-page aplikace bez potřeby databáze, Netlify mi dává smysl. Aplikaci lze nasadit tak, že se build verze projektu publikují do produkce. Netlify sice umožňuje i použití databáze, ale v mém případě jsem ji zatím nepotřeboval – data si totiž aplikace ukládá lokálně v prohlížeči. Díky tomu je nasazení jednodušší a celý projekt je soustředěný spíš na samotnou funkcionalitu UI.</w:t>
-      </w:r>
-    </w:p>
-    <w:p>
-      <w:r>
         <w:br w:type="page"/>
       </w:r>
     </w:p>
@@ -6072,40 +6368,335 @@
     <w:p>
       <w:bookmarkStart w:id="34" w:name="_Toc226556245"/>
       <w:r>
-        <w:t>V aplikaci je datová vrstva postavená na jednoduchém modelu návyků. Základní datová struktura Habit obsahuje informace potřebné pro zobrazení v UI a pro výpočet/uchování historie plnění. Každý návyk má identifikátor (id), název (</w:t>
-      </w:r>
-      <w:proofErr w:type="spellStart"/>
-      <w:r>
-        <w:t>name</w:t>
-      </w:r>
-      <w:proofErr w:type="spellEnd"/>
-      <w:r>
-        <w:t>), popis (</w:t>
-      </w:r>
-      <w:proofErr w:type="spellStart"/>
-      <w:r>
-        <w:t>description</w:t>
-      </w:r>
-      <w:proofErr w:type="spellEnd"/>
-      <w:r>
-        <w:t>), typ (type – rozlišuje „dobrý“ a „špatný“ návyk) a také proměnné pro sledování pokroku v čase (</w:t>
-      </w:r>
-      <w:proofErr w:type="spellStart"/>
-      <w:r>
-        <w:t>history</w:t>
-      </w:r>
-      <w:proofErr w:type="spellEnd"/>
-      <w:r>
-        <w:t xml:space="preserve"> – historie splnění a hodnota pro průběžné počítání řetězce plnění) a aktuální délku denní řády(</w:t>
-      </w:r>
-      <w:proofErr w:type="spellStart"/>
-      <w:r>
-        <w:t>streak</w:t>
-      </w:r>
-      <w:proofErr w:type="spellEnd"/>
-      <w:r>
-        <w:t>).</w:t>
-      </w:r>
+        <w:t xml:space="preserve">V aplikaci je datová vrstva postavená na jednoduchém modelu návyků. Základní datová struktura Habit obsahuje informace potřebné pro zobrazení v UI a pro výpočet/uchování historie plnění. Každý návyk má </w:t>
+      </w:r>
+      <w:r>
+        <w:t>následující vlastnosti:</w:t>
+      </w:r>
+    </w:p>
+    <w:tbl>
+      <w:tblPr>
+        <w:tblStyle w:val="Mkatabulky"/>
+        <w:tblW w:w="0" w:type="auto"/>
+        <w:tblLook w:val="04A0" w:firstRow="1" w:lastRow="0" w:firstColumn="1" w:lastColumn="0" w:noHBand="0" w:noVBand="1"/>
+      </w:tblPr>
+      <w:tblGrid>
+        <w:gridCol w:w="3209"/>
+        <w:gridCol w:w="3209"/>
+        <w:gridCol w:w="3210"/>
+      </w:tblGrid>
+      <w:tr>
+        <w:tc>
+          <w:tcPr>
+            <w:tcW w:w="3209" w:type="dxa"/>
+          </w:tcPr>
+          <w:p>
+            <w:r>
+              <w:t>Název</w:t>
+            </w:r>
+          </w:p>
+        </w:tc>
+        <w:tc>
+          <w:tcPr>
+            <w:tcW w:w="3209" w:type="dxa"/>
+          </w:tcPr>
+          <w:p>
+            <w:r>
+              <w:t>Typ</w:t>
+            </w:r>
+          </w:p>
+        </w:tc>
+        <w:tc>
+          <w:tcPr>
+            <w:tcW w:w="3210" w:type="dxa"/>
+          </w:tcPr>
+          <w:p>
+            <w:r>
+              <w:t>Účel</w:t>
+            </w:r>
+          </w:p>
+        </w:tc>
+      </w:tr>
+      <w:tr>
+        <w:tc>
+          <w:tcPr>
+            <w:tcW w:w="3209" w:type="dxa"/>
+          </w:tcPr>
+          <w:p>
+            <w:r>
+              <w:t>ID</w:t>
+            </w:r>
+          </w:p>
+        </w:tc>
+        <w:tc>
+          <w:tcPr>
+            <w:tcW w:w="3209" w:type="dxa"/>
+          </w:tcPr>
+          <w:p>
+            <w:proofErr w:type="spellStart"/>
+            <w:r>
+              <w:t>String</w:t>
+            </w:r>
+            <w:proofErr w:type="spellEnd"/>
+          </w:p>
+        </w:tc>
+        <w:tc>
+          <w:tcPr>
+            <w:tcW w:w="3210" w:type="dxa"/>
+          </w:tcPr>
+          <w:p>
+            <w:r>
+              <w:t xml:space="preserve">Unikátní identifikátor každého </w:t>
+            </w:r>
+            <w:r>
+              <w:t>habitu pro přesné určení habitu, se kterým pracuje</w:t>
+            </w:r>
+          </w:p>
+        </w:tc>
+      </w:tr>
+      <w:tr>
+        <w:tc>
+          <w:tcPr>
+            <w:tcW w:w="3209" w:type="dxa"/>
+          </w:tcPr>
+          <w:p>
+            <w:r>
+              <w:t>NAME</w:t>
+            </w:r>
+          </w:p>
+        </w:tc>
+        <w:tc>
+          <w:tcPr>
+            <w:tcW w:w="3209" w:type="dxa"/>
+          </w:tcPr>
+          <w:p>
+            <w:proofErr w:type="spellStart"/>
+            <w:r>
+              <w:t>String</w:t>
+            </w:r>
+            <w:proofErr w:type="spellEnd"/>
+          </w:p>
+        </w:tc>
+        <w:tc>
+          <w:tcPr>
+            <w:tcW w:w="3210" w:type="dxa"/>
+          </w:tcPr>
+          <w:p>
+            <w:r>
+              <w:t>Uživatelem definované pojmenování habitu</w:t>
+            </w:r>
+          </w:p>
+        </w:tc>
+      </w:tr>
+      <w:tr>
+        <w:tc>
+          <w:tcPr>
+            <w:tcW w:w="3209" w:type="dxa"/>
+          </w:tcPr>
+          <w:p>
+            <w:r>
+              <w:t>DESCRIPTION</w:t>
+            </w:r>
+          </w:p>
+        </w:tc>
+        <w:tc>
+          <w:tcPr>
+            <w:tcW w:w="3209" w:type="dxa"/>
+          </w:tcPr>
+          <w:p>
+            <w:proofErr w:type="spellStart"/>
+            <w:r>
+              <w:t>String</w:t>
+            </w:r>
+            <w:proofErr w:type="spellEnd"/>
+          </w:p>
+        </w:tc>
+        <w:tc>
+          <w:tcPr>
+            <w:tcW w:w="3210" w:type="dxa"/>
+          </w:tcPr>
+          <w:p>
+            <w:r>
+              <w:t>Uživatelem zadaný popis daného habitu</w:t>
+            </w:r>
+          </w:p>
+        </w:tc>
+      </w:tr>
+      <w:tr>
+        <w:tc>
+          <w:tcPr>
+            <w:tcW w:w="3209" w:type="dxa"/>
+          </w:tcPr>
+          <w:p>
+            <w:r>
+              <w:t>TYPE</w:t>
+            </w:r>
+          </w:p>
+        </w:tc>
+        <w:tc>
+          <w:tcPr>
+            <w:tcW w:w="3209" w:type="dxa"/>
+          </w:tcPr>
+          <w:p>
+            <w:proofErr w:type="spellStart"/>
+            <w:r>
+              <w:t>HabitType</w:t>
+            </w:r>
+            <w:proofErr w:type="spellEnd"/>
+            <w:r>
+              <w:t xml:space="preserve"> neboli „positive“ || „negative“</w:t>
+            </w:r>
+          </w:p>
+        </w:tc>
+        <w:tc>
+          <w:tcPr>
+            <w:tcW w:w="3210" w:type="dxa"/>
+          </w:tcPr>
+          <w:p>
+            <w:proofErr w:type="gramStart"/>
+            <w:r>
+              <w:t>U</w:t>
+            </w:r>
+            <w:r>
+              <w:t>kazatel</w:t>
+            </w:r>
+            <w:proofErr w:type="gramEnd"/>
+            <w:r>
+              <w:t xml:space="preserve"> zda daný habit náleží skupině kladné nebo špatné</w:t>
+            </w:r>
+          </w:p>
+        </w:tc>
+      </w:tr>
+      <w:tr>
+        <w:tc>
+          <w:tcPr>
+            <w:tcW w:w="3209" w:type="dxa"/>
+          </w:tcPr>
+          <w:p>
+            <w:r>
+              <w:t>HISTORY</w:t>
+            </w:r>
+          </w:p>
+        </w:tc>
+        <w:tc>
+          <w:tcPr>
+            <w:tcW w:w="3209" w:type="dxa"/>
+          </w:tcPr>
+          <w:p>
+            <w:proofErr w:type="spellStart"/>
+            <w:proofErr w:type="gramStart"/>
+            <w:r>
+              <w:t>Array</w:t>
+            </w:r>
+            <w:proofErr w:type="spellEnd"/>
+            <w:r>
+              <w:t>&lt;</w:t>
+            </w:r>
+            <w:proofErr w:type="spellStart"/>
+            <w:proofErr w:type="gramEnd"/>
+            <w:r>
+              <w:t>Date</w:t>
+            </w:r>
+            <w:proofErr w:type="spellEnd"/>
+            <w:r>
+              <w:t>&gt;</w:t>
+            </w:r>
+          </w:p>
+        </w:tc>
+        <w:tc>
+          <w:tcPr>
+            <w:tcW w:w="3210" w:type="dxa"/>
+          </w:tcPr>
+          <w:p>
+            <w:r>
+              <w:t>Udržuje v sobě data, kdy byl daný habit „splněn“ uživatelem</w:t>
+            </w:r>
+          </w:p>
+        </w:tc>
+      </w:tr>
+      <w:tr>
+        <w:tc>
+          <w:tcPr>
+            <w:tcW w:w="3209" w:type="dxa"/>
+          </w:tcPr>
+          <w:p>
+            <w:r>
+              <w:t>STREAK</w:t>
+            </w:r>
+          </w:p>
+        </w:tc>
+        <w:tc>
+          <w:tcPr>
+            <w:tcW w:w="3209" w:type="dxa"/>
+          </w:tcPr>
+          <w:p>
+            <w:proofErr w:type="spellStart"/>
+            <w:r>
+              <w:t>Number</w:t>
+            </w:r>
+            <w:proofErr w:type="spellEnd"/>
+            <w:r>
+              <w:t xml:space="preserve"> (</w:t>
+            </w:r>
+            <w:r>
+              <w:t xml:space="preserve">přesněji </w:t>
+            </w:r>
+            <w:proofErr w:type="spellStart"/>
+            <w:r>
+              <w:t>Integer</w:t>
+            </w:r>
+            <w:proofErr w:type="spellEnd"/>
+            <w:r>
+              <w:t>)</w:t>
+            </w:r>
+          </w:p>
+        </w:tc>
+        <w:tc>
+          <w:tcPr>
+            <w:tcW w:w="3210" w:type="dxa"/>
+          </w:tcPr>
+          <w:p>
+            <w:pPr>
+              <w:keepNext/>
+            </w:pPr>
+            <w:r>
+              <w:t>Je roven velikosti podmnožiny HISTORY, která začíná aktuálním datumem a končí posledním datumem v řadě po sobě bez jediné mezery</w:t>
+            </w:r>
+          </w:p>
+        </w:tc>
+      </w:tr>
+    </w:tbl>
+    <w:p>
+      <w:pPr>
+        <w:pStyle w:val="Titulek"/>
+        <w:jc w:val="left"/>
+      </w:pPr>
+      <w:bookmarkStart w:id="35" w:name="_Toc230173683"/>
+      <w:r>
+        <w:t xml:space="preserve">Tabulka </w:t>
+      </w:r>
+      <w:r>
+        <w:fldChar w:fldCharType="begin"/>
+      </w:r>
+      <w:r>
+        <w:instrText xml:space="preserve"> SEQ Tabulka \* ARABIC </w:instrText>
+      </w:r>
+      <w:r>
+        <w:fldChar w:fldCharType="separate"/>
+      </w:r>
+      <w:r>
+        <w:rPr>
+          <w:noProof/>
+        </w:rPr>
+        <w:t>1</w:t>
+      </w:r>
+      <w:r>
+        <w:fldChar w:fldCharType="end"/>
+      </w:r>
+      <w:r>
+        <w:t>: Vlastnosti rozhraní Habit</w:t>
+      </w:r>
+      <w:bookmarkEnd w:id="35"/>
     </w:p>
     <w:p>
       <w:r>
@@ -6192,6 +6783,7 @@
     </w:p>
     <w:p>
       <w:r>
+        <w:lastRenderedPageBreak/>
         <w:t xml:space="preserve">Tímto způsobem je logika práce s daty oddělena od komponent (UI). Komponenty pouze zobrazují data a vyvolávají události (přidání/mazání/aktualizace), zatímco servis zodpovídá za konzistenci a ukládání. Aplikace tedy funguje bez </w:t>
       </w:r>
       <w:proofErr w:type="spellStart"/>
@@ -6213,7 +6805,7 @@
       <w:bookmarkEnd w:id="34"/>
     </w:p>
     <w:p>
-      <w:bookmarkStart w:id="35" w:name="_Toc226556246"/>
+      <w:bookmarkStart w:id="36" w:name="_Toc226556246"/>
       <w:r>
         <w:t xml:space="preserve">Uživatelské rozhraní jsem postavil jako jednostránková aplikace ve frameworku Angular. Základní struktura aplikace se nachází v </w:t>
       </w:r>
@@ -6420,7 +7012,6 @@
         <w:rPr>
           <w:rFonts w:eastAsiaTheme="minorHAnsi"/>
         </w:rPr>
-        <w:lastRenderedPageBreak/>
         <w:t xml:space="preserve">Export </w:t>
       </w:r>
       <w:proofErr w:type="spellStart"/>
@@ -6538,12 +7129,86 @@
     </w:p>
     <w:p>
       <w:pPr>
+        <w:keepNext/>
+      </w:pPr>
+      <w:r>
+        <w:lastRenderedPageBreak/>
+        <w:drawing>
+          <wp:inline distT="0" distB="0" distL="0" distR="0" wp14:anchorId="64F11A53" wp14:editId="1C8A4C54">
+            <wp:extent cx="6120130" cy="3171825"/>
+            <wp:effectExtent l="0" t="0" r="0" b="9525"/>
+            <wp:docPr id="879316593" name="Obrázek 1"/>
+            <wp:cNvGraphicFramePr>
+              <a:graphicFrameLocks xmlns:a="http://schemas.openxmlformats.org/drawingml/2006/main" noChangeAspect="1"/>
+            </wp:cNvGraphicFramePr>
+            <a:graphic xmlns:a="http://schemas.openxmlformats.org/drawingml/2006/main">
+              <a:graphicData uri="http://schemas.openxmlformats.org/drawingml/2006/picture">
+                <pic:pic xmlns:pic="http://schemas.openxmlformats.org/drawingml/2006/picture">
+                  <pic:nvPicPr>
+                    <pic:cNvPr id="879316593" name=""/>
+                    <pic:cNvPicPr/>
+                  </pic:nvPicPr>
+                  <pic:blipFill>
+                    <a:blip r:embed="rId14"/>
+                    <a:stretch>
+                      <a:fillRect/>
+                    </a:stretch>
+                  </pic:blipFill>
+                  <pic:spPr>
+                    <a:xfrm>
+                      <a:off x="0" y="0"/>
+                      <a:ext cx="6120130" cy="3171825"/>
+                    </a:xfrm>
+                    <a:prstGeom prst="rect">
+                      <a:avLst/>
+                    </a:prstGeom>
+                  </pic:spPr>
+                </pic:pic>
+              </a:graphicData>
+            </a:graphic>
+          </wp:inline>
+        </w:drawing>
+      </w:r>
+    </w:p>
+    <w:p>
+      <w:pPr>
+        <w:pStyle w:val="Titulek"/>
+      </w:pPr>
+      <w:bookmarkStart w:id="37" w:name="_Toc230174422"/>
+      <w:r>
+        <w:t xml:space="preserve">Obrázek </w:t>
+      </w:r>
+      <w:r>
+        <w:fldChar w:fldCharType="begin"/>
+      </w:r>
+      <w:r>
+        <w:instrText xml:space="preserve"> SEQ Obrázek \* ARABIC </w:instrText>
+      </w:r>
+      <w:r>
+        <w:fldChar w:fldCharType="separate"/>
+      </w:r>
+      <w:r>
+        <w:rPr>
+          <w:noProof/>
+        </w:rPr>
+        <w:t>1</w:t>
+      </w:r>
+      <w:r>
+        <w:fldChar w:fldCharType="end"/>
+      </w:r>
+      <w:r>
+        <w:t>: Hlavní UI</w:t>
+      </w:r>
+      <w:bookmarkEnd w:id="37"/>
+    </w:p>
+    <w:p>
+      <w:pPr>
         <w:pStyle w:val="Nadpis2"/>
       </w:pPr>
       <w:r>
         <w:t>Formulář pro vytváření nových návyků</w:t>
       </w:r>
-      <w:bookmarkEnd w:id="35"/>
+      <w:bookmarkEnd w:id="36"/>
     </w:p>
     <w:p>
       <w:r>
@@ -6695,6 +7360,7 @@
         <w:pStyle w:val="Odrkovseznam"/>
       </w:pPr>
       <w:r>
+        <w:lastRenderedPageBreak/>
         <w:t xml:space="preserve">vytvoří nový záznam návyku v </w:t>
       </w:r>
       <w:proofErr w:type="spellStart"/>
@@ -6733,197 +7399,338 @@
       </w:r>
     </w:p>
     <w:p>
+      <w:pPr>
+        <w:keepNext/>
+      </w:pPr>
+      <w:r>
+        <w:rPr>
+          <w:noProof/>
+        </w:rPr>
+        <w:drawing>
+          <wp:inline distT="0" distB="0" distL="0" distR="0" wp14:anchorId="126FC2F7" wp14:editId="26E59146">
+            <wp:extent cx="3296285" cy="4144010"/>
+            <wp:effectExtent l="0" t="0" r="0" b="8890"/>
+            <wp:docPr id="1114890055" name="Obrázek 3"/>
+            <wp:cNvGraphicFramePr>
+              <a:graphicFrameLocks xmlns:a="http://schemas.openxmlformats.org/drawingml/2006/main" noChangeAspect="1"/>
+            </wp:cNvGraphicFramePr>
+            <a:graphic xmlns:a="http://schemas.openxmlformats.org/drawingml/2006/main">
+              <a:graphicData uri="http://schemas.openxmlformats.org/drawingml/2006/picture">
+                <pic:pic xmlns:pic="http://schemas.openxmlformats.org/drawingml/2006/picture">
+                  <pic:nvPicPr>
+                    <pic:cNvPr id="0" name="Picture 2"/>
+                    <pic:cNvPicPr>
+                      <a:picLocks noChangeAspect="1" noChangeArrowheads="1"/>
+                    </pic:cNvPicPr>
+                  </pic:nvPicPr>
+                  <pic:blipFill>
+                    <a:blip r:embed="rId15">
+                      <a:extLst>
+                        <a:ext uri="{28A0092B-C50C-407E-A947-70E740481C1C}">
+                          <a14:useLocalDpi xmlns:a14="http://schemas.microsoft.com/office/drawing/2010/main" val="0"/>
+                        </a:ext>
+                      </a:extLst>
+                    </a:blip>
+                    <a:srcRect/>
+                    <a:stretch>
+                      <a:fillRect/>
+                    </a:stretch>
+                  </pic:blipFill>
+                  <pic:spPr bwMode="auto">
+                    <a:xfrm>
+                      <a:off x="0" y="0"/>
+                      <a:ext cx="3296285" cy="4144010"/>
+                    </a:xfrm>
+                    <a:prstGeom prst="rect">
+                      <a:avLst/>
+                    </a:prstGeom>
+                    <a:noFill/>
+                  </pic:spPr>
+                </pic:pic>
+              </a:graphicData>
+            </a:graphic>
+          </wp:inline>
+        </w:drawing>
+      </w:r>
+    </w:p>
+    <w:p>
+      <w:pPr>
+        <w:pStyle w:val="Titulek"/>
+      </w:pPr>
+      <w:bookmarkStart w:id="38" w:name="_Toc230174423"/>
+      <w:r>
+        <w:t xml:space="preserve">Obrázek </w:t>
+      </w:r>
+      <w:r>
+        <w:fldChar w:fldCharType="begin"/>
+      </w:r>
+      <w:r>
+        <w:instrText xml:space="preserve"> SEQ Obrázek \* ARABIC </w:instrText>
+      </w:r>
+      <w:r>
+        <w:fldChar w:fldCharType="separate"/>
+      </w:r>
+      <w:r>
+        <w:rPr>
+          <w:noProof/>
+        </w:rPr>
+        <w:t>2</w:t>
+      </w:r>
+      <w:r>
+        <w:fldChar w:fldCharType="end"/>
+      </w:r>
+      <w:r>
+        <w:t>: Formulář pro přidání nových habitů</w:t>
+      </w:r>
+      <w:bookmarkEnd w:id="38"/>
+    </w:p>
+    <w:p>
+      <w:pPr>
+        <w:pStyle w:val="Nadpis2"/>
+      </w:pPr>
+      <w:bookmarkStart w:id="39" w:name="_Toc226556247"/>
+      <w:r>
+        <w:t>Seznamy návyků</w:t>
+      </w:r>
+      <w:bookmarkEnd w:id="39"/>
+    </w:p>
+    <w:p>
+      <w:r>
+        <w:t xml:space="preserve">Zobrazení seznamu návyků je řešeno komponentami </w:t>
+      </w:r>
+      <w:proofErr w:type="spellStart"/>
+      <w:r>
+        <w:t>HabitsListComponent</w:t>
+      </w:r>
+      <w:proofErr w:type="spellEnd"/>
+      <w:r>
+        <w:t xml:space="preserve"> a </w:t>
+      </w:r>
+      <w:proofErr w:type="spellStart"/>
+      <w:r>
+        <w:t>HabitComponent</w:t>
+      </w:r>
+      <w:proofErr w:type="spellEnd"/>
+      <w:r>
+        <w:t>. Tento způsob je výhodný, protože:</w:t>
+      </w:r>
+    </w:p>
+    <w:p>
+      <w:pPr>
+        <w:pStyle w:val="Odrkovseznam"/>
+      </w:pPr>
+      <w:proofErr w:type="spellStart"/>
+      <w:r>
+        <w:t>HabitsListComponent</w:t>
+      </w:r>
+      <w:proofErr w:type="spellEnd"/>
+      <w:r>
+        <w:t xml:space="preserve"> funguje jako „obálka“ pro seznam,</w:t>
+      </w:r>
+    </w:p>
+    <w:p>
+      <w:pPr>
+        <w:pStyle w:val="Odrkovseznam"/>
+      </w:pPr>
+      <w:proofErr w:type="spellStart"/>
+      <w:r>
+        <w:t>HabitComponent</w:t>
+      </w:r>
+      <w:proofErr w:type="spellEnd"/>
+      <w:r>
+        <w:t xml:space="preserve"> se stará o konkrétní položku (návyk/zlozvyk) a její lokální UI logiku.</w:t>
+      </w:r>
+    </w:p>
+    <w:p>
+      <w:pPr>
+        <w:pStyle w:val="Odrkovseznam"/>
+      </w:pPr>
+      <w:proofErr w:type="spellStart"/>
+      <w:r>
+        <w:t>HabitsListComponent</w:t>
+      </w:r>
+      <w:proofErr w:type="spellEnd"/>
+      <w:r>
+        <w:t xml:space="preserve"> pracuje </w:t>
+      </w:r>
+      <w:proofErr w:type="gramStart"/>
+      <w:r>
+        <w:t>s</w:t>
+      </w:r>
+      <w:proofErr w:type="gramEnd"/>
+      <w:r>
+        <w:t xml:space="preserve"> vstupy:</w:t>
+      </w:r>
+    </w:p>
+    <w:p>
+      <w:pPr>
+        <w:pStyle w:val="Odrkovseznam"/>
+      </w:pPr>
+      <w:proofErr w:type="spellStart"/>
+      <w:r>
+        <w:t>habits</w:t>
+      </w:r>
+      <w:proofErr w:type="spellEnd"/>
+      <w:r>
+        <w:t xml:space="preserve"> – pole návyků k zobrazení,</w:t>
+      </w:r>
+    </w:p>
+    <w:p>
+      <w:pPr>
+        <w:pStyle w:val="Odrkovseznam"/>
+      </w:pPr>
+      <w:r>
+        <w:t>type – typ seznamu (positive/negative),</w:t>
+      </w:r>
+    </w:p>
+    <w:p>
       <w:r>
         <w:lastRenderedPageBreak/>
-        <w:t>[FOTO FORMULÁŘE]</w:t>
-      </w:r>
+        <w:t>a s výstupy pomocí eventů:</w:t>
+      </w:r>
+    </w:p>
+    <w:p>
+      <w:pPr>
+        <w:pStyle w:val="Odrkovseznam"/>
+      </w:pPr>
+      <w:proofErr w:type="spellStart"/>
+      <w:r>
+        <w:t>deleteHabit</w:t>
+      </w:r>
+      <w:proofErr w:type="spellEnd"/>
+      <w:r>
+        <w:t xml:space="preserve"> – odstranění návyku,</w:t>
+      </w:r>
+    </w:p>
+    <w:p>
+      <w:pPr>
+        <w:pStyle w:val="Odrkovseznam"/>
+      </w:pPr>
+      <w:proofErr w:type="spellStart"/>
+      <w:r>
+        <w:t>updateHabit</w:t>
+      </w:r>
+      <w:proofErr w:type="spellEnd"/>
+      <w:r>
+        <w:t xml:space="preserve"> – aktualizace položky (např. změna stavu splnění).</w:t>
+      </w:r>
+    </w:p>
+    <w:p>
+      <w:r>
+        <w:t xml:space="preserve">Tímto stylem se v </w:t>
+      </w:r>
+      <w:proofErr w:type="spellStart"/>
+      <w:r>
+        <w:t>Angularu</w:t>
+      </w:r>
+      <w:proofErr w:type="spellEnd"/>
+      <w:r>
+        <w:t xml:space="preserve"> udržuje čistá separace odpovědností: komponenta seznamu pouze </w:t>
+      </w:r>
+      <w:proofErr w:type="spellStart"/>
+      <w:r>
+        <w:t>renderuje</w:t>
+      </w:r>
+      <w:proofErr w:type="spellEnd"/>
+      <w:r>
+        <w:t xml:space="preserve"> položky a přeposílá uživatelské akce výše, zatímco logika úpravy dat zůstává v nadržené logice a v </w:t>
+      </w:r>
+      <w:proofErr w:type="spellStart"/>
+      <w:r>
+        <w:t>DataService</w:t>
+      </w:r>
+      <w:proofErr w:type="spellEnd"/>
+      <w:r>
+        <w:t>.</w:t>
+      </w:r>
+    </w:p>
+    <w:p>
+      <w:r>
+        <w:t>Výsledkem je přehledné UI, kdy uživatel vidí návyky či zlozvyky v seznamech, může s nimi pracovat a změny se ihned projeví v dalších částech aplikace (např. v grafu).</w:t>
+      </w:r>
+    </w:p>
+    <w:p>
+      <w:pPr>
+        <w:keepNext/>
+      </w:pPr>
+      <w:r>
+        <w:drawing>
+          <wp:inline distT="0" distB="0" distL="0" distR="0" wp14:anchorId="7CD19B90" wp14:editId="179B0791">
+            <wp:extent cx="6120130" cy="2460625"/>
+            <wp:effectExtent l="0" t="0" r="0" b="0"/>
+            <wp:docPr id="1725597943" name="Obrázek 1"/>
+            <wp:cNvGraphicFramePr>
+              <a:graphicFrameLocks xmlns:a="http://schemas.openxmlformats.org/drawingml/2006/main" noChangeAspect="1"/>
+            </wp:cNvGraphicFramePr>
+            <a:graphic xmlns:a="http://schemas.openxmlformats.org/drawingml/2006/main">
+              <a:graphicData uri="http://schemas.openxmlformats.org/drawingml/2006/picture">
+                <pic:pic xmlns:pic="http://schemas.openxmlformats.org/drawingml/2006/picture">
+                  <pic:nvPicPr>
+                    <pic:cNvPr id="1725597943" name=""/>
+                    <pic:cNvPicPr/>
+                  </pic:nvPicPr>
+                  <pic:blipFill>
+                    <a:blip r:embed="rId16"/>
+                    <a:stretch>
+                      <a:fillRect/>
+                    </a:stretch>
+                  </pic:blipFill>
+                  <pic:spPr>
+                    <a:xfrm>
+                      <a:off x="0" y="0"/>
+                      <a:ext cx="6120130" cy="2460625"/>
+                    </a:xfrm>
+                    <a:prstGeom prst="rect">
+                      <a:avLst/>
+                    </a:prstGeom>
+                  </pic:spPr>
+                </pic:pic>
+              </a:graphicData>
+            </a:graphic>
+          </wp:inline>
+        </w:drawing>
+      </w:r>
+    </w:p>
+    <w:p>
+      <w:pPr>
+        <w:pStyle w:val="Titulek"/>
+      </w:pPr>
+      <w:bookmarkStart w:id="40" w:name="_Toc230174424"/>
+      <w:r>
+        <w:t xml:space="preserve">Obrázek </w:t>
+      </w:r>
+      <w:r>
+        <w:fldChar w:fldCharType="begin"/>
+      </w:r>
+      <w:r>
+        <w:instrText xml:space="preserve"> SEQ Obrázek \* ARABIC </w:instrText>
+      </w:r>
+      <w:r>
+        <w:fldChar w:fldCharType="separate"/>
+      </w:r>
+      <w:r>
+        <w:rPr>
+          <w:noProof/>
+        </w:rPr>
+        <w:t>3</w:t>
+      </w:r>
+      <w:r>
+        <w:fldChar w:fldCharType="end"/>
+      </w:r>
+      <w:r>
+        <w:t>: Seznam habitů</w:t>
+      </w:r>
+      <w:bookmarkEnd w:id="40"/>
     </w:p>
     <w:p>
       <w:pPr>
         <w:pStyle w:val="Nadpis2"/>
       </w:pPr>
-      <w:bookmarkStart w:id="36" w:name="_Toc226556247"/>
-      <w:r>
-        <w:t>Seznamy návyků</w:t>
-      </w:r>
-      <w:bookmarkEnd w:id="36"/>
-    </w:p>
-    <w:p>
-      <w:r>
-        <w:t xml:space="preserve">Zobrazení seznamu návyků je řešeno komponentami </w:t>
-      </w:r>
-      <w:proofErr w:type="spellStart"/>
-      <w:r>
-        <w:t>HabitsListComponent</w:t>
-      </w:r>
-      <w:proofErr w:type="spellEnd"/>
-      <w:r>
-        <w:t xml:space="preserve"> a </w:t>
-      </w:r>
-      <w:proofErr w:type="spellStart"/>
-      <w:r>
-        <w:t>HabitComponent</w:t>
-      </w:r>
-      <w:proofErr w:type="spellEnd"/>
-      <w:r>
-        <w:t>. Tento způsob je výhodný, protože:</w:t>
-      </w:r>
-    </w:p>
-    <w:p>
-      <w:pPr>
-        <w:pStyle w:val="Odrkovseznam"/>
-      </w:pPr>
-      <w:proofErr w:type="spellStart"/>
-      <w:r>
-        <w:t>HabitsListComponent</w:t>
-      </w:r>
-      <w:proofErr w:type="spellEnd"/>
-      <w:r>
-        <w:t xml:space="preserve"> funguje jako „obálka“ pro seznam,</w:t>
-      </w:r>
-    </w:p>
-    <w:p>
-      <w:pPr>
-        <w:pStyle w:val="Odrkovseznam"/>
-      </w:pPr>
-      <w:proofErr w:type="spellStart"/>
-      <w:r>
-        <w:t>HabitComponent</w:t>
-      </w:r>
-      <w:proofErr w:type="spellEnd"/>
-      <w:r>
-        <w:t xml:space="preserve"> se stará o konkrétní položku (návyk/zlozvyk) a její lokální UI logiku.</w:t>
-      </w:r>
-    </w:p>
-    <w:p>
-      <w:pPr>
-        <w:pStyle w:val="Odrkovseznam"/>
-      </w:pPr>
-      <w:proofErr w:type="spellStart"/>
-      <w:r>
-        <w:t>HabitsListComponent</w:t>
-      </w:r>
-      <w:proofErr w:type="spellEnd"/>
-      <w:r>
-        <w:t xml:space="preserve"> pracuje </w:t>
-      </w:r>
-      <w:proofErr w:type="gramStart"/>
-      <w:r>
-        <w:t>s</w:t>
-      </w:r>
-      <w:proofErr w:type="gramEnd"/>
-      <w:r>
-        <w:t xml:space="preserve"> vstupy:</w:t>
-      </w:r>
-    </w:p>
-    <w:p>
-      <w:pPr>
-        <w:pStyle w:val="Odrkovseznam"/>
-      </w:pPr>
-      <w:proofErr w:type="spellStart"/>
-      <w:r>
-        <w:t>habits</w:t>
-      </w:r>
-      <w:proofErr w:type="spellEnd"/>
-      <w:r>
-        <w:t xml:space="preserve"> – pole návyků k zobrazení,</w:t>
-      </w:r>
-    </w:p>
-    <w:p>
-      <w:pPr>
-        <w:pStyle w:val="Odrkovseznam"/>
-      </w:pPr>
-      <w:r>
-        <w:t>type – typ seznamu (positive/negative),</w:t>
-      </w:r>
-    </w:p>
-    <w:p>
-      <w:r>
-        <w:t>a s výstupy pomocí eventů:</w:t>
-      </w:r>
-    </w:p>
-    <w:p>
-      <w:pPr>
-        <w:pStyle w:val="Odrkovseznam"/>
-      </w:pPr>
-      <w:proofErr w:type="spellStart"/>
-      <w:r>
-        <w:t>deleteHabit</w:t>
-      </w:r>
-      <w:proofErr w:type="spellEnd"/>
-      <w:r>
-        <w:t xml:space="preserve"> – odstranění návyku,</w:t>
-      </w:r>
-    </w:p>
-    <w:p>
-      <w:pPr>
-        <w:pStyle w:val="Odrkovseznam"/>
-      </w:pPr>
-      <w:proofErr w:type="spellStart"/>
-      <w:r>
-        <w:t>updateHabit</w:t>
-      </w:r>
-      <w:proofErr w:type="spellEnd"/>
-      <w:r>
-        <w:t xml:space="preserve"> – aktualizace položky (např. změna stavu splnění).</w:t>
-      </w:r>
-    </w:p>
-    <w:p>
-      <w:r>
-        <w:t xml:space="preserve">Tímto stylem se v </w:t>
-      </w:r>
-      <w:proofErr w:type="spellStart"/>
-      <w:r>
-        <w:t>Angularu</w:t>
-      </w:r>
-      <w:proofErr w:type="spellEnd"/>
-      <w:r>
-        <w:t xml:space="preserve"> udržuje čistá separace odpovědností: komponenta seznamu pouze </w:t>
-      </w:r>
-      <w:proofErr w:type="spellStart"/>
-      <w:r>
-        <w:t>renderuje</w:t>
-      </w:r>
-      <w:proofErr w:type="spellEnd"/>
-      <w:r>
-        <w:t xml:space="preserve"> položky a přeposílá uživatelské akce výše, zatímco logika úpravy dat zůstává v nadržené logice a v </w:t>
-      </w:r>
-      <w:proofErr w:type="spellStart"/>
-      <w:r>
-        <w:t>DataService</w:t>
-      </w:r>
-      <w:proofErr w:type="spellEnd"/>
-      <w:r>
-        <w:t>.</w:t>
-      </w:r>
-    </w:p>
-    <w:p>
-      <w:r>
-        <w:t>Výsledkem je přehledné UI, kdy uživatel vidí návyky či zlozvyky v seznamech, může s nimi pracovat a změny se ihned projeví v dalších částech aplikace (např. v grafu).</w:t>
-      </w:r>
-    </w:p>
-    <w:p>
-      <w:r>
-        <w:t xml:space="preserve">[FOTO SEZNAMU NÁVYKŮ (JE </w:t>
-      </w:r>
-      <w:proofErr w:type="gramStart"/>
-      <w:r>
-        <w:t>JEDNO</w:t>
-      </w:r>
-      <w:proofErr w:type="gramEnd"/>
-      <w:r>
-        <w:t xml:space="preserve"> KTERÁ KATEGORIE)]</w:t>
-      </w:r>
-    </w:p>
-    <w:p>
-      <w:pPr>
-        <w:pStyle w:val="Nadpis2"/>
-      </w:pPr>
-      <w:bookmarkStart w:id="37" w:name="_Toc226556248"/>
+      <w:bookmarkStart w:id="41" w:name="_Toc226556248"/>
       <w:r>
         <w:t>Vizualizace plnění návyku</w:t>
       </w:r>
-      <w:bookmarkEnd w:id="37"/>
+      <w:bookmarkEnd w:id="41"/>
     </w:p>
     <w:p>
       <w:pPr>
@@ -7033,20 +7840,20 @@
       </w:pPr>
       <w:proofErr w:type="spellStart"/>
       <w:r>
+        <w:t>year</w:t>
+      </w:r>
+      <w:proofErr w:type="spellEnd"/>
+      <w:r>
+        <w:t xml:space="preserve"> (rok),</w:t>
+      </w:r>
+    </w:p>
+    <w:p>
+      <w:pPr>
+        <w:pStyle w:val="Odrkovseznam"/>
+      </w:pPr>
+      <w:proofErr w:type="spellStart"/>
+      <w:r>
         <w:lastRenderedPageBreak/>
-        <w:t>year</w:t>
-      </w:r>
-      <w:proofErr w:type="spellEnd"/>
-      <w:r>
-        <w:t xml:space="preserve"> (rok),</w:t>
-      </w:r>
-    </w:p>
-    <w:p>
-      <w:pPr>
-        <w:pStyle w:val="Odrkovseznam"/>
-      </w:pPr>
-      <w:proofErr w:type="spellStart"/>
-      <w:r>
         <w:t>all</w:t>
       </w:r>
       <w:proofErr w:type="spellEnd"/>
@@ -7086,26 +7893,93 @@
     <w:p>
       <w:pPr>
         <w:pStyle w:val="Normlnweb"/>
+        <w:keepNext/>
+      </w:pPr>
+      <w:r>
         <w:rPr>
           <w:rStyle w:val="Siln"/>
         </w:rPr>
-      </w:pPr>
-      <w:r>
+        <w:drawing>
+          <wp:inline distT="0" distB="0" distL="0" distR="0" wp14:anchorId="5AEEBD81" wp14:editId="6FFD4F09">
+            <wp:extent cx="6120130" cy="1823720"/>
+            <wp:effectExtent l="0" t="0" r="0" b="5080"/>
+            <wp:docPr id="1244389372" name="Obrázek 1"/>
+            <wp:cNvGraphicFramePr>
+              <a:graphicFrameLocks xmlns:a="http://schemas.openxmlformats.org/drawingml/2006/main" noChangeAspect="1"/>
+            </wp:cNvGraphicFramePr>
+            <a:graphic xmlns:a="http://schemas.openxmlformats.org/drawingml/2006/main">
+              <a:graphicData uri="http://schemas.openxmlformats.org/drawingml/2006/picture">
+                <pic:pic xmlns:pic="http://schemas.openxmlformats.org/drawingml/2006/picture">
+                  <pic:nvPicPr>
+                    <pic:cNvPr id="1244389372" name=""/>
+                    <pic:cNvPicPr/>
+                  </pic:nvPicPr>
+                  <pic:blipFill>
+                    <a:blip r:embed="rId17"/>
+                    <a:stretch>
+                      <a:fillRect/>
+                    </a:stretch>
+                  </pic:blipFill>
+                  <pic:spPr>
+                    <a:xfrm>
+                      <a:off x="0" y="0"/>
+                      <a:ext cx="6120130" cy="1823720"/>
+                    </a:xfrm>
+                    <a:prstGeom prst="rect">
+                      <a:avLst/>
+                    </a:prstGeom>
+                  </pic:spPr>
+                </pic:pic>
+              </a:graphicData>
+            </a:graphic>
+          </wp:inline>
+        </w:drawing>
+      </w:r>
+    </w:p>
+    <w:p>
+      <w:pPr>
+        <w:pStyle w:val="Titulek"/>
+        <w:jc w:val="left"/>
         <w:rPr>
           <w:rStyle w:val="Siln"/>
         </w:rPr>
-        <w:t>[FOTO NÁVYKU (ROZEVŘENÝ)]</w:t>
-      </w:r>
+      </w:pPr>
+      <w:bookmarkStart w:id="42" w:name="_Toc230174425"/>
+      <w:r>
+        <w:t xml:space="preserve">Obrázek </w:t>
+      </w:r>
+      <w:r>
+        <w:fldChar w:fldCharType="begin"/>
+      </w:r>
+      <w:r>
+        <w:instrText xml:space="preserve"> SEQ Obrázek \* ARABIC </w:instrText>
+      </w:r>
+      <w:r>
+        <w:fldChar w:fldCharType="separate"/>
+      </w:r>
+      <w:r>
+        <w:rPr>
+          <w:noProof/>
+        </w:rPr>
+        <w:t>4</w:t>
+      </w:r>
+      <w:r>
+        <w:fldChar w:fldCharType="end"/>
+      </w:r>
+      <w:r>
+        <w:t>: Rozevřený habit</w:t>
+      </w:r>
+      <w:bookmarkEnd w:id="42"/>
     </w:p>
     <w:p>
       <w:pPr>
         <w:pStyle w:val="Nadpis2"/>
       </w:pPr>
-      <w:bookmarkStart w:id="38" w:name="_Toc226556249"/>
+      <w:bookmarkStart w:id="43" w:name="_Toc226556249"/>
       <w:r>
         <w:t>Styling a responzivita aplikace</w:t>
       </w:r>
-      <w:bookmarkEnd w:id="38"/>
+      <w:bookmarkEnd w:id="43"/>
     </w:p>
     <w:p>
       <w:r>
@@ -7284,16 +8158,26 @@
       </w:r>
       <w:proofErr w:type="spellEnd"/>
       <w:r>
-        <w:t xml:space="preserve">, aby uživatel mohl graf “přejet” do stran a podívat se na detaily i mimo původní viditelnou oblast, protože žádná jiná metoda </w:t>
+        <w:t xml:space="preserve">, aby uživatel mohl graf “přejet” do stran a podívat se na detaily i mimo původní viditelnou oblast, protože </w:t>
+      </w:r>
+      <w:r>
+        <w:t xml:space="preserve">se mi lépe problém nepovedlo </w:t>
       </w:r>
       <w:proofErr w:type="gramStart"/>
       <w:r>
-        <w:t>nefungovala .</w:t>
+        <w:t>vyřešit</w:t>
       </w:r>
       <w:proofErr w:type="gramEnd"/>
-    </w:p>
-    <w:p>
-      <w:r>
+      <w:r>
+        <w:t xml:space="preserve"> a to počítám i AI pomoc</w:t>
+      </w:r>
+      <w:r>
+        <w:t>.</w:t>
+      </w:r>
+    </w:p>
+    <w:p>
+      <w:r>
+        <w:lastRenderedPageBreak/>
         <w:t xml:space="preserve">Přístup je tedy takový, že aplikace zůstává použitelná i na menších displejích, aniž by docházelo k rozbití layoutu nebo k nečitelnosti obsahu. V případě grafu je preferováno umožnit práci s obsahem přes </w:t>
       </w:r>
       <w:proofErr w:type="spellStart"/>
@@ -7302,20 +8186,185 @@
       </w:r>
       <w:proofErr w:type="spellEnd"/>
       <w:r>
-        <w:t>, protože samotný graf vyžaduje určitou šířku pro čitelnost detailů.</w:t>
-      </w:r>
-    </w:p>
-    <w:p>
-      <w:pPr>
+        <w:t xml:space="preserve">, protože samotný graf vyžaduje určitou šířku pro čitelnost </w:t>
+      </w:r>
+      <w:proofErr w:type="gramStart"/>
+      <w:r>
+        <w:t>detailů.</w:t>
+      </w:r>
+      <w:r>
+        <w:t>¨</w:t>
+      </w:r>
+      <w:proofErr w:type="gramEnd"/>
+    </w:p>
+    <w:p>
+      <w:pPr>
+        <w:keepNext/>
+      </w:pPr>
+      <w:r>
+        <w:drawing>
+          <wp:inline distT="0" distB="0" distL="0" distR="0" wp14:anchorId="30AEE3C8" wp14:editId="3EA8B922">
+            <wp:extent cx="2286000" cy="4662167"/>
+            <wp:effectExtent l="0" t="0" r="0" b="5715"/>
+            <wp:docPr id="176820996" name="Obrázek 1"/>
+            <wp:cNvGraphicFramePr>
+              <a:graphicFrameLocks xmlns:a="http://schemas.openxmlformats.org/drawingml/2006/main" noChangeAspect="1"/>
+            </wp:cNvGraphicFramePr>
+            <a:graphic xmlns:a="http://schemas.openxmlformats.org/drawingml/2006/main">
+              <a:graphicData uri="http://schemas.openxmlformats.org/drawingml/2006/picture">
+                <pic:pic xmlns:pic="http://schemas.openxmlformats.org/drawingml/2006/picture">
+                  <pic:nvPicPr>
+                    <pic:cNvPr id="176820996" name=""/>
+                    <pic:cNvPicPr/>
+                  </pic:nvPicPr>
+                  <pic:blipFill>
+                    <a:blip r:embed="rId18"/>
+                    <a:stretch>
+                      <a:fillRect/>
+                    </a:stretch>
+                  </pic:blipFill>
+                  <pic:spPr>
+                    <a:xfrm>
+                      <a:off x="0" y="0"/>
+                      <a:ext cx="2301767" cy="4694323"/>
+                    </a:xfrm>
+                    <a:prstGeom prst="rect">
+                      <a:avLst/>
+                    </a:prstGeom>
+                  </pic:spPr>
+                </pic:pic>
+              </a:graphicData>
+            </a:graphic>
+          </wp:inline>
+        </w:drawing>
+      </w:r>
+    </w:p>
+    <w:p>
+      <w:pPr>
+        <w:pStyle w:val="Titulek"/>
+      </w:pPr>
+      <w:bookmarkStart w:id="44" w:name="_Toc230174426"/>
+      <w:r>
+        <w:t xml:space="preserve">Obrázek </w:t>
+      </w:r>
+      <w:r>
+        <w:fldChar w:fldCharType="begin"/>
+      </w:r>
+      <w:r>
+        <w:instrText xml:space="preserve"> SEQ Obrázek \* ARABIC </w:instrText>
+      </w:r>
+      <w:r>
+        <w:fldChar w:fldCharType="separate"/>
+      </w:r>
+      <w:r>
         <w:rPr>
-          <w:rStyle w:val="Siln"/>
+          <w:noProof/>
         </w:rPr>
-      </w:pPr>
-      <w:r>
-        <w:rPr>
-          <w:rStyle w:val="Siln"/>
-        </w:rPr>
-        <w:t>[FOTO MOBILNÍHO ROZHRANÍ (DEV TOOLS V PROHLÍŽEČI)]</w:t>
+        <w:t>5</w:t>
+      </w:r>
+      <w:r>
+        <w:fldChar w:fldCharType="end"/>
+      </w:r>
+      <w:r>
+        <w:t>: mobilní verze aplikace</w:t>
+      </w:r>
+      <w:bookmarkEnd w:id="44"/>
+    </w:p>
+    <w:p>
+      <w:pPr>
+        <w:pStyle w:val="Nadpis2"/>
+      </w:pPr>
+      <w:bookmarkStart w:id="45" w:name="_Toc226556250"/>
+      <w:r>
+        <w:t>Optimalizace</w:t>
+      </w:r>
+      <w:bookmarkEnd w:id="45"/>
+    </w:p>
+    <w:p>
+      <w:r>
+        <w:t>Protože jde o malou webovou aplikaci bez náročných databázových dotazů, optimalizace se zaměřuje hlavně na efektivní zpracování dat v klientovi a na minimalizaci zbytečných výpočtů a "ujídání" paměti v počítači uživatele. Hlavní přístupy v aplikaci:</w:t>
+      </w:r>
+    </w:p>
+    <w:p>
+      <w:pPr>
+        <w:pStyle w:val="Nadpis3"/>
+      </w:pPr>
+      <w:r>
+        <w:t xml:space="preserve"> Centrální servis pro data (</w:t>
+      </w:r>
+      <w:proofErr w:type="spellStart"/>
+      <w:r>
+        <w:t>DataService</w:t>
+      </w:r>
+      <w:proofErr w:type="spellEnd"/>
+      <w:r>
+        <w:t>)</w:t>
+      </w:r>
+    </w:p>
+    <w:p>
+      <w:r>
+        <w:t>Namísto duplikování logiky po komponentách se ukládání a načítání řeší na jednom místě. To zjednodušuje údržbu a snižuje riziko chyb.</w:t>
+      </w:r>
+    </w:p>
+    <w:p>
+      <w:r>
+        <w:t>Reaktivní tok dat (</w:t>
+      </w:r>
+      <w:proofErr w:type="spellStart"/>
+      <w:r>
+        <w:t>BehaviorSubject</w:t>
+      </w:r>
+      <w:proofErr w:type="spellEnd"/>
+      <w:r>
+        <w:t xml:space="preserve"> + </w:t>
+      </w:r>
+      <w:proofErr w:type="spellStart"/>
+      <w:r>
+        <w:t>observable</w:t>
+      </w:r>
+      <w:proofErr w:type="spellEnd"/>
+      <w:r>
+        <w:t xml:space="preserve">). Komponenty pracují </w:t>
+      </w:r>
+      <w:proofErr w:type="gramStart"/>
+      <w:r>
+        <w:t>s</w:t>
+      </w:r>
+      <w:proofErr w:type="gramEnd"/>
+      <w:r>
+        <w:t xml:space="preserve"> data tokem a reagují na změny. Díky tomu je UI konzistentní bez nutnosti ručně volat přepočty napříč komponentami.</w:t>
+      </w:r>
+    </w:p>
+    <w:p>
+      <w:pPr>
+        <w:pStyle w:val="Nadpis3"/>
+      </w:pPr>
+      <w:r>
+        <w:lastRenderedPageBreak/>
+        <w:t>Omezení přepočtů grafu</w:t>
+      </w:r>
+    </w:p>
+    <w:p>
+      <w:r>
+        <w:t xml:space="preserve">Komponenta grafu zajišťuje přepočet dat primárně při změně vstupů (hlavně </w:t>
+      </w:r>
+      <w:proofErr w:type="spellStart"/>
+      <w:r>
+        <w:t>history</w:t>
+      </w:r>
+      <w:proofErr w:type="spellEnd"/>
+      <w:r>
+        <w:t>). Díky tomu se graf zbytečně nepřepočítává při každé drobné změně, ale jen když je to potřeba.</w:t>
+      </w:r>
+    </w:p>
+    <w:p>
+      <w:r>
+        <w:t>Validace před uložením. Formulář nepovolí nekonzistentní data (např. prázdné nebo příliš dlouhé hodnoty, duplicitní návyky). Tím se do grafu a seznamu nikdy nedostanou problematické vstupy, které by zhoršily výkon i kvalitu zobrazení.</w:t>
+      </w:r>
+    </w:p>
+    <w:p>
+      <w:r>
+        <w:t>Celkově aplikace používá optimalizační principy typické pro front-end vývoj: reaktivní práce se stavem, efektivní zpracování dat a validace na hraně vstupu.</w:t>
       </w:r>
     </w:p>
     <w:p/>
@@ -7323,16 +8372,15 @@
       <w:pPr>
         <w:pStyle w:val="Nadpis2"/>
       </w:pPr>
-      <w:bookmarkStart w:id="39" w:name="_Toc226556250"/>
-      <w:r>
-        <w:lastRenderedPageBreak/>
-        <w:t>Optimalizace</w:t>
-      </w:r>
-      <w:bookmarkEnd w:id="39"/>
-    </w:p>
-    <w:p>
-      <w:r>
-        <w:t>Protože jde o malou webovou aplikaci bez náročných databázových dotazů, optimalizace se zaměřuje hlavně na efektivní zpracování dat v klientovi a na minimalizaci zbytečných výpočtů a "ujídání" paměti v počítači uživatele. Hlavní přístupy v aplikaci:</w:t>
+      <w:bookmarkStart w:id="46" w:name="_Toc226556251"/>
+      <w:r>
+        <w:t>Zkušenosti nabrané z této práce</w:t>
+      </w:r>
+      <w:bookmarkEnd w:id="46"/>
+    </w:p>
+    <w:p>
+      <w:r>
+        <w:t>Během vývoje aplikace Habit Tracker jsem získal/a praktické zkušenosti v několika oblastech, které jsou pro tvorbu školních i reálných projektů důležité.</w:t>
       </w:r>
     </w:p>
     <w:p>
@@ -7340,7 +8388,49 @@
         <w:pStyle w:val="Nadpis3"/>
       </w:pPr>
       <w:r>
-        <w:t xml:space="preserve"> Centrální servis pro data (</w:t>
+        <w:t>Angular komponentový přístup</w:t>
+      </w:r>
+    </w:p>
+    <w:p>
+      <w:r>
+        <w:t>Utvrdil jsem si rozdělování úlohy do samostatných komponent (habit-</w:t>
+      </w:r>
+      <w:proofErr w:type="spellStart"/>
+      <w:r>
+        <w:t>form</w:t>
+      </w:r>
+      <w:proofErr w:type="spellEnd"/>
+      <w:r>
+        <w:t xml:space="preserve">, </w:t>
+      </w:r>
+      <w:proofErr w:type="spellStart"/>
+      <w:r>
+        <w:t>habits</w:t>
+      </w:r>
+      <w:proofErr w:type="spellEnd"/>
+      <w:r>
+        <w:t>-list, habit-</w:t>
+      </w:r>
+      <w:proofErr w:type="spellStart"/>
+      <w:r>
+        <w:t>graph</w:t>
+      </w:r>
+      <w:proofErr w:type="spellEnd"/>
+      <w:r>
+        <w:t>) způsobem, aby byla aplikace přehledná a snadno rozšiřitelná. Zvlášť přínosné bylo používat @Input a @Output pro předávání dat a událostí mezi komponentami.</w:t>
+      </w:r>
+    </w:p>
+    <w:p>
+      <w:pPr>
+        <w:pStyle w:val="Nadpis3"/>
+      </w:pPr>
+      <w:r>
+        <w:t>Práce se stavem a službami</w:t>
+      </w:r>
+    </w:p>
+    <w:p>
+      <w:r>
+        <w:t xml:space="preserve">Díky této práci jsem se naučil konstruovat </w:t>
       </w:r>
       <w:proofErr w:type="spellStart"/>
       <w:r>
@@ -7348,17 +8438,7 @@
       </w:r>
       <w:proofErr w:type="spellEnd"/>
       <w:r>
-        <w:t>)</w:t>
-      </w:r>
-    </w:p>
-    <w:p>
-      <w:r>
-        <w:t>Namísto duplikování logiky po komponentách se ukládání a načítání řeší na jednom místě. To zjednodušuje údržbu a snižuje riziko chyb.</w:t>
-      </w:r>
-    </w:p>
-    <w:p>
-      <w:r>
-        <w:t>Reaktivní tok dat (</w:t>
+        <w:t xml:space="preserve"> pro centralizovanou správu dat. Zjistil jsem, že reaktivní přístup (</w:t>
       </w:r>
       <w:proofErr w:type="spellStart"/>
       <w:r>
@@ -7366,23 +8446,7 @@
       </w:r>
       <w:proofErr w:type="spellEnd"/>
       <w:r>
-        <w:t xml:space="preserve"> + </w:t>
-      </w:r>
-      <w:proofErr w:type="spellStart"/>
-      <w:r>
-        <w:t>observable</w:t>
-      </w:r>
-      <w:proofErr w:type="spellEnd"/>
-      <w:r>
-        <w:t xml:space="preserve">). Komponenty pracují </w:t>
-      </w:r>
-      <w:proofErr w:type="gramStart"/>
-      <w:r>
-        <w:t>s</w:t>
-      </w:r>
-      <w:proofErr w:type="gramEnd"/>
-      <w:r>
-        <w:t xml:space="preserve"> data tokem a reagují na změny. Díky tomu je UI konzistentní bez nutnosti ručně volat přepočty napříč komponentami.</w:t>
+        <w:t>) výrazně zjednodušuje konzistenci UI a díky tomu se lépe škáluje a opravuje.</w:t>
       </w:r>
     </w:p>
     <w:p>
@@ -7390,46 +8454,12 @@
         <w:pStyle w:val="Nadpis3"/>
       </w:pPr>
       <w:r>
-        <w:t>Omezení přepočtů grafu</w:t>
-      </w:r>
-    </w:p>
-    <w:p>
-      <w:r>
-        <w:t xml:space="preserve">Komponenta grafu zajišťuje přepočet dat primárně při změně vstupů (hlavně </w:t>
-      </w:r>
-      <w:proofErr w:type="spellStart"/>
-      <w:r>
-        <w:t>history</w:t>
-      </w:r>
-      <w:proofErr w:type="spellEnd"/>
-      <w:r>
-        <w:t>). Díky tomu se graf zbytečně nepřepočítává při každé drobné změně, ale jen když je to potřeba.</w:t>
-      </w:r>
-    </w:p>
-    <w:p>
-      <w:r>
-        <w:t>Validace před uložením. Formulář nepovolí nekonzistentní data (např. prázdné nebo příliš dlouhé hodnoty, duplicitní návyky). Tím se do grafu a seznamu nikdy nedostanou problematické vstupy, které by zhoršily výkon i kvalitu zobrazení.</w:t>
-      </w:r>
-    </w:p>
-    <w:p>
-      <w:r>
-        <w:t>Celkově aplikace používá optimalizační principy typické pro front-end vývoj: reaktivní práce se stavem, efektivní zpracování dat a validace na hraně vstupu.</w:t>
-      </w:r>
-    </w:p>
-    <w:p/>
-    <w:p>
-      <w:pPr>
-        <w:pStyle w:val="Nadpis2"/>
-      </w:pPr>
-      <w:bookmarkStart w:id="40" w:name="_Toc226556251"/>
-      <w:r>
-        <w:t>Zkušenosti nabrané z této práce</w:t>
-      </w:r>
-      <w:bookmarkEnd w:id="40"/>
-    </w:p>
-    <w:p>
-      <w:r>
-        <w:t>Během vývoje aplikace Habit Tracker jsem získal/a praktické zkušenosti v několika oblastech, které jsou pro tvorbu školních i reálných projektů důležité.</w:t>
+        <w:t>Validace a ošetření uživatelských vstupů</w:t>
+      </w:r>
+    </w:p>
+    <w:p>
+      <w:r>
+        <w:t>Formulář mi ukázal, že validace není jen „checkbox“, ale reálné zabezpečení kvality dat. Zvlášť kontrola duplicit zabránila tomu, aby aplikace obsahovala nesmyslné nebo duplicitní záznamy.</w:t>
       </w:r>
     </w:p>
     <w:p>
@@ -7437,16 +8467,40 @@
         <w:pStyle w:val="Nadpis3"/>
       </w:pPr>
       <w:r>
-        <w:t>Angular komponentový přístup</w:t>
-      </w:r>
-    </w:p>
-    <w:p>
-      <w:r>
-        <w:t>Utvrdil jsem si rozdělování úlohy do samostatných komponent (habit-</w:t>
-      </w:r>
-      <w:proofErr w:type="spellStart"/>
-      <w:r>
-        <w:t>form</w:t>
+        <w:t>Transformace dat pro graf</w:t>
+      </w:r>
+    </w:p>
+    <w:p>
+      <w:r>
+        <w:t>Další velice užitečná a cenná byla zkušenost s tím, jak převést surovou historii událostí na strukturu vhodnou pro graf (binování podle zvoleného období). To je častý problém v reálných aplikacích – data záznamů se musí agregovat do</w:t>
+      </w:r>
+      <w:r>
+        <w:t xml:space="preserve"> </w:t>
+      </w:r>
+      <w:proofErr w:type="spellStart"/>
+      <w:r>
+        <w:t>zobrazovatelných</w:t>
+      </w:r>
+      <w:proofErr w:type="spellEnd"/>
+      <w:r>
+        <w:t xml:space="preserve"> tvarů.</w:t>
+      </w:r>
+    </w:p>
+    <w:p>
+      <w:pPr>
+        <w:pStyle w:val="Nadpis3"/>
+      </w:pPr>
+      <w:r>
+        <w:t>Uživatelská použitelnost</w:t>
+      </w:r>
+    </w:p>
+    <w:p>
+      <w:r>
+        <w:t>Při implementaci UI (</w:t>
+      </w:r>
+      <w:proofErr w:type="spellStart"/>
+      <w:r>
+        <w:t>toolbar</w:t>
       </w:r>
       <w:proofErr w:type="spellEnd"/>
       <w:r>
@@ -7454,100 +8508,7 @@
       </w:r>
       <w:proofErr w:type="spellStart"/>
       <w:r>
-        <w:t>habits</w:t>
-      </w:r>
-      <w:proofErr w:type="spellEnd"/>
-      <w:r>
-        <w:t>-list, habit-</w:t>
-      </w:r>
-      <w:proofErr w:type="spellStart"/>
-      <w:r>
-        <w:t>graph</w:t>
-      </w:r>
-      <w:proofErr w:type="spellEnd"/>
-      <w:r>
-        <w:t>) způsobem, aby byla aplikace přehledná a snadno rozšiřitelná. Zvlášť přínosné bylo používat @Input a @Output pro předávání dat a událostí mezi komponentami.</w:t>
-      </w:r>
-    </w:p>
-    <w:p>
-      <w:pPr>
-        <w:pStyle w:val="Nadpis3"/>
-      </w:pPr>
-      <w:r>
-        <w:t>Práce se stavem a službami</w:t>
-      </w:r>
-    </w:p>
-    <w:p>
-      <w:r>
-        <w:t xml:space="preserve">Díky této práci jsem se naučil konstruovat </w:t>
-      </w:r>
-      <w:proofErr w:type="spellStart"/>
-      <w:r>
-        <w:t>DataService</w:t>
-      </w:r>
-      <w:proofErr w:type="spellEnd"/>
-      <w:r>
-        <w:t xml:space="preserve"> pro centralizovanou správu dat. Zjistil jsem, že reaktivní přístup (</w:t>
-      </w:r>
-      <w:proofErr w:type="spellStart"/>
-      <w:r>
-        <w:t>BehaviorSubject</w:t>
-      </w:r>
-      <w:proofErr w:type="spellEnd"/>
-      <w:r>
-        <w:t>) výrazně zjednodušuje konzistenci UI a díky tomu se lépe škáluje a opravuje.</w:t>
-      </w:r>
-    </w:p>
-    <w:p>
-      <w:pPr>
-        <w:pStyle w:val="Nadpis3"/>
-      </w:pPr>
-      <w:r>
-        <w:t>Validace a ošetření uživatelských vstupů</w:t>
-      </w:r>
-    </w:p>
-    <w:p>
-      <w:r>
-        <w:t>Formulář mi ukázal, že validace není jen „checkbox“, ale reálné zabezpečení kvality dat. Zvlášť kontrola duplicit zabránila tomu, aby aplikace obsahovala nesmyslné nebo duplicitní záznamy.</w:t>
-      </w:r>
-    </w:p>
-    <w:p>
-      <w:pPr>
-        <w:pStyle w:val="Nadpis3"/>
-      </w:pPr>
-      <w:r>
-        <w:lastRenderedPageBreak/>
-        <w:t>Transformace dat pro graf</w:t>
-      </w:r>
-    </w:p>
-    <w:p>
-      <w:r>
-        <w:t xml:space="preserve">Další velice užitečná a cenná byla zkušenost s tím, jak převést surovou historii událostí na strukturu vhodnou pro graf (binování podle zvoleného období). To je častý problém v reálných aplikacích – data záznamů se musí agregovat do </w:t>
-      </w:r>
-      <w:proofErr w:type="spellStart"/>
-      <w:r>
-        <w:t>vizualizovatelných</w:t>
-      </w:r>
-      <w:proofErr w:type="spellEnd"/>
-      <w:r>
-        <w:t xml:space="preserve"> tvarů.</w:t>
-      </w:r>
-    </w:p>
-    <w:p>
-      <w:pPr>
-        <w:pStyle w:val="Nadpis3"/>
-      </w:pPr>
-      <w:r>
-        <w:t>Uživatelská použitelnost</w:t>
-      </w:r>
-    </w:p>
-    <w:p>
-      <w:r>
-        <w:t>Při implementaci UI (</w:t>
-      </w:r>
-      <w:proofErr w:type="spellStart"/>
-      <w:r>
-        <w:t>toolbar</w:t>
+        <w:t>taby</w:t>
       </w:r>
       <w:proofErr w:type="spellEnd"/>
       <w:r>
@@ -7555,14 +8516,6 @@
       </w:r>
       <w:proofErr w:type="spellStart"/>
       <w:r>
-        <w:t>taby</w:t>
-      </w:r>
-      <w:proofErr w:type="spellEnd"/>
-      <w:r>
-        <w:t xml:space="preserve">, </w:t>
-      </w:r>
-      <w:proofErr w:type="spellStart"/>
-      <w:r>
         <w:t>overlay</w:t>
       </w:r>
       <w:proofErr w:type="spellEnd"/>
@@ -7570,20 +8523,6 @@
         <w:t>) jsem si uvědomil, že dobré uživatelské rozhraní je stejně důležité jako samotná logika. Aplikace musí být srozumitelná a akce musí být dostupné intuitivně.</w:t>
       </w:r>
     </w:p>
-    <w:p>
-      <w:r>
-        <w:t xml:space="preserve">Díky této práci mám nyní lepší představu, jak se propojuje model dat, řízení stavu v </w:t>
-      </w:r>
-      <w:proofErr w:type="spellStart"/>
-      <w:r>
-        <w:t>Angularu</w:t>
-      </w:r>
-      <w:proofErr w:type="spellEnd"/>
-      <w:r>
-        <w:t xml:space="preserve"> a tvorba uživatelsky přívětivého rozhraní.</w:t>
-      </w:r>
-    </w:p>
-    <w:p/>
     <w:p>
       <w:pPr>
         <w:spacing w:after="160" w:line="278" w:lineRule="auto"/>
@@ -7602,12 +8541,12 @@
         </w:numPr>
         <w:ind w:left="720"/>
       </w:pPr>
-      <w:bookmarkStart w:id="41" w:name="_Toc226556252"/>
+      <w:bookmarkStart w:id="47" w:name="_Toc226556252"/>
       <w:r>
         <w:lastRenderedPageBreak/>
         <w:t>Závěr</w:t>
       </w:r>
-      <w:bookmarkEnd w:id="41"/>
+      <w:bookmarkEnd w:id="47"/>
     </w:p>
     <w:p>
       <w:r>
@@ -7669,16 +8608,16 @@
         </w:numPr>
         <w:ind w:left="720"/>
       </w:pPr>
-      <w:bookmarkStart w:id="42" w:name="_Toc222315302"/>
-      <w:bookmarkStart w:id="43" w:name="_Toc223513779"/>
-      <w:bookmarkStart w:id="44" w:name="_Toc226556253"/>
+      <w:bookmarkStart w:id="48" w:name="_Toc222315302"/>
+      <w:bookmarkStart w:id="49" w:name="_Toc223513779"/>
+      <w:bookmarkStart w:id="50" w:name="_Toc226556253"/>
       <w:r>
         <w:lastRenderedPageBreak/>
         <w:t>Použitá literatura</w:t>
       </w:r>
-      <w:bookmarkEnd w:id="42"/>
-      <w:bookmarkEnd w:id="43"/>
-      <w:bookmarkEnd w:id="44"/>
+      <w:bookmarkEnd w:id="48"/>
+      <w:bookmarkEnd w:id="49"/>
+      <w:bookmarkEnd w:id="50"/>
     </w:p>
     <w:p>
       <w:pPr>
@@ -7690,7 +8629,7 @@
       <w:r>
         <w:t xml:space="preserve"> </w:t>
       </w:r>
-      <w:hyperlink r:id="rId14" w:history="1">
+      <w:hyperlink r:id="rId19" w:history="1">
         <w:r>
           <w:rPr>
             <w:rStyle w:val="Hypertextovodkaz"/>
@@ -7741,7 +8680,7 @@
       <w:r>
         <w:t> [online]. c2026 [cit.  2026-05-20]. Dostupné z: </w:t>
       </w:r>
-      <w:hyperlink r:id="rId15" w:tgtFrame="_blank" w:history="1">
+      <w:hyperlink r:id="rId20" w:tgtFrame="_blank" w:history="1">
         <w:r>
           <w:rPr>
             <w:rStyle w:val="Hypertextovodkaz"/>
@@ -7821,16 +8760,390 @@
         </w:numPr>
         <w:ind w:left="720"/>
       </w:pPr>
-      <w:bookmarkStart w:id="45" w:name="_Toc222315303"/>
-      <w:bookmarkStart w:id="46" w:name="_Toc223513780"/>
-      <w:bookmarkStart w:id="47" w:name="_Toc226556254"/>
+      <w:bookmarkStart w:id="51" w:name="_Toc222315303"/>
+      <w:bookmarkStart w:id="52" w:name="_Toc223513780"/>
+      <w:bookmarkStart w:id="53" w:name="_Toc226556254"/>
       <w:r>
         <w:lastRenderedPageBreak/>
         <w:t>Seznam obrázků</w:t>
       </w:r>
-      <w:bookmarkEnd w:id="45"/>
-      <w:bookmarkEnd w:id="46"/>
-      <w:bookmarkEnd w:id="47"/>
+      <w:bookmarkEnd w:id="51"/>
+      <w:bookmarkEnd w:id="52"/>
+      <w:bookmarkEnd w:id="53"/>
+    </w:p>
+    <w:p>
+      <w:r>
+        <w:t>Všechny obrázky byly vyfocené pomocí screenshotů z prohlížeče Brave a byl focen Habit Tracker.</w:t>
+      </w:r>
+    </w:p>
+    <w:p>
+      <w:pPr>
+        <w:pStyle w:val="Seznamobrzk"/>
+        <w:tabs>
+          <w:tab w:val="right" w:leader="dot" w:pos="9628"/>
+        </w:tabs>
+        <w:rPr>
+          <w:rFonts w:asciiTheme="minorHAnsi" w:eastAsiaTheme="minorEastAsia" w:hAnsiTheme="minorHAnsi"/>
+          <w:noProof/>
+          <w:sz w:val="24"/>
+          <w:lang w:eastAsia="cs-CZ"/>
+        </w:rPr>
+      </w:pPr>
+      <w:r>
+        <w:fldChar w:fldCharType="begin"/>
+      </w:r>
+      <w:r>
+        <w:instrText xml:space="preserve"> TOC \h \z \c "Obrázek" </w:instrText>
+      </w:r>
+      <w:r>
+        <w:fldChar w:fldCharType="separate"/>
+      </w:r>
+      <w:hyperlink w:anchor="_Toc230174422" w:history="1">
+        <w:r>
+          <w:rPr>
+            <w:rStyle w:val="Hypertextovodkaz"/>
+            <w:noProof/>
+          </w:rPr>
+          <w:t>Obrázek 1: Hlavní UI</w:t>
+        </w:r>
+        <w:r>
+          <w:rPr>
+            <w:noProof/>
+            <w:webHidden/>
+          </w:rPr>
+          <w:tab/>
+        </w:r>
+        <w:r>
+          <w:rPr>
+            <w:noProof/>
+            <w:webHidden/>
+          </w:rPr>
+          <w:fldChar w:fldCharType="begin"/>
+        </w:r>
+        <w:r>
+          <w:rPr>
+            <w:noProof/>
+            <w:webHidden/>
+          </w:rPr>
+          <w:instrText xml:space="preserve"> PAGEREF _Toc230174422 \h </w:instrText>
+        </w:r>
+        <w:r>
+          <w:rPr>
+            <w:noProof/>
+            <w:webHidden/>
+          </w:rPr>
+        </w:r>
+        <w:r>
+          <w:rPr>
+            <w:noProof/>
+            <w:webHidden/>
+          </w:rPr>
+          <w:fldChar w:fldCharType="separate"/>
+        </w:r>
+        <w:r>
+          <w:rPr>
+            <w:noProof/>
+            <w:webHidden/>
+          </w:rPr>
+          <w:t>17</w:t>
+        </w:r>
+        <w:r>
+          <w:rPr>
+            <w:noProof/>
+            <w:webHidden/>
+          </w:rPr>
+          <w:fldChar w:fldCharType="end"/>
+        </w:r>
+      </w:hyperlink>
+    </w:p>
+    <w:p>
+      <w:pPr>
+        <w:pStyle w:val="Seznamobrzk"/>
+        <w:tabs>
+          <w:tab w:val="right" w:leader="dot" w:pos="9628"/>
+        </w:tabs>
+        <w:rPr>
+          <w:rFonts w:asciiTheme="minorHAnsi" w:eastAsiaTheme="minorEastAsia" w:hAnsiTheme="minorHAnsi"/>
+          <w:noProof/>
+          <w:sz w:val="24"/>
+          <w:lang w:eastAsia="cs-CZ"/>
+        </w:rPr>
+      </w:pPr>
+      <w:hyperlink w:anchor="_Toc230174423" w:history="1">
+        <w:r>
+          <w:rPr>
+            <w:rStyle w:val="Hypertextovodkaz"/>
+            <w:noProof/>
+          </w:rPr>
+          <w:t>Obrázek 2: Formulář pro přidání nových habitů</w:t>
+        </w:r>
+        <w:r>
+          <w:rPr>
+            <w:noProof/>
+            <w:webHidden/>
+          </w:rPr>
+          <w:tab/>
+        </w:r>
+        <w:r>
+          <w:rPr>
+            <w:noProof/>
+            <w:webHidden/>
+          </w:rPr>
+          <w:fldChar w:fldCharType="begin"/>
+        </w:r>
+        <w:r>
+          <w:rPr>
+            <w:noProof/>
+            <w:webHidden/>
+          </w:rPr>
+          <w:instrText xml:space="preserve"> PAGEREF _Toc230174423 \h </w:instrText>
+        </w:r>
+        <w:r>
+          <w:rPr>
+            <w:noProof/>
+            <w:webHidden/>
+          </w:rPr>
+        </w:r>
+        <w:r>
+          <w:rPr>
+            <w:noProof/>
+            <w:webHidden/>
+          </w:rPr>
+          <w:fldChar w:fldCharType="separate"/>
+        </w:r>
+        <w:r>
+          <w:rPr>
+            <w:noProof/>
+            <w:webHidden/>
+          </w:rPr>
+          <w:t>18</w:t>
+        </w:r>
+        <w:r>
+          <w:rPr>
+            <w:noProof/>
+            <w:webHidden/>
+          </w:rPr>
+          <w:fldChar w:fldCharType="end"/>
+        </w:r>
+      </w:hyperlink>
+    </w:p>
+    <w:p>
+      <w:pPr>
+        <w:pStyle w:val="Seznamobrzk"/>
+        <w:tabs>
+          <w:tab w:val="right" w:leader="dot" w:pos="9628"/>
+        </w:tabs>
+        <w:rPr>
+          <w:rFonts w:asciiTheme="minorHAnsi" w:eastAsiaTheme="minorEastAsia" w:hAnsiTheme="minorHAnsi"/>
+          <w:noProof/>
+          <w:sz w:val="24"/>
+          <w:lang w:eastAsia="cs-CZ"/>
+        </w:rPr>
+      </w:pPr>
+      <w:hyperlink w:anchor="_Toc230174424" w:history="1">
+        <w:r>
+          <w:rPr>
+            <w:rStyle w:val="Hypertextovodkaz"/>
+            <w:noProof/>
+          </w:rPr>
+          <w:t>Obrázek 3: Seznam habitů</w:t>
+        </w:r>
+        <w:r>
+          <w:rPr>
+            <w:noProof/>
+            <w:webHidden/>
+          </w:rPr>
+          <w:tab/>
+        </w:r>
+        <w:r>
+          <w:rPr>
+            <w:noProof/>
+            <w:webHidden/>
+          </w:rPr>
+          <w:fldChar w:fldCharType="begin"/>
+        </w:r>
+        <w:r>
+          <w:rPr>
+            <w:noProof/>
+            <w:webHidden/>
+          </w:rPr>
+          <w:instrText xml:space="preserve"> PAGEREF _Toc230174424 \h </w:instrText>
+        </w:r>
+        <w:r>
+          <w:rPr>
+            <w:noProof/>
+            <w:webHidden/>
+          </w:rPr>
+        </w:r>
+        <w:r>
+          <w:rPr>
+            <w:noProof/>
+            <w:webHidden/>
+          </w:rPr>
+          <w:fldChar w:fldCharType="separate"/>
+        </w:r>
+        <w:r>
+          <w:rPr>
+            <w:noProof/>
+            <w:webHidden/>
+          </w:rPr>
+          <w:t>19</w:t>
+        </w:r>
+        <w:r>
+          <w:rPr>
+            <w:noProof/>
+            <w:webHidden/>
+          </w:rPr>
+          <w:fldChar w:fldCharType="end"/>
+        </w:r>
+      </w:hyperlink>
+    </w:p>
+    <w:p>
+      <w:pPr>
+        <w:pStyle w:val="Seznamobrzk"/>
+        <w:tabs>
+          <w:tab w:val="right" w:leader="dot" w:pos="9628"/>
+        </w:tabs>
+        <w:rPr>
+          <w:rFonts w:asciiTheme="minorHAnsi" w:eastAsiaTheme="minorEastAsia" w:hAnsiTheme="minorHAnsi"/>
+          <w:noProof/>
+          <w:sz w:val="24"/>
+          <w:lang w:eastAsia="cs-CZ"/>
+        </w:rPr>
+      </w:pPr>
+      <w:hyperlink w:anchor="_Toc230174425" w:history="1">
+        <w:r>
+          <w:rPr>
+            <w:rStyle w:val="Hypertextovodkaz"/>
+            <w:noProof/>
+          </w:rPr>
+          <w:t>Obrázek 4: Rozevřený habit</w:t>
+        </w:r>
+        <w:r>
+          <w:rPr>
+            <w:noProof/>
+            <w:webHidden/>
+          </w:rPr>
+          <w:tab/>
+        </w:r>
+        <w:r>
+          <w:rPr>
+            <w:noProof/>
+            <w:webHidden/>
+          </w:rPr>
+          <w:fldChar w:fldCharType="begin"/>
+        </w:r>
+        <w:r>
+          <w:rPr>
+            <w:noProof/>
+            <w:webHidden/>
+          </w:rPr>
+          <w:instrText xml:space="preserve"> PAGEREF _Toc230174425 \h </w:instrText>
+        </w:r>
+        <w:r>
+          <w:rPr>
+            <w:noProof/>
+            <w:webHidden/>
+          </w:rPr>
+        </w:r>
+        <w:r>
+          <w:rPr>
+            <w:noProof/>
+            <w:webHidden/>
+          </w:rPr>
+          <w:fldChar w:fldCharType="separate"/>
+        </w:r>
+        <w:r>
+          <w:rPr>
+            <w:noProof/>
+            <w:webHidden/>
+          </w:rPr>
+          <w:t>20</w:t>
+        </w:r>
+        <w:r>
+          <w:rPr>
+            <w:noProof/>
+            <w:webHidden/>
+          </w:rPr>
+          <w:fldChar w:fldCharType="end"/>
+        </w:r>
+      </w:hyperlink>
+    </w:p>
+    <w:p>
+      <w:pPr>
+        <w:pStyle w:val="Seznamobrzk"/>
+        <w:tabs>
+          <w:tab w:val="right" w:leader="dot" w:pos="9628"/>
+        </w:tabs>
+        <w:rPr>
+          <w:rFonts w:asciiTheme="minorHAnsi" w:eastAsiaTheme="minorEastAsia" w:hAnsiTheme="minorHAnsi"/>
+          <w:noProof/>
+          <w:sz w:val="24"/>
+          <w:lang w:eastAsia="cs-CZ"/>
+        </w:rPr>
+      </w:pPr>
+      <w:hyperlink w:anchor="_Toc230174426" w:history="1">
+        <w:r>
+          <w:rPr>
+            <w:rStyle w:val="Hypertextovodkaz"/>
+            <w:noProof/>
+          </w:rPr>
+          <w:t>Obrázek 5: mobilní verze aplikace</w:t>
+        </w:r>
+        <w:r>
+          <w:rPr>
+            <w:noProof/>
+            <w:webHidden/>
+          </w:rPr>
+          <w:tab/>
+        </w:r>
+        <w:r>
+          <w:rPr>
+            <w:noProof/>
+            <w:webHidden/>
+          </w:rPr>
+          <w:fldChar w:fldCharType="begin"/>
+        </w:r>
+        <w:r>
+          <w:rPr>
+            <w:noProof/>
+            <w:webHidden/>
+          </w:rPr>
+          <w:instrText xml:space="preserve"> PAGEREF _Toc230174426 \h </w:instrText>
+        </w:r>
+        <w:r>
+          <w:rPr>
+            <w:noProof/>
+            <w:webHidden/>
+          </w:rPr>
+        </w:r>
+        <w:r>
+          <w:rPr>
+            <w:noProof/>
+            <w:webHidden/>
+          </w:rPr>
+          <w:fldChar w:fldCharType="separate"/>
+        </w:r>
+        <w:r>
+          <w:rPr>
+            <w:noProof/>
+            <w:webHidden/>
+          </w:rPr>
+          <w:t>21</w:t>
+        </w:r>
+        <w:r>
+          <w:rPr>
+            <w:noProof/>
+            <w:webHidden/>
+          </w:rPr>
+          <w:fldChar w:fldCharType="end"/>
+        </w:r>
+      </w:hyperlink>
+    </w:p>
+    <w:p>
+      <w:r>
+        <w:fldChar w:fldCharType="end"/>
+      </w:r>
     </w:p>
     <w:p>
       <w:pPr>
@@ -7850,16 +9163,98 @@
         </w:numPr>
         <w:ind w:left="720"/>
       </w:pPr>
-      <w:bookmarkStart w:id="48" w:name="_Toc222315304"/>
-      <w:bookmarkStart w:id="49" w:name="_Toc223513781"/>
-      <w:bookmarkStart w:id="50" w:name="_Toc226556255"/>
+      <w:bookmarkStart w:id="54" w:name="_Toc222315304"/>
+      <w:bookmarkStart w:id="55" w:name="_Toc223513781"/>
+      <w:bookmarkStart w:id="56" w:name="_Toc226556255"/>
       <w:r>
         <w:lastRenderedPageBreak/>
         <w:t>Seznam tabulek</w:t>
       </w:r>
-      <w:bookmarkEnd w:id="48"/>
-      <w:bookmarkEnd w:id="49"/>
-      <w:bookmarkEnd w:id="50"/>
+      <w:bookmarkEnd w:id="54"/>
+      <w:bookmarkEnd w:id="55"/>
+      <w:bookmarkEnd w:id="56"/>
+    </w:p>
+    <w:p>
+      <w:pPr>
+        <w:pStyle w:val="Seznamobrzk"/>
+        <w:tabs>
+          <w:tab w:val="right" w:leader="dot" w:pos="9628"/>
+        </w:tabs>
+        <w:rPr>
+          <w:noProof/>
+        </w:rPr>
+      </w:pPr>
+      <w:r>
+        <w:fldChar w:fldCharType="begin"/>
+      </w:r>
+      <w:r>
+        <w:instrText xml:space="preserve"> TOC \h \z \c "Tabulka" </w:instrText>
+      </w:r>
+      <w:r>
+        <w:fldChar w:fldCharType="separate"/>
+      </w:r>
+      <w:hyperlink w:anchor="_Toc230173683" w:history="1">
+        <w:r>
+          <w:rPr>
+            <w:rStyle w:val="Hypertextovodkaz"/>
+            <w:noProof/>
+          </w:rPr>
+          <w:t>Tabulka 1: Vlastnosti rozhraní Habit</w:t>
+        </w:r>
+        <w:r>
+          <w:rPr>
+            <w:noProof/>
+            <w:webHidden/>
+          </w:rPr>
+          <w:tab/>
+        </w:r>
+        <w:r>
+          <w:rPr>
+            <w:noProof/>
+            <w:webHidden/>
+          </w:rPr>
+          <w:fldChar w:fldCharType="begin"/>
+        </w:r>
+        <w:r>
+          <w:rPr>
+            <w:noProof/>
+            <w:webHidden/>
+          </w:rPr>
+          <w:instrText xml:space="preserve"> PAGEREF _Toc230173683 \h </w:instrText>
+        </w:r>
+        <w:r>
+          <w:rPr>
+            <w:noProof/>
+            <w:webHidden/>
+          </w:rPr>
+        </w:r>
+        <w:r>
+          <w:rPr>
+            <w:noProof/>
+            <w:webHidden/>
+          </w:rPr>
+          <w:fldChar w:fldCharType="separate"/>
+        </w:r>
+        <w:r>
+          <w:rPr>
+            <w:noProof/>
+            <w:webHidden/>
+          </w:rPr>
+          <w:t>15</w:t>
+        </w:r>
+        <w:r>
+          <w:rPr>
+            <w:noProof/>
+            <w:webHidden/>
+          </w:rPr>
+          <w:fldChar w:fldCharType="end"/>
+        </w:r>
+      </w:hyperlink>
+    </w:p>
+    <w:p>
+      <w:r>
+        <w:fldChar w:fldCharType="end"/>
+      </w:r>
     </w:p>
     <w:p>
       <w:pPr>
@@ -7879,16 +9274,16 @@
         </w:numPr>
         <w:ind w:left="720"/>
       </w:pPr>
-      <w:bookmarkStart w:id="51" w:name="_Toc222315305"/>
-      <w:bookmarkStart w:id="52" w:name="_Toc223513782"/>
-      <w:bookmarkStart w:id="53" w:name="_Toc226556256"/>
+      <w:bookmarkStart w:id="57" w:name="_Toc222315305"/>
+      <w:bookmarkStart w:id="58" w:name="_Toc223513782"/>
+      <w:bookmarkStart w:id="59" w:name="_Toc226556256"/>
       <w:r>
         <w:lastRenderedPageBreak/>
         <w:t>Seznam příloh</w:t>
       </w:r>
-      <w:bookmarkEnd w:id="51"/>
-      <w:bookmarkEnd w:id="52"/>
-      <w:bookmarkEnd w:id="53"/>
+      <w:bookmarkEnd w:id="57"/>
+      <w:bookmarkEnd w:id="58"/>
+      <w:bookmarkEnd w:id="59"/>
     </w:p>
     <w:p>
       <w:r>
@@ -7940,16 +9335,16 @@
         </w:numPr>
         <w:ind w:left="720"/>
       </w:pPr>
-      <w:bookmarkStart w:id="54" w:name="_Toc222315306"/>
-      <w:bookmarkStart w:id="55" w:name="_Toc223513783"/>
-      <w:bookmarkStart w:id="56" w:name="_Toc226556257"/>
+      <w:bookmarkStart w:id="60" w:name="_Toc222315306"/>
+      <w:bookmarkStart w:id="61" w:name="_Toc223513783"/>
+      <w:bookmarkStart w:id="62" w:name="_Toc226556257"/>
       <w:r>
         <w:lastRenderedPageBreak/>
         <w:t>Přílohy</w:t>
       </w:r>
-      <w:bookmarkEnd w:id="54"/>
-      <w:bookmarkEnd w:id="55"/>
-      <w:bookmarkEnd w:id="56"/>
+      <w:bookmarkEnd w:id="60"/>
+      <w:bookmarkEnd w:id="61"/>
+      <w:bookmarkEnd w:id="62"/>
     </w:p>
     <w:p>
       <w:r>
@@ -7963,10 +9358,10 @@
       </w:r>
     </w:p>
     <w:sectPr>
-      <w:headerReference w:type="even" r:id="rId16"/>
-      <w:headerReference w:type="default" r:id="rId17"/>
-      <w:footerReference w:type="default" r:id="rId18"/>
-      <w:headerReference w:type="first" r:id="rId19"/>
+      <w:headerReference w:type="even" r:id="rId21"/>
+      <w:headerReference w:type="default" r:id="rId22"/>
+      <w:footerReference w:type="default" r:id="rId23"/>
+      <w:headerReference w:type="first" r:id="rId24"/>
       <w:pgSz w:w="11906" w:h="16838"/>
       <w:pgMar w:top="1701" w:right="1134" w:bottom="1701" w:left="1134" w:header="680" w:footer="680" w:gutter="0"/>
       <w:cols w:space="708"/>
@@ -13057,6 +14452,36 @@
       <w:bCs/>
     </w:rPr>
   </w:style>
+  <w:style w:type="paragraph" w:styleId="Titulek">
+    <w:name w:val="caption"/>
+    <w:basedOn w:val="Normln"/>
+    <w:next w:val="Normln"/>
+    <w:uiPriority w:val="35"/>
+    <w:unhideWhenUsed/>
+    <w:qFormat/>
+    <w:rsid w:val="007E41D6"/>
+    <w:pPr>
+      <w:spacing w:line="240" w:lineRule="auto"/>
+    </w:pPr>
+    <w:rPr>
+      <w:i/>
+      <w:iCs/>
+      <w:color w:val="0E2841" w:themeColor="text2"/>
+      <w:sz w:val="18"/>
+      <w:szCs w:val="18"/>
+    </w:rPr>
+  </w:style>
+  <w:style w:type="paragraph" w:styleId="Seznamobrzk">
+    <w:name w:val="table of figures"/>
+    <w:basedOn w:val="Normln"/>
+    <w:next w:val="Normln"/>
+    <w:uiPriority w:val="99"/>
+    <w:unhideWhenUsed/>
+    <w:rsid w:val="00C55E45"/>
+    <w:pPr>
+      <w:spacing w:after="0"/>
+    </w:pPr>
+  </w:style>
 </w:styles>
 </file>
 

--- a/Barta_rocnikova_prace.docx
+++ b/Barta_rocnikova_prace.docx
@@ -1357,6 +1357,7 @@
       <w:bookmarkStart w:id="6" w:name="_Toc223513762"/>
       <w:bookmarkStart w:id="7" w:name="_Toc226550175"/>
       <w:bookmarkStart w:id="8" w:name="_Toc226556217"/>
+      <w:bookmarkStart w:id="9" w:name="_Toc230179517"/>
       <w:r>
         <w:lastRenderedPageBreak/>
         <w:t>Prohlášení</w:t>
@@ -1370,6 +1371,7 @@
       <w:bookmarkEnd w:id="6"/>
       <w:bookmarkEnd w:id="7"/>
       <w:bookmarkEnd w:id="8"/>
+      <w:bookmarkEnd w:id="9"/>
       <w:r>
         <w:t xml:space="preserve"> </w:t>
       </w:r>
@@ -1697,24 +1699,26 @@
         </w:numPr>
         <w:ind w:left="720"/>
       </w:pPr>
-      <w:bookmarkStart w:id="9" w:name="_Toc183979916"/>
-      <w:bookmarkStart w:id="10" w:name="_Toc216425626"/>
-      <w:bookmarkStart w:id="11" w:name="_Toc216425784"/>
-      <w:bookmarkStart w:id="12" w:name="_Toc222315289"/>
-      <w:bookmarkStart w:id="13" w:name="_Toc223513764"/>
-      <w:bookmarkStart w:id="14" w:name="_Toc226550176"/>
-      <w:bookmarkStart w:id="15" w:name="_Toc226556218"/>
+      <w:bookmarkStart w:id="10" w:name="_Toc183979916"/>
+      <w:bookmarkStart w:id="11" w:name="_Toc216425626"/>
+      <w:bookmarkStart w:id="12" w:name="_Toc216425784"/>
+      <w:bookmarkStart w:id="13" w:name="_Toc222315289"/>
+      <w:bookmarkStart w:id="14" w:name="_Toc223513764"/>
+      <w:bookmarkStart w:id="15" w:name="_Toc226550176"/>
+      <w:bookmarkStart w:id="16" w:name="_Toc226556218"/>
+      <w:bookmarkStart w:id="17" w:name="_Toc230179518"/>
       <w:r>
         <w:lastRenderedPageBreak/>
         <w:t>Anotace</w:t>
       </w:r>
-      <w:bookmarkEnd w:id="9"/>
       <w:bookmarkEnd w:id="10"/>
       <w:bookmarkEnd w:id="11"/>
       <w:bookmarkEnd w:id="12"/>
       <w:bookmarkEnd w:id="13"/>
       <w:bookmarkEnd w:id="14"/>
       <w:bookmarkEnd w:id="15"/>
+      <w:bookmarkEnd w:id="16"/>
+      <w:bookmarkEnd w:id="17"/>
     </w:p>
     <w:p>
       <w:r>
@@ -1826,24 +1830,26 @@
         </w:numPr>
         <w:ind w:left="720"/>
       </w:pPr>
-      <w:bookmarkStart w:id="16" w:name="_Toc183979917"/>
-      <w:bookmarkStart w:id="17" w:name="_Toc216425627"/>
-      <w:bookmarkStart w:id="18" w:name="_Toc216425785"/>
-      <w:bookmarkStart w:id="19" w:name="_Toc222315290"/>
-      <w:bookmarkStart w:id="20" w:name="_Toc223513765"/>
-      <w:bookmarkStart w:id="21" w:name="_Toc226550177"/>
-      <w:bookmarkStart w:id="22" w:name="_Toc226556219"/>
+      <w:bookmarkStart w:id="18" w:name="_Toc183979917"/>
+      <w:bookmarkStart w:id="19" w:name="_Toc216425627"/>
+      <w:bookmarkStart w:id="20" w:name="_Toc216425785"/>
+      <w:bookmarkStart w:id="21" w:name="_Toc222315290"/>
+      <w:bookmarkStart w:id="22" w:name="_Toc223513765"/>
+      <w:bookmarkStart w:id="23" w:name="_Toc226550177"/>
+      <w:bookmarkStart w:id="24" w:name="_Toc226556219"/>
+      <w:bookmarkStart w:id="25" w:name="_Toc230179519"/>
       <w:r>
         <w:lastRenderedPageBreak/>
         <w:t>Klíčová slova</w:t>
       </w:r>
-      <w:bookmarkEnd w:id="16"/>
-      <w:bookmarkEnd w:id="17"/>
       <w:bookmarkEnd w:id="18"/>
       <w:bookmarkEnd w:id="19"/>
       <w:bookmarkEnd w:id="20"/>
       <w:bookmarkEnd w:id="21"/>
       <w:bookmarkEnd w:id="22"/>
+      <w:bookmarkEnd w:id="23"/>
+      <w:bookmarkEnd w:id="24"/>
+      <w:bookmarkEnd w:id="25"/>
     </w:p>
     <w:p>
       <w:r>
@@ -1932,24 +1938,26 @@
         </w:numPr>
         <w:ind w:left="720"/>
       </w:pPr>
-      <w:bookmarkStart w:id="23" w:name="_Toc183979918"/>
-      <w:bookmarkStart w:id="24" w:name="_Toc216425628"/>
-      <w:bookmarkStart w:id="25" w:name="_Toc216425786"/>
-      <w:bookmarkStart w:id="26" w:name="_Toc222315291"/>
-      <w:bookmarkStart w:id="27" w:name="_Toc223513766"/>
-      <w:bookmarkStart w:id="28" w:name="_Toc226550178"/>
-      <w:bookmarkStart w:id="29" w:name="_Toc226556220"/>
+      <w:bookmarkStart w:id="26" w:name="_Toc183979918"/>
+      <w:bookmarkStart w:id="27" w:name="_Toc216425628"/>
+      <w:bookmarkStart w:id="28" w:name="_Toc216425786"/>
+      <w:bookmarkStart w:id="29" w:name="_Toc222315291"/>
+      <w:bookmarkStart w:id="30" w:name="_Toc223513766"/>
+      <w:bookmarkStart w:id="31" w:name="_Toc226550178"/>
+      <w:bookmarkStart w:id="32" w:name="_Toc226556220"/>
+      <w:bookmarkStart w:id="33" w:name="_Toc230179520"/>
       <w:r>
         <w:lastRenderedPageBreak/>
         <w:t>Obsah</w:t>
       </w:r>
-      <w:bookmarkEnd w:id="23"/>
-      <w:bookmarkEnd w:id="24"/>
-      <w:bookmarkEnd w:id="25"/>
       <w:bookmarkEnd w:id="26"/>
       <w:bookmarkEnd w:id="27"/>
       <w:bookmarkEnd w:id="28"/>
       <w:bookmarkEnd w:id="29"/>
+      <w:bookmarkEnd w:id="30"/>
+      <w:bookmarkEnd w:id="31"/>
+      <w:bookmarkEnd w:id="32"/>
+      <w:bookmarkEnd w:id="33"/>
     </w:p>
     <w:sdt>
       <w:sdtPr>
@@ -1988,7 +1996,7 @@
           <w:r>
             <w:fldChar w:fldCharType="separate"/>
           </w:r>
-          <w:hyperlink w:anchor="_Toc226556221" w:history="1">
+          <w:hyperlink w:anchor="_Toc230179521" w:history="1">
             <w:r>
               <w:rPr>
                 <w:rStyle w:val="Hypertextovodkaz"/>
@@ -2015,7 +2023,7 @@
                 <w:noProof/>
                 <w:webHidden/>
               </w:rPr>
-              <w:instrText xml:space="preserve"> PAGEREF _Toc226556221 \h </w:instrText>
+              <w:instrText xml:space="preserve"> PAGEREF _Toc230179521 \h </w:instrText>
             </w:r>
             <w:r>
               <w:rPr>
@@ -2035,7 +2043,7 @@
                 <w:noProof/>
                 <w:webHidden/>
               </w:rPr>
-              <w:t>10</w:t>
+              <w:t>9</w:t>
             </w:r>
             <w:r>
               <w:rPr>
@@ -2060,7 +2068,7 @@
               <w:lang w:eastAsia="cs-CZ"/>
             </w:rPr>
           </w:pPr>
-          <w:hyperlink w:anchor="_Toc226556222" w:history="1">
+          <w:hyperlink w:anchor="_Toc230179522" w:history="1">
             <w:r>
               <w:rPr>
                 <w:rStyle w:val="Hypertextovodkaz"/>
@@ -2103,7 +2111,7 @@
                 <w:noProof/>
                 <w:webHidden/>
               </w:rPr>
-              <w:instrText xml:space="preserve"> PAGEREF _Toc226556222 \h </w:instrText>
+              <w:instrText xml:space="preserve"> PAGEREF _Toc230179522 \h </w:instrText>
             </w:r>
             <w:r>
               <w:rPr>
@@ -2123,7 +2131,7 @@
                 <w:noProof/>
                 <w:webHidden/>
               </w:rPr>
-              <w:t>11</w:t>
+              <w:t>10</w:t>
             </w:r>
             <w:r>
               <w:rPr>
@@ -2148,7 +2156,7 @@
               <w:lang w:eastAsia="cs-CZ"/>
             </w:rPr>
           </w:pPr>
-          <w:hyperlink w:anchor="_Toc226556223" w:history="1">
+          <w:hyperlink w:anchor="_Toc230179523" w:history="1">
             <w:r>
               <w:rPr>
                 <w:rStyle w:val="Hypertextovodkaz"/>
@@ -2191,7 +2199,7 @@
                 <w:noProof/>
                 <w:webHidden/>
               </w:rPr>
-              <w:instrText xml:space="preserve"> PAGEREF _Toc226556223 \h </w:instrText>
+              <w:instrText xml:space="preserve"> PAGEREF _Toc230179523 \h </w:instrText>
             </w:r>
             <w:r>
               <w:rPr>
@@ -2211,7 +2219,7 @@
                 <w:noProof/>
                 <w:webHidden/>
               </w:rPr>
-              <w:t>11</w:t>
+              <w:t>10</w:t>
             </w:r>
             <w:r>
               <w:rPr>
@@ -2236,7 +2244,7 @@
               <w:lang w:eastAsia="cs-CZ"/>
             </w:rPr>
           </w:pPr>
-          <w:hyperlink w:anchor="_Toc226556224" w:history="1">
+          <w:hyperlink w:anchor="_Toc230179524" w:history="1">
             <w:r>
               <w:rPr>
                 <w:rStyle w:val="Hypertextovodkaz"/>
@@ -2279,7 +2287,7 @@
                 <w:noProof/>
                 <w:webHidden/>
               </w:rPr>
-              <w:instrText xml:space="preserve"> PAGEREF _Toc226556224 \h </w:instrText>
+              <w:instrText xml:space="preserve"> PAGEREF _Toc230179524 \h </w:instrText>
             </w:r>
             <w:r>
               <w:rPr>
@@ -2299,7 +2307,7 @@
                 <w:noProof/>
                 <w:webHidden/>
               </w:rPr>
-              <w:t>11</w:t>
+              <w:t>10</w:t>
             </w:r>
             <w:r>
               <w:rPr>
@@ -2324,7 +2332,7 @@
               <w:lang w:eastAsia="cs-CZ"/>
             </w:rPr>
           </w:pPr>
-          <w:hyperlink w:anchor="_Toc226556225" w:history="1">
+          <w:hyperlink w:anchor="_Toc230179525" w:history="1">
             <w:r>
               <w:rPr>
                 <w:rStyle w:val="Hypertextovodkaz"/>
@@ -2367,7 +2375,7 @@
                 <w:noProof/>
                 <w:webHidden/>
               </w:rPr>
-              <w:instrText xml:space="preserve"> PAGEREF _Toc226556225 \h </w:instrText>
+              <w:instrText xml:space="preserve"> PAGEREF _Toc230179525 \h </w:instrText>
             </w:r>
             <w:r>
               <w:rPr>
@@ -2387,7 +2395,7 @@
                 <w:noProof/>
                 <w:webHidden/>
               </w:rPr>
-              <w:t>11</w:t>
+              <w:t>10</w:t>
             </w:r>
             <w:r>
               <w:rPr>
@@ -2412,7 +2420,7 @@
               <w:lang w:eastAsia="cs-CZ"/>
             </w:rPr>
           </w:pPr>
-          <w:hyperlink w:anchor="_Toc226556226" w:history="1">
+          <w:hyperlink w:anchor="_Toc230179526" w:history="1">
             <w:r>
               <w:rPr>
                 <w:rStyle w:val="Hypertextovodkaz"/>
@@ -2434,7 +2442,7 @@
                 <w:rStyle w:val="Hypertextovodkaz"/>
                 <w:noProof/>
               </w:rPr>
-              <w:t>Rozšíření prostředí</w:t>
+              <w:t>Rozšíření prostředí (Extensions)</w:t>
             </w:r>
             <w:r>
               <w:rPr>
@@ -2455,7 +2463,7 @@
                 <w:noProof/>
                 <w:webHidden/>
               </w:rPr>
-              <w:instrText xml:space="preserve"> PAGEREF _Toc226556226 \h </w:instrText>
+              <w:instrText xml:space="preserve"> PAGEREF _Toc230179526 \h </w:instrText>
             </w:r>
             <w:r>
               <w:rPr>
@@ -2475,7 +2483,7 @@
                 <w:noProof/>
                 <w:webHidden/>
               </w:rPr>
-              <w:t>11</w:t>
+              <w:t>10</w:t>
             </w:r>
             <w:r>
               <w:rPr>
@@ -2500,7 +2508,7 @@
               <w:lang w:eastAsia="cs-CZ"/>
             </w:rPr>
           </w:pPr>
-          <w:hyperlink w:anchor="_Toc226556227" w:history="1">
+          <w:hyperlink w:anchor="_Toc230179527" w:history="1">
             <w:r>
               <w:rPr>
                 <w:rStyle w:val="Hypertextovodkaz"/>
@@ -2543,7 +2551,7 @@
                 <w:noProof/>
                 <w:webHidden/>
               </w:rPr>
-              <w:instrText xml:space="preserve"> PAGEREF _Toc226556227 \h </w:instrText>
+              <w:instrText xml:space="preserve"> PAGEREF _Toc230179527 \h </w:instrText>
             </w:r>
             <w:r>
               <w:rPr>
@@ -2563,7 +2571,7 @@
                 <w:noProof/>
                 <w:webHidden/>
               </w:rPr>
-              <w:t>11</w:t>
+              <w:t>10</w:t>
             </w:r>
             <w:r>
               <w:rPr>
@@ -2588,7 +2596,7 @@
               <w:lang w:eastAsia="cs-CZ"/>
             </w:rPr>
           </w:pPr>
-          <w:hyperlink w:anchor="_Toc226556228" w:history="1">
+          <w:hyperlink w:anchor="_Toc230179528" w:history="1">
             <w:r>
               <w:rPr>
                 <w:rStyle w:val="Hypertextovodkaz"/>
@@ -2631,7 +2639,7 @@
                 <w:noProof/>
                 <w:webHidden/>
               </w:rPr>
-              <w:instrText xml:space="preserve"> PAGEREF _Toc226556228 \h </w:instrText>
+              <w:instrText xml:space="preserve"> PAGEREF _Toc230179528 \h </w:instrText>
             </w:r>
             <w:r>
               <w:rPr>
@@ -2676,7 +2684,7 @@
               <w:lang w:eastAsia="cs-CZ"/>
             </w:rPr>
           </w:pPr>
-          <w:hyperlink w:anchor="_Toc226556229" w:history="1">
+          <w:hyperlink w:anchor="_Toc230179529" w:history="1">
             <w:r>
               <w:rPr>
                 <w:rStyle w:val="Hypertextovodkaz"/>
@@ -2698,7 +2706,7 @@
                 <w:rStyle w:val="Hypertextovodkaz"/>
                 <w:noProof/>
               </w:rPr>
-              <w:t>TypeScript</w:t>
+              <w:t>SCSS (Sass CSS)</w:t>
             </w:r>
             <w:r>
               <w:rPr>
@@ -2719,7 +2727,7 @@
                 <w:noProof/>
                 <w:webHidden/>
               </w:rPr>
-              <w:instrText xml:space="preserve"> PAGEREF _Toc226556229 \h </w:instrText>
+              <w:instrText xml:space="preserve"> PAGEREF _Toc230179529 \h </w:instrText>
             </w:r>
             <w:r>
               <w:rPr>
@@ -2739,7 +2747,7 @@
                 <w:noProof/>
                 <w:webHidden/>
               </w:rPr>
-              <w:t>12</w:t>
+              <w:t>11</w:t>
             </w:r>
             <w:r>
               <w:rPr>
@@ -2764,7 +2772,7 @@
               <w:lang w:eastAsia="cs-CZ"/>
             </w:rPr>
           </w:pPr>
-          <w:hyperlink w:anchor="_Toc226556230" w:history="1">
+          <w:hyperlink w:anchor="_Toc230179530" w:history="1">
             <w:r>
               <w:rPr>
                 <w:rStyle w:val="Hypertextovodkaz"/>
@@ -2807,7 +2815,7 @@
                 <w:noProof/>
                 <w:webHidden/>
               </w:rPr>
-              <w:instrText xml:space="preserve"> PAGEREF _Toc226556230 \h </w:instrText>
+              <w:instrText xml:space="preserve"> PAGEREF _Toc230179530 \h </w:instrText>
             </w:r>
             <w:r>
               <w:rPr>
@@ -2827,7 +2835,7 @@
                 <w:noProof/>
                 <w:webHidden/>
               </w:rPr>
-              <w:t>12</w:t>
+              <w:t>11</w:t>
             </w:r>
             <w:r>
               <w:rPr>
@@ -2852,7 +2860,7 @@
               <w:lang w:eastAsia="cs-CZ"/>
             </w:rPr>
           </w:pPr>
-          <w:hyperlink w:anchor="_Toc226556231" w:history="1">
+          <w:hyperlink w:anchor="_Toc230179531" w:history="1">
             <w:r>
               <w:rPr>
                 <w:rStyle w:val="Hypertextovodkaz"/>
@@ -2895,7 +2903,7 @@
                 <w:noProof/>
                 <w:webHidden/>
               </w:rPr>
-              <w:instrText xml:space="preserve"> PAGEREF _Toc226556231 \h </w:instrText>
+              <w:instrText xml:space="preserve"> PAGEREF _Toc230179531 \h </w:instrText>
             </w:r>
             <w:r>
               <w:rPr>
@@ -2915,7 +2923,7 @@
                 <w:noProof/>
                 <w:webHidden/>
               </w:rPr>
-              <w:t>12</w:t>
+              <w:t>11</w:t>
             </w:r>
             <w:r>
               <w:rPr>
@@ -2940,7 +2948,7 @@
               <w:lang w:eastAsia="cs-CZ"/>
             </w:rPr>
           </w:pPr>
-          <w:hyperlink w:anchor="_Toc226556232" w:history="1">
+          <w:hyperlink w:anchor="_Toc230179532" w:history="1">
             <w:r>
               <w:rPr>
                 <w:rStyle w:val="Hypertextovodkaz"/>
@@ -2983,7 +2991,7 @@
                 <w:noProof/>
                 <w:webHidden/>
               </w:rPr>
-              <w:instrText xml:space="preserve"> PAGEREF _Toc226556232 \h </w:instrText>
+              <w:instrText xml:space="preserve"> PAGEREF _Toc230179532 \h </w:instrText>
             </w:r>
             <w:r>
               <w:rPr>
@@ -3003,7 +3011,7 @@
                 <w:noProof/>
                 <w:webHidden/>
               </w:rPr>
-              <w:t>12</w:t>
+              <w:t>11</w:t>
             </w:r>
             <w:r>
               <w:rPr>
@@ -3028,7 +3036,7 @@
               <w:lang w:eastAsia="cs-CZ"/>
             </w:rPr>
           </w:pPr>
-          <w:hyperlink w:anchor="_Toc226556233" w:history="1">
+          <w:hyperlink w:anchor="_Toc230179533" w:history="1">
             <w:r>
               <w:rPr>
                 <w:rStyle w:val="Hypertextovodkaz"/>
@@ -3071,7 +3079,7 @@
                 <w:noProof/>
                 <w:webHidden/>
               </w:rPr>
-              <w:instrText xml:space="preserve"> PAGEREF _Toc226556233 \h </w:instrText>
+              <w:instrText xml:space="preserve"> PAGEREF _Toc230179533 \h </w:instrText>
             </w:r>
             <w:r>
               <w:rPr>
@@ -3116,7 +3124,7 @@
               <w:lang w:eastAsia="cs-CZ"/>
             </w:rPr>
           </w:pPr>
-          <w:hyperlink w:anchor="_Toc226556234" w:history="1">
+          <w:hyperlink w:anchor="_Toc230179534" w:history="1">
             <w:r>
               <w:rPr>
                 <w:rStyle w:val="Hypertextovodkaz"/>
@@ -3159,7 +3167,7 @@
                 <w:noProof/>
                 <w:webHidden/>
               </w:rPr>
-              <w:instrText xml:space="preserve"> PAGEREF _Toc226556234 \h </w:instrText>
+              <w:instrText xml:space="preserve"> PAGEREF _Toc230179534 \h </w:instrText>
             </w:r>
             <w:r>
               <w:rPr>
@@ -3204,7 +3212,7 @@
               <w:lang w:eastAsia="cs-CZ"/>
             </w:rPr>
           </w:pPr>
-          <w:hyperlink w:anchor="_Toc226556235" w:history="1">
+          <w:hyperlink w:anchor="_Toc230179535" w:history="1">
             <w:r>
               <w:rPr>
                 <w:rStyle w:val="Hypertextovodkaz"/>
@@ -3247,7 +3255,7 @@
                 <w:noProof/>
                 <w:webHidden/>
               </w:rPr>
-              <w:instrText xml:space="preserve"> PAGEREF _Toc226556235 \h </w:instrText>
+              <w:instrText xml:space="preserve"> PAGEREF _Toc230179535 \h </w:instrText>
             </w:r>
             <w:r>
               <w:rPr>
@@ -3292,7 +3300,7 @@
               <w:lang w:eastAsia="cs-CZ"/>
             </w:rPr>
           </w:pPr>
-          <w:hyperlink w:anchor="_Toc226556236" w:history="1">
+          <w:hyperlink w:anchor="_Toc230179536" w:history="1">
             <w:r>
               <w:rPr>
                 <w:rStyle w:val="Hypertextovodkaz"/>
@@ -3314,7 +3322,7 @@
                 <w:rStyle w:val="Hypertextovodkaz"/>
                 <w:noProof/>
               </w:rPr>
-              <w:t>Sass CSS (SCSS)</w:t>
+              <w:t>TypeScript</w:t>
             </w:r>
             <w:r>
               <w:rPr>
@@ -3335,7 +3343,7 @@
                 <w:noProof/>
                 <w:webHidden/>
               </w:rPr>
-              <w:instrText xml:space="preserve"> PAGEREF _Toc226556236 \h </w:instrText>
+              <w:instrText xml:space="preserve"> PAGEREF _Toc230179536 \h </w:instrText>
             </w:r>
             <w:r>
               <w:rPr>
@@ -3355,7 +3363,7 @@
                 <w:noProof/>
                 <w:webHidden/>
               </w:rPr>
-              <w:t>13</w:t>
+              <w:t>12</w:t>
             </w:r>
             <w:r>
               <w:rPr>
@@ -3380,7 +3388,7 @@
               <w:lang w:eastAsia="cs-CZ"/>
             </w:rPr>
           </w:pPr>
-          <w:hyperlink w:anchor="_Toc226556237" w:history="1">
+          <w:hyperlink w:anchor="_Toc230179537" w:history="1">
             <w:r>
               <w:rPr>
                 <w:rStyle w:val="Hypertextovodkaz"/>
@@ -3402,7 +3410,7 @@
                 <w:rStyle w:val="Hypertextovodkaz"/>
                 <w:noProof/>
               </w:rPr>
-              <w:t>Variables</w:t>
+              <w:t>Statické typování</w:t>
             </w:r>
             <w:r>
               <w:rPr>
@@ -3423,7 +3431,7 @@
                 <w:noProof/>
                 <w:webHidden/>
               </w:rPr>
-              <w:instrText xml:space="preserve"> PAGEREF _Toc226556237 \h </w:instrText>
+              <w:instrText xml:space="preserve"> PAGEREF _Toc230179537 \h </w:instrText>
             </w:r>
             <w:r>
               <w:rPr>
@@ -3468,7 +3476,7 @@
               <w:lang w:eastAsia="cs-CZ"/>
             </w:rPr>
           </w:pPr>
-          <w:hyperlink w:anchor="_Toc226556238" w:history="1">
+          <w:hyperlink w:anchor="_Toc230179538" w:history="1">
             <w:r>
               <w:rPr>
                 <w:rStyle w:val="Hypertextovodkaz"/>
@@ -3490,7 +3498,7 @@
                 <w:rStyle w:val="Hypertextovodkaz"/>
                 <w:noProof/>
               </w:rPr>
-              <w:t>Nesting</w:t>
+              <w:t>Interfaces a typy</w:t>
             </w:r>
             <w:r>
               <w:rPr>
@@ -3511,7 +3519,7 @@
                 <w:noProof/>
                 <w:webHidden/>
               </w:rPr>
-              <w:instrText xml:space="preserve"> PAGEREF _Toc226556238 \h </w:instrText>
+              <w:instrText xml:space="preserve"> PAGEREF _Toc230179538 \h </w:instrText>
             </w:r>
             <w:r>
               <w:rPr>
@@ -3556,7 +3564,7 @@
               <w:lang w:eastAsia="cs-CZ"/>
             </w:rPr>
           </w:pPr>
-          <w:hyperlink w:anchor="_Toc226556239" w:history="1">
+          <w:hyperlink w:anchor="_Toc230179539" w:history="1">
             <w:r>
               <w:rPr>
                 <w:rStyle w:val="Hypertextovodkaz"/>
@@ -3578,7 +3586,7 @@
                 <w:rStyle w:val="Hypertextovodkaz"/>
                 <w:noProof/>
               </w:rPr>
-              <w:t>Mixiny</w:t>
+              <w:t>Dekorátory a metadata</w:t>
             </w:r>
             <w:r>
               <w:rPr>
@@ -3599,7 +3607,95 @@
                 <w:noProof/>
                 <w:webHidden/>
               </w:rPr>
-              <w:instrText xml:space="preserve"> PAGEREF _Toc226556239 \h </w:instrText>
+              <w:instrText xml:space="preserve"> PAGEREF _Toc230179539 \h </w:instrText>
+            </w:r>
+            <w:r>
+              <w:rPr>
+                <w:noProof/>
+                <w:webHidden/>
+              </w:rPr>
+            </w:r>
+            <w:r>
+              <w:rPr>
+                <w:noProof/>
+                <w:webHidden/>
+              </w:rPr>
+              <w:fldChar w:fldCharType="separate"/>
+            </w:r>
+            <w:r>
+              <w:rPr>
+                <w:noProof/>
+                <w:webHidden/>
+              </w:rPr>
+              <w:t>13</w:t>
+            </w:r>
+            <w:r>
+              <w:rPr>
+                <w:noProof/>
+                <w:webHidden/>
+              </w:rPr>
+              <w:fldChar w:fldCharType="end"/>
+            </w:r>
+          </w:hyperlink>
+        </w:p>
+        <w:p>
+          <w:pPr>
+            <w:pStyle w:val="Obsah3"/>
+            <w:tabs>
+              <w:tab w:val="left" w:pos="1200"/>
+              <w:tab w:val="right" w:leader="dot" w:pos="9628"/>
+            </w:tabs>
+            <w:rPr>
+              <w:rFonts w:asciiTheme="minorHAnsi" w:eastAsiaTheme="minorEastAsia" w:hAnsiTheme="minorHAnsi"/>
+              <w:noProof/>
+              <w:sz w:val="24"/>
+              <w:lang w:eastAsia="cs-CZ"/>
+            </w:rPr>
+          </w:pPr>
+          <w:hyperlink w:anchor="_Toc230179540" w:history="1">
+            <w:r>
+              <w:rPr>
+                <w:rStyle w:val="Hypertextovodkaz"/>
+                <w:noProof/>
+              </w:rPr>
+              <w:t>1.4.4.</w:t>
+            </w:r>
+            <w:r>
+              <w:rPr>
+                <w:rFonts w:asciiTheme="minorHAnsi" w:eastAsiaTheme="minorEastAsia" w:hAnsiTheme="minorHAnsi"/>
+                <w:noProof/>
+                <w:sz w:val="24"/>
+                <w:lang w:eastAsia="cs-CZ"/>
+              </w:rPr>
+              <w:tab/>
+            </w:r>
+            <w:r>
+              <w:rPr>
+                <w:rStyle w:val="Hypertextovodkaz"/>
+                <w:noProof/>
+              </w:rPr>
+              <w:t>Generické typy</w:t>
+            </w:r>
+            <w:r>
+              <w:rPr>
+                <w:noProof/>
+                <w:webHidden/>
+              </w:rPr>
+              <w:tab/>
+            </w:r>
+            <w:r>
+              <w:rPr>
+                <w:noProof/>
+                <w:webHidden/>
+              </w:rPr>
+              <w:fldChar w:fldCharType="begin"/>
+            </w:r>
+            <w:r>
+              <w:rPr>
+                <w:noProof/>
+                <w:webHidden/>
+              </w:rPr>
+              <w:instrText xml:space="preserve"> PAGEREF _Toc230179540 \h </w:instrText>
             </w:r>
             <w:r>
               <w:rPr>
@@ -3644,7 +3740,7 @@
               <w:lang w:eastAsia="cs-CZ"/>
             </w:rPr>
           </w:pPr>
-          <w:hyperlink w:anchor="_Toc226556240" w:history="1">
+          <w:hyperlink w:anchor="_Toc230179541" w:history="1">
             <w:r>
               <w:rPr>
                 <w:rStyle w:val="Hypertextovodkaz"/>
@@ -3687,7 +3783,7 @@
                 <w:noProof/>
                 <w:webHidden/>
               </w:rPr>
-              <w:instrText xml:space="preserve"> PAGEREF _Toc226556240 \h </w:instrText>
+              <w:instrText xml:space="preserve"> PAGEREF _Toc230179541 \h </w:instrText>
             </w:r>
             <w:r>
               <w:rPr>
@@ -3732,7 +3828,7 @@
               <w:lang w:eastAsia="cs-CZ"/>
             </w:rPr>
           </w:pPr>
-          <w:hyperlink w:anchor="_Toc226556241" w:history="1">
+          <w:hyperlink w:anchor="_Toc230179542" w:history="1">
             <w:r>
               <w:rPr>
                 <w:rStyle w:val="Hypertextovodkaz"/>
@@ -3775,7 +3871,7 @@
                 <w:noProof/>
                 <w:webHidden/>
               </w:rPr>
-              <w:instrText xml:space="preserve"> PAGEREF _Toc226556241 \h </w:instrText>
+              <w:instrText xml:space="preserve"> PAGEREF _Toc230179542 \h </w:instrText>
             </w:r>
             <w:r>
               <w:rPr>
@@ -3820,7 +3916,7 @@
               <w:lang w:eastAsia="cs-CZ"/>
             </w:rPr>
           </w:pPr>
-          <w:hyperlink w:anchor="_Toc226556242" w:history="1">
+          <w:hyperlink w:anchor="_Toc230179543" w:history="1">
             <w:r>
               <w:rPr>
                 <w:rStyle w:val="Hypertextovodkaz"/>
@@ -3842,7 +3938,7 @@
                 <w:rStyle w:val="Hypertextovodkaz"/>
                 <w:noProof/>
               </w:rPr>
-              <w:t>Příprava repositáře</w:t>
+              <w:t>Modelovaní dat a služby</w:t>
             </w:r>
             <w:r>
               <w:rPr>
@@ -3863,7 +3959,7 @@
                 <w:noProof/>
                 <w:webHidden/>
               </w:rPr>
-              <w:instrText xml:space="preserve"> PAGEREF _Toc226556242 \h </w:instrText>
+              <w:instrText xml:space="preserve"> PAGEREF _Toc230179543 \h </w:instrText>
             </w:r>
             <w:r>
               <w:rPr>
@@ -3908,7 +4004,7 @@
               <w:lang w:eastAsia="cs-CZ"/>
             </w:rPr>
           </w:pPr>
-          <w:hyperlink w:anchor="_Toc226556243" w:history="1">
+          <w:hyperlink w:anchor="_Toc230179544" w:history="1">
             <w:r>
               <w:rPr>
                 <w:rStyle w:val="Hypertextovodkaz"/>
@@ -3930,7 +4026,7 @@
                 <w:rStyle w:val="Hypertextovodkaz"/>
                 <w:noProof/>
               </w:rPr>
-              <w:t>První kroky před vývojem</w:t>
+              <w:t>Hlavní UI a navigace</w:t>
             </w:r>
             <w:r>
               <w:rPr>
@@ -3951,7 +4047,7 @@
                 <w:noProof/>
                 <w:webHidden/>
               </w:rPr>
-              <w:instrText xml:space="preserve"> PAGEREF _Toc226556243 \h </w:instrText>
+              <w:instrText xml:space="preserve"> PAGEREF _Toc230179544 \h </w:instrText>
             </w:r>
             <w:r>
               <w:rPr>
@@ -3971,7 +4067,7 @@
                 <w:noProof/>
                 <w:webHidden/>
               </w:rPr>
-              <w:t>14</w:t>
+              <w:t>15</w:t>
             </w:r>
             <w:r>
               <w:rPr>
@@ -3996,7 +4092,7 @@
               <w:lang w:eastAsia="cs-CZ"/>
             </w:rPr>
           </w:pPr>
-          <w:hyperlink w:anchor="_Toc226556244" w:history="1">
+          <w:hyperlink w:anchor="_Toc230179545" w:history="1">
             <w:r>
               <w:rPr>
                 <w:rStyle w:val="Hypertextovodkaz"/>
@@ -4018,7 +4114,7 @@
                 <w:rStyle w:val="Hypertextovodkaz"/>
                 <w:noProof/>
               </w:rPr>
-              <w:t>Modelovaní dat a služby</w:t>
+              <w:t>Formulář pro vytváření nových návyků</w:t>
             </w:r>
             <w:r>
               <w:rPr>
@@ -4039,7 +4135,7 @@
                 <w:noProof/>
                 <w:webHidden/>
               </w:rPr>
-              <w:instrText xml:space="preserve"> PAGEREF _Toc226556244 \h </w:instrText>
+              <w:instrText xml:space="preserve"> PAGEREF _Toc230179545 \h </w:instrText>
             </w:r>
             <w:r>
               <w:rPr>
@@ -4059,7 +4155,7 @@
                 <w:noProof/>
                 <w:webHidden/>
               </w:rPr>
-              <w:t>14</w:t>
+              <w:t>16</w:t>
             </w:r>
             <w:r>
               <w:rPr>
@@ -4084,7 +4180,7 @@
               <w:lang w:eastAsia="cs-CZ"/>
             </w:rPr>
           </w:pPr>
-          <w:hyperlink w:anchor="_Toc226556245" w:history="1">
+          <w:hyperlink w:anchor="_Toc230179546" w:history="1">
             <w:r>
               <w:rPr>
                 <w:rStyle w:val="Hypertextovodkaz"/>
@@ -4106,7 +4202,7 @@
                 <w:rStyle w:val="Hypertextovodkaz"/>
                 <w:noProof/>
               </w:rPr>
-              <w:t>Hlavní UI a navigace</w:t>
+              <w:t>Seznamy návyků</w:t>
             </w:r>
             <w:r>
               <w:rPr>
@@ -4127,7 +4223,7 @@
                 <w:noProof/>
                 <w:webHidden/>
               </w:rPr>
-              <w:instrText xml:space="preserve"> PAGEREF _Toc226556245 \h </w:instrText>
+              <w:instrText xml:space="preserve"> PAGEREF _Toc230179546 \h </w:instrText>
             </w:r>
             <w:r>
               <w:rPr>
@@ -4147,7 +4243,7 @@
                 <w:noProof/>
                 <w:webHidden/>
               </w:rPr>
-              <w:t>14</w:t>
+              <w:t>17</w:t>
             </w:r>
             <w:r>
               <w:rPr>
@@ -4172,7 +4268,7 @@
               <w:lang w:eastAsia="cs-CZ"/>
             </w:rPr>
           </w:pPr>
-          <w:hyperlink w:anchor="_Toc226556246" w:history="1">
+          <w:hyperlink w:anchor="_Toc230179547" w:history="1">
             <w:r>
               <w:rPr>
                 <w:rStyle w:val="Hypertextovodkaz"/>
@@ -4194,7 +4290,7 @@
                 <w:rStyle w:val="Hypertextovodkaz"/>
                 <w:noProof/>
               </w:rPr>
-              <w:t>Formulář pro vytváření nových návyků</w:t>
+              <w:t>Vizualizace plnění návyku</w:t>
             </w:r>
             <w:r>
               <w:rPr>
@@ -4215,7 +4311,7 @@
                 <w:noProof/>
                 <w:webHidden/>
               </w:rPr>
-              <w:instrText xml:space="preserve"> PAGEREF _Toc226556246 \h </w:instrText>
+              <w:instrText xml:space="preserve"> PAGEREF _Toc230179547 \h </w:instrText>
             </w:r>
             <w:r>
               <w:rPr>
@@ -4235,7 +4331,7 @@
                 <w:noProof/>
                 <w:webHidden/>
               </w:rPr>
-              <w:t>14</w:t>
+              <w:t>18</w:t>
             </w:r>
             <w:r>
               <w:rPr>
@@ -4260,7 +4356,7 @@
               <w:lang w:eastAsia="cs-CZ"/>
             </w:rPr>
           </w:pPr>
-          <w:hyperlink w:anchor="_Toc226556247" w:history="1">
+          <w:hyperlink w:anchor="_Toc230179548" w:history="1">
             <w:r>
               <w:rPr>
                 <w:rStyle w:val="Hypertextovodkaz"/>
@@ -4282,7 +4378,7 @@
                 <w:rStyle w:val="Hypertextovodkaz"/>
                 <w:noProof/>
               </w:rPr>
-              <w:t>Seznamy návyků</w:t>
+              <w:t>Styling a responzivita aplikace</w:t>
             </w:r>
             <w:r>
               <w:rPr>
@@ -4303,7 +4399,7 @@
                 <w:noProof/>
                 <w:webHidden/>
               </w:rPr>
-              <w:instrText xml:space="preserve"> PAGEREF _Toc226556247 \h </w:instrText>
+              <w:instrText xml:space="preserve"> PAGEREF _Toc230179548 \h </w:instrText>
             </w:r>
             <w:r>
               <w:rPr>
@@ -4323,7 +4419,7 @@
                 <w:noProof/>
                 <w:webHidden/>
               </w:rPr>
-              <w:t>14</w:t>
+              <w:t>19</w:t>
             </w:r>
             <w:r>
               <w:rPr>
@@ -4348,7 +4444,7 @@
               <w:lang w:eastAsia="cs-CZ"/>
             </w:rPr>
           </w:pPr>
-          <w:hyperlink w:anchor="_Toc226556248" w:history="1">
+          <w:hyperlink w:anchor="_Toc230179549" w:history="1">
             <w:r>
               <w:rPr>
                 <w:rStyle w:val="Hypertextovodkaz"/>
@@ -4370,7 +4466,7 @@
                 <w:rStyle w:val="Hypertextovodkaz"/>
                 <w:noProof/>
               </w:rPr>
-              <w:t>Vizualizace plnění návyku</w:t>
+              <w:t>Optimalizace</w:t>
             </w:r>
             <w:r>
               <w:rPr>
@@ -4391,7 +4487,7 @@
                 <w:noProof/>
                 <w:webHidden/>
               </w:rPr>
-              <w:instrText xml:space="preserve"> PAGEREF _Toc226556248 \h </w:instrText>
+              <w:instrText xml:space="preserve"> PAGEREF _Toc230179549 \h </w:instrText>
             </w:r>
             <w:r>
               <w:rPr>
@@ -4411,7 +4507,183 @@
                 <w:noProof/>
                 <w:webHidden/>
               </w:rPr>
-              <w:t>14</w:t>
+              <w:t>21</w:t>
+            </w:r>
+            <w:r>
+              <w:rPr>
+                <w:noProof/>
+                <w:webHidden/>
+              </w:rPr>
+              <w:fldChar w:fldCharType="end"/>
+            </w:r>
+          </w:hyperlink>
+        </w:p>
+        <w:p>
+          <w:pPr>
+            <w:pStyle w:val="Obsah3"/>
+            <w:tabs>
+              <w:tab w:val="left" w:pos="1200"/>
+              <w:tab w:val="right" w:leader="dot" w:pos="9628"/>
+            </w:tabs>
+            <w:rPr>
+              <w:rFonts w:asciiTheme="minorHAnsi" w:eastAsiaTheme="minorEastAsia" w:hAnsiTheme="minorHAnsi"/>
+              <w:noProof/>
+              <w:sz w:val="24"/>
+              <w:lang w:eastAsia="cs-CZ"/>
+            </w:rPr>
+          </w:pPr>
+          <w:hyperlink w:anchor="_Toc230179550" w:history="1">
+            <w:r>
+              <w:rPr>
+                <w:rStyle w:val="Hypertextovodkaz"/>
+                <w:noProof/>
+              </w:rPr>
+              <w:t>2.7.1.</w:t>
+            </w:r>
+            <w:r>
+              <w:rPr>
+                <w:rFonts w:asciiTheme="minorHAnsi" w:eastAsiaTheme="minorEastAsia" w:hAnsiTheme="minorHAnsi"/>
+                <w:noProof/>
+                <w:sz w:val="24"/>
+                <w:lang w:eastAsia="cs-CZ"/>
+              </w:rPr>
+              <w:tab/>
+            </w:r>
+            <w:r>
+              <w:rPr>
+                <w:rStyle w:val="Hypertextovodkaz"/>
+                <w:noProof/>
+              </w:rPr>
+              <w:t>Centrální servis pro data (DataService)</w:t>
+            </w:r>
+            <w:r>
+              <w:rPr>
+                <w:noProof/>
+                <w:webHidden/>
+              </w:rPr>
+              <w:tab/>
+            </w:r>
+            <w:r>
+              <w:rPr>
+                <w:noProof/>
+                <w:webHidden/>
+              </w:rPr>
+              <w:fldChar w:fldCharType="begin"/>
+            </w:r>
+            <w:r>
+              <w:rPr>
+                <w:noProof/>
+                <w:webHidden/>
+              </w:rPr>
+              <w:instrText xml:space="preserve"> PAGEREF _Toc230179550 \h </w:instrText>
+            </w:r>
+            <w:r>
+              <w:rPr>
+                <w:noProof/>
+                <w:webHidden/>
+              </w:rPr>
+            </w:r>
+            <w:r>
+              <w:rPr>
+                <w:noProof/>
+                <w:webHidden/>
+              </w:rPr>
+              <w:fldChar w:fldCharType="separate"/>
+            </w:r>
+            <w:r>
+              <w:rPr>
+                <w:noProof/>
+                <w:webHidden/>
+              </w:rPr>
+              <w:t>21</w:t>
+            </w:r>
+            <w:r>
+              <w:rPr>
+                <w:noProof/>
+                <w:webHidden/>
+              </w:rPr>
+              <w:fldChar w:fldCharType="end"/>
+            </w:r>
+          </w:hyperlink>
+        </w:p>
+        <w:p>
+          <w:pPr>
+            <w:pStyle w:val="Obsah3"/>
+            <w:tabs>
+              <w:tab w:val="left" w:pos="1200"/>
+              <w:tab w:val="right" w:leader="dot" w:pos="9628"/>
+            </w:tabs>
+            <w:rPr>
+              <w:rFonts w:asciiTheme="minorHAnsi" w:eastAsiaTheme="minorEastAsia" w:hAnsiTheme="minorHAnsi"/>
+              <w:noProof/>
+              <w:sz w:val="24"/>
+              <w:lang w:eastAsia="cs-CZ"/>
+            </w:rPr>
+          </w:pPr>
+          <w:hyperlink w:anchor="_Toc230179551" w:history="1">
+            <w:r>
+              <w:rPr>
+                <w:rStyle w:val="Hypertextovodkaz"/>
+                <w:noProof/>
+              </w:rPr>
+              <w:t>2.7.2.</w:t>
+            </w:r>
+            <w:r>
+              <w:rPr>
+                <w:rFonts w:asciiTheme="minorHAnsi" w:eastAsiaTheme="minorEastAsia" w:hAnsiTheme="minorHAnsi"/>
+                <w:noProof/>
+                <w:sz w:val="24"/>
+                <w:lang w:eastAsia="cs-CZ"/>
+              </w:rPr>
+              <w:tab/>
+            </w:r>
+            <w:r>
+              <w:rPr>
+                <w:rStyle w:val="Hypertextovodkaz"/>
+                <w:noProof/>
+              </w:rPr>
+              <w:t>Omezení přepočtů grafu</w:t>
+            </w:r>
+            <w:r>
+              <w:rPr>
+                <w:noProof/>
+                <w:webHidden/>
+              </w:rPr>
+              <w:tab/>
+            </w:r>
+            <w:r>
+              <w:rPr>
+                <w:noProof/>
+                <w:webHidden/>
+              </w:rPr>
+              <w:fldChar w:fldCharType="begin"/>
+            </w:r>
+            <w:r>
+              <w:rPr>
+                <w:noProof/>
+                <w:webHidden/>
+              </w:rPr>
+              <w:instrText xml:space="preserve"> PAGEREF _Toc230179551 \h </w:instrText>
+            </w:r>
+            <w:r>
+              <w:rPr>
+                <w:noProof/>
+                <w:webHidden/>
+              </w:rPr>
+            </w:r>
+            <w:r>
+              <w:rPr>
+                <w:noProof/>
+                <w:webHidden/>
+              </w:rPr>
+              <w:fldChar w:fldCharType="separate"/>
+            </w:r>
+            <w:r>
+              <w:rPr>
+                <w:noProof/>
+                <w:webHidden/>
+              </w:rPr>
+              <w:t>21</w:t>
             </w:r>
             <w:r>
               <w:rPr>
@@ -4436,7 +4708,7 @@
               <w:lang w:eastAsia="cs-CZ"/>
             </w:rPr>
           </w:pPr>
-          <w:hyperlink w:anchor="_Toc226556249" w:history="1">
+          <w:hyperlink w:anchor="_Toc230179552" w:history="1">
             <w:r>
               <w:rPr>
                 <w:rStyle w:val="Hypertextovodkaz"/>
@@ -4458,7 +4730,7 @@
                 <w:rStyle w:val="Hypertextovodkaz"/>
                 <w:noProof/>
               </w:rPr>
-              <w:t>Styling a responzivita aplikace</w:t>
+              <w:t>Zkušenosti nabrané z této práce</w:t>
             </w:r>
             <w:r>
               <w:rPr>
@@ -4479,7 +4751,7 @@
                 <w:noProof/>
                 <w:webHidden/>
               </w:rPr>
-              <w:instrText xml:space="preserve"> PAGEREF _Toc226556249 \h </w:instrText>
+              <w:instrText xml:space="preserve"> PAGEREF _Toc230179552 \h </w:instrText>
             </w:r>
             <w:r>
               <w:rPr>
@@ -4499,7 +4771,7 @@
                 <w:noProof/>
                 <w:webHidden/>
               </w:rPr>
-              <w:t>14</w:t>
+              <w:t>21</w:t>
             </w:r>
             <w:r>
               <w:rPr>
@@ -4512,9 +4784,9 @@
         </w:p>
         <w:p>
           <w:pPr>
-            <w:pStyle w:val="Obsah2"/>
+            <w:pStyle w:val="Obsah3"/>
             <w:tabs>
-              <w:tab w:val="left" w:pos="960"/>
+              <w:tab w:val="left" w:pos="1200"/>
               <w:tab w:val="right" w:leader="dot" w:pos="9628"/>
             </w:tabs>
             <w:rPr>
@@ -4524,13 +4796,13 @@
               <w:lang w:eastAsia="cs-CZ"/>
             </w:rPr>
           </w:pPr>
-          <w:hyperlink w:anchor="_Toc226556250" w:history="1">
+          <w:hyperlink w:anchor="_Toc230179553" w:history="1">
             <w:r>
               <w:rPr>
                 <w:rStyle w:val="Hypertextovodkaz"/>
                 <w:noProof/>
               </w:rPr>
-              <w:t>2.9.</w:t>
+              <w:t>2.8.1.</w:t>
             </w:r>
             <w:r>
               <w:rPr>
@@ -4546,7 +4818,7 @@
                 <w:rStyle w:val="Hypertextovodkaz"/>
                 <w:noProof/>
               </w:rPr>
-              <w:t>Optimalizace</w:t>
+              <w:t>Angular komponentový přístup</w:t>
             </w:r>
             <w:r>
               <w:rPr>
@@ -4567,7 +4839,7 @@
                 <w:noProof/>
                 <w:webHidden/>
               </w:rPr>
-              <w:instrText xml:space="preserve"> PAGEREF _Toc226556250 \h </w:instrText>
+              <w:instrText xml:space="preserve"> PAGEREF _Toc230179553 \h </w:instrText>
             </w:r>
             <w:r>
               <w:rPr>
@@ -4587,7 +4859,7 @@
                 <w:noProof/>
                 <w:webHidden/>
               </w:rPr>
-              <w:t>14</w:t>
+              <w:t>21</w:t>
             </w:r>
             <w:r>
               <w:rPr>
@@ -4600,9 +4872,9 @@
         </w:p>
         <w:p>
           <w:pPr>
-            <w:pStyle w:val="Obsah2"/>
+            <w:pStyle w:val="Obsah3"/>
             <w:tabs>
-              <w:tab w:val="left" w:pos="960"/>
+              <w:tab w:val="left" w:pos="1200"/>
               <w:tab w:val="right" w:leader="dot" w:pos="9628"/>
             </w:tabs>
             <w:rPr>
@@ -4612,13 +4884,13 @@
               <w:lang w:eastAsia="cs-CZ"/>
             </w:rPr>
           </w:pPr>
-          <w:hyperlink w:anchor="_Toc226556251" w:history="1">
+          <w:hyperlink w:anchor="_Toc230179554" w:history="1">
             <w:r>
               <w:rPr>
                 <w:rStyle w:val="Hypertextovodkaz"/>
                 <w:noProof/>
               </w:rPr>
-              <w:t>2.10.</w:t>
+              <w:t>2.8.2.</w:t>
             </w:r>
             <w:r>
               <w:rPr>
@@ -4634,7 +4906,7 @@
                 <w:rStyle w:val="Hypertextovodkaz"/>
                 <w:noProof/>
               </w:rPr>
-              <w:t>Zkušenosti nabrané z této práce</w:t>
+              <w:t>Práce se stavem a službami</w:t>
             </w:r>
             <w:r>
               <w:rPr>
@@ -4655,7 +4927,7 @@
                 <w:noProof/>
                 <w:webHidden/>
               </w:rPr>
-              <w:instrText xml:space="preserve"> PAGEREF _Toc226556251 \h </w:instrText>
+              <w:instrText xml:space="preserve"> PAGEREF _Toc230179554 \h </w:instrText>
             </w:r>
             <w:r>
               <w:rPr>
@@ -4675,7 +4947,271 @@
                 <w:noProof/>
                 <w:webHidden/>
               </w:rPr>
-              <w:t>14</w:t>
+              <w:t>21</w:t>
+            </w:r>
+            <w:r>
+              <w:rPr>
+                <w:noProof/>
+                <w:webHidden/>
+              </w:rPr>
+              <w:fldChar w:fldCharType="end"/>
+            </w:r>
+          </w:hyperlink>
+        </w:p>
+        <w:p>
+          <w:pPr>
+            <w:pStyle w:val="Obsah3"/>
+            <w:tabs>
+              <w:tab w:val="left" w:pos="1200"/>
+              <w:tab w:val="right" w:leader="dot" w:pos="9628"/>
+            </w:tabs>
+            <w:rPr>
+              <w:rFonts w:asciiTheme="minorHAnsi" w:eastAsiaTheme="minorEastAsia" w:hAnsiTheme="minorHAnsi"/>
+              <w:noProof/>
+              <w:sz w:val="24"/>
+              <w:lang w:eastAsia="cs-CZ"/>
+            </w:rPr>
+          </w:pPr>
+          <w:hyperlink w:anchor="_Toc230179555" w:history="1">
+            <w:r>
+              <w:rPr>
+                <w:rStyle w:val="Hypertextovodkaz"/>
+                <w:noProof/>
+              </w:rPr>
+              <w:t>2.8.3.</w:t>
+            </w:r>
+            <w:r>
+              <w:rPr>
+                <w:rFonts w:asciiTheme="minorHAnsi" w:eastAsiaTheme="minorEastAsia" w:hAnsiTheme="minorHAnsi"/>
+                <w:noProof/>
+                <w:sz w:val="24"/>
+                <w:lang w:eastAsia="cs-CZ"/>
+              </w:rPr>
+              <w:tab/>
+            </w:r>
+            <w:r>
+              <w:rPr>
+                <w:rStyle w:val="Hypertextovodkaz"/>
+                <w:noProof/>
+              </w:rPr>
+              <w:t>Validace a ošetření uživatelských vstupů</w:t>
+            </w:r>
+            <w:r>
+              <w:rPr>
+                <w:noProof/>
+                <w:webHidden/>
+              </w:rPr>
+              <w:tab/>
+            </w:r>
+            <w:r>
+              <w:rPr>
+                <w:noProof/>
+                <w:webHidden/>
+              </w:rPr>
+              <w:fldChar w:fldCharType="begin"/>
+            </w:r>
+            <w:r>
+              <w:rPr>
+                <w:noProof/>
+                <w:webHidden/>
+              </w:rPr>
+              <w:instrText xml:space="preserve"> PAGEREF _Toc230179555 \h </w:instrText>
+            </w:r>
+            <w:r>
+              <w:rPr>
+                <w:noProof/>
+                <w:webHidden/>
+              </w:rPr>
+            </w:r>
+            <w:r>
+              <w:rPr>
+                <w:noProof/>
+                <w:webHidden/>
+              </w:rPr>
+              <w:fldChar w:fldCharType="separate"/>
+            </w:r>
+            <w:r>
+              <w:rPr>
+                <w:noProof/>
+                <w:webHidden/>
+              </w:rPr>
+              <w:t>21</w:t>
+            </w:r>
+            <w:r>
+              <w:rPr>
+                <w:noProof/>
+                <w:webHidden/>
+              </w:rPr>
+              <w:fldChar w:fldCharType="end"/>
+            </w:r>
+          </w:hyperlink>
+        </w:p>
+        <w:p>
+          <w:pPr>
+            <w:pStyle w:val="Obsah3"/>
+            <w:tabs>
+              <w:tab w:val="left" w:pos="1200"/>
+              <w:tab w:val="right" w:leader="dot" w:pos="9628"/>
+            </w:tabs>
+            <w:rPr>
+              <w:rFonts w:asciiTheme="minorHAnsi" w:eastAsiaTheme="minorEastAsia" w:hAnsiTheme="minorHAnsi"/>
+              <w:noProof/>
+              <w:sz w:val="24"/>
+              <w:lang w:eastAsia="cs-CZ"/>
+            </w:rPr>
+          </w:pPr>
+          <w:hyperlink w:anchor="_Toc230179556" w:history="1">
+            <w:r>
+              <w:rPr>
+                <w:rStyle w:val="Hypertextovodkaz"/>
+                <w:noProof/>
+              </w:rPr>
+              <w:t>2.8.4.</w:t>
+            </w:r>
+            <w:r>
+              <w:rPr>
+                <w:rFonts w:asciiTheme="minorHAnsi" w:eastAsiaTheme="minorEastAsia" w:hAnsiTheme="minorHAnsi"/>
+                <w:noProof/>
+                <w:sz w:val="24"/>
+                <w:lang w:eastAsia="cs-CZ"/>
+              </w:rPr>
+              <w:tab/>
+            </w:r>
+            <w:r>
+              <w:rPr>
+                <w:rStyle w:val="Hypertextovodkaz"/>
+                <w:noProof/>
+              </w:rPr>
+              <w:t>Transformace dat pro graf</w:t>
+            </w:r>
+            <w:r>
+              <w:rPr>
+                <w:noProof/>
+                <w:webHidden/>
+              </w:rPr>
+              <w:tab/>
+            </w:r>
+            <w:r>
+              <w:rPr>
+                <w:noProof/>
+                <w:webHidden/>
+              </w:rPr>
+              <w:fldChar w:fldCharType="begin"/>
+            </w:r>
+            <w:r>
+              <w:rPr>
+                <w:noProof/>
+                <w:webHidden/>
+              </w:rPr>
+              <w:instrText xml:space="preserve"> PAGEREF _Toc230179556 \h </w:instrText>
+            </w:r>
+            <w:r>
+              <w:rPr>
+                <w:noProof/>
+                <w:webHidden/>
+              </w:rPr>
+            </w:r>
+            <w:r>
+              <w:rPr>
+                <w:noProof/>
+                <w:webHidden/>
+              </w:rPr>
+              <w:fldChar w:fldCharType="separate"/>
+            </w:r>
+            <w:r>
+              <w:rPr>
+                <w:noProof/>
+                <w:webHidden/>
+              </w:rPr>
+              <w:t>22</w:t>
+            </w:r>
+            <w:r>
+              <w:rPr>
+                <w:noProof/>
+                <w:webHidden/>
+              </w:rPr>
+              <w:fldChar w:fldCharType="end"/>
+            </w:r>
+          </w:hyperlink>
+        </w:p>
+        <w:p>
+          <w:pPr>
+            <w:pStyle w:val="Obsah3"/>
+            <w:tabs>
+              <w:tab w:val="left" w:pos="1200"/>
+              <w:tab w:val="right" w:leader="dot" w:pos="9628"/>
+            </w:tabs>
+            <w:rPr>
+              <w:rFonts w:asciiTheme="minorHAnsi" w:eastAsiaTheme="minorEastAsia" w:hAnsiTheme="minorHAnsi"/>
+              <w:noProof/>
+              <w:sz w:val="24"/>
+              <w:lang w:eastAsia="cs-CZ"/>
+            </w:rPr>
+          </w:pPr>
+          <w:hyperlink w:anchor="_Toc230179557" w:history="1">
+            <w:r>
+              <w:rPr>
+                <w:rStyle w:val="Hypertextovodkaz"/>
+                <w:noProof/>
+              </w:rPr>
+              <w:t>2.8.5.</w:t>
+            </w:r>
+            <w:r>
+              <w:rPr>
+                <w:rFonts w:asciiTheme="minorHAnsi" w:eastAsiaTheme="minorEastAsia" w:hAnsiTheme="minorHAnsi"/>
+                <w:noProof/>
+                <w:sz w:val="24"/>
+                <w:lang w:eastAsia="cs-CZ"/>
+              </w:rPr>
+              <w:tab/>
+            </w:r>
+            <w:r>
+              <w:rPr>
+                <w:rStyle w:val="Hypertextovodkaz"/>
+                <w:noProof/>
+              </w:rPr>
+              <w:t>Uživatelská použitelnost</w:t>
+            </w:r>
+            <w:r>
+              <w:rPr>
+                <w:noProof/>
+                <w:webHidden/>
+              </w:rPr>
+              <w:tab/>
+            </w:r>
+            <w:r>
+              <w:rPr>
+                <w:noProof/>
+                <w:webHidden/>
+              </w:rPr>
+              <w:fldChar w:fldCharType="begin"/>
+            </w:r>
+            <w:r>
+              <w:rPr>
+                <w:noProof/>
+                <w:webHidden/>
+              </w:rPr>
+              <w:instrText xml:space="preserve"> PAGEREF _Toc230179557 \h </w:instrText>
+            </w:r>
+            <w:r>
+              <w:rPr>
+                <w:noProof/>
+                <w:webHidden/>
+              </w:rPr>
+            </w:r>
+            <w:r>
+              <w:rPr>
+                <w:noProof/>
+                <w:webHidden/>
+              </w:rPr>
+              <w:fldChar w:fldCharType="separate"/>
+            </w:r>
+            <w:r>
+              <w:rPr>
+                <w:noProof/>
+                <w:webHidden/>
+              </w:rPr>
+              <w:t>22</w:t>
             </w:r>
             <w:r>
               <w:rPr>
@@ -4699,7 +5235,7 @@
               <w:lang w:eastAsia="cs-CZ"/>
             </w:rPr>
           </w:pPr>
-          <w:hyperlink w:anchor="_Toc226556252" w:history="1">
+          <w:hyperlink w:anchor="_Toc230179558" w:history="1">
             <w:r>
               <w:rPr>
                 <w:rStyle w:val="Hypertextovodkaz"/>
@@ -4726,7 +5262,7 @@
                 <w:noProof/>
                 <w:webHidden/>
               </w:rPr>
-              <w:instrText xml:space="preserve"> PAGEREF _Toc226556252 \h </w:instrText>
+              <w:instrText xml:space="preserve"> PAGEREF _Toc230179558 \h </w:instrText>
             </w:r>
             <w:r>
               <w:rPr>
@@ -4746,7 +5282,7 @@
                 <w:noProof/>
                 <w:webHidden/>
               </w:rPr>
-              <w:t>15</w:t>
+              <w:t>23</w:t>
             </w:r>
             <w:r>
               <w:rPr>
@@ -4770,7 +5306,7 @@
               <w:lang w:eastAsia="cs-CZ"/>
             </w:rPr>
           </w:pPr>
-          <w:hyperlink w:anchor="_Toc226556253" w:history="1">
+          <w:hyperlink w:anchor="_Toc230179559" w:history="1">
             <w:r>
               <w:rPr>
                 <w:rStyle w:val="Hypertextovodkaz"/>
@@ -4797,7 +5333,7 @@
                 <w:noProof/>
                 <w:webHidden/>
               </w:rPr>
-              <w:instrText xml:space="preserve"> PAGEREF _Toc226556253 \h </w:instrText>
+              <w:instrText xml:space="preserve"> PAGEREF _Toc230179559 \h </w:instrText>
             </w:r>
             <w:r>
               <w:rPr>
@@ -4817,7 +5353,7 @@
                 <w:noProof/>
                 <w:webHidden/>
               </w:rPr>
-              <w:t>16</w:t>
+              <w:t>24</w:t>
             </w:r>
             <w:r>
               <w:rPr>
@@ -4841,7 +5377,7 @@
               <w:lang w:eastAsia="cs-CZ"/>
             </w:rPr>
           </w:pPr>
-          <w:hyperlink w:anchor="_Toc226556254" w:history="1">
+          <w:hyperlink w:anchor="_Toc230179560" w:history="1">
             <w:r>
               <w:rPr>
                 <w:rStyle w:val="Hypertextovodkaz"/>
@@ -4868,7 +5404,7 @@
                 <w:noProof/>
                 <w:webHidden/>
               </w:rPr>
-              <w:instrText xml:space="preserve"> PAGEREF _Toc226556254 \h </w:instrText>
+              <w:instrText xml:space="preserve"> PAGEREF _Toc230179560 \h </w:instrText>
             </w:r>
             <w:r>
               <w:rPr>
@@ -4888,7 +5424,7 @@
                 <w:noProof/>
                 <w:webHidden/>
               </w:rPr>
-              <w:t>17</w:t>
+              <w:t>25</w:t>
             </w:r>
             <w:r>
               <w:rPr>
@@ -4912,7 +5448,7 @@
               <w:lang w:eastAsia="cs-CZ"/>
             </w:rPr>
           </w:pPr>
-          <w:hyperlink w:anchor="_Toc226556255" w:history="1">
+          <w:hyperlink w:anchor="_Toc230179561" w:history="1">
             <w:r>
               <w:rPr>
                 <w:rStyle w:val="Hypertextovodkaz"/>
@@ -4939,7 +5475,7 @@
                 <w:noProof/>
                 <w:webHidden/>
               </w:rPr>
-              <w:instrText xml:space="preserve"> PAGEREF _Toc226556255 \h </w:instrText>
+              <w:instrText xml:space="preserve"> PAGEREF _Toc230179561 \h </w:instrText>
             </w:r>
             <w:r>
               <w:rPr>
@@ -4959,7 +5495,7 @@
                 <w:noProof/>
                 <w:webHidden/>
               </w:rPr>
-              <w:t>18</w:t>
+              <w:t>26</w:t>
             </w:r>
             <w:r>
               <w:rPr>
@@ -4983,7 +5519,7 @@
               <w:lang w:eastAsia="cs-CZ"/>
             </w:rPr>
           </w:pPr>
-          <w:hyperlink w:anchor="_Toc226556256" w:history="1">
+          <w:hyperlink w:anchor="_Toc230179562" w:history="1">
             <w:r>
               <w:rPr>
                 <w:rStyle w:val="Hypertextovodkaz"/>
@@ -5010,7 +5546,7 @@
                 <w:noProof/>
                 <w:webHidden/>
               </w:rPr>
-              <w:instrText xml:space="preserve"> PAGEREF _Toc226556256 \h </w:instrText>
+              <w:instrText xml:space="preserve"> PAGEREF _Toc230179562 \h </w:instrText>
             </w:r>
             <w:r>
               <w:rPr>
@@ -5030,7 +5566,7 @@
                 <w:noProof/>
                 <w:webHidden/>
               </w:rPr>
-              <w:t>19</w:t>
+              <w:t>27</w:t>
             </w:r>
             <w:r>
               <w:rPr>
@@ -5054,7 +5590,7 @@
               <w:lang w:eastAsia="cs-CZ"/>
             </w:rPr>
           </w:pPr>
-          <w:hyperlink w:anchor="_Toc226556257" w:history="1">
+          <w:hyperlink w:anchor="_Toc230179563" w:history="1">
             <w:r>
               <w:rPr>
                 <w:rStyle w:val="Hypertextovodkaz"/>
@@ -5081,7 +5617,7 @@
                 <w:noProof/>
                 <w:webHidden/>
               </w:rPr>
-              <w:instrText xml:space="preserve"> PAGEREF _Toc226556257 \h </w:instrText>
+              <w:instrText xml:space="preserve"> PAGEREF _Toc230179563 \h </w:instrText>
             </w:r>
             <w:r>
               <w:rPr>
@@ -5101,7 +5637,7 @@
                 <w:noProof/>
                 <w:webHidden/>
               </w:rPr>
-              <w:t>20</w:t>
+              <w:t>28</w:t>
             </w:r>
             <w:r>
               <w:rPr>
@@ -5153,12 +5689,12 @@
         </w:numPr>
         <w:ind w:left="720"/>
       </w:pPr>
-      <w:bookmarkStart w:id="30" w:name="_Toc226556221"/>
+      <w:bookmarkStart w:id="34" w:name="_Toc230179521"/>
       <w:r>
         <w:lastRenderedPageBreak/>
         <w:t>Úvod</w:t>
       </w:r>
-      <w:bookmarkEnd w:id="30"/>
+      <w:bookmarkEnd w:id="34"/>
     </w:p>
     <w:p>
       <w:r>
@@ -5244,7 +5780,7 @@
       <w:pPr>
         <w:pStyle w:val="Nadpis1"/>
       </w:pPr>
-      <w:bookmarkStart w:id="31" w:name="_Toc226556222"/>
+      <w:bookmarkStart w:id="35" w:name="_Toc230179522"/>
       <w:r>
         <w:lastRenderedPageBreak/>
         <w:t>Teoretická čás</w:t>
@@ -5252,7 +5788,7 @@
       <w:r>
         <w:t>t</w:t>
       </w:r>
-      <w:bookmarkEnd w:id="31"/>
+      <w:bookmarkEnd w:id="35"/>
     </w:p>
     <w:p>
       <w:r>
@@ -5269,6 +5805,7 @@
       <w:pPr>
         <w:pStyle w:val="Nadpis2"/>
       </w:pPr>
+      <w:bookmarkStart w:id="36" w:name="_Toc230179523"/>
       <w:proofErr w:type="spellStart"/>
       <w:r>
         <w:t>Visual</w:t>
@@ -5281,6 +5818,7 @@
       <w:r>
         <w:t>Code</w:t>
       </w:r>
+      <w:bookmarkEnd w:id="36"/>
       <w:proofErr w:type="spellEnd"/>
     </w:p>
     <w:p>
@@ -5317,9 +5855,11 @@
       <w:pPr>
         <w:pStyle w:val="Nadpis3"/>
       </w:pPr>
+      <w:bookmarkStart w:id="37" w:name="_Toc230179524"/>
       <w:r>
         <w:t>Školní zkušenost</w:t>
       </w:r>
+      <w:bookmarkEnd w:id="37"/>
     </w:p>
     <w:p>
       <w:pPr>
@@ -5337,24 +5877,18 @@
       </w:r>
       <w:proofErr w:type="spellEnd"/>
       <w:r>
-        <w:t xml:space="preserve"> Studio Codu je, že s jinými vývojovými nástroji nemám až takové zkušenosti jako právě s tímto. Na naší škole se většina práce s kódem dělá právě v tomto IDE, takže jsem si postupně osvojil jeho ovládání, práci s projektem, </w:t>
-      </w:r>
-      <w:proofErr w:type="gramStart"/>
-      <w:r>
-        <w:t>ladění</w:t>
-      </w:r>
-      <w:proofErr w:type="gramEnd"/>
-      <w:r>
-        <w:t xml:space="preserve"> a hlavně i to, jak v něm pracovat „běžně“, aniž bych pořád musel hledat, kde se jaká možnost nachází. To u ročníkové práce pomáhá hodně, protože když se člověk soustředí hlavně na samotnou aplikaci, nechce ztrácet čas tím, že se učí nové IDE nebo nové nastavení.</w:t>
+        <w:t xml:space="preserve"> Studio Codu je, že s jinými vývojovými nástroji nemám až takové zkušenosti jako právě s tímto. Na naší škole se většina práce s kódem dělá právě v tomto IDE, takže jsem si postupně osvojil jeho ovládání, práci s projektem, ladění a hlavně i to, jak v něm pracovat „běžně“, aniž bych pořád musel hledat, kde se jaká možnost nachází. To u ročníkové práce pomáhá hodně, protože když se člověk soustředí hlavně na samotnou aplikaci, nechce ztrácet čas tím, že se učí nové IDE nebo nové nastavení.</w:t>
       </w:r>
     </w:p>
     <w:p>
       <w:pPr>
         <w:pStyle w:val="Nadpis3"/>
       </w:pPr>
+      <w:bookmarkStart w:id="38" w:name="_Toc230179525"/>
       <w:r>
         <w:t>Integrovaný terminál</w:t>
       </w:r>
+      <w:bookmarkEnd w:id="38"/>
     </w:p>
     <w:p>
       <w:pPr>
@@ -5387,6 +5921,7 @@
       <w:pPr>
         <w:pStyle w:val="Nadpis3"/>
       </w:pPr>
+      <w:bookmarkStart w:id="39" w:name="_Toc230179526"/>
       <w:r>
         <w:t>Rozšíření prostředí (</w:t>
       </w:r>
@@ -5398,6 +5933,7 @@
       <w:r>
         <w:t>)</w:t>
       </w:r>
+      <w:bookmarkEnd w:id="39"/>
     </w:p>
     <w:p>
       <w:pPr>
@@ -5454,9 +5990,11 @@
       <w:pPr>
         <w:pStyle w:val="Nadpis3"/>
       </w:pPr>
+      <w:bookmarkStart w:id="40" w:name="_Toc230179527"/>
       <w:r>
         <w:t>Git podpora</w:t>
       </w:r>
+      <w:bookmarkEnd w:id="40"/>
     </w:p>
     <w:p>
       <w:pPr>
@@ -5498,10 +6036,12 @@
       <w:pPr>
         <w:pStyle w:val="Nadpis2"/>
       </w:pPr>
+      <w:bookmarkStart w:id="41" w:name="_Toc230179528"/>
       <w:r>
         <w:lastRenderedPageBreak/>
         <w:t>Angular</w:t>
       </w:r>
+      <w:bookmarkEnd w:id="41"/>
     </w:p>
     <w:p>
       <w:r>
@@ -5541,6 +6081,7 @@
       <w:pPr>
         <w:pStyle w:val="Nadpis3"/>
       </w:pPr>
+      <w:bookmarkStart w:id="42" w:name="_Toc230179529"/>
       <w:r>
         <w:t>SCSS (</w:t>
       </w:r>
@@ -5552,6 +6093,7 @@
       <w:r>
         <w:t xml:space="preserve"> CSS)</w:t>
       </w:r>
+      <w:bookmarkEnd w:id="42"/>
     </w:p>
     <w:p>
       <w:pPr>
@@ -5576,9 +6118,11 @@
       <w:pPr>
         <w:pStyle w:val="Nadpis3"/>
       </w:pPr>
+      <w:bookmarkStart w:id="43" w:name="_Toc230179530"/>
       <w:r>
         <w:t>Komponentová architektura</w:t>
       </w:r>
+      <w:bookmarkEnd w:id="43"/>
     </w:p>
     <w:p>
       <w:pPr>
@@ -5599,6 +6143,7 @@
       <w:pPr>
         <w:pStyle w:val="Nadpis3"/>
       </w:pPr>
+      <w:bookmarkStart w:id="44" w:name="_Toc230179531"/>
       <w:proofErr w:type="spellStart"/>
       <w:r>
         <w:t>Services</w:t>
@@ -5619,6 +6164,7 @@
       <w:r>
         <w:t>Injection</w:t>
       </w:r>
+      <w:bookmarkEnd w:id="44"/>
       <w:proofErr w:type="spellEnd"/>
     </w:p>
     <w:p>
@@ -5688,9 +6234,11 @@
       <w:pPr>
         <w:pStyle w:val="Nadpis3"/>
       </w:pPr>
+      <w:bookmarkStart w:id="45" w:name="_Toc230179532"/>
       <w:r>
         <w:t>Angular CLI</w:t>
       </w:r>
+      <w:bookmarkEnd w:id="45"/>
     </w:p>
     <w:p>
       <w:pPr>
@@ -5755,9 +6303,11 @@
       <w:pPr>
         <w:pStyle w:val="Nadpis2"/>
       </w:pPr>
+      <w:bookmarkStart w:id="46" w:name="_Toc230179533"/>
       <w:r>
         <w:t>Angular Material</w:t>
       </w:r>
+      <w:bookmarkEnd w:id="46"/>
     </w:p>
     <w:p>
       <w:pPr>
@@ -5806,9 +6356,11 @@
       <w:pPr>
         <w:pStyle w:val="Nadpis3"/>
       </w:pPr>
+      <w:bookmarkStart w:id="47" w:name="_Toc230179534"/>
       <w:r>
         <w:t>Karty a panely</w:t>
       </w:r>
+      <w:bookmarkEnd w:id="47"/>
     </w:p>
     <w:p>
       <w:r>
@@ -5851,9 +6403,11 @@
       <w:pPr>
         <w:pStyle w:val="Nadpis3"/>
       </w:pPr>
+      <w:bookmarkStart w:id="48" w:name="_Toc230179535"/>
       <w:r>
         <w:t>Formulářové prvky a ikony</w:t>
       </w:r>
+      <w:bookmarkEnd w:id="48"/>
     </w:p>
     <w:p>
       <w:pPr>
@@ -5886,10 +6440,12 @@
       <w:pPr>
         <w:pStyle w:val="Nadpis2"/>
       </w:pPr>
+      <w:bookmarkStart w:id="49" w:name="_Toc230179536"/>
       <w:proofErr w:type="spellStart"/>
       <w:r>
         <w:t>TypeScript</w:t>
       </w:r>
+      <w:bookmarkEnd w:id="49"/>
       <w:proofErr w:type="spellEnd"/>
     </w:p>
     <w:p>
@@ -5983,10 +6539,12 @@
       <w:pPr>
         <w:pStyle w:val="Nadpis3"/>
       </w:pPr>
+      <w:bookmarkStart w:id="50" w:name="_Toc230179537"/>
       <w:r>
         <w:lastRenderedPageBreak/>
         <w:t>Statické typování</w:t>
       </w:r>
+      <w:bookmarkEnd w:id="50"/>
     </w:p>
     <w:p>
       <w:r>
@@ -6050,6 +6608,7 @@
       <w:pPr>
         <w:pStyle w:val="Nadpis3"/>
       </w:pPr>
+      <w:bookmarkStart w:id="51" w:name="_Toc230179538"/>
       <w:proofErr w:type="spellStart"/>
       <w:r>
         <w:t>Interfaces</w:t>
@@ -6058,6 +6617,7 @@
       <w:r>
         <w:t xml:space="preserve"> a typy</w:t>
       </w:r>
+      <w:bookmarkEnd w:id="51"/>
     </w:p>
     <w:p>
       <w:proofErr w:type="spellStart"/>
@@ -6076,16 +6636,11 @@
       <w:r>
         <w:t xml:space="preserve"> slouží </w:t>
       </w:r>
-      <w:proofErr w:type="gramStart"/>
       <w:r>
         <w:t xml:space="preserve">pro </w:t>
       </w:r>
       <w:r>
-        <w:t xml:space="preserve"> definování</w:t>
-      </w:r>
-      <w:proofErr w:type="gramEnd"/>
-      <w:r>
-        <w:t xml:space="preserve"> struktury objektů. V projektu jsem definoval interface pro Habit Tento interface zajišťuje, že všechny návyky v aplikaci mají konzistentní strukturu a jsou správně typované.</w:t>
+        <w:t xml:space="preserve"> definování struktury objektů. V projektu jsem definoval interface pro Habit Tento interface zajišťuje, že všechny návyky v aplikaci mají konzistentní strukturu a jsou správně typované.</w:t>
       </w:r>
     </w:p>
     <w:p>
@@ -6113,6 +6668,7 @@
       <w:pPr>
         <w:pStyle w:val="Nadpis3"/>
       </w:pPr>
+      <w:bookmarkStart w:id="52" w:name="_Toc230179539"/>
       <w:proofErr w:type="spellStart"/>
       <w:r>
         <w:t>Dekorátory</w:t>
@@ -6121,6 +6677,7 @@
       <w:r>
         <w:t xml:space="preserve"> a metadata</w:t>
       </w:r>
+      <w:bookmarkEnd w:id="52"/>
     </w:p>
     <w:p>
       <w:proofErr w:type="spellStart"/>
@@ -6213,9 +6770,11 @@
       <w:pPr>
         <w:pStyle w:val="Nadpis3"/>
       </w:pPr>
+      <w:bookmarkStart w:id="53" w:name="_Toc230179540"/>
       <w:r>
         <w:t>Generické typy</w:t>
       </w:r>
+      <w:bookmarkEnd w:id="53"/>
     </w:p>
     <w:p>
       <w:proofErr w:type="spellStart"/>
@@ -6285,9 +6844,11 @@
       <w:pPr>
         <w:pStyle w:val="Nadpis2"/>
       </w:pPr>
+      <w:bookmarkStart w:id="54" w:name="_Toc230179541"/>
       <w:r>
         <w:t>Netlify</w:t>
       </w:r>
+      <w:bookmarkEnd w:id="54"/>
     </w:p>
     <w:p>
       <w:r>
@@ -6314,10 +6875,7 @@
       <w:r>
         <w:t>Protože je Habit-Tracker single-page aplikace bez potřeby databáze, Netlify mi dává smysl. Aplikaci lze nasadit tak, že se build verze projektu publikují do produkce. Netlify sice umožňuje i použití databáze, ale v mém případě jsem ji zatím nepotřeboval – data si totiž aplikace ukládá lokálně v prohlížeči. Díky tomu je nasazení jednodušší a celý projekt je soustředěný spíš na samotnou funkcionalitu UI.</w:t>
       </w:r>
-    </w:p>
-    <w:p>
-      <w:r>
-        <w:lastRenderedPageBreak/>
+      <w:r>
         <w:br w:type="page"/>
       </w:r>
     </w:p>
@@ -6325,7 +6883,7 @@
       <w:pPr>
         <w:pStyle w:val="Nadpis1"/>
       </w:pPr>
-      <w:bookmarkStart w:id="32" w:name="_Toc226556241"/>
+      <w:bookmarkStart w:id="55" w:name="_Toc230179542"/>
       <w:r>
         <w:lastRenderedPageBreak/>
         <w:t>Praktická</w:t>
@@ -6333,7 +6891,7 @@
       <w:r>
         <w:t xml:space="preserve"> část</w:t>
       </w:r>
-      <w:bookmarkEnd w:id="32"/>
+      <w:bookmarkEnd w:id="55"/>
     </w:p>
     <w:p>
       <w:r>
@@ -6351,22 +6909,21 @@
       <w:r>
         <w:t xml:space="preserve"> Kapitoly této sekce budou věnovány jednotlivým částem vývoje</w:t>
       </w:r>
-      <w:bookmarkStart w:id="33" w:name="_Toc226556244"/>
     </w:p>
     <w:p>
       <w:pPr>
         <w:pStyle w:val="Nadpis2"/>
       </w:pPr>
+      <w:bookmarkStart w:id="56" w:name="_Toc230179543"/>
       <w:r>
         <w:t>Modelovaní</w:t>
       </w:r>
       <w:r>
         <w:t xml:space="preserve"> dat a služby</w:t>
       </w:r>
-      <w:bookmarkEnd w:id="33"/>
-    </w:p>
-    <w:p>
-      <w:bookmarkStart w:id="34" w:name="_Toc226556245"/>
+      <w:bookmarkEnd w:id="56"/>
+    </w:p>
+    <w:p>
       <w:r>
         <w:t xml:space="preserve">V aplikaci je datová vrstva postavená na jednoduchém modelu návyků. Základní datová struktura Habit obsahuje informace potřebné pro zobrazení v UI a pro výpočet/uchování historie plnění. Každý návyk má </w:t>
       </w:r>
@@ -6553,16 +7110,11 @@
             <w:tcW w:w="3210" w:type="dxa"/>
           </w:tcPr>
           <w:p>
-            <w:proofErr w:type="gramStart"/>
             <w:r>
               <w:t>U</w:t>
             </w:r>
             <w:r>
-              <w:t>kazatel</w:t>
-            </w:r>
-            <w:proofErr w:type="gramEnd"/>
-            <w:r>
-              <w:t xml:space="preserve"> zda daný habit náleží skupině kladné nebo špatné</w:t>
+              <w:t>kazatel zda daný habit náleží skupině kladné nebo špatné</w:t>
             </w:r>
           </w:p>
         </w:tc>
@@ -6584,7 +7136,6 @@
           </w:tcPr>
           <w:p>
             <w:proofErr w:type="spellStart"/>
-            <w:proofErr w:type="gramStart"/>
             <w:r>
               <w:t>Array</w:t>
             </w:r>
@@ -6593,7 +7144,6 @@
               <w:t>&lt;</w:t>
             </w:r>
             <w:proofErr w:type="spellStart"/>
-            <w:proofErr w:type="gramEnd"/>
             <w:r>
               <w:t>Date</w:t>
             </w:r>
@@ -6671,7 +7221,7 @@
         <w:pStyle w:val="Titulek"/>
         <w:jc w:val="left"/>
       </w:pPr>
-      <w:bookmarkStart w:id="35" w:name="_Toc230173683"/>
+      <w:bookmarkStart w:id="57" w:name="_Toc230173683"/>
       <w:r>
         <w:t xml:space="preserve">Tabulka </w:t>
       </w:r>
@@ -6696,7 +7246,7 @@
       <w:r>
         <w:t>: Vlastnosti rozhraní Habit</w:t>
       </w:r>
-      <w:bookmarkEnd w:id="35"/>
+      <w:bookmarkEnd w:id="57"/>
     </w:p>
     <w:p>
       <w:r>
@@ -6799,13 +7349,13 @@
       <w:pPr>
         <w:pStyle w:val="Nadpis2"/>
       </w:pPr>
+      <w:bookmarkStart w:id="58" w:name="_Toc230179544"/>
       <w:r>
         <w:t>Hlavní UI a navigace</w:t>
       </w:r>
-      <w:bookmarkEnd w:id="34"/>
-    </w:p>
-    <w:p>
-      <w:bookmarkStart w:id="36" w:name="_Toc226556246"/>
+      <w:bookmarkEnd w:id="58"/>
+    </w:p>
+    <w:p>
       <w:r>
         <w:t xml:space="preserve">Uživatelské rozhraní jsem postavil jako jednostránková aplikace ve frameworku Angular. Základní struktura aplikace se nachází v </w:t>
       </w:r>
@@ -7001,89 +7551,145 @@
         <w:t>), který obsahuje základní akce:</w:t>
       </w:r>
     </w:p>
-    <w:p>
-      <w:pPr>
-        <w:pStyle w:val="Odrkovseznam"/>
+    <w:tbl>
+      <w:tblPr>
+        <w:tblStyle w:val="Mkatabulky"/>
+        <w:tblW w:w="0" w:type="auto"/>
+        <w:tblLook w:val="04A0" w:firstRow="1" w:lastRow="0" w:firstColumn="1" w:lastColumn="0" w:noHBand="0" w:noVBand="1"/>
+      </w:tblPr>
+      <w:tblGrid>
+        <w:gridCol w:w="4814"/>
+        <w:gridCol w:w="4814"/>
+      </w:tblGrid>
+      <w:tr>
+        <w:tc>
+          <w:tcPr>
+            <w:tcW w:w="4814" w:type="dxa"/>
+          </w:tcPr>
+          <w:p>
+            <w:r>
+              <w:t>Pojmenování akce</w:t>
+            </w:r>
+          </w:p>
+        </w:tc>
+        <w:tc>
+          <w:tcPr>
+            <w:tcW w:w="4814" w:type="dxa"/>
+          </w:tcPr>
+          <w:p>
+            <w:r>
+              <w:t>Činnost akce</w:t>
+            </w:r>
+          </w:p>
+        </w:tc>
+      </w:tr>
+      <w:tr>
+        <w:tc>
+          <w:tcPr>
+            <w:tcW w:w="4814" w:type="dxa"/>
+          </w:tcPr>
+          <w:p>
+            <w:r>
+              <w:t xml:space="preserve">Export </w:t>
+            </w:r>
+            <w:proofErr w:type="spellStart"/>
+            <w:r>
+              <w:t>Habits</w:t>
+            </w:r>
+            <w:proofErr w:type="spellEnd"/>
+          </w:p>
+        </w:tc>
+        <w:tc>
+          <w:tcPr>
+            <w:tcW w:w="4814" w:type="dxa"/>
+          </w:tcPr>
+          <w:p>
+            <w:r>
+              <w:t>dovolí stáhnutí aktuálních dat jako JSON soubor,</w:t>
+            </w:r>
+          </w:p>
+        </w:tc>
+      </w:tr>
+      <w:tr>
+        <w:tc>
+          <w:tcPr>
+            <w:tcW w:w="4814" w:type="dxa"/>
+          </w:tcPr>
+          <w:p>
+            <w:r>
+              <w:t xml:space="preserve">Import </w:t>
+            </w:r>
+            <w:proofErr w:type="spellStart"/>
+            <w:r>
+              <w:t>Habits</w:t>
+            </w:r>
+            <w:proofErr w:type="spellEnd"/>
+          </w:p>
+        </w:tc>
+        <w:tc>
+          <w:tcPr>
+            <w:tcW w:w="4814" w:type="dxa"/>
+          </w:tcPr>
+          <w:p>
+            <w:pPr>
+              <w:keepNext/>
+            </w:pPr>
+            <w:r>
+              <w:t xml:space="preserve">otevře </w:t>
+            </w:r>
+            <w:proofErr w:type="spellStart"/>
+            <w:r>
+              <w:t>overlay</w:t>
+            </w:r>
+            <w:proofErr w:type="spellEnd"/>
+            <w:r>
+              <w:t xml:space="preserve">/okno pro import návyků, které je realizováno pomocí Angular Material komponenty </w:t>
+            </w:r>
+            <w:proofErr w:type="spellStart"/>
+            <w:r>
+              <w:t>stepper</w:t>
+            </w:r>
+            <w:proofErr w:type="spellEnd"/>
+            <w:r>
+              <w:t>.</w:t>
+            </w:r>
+          </w:p>
+        </w:tc>
+      </w:tr>
+    </w:tbl>
+    <w:p>
+      <w:pPr>
+        <w:pStyle w:val="Titulek"/>
+      </w:pPr>
+      <w:r>
+        <w:t xml:space="preserve">Tabulka </w:t>
+      </w:r>
+      <w:r>
+        <w:fldChar w:fldCharType="begin"/>
+      </w:r>
+      <w:r>
+        <w:instrText xml:space="preserve"> SEQ Tabulka \* ARABIC </w:instrText>
+      </w:r>
+      <w:r>
+        <w:fldChar w:fldCharType="separate"/>
+      </w:r>
+      <w:r>
         <w:rPr>
-          <w:rFonts w:eastAsiaTheme="minorHAnsi"/>
+          <w:noProof/>
         </w:rPr>
-      </w:pPr>
-      <w:r>
-        <w:rPr>
-          <w:rFonts w:eastAsiaTheme="minorHAnsi"/>
-        </w:rPr>
-        <w:t xml:space="preserve">Export </w:t>
-      </w:r>
-      <w:proofErr w:type="spellStart"/>
-      <w:r>
-        <w:rPr>
-          <w:rFonts w:eastAsiaTheme="minorHAnsi"/>
-        </w:rPr>
-        <w:t>Habits</w:t>
-      </w:r>
-      <w:proofErr w:type="spellEnd"/>
-      <w:r>
-        <w:rPr>
-          <w:rFonts w:eastAsiaTheme="minorHAnsi"/>
-        </w:rPr>
-        <w:t xml:space="preserve"> – dovolí stáhnutí aktuálních dat jako JSON soubor,</w:t>
-      </w:r>
-    </w:p>
-    <w:p>
-      <w:pPr>
-        <w:pStyle w:val="Odrkovseznam"/>
-        <w:rPr>
-          <w:rFonts w:eastAsiaTheme="minorHAnsi"/>
-        </w:rPr>
-      </w:pPr>
-      <w:r>
-        <w:rPr>
-          <w:rFonts w:eastAsiaTheme="minorHAnsi"/>
-        </w:rPr>
-        <w:t xml:space="preserve">Import </w:t>
-      </w:r>
-      <w:proofErr w:type="spellStart"/>
-      <w:r>
-        <w:rPr>
-          <w:rFonts w:eastAsiaTheme="minorHAnsi"/>
-        </w:rPr>
-        <w:t>Habits</w:t>
-      </w:r>
-      <w:proofErr w:type="spellEnd"/>
-      <w:r>
-        <w:rPr>
-          <w:rFonts w:eastAsiaTheme="minorHAnsi"/>
-        </w:rPr>
-        <w:t xml:space="preserve"> – otevře </w:t>
-      </w:r>
-      <w:proofErr w:type="spellStart"/>
-      <w:r>
-        <w:rPr>
-          <w:rFonts w:eastAsiaTheme="minorHAnsi"/>
-        </w:rPr>
-        <w:t>overlay</w:t>
-      </w:r>
-      <w:proofErr w:type="spellEnd"/>
-      <w:r>
-        <w:rPr>
-          <w:rFonts w:eastAsiaTheme="minorHAnsi"/>
-        </w:rPr>
-        <w:t xml:space="preserve">/okno pro import návyků, které je realizováno pomocí Angular Material komponenty </w:t>
-      </w:r>
-      <w:proofErr w:type="spellStart"/>
-      <w:r>
-        <w:rPr>
-          <w:rFonts w:eastAsiaTheme="minorHAnsi"/>
-        </w:rPr>
-        <w:t>stepper</w:t>
-      </w:r>
-      <w:proofErr w:type="spellEnd"/>
-      <w:r>
-        <w:rPr>
-          <w:rFonts w:eastAsiaTheme="minorHAnsi"/>
-        </w:rPr>
-        <w:t>.</w:t>
-      </w:r>
+        <w:t>2</w:t>
+      </w:r>
+      <w:r>
+        <w:fldChar w:fldCharType="end"/>
+      </w:r>
+      <w:r>
+        <w:t xml:space="preserve">: Akce </w:t>
+      </w:r>
+      <w:proofErr w:type="spellStart"/>
+      <w:r>
+        <w:t>toolbaru</w:t>
+      </w:r>
+      <w:proofErr w:type="spellEnd"/>
     </w:p>
     <w:p>
       <w:r>
@@ -7174,7 +7780,7 @@
       <w:pPr>
         <w:pStyle w:val="Titulek"/>
       </w:pPr>
-      <w:bookmarkStart w:id="37" w:name="_Toc230174422"/>
+      <w:bookmarkStart w:id="59" w:name="_Toc230174422"/>
       <w:r>
         <w:t xml:space="preserve">Obrázek </w:t>
       </w:r>
@@ -7199,16 +7805,17 @@
       <w:r>
         <w:t>: Hlavní UI</w:t>
       </w:r>
-      <w:bookmarkEnd w:id="37"/>
+      <w:bookmarkEnd w:id="59"/>
     </w:p>
     <w:p>
       <w:pPr>
         <w:pStyle w:val="Nadpis2"/>
       </w:pPr>
+      <w:bookmarkStart w:id="60" w:name="_Toc230179545"/>
       <w:r>
         <w:t>Formulář pro vytváření nových návyků</w:t>
       </w:r>
-      <w:bookmarkEnd w:id="36"/>
+      <w:bookmarkEnd w:id="60"/>
     </w:p>
     <w:p>
       <w:r>
@@ -7289,128 +7896,289 @@
         <w:t>Formulář obsahuje pole:</w:t>
       </w:r>
     </w:p>
-    <w:p>
-      <w:pPr>
-        <w:pStyle w:val="Odrkovseznam"/>
-      </w:pPr>
-      <w:r>
-        <w:t>název (</w:t>
-      </w:r>
-      <w:proofErr w:type="spellStart"/>
-      <w:r>
-        <w:t>name</w:t>
-      </w:r>
-      <w:proofErr w:type="spellEnd"/>
-      <w:r>
-        <w:t>) – povinný údaj, omezení na maximálně 15 znaků,</w:t>
-      </w:r>
-    </w:p>
-    <w:p>
-      <w:pPr>
-        <w:pStyle w:val="Odrkovseznam"/>
-      </w:pPr>
-      <w:r>
-        <w:t>popis (</w:t>
-      </w:r>
-      <w:proofErr w:type="spellStart"/>
-      <w:r>
-        <w:t>description</w:t>
-      </w:r>
-      <w:proofErr w:type="spellEnd"/>
-      <w:r>
-        <w:t>) – doplňkový údaj, ale v kódu se ověřuje, aby nebyl prázdný (maximálně 25 znaků),</w:t>
-      </w:r>
-    </w:p>
-    <w:p>
-      <w:pPr>
-        <w:pStyle w:val="Odrkovseznam"/>
-      </w:pPr>
-      <w:r>
-        <w:t>typ (type) – volba kategorie (defaultně „positive“), validovaná jako povinná pro rozřazení do typů.</w:t>
-      </w:r>
-    </w:p>
-    <w:p>
-      <w:r>
-        <w:t>Klíčová je také logika proti duplicitám a přehnaně zapsaným návykům/zlozvykům. Před odesláním formuláře se provede kontrola, zda už neexistuje návyk stejného typu, který má shodný název nebo shodný popis (porovnání je case-</w:t>
-      </w:r>
-      <w:proofErr w:type="spellStart"/>
-      <w:r>
-        <w:t>insensitive</w:t>
-      </w:r>
-      <w:proofErr w:type="spellEnd"/>
-      <w:r>
-        <w:t xml:space="preserve"> a pracuje s </w:t>
-      </w:r>
-      <w:proofErr w:type="spellStart"/>
-      <w:r>
-        <w:t>trimmed</w:t>
-      </w:r>
-      <w:proofErr w:type="spellEnd"/>
-      <w:r>
-        <w:t xml:space="preserve"> řetězci pro lehčí zpracování textů). Pokud duplicita nastane, zobrazí se příslušná hláška a data se neuloží, okno zůstane otevřené.</w:t>
-      </w:r>
-    </w:p>
-    <w:p>
-      <w:r>
-        <w:t>Po naopak úspěšném odeslání se:</w:t>
-      </w:r>
-    </w:p>
-    <w:p>
-      <w:pPr>
-        <w:pStyle w:val="Odrkovseznam"/>
-      </w:pPr>
-      <w:r>
-        <w:lastRenderedPageBreak/>
-        <w:t xml:space="preserve">vytvoří nový záznam návyku v </w:t>
-      </w:r>
-      <w:proofErr w:type="spellStart"/>
-      <w:r>
-        <w:t>DataService</w:t>
-      </w:r>
-      <w:proofErr w:type="spellEnd"/>
-      <w:r>
-        <w:t>,</w:t>
-      </w:r>
-    </w:p>
-    <w:p>
-      <w:pPr>
-        <w:pStyle w:val="Odrkovseznam"/>
-      </w:pPr>
-      <w:r>
-        <w:t>formulář se resetuje,</w:t>
-      </w:r>
-    </w:p>
-    <w:p>
-      <w:pPr>
-        <w:pStyle w:val="Odrkovseznam"/>
-      </w:pPr>
-      <w:proofErr w:type="spellStart"/>
-      <w:r>
-        <w:t>overlay</w:t>
-      </w:r>
-      <w:proofErr w:type="spellEnd"/>
-      <w:r>
-        <w:t xml:space="preserve"> se uzavře.</w:t>
-      </w:r>
-    </w:p>
-    <w:p>
-      <w:r>
-        <w:t>Tím je zajištěno, že se uživatelská data ukládají konzistentně a že aplikace není „zanesená“ duplicitami, které by zhoršovaly orientaci v seznamech.</w:t>
-      </w:r>
-    </w:p>
-    <w:p>
-      <w:pPr>
-        <w:keepNext/>
-      </w:pPr>
+    <w:tbl>
+      <w:tblPr>
+        <w:tblStyle w:val="Mkatabulky"/>
+        <w:tblW w:w="0" w:type="auto"/>
+        <w:tblLook w:val="04A0" w:firstRow="1" w:lastRow="0" w:firstColumn="1" w:lastColumn="0" w:noHBand="0" w:noVBand="1"/>
+      </w:tblPr>
+      <w:tblGrid>
+        <w:gridCol w:w="3209"/>
+        <w:gridCol w:w="3209"/>
+        <w:gridCol w:w="3210"/>
+      </w:tblGrid>
+      <w:tr>
+        <w:tc>
+          <w:tcPr>
+            <w:tcW w:w="3209" w:type="dxa"/>
+          </w:tcPr>
+          <w:p>
+            <w:r>
+              <w:t>Vstup</w:t>
+            </w:r>
+          </w:p>
+        </w:tc>
+        <w:tc>
+          <w:tcPr>
+            <w:tcW w:w="3209" w:type="dxa"/>
+          </w:tcPr>
+          <w:p>
+            <w:r>
+              <w:t>Popis</w:t>
+            </w:r>
+          </w:p>
+        </w:tc>
+        <w:tc>
+          <w:tcPr>
+            <w:tcW w:w="3210" w:type="dxa"/>
+          </w:tcPr>
+          <w:p>
+            <w:r>
+              <w:t>Kontrola</w:t>
+            </w:r>
+          </w:p>
+        </w:tc>
+      </w:tr>
+      <w:tr>
+        <w:tc>
+          <w:tcPr>
+            <w:tcW w:w="3209" w:type="dxa"/>
+          </w:tcPr>
+          <w:p>
+            <w:r>
+              <w:t>Název</w:t>
+            </w:r>
+          </w:p>
+        </w:tc>
+        <w:tc>
+          <w:tcPr>
+            <w:tcW w:w="3209" w:type="dxa"/>
+          </w:tcPr>
+          <w:p>
+            <w:r>
+              <w:t xml:space="preserve">Určuje vlastnost </w:t>
+            </w:r>
+            <w:proofErr w:type="spellStart"/>
+            <w:r>
+              <w:t>name</w:t>
+            </w:r>
+            <w:proofErr w:type="spellEnd"/>
+            <w:r>
+              <w:t xml:space="preserve"> z Habit rozhraní</w:t>
+            </w:r>
+          </w:p>
+        </w:tc>
+        <w:tc>
+          <w:tcPr>
+            <w:tcW w:w="3210" w:type="dxa"/>
+          </w:tcPr>
+          <w:p>
+            <w:r>
+              <w:t xml:space="preserve">Zda není </w:t>
+            </w:r>
+            <w:proofErr w:type="spellStart"/>
+            <w:r>
+              <w:t>prazdný</w:t>
+            </w:r>
+            <w:proofErr w:type="spellEnd"/>
+            <w:r>
+              <w:t xml:space="preserve"> a maximum 20 znaků</w:t>
+            </w:r>
+          </w:p>
+        </w:tc>
+      </w:tr>
+      <w:tr>
+        <w:tc>
+          <w:tcPr>
+            <w:tcW w:w="3209" w:type="dxa"/>
+          </w:tcPr>
+          <w:p>
+            <w:r>
+              <w:t>Popis</w:t>
+            </w:r>
+          </w:p>
+        </w:tc>
+        <w:tc>
+          <w:tcPr>
+            <w:tcW w:w="3209" w:type="dxa"/>
+          </w:tcPr>
+          <w:p>
+            <w:r>
+              <w:t xml:space="preserve">Určuje vlastnost </w:t>
+            </w:r>
+            <w:proofErr w:type="spellStart"/>
+            <w:r>
+              <w:t>description</w:t>
+            </w:r>
+            <w:proofErr w:type="spellEnd"/>
+            <w:r>
+              <w:t xml:space="preserve"> z Habit rozhraní</w:t>
+            </w:r>
+          </w:p>
+        </w:tc>
+        <w:tc>
+          <w:tcPr>
+            <w:tcW w:w="3210" w:type="dxa"/>
+          </w:tcPr>
+          <w:p>
+            <w:r>
+              <w:t xml:space="preserve">Zda není </w:t>
+            </w:r>
+            <w:proofErr w:type="spellStart"/>
+            <w:r>
+              <w:t>prádný</w:t>
+            </w:r>
+            <w:proofErr w:type="spellEnd"/>
+            <w:r>
+              <w:t xml:space="preserve"> a maximum 30 znaků</w:t>
+            </w:r>
+          </w:p>
+        </w:tc>
+      </w:tr>
+      <w:tr>
+        <w:tc>
+          <w:tcPr>
+            <w:tcW w:w="3209" w:type="dxa"/>
+          </w:tcPr>
+          <w:p>
+            <w:r>
+              <w:t>Typ</w:t>
+            </w:r>
+          </w:p>
+        </w:tc>
+        <w:tc>
+          <w:tcPr>
+            <w:tcW w:w="3209" w:type="dxa"/>
+          </w:tcPr>
+          <w:p>
+            <w:r>
+              <w:t>Určuje vlastnost type z habit rozhraní</w:t>
+            </w:r>
+          </w:p>
+        </w:tc>
+        <w:tc>
+          <w:tcPr>
+            <w:tcW w:w="3210" w:type="dxa"/>
+          </w:tcPr>
+          <w:p>
+            <w:pPr>
+              <w:keepNext/>
+            </w:pPr>
+            <w:r>
+              <w:t>Nepotřebné</w:t>
+            </w:r>
+          </w:p>
+        </w:tc>
+      </w:tr>
+    </w:tbl>
+    <w:p>
+      <w:pPr>
+        <w:pStyle w:val="Titulek"/>
+      </w:pPr>
+      <w:r>
+        <w:t xml:space="preserve">Tabulka </w:t>
+      </w:r>
+      <w:r>
+        <w:fldChar w:fldCharType="begin"/>
+      </w:r>
+      <w:r>
+        <w:instrText xml:space="preserve"> SEQ Tabulka \* ARABIC </w:instrText>
+      </w:r>
+      <w:r>
+        <w:fldChar w:fldCharType="separate"/>
+      </w:r>
       <w:r>
         <w:rPr>
           <w:noProof/>
         </w:rPr>
+        <w:t>3</w:t>
+      </w:r>
+      <w:r>
+        <w:fldChar w:fldCharType="end"/>
+      </w:r>
+      <w:r>
+        <w:t>: Vstupy formuláře</w:t>
+      </w:r>
+    </w:p>
+    <w:p>
+      <w:r>
+        <w:lastRenderedPageBreak/>
+        <w:t>Klíčová je také logika proti duplicitám a přehnaně zapsaným návykům/zlozvykům. Před odesláním formuláře se provede kontrola, zda už neexistuje návyk stejného typu, který má shodný název nebo shodný popis (porovnání je case-</w:t>
+      </w:r>
+      <w:proofErr w:type="spellStart"/>
+      <w:r>
+        <w:t>insensitive</w:t>
+      </w:r>
+      <w:proofErr w:type="spellEnd"/>
+      <w:r>
+        <w:t xml:space="preserve"> a pracuje s </w:t>
+      </w:r>
+      <w:proofErr w:type="spellStart"/>
+      <w:r>
+        <w:t>trimmed</w:t>
+      </w:r>
+      <w:proofErr w:type="spellEnd"/>
+      <w:r>
+        <w:t xml:space="preserve"> řetězci pro lehčí zpracování textů). Pokud duplicita nastane, zobrazí se příslušná hláška a data se neuloží, okno zůstane otevřené.</w:t>
+      </w:r>
+    </w:p>
+    <w:p>
+      <w:r>
+        <w:t>Po naopak úspěšném odeslání se:</w:t>
+      </w:r>
+    </w:p>
+    <w:p>
+      <w:pPr>
+        <w:pStyle w:val="Odrkovseznam"/>
+      </w:pPr>
+      <w:r>
+        <w:t xml:space="preserve">vytvoří nový záznam návyku v </w:t>
+      </w:r>
+      <w:proofErr w:type="spellStart"/>
+      <w:r>
+        <w:t>DataService</w:t>
+      </w:r>
+      <w:proofErr w:type="spellEnd"/>
+      <w:r>
+        <w:t>,</w:t>
+      </w:r>
+    </w:p>
+    <w:p>
+      <w:pPr>
+        <w:pStyle w:val="Odrkovseznam"/>
+      </w:pPr>
+      <w:r>
+        <w:t>formulář se resetuje,</w:t>
+      </w:r>
+    </w:p>
+    <w:p>
+      <w:pPr>
+        <w:pStyle w:val="Odrkovseznam"/>
+      </w:pPr>
+      <w:proofErr w:type="spellStart"/>
+      <w:r>
+        <w:t>overlay</w:t>
+      </w:r>
+      <w:proofErr w:type="spellEnd"/>
+      <w:r>
+        <w:t xml:space="preserve"> se uzavře.</w:t>
+      </w:r>
+    </w:p>
+    <w:p>
+      <w:r>
+        <w:t>Tím je zajištěno, že se uživatelská data ukládají konzistentně a že aplikace není „zanesená“ duplicitami, které by zhoršovaly orientaci v seznamech.</w:t>
+      </w:r>
+    </w:p>
+    <w:p>
+      <w:pPr>
+        <w:keepNext/>
+      </w:pPr>
+      <w:r>
         <w:drawing>
-          <wp:inline distT="0" distB="0" distL="0" distR="0" wp14:anchorId="126FC2F7" wp14:editId="26E59146">
-            <wp:extent cx="3296285" cy="4144010"/>
-            <wp:effectExtent l="0" t="0" r="0" b="8890"/>
-            <wp:docPr id="1114890055" name="Obrázek 3"/>
+          <wp:inline distT="0" distB="0" distL="0" distR="0" wp14:anchorId="4D44FAA8" wp14:editId="08A65775">
+            <wp:extent cx="1928741" cy="2477386"/>
+            <wp:effectExtent l="0" t="0" r="0" b="0"/>
+            <wp:docPr id="504508239" name="Obrázek 1"/>
             <wp:cNvGraphicFramePr>
               <a:graphicFrameLocks xmlns:a="http://schemas.openxmlformats.org/drawingml/2006/main" noChangeAspect="1"/>
             </wp:cNvGraphicFramePr>
@@ -7418,33 +8186,23 @@
               <a:graphicData uri="http://schemas.openxmlformats.org/drawingml/2006/picture">
                 <pic:pic xmlns:pic="http://schemas.openxmlformats.org/drawingml/2006/picture">
                   <pic:nvPicPr>
-                    <pic:cNvPr id="0" name="Picture 2"/>
-                    <pic:cNvPicPr>
-                      <a:picLocks noChangeAspect="1" noChangeArrowheads="1"/>
-                    </pic:cNvPicPr>
+                    <pic:cNvPr id="504508239" name=""/>
+                    <pic:cNvPicPr/>
                   </pic:nvPicPr>
                   <pic:blipFill>
-                    <a:blip r:embed="rId15">
-                      <a:extLst>
-                        <a:ext uri="{28A0092B-C50C-407E-A947-70E740481C1C}">
-                          <a14:useLocalDpi xmlns:a14="http://schemas.microsoft.com/office/drawing/2010/main" val="0"/>
-                        </a:ext>
-                      </a:extLst>
-                    </a:blip>
-                    <a:srcRect/>
+                    <a:blip r:embed="rId15"/>
                     <a:stretch>
                       <a:fillRect/>
                     </a:stretch>
                   </pic:blipFill>
-                  <pic:spPr bwMode="auto">
+                  <pic:spPr>
                     <a:xfrm>
                       <a:off x="0" y="0"/>
-                      <a:ext cx="3296285" cy="4144010"/>
+                      <a:ext cx="1957900" cy="2514839"/>
                     </a:xfrm>
                     <a:prstGeom prst="rect">
                       <a:avLst/>
                     </a:prstGeom>
-                    <a:noFill/>
                   </pic:spPr>
                 </pic:pic>
               </a:graphicData>
@@ -7457,7 +8215,7 @@
       <w:pPr>
         <w:pStyle w:val="Titulek"/>
       </w:pPr>
-      <w:bookmarkStart w:id="38" w:name="_Toc230174423"/>
+      <w:bookmarkStart w:id="61" w:name="_Toc230174423"/>
       <w:r>
         <w:t xml:space="preserve">Obrázek </w:t>
       </w:r>
@@ -7482,17 +8240,17 @@
       <w:r>
         <w:t>: Formulář pro přidání nových habitů</w:t>
       </w:r>
-      <w:bookmarkEnd w:id="38"/>
+      <w:bookmarkEnd w:id="61"/>
     </w:p>
     <w:p>
       <w:pPr>
         <w:pStyle w:val="Nadpis2"/>
       </w:pPr>
-      <w:bookmarkStart w:id="39" w:name="_Toc226556247"/>
+      <w:bookmarkStart w:id="62" w:name="_Toc230179546"/>
       <w:r>
         <w:t>Seznamy návyků</w:t>
       </w:r>
-      <w:bookmarkEnd w:id="39"/>
+      <w:bookmarkEnd w:id="62"/>
     </w:p>
     <w:p>
       <w:r>
@@ -7515,72 +8273,172 @@
         <w:t>. Tento způsob je výhodný, protože:</w:t>
       </w:r>
     </w:p>
-    <w:p>
-      <w:pPr>
-        <w:pStyle w:val="Odrkovseznam"/>
-      </w:pPr>
-      <w:proofErr w:type="spellStart"/>
-      <w:r>
-        <w:t>HabitsListComponent</w:t>
-      </w:r>
-      <w:proofErr w:type="spellEnd"/>
-      <w:r>
-        <w:t xml:space="preserve"> funguje jako „obálka“ pro seznam,</w:t>
-      </w:r>
-    </w:p>
-    <w:p>
-      <w:pPr>
-        <w:pStyle w:val="Odrkovseznam"/>
-      </w:pPr>
-      <w:proofErr w:type="spellStart"/>
-      <w:r>
-        <w:t>HabitComponent</w:t>
-      </w:r>
-      <w:proofErr w:type="spellEnd"/>
-      <w:r>
-        <w:t xml:space="preserve"> se stará o konkrétní položku (návyk/zlozvyk) a její lokální UI logiku.</w:t>
-      </w:r>
-    </w:p>
-    <w:p>
-      <w:pPr>
-        <w:pStyle w:val="Odrkovseznam"/>
-      </w:pPr>
-      <w:proofErr w:type="spellStart"/>
-      <w:r>
-        <w:t>HabitsListComponent</w:t>
-      </w:r>
-      <w:proofErr w:type="spellEnd"/>
-      <w:r>
-        <w:t xml:space="preserve"> pracuje </w:t>
-      </w:r>
-      <w:proofErr w:type="gramStart"/>
-      <w:r>
-        <w:t>s</w:t>
-      </w:r>
-      <w:proofErr w:type="gramEnd"/>
-      <w:r>
-        <w:t xml:space="preserve"> vstupy:</w:t>
-      </w:r>
-    </w:p>
-    <w:p>
-      <w:pPr>
-        <w:pStyle w:val="Odrkovseznam"/>
-      </w:pPr>
-      <w:proofErr w:type="spellStart"/>
-      <w:r>
-        <w:t>habits</w:t>
-      </w:r>
-      <w:proofErr w:type="spellEnd"/>
-      <w:r>
-        <w:t xml:space="preserve"> – pole návyků k zobrazení,</w:t>
-      </w:r>
-    </w:p>
-    <w:p>
-      <w:pPr>
-        <w:pStyle w:val="Odrkovseznam"/>
-      </w:pPr>
-      <w:r>
-        <w:t>type – typ seznamu (positive/negative),</w:t>
+    <w:tbl>
+      <w:tblPr>
+        <w:tblStyle w:val="Mkatabulky"/>
+        <w:tblW w:w="0" w:type="auto"/>
+        <w:tblLook w:val="04A0" w:firstRow="1" w:lastRow="0" w:firstColumn="1" w:lastColumn="0" w:noHBand="0" w:noVBand="1"/>
+      </w:tblPr>
+      <w:tblGrid>
+        <w:gridCol w:w="4814"/>
+        <w:gridCol w:w="4814"/>
+      </w:tblGrid>
+      <w:tr>
+        <w:tc>
+          <w:tcPr>
+            <w:tcW w:w="4814" w:type="dxa"/>
+          </w:tcPr>
+          <w:p>
+            <w:r>
+              <w:t>Člen</w:t>
+            </w:r>
+          </w:p>
+        </w:tc>
+        <w:tc>
+          <w:tcPr>
+            <w:tcW w:w="4814" w:type="dxa"/>
+          </w:tcPr>
+          <w:p>
+            <w:r>
+              <w:t>Funkce</w:t>
+            </w:r>
+          </w:p>
+        </w:tc>
+      </w:tr>
+      <w:tr>
+        <w:tc>
+          <w:tcPr>
+            <w:tcW w:w="4814" w:type="dxa"/>
+          </w:tcPr>
+          <w:p>
+            <w:proofErr w:type="spellStart"/>
+            <w:r>
+              <w:t>HabitsListComponent</w:t>
+            </w:r>
+            <w:proofErr w:type="spellEnd"/>
+          </w:p>
+        </w:tc>
+        <w:tc>
+          <w:tcPr>
+            <w:tcW w:w="4814" w:type="dxa"/>
+          </w:tcPr>
+          <w:p>
+            <w:r>
+              <w:t>„obálka“ pro seznam</w:t>
+            </w:r>
+            <w:r>
+              <w:t xml:space="preserve"> a pracuje se vstupy</w:t>
+            </w:r>
+          </w:p>
+        </w:tc>
+      </w:tr>
+      <w:tr>
+        <w:tc>
+          <w:tcPr>
+            <w:tcW w:w="4814" w:type="dxa"/>
+          </w:tcPr>
+          <w:p>
+            <w:proofErr w:type="spellStart"/>
+            <w:r>
+              <w:t>HabitComponent</w:t>
+            </w:r>
+            <w:proofErr w:type="spellEnd"/>
+          </w:p>
+        </w:tc>
+        <w:tc>
+          <w:tcPr>
+            <w:tcW w:w="4814" w:type="dxa"/>
+          </w:tcPr>
+          <w:p>
+            <w:r>
+              <w:t>Stará se o</w:t>
+            </w:r>
+            <w:r>
+              <w:t xml:space="preserve"> </w:t>
+            </w:r>
+            <w:r>
+              <w:t>konkrétní položku (návyk/zlozvyk) a její lokální UI logiku</w:t>
+            </w:r>
+          </w:p>
+        </w:tc>
+      </w:tr>
+      <w:tr>
+        <w:tc>
+          <w:tcPr>
+            <w:tcW w:w="4814" w:type="dxa"/>
+          </w:tcPr>
+          <w:p>
+            <w:proofErr w:type="spellStart"/>
+            <w:r>
+              <w:t>habits</w:t>
+            </w:r>
+            <w:proofErr w:type="spellEnd"/>
+          </w:p>
+        </w:tc>
+        <w:tc>
+          <w:tcPr>
+            <w:tcW w:w="4814" w:type="dxa"/>
+          </w:tcPr>
+          <w:p>
+            <w:r>
+              <w:t>pole návyků k zobrazení</w:t>
+            </w:r>
+          </w:p>
+        </w:tc>
+      </w:tr>
+      <w:tr>
+        <w:tc>
+          <w:tcPr>
+            <w:tcW w:w="4814" w:type="dxa"/>
+          </w:tcPr>
+          <w:p>
+            <w:r>
+              <w:t>type</w:t>
+            </w:r>
+          </w:p>
+        </w:tc>
+        <w:tc>
+          <w:tcPr>
+            <w:tcW w:w="4814" w:type="dxa"/>
+          </w:tcPr>
+          <w:p>
+            <w:pPr>
+              <w:keepNext/>
+            </w:pPr>
+            <w:r>
+              <w:t>typ seznamu (positive/negative)</w:t>
+            </w:r>
+          </w:p>
+        </w:tc>
+      </w:tr>
+    </w:tbl>
+    <w:p>
+      <w:pPr>
+        <w:pStyle w:val="Titulek"/>
+      </w:pPr>
+      <w:r>
+        <w:t xml:space="preserve">Tabulka </w:t>
+      </w:r>
+      <w:r>
+        <w:fldChar w:fldCharType="begin"/>
+      </w:r>
+      <w:r>
+        <w:instrText xml:space="preserve"> SEQ Tabulka \* ARABIC </w:instrText>
+      </w:r>
+      <w:r>
+        <w:fldChar w:fldCharType="separate"/>
+      </w:r>
+      <w:r>
+        <w:rPr>
+          <w:noProof/>
+        </w:rPr>
+        <w:t>4</w:t>
+      </w:r>
+      <w:r>
+        <w:fldChar w:fldCharType="end"/>
+      </w:r>
+      <w:r>
+        <w:t>: Členové za funkcí UI</w:t>
       </w:r>
     </w:p>
     <w:p>
@@ -7589,30 +8447,117 @@
         <w:t>a s výstupy pomocí eventů:</w:t>
       </w:r>
     </w:p>
-    <w:p>
-      <w:pPr>
-        <w:pStyle w:val="Odrkovseznam"/>
-      </w:pPr>
-      <w:proofErr w:type="spellStart"/>
-      <w:r>
-        <w:t>deleteHabit</w:t>
-      </w:r>
-      <w:proofErr w:type="spellEnd"/>
-      <w:r>
-        <w:t xml:space="preserve"> – odstranění návyku,</w:t>
-      </w:r>
-    </w:p>
-    <w:p>
-      <w:pPr>
-        <w:pStyle w:val="Odrkovseznam"/>
-      </w:pPr>
-      <w:proofErr w:type="spellStart"/>
-      <w:r>
-        <w:t>updateHabit</w:t>
-      </w:r>
-      <w:proofErr w:type="spellEnd"/>
-      <w:r>
-        <w:t xml:space="preserve"> – aktualizace položky (např. změna stavu splnění).</w:t>
+    <w:tbl>
+      <w:tblPr>
+        <w:tblStyle w:val="Mkatabulky"/>
+        <w:tblW w:w="0" w:type="auto"/>
+        <w:tblLook w:val="04A0" w:firstRow="1" w:lastRow="0" w:firstColumn="1" w:lastColumn="0" w:noHBand="0" w:noVBand="1"/>
+      </w:tblPr>
+      <w:tblGrid>
+        <w:gridCol w:w="4814"/>
+        <w:gridCol w:w="4814"/>
+      </w:tblGrid>
+      <w:tr>
+        <w:tc>
+          <w:tcPr>
+            <w:tcW w:w="4814" w:type="dxa"/>
+          </w:tcPr>
+          <w:p>
+            <w:r>
+              <w:t>Event</w:t>
+            </w:r>
+          </w:p>
+        </w:tc>
+        <w:tc>
+          <w:tcPr>
+            <w:tcW w:w="4814" w:type="dxa"/>
+          </w:tcPr>
+          <w:p>
+            <w:r>
+              <w:t>Akce eventu</w:t>
+            </w:r>
+          </w:p>
+        </w:tc>
+      </w:tr>
+      <w:tr>
+        <w:tc>
+          <w:tcPr>
+            <w:tcW w:w="4814" w:type="dxa"/>
+          </w:tcPr>
+          <w:p>
+            <w:proofErr w:type="spellStart"/>
+            <w:r>
+              <w:t>deleteHabit</w:t>
+            </w:r>
+            <w:proofErr w:type="spellEnd"/>
+          </w:p>
+        </w:tc>
+        <w:tc>
+          <w:tcPr>
+            <w:tcW w:w="4814" w:type="dxa"/>
+          </w:tcPr>
+          <w:p>
+            <w:r>
+              <w:t>Odstranění návyku</w:t>
+            </w:r>
+          </w:p>
+        </w:tc>
+      </w:tr>
+      <w:tr>
+        <w:tc>
+          <w:tcPr>
+            <w:tcW w:w="4814" w:type="dxa"/>
+          </w:tcPr>
+          <w:p>
+            <w:proofErr w:type="spellStart"/>
+            <w:r>
+              <w:t>updateHabit</w:t>
+            </w:r>
+            <w:proofErr w:type="spellEnd"/>
+          </w:p>
+        </w:tc>
+        <w:tc>
+          <w:tcPr>
+            <w:tcW w:w="4814" w:type="dxa"/>
+          </w:tcPr>
+          <w:p>
+            <w:pPr>
+              <w:keepNext/>
+            </w:pPr>
+            <w:r>
+              <w:t>aktualizace položky (změna stavu splnění).</w:t>
+            </w:r>
+          </w:p>
+        </w:tc>
+      </w:tr>
+    </w:tbl>
+    <w:p>
+      <w:pPr>
+        <w:pStyle w:val="Titulek"/>
+      </w:pPr>
+      <w:r>
+        <w:t xml:space="preserve">Tabulka </w:t>
+      </w:r>
+      <w:r>
+        <w:fldChar w:fldCharType="begin"/>
+      </w:r>
+      <w:r>
+        <w:instrText xml:space="preserve"> SEQ Tabulka \* ARABIC </w:instrText>
+      </w:r>
+      <w:r>
+        <w:fldChar w:fldCharType="separate"/>
+      </w:r>
+      <w:r>
+        <w:rPr>
+          <w:noProof/>
+        </w:rPr>
+        <w:t>5</w:t>
+      </w:r>
+      <w:r>
+        <w:fldChar w:fldCharType="end"/>
+      </w:r>
+      <w:r>
+        <w:t>: výstupní eventy UI</w:t>
       </w:r>
     </w:p>
     <w:p>
@@ -7695,7 +8640,7 @@
       <w:pPr>
         <w:pStyle w:val="Titulek"/>
       </w:pPr>
-      <w:bookmarkStart w:id="40" w:name="_Toc230174424"/>
+      <w:bookmarkStart w:id="63" w:name="_Toc230174424"/>
       <w:r>
         <w:t xml:space="preserve">Obrázek </w:t>
       </w:r>
@@ -7720,17 +8665,17 @@
       <w:r>
         <w:t>: Seznam habitů</w:t>
       </w:r>
-      <w:bookmarkEnd w:id="40"/>
+      <w:bookmarkEnd w:id="63"/>
     </w:p>
     <w:p>
       <w:pPr>
         <w:pStyle w:val="Nadpis2"/>
       </w:pPr>
-      <w:bookmarkStart w:id="41" w:name="_Toc226556248"/>
+      <w:bookmarkStart w:id="64" w:name="_Toc230179547"/>
       <w:r>
         <w:t>Vizualizace plnění návyku</w:t>
       </w:r>
-      <w:bookmarkEnd w:id="41"/>
+      <w:bookmarkEnd w:id="64"/>
     </w:p>
     <w:p>
       <w:pPr>
@@ -7764,101 +8709,297 @@
         <w:t>Komponenta přijímá jako vstupy:</w:t>
       </w:r>
     </w:p>
-    <w:p>
-      <w:pPr>
-        <w:pStyle w:val="Odrkovseznam"/>
-      </w:pPr>
-      <w:proofErr w:type="spellStart"/>
-      <w:r>
-        <w:t>history</w:t>
-      </w:r>
-      <w:proofErr w:type="spellEnd"/>
-      <w:r>
-        <w:t xml:space="preserve">: </w:t>
-      </w:r>
-      <w:proofErr w:type="spellStart"/>
-      <w:proofErr w:type="gramStart"/>
-      <w:r>
-        <w:t>Date</w:t>
-      </w:r>
-      <w:proofErr w:type="spellEnd"/>
-      <w:r>
-        <w:t>[</w:t>
-      </w:r>
-      <w:proofErr w:type="gramEnd"/>
-      <w:r>
-        <w:t>] – seznam dat, kdy byl návyk splněn,</w:t>
-      </w:r>
-    </w:p>
-    <w:p>
-      <w:pPr>
-        <w:pStyle w:val="Odrkovseznam"/>
-      </w:pPr>
-      <w:proofErr w:type="spellStart"/>
-      <w:r>
-        <w:t>habitType</w:t>
-      </w:r>
-      <w:proofErr w:type="spellEnd"/>
-      <w:r>
-        <w:t xml:space="preserve"> – typ návyku, který ovlivňuje barvu grafu (dobré návyky jsou zobrazované typicky zeleně, špatné červeně).</w:t>
-      </w:r>
-    </w:p>
-    <w:p>
-      <w:r>
+    <w:tbl>
+      <w:tblPr>
+        <w:tblStyle w:val="Mkatabulky"/>
+        <w:tblW w:w="0" w:type="auto"/>
+        <w:tblLook w:val="04A0" w:firstRow="1" w:lastRow="0" w:firstColumn="1" w:lastColumn="0" w:noHBand="0" w:noVBand="1"/>
+      </w:tblPr>
+      <w:tblGrid>
+        <w:gridCol w:w="4814"/>
+        <w:gridCol w:w="4814"/>
+      </w:tblGrid>
+      <w:tr>
+        <w:tc>
+          <w:tcPr>
+            <w:tcW w:w="4814" w:type="dxa"/>
+          </w:tcPr>
+          <w:p>
+            <w:r>
+              <w:t>Vstup</w:t>
+            </w:r>
+          </w:p>
+        </w:tc>
+        <w:tc>
+          <w:tcPr>
+            <w:tcW w:w="4814" w:type="dxa"/>
+          </w:tcPr>
+          <w:p>
+            <w:r>
+              <w:t>Odůvodnění využití vstupu</w:t>
+            </w:r>
+          </w:p>
+        </w:tc>
+      </w:tr>
+      <w:tr>
+        <w:tc>
+          <w:tcPr>
+            <w:tcW w:w="4814" w:type="dxa"/>
+          </w:tcPr>
+          <w:p>
+            <w:proofErr w:type="spellStart"/>
+            <w:r>
+              <w:t>history</w:t>
+            </w:r>
+            <w:proofErr w:type="spellEnd"/>
+            <w:r>
+              <w:t xml:space="preserve">: </w:t>
+            </w:r>
+            <w:proofErr w:type="spellStart"/>
+            <w:r>
+              <w:t>Date</w:t>
+            </w:r>
+            <w:proofErr w:type="spellEnd"/>
+            <w:r>
+              <w:t>[]</w:t>
+            </w:r>
+          </w:p>
+        </w:tc>
+        <w:tc>
+          <w:tcPr>
+            <w:tcW w:w="4814" w:type="dxa"/>
+          </w:tcPr>
+          <w:p>
+            <w:r>
+              <w:t>seznam dat, kdy byl návyk splněn</w:t>
+            </w:r>
+          </w:p>
+        </w:tc>
+      </w:tr>
+      <w:tr>
+        <w:tc>
+          <w:tcPr>
+            <w:tcW w:w="4814" w:type="dxa"/>
+          </w:tcPr>
+          <w:p>
+            <w:proofErr w:type="spellStart"/>
+            <w:r>
+              <w:t>habitType</w:t>
+            </w:r>
+            <w:proofErr w:type="spellEnd"/>
+          </w:p>
+        </w:tc>
+        <w:tc>
+          <w:tcPr>
+            <w:tcW w:w="4814" w:type="dxa"/>
+          </w:tcPr>
+          <w:p>
+            <w:pPr>
+              <w:keepNext/>
+            </w:pPr>
+            <w:r>
+              <w:t>typ návyku, který ovlivňuje barvu grafu (dobré návyky jsou zobrazované typicky zeleně, špatné červeně).</w:t>
+            </w:r>
+          </w:p>
+        </w:tc>
+      </w:tr>
+    </w:tbl>
+    <w:p>
+      <w:pPr>
+        <w:pStyle w:val="Titulek"/>
+      </w:pPr>
+      <w:r>
+        <w:t xml:space="preserve">Tabulka </w:t>
+      </w:r>
+      <w:r>
+        <w:fldChar w:fldCharType="begin"/>
+      </w:r>
+      <w:r>
+        <w:instrText xml:space="preserve"> SEQ Tabulka \* ARABIC </w:instrText>
+      </w:r>
+      <w:r>
+        <w:fldChar w:fldCharType="separate"/>
+      </w:r>
+      <w:r>
+        <w:rPr>
+          <w:noProof/>
+        </w:rPr>
+        <w:t>6</w:t>
+      </w:r>
+      <w:r>
+        <w:fldChar w:fldCharType="end"/>
+      </w:r>
+      <w:r>
+        <w:t xml:space="preserve">: Vstupy </w:t>
+      </w:r>
+      <w:proofErr w:type="spellStart"/>
+      <w:r>
+        <w:t>HabitGraphu</w:t>
+      </w:r>
+      <w:proofErr w:type="spellEnd"/>
+    </w:p>
+    <w:p>
+      <w:r>
+        <w:lastRenderedPageBreak/>
         <w:t>Graf je navržen tak, aby uměl pracovat s různými časovými obdobími:</w:t>
       </w:r>
     </w:p>
-    <w:p>
-      <w:pPr>
-        <w:pStyle w:val="Odrkovseznam"/>
-      </w:pPr>
-      <w:proofErr w:type="spellStart"/>
-      <w:r>
-        <w:t>week</w:t>
-      </w:r>
-      <w:proofErr w:type="spellEnd"/>
-      <w:r>
-        <w:t xml:space="preserve"> (týden),</w:t>
-      </w:r>
-    </w:p>
-    <w:p>
-      <w:pPr>
-        <w:pStyle w:val="Odrkovseznam"/>
-      </w:pPr>
-      <w:proofErr w:type="spellStart"/>
-      <w:r>
-        <w:t>month</w:t>
-      </w:r>
-      <w:proofErr w:type="spellEnd"/>
-      <w:r>
-        <w:t xml:space="preserve"> (měsíc),</w:t>
-      </w:r>
-    </w:p>
-    <w:p>
-      <w:pPr>
-        <w:pStyle w:val="Odrkovseznam"/>
-      </w:pPr>
-      <w:proofErr w:type="spellStart"/>
-      <w:r>
-        <w:t>year</w:t>
-      </w:r>
-      <w:proofErr w:type="spellEnd"/>
-      <w:r>
-        <w:t xml:space="preserve"> (rok),</w:t>
-      </w:r>
-    </w:p>
-    <w:p>
-      <w:pPr>
-        <w:pStyle w:val="Odrkovseznam"/>
-      </w:pPr>
-      <w:proofErr w:type="spellStart"/>
-      <w:r>
-        <w:lastRenderedPageBreak/>
-        <w:t>all</w:t>
-      </w:r>
-      <w:proofErr w:type="spellEnd"/>
-      <w:r>
-        <w:t xml:space="preserve"> (historie celkem).</w:t>
+    <w:tbl>
+      <w:tblPr>
+        <w:tblStyle w:val="Mkatabulky"/>
+        <w:tblW w:w="0" w:type="auto"/>
+        <w:tblLook w:val="04A0" w:firstRow="1" w:lastRow="0" w:firstColumn="1" w:lastColumn="0" w:noHBand="0" w:noVBand="1"/>
+      </w:tblPr>
+      <w:tblGrid>
+        <w:gridCol w:w="4814"/>
+        <w:gridCol w:w="4814"/>
+      </w:tblGrid>
+      <w:tr>
+        <w:tc>
+          <w:tcPr>
+            <w:tcW w:w="4814" w:type="dxa"/>
+          </w:tcPr>
+          <w:p>
+            <w:r>
+              <w:t>Pojmenování</w:t>
+            </w:r>
+          </w:p>
+        </w:tc>
+        <w:tc>
+          <w:tcPr>
+            <w:tcW w:w="4814" w:type="dxa"/>
+          </w:tcPr>
+          <w:p>
+            <w:r>
+              <w:t>Období</w:t>
+            </w:r>
+          </w:p>
+        </w:tc>
+      </w:tr>
+      <w:tr>
+        <w:tc>
+          <w:tcPr>
+            <w:tcW w:w="4814" w:type="dxa"/>
+          </w:tcPr>
+          <w:p>
+            <w:proofErr w:type="spellStart"/>
+            <w:r>
+              <w:t>Week</w:t>
+            </w:r>
+            <w:proofErr w:type="spellEnd"/>
+          </w:p>
+        </w:tc>
+        <w:tc>
+          <w:tcPr>
+            <w:tcW w:w="4814" w:type="dxa"/>
+          </w:tcPr>
+          <w:p>
+            <w:r>
+              <w:t>Začátek aktuálního týdne do aktuálního dne</w:t>
+            </w:r>
+          </w:p>
+        </w:tc>
+      </w:tr>
+      <w:tr>
+        <w:tc>
+          <w:tcPr>
+            <w:tcW w:w="4814" w:type="dxa"/>
+          </w:tcPr>
+          <w:p>
+            <w:proofErr w:type="spellStart"/>
+            <w:r>
+              <w:t>Month</w:t>
+            </w:r>
+            <w:proofErr w:type="spellEnd"/>
+          </w:p>
+        </w:tc>
+        <w:tc>
+          <w:tcPr>
+            <w:tcW w:w="4814" w:type="dxa"/>
+          </w:tcPr>
+          <w:p>
+            <w:r>
+              <w:t>Začátek aktuálního měsíce do aktuálního dne</w:t>
+            </w:r>
+          </w:p>
+        </w:tc>
+      </w:tr>
+      <w:tr>
+        <w:tc>
+          <w:tcPr>
+            <w:tcW w:w="4814" w:type="dxa"/>
+          </w:tcPr>
+          <w:p>
+            <w:proofErr w:type="spellStart"/>
+            <w:r>
+              <w:t>Year</w:t>
+            </w:r>
+            <w:proofErr w:type="spellEnd"/>
+          </w:p>
+        </w:tc>
+        <w:tc>
+          <w:tcPr>
+            <w:tcW w:w="4814" w:type="dxa"/>
+          </w:tcPr>
+          <w:p>
+            <w:r>
+              <w:t xml:space="preserve">Začátek aktuálního roku do </w:t>
+            </w:r>
+            <w:r>
+              <w:t>aktuálního dne</w:t>
+            </w:r>
+          </w:p>
+        </w:tc>
+      </w:tr>
+      <w:tr>
+        <w:tc>
+          <w:tcPr>
+            <w:tcW w:w="4814" w:type="dxa"/>
+          </w:tcPr>
+          <w:p/>
+        </w:tc>
+        <w:tc>
+          <w:tcPr>
+            <w:tcW w:w="4814" w:type="dxa"/>
+          </w:tcPr>
+          <w:p>
+            <w:pPr>
+              <w:keepNext/>
+            </w:pPr>
+            <w:r>
+              <w:t>Vznik návyku do aktuálního dne</w:t>
+            </w:r>
+          </w:p>
+        </w:tc>
+      </w:tr>
+    </w:tbl>
+    <w:p>
+      <w:pPr>
+        <w:pStyle w:val="Titulek"/>
+      </w:pPr>
+      <w:r>
+        <w:t xml:space="preserve">Tabulka </w:t>
+      </w:r>
+      <w:r>
+        <w:fldChar w:fldCharType="begin"/>
+      </w:r>
+      <w:r>
+        <w:instrText xml:space="preserve"> SEQ Tabulka \* ARABIC </w:instrText>
+      </w:r>
+      <w:r>
+        <w:fldChar w:fldCharType="separate"/>
+      </w:r>
+      <w:r>
+        <w:rPr>
+          <w:noProof/>
+        </w:rPr>
+        <w:t>7</w:t>
+      </w:r>
+      <w:r>
+        <w:fldChar w:fldCharType="end"/>
+      </w:r>
+      <w:r>
+        <w:t>: možnosti grafu</w:t>
       </w:r>
     </w:p>
     <w:p>
@@ -7944,7 +9085,7 @@
           <w:rStyle w:val="Siln"/>
         </w:rPr>
       </w:pPr>
-      <w:bookmarkStart w:id="42" w:name="_Toc230174425"/>
+      <w:bookmarkStart w:id="65" w:name="_Toc230174425"/>
       <w:r>
         <w:t xml:space="preserve">Obrázek </w:t>
       </w:r>
@@ -7969,17 +9110,17 @@
       <w:r>
         <w:t>: Rozevřený habit</w:t>
       </w:r>
-      <w:bookmarkEnd w:id="42"/>
+      <w:bookmarkEnd w:id="65"/>
     </w:p>
     <w:p>
       <w:pPr>
         <w:pStyle w:val="Nadpis2"/>
       </w:pPr>
-      <w:bookmarkStart w:id="43" w:name="_Toc226556249"/>
+      <w:bookmarkStart w:id="66" w:name="_Toc230179548"/>
       <w:r>
         <w:t>Styling a responzivita aplikace</w:t>
       </w:r>
-      <w:bookmarkEnd w:id="43"/>
+      <w:bookmarkEnd w:id="66"/>
     </w:p>
     <w:p>
       <w:r>
@@ -8031,12 +9172,10 @@
         <w:t xml:space="preserve"> a </w:t>
       </w:r>
       <w:proofErr w:type="spellStart"/>
-      <w:proofErr w:type="gramStart"/>
       <w:r>
         <w:t>variables.scss</w:t>
       </w:r>
       <w:proofErr w:type="spellEnd"/>
-      <w:proofErr w:type="gramEnd"/>
       <w:r>
         <w:t>.</w:t>
       </w:r>
@@ -8046,138 +9185,219 @@
         <w:pStyle w:val="Odrkovseznam"/>
       </w:pPr>
       <w:r>
-        <w:t xml:space="preserve">specifické styly jednotlivých komponent jsou v jejich </w:t>
-      </w:r>
-      <w:proofErr w:type="gramStart"/>
-      <w:r>
-        <w:t>vlastních .</w:t>
+        <w:t>specifické styly jednotlivých komponent jsou v jejich vlastních .</w:t>
       </w:r>
       <w:proofErr w:type="spellStart"/>
       <w:r>
         <w:t>scss</w:t>
       </w:r>
       <w:proofErr w:type="spellEnd"/>
-      <w:proofErr w:type="gramEnd"/>
       <w:r>
         <w:t xml:space="preserve"> souborech (</w:t>
       </w:r>
       <w:proofErr w:type="spellStart"/>
-      <w:proofErr w:type="gramStart"/>
-      <w:r>
-        <w:t>např.habit</w:t>
-      </w:r>
-      <w:proofErr w:type="gramEnd"/>
-      <w:r>
-        <w:t>-</w:t>
-      </w:r>
-      <w:proofErr w:type="gramStart"/>
-      <w:r>
-        <w:t>graph.scss</w:t>
-      </w:r>
-      <w:proofErr w:type="spellEnd"/>
-      <w:proofErr w:type="gramEnd"/>
+      <w:r>
+        <w:t>např.habit-graph.scss</w:t>
+      </w:r>
+      <w:proofErr w:type="spellEnd"/>
       <w:r>
         <w:t xml:space="preserve"> a </w:t>
       </w:r>
       <w:proofErr w:type="spellStart"/>
-      <w:proofErr w:type="gramStart"/>
       <w:r>
         <w:t>habits.scss</w:t>
       </w:r>
       <w:proofErr w:type="spellEnd"/>
-      <w:proofErr w:type="gramEnd"/>
       <w:r>
         <w:t>, případně habit-</w:t>
       </w:r>
       <w:proofErr w:type="spellStart"/>
-      <w:proofErr w:type="gramStart"/>
       <w:r>
         <w:t>calendar.scss</w:t>
       </w:r>
       <w:proofErr w:type="spellEnd"/>
-      <w:proofErr w:type="gramEnd"/>
       <w:r>
         <w:t>).</w:t>
       </w:r>
     </w:p>
     <w:p>
       <w:r>
+        <w:lastRenderedPageBreak/>
         <w:t>Responzivitu jsem vyřešil především tak, aby se komponenty přizpůsobily dostupné šířce. V praxi to znamená, že graf a kalendář jsou součástí layoutu v rámci karty konkrétního návyku a jejich chování je řízené právě pomocí stylů příslušných komponent:</w:t>
       </w:r>
     </w:p>
-    <w:p>
-      <w:pPr>
-        <w:pStyle w:val="Odrkovseznam"/>
-      </w:pPr>
-      <w:r>
-        <w:t>Kalendář (habit-</w:t>
-      </w:r>
-      <w:proofErr w:type="spellStart"/>
-      <w:r>
-        <w:t>calendar</w:t>
-      </w:r>
-      <w:proofErr w:type="spellEnd"/>
-      <w:r>
-        <w:t xml:space="preserve">): Kalendář je vykreslen jako </w:t>
-      </w:r>
-      <w:proofErr w:type="spellStart"/>
-      <w:r>
-        <w:t>grid</w:t>
-      </w:r>
-      <w:proofErr w:type="spellEnd"/>
-      <w:r>
-        <w:t xml:space="preserve"> a jeho buňky jsou přizpůsobeny menším rozměrům tak, aby se obsah vešel do karty v dané velikosti displeje.</w:t>
-      </w:r>
-    </w:p>
-    <w:p>
-      <w:pPr>
-        <w:pStyle w:val="Odrkovseznam"/>
-      </w:pPr>
-      <w:r>
-        <w:t>Graf (habit-</w:t>
-      </w:r>
-      <w:proofErr w:type="spellStart"/>
-      <w:r>
-        <w:t>graph</w:t>
-      </w:r>
-      <w:proofErr w:type="spellEnd"/>
-      <w:r>
-        <w:t xml:space="preserve">): Graf je řešen komponentou </w:t>
-      </w:r>
-      <w:proofErr w:type="spellStart"/>
-      <w:r>
-        <w:t>ngx-charts</w:t>
-      </w:r>
-      <w:proofErr w:type="spellEnd"/>
-      <w:r>
-        <w:t xml:space="preserve">. Na mobilních zařízeních je důraz kladen hlavně na to, aby šlo graf prohlížet i při omezené šířce. Proto se na malých šířkách používá horizontální </w:t>
-      </w:r>
-      <w:proofErr w:type="spellStart"/>
-      <w:r>
-        <w:t>scrolling</w:t>
-      </w:r>
-      <w:proofErr w:type="spellEnd"/>
-      <w:r>
-        <w:t xml:space="preserve">, aby uživatel mohl graf “přejet” do stran a podívat se na detaily i mimo původní viditelnou oblast, protože </w:t>
-      </w:r>
-      <w:r>
-        <w:t xml:space="preserve">se mi lépe problém nepovedlo </w:t>
-      </w:r>
-      <w:proofErr w:type="gramStart"/>
-      <w:r>
-        <w:t>vyřešit</w:t>
-      </w:r>
-      <w:proofErr w:type="gramEnd"/>
-      <w:r>
-        <w:t xml:space="preserve"> a to počítám i AI pomoc</w:t>
-      </w:r>
-      <w:r>
-        <w:t>.</w:t>
-      </w:r>
-    </w:p>
-    <w:p>
-      <w:r>
-        <w:lastRenderedPageBreak/>
+    <w:tbl>
+      <w:tblPr>
+        <w:tblStyle w:val="Mkatabulky"/>
+        <w:tblW w:w="0" w:type="auto"/>
+        <w:tblLook w:val="04A0" w:firstRow="1" w:lastRow="0" w:firstColumn="1" w:lastColumn="0" w:noHBand="0" w:noVBand="1"/>
+      </w:tblPr>
+      <w:tblGrid>
+        <w:gridCol w:w="4814"/>
+        <w:gridCol w:w="4814"/>
+      </w:tblGrid>
+      <w:tr>
+        <w:tc>
+          <w:tcPr>
+            <w:tcW w:w="4814" w:type="dxa"/>
+          </w:tcPr>
+          <w:p>
+            <w:r>
+              <w:t>Komponenta</w:t>
+            </w:r>
+          </w:p>
+        </w:tc>
+        <w:tc>
+          <w:tcPr>
+            <w:tcW w:w="4814" w:type="dxa"/>
+          </w:tcPr>
+          <w:p>
+            <w:r>
+              <w:t>Řešení</w:t>
+            </w:r>
+          </w:p>
+        </w:tc>
+      </w:tr>
+      <w:tr>
+        <w:tc>
+          <w:tcPr>
+            <w:tcW w:w="4814" w:type="dxa"/>
+          </w:tcPr>
+          <w:p>
+            <w:r>
+              <w:t>Kalendář (habit-</w:t>
+            </w:r>
+            <w:proofErr w:type="spellStart"/>
+            <w:r>
+              <w:t>calendar</w:t>
+            </w:r>
+            <w:proofErr w:type="spellEnd"/>
+            <w:r>
+              <w:t>)</w:t>
+            </w:r>
+          </w:p>
+        </w:tc>
+        <w:tc>
+          <w:tcPr>
+            <w:tcW w:w="4814" w:type="dxa"/>
+          </w:tcPr>
+          <w:p>
+            <w:r>
+              <w:t xml:space="preserve">Kalendář je vykreslen jako </w:t>
+            </w:r>
+            <w:proofErr w:type="spellStart"/>
+            <w:r>
+              <w:t>grid</w:t>
+            </w:r>
+            <w:proofErr w:type="spellEnd"/>
+            <w:r>
+              <w:t xml:space="preserve"> a jeho buňky jsou přizpůsobeny menším rozměrům tak, aby se obsah vešel do karty v dané velikosti displeje</w:t>
+            </w:r>
+            <w:r>
+              <w:t>.</w:t>
+            </w:r>
+          </w:p>
+        </w:tc>
+      </w:tr>
+      <w:tr>
+        <w:tc>
+          <w:tcPr>
+            <w:tcW w:w="4814" w:type="dxa"/>
+          </w:tcPr>
+          <w:p>
+            <w:r>
+              <w:t>Graf (habit-</w:t>
+            </w:r>
+            <w:proofErr w:type="spellStart"/>
+            <w:r>
+              <w:t>graph</w:t>
+            </w:r>
+            <w:proofErr w:type="spellEnd"/>
+            <w:r>
+              <w:t>)</w:t>
+            </w:r>
+          </w:p>
+        </w:tc>
+        <w:tc>
+          <w:tcPr>
+            <w:tcW w:w="4814" w:type="dxa"/>
+          </w:tcPr>
+          <w:p>
+            <w:pPr>
+              <w:keepNext/>
+            </w:pPr>
+            <w:r>
+              <w:t xml:space="preserve">komponentou </w:t>
+            </w:r>
+            <w:proofErr w:type="spellStart"/>
+            <w:r>
+              <w:t>ngx-charts</w:t>
+            </w:r>
+            <w:proofErr w:type="spellEnd"/>
+            <w:r>
+              <w:t xml:space="preserve">. Na mobilních zařízeních je důraz kladen hlavně na to, aby šlo graf prohlížet i při omezené šířce. Proto se na malých šířkách používá horizontální </w:t>
+            </w:r>
+            <w:proofErr w:type="spellStart"/>
+            <w:r>
+              <w:t>scrolling</w:t>
+            </w:r>
+            <w:proofErr w:type="spellEnd"/>
+            <w:r>
+              <w:t xml:space="preserve">, aby uživatel mohl graf “přejet” do stran a podívat se na detaily i mimo původní viditelnou oblast, protože </w:t>
+            </w:r>
+            <w:r>
+              <w:t xml:space="preserve">se mi lépe problém nepovedlo </w:t>
+            </w:r>
+            <w:r>
+              <w:t>vyřešit,</w:t>
+            </w:r>
+            <w:r>
+              <w:t xml:space="preserve"> a to počítám i AI pomoc</w:t>
+            </w:r>
+            <w:r>
+              <w:t>.</w:t>
+            </w:r>
+          </w:p>
+        </w:tc>
+      </w:tr>
+    </w:tbl>
+    <w:p>
+      <w:pPr>
+        <w:pStyle w:val="Titulek"/>
+      </w:pPr>
+      <w:r>
+        <w:t xml:space="preserve">Tabulka </w:t>
+      </w:r>
+      <w:r>
+        <w:fldChar w:fldCharType="begin"/>
+      </w:r>
+      <w:r>
+        <w:instrText xml:space="preserve"> SEQ Tabulka \* ARABIC </w:instrText>
+      </w:r>
+      <w:r>
+        <w:fldChar w:fldCharType="separate"/>
+      </w:r>
+      <w:r>
+        <w:rPr>
+          <w:noProof/>
+        </w:rPr>
+        <w:t>8</w:t>
+      </w:r>
+      <w:r>
+        <w:fldChar w:fldCharType="end"/>
+      </w:r>
+      <w:r>
+        <w:t xml:space="preserve">: Komponenty </w:t>
+      </w:r>
+      <w:r>
+        <w:t>nejhorší</w:t>
+      </w:r>
+      <w:r>
+        <w:t xml:space="preserve"> na stylování</w:t>
+      </w:r>
+    </w:p>
+    <w:p>
+      <w:r>
         <w:t xml:space="preserve">Přístup je tedy takový, že aplikace zůstává použitelná i na menších displejích, aniž by docházelo k rozbití layoutu nebo k nečitelnosti obsahu. V případě grafu je preferováno umožnit práci s obsahem přes </w:t>
       </w:r>
       <w:proofErr w:type="spellStart"/>
@@ -8188,14 +9408,9 @@
       <w:r>
         <w:t xml:space="preserve">, protože samotný graf vyžaduje určitou šířku pro čitelnost </w:t>
       </w:r>
-      <w:proofErr w:type="gramStart"/>
       <w:r>
         <w:t>detailů.</w:t>
       </w:r>
-      <w:r>
-        <w:t>¨</w:t>
-      </w:r>
-      <w:proofErr w:type="gramEnd"/>
     </w:p>
     <w:p>
       <w:pPr>
@@ -8203,9 +9418,9 @@
       </w:pPr>
       <w:r>
         <w:drawing>
-          <wp:inline distT="0" distB="0" distL="0" distR="0" wp14:anchorId="30AEE3C8" wp14:editId="3EA8B922">
-            <wp:extent cx="2286000" cy="4662167"/>
-            <wp:effectExtent l="0" t="0" r="0" b="5715"/>
+          <wp:inline distT="0" distB="0" distL="0" distR="0" wp14:anchorId="30AEE3C8" wp14:editId="2FB9047E">
+            <wp:extent cx="2285339" cy="3423683"/>
+            <wp:effectExtent l="0" t="0" r="1270" b="5715"/>
             <wp:docPr id="176820996" name="Obrázek 1"/>
             <wp:cNvGraphicFramePr>
               <a:graphicFrameLocks xmlns:a="http://schemas.openxmlformats.org/drawingml/2006/main" noChangeAspect="1"/>
@@ -8226,7 +9441,7 @@
                   <pic:spPr>
                     <a:xfrm>
                       <a:off x="0" y="0"/>
-                      <a:ext cx="2301767" cy="4694323"/>
+                      <a:ext cx="2311706" cy="3463184"/>
                     </a:xfrm>
                     <a:prstGeom prst="rect">
                       <a:avLst/>
@@ -8243,7 +9458,7 @@
       <w:pPr>
         <w:pStyle w:val="Titulek"/>
       </w:pPr>
-      <w:bookmarkStart w:id="44" w:name="_Toc230174426"/>
+      <w:bookmarkStart w:id="67" w:name="_Toc230174426"/>
       <w:r>
         <w:t xml:space="preserve">Obrázek </w:t>
       </w:r>
@@ -8268,17 +9483,18 @@
       <w:r>
         <w:t>: mobilní verze aplikace</w:t>
       </w:r>
-      <w:bookmarkEnd w:id="44"/>
+      <w:bookmarkEnd w:id="67"/>
     </w:p>
     <w:p>
       <w:pPr>
         <w:pStyle w:val="Nadpis2"/>
       </w:pPr>
-      <w:bookmarkStart w:id="45" w:name="_Toc226556250"/>
-      <w:r>
+      <w:bookmarkStart w:id="68" w:name="_Toc230179549"/>
+      <w:r>
+        <w:lastRenderedPageBreak/>
         <w:t>Optimalizace</w:t>
       </w:r>
-      <w:bookmarkEnd w:id="45"/>
+      <w:bookmarkEnd w:id="68"/>
     </w:p>
     <w:p>
       <w:r>
@@ -8290,7 +9506,11 @@
         <w:pStyle w:val="Nadpis3"/>
       </w:pPr>
       <w:r>
-        <w:t xml:space="preserve"> Centrální servis pro data (</w:t>
+        <w:t xml:space="preserve"> </w:t>
+      </w:r>
+      <w:bookmarkStart w:id="69" w:name="_Toc230179550"/>
+      <w:r>
+        <w:t>Centrální servis pro data (</w:t>
       </w:r>
       <w:proofErr w:type="spellStart"/>
       <w:r>
@@ -8300,6 +9520,7 @@
       <w:r>
         <w:t>)</w:t>
       </w:r>
+      <w:bookmarkEnd w:id="69"/>
     </w:p>
     <w:p>
       <w:r>
@@ -8324,175 +9545,179 @@
       </w:r>
       <w:proofErr w:type="spellEnd"/>
       <w:r>
-        <w:t xml:space="preserve">). Komponenty pracují </w:t>
-      </w:r>
-      <w:proofErr w:type="gramStart"/>
-      <w:r>
-        <w:t>s</w:t>
-      </w:r>
-      <w:proofErr w:type="gramEnd"/>
-      <w:r>
-        <w:t xml:space="preserve"> data tokem a reagují na změny. Díky tomu je UI konzistentní bez nutnosti ručně volat přepočty napříč komponentami.</w:t>
+        <w:t>). Komponenty pracují s data tokem a reagují na změny. Díky tomu je UI konzistentní bez nutnosti ručně volat přepočty napříč komponentami.</w:t>
       </w:r>
     </w:p>
     <w:p>
       <w:pPr>
         <w:pStyle w:val="Nadpis3"/>
       </w:pPr>
+      <w:bookmarkStart w:id="70" w:name="_Toc230179551"/>
+      <w:r>
+        <w:t>Omezení přepočtů grafu</w:t>
+      </w:r>
+      <w:bookmarkEnd w:id="70"/>
+    </w:p>
+    <w:p>
+      <w:r>
+        <w:t xml:space="preserve">Komponenta grafu zajišťuje přepočet dat primárně při změně vstupů (hlavně </w:t>
+      </w:r>
+      <w:proofErr w:type="spellStart"/>
+      <w:r>
+        <w:t>history</w:t>
+      </w:r>
+      <w:proofErr w:type="spellEnd"/>
+      <w:r>
+        <w:t>). Díky tomu se graf zbytečně nepřepočítává při každé drobné změně, ale jen když je to potřeba.</w:t>
+      </w:r>
+    </w:p>
+    <w:p>
+      <w:r>
+        <w:t>Validace před uložením. Formulář nepovolí nekonzistentní data (např. prázdné nebo příliš dlouhé hodnoty, duplicitní návyky). Tím se do grafu a seznamu nikdy nedostanou problematické vstupy, které by zhoršily výkon i kvalitu zobrazení.</w:t>
+      </w:r>
+    </w:p>
+    <w:p>
+      <w:r>
+        <w:t>Celkově aplikace používá optimalizační principy typické pro front-end vývoj: reaktivní práce se stavem, efektivní zpracování dat a validace na hraně vstupu.</w:t>
+      </w:r>
+    </w:p>
+    <w:p/>
+    <w:p>
+      <w:pPr>
+        <w:pStyle w:val="Nadpis2"/>
+      </w:pPr>
+      <w:bookmarkStart w:id="71" w:name="_Toc230179552"/>
+      <w:r>
+        <w:t>Zkušenosti nabrané z této práce</w:t>
+      </w:r>
+      <w:bookmarkEnd w:id="71"/>
+    </w:p>
+    <w:p>
+      <w:r>
+        <w:t>Během vývoje aplikace Habit Tracker jsem získal/a praktické zkušenosti v několika oblastech, které jsou pro tvorbu školních i reálných projektů důležité.</w:t>
+      </w:r>
+    </w:p>
+    <w:p>
+      <w:pPr>
+        <w:pStyle w:val="Nadpis3"/>
+      </w:pPr>
+      <w:bookmarkStart w:id="72" w:name="_Toc230179553"/>
+      <w:r>
+        <w:t>Angular komponentový přístup</w:t>
+      </w:r>
+      <w:bookmarkEnd w:id="72"/>
+    </w:p>
+    <w:p>
+      <w:r>
+        <w:t>Utvrdil jsem si rozdělování úlohy do samostatných komponent (habit-</w:t>
+      </w:r>
+      <w:proofErr w:type="spellStart"/>
+      <w:r>
+        <w:t>form</w:t>
+      </w:r>
+      <w:proofErr w:type="spellEnd"/>
+      <w:r>
+        <w:t xml:space="preserve">, </w:t>
+      </w:r>
+      <w:proofErr w:type="spellStart"/>
+      <w:r>
+        <w:t>habits</w:t>
+      </w:r>
+      <w:proofErr w:type="spellEnd"/>
+      <w:r>
+        <w:t>-list, habit-</w:t>
+      </w:r>
+      <w:proofErr w:type="spellStart"/>
+      <w:r>
+        <w:t>graph</w:t>
+      </w:r>
+      <w:proofErr w:type="spellEnd"/>
+      <w:r>
+        <w:t>) způsobem, aby byla aplikace přehledná a snadno rozšiřitelná. Zvlášť přínosné bylo používat @Input a @Output pro předávání dat a událostí mezi komponentami.</w:t>
+      </w:r>
+    </w:p>
+    <w:p>
+      <w:pPr>
+        <w:pStyle w:val="Nadpis3"/>
+      </w:pPr>
+      <w:bookmarkStart w:id="73" w:name="_Toc230179554"/>
+      <w:r>
+        <w:t>Práce se stavem a službami</w:t>
+      </w:r>
+      <w:bookmarkEnd w:id="73"/>
+    </w:p>
+    <w:p>
+      <w:r>
+        <w:t xml:space="preserve">Díky této práci jsem se naučil konstruovat </w:t>
+      </w:r>
+      <w:proofErr w:type="spellStart"/>
+      <w:r>
+        <w:t>DataService</w:t>
+      </w:r>
+      <w:proofErr w:type="spellEnd"/>
+      <w:r>
+        <w:t xml:space="preserve"> pro centralizovanou správu dat. Zjistil jsem, že reaktivní přístup (</w:t>
+      </w:r>
+      <w:proofErr w:type="spellStart"/>
+      <w:r>
+        <w:t>BehaviorSubject</w:t>
+      </w:r>
+      <w:proofErr w:type="spellEnd"/>
+      <w:r>
+        <w:t>) výrazně zjednodušuje konzistenci UI a díky tomu se lépe škáluje a opravuje.</w:t>
+      </w:r>
+    </w:p>
+    <w:p>
+      <w:pPr>
+        <w:pStyle w:val="Nadpis3"/>
+      </w:pPr>
+      <w:bookmarkStart w:id="74" w:name="_Toc230179555"/>
+      <w:r>
+        <w:t>Validace a ošetření uživatelských vstupů</w:t>
+      </w:r>
+      <w:bookmarkEnd w:id="74"/>
+    </w:p>
+    <w:p>
+      <w:r>
+        <w:t>Formulář mi ukázal, že validace není jen „checkbox“, ale reálné zabezpečení kvality dat. Zvlášť kontrola duplicit zabránila tomu, aby aplikace obsahovala nesmyslné nebo duplicitní záznamy.</w:t>
+      </w:r>
+    </w:p>
+    <w:p>
+      <w:pPr>
+        <w:pStyle w:val="Nadpis3"/>
+      </w:pPr>
+      <w:bookmarkStart w:id="75" w:name="_Toc230179556"/>
       <w:r>
         <w:lastRenderedPageBreak/>
-        <w:t>Omezení přepočtů grafu</w:t>
-      </w:r>
-    </w:p>
-    <w:p>
-      <w:r>
-        <w:t xml:space="preserve">Komponenta grafu zajišťuje přepočet dat primárně při změně vstupů (hlavně </w:t>
-      </w:r>
-      <w:proofErr w:type="spellStart"/>
-      <w:r>
-        <w:t>history</w:t>
-      </w:r>
-      <w:proofErr w:type="spellEnd"/>
-      <w:r>
-        <w:t>). Díky tomu se graf zbytečně nepřepočítává při každé drobné změně, ale jen když je to potřeba.</w:t>
-      </w:r>
-    </w:p>
-    <w:p>
-      <w:r>
-        <w:t>Validace před uložením. Formulář nepovolí nekonzistentní data (např. prázdné nebo příliš dlouhé hodnoty, duplicitní návyky). Tím se do grafu a seznamu nikdy nedostanou problematické vstupy, které by zhoršily výkon i kvalitu zobrazení.</w:t>
-      </w:r>
-    </w:p>
-    <w:p>
-      <w:r>
-        <w:t>Celkově aplikace používá optimalizační principy typické pro front-end vývoj: reaktivní práce se stavem, efektivní zpracování dat a validace na hraně vstupu.</w:t>
-      </w:r>
-    </w:p>
-    <w:p/>
-    <w:p>
-      <w:pPr>
-        <w:pStyle w:val="Nadpis2"/>
-      </w:pPr>
-      <w:bookmarkStart w:id="46" w:name="_Toc226556251"/>
-      <w:r>
-        <w:t>Zkušenosti nabrané z této práce</w:t>
-      </w:r>
-      <w:bookmarkEnd w:id="46"/>
-    </w:p>
-    <w:p>
-      <w:r>
-        <w:t>Během vývoje aplikace Habit Tracker jsem získal/a praktické zkušenosti v několika oblastech, které jsou pro tvorbu školních i reálných projektů důležité.</w:t>
+        <w:t>Transformace dat pro graf</w:t>
+      </w:r>
+      <w:bookmarkEnd w:id="75"/>
+    </w:p>
+    <w:p>
+      <w:r>
+        <w:t>Další velice užitečná a cenná byla zkušenost s tím, jak převést surovou historii událostí na strukturu vhodnou pro graf (binování podle zvoleného období). To je častý problém v reálných aplikacích – data záznamů se musí agregovat do</w:t>
+      </w:r>
+      <w:r>
+        <w:t xml:space="preserve"> </w:t>
+      </w:r>
+      <w:proofErr w:type="spellStart"/>
+      <w:r>
+        <w:t>zobrazovatelných</w:t>
+      </w:r>
+      <w:proofErr w:type="spellEnd"/>
+      <w:r>
+        <w:t xml:space="preserve"> tvarů.</w:t>
       </w:r>
     </w:p>
     <w:p>
       <w:pPr>
         <w:pStyle w:val="Nadpis3"/>
       </w:pPr>
-      <w:r>
-        <w:t>Angular komponentový přístup</w:t>
-      </w:r>
-    </w:p>
-    <w:p>
-      <w:r>
-        <w:t>Utvrdil jsem si rozdělování úlohy do samostatných komponent (habit-</w:t>
-      </w:r>
-      <w:proofErr w:type="spellStart"/>
-      <w:r>
-        <w:t>form</w:t>
-      </w:r>
-      <w:proofErr w:type="spellEnd"/>
-      <w:r>
-        <w:t xml:space="preserve">, </w:t>
-      </w:r>
-      <w:proofErr w:type="spellStart"/>
-      <w:r>
-        <w:t>habits</w:t>
-      </w:r>
-      <w:proofErr w:type="spellEnd"/>
-      <w:r>
-        <w:t>-list, habit-</w:t>
-      </w:r>
-      <w:proofErr w:type="spellStart"/>
-      <w:r>
-        <w:t>graph</w:t>
-      </w:r>
-      <w:proofErr w:type="spellEnd"/>
-      <w:r>
-        <w:t>) způsobem, aby byla aplikace přehledná a snadno rozšiřitelná. Zvlášť přínosné bylo používat @Input a @Output pro předávání dat a událostí mezi komponentami.</w:t>
-      </w:r>
-    </w:p>
-    <w:p>
-      <w:pPr>
-        <w:pStyle w:val="Nadpis3"/>
-      </w:pPr>
-      <w:r>
-        <w:t>Práce se stavem a službami</w:t>
-      </w:r>
-    </w:p>
-    <w:p>
-      <w:r>
-        <w:t xml:space="preserve">Díky této práci jsem se naučil konstruovat </w:t>
-      </w:r>
-      <w:proofErr w:type="spellStart"/>
-      <w:r>
-        <w:t>DataService</w:t>
-      </w:r>
-      <w:proofErr w:type="spellEnd"/>
-      <w:r>
-        <w:t xml:space="preserve"> pro centralizovanou správu dat. Zjistil jsem, že reaktivní přístup (</w:t>
-      </w:r>
-      <w:proofErr w:type="spellStart"/>
-      <w:r>
-        <w:t>BehaviorSubject</w:t>
-      </w:r>
-      <w:proofErr w:type="spellEnd"/>
-      <w:r>
-        <w:t>) výrazně zjednodušuje konzistenci UI a díky tomu se lépe škáluje a opravuje.</w:t>
-      </w:r>
-    </w:p>
-    <w:p>
-      <w:pPr>
-        <w:pStyle w:val="Nadpis3"/>
-      </w:pPr>
-      <w:r>
-        <w:t>Validace a ošetření uživatelských vstupů</w:t>
-      </w:r>
-    </w:p>
-    <w:p>
-      <w:r>
-        <w:t>Formulář mi ukázal, že validace není jen „checkbox“, ale reálné zabezpečení kvality dat. Zvlášť kontrola duplicit zabránila tomu, aby aplikace obsahovala nesmyslné nebo duplicitní záznamy.</w:t>
-      </w:r>
-    </w:p>
-    <w:p>
-      <w:pPr>
-        <w:pStyle w:val="Nadpis3"/>
-      </w:pPr>
-      <w:r>
-        <w:t>Transformace dat pro graf</w:t>
-      </w:r>
-    </w:p>
-    <w:p>
-      <w:r>
-        <w:t>Další velice užitečná a cenná byla zkušenost s tím, jak převést surovou historii událostí na strukturu vhodnou pro graf (binování podle zvoleného období). To je častý problém v reálných aplikacích – data záznamů se musí agregovat do</w:t>
-      </w:r>
-      <w:r>
-        <w:t xml:space="preserve"> </w:t>
-      </w:r>
-      <w:proofErr w:type="spellStart"/>
-      <w:r>
-        <w:t>zobrazovatelných</w:t>
-      </w:r>
-      <w:proofErr w:type="spellEnd"/>
-      <w:r>
-        <w:t xml:space="preserve"> tvarů.</w:t>
-      </w:r>
-    </w:p>
-    <w:p>
-      <w:pPr>
-        <w:pStyle w:val="Nadpis3"/>
-      </w:pPr>
+      <w:bookmarkStart w:id="76" w:name="_Toc230179557"/>
       <w:r>
         <w:t>Uživatelská použitelnost</w:t>
       </w:r>
+      <w:bookmarkEnd w:id="76"/>
     </w:p>
     <w:p>
       <w:r>
@@ -8541,12 +9766,12 @@
         </w:numPr>
         <w:ind w:left="720"/>
       </w:pPr>
-      <w:bookmarkStart w:id="47" w:name="_Toc226556252"/>
+      <w:bookmarkStart w:id="77" w:name="_Toc230179558"/>
       <w:r>
         <w:lastRenderedPageBreak/>
         <w:t>Závěr</w:t>
       </w:r>
-      <w:bookmarkEnd w:id="47"/>
+      <w:bookmarkEnd w:id="77"/>
     </w:p>
     <w:p>
       <w:r>
@@ -8554,27 +9779,22 @@
       </w:r>
       <w:proofErr w:type="spellStart"/>
       <w:r>
-        <w:t>observables.</w:t>
-      </w:r>
-      <w:proofErr w:type="spellEnd"/>
-    </w:p>
-    <w:p>
-      <w:r>
-        <w:t xml:space="preserve">Aplikace splňuje svůj primární </w:t>
-      </w:r>
-      <w:proofErr w:type="gramStart"/>
-      <w:r>
-        <w:t xml:space="preserve">účel </w:t>
+        <w:t>observables</w:t>
+      </w:r>
+      <w:proofErr w:type="spellEnd"/>
+      <w:r>
+        <w:t>.</w:t>
+      </w:r>
+    </w:p>
+    <w:p>
+      <w:r>
+        <w:t xml:space="preserve">Aplikace splňuje svůj primární účel </w:t>
       </w:r>
       <w:r>
         <w:t xml:space="preserve">- </w:t>
       </w:r>
       <w:r>
-        <w:t>umožňuje</w:t>
-      </w:r>
-      <w:proofErr w:type="gramEnd"/>
-      <w:r>
-        <w:t xml:space="preserve"> uživatelům intuitivně sledovat a spravovat své návyky a zlozvyky s vizuální zpětnou vazbou v reálném čase. Kombinace Angular Material pro konzistentní design, SCSS pro flexibilní stylování a lokálního úložiště pro perzistenci dat vytváří stabilní a rozšiřitelné řešení. Ačkoli je aplikace v současné podobě plně funkční, existují možnosti pro budoucí rozšíření, jako je synchronizace dat přes cloud, notifikace pro připomenutí návyků nebo pokročilejší analýzy trendů.</w:t>
+        <w:t>umožňuje uživatelům intuitivně sledovat a spravovat své návyky a zlozvyky s vizuální zpětnou vazbou v reálném čase. Kombinace Angular Material pro konzistentní design, SCSS pro flexibilní stylování a lokálního úložiště pro perzistenci dat vytváří stabilní a rozšiřitelné řešení. Ačkoli je aplikace v současné podobě plně funkční, existují možnosti pro budoucí rozšíření, jako je synchronizace dat přes cloud, notifikace pro připomenutí návyků nebo pokročilejší analýzy trendů.</w:t>
       </w:r>
     </w:p>
     <w:p>
@@ -8608,16 +9828,16 @@
         </w:numPr>
         <w:ind w:left="720"/>
       </w:pPr>
-      <w:bookmarkStart w:id="48" w:name="_Toc222315302"/>
-      <w:bookmarkStart w:id="49" w:name="_Toc223513779"/>
-      <w:bookmarkStart w:id="50" w:name="_Toc226556253"/>
+      <w:bookmarkStart w:id="78" w:name="_Toc222315302"/>
+      <w:bookmarkStart w:id="79" w:name="_Toc223513779"/>
+      <w:bookmarkStart w:id="80" w:name="_Toc230179559"/>
       <w:r>
         <w:lastRenderedPageBreak/>
         <w:t>Použitá literatura</w:t>
       </w:r>
-      <w:bookmarkEnd w:id="48"/>
-      <w:bookmarkEnd w:id="49"/>
-      <w:bookmarkEnd w:id="50"/>
+      <w:bookmarkEnd w:id="78"/>
+      <w:bookmarkEnd w:id="79"/>
+      <w:bookmarkEnd w:id="80"/>
     </w:p>
     <w:p>
       <w:pPr>
@@ -8685,21 +9905,7 @@
           <w:rPr>
             <w:rStyle w:val="Hypertextovodkaz"/>
           </w:rPr>
-          <w:t>https://www.typescriptlang.org/</w:t>
-        </w:r>
-        <w:proofErr w:type="spellStart"/>
-        <w:r>
-          <w:rPr>
-            <w:rStyle w:val="Hypertextovodkaz"/>
-          </w:rPr>
-          <w:t>docs</w:t>
-        </w:r>
-        <w:proofErr w:type="spellEnd"/>
-        <w:r>
-          <w:rPr>
-            <w:rStyle w:val="Hypertextovodkaz"/>
-          </w:rPr>
-          <w:t>/</w:t>
+          <w:t>https://www.typescriptlang.org/docs/</w:t>
         </w:r>
       </w:hyperlink>
     </w:p>
@@ -8760,16 +9966,16 @@
         </w:numPr>
         <w:ind w:left="720"/>
       </w:pPr>
-      <w:bookmarkStart w:id="51" w:name="_Toc222315303"/>
-      <w:bookmarkStart w:id="52" w:name="_Toc223513780"/>
-      <w:bookmarkStart w:id="53" w:name="_Toc226556254"/>
+      <w:bookmarkStart w:id="81" w:name="_Toc222315303"/>
+      <w:bookmarkStart w:id="82" w:name="_Toc223513780"/>
+      <w:bookmarkStart w:id="83" w:name="_Toc230179560"/>
       <w:r>
         <w:lastRenderedPageBreak/>
         <w:t>Seznam obrázků</w:t>
       </w:r>
-      <w:bookmarkEnd w:id="51"/>
-      <w:bookmarkEnd w:id="52"/>
-      <w:bookmarkEnd w:id="53"/>
+      <w:bookmarkEnd w:id="81"/>
+      <w:bookmarkEnd w:id="82"/>
+      <w:bookmarkEnd w:id="83"/>
     </w:p>
     <w:p>
       <w:r>
@@ -9163,16 +10369,16 @@
         </w:numPr>
         <w:ind w:left="720"/>
       </w:pPr>
-      <w:bookmarkStart w:id="54" w:name="_Toc222315304"/>
-      <w:bookmarkStart w:id="55" w:name="_Toc223513781"/>
-      <w:bookmarkStart w:id="56" w:name="_Toc226556255"/>
+      <w:bookmarkStart w:id="84" w:name="_Toc222315304"/>
+      <w:bookmarkStart w:id="85" w:name="_Toc223513781"/>
+      <w:bookmarkStart w:id="86" w:name="_Toc230179561"/>
       <w:r>
         <w:lastRenderedPageBreak/>
         <w:t>Seznam tabulek</w:t>
       </w:r>
-      <w:bookmarkEnd w:id="54"/>
-      <w:bookmarkEnd w:id="55"/>
-      <w:bookmarkEnd w:id="56"/>
+      <w:bookmarkEnd w:id="84"/>
+      <w:bookmarkEnd w:id="85"/>
+      <w:bookmarkEnd w:id="86"/>
     </w:p>
     <w:p>
       <w:pPr>
@@ -9274,16 +10480,16 @@
         </w:numPr>
         <w:ind w:left="720"/>
       </w:pPr>
-      <w:bookmarkStart w:id="57" w:name="_Toc222315305"/>
-      <w:bookmarkStart w:id="58" w:name="_Toc223513782"/>
-      <w:bookmarkStart w:id="59" w:name="_Toc226556256"/>
+      <w:bookmarkStart w:id="87" w:name="_Toc222315305"/>
+      <w:bookmarkStart w:id="88" w:name="_Toc223513782"/>
+      <w:bookmarkStart w:id="89" w:name="_Toc230179562"/>
       <w:r>
         <w:lastRenderedPageBreak/>
         <w:t>Seznam příloh</w:t>
       </w:r>
-      <w:bookmarkEnd w:id="57"/>
-      <w:bookmarkEnd w:id="58"/>
-      <w:bookmarkEnd w:id="59"/>
+      <w:bookmarkEnd w:id="87"/>
+      <w:bookmarkEnd w:id="88"/>
+      <w:bookmarkEnd w:id="89"/>
     </w:p>
     <w:p>
       <w:r>
@@ -9335,16 +10541,16 @@
         </w:numPr>
         <w:ind w:left="720"/>
       </w:pPr>
-      <w:bookmarkStart w:id="60" w:name="_Toc222315306"/>
-      <w:bookmarkStart w:id="61" w:name="_Toc223513783"/>
-      <w:bookmarkStart w:id="62" w:name="_Toc226556257"/>
+      <w:bookmarkStart w:id="90" w:name="_Toc222315306"/>
+      <w:bookmarkStart w:id="91" w:name="_Toc223513783"/>
+      <w:bookmarkStart w:id="92" w:name="_Toc230179563"/>
       <w:r>
         <w:lastRenderedPageBreak/>
         <w:t>Přílohy</w:t>
       </w:r>
-      <w:bookmarkEnd w:id="60"/>
-      <w:bookmarkEnd w:id="61"/>
-      <w:bookmarkEnd w:id="62"/>
+      <w:bookmarkEnd w:id="90"/>
+      <w:bookmarkEnd w:id="91"/>
+      <w:bookmarkEnd w:id="92"/>
     </w:p>
     <w:p>
       <w:r>
@@ -10004,21 +11210,13 @@
       <w:ptab w:relativeTo="margin" w:alignment="right" w:leader="none"/>
     </w:r>
     <w:r>
-      <w:t>3.</w:t>
-    </w:r>
-    <w:proofErr w:type="gramStart"/>
-    <w:r>
-      <w:t>E</w:t>
+      <w:t>3.E</w:t>
     </w:r>
     <w:r>
       <w:t xml:space="preserve"> – </w:t>
     </w:r>
     <w:r>
-      <w:t>2025</w:t>
-    </w:r>
-    <w:proofErr w:type="gramEnd"/>
-    <w:r>
-      <w:t>/2026</w:t>
+      <w:t>2025/2026</w:t>
     </w:r>
   </w:p>
 </w:hdr>

--- a/Barta_rocnikova_prace.docx
+++ b/Barta_rocnikova_prace.docx
@@ -5877,7 +5877,15 @@
       </w:r>
       <w:proofErr w:type="spellEnd"/>
       <w:r>
-        <w:t xml:space="preserve"> Studio Codu je, že s jinými vývojovými nástroji nemám až takové zkušenosti jako právě s tímto. Na naší škole se většina práce s kódem dělá právě v tomto IDE, takže jsem si postupně osvojil jeho ovládání, práci s projektem, ladění a hlavně i to, jak v něm pracovat „běžně“, aniž bych pořád musel hledat, kde se jaká možnost nachází. To u ročníkové práce pomáhá hodně, protože když se člověk soustředí hlavně na samotnou aplikaci, nechce ztrácet čas tím, že se učí nové IDE nebo nové nastavení.</w:t>
+        <w:t xml:space="preserve"> Studio Codu je, že s jinými vývojovými nástroji nemám až takové zkušenosti jako právě s tímto. Na naší škole se většina práce s kódem dělá právě v tomto IDE, takže jsem si postupně osvojil jeho ovládání, práci s projektem, </w:t>
+      </w:r>
+      <w:proofErr w:type="gramStart"/>
+      <w:r>
+        <w:t>ladění</w:t>
+      </w:r>
+      <w:proofErr w:type="gramEnd"/>
+      <w:r>
+        <w:t xml:space="preserve"> a hlavně i to, jak v něm pracovat „běžně“, aniž bych pořád musel hledat, kde se jaká možnost nachází. To u ročníkové práce pomáhá hodně, protože když se člověk soustředí hlavně na samotnou aplikaci, nechce ztrácet čas tím, že se učí nové IDE nebo nové nastavení.</w:t>
       </w:r>
     </w:p>
     <w:p>
@@ -6636,11 +6644,16 @@
       <w:r>
         <w:t xml:space="preserve"> slouží </w:t>
       </w:r>
+      <w:proofErr w:type="gramStart"/>
       <w:r>
         <w:t xml:space="preserve">pro </w:t>
       </w:r>
       <w:r>
-        <w:t xml:space="preserve"> definování struktury objektů. V projektu jsem definoval interface pro Habit Tento interface zajišťuje, že všechny návyky v aplikaci mají konzistentní strukturu a jsou správně typované.</w:t>
+        <w:t xml:space="preserve"> definování</w:t>
+      </w:r>
+      <w:proofErr w:type="gramEnd"/>
+      <w:r>
+        <w:t xml:space="preserve"> struktury objektů. V projektu jsem definoval interface pro Habit Tento interface zajišťuje, že všechny návyky v aplikaci mají konzistentní strukturu a jsou správně typované.</w:t>
       </w:r>
     </w:p>
     <w:p>
@@ -7110,11 +7123,16 @@
             <w:tcW w:w="3210" w:type="dxa"/>
           </w:tcPr>
           <w:p>
+            <w:proofErr w:type="gramStart"/>
             <w:r>
               <w:t>U</w:t>
             </w:r>
             <w:r>
-              <w:t>kazatel zda daný habit náleží skupině kladné nebo špatné</w:t>
+              <w:t>kazatel</w:t>
+            </w:r>
+            <w:proofErr w:type="gramEnd"/>
+            <w:r>
+              <w:t xml:space="preserve"> zda daný habit náleží skupině kladné nebo špatné</w:t>
             </w:r>
           </w:p>
         </w:tc>
@@ -7136,6 +7154,7 @@
           </w:tcPr>
           <w:p>
             <w:proofErr w:type="spellStart"/>
+            <w:proofErr w:type="gramStart"/>
             <w:r>
               <w:t>Array</w:t>
             </w:r>
@@ -7144,6 +7163,7 @@
               <w:t>&lt;</w:t>
             </w:r>
             <w:proofErr w:type="spellStart"/>
+            <w:proofErr w:type="gramEnd"/>
             <w:r>
               <w:t>Date</w:t>
             </w:r>
@@ -7221,7 +7241,7 @@
         <w:pStyle w:val="Titulek"/>
         <w:jc w:val="left"/>
       </w:pPr>
-      <w:bookmarkStart w:id="57" w:name="_Toc230173683"/>
+      <w:bookmarkStart w:id="57" w:name="_Toc230179648"/>
       <w:r>
         <w:t xml:space="preserve">Tabulka </w:t>
       </w:r>
@@ -7661,6 +7681,7 @@
       <w:pPr>
         <w:pStyle w:val="Titulek"/>
       </w:pPr>
+      <w:bookmarkStart w:id="59" w:name="_Toc230179649"/>
       <w:r>
         <w:t xml:space="preserve">Tabulka </w:t>
       </w:r>
@@ -7689,6 +7710,7 @@
       <w:r>
         <w:t>toolbaru</w:t>
       </w:r>
+      <w:bookmarkEnd w:id="59"/>
       <w:proofErr w:type="spellEnd"/>
     </w:p>
     <w:p>
@@ -7780,7 +7802,7 @@
       <w:pPr>
         <w:pStyle w:val="Titulek"/>
       </w:pPr>
-      <w:bookmarkStart w:id="59" w:name="_Toc230174422"/>
+      <w:bookmarkStart w:id="60" w:name="_Toc230179642"/>
       <w:r>
         <w:t xml:space="preserve">Obrázek </w:t>
       </w:r>
@@ -7805,17 +7827,17 @@
       <w:r>
         <w:t>: Hlavní UI</w:t>
       </w:r>
-      <w:bookmarkEnd w:id="59"/>
+      <w:bookmarkEnd w:id="60"/>
     </w:p>
     <w:p>
       <w:pPr>
         <w:pStyle w:val="Nadpis2"/>
       </w:pPr>
-      <w:bookmarkStart w:id="60" w:name="_Toc230179545"/>
+      <w:bookmarkStart w:id="61" w:name="_Toc230179545"/>
       <w:r>
         <w:t>Formulář pro vytváření nových návyků</w:t>
       </w:r>
-      <w:bookmarkEnd w:id="60"/>
+      <w:bookmarkEnd w:id="61"/>
     </w:p>
     <w:p>
       <w:r>
@@ -8075,6 +8097,7 @@
       <w:pPr>
         <w:pStyle w:val="Titulek"/>
       </w:pPr>
+      <w:bookmarkStart w:id="62" w:name="_Toc230179650"/>
       <w:r>
         <w:t xml:space="preserve">Tabulka </w:t>
       </w:r>
@@ -8099,6 +8122,7 @@
       <w:r>
         <w:t>: Vstupy formuláře</w:t>
       </w:r>
+      <w:bookmarkEnd w:id="62"/>
     </w:p>
     <w:p>
       <w:r>
@@ -8215,7 +8239,7 @@
       <w:pPr>
         <w:pStyle w:val="Titulek"/>
       </w:pPr>
-      <w:bookmarkStart w:id="61" w:name="_Toc230174423"/>
+      <w:bookmarkStart w:id="63" w:name="_Toc230179643"/>
       <w:r>
         <w:t xml:space="preserve">Obrázek </w:t>
       </w:r>
@@ -8240,17 +8264,17 @@
       <w:r>
         <w:t>: Formulář pro přidání nových habitů</w:t>
       </w:r>
-      <w:bookmarkEnd w:id="61"/>
+      <w:bookmarkEnd w:id="63"/>
     </w:p>
     <w:p>
       <w:pPr>
         <w:pStyle w:val="Nadpis2"/>
       </w:pPr>
-      <w:bookmarkStart w:id="62" w:name="_Toc230179546"/>
+      <w:bookmarkStart w:id="64" w:name="_Toc230179546"/>
       <w:r>
         <w:t>Seznamy návyků</w:t>
       </w:r>
-      <w:bookmarkEnd w:id="62"/>
+      <w:bookmarkEnd w:id="64"/>
     </w:p>
     <w:p>
       <w:r>
@@ -8416,6 +8440,7 @@
       <w:pPr>
         <w:pStyle w:val="Titulek"/>
       </w:pPr>
+      <w:bookmarkStart w:id="65" w:name="_Toc230179651"/>
       <w:r>
         <w:t xml:space="preserve">Tabulka </w:t>
       </w:r>
@@ -8440,6 +8465,7 @@
       <w:r>
         <w:t>: Členové za funkcí UI</w:t>
       </w:r>
+      <w:bookmarkEnd w:id="65"/>
     </w:p>
     <w:p>
       <w:r>
@@ -8535,6 +8561,7 @@
       <w:pPr>
         <w:pStyle w:val="Titulek"/>
       </w:pPr>
+      <w:bookmarkStart w:id="66" w:name="_Toc230179652"/>
       <w:r>
         <w:t xml:space="preserve">Tabulka </w:t>
       </w:r>
@@ -8559,6 +8586,7 @@
       <w:r>
         <w:t>: výstupní eventy UI</w:t>
       </w:r>
+      <w:bookmarkEnd w:id="66"/>
     </w:p>
     <w:p>
       <w:r>
@@ -8640,7 +8668,7 @@
       <w:pPr>
         <w:pStyle w:val="Titulek"/>
       </w:pPr>
-      <w:bookmarkStart w:id="63" w:name="_Toc230174424"/>
+      <w:bookmarkStart w:id="67" w:name="_Toc230179644"/>
       <w:r>
         <w:t xml:space="preserve">Obrázek </w:t>
       </w:r>
@@ -8665,17 +8693,17 @@
       <w:r>
         <w:t>: Seznam habitů</w:t>
       </w:r>
-      <w:bookmarkEnd w:id="63"/>
+      <w:bookmarkEnd w:id="67"/>
     </w:p>
     <w:p>
       <w:pPr>
         <w:pStyle w:val="Nadpis2"/>
       </w:pPr>
-      <w:bookmarkStart w:id="64" w:name="_Toc230179547"/>
+      <w:bookmarkStart w:id="68" w:name="_Toc230179547"/>
       <w:r>
         <w:t>Vizualizace plnění návyku</w:t>
       </w:r>
-      <w:bookmarkEnd w:id="64"/>
+      <w:bookmarkEnd w:id="68"/>
     </w:p>
     <w:p>
       <w:pPr>
@@ -8756,12 +8784,17 @@
               <w:t xml:space="preserve">: </w:t>
             </w:r>
             <w:proofErr w:type="spellStart"/>
+            <w:proofErr w:type="gramStart"/>
             <w:r>
               <w:t>Date</w:t>
             </w:r>
             <w:proofErr w:type="spellEnd"/>
             <w:r>
-              <w:t>[]</w:t>
+              <w:t>[</w:t>
+            </w:r>
+            <w:proofErr w:type="gramEnd"/>
+            <w:r>
+              <w:t>]</w:t>
             </w:r>
           </w:p>
         </w:tc>
@@ -8808,6 +8841,7 @@
       <w:pPr>
         <w:pStyle w:val="Titulek"/>
       </w:pPr>
+      <w:bookmarkStart w:id="69" w:name="_Toc230179653"/>
       <w:r>
         <w:t xml:space="preserve">Tabulka </w:t>
       </w:r>
@@ -8836,6 +8870,7 @@
       <w:r>
         <w:t>HabitGraphu</w:t>
       </w:r>
+      <w:bookmarkEnd w:id="69"/>
       <w:proofErr w:type="spellEnd"/>
     </w:p>
     <w:p>
@@ -8977,6 +9012,7 @@
       <w:pPr>
         <w:pStyle w:val="Titulek"/>
       </w:pPr>
+      <w:bookmarkStart w:id="70" w:name="_Toc230179654"/>
       <w:r>
         <w:t xml:space="preserve">Tabulka </w:t>
       </w:r>
@@ -9001,6 +9037,7 @@
       <w:r>
         <w:t>: možnosti grafu</w:t>
       </w:r>
+      <w:bookmarkEnd w:id="70"/>
     </w:p>
     <w:p>
       <w:r>
@@ -9085,7 +9122,7 @@
           <w:rStyle w:val="Siln"/>
         </w:rPr>
       </w:pPr>
-      <w:bookmarkStart w:id="65" w:name="_Toc230174425"/>
+      <w:bookmarkStart w:id="71" w:name="_Toc230179645"/>
       <w:r>
         <w:t xml:space="preserve">Obrázek </w:t>
       </w:r>
@@ -9110,17 +9147,17 @@
       <w:r>
         <w:t>: Rozevřený habit</w:t>
       </w:r>
-      <w:bookmarkEnd w:id="65"/>
+      <w:bookmarkEnd w:id="71"/>
     </w:p>
     <w:p>
       <w:pPr>
         <w:pStyle w:val="Nadpis2"/>
       </w:pPr>
-      <w:bookmarkStart w:id="66" w:name="_Toc230179548"/>
+      <w:bookmarkStart w:id="72" w:name="_Toc230179548"/>
       <w:r>
         <w:t>Styling a responzivita aplikace</w:t>
       </w:r>
-      <w:bookmarkEnd w:id="66"/>
+      <w:bookmarkEnd w:id="72"/>
     </w:p>
     <w:p>
       <w:r>
@@ -9172,10 +9209,12 @@
         <w:t xml:space="preserve"> a </w:t>
       </w:r>
       <w:proofErr w:type="spellStart"/>
+      <w:proofErr w:type="gramStart"/>
       <w:r>
         <w:t>variables.scss</w:t>
       </w:r>
       <w:proofErr w:type="spellEnd"/>
+      <w:proofErr w:type="gramEnd"/>
       <w:r>
         <w:t>.</w:t>
       </w:r>
@@ -9196,26 +9235,40 @@
         <w:t xml:space="preserve"> souborech (</w:t>
       </w:r>
       <w:proofErr w:type="spellStart"/>
-      <w:r>
-        <w:t>např.habit-graph.scss</w:t>
+      <w:proofErr w:type="gramStart"/>
+      <w:r>
+        <w:t>např.habit</w:t>
+      </w:r>
+      <w:proofErr w:type="gramEnd"/>
+      <w:r>
+        <w:t>-</w:t>
+      </w:r>
+      <w:proofErr w:type="gramStart"/>
+      <w:r>
+        <w:t>graph.scss</w:t>
       </w:r>
       <w:proofErr w:type="spellEnd"/>
+      <w:proofErr w:type="gramEnd"/>
       <w:r>
         <w:t xml:space="preserve"> a </w:t>
       </w:r>
       <w:proofErr w:type="spellStart"/>
+      <w:proofErr w:type="gramStart"/>
       <w:r>
         <w:t>habits.scss</w:t>
       </w:r>
       <w:proofErr w:type="spellEnd"/>
+      <w:proofErr w:type="gramEnd"/>
       <w:r>
         <w:t>, případně habit-</w:t>
       </w:r>
       <w:proofErr w:type="spellStart"/>
+      <w:proofErr w:type="gramStart"/>
       <w:r>
         <w:t>calendar.scss</w:t>
       </w:r>
       <w:proofErr w:type="spellEnd"/>
+      <w:proofErr w:type="gramEnd"/>
       <w:r>
         <w:t>).</w:t>
       </w:r>
@@ -9365,6 +9418,7 @@
       <w:pPr>
         <w:pStyle w:val="Titulek"/>
       </w:pPr>
+      <w:bookmarkStart w:id="73" w:name="_Toc230179655"/>
       <w:r>
         <w:t xml:space="preserve">Tabulka </w:t>
       </w:r>
@@ -9395,6 +9449,7 @@
       <w:r>
         <w:t xml:space="preserve"> na stylování</w:t>
       </w:r>
+      <w:bookmarkEnd w:id="73"/>
     </w:p>
     <w:p>
       <w:r>
@@ -9458,7 +9513,7 @@
       <w:pPr>
         <w:pStyle w:val="Titulek"/>
       </w:pPr>
-      <w:bookmarkStart w:id="67" w:name="_Toc230174426"/>
+      <w:bookmarkStart w:id="74" w:name="_Toc230179646"/>
       <w:r>
         <w:t xml:space="preserve">Obrázek </w:t>
       </w:r>
@@ -9483,18 +9538,18 @@
       <w:r>
         <w:t>: mobilní verze aplikace</w:t>
       </w:r>
-      <w:bookmarkEnd w:id="67"/>
+      <w:bookmarkEnd w:id="74"/>
     </w:p>
     <w:p>
       <w:pPr>
         <w:pStyle w:val="Nadpis2"/>
       </w:pPr>
-      <w:bookmarkStart w:id="68" w:name="_Toc230179549"/>
+      <w:bookmarkStart w:id="75" w:name="_Toc230179549"/>
       <w:r>
         <w:lastRenderedPageBreak/>
         <w:t>Optimalizace</w:t>
       </w:r>
-      <w:bookmarkEnd w:id="68"/>
+      <w:bookmarkEnd w:id="75"/>
     </w:p>
     <w:p>
       <w:r>
@@ -9508,7 +9563,7 @@
       <w:r>
         <w:t xml:space="preserve"> </w:t>
       </w:r>
-      <w:bookmarkStart w:id="69" w:name="_Toc230179550"/>
+      <w:bookmarkStart w:id="76" w:name="_Toc230179550"/>
       <w:r>
         <w:t>Centrální servis pro data (</w:t>
       </w:r>
@@ -9520,7 +9575,7 @@
       <w:r>
         <w:t>)</w:t>
       </w:r>
-      <w:bookmarkEnd w:id="69"/>
+      <w:bookmarkEnd w:id="76"/>
     </w:p>
     <w:p>
       <w:r>
@@ -9545,18 +9600,26 @@
       </w:r>
       <w:proofErr w:type="spellEnd"/>
       <w:r>
-        <w:t>). Komponenty pracují s data tokem a reagují na změny. Díky tomu je UI konzistentní bez nutnosti ručně volat přepočty napříč komponentami.</w:t>
+        <w:t xml:space="preserve">). Komponenty pracují </w:t>
+      </w:r>
+      <w:proofErr w:type="gramStart"/>
+      <w:r>
+        <w:t>s</w:t>
+      </w:r>
+      <w:proofErr w:type="gramEnd"/>
+      <w:r>
+        <w:t xml:space="preserve"> data tokem a reagují na změny. Díky tomu je UI konzistentní bez nutnosti ručně volat přepočty napříč komponentami.</w:t>
       </w:r>
     </w:p>
     <w:p>
       <w:pPr>
         <w:pStyle w:val="Nadpis3"/>
       </w:pPr>
-      <w:bookmarkStart w:id="70" w:name="_Toc230179551"/>
+      <w:bookmarkStart w:id="77" w:name="_Toc230179551"/>
       <w:r>
         <w:t>Omezení přepočtů grafu</w:t>
       </w:r>
-      <w:bookmarkEnd w:id="70"/>
+      <w:bookmarkEnd w:id="77"/>
     </w:p>
     <w:p>
       <w:r>
@@ -9586,11 +9649,11 @@
       <w:pPr>
         <w:pStyle w:val="Nadpis2"/>
       </w:pPr>
-      <w:bookmarkStart w:id="71" w:name="_Toc230179552"/>
+      <w:bookmarkStart w:id="78" w:name="_Toc230179552"/>
       <w:r>
         <w:t>Zkušenosti nabrané z této práce</w:t>
       </w:r>
-      <w:bookmarkEnd w:id="71"/>
+      <w:bookmarkEnd w:id="78"/>
     </w:p>
     <w:p>
       <w:r>
@@ -9601,11 +9664,11 @@
       <w:pPr>
         <w:pStyle w:val="Nadpis3"/>
       </w:pPr>
-      <w:bookmarkStart w:id="72" w:name="_Toc230179553"/>
+      <w:bookmarkStart w:id="79" w:name="_Toc230179553"/>
       <w:r>
         <w:t>Angular komponentový přístup</w:t>
       </w:r>
-      <w:bookmarkEnd w:id="72"/>
+      <w:bookmarkEnd w:id="79"/>
     </w:p>
     <w:p>
       <w:r>
@@ -9640,11 +9703,11 @@
       <w:pPr>
         <w:pStyle w:val="Nadpis3"/>
       </w:pPr>
-      <w:bookmarkStart w:id="73" w:name="_Toc230179554"/>
+      <w:bookmarkStart w:id="80" w:name="_Toc230179554"/>
       <w:r>
         <w:t>Práce se stavem a službami</w:t>
       </w:r>
-      <w:bookmarkEnd w:id="73"/>
+      <w:bookmarkEnd w:id="80"/>
     </w:p>
     <w:p>
       <w:r>
@@ -9671,11 +9734,11 @@
       <w:pPr>
         <w:pStyle w:val="Nadpis3"/>
       </w:pPr>
-      <w:bookmarkStart w:id="74" w:name="_Toc230179555"/>
+      <w:bookmarkStart w:id="81" w:name="_Toc230179555"/>
       <w:r>
         <w:t>Validace a ošetření uživatelských vstupů</w:t>
       </w:r>
-      <w:bookmarkEnd w:id="74"/>
+      <w:bookmarkEnd w:id="81"/>
     </w:p>
     <w:p>
       <w:r>
@@ -9686,12 +9749,12 @@
       <w:pPr>
         <w:pStyle w:val="Nadpis3"/>
       </w:pPr>
-      <w:bookmarkStart w:id="75" w:name="_Toc230179556"/>
+      <w:bookmarkStart w:id="82" w:name="_Toc230179556"/>
       <w:r>
         <w:lastRenderedPageBreak/>
         <w:t>Transformace dat pro graf</w:t>
       </w:r>
-      <w:bookmarkEnd w:id="75"/>
+      <w:bookmarkEnd w:id="82"/>
     </w:p>
     <w:p>
       <w:r>
@@ -9713,11 +9776,11 @@
       <w:pPr>
         <w:pStyle w:val="Nadpis3"/>
       </w:pPr>
-      <w:bookmarkStart w:id="76" w:name="_Toc230179557"/>
+      <w:bookmarkStart w:id="83" w:name="_Toc230179557"/>
       <w:r>
         <w:t>Uživatelská použitelnost</w:t>
       </w:r>
-      <w:bookmarkEnd w:id="76"/>
+      <w:bookmarkEnd w:id="83"/>
     </w:p>
     <w:p>
       <w:r>
@@ -9766,12 +9829,12 @@
         </w:numPr>
         <w:ind w:left="720"/>
       </w:pPr>
-      <w:bookmarkStart w:id="77" w:name="_Toc230179558"/>
+      <w:bookmarkStart w:id="84" w:name="_Toc230179558"/>
       <w:r>
         <w:lastRenderedPageBreak/>
         <w:t>Závěr</w:t>
       </w:r>
-      <w:bookmarkEnd w:id="77"/>
+      <w:bookmarkEnd w:id="84"/>
     </w:p>
     <w:p>
       <w:r>
@@ -9788,13 +9851,21 @@
     </w:p>
     <w:p>
       <w:r>
-        <w:t xml:space="preserve">Aplikace splňuje svůj primární účel </w:t>
+        <w:t xml:space="preserve">Aplikace splňuje svůj primární </w:t>
+      </w:r>
+      <w:proofErr w:type="gramStart"/>
+      <w:r>
+        <w:t xml:space="preserve">účel </w:t>
       </w:r>
       <w:r>
         <w:t xml:space="preserve">- </w:t>
       </w:r>
       <w:r>
-        <w:t>umožňuje uživatelům intuitivně sledovat a spravovat své návyky a zlozvyky s vizuální zpětnou vazbou v reálném čase. Kombinace Angular Material pro konzistentní design, SCSS pro flexibilní stylování a lokálního úložiště pro perzistenci dat vytváří stabilní a rozšiřitelné řešení. Ačkoli je aplikace v současné podobě plně funkční, existují možnosti pro budoucí rozšíření, jako je synchronizace dat přes cloud, notifikace pro připomenutí návyků nebo pokročilejší analýzy trendů.</w:t>
+        <w:t>umožňuje</w:t>
+      </w:r>
+      <w:proofErr w:type="gramEnd"/>
+      <w:r>
+        <w:t xml:space="preserve"> uživatelům intuitivně sledovat a spravovat své návyky a zlozvyky s vizuální zpětnou vazbou v reálném čase. Kombinace Angular Material pro konzistentní design, SCSS pro flexibilní stylování a lokálního úložiště pro perzistenci dat vytváří stabilní a rozšiřitelné řešení. Ačkoli je aplikace v současné podobě plně funkční, existují možnosti pro budoucí rozšíření, jako je synchronizace dat přes cloud, notifikace pro připomenutí návyků nebo pokročilejší analýzy trendů.</w:t>
       </w:r>
     </w:p>
     <w:p>
@@ -9828,16 +9899,16 @@
         </w:numPr>
         <w:ind w:left="720"/>
       </w:pPr>
-      <w:bookmarkStart w:id="78" w:name="_Toc222315302"/>
-      <w:bookmarkStart w:id="79" w:name="_Toc223513779"/>
-      <w:bookmarkStart w:id="80" w:name="_Toc230179559"/>
+      <w:bookmarkStart w:id="85" w:name="_Toc222315302"/>
+      <w:bookmarkStart w:id="86" w:name="_Toc223513779"/>
+      <w:bookmarkStart w:id="87" w:name="_Toc230179559"/>
       <w:r>
         <w:lastRenderedPageBreak/>
         <w:t>Použitá literatura</w:t>
       </w:r>
-      <w:bookmarkEnd w:id="78"/>
-      <w:bookmarkEnd w:id="79"/>
-      <w:bookmarkEnd w:id="80"/>
+      <w:bookmarkEnd w:id="85"/>
+      <w:bookmarkEnd w:id="86"/>
+      <w:bookmarkEnd w:id="87"/>
     </w:p>
     <w:p>
       <w:pPr>
@@ -9966,16 +10037,16 @@
         </w:numPr>
         <w:ind w:left="720"/>
       </w:pPr>
-      <w:bookmarkStart w:id="81" w:name="_Toc222315303"/>
-      <w:bookmarkStart w:id="82" w:name="_Toc223513780"/>
-      <w:bookmarkStart w:id="83" w:name="_Toc230179560"/>
+      <w:bookmarkStart w:id="88" w:name="_Toc222315303"/>
+      <w:bookmarkStart w:id="89" w:name="_Toc223513780"/>
+      <w:bookmarkStart w:id="90" w:name="_Toc230179560"/>
       <w:r>
         <w:lastRenderedPageBreak/>
         <w:t>Seznam obrázků</w:t>
       </w:r>
-      <w:bookmarkEnd w:id="81"/>
-      <w:bookmarkEnd w:id="82"/>
-      <w:bookmarkEnd w:id="83"/>
+      <w:bookmarkEnd w:id="88"/>
+      <w:bookmarkEnd w:id="89"/>
+      <w:bookmarkEnd w:id="90"/>
     </w:p>
     <w:p>
       <w:r>
@@ -10004,7 +10075,7 @@
       <w:r>
         <w:fldChar w:fldCharType="separate"/>
       </w:r>
-      <w:hyperlink w:anchor="_Toc230174422" w:history="1">
+      <w:hyperlink w:anchor="_Toc230179642" w:history="1">
         <w:r>
           <w:rPr>
             <w:rStyle w:val="Hypertextovodkaz"/>
@@ -10031,7 +10102,78 @@
             <w:noProof/>
             <w:webHidden/>
           </w:rPr>
-          <w:instrText xml:space="preserve"> PAGEREF _Toc230174422 \h </w:instrText>
+          <w:instrText xml:space="preserve"> PAGEREF _Toc230179642 \h </w:instrText>
+        </w:r>
+        <w:r>
+          <w:rPr>
+            <w:noProof/>
+            <w:webHidden/>
+          </w:rPr>
+        </w:r>
+        <w:r>
+          <w:rPr>
+            <w:noProof/>
+            <w:webHidden/>
+          </w:rPr>
+          <w:fldChar w:fldCharType="separate"/>
+        </w:r>
+        <w:r>
+          <w:rPr>
+            <w:noProof/>
+            <w:webHidden/>
+          </w:rPr>
+          <w:t>16</w:t>
+        </w:r>
+        <w:r>
+          <w:rPr>
+            <w:noProof/>
+            <w:webHidden/>
+          </w:rPr>
+          <w:fldChar w:fldCharType="end"/>
+        </w:r>
+      </w:hyperlink>
+    </w:p>
+    <w:p>
+      <w:pPr>
+        <w:pStyle w:val="Seznamobrzk"/>
+        <w:tabs>
+          <w:tab w:val="right" w:leader="dot" w:pos="9628"/>
+        </w:tabs>
+        <w:rPr>
+          <w:rFonts w:asciiTheme="minorHAnsi" w:eastAsiaTheme="minorEastAsia" w:hAnsiTheme="minorHAnsi"/>
+          <w:noProof/>
+          <w:sz w:val="24"/>
+          <w:lang w:eastAsia="cs-CZ"/>
+        </w:rPr>
+      </w:pPr>
+      <w:hyperlink w:anchor="_Toc230179643" w:history="1">
+        <w:r>
+          <w:rPr>
+            <w:rStyle w:val="Hypertextovodkaz"/>
+            <w:noProof/>
+          </w:rPr>
+          <w:t>Obrázek 2: Formulář pro přidání nových habitů</w:t>
+        </w:r>
+        <w:r>
+          <w:rPr>
+            <w:noProof/>
+            <w:webHidden/>
+          </w:rPr>
+          <w:tab/>
+        </w:r>
+        <w:r>
+          <w:rPr>
+            <w:noProof/>
+            <w:webHidden/>
+          </w:rPr>
+          <w:fldChar w:fldCharType="begin"/>
+        </w:r>
+        <w:r>
+          <w:rPr>
+            <w:noProof/>
+            <w:webHidden/>
+          </w:rPr>
+          <w:instrText xml:space="preserve"> PAGEREF _Toc230179643 \h </w:instrText>
         </w:r>
         <w:r>
           <w:rPr>
@@ -10075,13 +10217,13 @@
           <w:lang w:eastAsia="cs-CZ"/>
         </w:rPr>
       </w:pPr>
-      <w:hyperlink w:anchor="_Toc230174423" w:history="1">
+      <w:hyperlink w:anchor="_Toc230179644" w:history="1">
         <w:r>
           <w:rPr>
             <w:rStyle w:val="Hypertextovodkaz"/>
             <w:noProof/>
           </w:rPr>
-          <w:t>Obrázek 2: Formulář pro přidání nových habitů</w:t>
+          <w:t>Obrázek 3: Seznam habitů</w:t>
         </w:r>
         <w:r>
           <w:rPr>
@@ -10102,7 +10244,7 @@
             <w:noProof/>
             <w:webHidden/>
           </w:rPr>
-          <w:instrText xml:space="preserve"> PAGEREF _Toc230174423 \h </w:instrText>
+          <w:instrText xml:space="preserve"> PAGEREF _Toc230179644 \h </w:instrText>
         </w:r>
         <w:r>
           <w:rPr>
@@ -10146,13 +10288,13 @@
           <w:lang w:eastAsia="cs-CZ"/>
         </w:rPr>
       </w:pPr>
-      <w:hyperlink w:anchor="_Toc230174424" w:history="1">
+      <w:hyperlink w:anchor="_Toc230179645" w:history="1">
         <w:r>
           <w:rPr>
             <w:rStyle w:val="Hypertextovodkaz"/>
             <w:noProof/>
           </w:rPr>
-          <w:t>Obrázek 3: Seznam habitů</w:t>
+          <w:t>Obrázek 4: Rozevřený habit</w:t>
         </w:r>
         <w:r>
           <w:rPr>
@@ -10173,7 +10315,7 @@
             <w:noProof/>
             <w:webHidden/>
           </w:rPr>
-          <w:instrText xml:space="preserve"> PAGEREF _Toc230174424 \h </w:instrText>
+          <w:instrText xml:space="preserve"> PAGEREF _Toc230179645 \h </w:instrText>
         </w:r>
         <w:r>
           <w:rPr>
@@ -10217,13 +10359,13 @@
           <w:lang w:eastAsia="cs-CZ"/>
         </w:rPr>
       </w:pPr>
-      <w:hyperlink w:anchor="_Toc230174425" w:history="1">
+      <w:hyperlink w:anchor="_Toc230179646" w:history="1">
         <w:r>
           <w:rPr>
             <w:rStyle w:val="Hypertextovodkaz"/>
             <w:noProof/>
           </w:rPr>
-          <w:t>Obrázek 4: Rozevřený habit</w:t>
+          <w:t>Obrázek 5: mobilní verze aplikace</w:t>
         </w:r>
         <w:r>
           <w:rPr>
@@ -10244,7 +10386,7 @@
             <w:noProof/>
             <w:webHidden/>
           </w:rPr>
-          <w:instrText xml:space="preserve"> PAGEREF _Toc230174425 \h </w:instrText>
+          <w:instrText xml:space="preserve"> PAGEREF _Toc230179646 \h </w:instrText>
         </w:r>
         <w:r>
           <w:rPr>
@@ -10276,6 +10418,40 @@
       </w:hyperlink>
     </w:p>
     <w:p>
+      <w:r>
+        <w:fldChar w:fldCharType="end"/>
+      </w:r>
+    </w:p>
+    <w:p>
+      <w:pPr>
+        <w:spacing w:after="160" w:line="278" w:lineRule="auto"/>
+        <w:jc w:val="left"/>
+      </w:pPr>
+      <w:r>
+        <w:br w:type="page"/>
+      </w:r>
+    </w:p>
+    <w:p>
+      <w:pPr>
+        <w:pStyle w:val="Nadpis1"/>
+        <w:numPr>
+          <w:ilvl w:val="0"/>
+          <w:numId w:val="0"/>
+        </w:numPr>
+        <w:ind w:left="720"/>
+      </w:pPr>
+      <w:bookmarkStart w:id="91" w:name="_Toc222315304"/>
+      <w:bookmarkStart w:id="92" w:name="_Toc223513781"/>
+      <w:bookmarkStart w:id="93" w:name="_Toc230179561"/>
+      <w:r>
+        <w:lastRenderedPageBreak/>
+        <w:t>Seznam tabulek</w:t>
+      </w:r>
+      <w:bookmarkEnd w:id="91"/>
+      <w:bookmarkEnd w:id="92"/>
+      <w:bookmarkEnd w:id="93"/>
+    </w:p>
+    <w:p>
       <w:pPr>
         <w:pStyle w:val="Seznamobrzk"/>
         <w:tabs>
@@ -10288,108 +10464,6 @@
           <w:lang w:eastAsia="cs-CZ"/>
         </w:rPr>
       </w:pPr>
-      <w:hyperlink w:anchor="_Toc230174426" w:history="1">
-        <w:r>
-          <w:rPr>
-            <w:rStyle w:val="Hypertextovodkaz"/>
-            <w:noProof/>
-          </w:rPr>
-          <w:t>Obrázek 5: mobilní verze aplikace</w:t>
-        </w:r>
-        <w:r>
-          <w:rPr>
-            <w:noProof/>
-            <w:webHidden/>
-          </w:rPr>
-          <w:tab/>
-        </w:r>
-        <w:r>
-          <w:rPr>
-            <w:noProof/>
-            <w:webHidden/>
-          </w:rPr>
-          <w:fldChar w:fldCharType="begin"/>
-        </w:r>
-        <w:r>
-          <w:rPr>
-            <w:noProof/>
-            <w:webHidden/>
-          </w:rPr>
-          <w:instrText xml:space="preserve"> PAGEREF _Toc230174426 \h </w:instrText>
-        </w:r>
-        <w:r>
-          <w:rPr>
-            <w:noProof/>
-            <w:webHidden/>
-          </w:rPr>
-        </w:r>
-        <w:r>
-          <w:rPr>
-            <w:noProof/>
-            <w:webHidden/>
-          </w:rPr>
-          <w:fldChar w:fldCharType="separate"/>
-        </w:r>
-        <w:r>
-          <w:rPr>
-            <w:noProof/>
-            <w:webHidden/>
-          </w:rPr>
-          <w:t>21</w:t>
-        </w:r>
-        <w:r>
-          <w:rPr>
-            <w:noProof/>
-            <w:webHidden/>
-          </w:rPr>
-          <w:fldChar w:fldCharType="end"/>
-        </w:r>
-      </w:hyperlink>
-    </w:p>
-    <w:p>
-      <w:r>
-        <w:fldChar w:fldCharType="end"/>
-      </w:r>
-    </w:p>
-    <w:p>
-      <w:pPr>
-        <w:spacing w:after="160" w:line="278" w:lineRule="auto"/>
-        <w:jc w:val="left"/>
-      </w:pPr>
-      <w:r>
-        <w:br w:type="page"/>
-      </w:r>
-    </w:p>
-    <w:p>
-      <w:pPr>
-        <w:pStyle w:val="Nadpis1"/>
-        <w:numPr>
-          <w:ilvl w:val="0"/>
-          <w:numId w:val="0"/>
-        </w:numPr>
-        <w:ind w:left="720"/>
-      </w:pPr>
-      <w:bookmarkStart w:id="84" w:name="_Toc222315304"/>
-      <w:bookmarkStart w:id="85" w:name="_Toc223513781"/>
-      <w:bookmarkStart w:id="86" w:name="_Toc230179561"/>
-      <w:r>
-        <w:lastRenderedPageBreak/>
-        <w:t>Seznam tabulek</w:t>
-      </w:r>
-      <w:bookmarkEnd w:id="84"/>
-      <w:bookmarkEnd w:id="85"/>
-      <w:bookmarkEnd w:id="86"/>
-    </w:p>
-    <w:p>
-      <w:pPr>
-        <w:pStyle w:val="Seznamobrzk"/>
-        <w:tabs>
-          <w:tab w:val="right" w:leader="dot" w:pos="9628"/>
-        </w:tabs>
-        <w:rPr>
-          <w:noProof/>
-        </w:rPr>
-      </w:pPr>
       <w:r>
         <w:fldChar w:fldCharType="begin"/>
       </w:r>
@@ -10399,7 +10473,7 @@
       <w:r>
         <w:fldChar w:fldCharType="separate"/>
       </w:r>
-      <w:hyperlink w:anchor="_Toc230173683" w:history="1">
+      <w:hyperlink w:anchor="_Toc230179648" w:history="1">
         <w:r>
           <w:rPr>
             <w:rStyle w:val="Hypertextovodkaz"/>
@@ -10426,7 +10500,78 @@
             <w:noProof/>
             <w:webHidden/>
           </w:rPr>
-          <w:instrText xml:space="preserve"> PAGEREF _Toc230173683 \h </w:instrText>
+          <w:instrText xml:space="preserve"> PAGEREF _Toc230179648 \h </w:instrText>
+        </w:r>
+        <w:r>
+          <w:rPr>
+            <w:noProof/>
+            <w:webHidden/>
+          </w:rPr>
+        </w:r>
+        <w:r>
+          <w:rPr>
+            <w:noProof/>
+            <w:webHidden/>
+          </w:rPr>
+          <w:fldChar w:fldCharType="separate"/>
+        </w:r>
+        <w:r>
+          <w:rPr>
+            <w:noProof/>
+            <w:webHidden/>
+          </w:rPr>
+          <w:t>14</w:t>
+        </w:r>
+        <w:r>
+          <w:rPr>
+            <w:noProof/>
+            <w:webHidden/>
+          </w:rPr>
+          <w:fldChar w:fldCharType="end"/>
+        </w:r>
+      </w:hyperlink>
+    </w:p>
+    <w:p>
+      <w:pPr>
+        <w:pStyle w:val="Seznamobrzk"/>
+        <w:tabs>
+          <w:tab w:val="right" w:leader="dot" w:pos="9628"/>
+        </w:tabs>
+        <w:rPr>
+          <w:rFonts w:asciiTheme="minorHAnsi" w:eastAsiaTheme="minorEastAsia" w:hAnsiTheme="minorHAnsi"/>
+          <w:noProof/>
+          <w:sz w:val="24"/>
+          <w:lang w:eastAsia="cs-CZ"/>
+        </w:rPr>
+      </w:pPr>
+      <w:hyperlink w:anchor="_Toc230179649" w:history="1">
+        <w:r>
+          <w:rPr>
+            <w:rStyle w:val="Hypertextovodkaz"/>
+            <w:noProof/>
+          </w:rPr>
+          <w:t>Tabulka 2: Akce toolbaru</w:t>
+        </w:r>
+        <w:r>
+          <w:rPr>
+            <w:noProof/>
+            <w:webHidden/>
+          </w:rPr>
+          <w:tab/>
+        </w:r>
+        <w:r>
+          <w:rPr>
+            <w:noProof/>
+            <w:webHidden/>
+          </w:rPr>
+          <w:fldChar w:fldCharType="begin"/>
+        </w:r>
+        <w:r>
+          <w:rPr>
+            <w:noProof/>
+            <w:webHidden/>
+          </w:rPr>
+          <w:instrText xml:space="preserve"> PAGEREF _Toc230179649 \h </w:instrText>
         </w:r>
         <w:r>
           <w:rPr>
@@ -10458,6 +10603,446 @@
       </w:hyperlink>
     </w:p>
     <w:p>
+      <w:pPr>
+        <w:pStyle w:val="Seznamobrzk"/>
+        <w:tabs>
+          <w:tab w:val="right" w:leader="dot" w:pos="9628"/>
+        </w:tabs>
+        <w:rPr>
+          <w:rFonts w:asciiTheme="minorHAnsi" w:eastAsiaTheme="minorEastAsia" w:hAnsiTheme="minorHAnsi"/>
+          <w:noProof/>
+          <w:sz w:val="24"/>
+          <w:lang w:eastAsia="cs-CZ"/>
+        </w:rPr>
+      </w:pPr>
+      <w:hyperlink w:anchor="_Toc230179650" w:history="1">
+        <w:r>
+          <w:rPr>
+            <w:rStyle w:val="Hypertextovodkaz"/>
+            <w:noProof/>
+          </w:rPr>
+          <w:t>Tabulka 3: Vstupy formuláře</w:t>
+        </w:r>
+        <w:r>
+          <w:rPr>
+            <w:noProof/>
+            <w:webHidden/>
+          </w:rPr>
+          <w:tab/>
+        </w:r>
+        <w:r>
+          <w:rPr>
+            <w:noProof/>
+            <w:webHidden/>
+          </w:rPr>
+          <w:fldChar w:fldCharType="begin"/>
+        </w:r>
+        <w:r>
+          <w:rPr>
+            <w:noProof/>
+            <w:webHidden/>
+          </w:rPr>
+          <w:instrText xml:space="preserve"> PAGEREF _Toc230179650 \h </w:instrText>
+        </w:r>
+        <w:r>
+          <w:rPr>
+            <w:noProof/>
+            <w:webHidden/>
+          </w:rPr>
+        </w:r>
+        <w:r>
+          <w:rPr>
+            <w:noProof/>
+            <w:webHidden/>
+          </w:rPr>
+          <w:fldChar w:fldCharType="separate"/>
+        </w:r>
+        <w:r>
+          <w:rPr>
+            <w:noProof/>
+            <w:webHidden/>
+          </w:rPr>
+          <w:t>16</w:t>
+        </w:r>
+        <w:r>
+          <w:rPr>
+            <w:noProof/>
+            <w:webHidden/>
+          </w:rPr>
+          <w:fldChar w:fldCharType="end"/>
+        </w:r>
+      </w:hyperlink>
+    </w:p>
+    <w:p>
+      <w:pPr>
+        <w:pStyle w:val="Seznamobrzk"/>
+        <w:tabs>
+          <w:tab w:val="right" w:leader="dot" w:pos="9628"/>
+        </w:tabs>
+        <w:rPr>
+          <w:rFonts w:asciiTheme="minorHAnsi" w:eastAsiaTheme="minorEastAsia" w:hAnsiTheme="minorHAnsi"/>
+          <w:noProof/>
+          <w:sz w:val="24"/>
+          <w:lang w:eastAsia="cs-CZ"/>
+        </w:rPr>
+      </w:pPr>
+      <w:hyperlink w:anchor="_Toc230179651" w:history="1">
+        <w:r>
+          <w:rPr>
+            <w:rStyle w:val="Hypertextovodkaz"/>
+            <w:noProof/>
+          </w:rPr>
+          <w:t>Tabulka 4: Členové za funkcí UI</w:t>
+        </w:r>
+        <w:r>
+          <w:rPr>
+            <w:noProof/>
+            <w:webHidden/>
+          </w:rPr>
+          <w:tab/>
+        </w:r>
+        <w:r>
+          <w:rPr>
+            <w:noProof/>
+            <w:webHidden/>
+          </w:rPr>
+          <w:fldChar w:fldCharType="begin"/>
+        </w:r>
+        <w:r>
+          <w:rPr>
+            <w:noProof/>
+            <w:webHidden/>
+          </w:rPr>
+          <w:instrText xml:space="preserve"> PAGEREF _Toc230179651 \h </w:instrText>
+        </w:r>
+        <w:r>
+          <w:rPr>
+            <w:noProof/>
+            <w:webHidden/>
+          </w:rPr>
+        </w:r>
+        <w:r>
+          <w:rPr>
+            <w:noProof/>
+            <w:webHidden/>
+          </w:rPr>
+          <w:fldChar w:fldCharType="separate"/>
+        </w:r>
+        <w:r>
+          <w:rPr>
+            <w:noProof/>
+            <w:webHidden/>
+          </w:rPr>
+          <w:t>17</w:t>
+        </w:r>
+        <w:r>
+          <w:rPr>
+            <w:noProof/>
+            <w:webHidden/>
+          </w:rPr>
+          <w:fldChar w:fldCharType="end"/>
+        </w:r>
+      </w:hyperlink>
+    </w:p>
+    <w:p>
+      <w:pPr>
+        <w:pStyle w:val="Seznamobrzk"/>
+        <w:tabs>
+          <w:tab w:val="right" w:leader="dot" w:pos="9628"/>
+        </w:tabs>
+        <w:rPr>
+          <w:rFonts w:asciiTheme="minorHAnsi" w:eastAsiaTheme="minorEastAsia" w:hAnsiTheme="minorHAnsi"/>
+          <w:noProof/>
+          <w:sz w:val="24"/>
+          <w:lang w:eastAsia="cs-CZ"/>
+        </w:rPr>
+      </w:pPr>
+      <w:hyperlink w:anchor="_Toc230179652" w:history="1">
+        <w:r>
+          <w:rPr>
+            <w:rStyle w:val="Hypertextovodkaz"/>
+            <w:noProof/>
+          </w:rPr>
+          <w:t>Tabulka 5: výstupní eventy UI</w:t>
+        </w:r>
+        <w:r>
+          <w:rPr>
+            <w:noProof/>
+            <w:webHidden/>
+          </w:rPr>
+          <w:tab/>
+        </w:r>
+        <w:r>
+          <w:rPr>
+            <w:noProof/>
+            <w:webHidden/>
+          </w:rPr>
+          <w:fldChar w:fldCharType="begin"/>
+        </w:r>
+        <w:r>
+          <w:rPr>
+            <w:noProof/>
+            <w:webHidden/>
+          </w:rPr>
+          <w:instrText xml:space="preserve"> PAGEREF _Toc230179652 \h </w:instrText>
+        </w:r>
+        <w:r>
+          <w:rPr>
+            <w:noProof/>
+            <w:webHidden/>
+          </w:rPr>
+        </w:r>
+        <w:r>
+          <w:rPr>
+            <w:noProof/>
+            <w:webHidden/>
+          </w:rPr>
+          <w:fldChar w:fldCharType="separate"/>
+        </w:r>
+        <w:r>
+          <w:rPr>
+            <w:noProof/>
+            <w:webHidden/>
+          </w:rPr>
+          <w:t>18</w:t>
+        </w:r>
+        <w:r>
+          <w:rPr>
+            <w:noProof/>
+            <w:webHidden/>
+          </w:rPr>
+          <w:fldChar w:fldCharType="end"/>
+        </w:r>
+      </w:hyperlink>
+    </w:p>
+    <w:p>
+      <w:pPr>
+        <w:pStyle w:val="Seznamobrzk"/>
+        <w:tabs>
+          <w:tab w:val="right" w:leader="dot" w:pos="9628"/>
+        </w:tabs>
+        <w:rPr>
+          <w:rFonts w:asciiTheme="minorHAnsi" w:eastAsiaTheme="minorEastAsia" w:hAnsiTheme="minorHAnsi"/>
+          <w:noProof/>
+          <w:sz w:val="24"/>
+          <w:lang w:eastAsia="cs-CZ"/>
+        </w:rPr>
+      </w:pPr>
+      <w:hyperlink w:anchor="_Toc230179653" w:history="1">
+        <w:r>
+          <w:rPr>
+            <w:rStyle w:val="Hypertextovodkaz"/>
+            <w:noProof/>
+          </w:rPr>
+          <w:t>Tabulka 6: Vstupy HabitGraphu</w:t>
+        </w:r>
+        <w:r>
+          <w:rPr>
+            <w:noProof/>
+            <w:webHidden/>
+          </w:rPr>
+          <w:tab/>
+        </w:r>
+        <w:r>
+          <w:rPr>
+            <w:noProof/>
+            <w:webHidden/>
+          </w:rPr>
+          <w:fldChar w:fldCharType="begin"/>
+        </w:r>
+        <w:r>
+          <w:rPr>
+            <w:noProof/>
+            <w:webHidden/>
+          </w:rPr>
+          <w:instrText xml:space="preserve"> PAGEREF _Toc230179653 \h </w:instrText>
+        </w:r>
+        <w:r>
+          <w:rPr>
+            <w:noProof/>
+            <w:webHidden/>
+          </w:rPr>
+        </w:r>
+        <w:r>
+          <w:rPr>
+            <w:noProof/>
+            <w:webHidden/>
+          </w:rPr>
+          <w:fldChar w:fldCharType="separate"/>
+        </w:r>
+        <w:r>
+          <w:rPr>
+            <w:noProof/>
+            <w:webHidden/>
+          </w:rPr>
+          <w:t>18</w:t>
+        </w:r>
+        <w:r>
+          <w:rPr>
+            <w:noProof/>
+            <w:webHidden/>
+          </w:rPr>
+          <w:fldChar w:fldCharType="end"/>
+        </w:r>
+      </w:hyperlink>
+    </w:p>
+    <w:p>
+      <w:pPr>
+        <w:pStyle w:val="Seznamobrzk"/>
+        <w:tabs>
+          <w:tab w:val="right" w:leader="dot" w:pos="9628"/>
+        </w:tabs>
+        <w:rPr>
+          <w:rFonts w:asciiTheme="minorHAnsi" w:eastAsiaTheme="minorEastAsia" w:hAnsiTheme="minorHAnsi"/>
+          <w:noProof/>
+          <w:sz w:val="24"/>
+          <w:lang w:eastAsia="cs-CZ"/>
+        </w:rPr>
+      </w:pPr>
+      <w:hyperlink w:anchor="_Toc230179654" w:history="1">
+        <w:r>
+          <w:rPr>
+            <w:rStyle w:val="Hypertextovodkaz"/>
+            <w:noProof/>
+          </w:rPr>
+          <w:t>Tabulka 7: možnosti grafu</w:t>
+        </w:r>
+        <w:r>
+          <w:rPr>
+            <w:noProof/>
+            <w:webHidden/>
+          </w:rPr>
+          <w:tab/>
+        </w:r>
+        <w:r>
+          <w:rPr>
+            <w:noProof/>
+            <w:webHidden/>
+          </w:rPr>
+          <w:fldChar w:fldCharType="begin"/>
+        </w:r>
+        <w:r>
+          <w:rPr>
+            <w:noProof/>
+            <w:webHidden/>
+          </w:rPr>
+          <w:instrText xml:space="preserve"> PAGEREF _Toc230179654 \h </w:instrText>
+        </w:r>
+        <w:r>
+          <w:rPr>
+            <w:noProof/>
+            <w:webHidden/>
+          </w:rPr>
+        </w:r>
+        <w:r>
+          <w:rPr>
+            <w:noProof/>
+            <w:webHidden/>
+          </w:rPr>
+          <w:fldChar w:fldCharType="separate"/>
+        </w:r>
+        <w:r>
+          <w:rPr>
+            <w:noProof/>
+            <w:webHidden/>
+          </w:rPr>
+          <w:t>19</w:t>
+        </w:r>
+        <w:r>
+          <w:rPr>
+            <w:noProof/>
+            <w:webHidden/>
+          </w:rPr>
+          <w:fldChar w:fldCharType="end"/>
+        </w:r>
+      </w:hyperlink>
+    </w:p>
+    <w:p>
+      <w:pPr>
+        <w:pStyle w:val="Seznamobrzk"/>
+        <w:tabs>
+          <w:tab w:val="right" w:leader="dot" w:pos="9628"/>
+        </w:tabs>
+        <w:rPr>
+          <w:rFonts w:asciiTheme="minorHAnsi" w:eastAsiaTheme="minorEastAsia" w:hAnsiTheme="minorHAnsi"/>
+          <w:noProof/>
+          <w:sz w:val="24"/>
+          <w:lang w:eastAsia="cs-CZ"/>
+        </w:rPr>
+      </w:pPr>
+      <w:hyperlink w:anchor="_Toc230179655" w:history="1">
+        <w:r>
+          <w:rPr>
+            <w:rStyle w:val="Hypertextovodkaz"/>
+            <w:noProof/>
+          </w:rPr>
+          <w:t>Tabulka 8: Komponenty nejhorší na st</w:t>
+        </w:r>
+        <w:r>
+          <w:rPr>
+            <w:rStyle w:val="Hypertextovodkaz"/>
+            <w:noProof/>
+          </w:rPr>
+          <w:t>y</w:t>
+        </w:r>
+        <w:r>
+          <w:rPr>
+            <w:rStyle w:val="Hypertextovodkaz"/>
+            <w:noProof/>
+          </w:rPr>
+          <w:t>lování</w:t>
+        </w:r>
+        <w:r>
+          <w:rPr>
+            <w:noProof/>
+            <w:webHidden/>
+          </w:rPr>
+          <w:tab/>
+        </w:r>
+        <w:r>
+          <w:rPr>
+            <w:noProof/>
+            <w:webHidden/>
+          </w:rPr>
+          <w:fldChar w:fldCharType="begin"/>
+        </w:r>
+        <w:r>
+          <w:rPr>
+            <w:noProof/>
+            <w:webHidden/>
+          </w:rPr>
+          <w:instrText xml:space="preserve"> PAGEREF _Toc230179655 \h </w:instrText>
+        </w:r>
+        <w:r>
+          <w:rPr>
+            <w:noProof/>
+            <w:webHidden/>
+          </w:rPr>
+        </w:r>
+        <w:r>
+          <w:rPr>
+            <w:noProof/>
+            <w:webHidden/>
+          </w:rPr>
+          <w:fldChar w:fldCharType="separate"/>
+        </w:r>
+        <w:r>
+          <w:rPr>
+            <w:noProof/>
+            <w:webHidden/>
+          </w:rPr>
+          <w:t>20</w:t>
+        </w:r>
+        <w:r>
+          <w:rPr>
+            <w:noProof/>
+            <w:webHidden/>
+          </w:rPr>
+          <w:fldChar w:fldCharType="end"/>
+        </w:r>
+      </w:hyperlink>
+    </w:p>
+    <w:p>
       <w:r>
         <w:fldChar w:fldCharType="end"/>
       </w:r>
@@ -10480,16 +11065,16 @@
         </w:numPr>
         <w:ind w:left="720"/>
       </w:pPr>
-      <w:bookmarkStart w:id="87" w:name="_Toc222315305"/>
-      <w:bookmarkStart w:id="88" w:name="_Toc223513782"/>
-      <w:bookmarkStart w:id="89" w:name="_Toc230179562"/>
+      <w:bookmarkStart w:id="94" w:name="_Toc222315305"/>
+      <w:bookmarkStart w:id="95" w:name="_Toc223513782"/>
+      <w:bookmarkStart w:id="96" w:name="_Toc230179562"/>
       <w:r>
         <w:lastRenderedPageBreak/>
         <w:t>Seznam příloh</w:t>
       </w:r>
-      <w:bookmarkEnd w:id="87"/>
-      <w:bookmarkEnd w:id="88"/>
-      <w:bookmarkEnd w:id="89"/>
+      <w:bookmarkEnd w:id="94"/>
+      <w:bookmarkEnd w:id="95"/>
+      <w:bookmarkEnd w:id="96"/>
     </w:p>
     <w:p>
       <w:r>
@@ -10541,16 +11126,16 @@
         </w:numPr>
         <w:ind w:left="720"/>
       </w:pPr>
-      <w:bookmarkStart w:id="90" w:name="_Toc222315306"/>
-      <w:bookmarkStart w:id="91" w:name="_Toc223513783"/>
-      <w:bookmarkStart w:id="92" w:name="_Toc230179563"/>
+      <w:bookmarkStart w:id="97" w:name="_Toc222315306"/>
+      <w:bookmarkStart w:id="98" w:name="_Toc223513783"/>
+      <w:bookmarkStart w:id="99" w:name="_Toc230179563"/>
       <w:r>
         <w:lastRenderedPageBreak/>
         <w:t>Přílohy</w:t>
       </w:r>
-      <w:bookmarkEnd w:id="90"/>
-      <w:bookmarkEnd w:id="91"/>
-      <w:bookmarkEnd w:id="92"/>
+      <w:bookmarkEnd w:id="97"/>
+      <w:bookmarkEnd w:id="98"/>
+      <w:bookmarkEnd w:id="99"/>
     </w:p>
     <w:p>
       <w:r>
@@ -11210,13 +11795,21 @@
       <w:ptab w:relativeTo="margin" w:alignment="right" w:leader="none"/>
     </w:r>
     <w:r>
-      <w:t>3.E</w:t>
+      <w:t>3.</w:t>
+    </w:r>
+    <w:proofErr w:type="gramStart"/>
+    <w:r>
+      <w:t>E</w:t>
     </w:r>
     <w:r>
       <w:t xml:space="preserve"> – </w:t>
     </w:r>
     <w:r>
-      <w:t>2025/2026</w:t>
+      <w:t>2025</w:t>
+    </w:r>
+    <w:proofErr w:type="gramEnd"/>
+    <w:r>
+      <w:t>/2026</w:t>
     </w:r>
   </w:p>
 </w:hdr>

--- a/Barta_rocnikova_prace.docx
+++ b/Barta_rocnikova_prace.docx
@@ -1358,6 +1358,7 @@
       <w:bookmarkStart w:id="7" w:name="_Toc226550175"/>
       <w:bookmarkStart w:id="8" w:name="_Toc226556217"/>
       <w:bookmarkStart w:id="9" w:name="_Toc230179517"/>
+      <w:bookmarkStart w:id="10" w:name="_Toc230182429"/>
       <w:r>
         <w:lastRenderedPageBreak/>
         <w:t>Prohlášení</w:t>
@@ -1372,6 +1373,7 @@
       <w:bookmarkEnd w:id="7"/>
       <w:bookmarkEnd w:id="8"/>
       <w:bookmarkEnd w:id="9"/>
+      <w:bookmarkEnd w:id="10"/>
       <w:r>
         <w:t xml:space="preserve"> </w:t>
       </w:r>
@@ -1699,19 +1701,19 @@
         </w:numPr>
         <w:ind w:left="720"/>
       </w:pPr>
-      <w:bookmarkStart w:id="10" w:name="_Toc183979916"/>
-      <w:bookmarkStart w:id="11" w:name="_Toc216425626"/>
-      <w:bookmarkStart w:id="12" w:name="_Toc216425784"/>
-      <w:bookmarkStart w:id="13" w:name="_Toc222315289"/>
-      <w:bookmarkStart w:id="14" w:name="_Toc223513764"/>
-      <w:bookmarkStart w:id="15" w:name="_Toc226550176"/>
-      <w:bookmarkStart w:id="16" w:name="_Toc226556218"/>
-      <w:bookmarkStart w:id="17" w:name="_Toc230179518"/>
+      <w:bookmarkStart w:id="11" w:name="_Toc183979916"/>
+      <w:bookmarkStart w:id="12" w:name="_Toc216425626"/>
+      <w:bookmarkStart w:id="13" w:name="_Toc216425784"/>
+      <w:bookmarkStart w:id="14" w:name="_Toc222315289"/>
+      <w:bookmarkStart w:id="15" w:name="_Toc223513764"/>
+      <w:bookmarkStart w:id="16" w:name="_Toc226550176"/>
+      <w:bookmarkStart w:id="17" w:name="_Toc226556218"/>
+      <w:bookmarkStart w:id="18" w:name="_Toc230179518"/>
+      <w:bookmarkStart w:id="19" w:name="_Toc230182430"/>
       <w:r>
         <w:lastRenderedPageBreak/>
         <w:t>Anotace</w:t>
       </w:r>
-      <w:bookmarkEnd w:id="10"/>
       <w:bookmarkEnd w:id="11"/>
       <w:bookmarkEnd w:id="12"/>
       <w:bookmarkEnd w:id="13"/>
@@ -1719,6 +1721,8 @@
       <w:bookmarkEnd w:id="15"/>
       <w:bookmarkEnd w:id="16"/>
       <w:bookmarkEnd w:id="17"/>
+      <w:bookmarkEnd w:id="18"/>
+      <w:bookmarkEnd w:id="19"/>
     </w:p>
     <w:p>
       <w:r>
@@ -1830,26 +1834,28 @@
         </w:numPr>
         <w:ind w:left="720"/>
       </w:pPr>
-      <w:bookmarkStart w:id="18" w:name="_Toc183979917"/>
-      <w:bookmarkStart w:id="19" w:name="_Toc216425627"/>
-      <w:bookmarkStart w:id="20" w:name="_Toc216425785"/>
-      <w:bookmarkStart w:id="21" w:name="_Toc222315290"/>
-      <w:bookmarkStart w:id="22" w:name="_Toc223513765"/>
-      <w:bookmarkStart w:id="23" w:name="_Toc226550177"/>
-      <w:bookmarkStart w:id="24" w:name="_Toc226556219"/>
-      <w:bookmarkStart w:id="25" w:name="_Toc230179519"/>
+      <w:bookmarkStart w:id="20" w:name="_Toc183979917"/>
+      <w:bookmarkStart w:id="21" w:name="_Toc216425627"/>
+      <w:bookmarkStart w:id="22" w:name="_Toc216425785"/>
+      <w:bookmarkStart w:id="23" w:name="_Toc222315290"/>
+      <w:bookmarkStart w:id="24" w:name="_Toc223513765"/>
+      <w:bookmarkStart w:id="25" w:name="_Toc226550177"/>
+      <w:bookmarkStart w:id="26" w:name="_Toc226556219"/>
+      <w:bookmarkStart w:id="27" w:name="_Toc230179519"/>
+      <w:bookmarkStart w:id="28" w:name="_Toc230182431"/>
       <w:r>
         <w:lastRenderedPageBreak/>
         <w:t>Klíčová slova</w:t>
       </w:r>
-      <w:bookmarkEnd w:id="18"/>
-      <w:bookmarkEnd w:id="19"/>
       <w:bookmarkEnd w:id="20"/>
       <w:bookmarkEnd w:id="21"/>
       <w:bookmarkEnd w:id="22"/>
       <w:bookmarkEnd w:id="23"/>
       <w:bookmarkEnd w:id="24"/>
       <w:bookmarkEnd w:id="25"/>
+      <w:bookmarkEnd w:id="26"/>
+      <w:bookmarkEnd w:id="27"/>
+      <w:bookmarkEnd w:id="28"/>
     </w:p>
     <w:p>
       <w:r>
@@ -1938,26 +1944,28 @@
         </w:numPr>
         <w:ind w:left="720"/>
       </w:pPr>
-      <w:bookmarkStart w:id="26" w:name="_Toc183979918"/>
-      <w:bookmarkStart w:id="27" w:name="_Toc216425628"/>
-      <w:bookmarkStart w:id="28" w:name="_Toc216425786"/>
-      <w:bookmarkStart w:id="29" w:name="_Toc222315291"/>
-      <w:bookmarkStart w:id="30" w:name="_Toc223513766"/>
-      <w:bookmarkStart w:id="31" w:name="_Toc226550178"/>
-      <w:bookmarkStart w:id="32" w:name="_Toc226556220"/>
-      <w:bookmarkStart w:id="33" w:name="_Toc230179520"/>
+      <w:bookmarkStart w:id="29" w:name="_Toc183979918"/>
+      <w:bookmarkStart w:id="30" w:name="_Toc216425628"/>
+      <w:bookmarkStart w:id="31" w:name="_Toc216425786"/>
+      <w:bookmarkStart w:id="32" w:name="_Toc222315291"/>
+      <w:bookmarkStart w:id="33" w:name="_Toc223513766"/>
+      <w:bookmarkStart w:id="34" w:name="_Toc226550178"/>
+      <w:bookmarkStart w:id="35" w:name="_Toc226556220"/>
+      <w:bookmarkStart w:id="36" w:name="_Toc230179520"/>
+      <w:bookmarkStart w:id="37" w:name="_Toc230182432"/>
       <w:r>
         <w:lastRenderedPageBreak/>
         <w:t>Obsah</w:t>
       </w:r>
-      <w:bookmarkEnd w:id="26"/>
-      <w:bookmarkEnd w:id="27"/>
-      <w:bookmarkEnd w:id="28"/>
       <w:bookmarkEnd w:id="29"/>
       <w:bookmarkEnd w:id="30"/>
       <w:bookmarkEnd w:id="31"/>
       <w:bookmarkEnd w:id="32"/>
       <w:bookmarkEnd w:id="33"/>
+      <w:bookmarkEnd w:id="34"/>
+      <w:bookmarkEnd w:id="35"/>
+      <w:bookmarkEnd w:id="36"/>
+      <w:bookmarkEnd w:id="37"/>
     </w:p>
     <w:sdt>
       <w:sdtPr>
@@ -1996,7 +2004,7 @@
           <w:r>
             <w:fldChar w:fldCharType="separate"/>
           </w:r>
-          <w:hyperlink w:anchor="_Toc230179521" w:history="1">
+          <w:hyperlink w:anchor="_Toc230182433" w:history="1">
             <w:r>
               <w:rPr>
                 <w:rStyle w:val="Hypertextovodkaz"/>
@@ -2023,7 +2031,7 @@
                 <w:noProof/>
                 <w:webHidden/>
               </w:rPr>
-              <w:instrText xml:space="preserve"> PAGEREF _Toc230179521 \h </w:instrText>
+              <w:instrText xml:space="preserve"> PAGEREF _Toc230182433 \h </w:instrText>
             </w:r>
             <w:r>
               <w:rPr>
@@ -2068,7 +2076,7 @@
               <w:lang w:eastAsia="cs-CZ"/>
             </w:rPr>
           </w:pPr>
-          <w:hyperlink w:anchor="_Toc230179522" w:history="1">
+          <w:hyperlink w:anchor="_Toc230182434" w:history="1">
             <w:r>
               <w:rPr>
                 <w:rStyle w:val="Hypertextovodkaz"/>
@@ -2111,7 +2119,7 @@
                 <w:noProof/>
                 <w:webHidden/>
               </w:rPr>
-              <w:instrText xml:space="preserve"> PAGEREF _Toc230179522 \h </w:instrText>
+              <w:instrText xml:space="preserve"> PAGEREF _Toc230182434 \h </w:instrText>
             </w:r>
             <w:r>
               <w:rPr>
@@ -2156,7 +2164,7 @@
               <w:lang w:eastAsia="cs-CZ"/>
             </w:rPr>
           </w:pPr>
-          <w:hyperlink w:anchor="_Toc230179523" w:history="1">
+          <w:hyperlink w:anchor="_Toc230182435" w:history="1">
             <w:r>
               <w:rPr>
                 <w:rStyle w:val="Hypertextovodkaz"/>
@@ -2199,7 +2207,7 @@
                 <w:noProof/>
                 <w:webHidden/>
               </w:rPr>
-              <w:instrText xml:space="preserve"> PAGEREF _Toc230179523 \h </w:instrText>
+              <w:instrText xml:space="preserve"> PAGEREF _Toc230182435 \h </w:instrText>
             </w:r>
             <w:r>
               <w:rPr>
@@ -2244,7 +2252,7 @@
               <w:lang w:eastAsia="cs-CZ"/>
             </w:rPr>
           </w:pPr>
-          <w:hyperlink w:anchor="_Toc230179524" w:history="1">
+          <w:hyperlink w:anchor="_Toc230182436" w:history="1">
             <w:r>
               <w:rPr>
                 <w:rStyle w:val="Hypertextovodkaz"/>
@@ -2287,7 +2295,7 @@
                 <w:noProof/>
                 <w:webHidden/>
               </w:rPr>
-              <w:instrText xml:space="preserve"> PAGEREF _Toc230179524 \h </w:instrText>
+              <w:instrText xml:space="preserve"> PAGEREF _Toc230182436 \h </w:instrText>
             </w:r>
             <w:r>
               <w:rPr>
@@ -2332,7 +2340,7 @@
               <w:lang w:eastAsia="cs-CZ"/>
             </w:rPr>
           </w:pPr>
-          <w:hyperlink w:anchor="_Toc230179525" w:history="1">
+          <w:hyperlink w:anchor="_Toc230182437" w:history="1">
             <w:r>
               <w:rPr>
                 <w:rStyle w:val="Hypertextovodkaz"/>
@@ -2375,7 +2383,7 @@
                 <w:noProof/>
                 <w:webHidden/>
               </w:rPr>
-              <w:instrText xml:space="preserve"> PAGEREF _Toc230179525 \h </w:instrText>
+              <w:instrText xml:space="preserve"> PAGEREF _Toc230182437 \h </w:instrText>
             </w:r>
             <w:r>
               <w:rPr>
@@ -2420,7 +2428,7 @@
               <w:lang w:eastAsia="cs-CZ"/>
             </w:rPr>
           </w:pPr>
-          <w:hyperlink w:anchor="_Toc230179526" w:history="1">
+          <w:hyperlink w:anchor="_Toc230182438" w:history="1">
             <w:r>
               <w:rPr>
                 <w:rStyle w:val="Hypertextovodkaz"/>
@@ -2463,7 +2471,7 @@
                 <w:noProof/>
                 <w:webHidden/>
               </w:rPr>
-              <w:instrText xml:space="preserve"> PAGEREF _Toc230179526 \h </w:instrText>
+              <w:instrText xml:space="preserve"> PAGEREF _Toc230182438 \h </w:instrText>
             </w:r>
             <w:r>
               <w:rPr>
@@ -2508,7 +2516,7 @@
               <w:lang w:eastAsia="cs-CZ"/>
             </w:rPr>
           </w:pPr>
-          <w:hyperlink w:anchor="_Toc230179527" w:history="1">
+          <w:hyperlink w:anchor="_Toc230182439" w:history="1">
             <w:r>
               <w:rPr>
                 <w:rStyle w:val="Hypertextovodkaz"/>
@@ -2551,7 +2559,7 @@
                 <w:noProof/>
                 <w:webHidden/>
               </w:rPr>
-              <w:instrText xml:space="preserve"> PAGEREF _Toc230179527 \h </w:instrText>
+              <w:instrText xml:space="preserve"> PAGEREF _Toc230182439 \h </w:instrText>
             </w:r>
             <w:r>
               <w:rPr>
@@ -2596,7 +2604,7 @@
               <w:lang w:eastAsia="cs-CZ"/>
             </w:rPr>
           </w:pPr>
-          <w:hyperlink w:anchor="_Toc230179528" w:history="1">
+          <w:hyperlink w:anchor="_Toc230182440" w:history="1">
             <w:r>
               <w:rPr>
                 <w:rStyle w:val="Hypertextovodkaz"/>
@@ -2639,7 +2647,7 @@
                 <w:noProof/>
                 <w:webHidden/>
               </w:rPr>
-              <w:instrText xml:space="preserve"> PAGEREF _Toc230179528 \h </w:instrText>
+              <w:instrText xml:space="preserve"> PAGEREF _Toc230182440 \h </w:instrText>
             </w:r>
             <w:r>
               <w:rPr>
@@ -2684,7 +2692,7 @@
               <w:lang w:eastAsia="cs-CZ"/>
             </w:rPr>
           </w:pPr>
-          <w:hyperlink w:anchor="_Toc230179529" w:history="1">
+          <w:hyperlink w:anchor="_Toc230182441" w:history="1">
             <w:r>
               <w:rPr>
                 <w:rStyle w:val="Hypertextovodkaz"/>
@@ -2727,7 +2735,7 @@
                 <w:noProof/>
                 <w:webHidden/>
               </w:rPr>
-              <w:instrText xml:space="preserve"> PAGEREF _Toc230179529 \h </w:instrText>
+              <w:instrText xml:space="preserve"> PAGEREF _Toc230182441 \h </w:instrText>
             </w:r>
             <w:r>
               <w:rPr>
@@ -2772,7 +2780,7 @@
               <w:lang w:eastAsia="cs-CZ"/>
             </w:rPr>
           </w:pPr>
-          <w:hyperlink w:anchor="_Toc230179530" w:history="1">
+          <w:hyperlink w:anchor="_Toc230182442" w:history="1">
             <w:r>
               <w:rPr>
                 <w:rStyle w:val="Hypertextovodkaz"/>
@@ -2815,7 +2823,7 @@
                 <w:noProof/>
                 <w:webHidden/>
               </w:rPr>
-              <w:instrText xml:space="preserve"> PAGEREF _Toc230179530 \h </w:instrText>
+              <w:instrText xml:space="preserve"> PAGEREF _Toc230182442 \h </w:instrText>
             </w:r>
             <w:r>
               <w:rPr>
@@ -2860,7 +2868,7 @@
               <w:lang w:eastAsia="cs-CZ"/>
             </w:rPr>
           </w:pPr>
-          <w:hyperlink w:anchor="_Toc230179531" w:history="1">
+          <w:hyperlink w:anchor="_Toc230182443" w:history="1">
             <w:r>
               <w:rPr>
                 <w:rStyle w:val="Hypertextovodkaz"/>
@@ -2903,7 +2911,7 @@
                 <w:noProof/>
                 <w:webHidden/>
               </w:rPr>
-              <w:instrText xml:space="preserve"> PAGEREF _Toc230179531 \h </w:instrText>
+              <w:instrText xml:space="preserve"> PAGEREF _Toc230182443 \h </w:instrText>
             </w:r>
             <w:r>
               <w:rPr>
@@ -2948,7 +2956,7 @@
               <w:lang w:eastAsia="cs-CZ"/>
             </w:rPr>
           </w:pPr>
-          <w:hyperlink w:anchor="_Toc230179532" w:history="1">
+          <w:hyperlink w:anchor="_Toc230182444" w:history="1">
             <w:r>
               <w:rPr>
                 <w:rStyle w:val="Hypertextovodkaz"/>
@@ -2991,7 +2999,7 @@
                 <w:noProof/>
                 <w:webHidden/>
               </w:rPr>
-              <w:instrText xml:space="preserve"> PAGEREF _Toc230179532 \h </w:instrText>
+              <w:instrText xml:space="preserve"> PAGEREF _Toc230182444 \h </w:instrText>
             </w:r>
             <w:r>
               <w:rPr>
@@ -3036,7 +3044,7 @@
               <w:lang w:eastAsia="cs-CZ"/>
             </w:rPr>
           </w:pPr>
-          <w:hyperlink w:anchor="_Toc230179533" w:history="1">
+          <w:hyperlink w:anchor="_Toc230182445" w:history="1">
             <w:r>
               <w:rPr>
                 <w:rStyle w:val="Hypertextovodkaz"/>
@@ -3079,7 +3087,7 @@
                 <w:noProof/>
                 <w:webHidden/>
               </w:rPr>
-              <w:instrText xml:space="preserve"> PAGEREF _Toc230179533 \h </w:instrText>
+              <w:instrText xml:space="preserve"> PAGEREF _Toc230182445 \h </w:instrText>
             </w:r>
             <w:r>
               <w:rPr>
@@ -3124,7 +3132,7 @@
               <w:lang w:eastAsia="cs-CZ"/>
             </w:rPr>
           </w:pPr>
-          <w:hyperlink w:anchor="_Toc230179534" w:history="1">
+          <w:hyperlink w:anchor="_Toc230182446" w:history="1">
             <w:r>
               <w:rPr>
                 <w:rStyle w:val="Hypertextovodkaz"/>
@@ -3167,7 +3175,7 @@
                 <w:noProof/>
                 <w:webHidden/>
               </w:rPr>
-              <w:instrText xml:space="preserve"> PAGEREF _Toc230179534 \h </w:instrText>
+              <w:instrText xml:space="preserve"> PAGEREF _Toc230182446 \h </w:instrText>
             </w:r>
             <w:r>
               <w:rPr>
@@ -3212,7 +3220,7 @@
               <w:lang w:eastAsia="cs-CZ"/>
             </w:rPr>
           </w:pPr>
-          <w:hyperlink w:anchor="_Toc230179535" w:history="1">
+          <w:hyperlink w:anchor="_Toc230182447" w:history="1">
             <w:r>
               <w:rPr>
                 <w:rStyle w:val="Hypertextovodkaz"/>
@@ -3255,7 +3263,7 @@
                 <w:noProof/>
                 <w:webHidden/>
               </w:rPr>
-              <w:instrText xml:space="preserve"> PAGEREF _Toc230179535 \h </w:instrText>
+              <w:instrText xml:space="preserve"> PAGEREF _Toc230182447 \h </w:instrText>
             </w:r>
             <w:r>
               <w:rPr>
@@ -3300,7 +3308,7 @@
               <w:lang w:eastAsia="cs-CZ"/>
             </w:rPr>
           </w:pPr>
-          <w:hyperlink w:anchor="_Toc230179536" w:history="1">
+          <w:hyperlink w:anchor="_Toc230182448" w:history="1">
             <w:r>
               <w:rPr>
                 <w:rStyle w:val="Hypertextovodkaz"/>
@@ -3343,7 +3351,7 @@
                 <w:noProof/>
                 <w:webHidden/>
               </w:rPr>
-              <w:instrText xml:space="preserve"> PAGEREF _Toc230179536 \h </w:instrText>
+              <w:instrText xml:space="preserve"> PAGEREF _Toc230182448 \h </w:instrText>
             </w:r>
             <w:r>
               <w:rPr>
@@ -3388,7 +3396,7 @@
               <w:lang w:eastAsia="cs-CZ"/>
             </w:rPr>
           </w:pPr>
-          <w:hyperlink w:anchor="_Toc230179537" w:history="1">
+          <w:hyperlink w:anchor="_Toc230182449" w:history="1">
             <w:r>
               <w:rPr>
                 <w:rStyle w:val="Hypertextovodkaz"/>
@@ -3431,7 +3439,7 @@
                 <w:noProof/>
                 <w:webHidden/>
               </w:rPr>
-              <w:instrText xml:space="preserve"> PAGEREF _Toc230179537 \h </w:instrText>
+              <w:instrText xml:space="preserve"> PAGEREF _Toc230182449 \h </w:instrText>
             </w:r>
             <w:r>
               <w:rPr>
@@ -3476,7 +3484,7 @@
               <w:lang w:eastAsia="cs-CZ"/>
             </w:rPr>
           </w:pPr>
-          <w:hyperlink w:anchor="_Toc230179538" w:history="1">
+          <w:hyperlink w:anchor="_Toc230182450" w:history="1">
             <w:r>
               <w:rPr>
                 <w:rStyle w:val="Hypertextovodkaz"/>
@@ -3519,7 +3527,7 @@
                 <w:noProof/>
                 <w:webHidden/>
               </w:rPr>
-              <w:instrText xml:space="preserve"> PAGEREF _Toc230179538 \h </w:instrText>
+              <w:instrText xml:space="preserve"> PAGEREF _Toc230182450 \h </w:instrText>
             </w:r>
             <w:r>
               <w:rPr>
@@ -3564,7 +3572,7 @@
               <w:lang w:eastAsia="cs-CZ"/>
             </w:rPr>
           </w:pPr>
-          <w:hyperlink w:anchor="_Toc230179539" w:history="1">
+          <w:hyperlink w:anchor="_Toc230182451" w:history="1">
             <w:r>
               <w:rPr>
                 <w:rStyle w:val="Hypertextovodkaz"/>
@@ -3607,7 +3615,7 @@
                 <w:noProof/>
                 <w:webHidden/>
               </w:rPr>
-              <w:instrText xml:space="preserve"> PAGEREF _Toc230179539 \h </w:instrText>
+              <w:instrText xml:space="preserve"> PAGEREF _Toc230182451 \h </w:instrText>
             </w:r>
             <w:r>
               <w:rPr>
@@ -3652,7 +3660,7 @@
               <w:lang w:eastAsia="cs-CZ"/>
             </w:rPr>
           </w:pPr>
-          <w:hyperlink w:anchor="_Toc230179540" w:history="1">
+          <w:hyperlink w:anchor="_Toc230182452" w:history="1">
             <w:r>
               <w:rPr>
                 <w:rStyle w:val="Hypertextovodkaz"/>
@@ -3695,7 +3703,7 @@
                 <w:noProof/>
                 <w:webHidden/>
               </w:rPr>
-              <w:instrText xml:space="preserve"> PAGEREF _Toc230179540 \h </w:instrText>
+              <w:instrText xml:space="preserve"> PAGEREF _Toc230182452 \h </w:instrText>
             </w:r>
             <w:r>
               <w:rPr>
@@ -3740,7 +3748,7 @@
               <w:lang w:eastAsia="cs-CZ"/>
             </w:rPr>
           </w:pPr>
-          <w:hyperlink w:anchor="_Toc230179541" w:history="1">
+          <w:hyperlink w:anchor="_Toc230182453" w:history="1">
             <w:r>
               <w:rPr>
                 <w:rStyle w:val="Hypertextovodkaz"/>
@@ -3783,7 +3791,7 @@
                 <w:noProof/>
                 <w:webHidden/>
               </w:rPr>
-              <w:instrText xml:space="preserve"> PAGEREF _Toc230179541 \h </w:instrText>
+              <w:instrText xml:space="preserve"> PAGEREF _Toc230182453 \h </w:instrText>
             </w:r>
             <w:r>
               <w:rPr>
@@ -3828,7 +3836,7 @@
               <w:lang w:eastAsia="cs-CZ"/>
             </w:rPr>
           </w:pPr>
-          <w:hyperlink w:anchor="_Toc230179542" w:history="1">
+          <w:hyperlink w:anchor="_Toc230182454" w:history="1">
             <w:r>
               <w:rPr>
                 <w:rStyle w:val="Hypertextovodkaz"/>
@@ -3871,7 +3879,7 @@
                 <w:noProof/>
                 <w:webHidden/>
               </w:rPr>
-              <w:instrText xml:space="preserve"> PAGEREF _Toc230179542 \h </w:instrText>
+              <w:instrText xml:space="preserve"> PAGEREF _Toc230182454 \h </w:instrText>
             </w:r>
             <w:r>
               <w:rPr>
@@ -3916,7 +3924,7 @@
               <w:lang w:eastAsia="cs-CZ"/>
             </w:rPr>
           </w:pPr>
-          <w:hyperlink w:anchor="_Toc230179543" w:history="1">
+          <w:hyperlink w:anchor="_Toc230182455" w:history="1">
             <w:r>
               <w:rPr>
                 <w:rStyle w:val="Hypertextovodkaz"/>
@@ -3959,7 +3967,7 @@
                 <w:noProof/>
                 <w:webHidden/>
               </w:rPr>
-              <w:instrText xml:space="preserve"> PAGEREF _Toc230179543 \h </w:instrText>
+              <w:instrText xml:space="preserve"> PAGEREF _Toc230182455 \h </w:instrText>
             </w:r>
             <w:r>
               <w:rPr>
@@ -4004,7 +4012,7 @@
               <w:lang w:eastAsia="cs-CZ"/>
             </w:rPr>
           </w:pPr>
-          <w:hyperlink w:anchor="_Toc230179544" w:history="1">
+          <w:hyperlink w:anchor="_Toc230182456" w:history="1">
             <w:r>
               <w:rPr>
                 <w:rStyle w:val="Hypertextovodkaz"/>
@@ -4047,7 +4055,7 @@
                 <w:noProof/>
                 <w:webHidden/>
               </w:rPr>
-              <w:instrText xml:space="preserve"> PAGEREF _Toc230179544 \h </w:instrText>
+              <w:instrText xml:space="preserve"> PAGEREF _Toc230182456 \h </w:instrText>
             </w:r>
             <w:r>
               <w:rPr>
@@ -4092,7 +4100,7 @@
               <w:lang w:eastAsia="cs-CZ"/>
             </w:rPr>
           </w:pPr>
-          <w:hyperlink w:anchor="_Toc230179545" w:history="1">
+          <w:hyperlink w:anchor="_Toc230182457" w:history="1">
             <w:r>
               <w:rPr>
                 <w:rStyle w:val="Hypertextovodkaz"/>
@@ -4135,7 +4143,7 @@
                 <w:noProof/>
                 <w:webHidden/>
               </w:rPr>
-              <w:instrText xml:space="preserve"> PAGEREF _Toc230179545 \h </w:instrText>
+              <w:instrText xml:space="preserve"> PAGEREF _Toc230182457 \h </w:instrText>
             </w:r>
             <w:r>
               <w:rPr>
@@ -4180,7 +4188,7 @@
               <w:lang w:eastAsia="cs-CZ"/>
             </w:rPr>
           </w:pPr>
-          <w:hyperlink w:anchor="_Toc230179546" w:history="1">
+          <w:hyperlink w:anchor="_Toc230182458" w:history="1">
             <w:r>
               <w:rPr>
                 <w:rStyle w:val="Hypertextovodkaz"/>
@@ -4223,7 +4231,7 @@
                 <w:noProof/>
                 <w:webHidden/>
               </w:rPr>
-              <w:instrText xml:space="preserve"> PAGEREF _Toc230179546 \h </w:instrText>
+              <w:instrText xml:space="preserve"> PAGEREF _Toc230182458 \h </w:instrText>
             </w:r>
             <w:r>
               <w:rPr>
@@ -4268,7 +4276,7 @@
               <w:lang w:eastAsia="cs-CZ"/>
             </w:rPr>
           </w:pPr>
-          <w:hyperlink w:anchor="_Toc230179547" w:history="1">
+          <w:hyperlink w:anchor="_Toc230182459" w:history="1">
             <w:r>
               <w:rPr>
                 <w:rStyle w:val="Hypertextovodkaz"/>
@@ -4311,7 +4319,7 @@
                 <w:noProof/>
                 <w:webHidden/>
               </w:rPr>
-              <w:instrText xml:space="preserve"> PAGEREF _Toc230179547 \h </w:instrText>
+              <w:instrText xml:space="preserve"> PAGEREF _Toc230182459 \h </w:instrText>
             </w:r>
             <w:r>
               <w:rPr>
@@ -4356,7 +4364,7 @@
               <w:lang w:eastAsia="cs-CZ"/>
             </w:rPr>
           </w:pPr>
-          <w:hyperlink w:anchor="_Toc230179548" w:history="1">
+          <w:hyperlink w:anchor="_Toc230182460" w:history="1">
             <w:r>
               <w:rPr>
                 <w:rStyle w:val="Hypertextovodkaz"/>
@@ -4399,7 +4407,7 @@
                 <w:noProof/>
                 <w:webHidden/>
               </w:rPr>
-              <w:instrText xml:space="preserve"> PAGEREF _Toc230179548 \h </w:instrText>
+              <w:instrText xml:space="preserve"> PAGEREF _Toc230182460 \h </w:instrText>
             </w:r>
             <w:r>
               <w:rPr>
@@ -4444,7 +4452,7 @@
               <w:lang w:eastAsia="cs-CZ"/>
             </w:rPr>
           </w:pPr>
-          <w:hyperlink w:anchor="_Toc230179549" w:history="1">
+          <w:hyperlink w:anchor="_Toc230182461" w:history="1">
             <w:r>
               <w:rPr>
                 <w:rStyle w:val="Hypertextovodkaz"/>
@@ -4487,7 +4495,7 @@
                 <w:noProof/>
                 <w:webHidden/>
               </w:rPr>
-              <w:instrText xml:space="preserve"> PAGEREF _Toc230179549 \h </w:instrText>
+              <w:instrText xml:space="preserve"> PAGEREF _Toc230182461 \h </w:instrText>
             </w:r>
             <w:r>
               <w:rPr>
@@ -4532,7 +4540,7 @@
               <w:lang w:eastAsia="cs-CZ"/>
             </w:rPr>
           </w:pPr>
-          <w:hyperlink w:anchor="_Toc230179550" w:history="1">
+          <w:hyperlink w:anchor="_Toc230182462" w:history="1">
             <w:r>
               <w:rPr>
                 <w:rStyle w:val="Hypertextovodkaz"/>
@@ -4575,7 +4583,7 @@
                 <w:noProof/>
                 <w:webHidden/>
               </w:rPr>
-              <w:instrText xml:space="preserve"> PAGEREF _Toc230179550 \h </w:instrText>
+              <w:instrText xml:space="preserve"> PAGEREF _Toc230182462 \h </w:instrText>
             </w:r>
             <w:r>
               <w:rPr>
@@ -4620,7 +4628,7 @@
               <w:lang w:eastAsia="cs-CZ"/>
             </w:rPr>
           </w:pPr>
-          <w:hyperlink w:anchor="_Toc230179551" w:history="1">
+          <w:hyperlink w:anchor="_Toc230182463" w:history="1">
             <w:r>
               <w:rPr>
                 <w:rStyle w:val="Hypertextovodkaz"/>
@@ -4663,7 +4671,7 @@
                 <w:noProof/>
                 <w:webHidden/>
               </w:rPr>
-              <w:instrText xml:space="preserve"> PAGEREF _Toc230179551 \h </w:instrText>
+              <w:instrText xml:space="preserve"> PAGEREF _Toc230182463 \h </w:instrText>
             </w:r>
             <w:r>
               <w:rPr>
@@ -4708,7 +4716,7 @@
               <w:lang w:eastAsia="cs-CZ"/>
             </w:rPr>
           </w:pPr>
-          <w:hyperlink w:anchor="_Toc230179552" w:history="1">
+          <w:hyperlink w:anchor="_Toc230182464" w:history="1">
             <w:r>
               <w:rPr>
                 <w:rStyle w:val="Hypertextovodkaz"/>
@@ -4751,7 +4759,7 @@
                 <w:noProof/>
                 <w:webHidden/>
               </w:rPr>
-              <w:instrText xml:space="preserve"> PAGEREF _Toc230179552 \h </w:instrText>
+              <w:instrText xml:space="preserve"> PAGEREF _Toc230182464 \h </w:instrText>
             </w:r>
             <w:r>
               <w:rPr>
@@ -4796,7 +4804,7 @@
               <w:lang w:eastAsia="cs-CZ"/>
             </w:rPr>
           </w:pPr>
-          <w:hyperlink w:anchor="_Toc230179553" w:history="1">
+          <w:hyperlink w:anchor="_Toc230182465" w:history="1">
             <w:r>
               <w:rPr>
                 <w:rStyle w:val="Hypertextovodkaz"/>
@@ -4839,7 +4847,7 @@
                 <w:noProof/>
                 <w:webHidden/>
               </w:rPr>
-              <w:instrText xml:space="preserve"> PAGEREF _Toc230179553 \h </w:instrText>
+              <w:instrText xml:space="preserve"> PAGEREF _Toc230182465 \h </w:instrText>
             </w:r>
             <w:r>
               <w:rPr>
@@ -4884,7 +4892,7 @@
               <w:lang w:eastAsia="cs-CZ"/>
             </w:rPr>
           </w:pPr>
-          <w:hyperlink w:anchor="_Toc230179554" w:history="1">
+          <w:hyperlink w:anchor="_Toc230182466" w:history="1">
             <w:r>
               <w:rPr>
                 <w:rStyle w:val="Hypertextovodkaz"/>
@@ -4927,7 +4935,7 @@
                 <w:noProof/>
                 <w:webHidden/>
               </w:rPr>
-              <w:instrText xml:space="preserve"> PAGEREF _Toc230179554 \h </w:instrText>
+              <w:instrText xml:space="preserve"> PAGEREF _Toc230182466 \h </w:instrText>
             </w:r>
             <w:r>
               <w:rPr>
@@ -4972,7 +4980,7 @@
               <w:lang w:eastAsia="cs-CZ"/>
             </w:rPr>
           </w:pPr>
-          <w:hyperlink w:anchor="_Toc230179555" w:history="1">
+          <w:hyperlink w:anchor="_Toc230182467" w:history="1">
             <w:r>
               <w:rPr>
                 <w:rStyle w:val="Hypertextovodkaz"/>
@@ -5015,7 +5023,7 @@
                 <w:noProof/>
                 <w:webHidden/>
               </w:rPr>
-              <w:instrText xml:space="preserve"> PAGEREF _Toc230179555 \h </w:instrText>
+              <w:instrText xml:space="preserve"> PAGEREF _Toc230182467 \h </w:instrText>
             </w:r>
             <w:r>
               <w:rPr>
@@ -5060,7 +5068,7 @@
               <w:lang w:eastAsia="cs-CZ"/>
             </w:rPr>
           </w:pPr>
-          <w:hyperlink w:anchor="_Toc230179556" w:history="1">
+          <w:hyperlink w:anchor="_Toc230182468" w:history="1">
             <w:r>
               <w:rPr>
                 <w:rStyle w:val="Hypertextovodkaz"/>
@@ -5103,7 +5111,7 @@
                 <w:noProof/>
                 <w:webHidden/>
               </w:rPr>
-              <w:instrText xml:space="preserve"> PAGEREF _Toc230179556 \h </w:instrText>
+              <w:instrText xml:space="preserve"> PAGEREF _Toc230182468 \h </w:instrText>
             </w:r>
             <w:r>
               <w:rPr>
@@ -5148,7 +5156,7 @@
               <w:lang w:eastAsia="cs-CZ"/>
             </w:rPr>
           </w:pPr>
-          <w:hyperlink w:anchor="_Toc230179557" w:history="1">
+          <w:hyperlink w:anchor="_Toc230182469" w:history="1">
             <w:r>
               <w:rPr>
                 <w:rStyle w:val="Hypertextovodkaz"/>
@@ -5191,7 +5199,7 @@
                 <w:noProof/>
                 <w:webHidden/>
               </w:rPr>
-              <w:instrText xml:space="preserve"> PAGEREF _Toc230179557 \h </w:instrText>
+              <w:instrText xml:space="preserve"> PAGEREF _Toc230182469 \h </w:instrText>
             </w:r>
             <w:r>
               <w:rPr>
@@ -5235,7 +5243,7 @@
               <w:lang w:eastAsia="cs-CZ"/>
             </w:rPr>
           </w:pPr>
-          <w:hyperlink w:anchor="_Toc230179558" w:history="1">
+          <w:hyperlink w:anchor="_Toc230182470" w:history="1">
             <w:r>
               <w:rPr>
                 <w:rStyle w:val="Hypertextovodkaz"/>
@@ -5262,7 +5270,7 @@
                 <w:noProof/>
                 <w:webHidden/>
               </w:rPr>
-              <w:instrText xml:space="preserve"> PAGEREF _Toc230179558 \h </w:instrText>
+              <w:instrText xml:space="preserve"> PAGEREF _Toc230182470 \h </w:instrText>
             </w:r>
             <w:r>
               <w:rPr>
@@ -5306,7 +5314,7 @@
               <w:lang w:eastAsia="cs-CZ"/>
             </w:rPr>
           </w:pPr>
-          <w:hyperlink w:anchor="_Toc230179559" w:history="1">
+          <w:hyperlink w:anchor="_Toc230182471" w:history="1">
             <w:r>
               <w:rPr>
                 <w:rStyle w:val="Hypertextovodkaz"/>
@@ -5333,7 +5341,7 @@
                 <w:noProof/>
                 <w:webHidden/>
               </w:rPr>
-              <w:instrText xml:space="preserve"> PAGEREF _Toc230179559 \h </w:instrText>
+              <w:instrText xml:space="preserve"> PAGEREF _Toc230182471 \h </w:instrText>
             </w:r>
             <w:r>
               <w:rPr>
@@ -5377,7 +5385,7 @@
               <w:lang w:eastAsia="cs-CZ"/>
             </w:rPr>
           </w:pPr>
-          <w:hyperlink w:anchor="_Toc230179560" w:history="1">
+          <w:hyperlink w:anchor="_Toc230182472" w:history="1">
             <w:r>
               <w:rPr>
                 <w:rStyle w:val="Hypertextovodkaz"/>
@@ -5404,7 +5412,7 @@
                 <w:noProof/>
                 <w:webHidden/>
               </w:rPr>
-              <w:instrText xml:space="preserve"> PAGEREF _Toc230179560 \h </w:instrText>
+              <w:instrText xml:space="preserve"> PAGEREF _Toc230182472 \h </w:instrText>
             </w:r>
             <w:r>
               <w:rPr>
@@ -5448,7 +5456,7 @@
               <w:lang w:eastAsia="cs-CZ"/>
             </w:rPr>
           </w:pPr>
-          <w:hyperlink w:anchor="_Toc230179561" w:history="1">
+          <w:hyperlink w:anchor="_Toc230182473" w:history="1">
             <w:r>
               <w:rPr>
                 <w:rStyle w:val="Hypertextovodkaz"/>
@@ -5475,7 +5483,7 @@
                 <w:noProof/>
                 <w:webHidden/>
               </w:rPr>
-              <w:instrText xml:space="preserve"> PAGEREF _Toc230179561 \h </w:instrText>
+              <w:instrText xml:space="preserve"> PAGEREF _Toc230182473 \h </w:instrText>
             </w:r>
             <w:r>
               <w:rPr>
@@ -5496,148 +5504,6 @@
                 <w:webHidden/>
               </w:rPr>
               <w:t>26</w:t>
-            </w:r>
-            <w:r>
-              <w:rPr>
-                <w:noProof/>
-                <w:webHidden/>
-              </w:rPr>
-              <w:fldChar w:fldCharType="end"/>
-            </w:r>
-          </w:hyperlink>
-        </w:p>
-        <w:p>
-          <w:pPr>
-            <w:pStyle w:val="Obsah1"/>
-            <w:tabs>
-              <w:tab w:val="right" w:leader="dot" w:pos="9628"/>
-            </w:tabs>
-            <w:rPr>
-              <w:rFonts w:asciiTheme="minorHAnsi" w:eastAsiaTheme="minorEastAsia" w:hAnsiTheme="minorHAnsi"/>
-              <w:noProof/>
-              <w:sz w:val="24"/>
-              <w:lang w:eastAsia="cs-CZ"/>
-            </w:rPr>
-          </w:pPr>
-          <w:hyperlink w:anchor="_Toc230179562" w:history="1">
-            <w:r>
-              <w:rPr>
-                <w:rStyle w:val="Hypertextovodkaz"/>
-                <w:noProof/>
-              </w:rPr>
-              <w:t>Seznam příloh</w:t>
-            </w:r>
-            <w:r>
-              <w:rPr>
-                <w:noProof/>
-                <w:webHidden/>
-              </w:rPr>
-              <w:tab/>
-            </w:r>
-            <w:r>
-              <w:rPr>
-                <w:noProof/>
-                <w:webHidden/>
-              </w:rPr>
-              <w:fldChar w:fldCharType="begin"/>
-            </w:r>
-            <w:r>
-              <w:rPr>
-                <w:noProof/>
-                <w:webHidden/>
-              </w:rPr>
-              <w:instrText xml:space="preserve"> PAGEREF _Toc230179562 \h </w:instrText>
-            </w:r>
-            <w:r>
-              <w:rPr>
-                <w:noProof/>
-                <w:webHidden/>
-              </w:rPr>
-            </w:r>
-            <w:r>
-              <w:rPr>
-                <w:noProof/>
-                <w:webHidden/>
-              </w:rPr>
-              <w:fldChar w:fldCharType="separate"/>
-            </w:r>
-            <w:r>
-              <w:rPr>
-                <w:noProof/>
-                <w:webHidden/>
-              </w:rPr>
-              <w:t>27</w:t>
-            </w:r>
-            <w:r>
-              <w:rPr>
-                <w:noProof/>
-                <w:webHidden/>
-              </w:rPr>
-              <w:fldChar w:fldCharType="end"/>
-            </w:r>
-          </w:hyperlink>
-        </w:p>
-        <w:p>
-          <w:pPr>
-            <w:pStyle w:val="Obsah1"/>
-            <w:tabs>
-              <w:tab w:val="right" w:leader="dot" w:pos="9628"/>
-            </w:tabs>
-            <w:rPr>
-              <w:rFonts w:asciiTheme="minorHAnsi" w:eastAsiaTheme="minorEastAsia" w:hAnsiTheme="minorHAnsi"/>
-              <w:noProof/>
-              <w:sz w:val="24"/>
-              <w:lang w:eastAsia="cs-CZ"/>
-            </w:rPr>
-          </w:pPr>
-          <w:hyperlink w:anchor="_Toc230179563" w:history="1">
-            <w:r>
-              <w:rPr>
-                <w:rStyle w:val="Hypertextovodkaz"/>
-                <w:noProof/>
-              </w:rPr>
-              <w:t>Přílohy</w:t>
-            </w:r>
-            <w:r>
-              <w:rPr>
-                <w:noProof/>
-                <w:webHidden/>
-              </w:rPr>
-              <w:tab/>
-            </w:r>
-            <w:r>
-              <w:rPr>
-                <w:noProof/>
-                <w:webHidden/>
-              </w:rPr>
-              <w:fldChar w:fldCharType="begin"/>
-            </w:r>
-            <w:r>
-              <w:rPr>
-                <w:noProof/>
-                <w:webHidden/>
-              </w:rPr>
-              <w:instrText xml:space="preserve"> PAGEREF _Toc230179563 \h </w:instrText>
-            </w:r>
-            <w:r>
-              <w:rPr>
-                <w:noProof/>
-                <w:webHidden/>
-              </w:rPr>
-            </w:r>
-            <w:r>
-              <w:rPr>
-                <w:noProof/>
-                <w:webHidden/>
-              </w:rPr>
-              <w:fldChar w:fldCharType="separate"/>
-            </w:r>
-            <w:r>
-              <w:rPr>
-                <w:noProof/>
-                <w:webHidden/>
-              </w:rPr>
-              <w:t>28</w:t>
             </w:r>
             <w:r>
               <w:rPr>
@@ -5689,12 +5555,12 @@
         </w:numPr>
         <w:ind w:left="720"/>
       </w:pPr>
-      <w:bookmarkStart w:id="34" w:name="_Toc230179521"/>
+      <w:bookmarkStart w:id="38" w:name="_Toc230182433"/>
       <w:r>
         <w:lastRenderedPageBreak/>
         <w:t>Úvod</w:t>
       </w:r>
-      <w:bookmarkEnd w:id="34"/>
+      <w:bookmarkEnd w:id="38"/>
     </w:p>
     <w:p>
       <w:r>
@@ -5780,7 +5646,7 @@
       <w:pPr>
         <w:pStyle w:val="Nadpis1"/>
       </w:pPr>
-      <w:bookmarkStart w:id="35" w:name="_Toc230179522"/>
+      <w:bookmarkStart w:id="39" w:name="_Toc230182434"/>
       <w:r>
         <w:lastRenderedPageBreak/>
         <w:t>Teoretická čás</w:t>
@@ -5788,7 +5654,7 @@
       <w:r>
         <w:t>t</w:t>
       </w:r>
-      <w:bookmarkEnd w:id="35"/>
+      <w:bookmarkEnd w:id="39"/>
     </w:p>
     <w:p>
       <w:r>
@@ -5805,7 +5671,7 @@
       <w:pPr>
         <w:pStyle w:val="Nadpis2"/>
       </w:pPr>
-      <w:bookmarkStart w:id="36" w:name="_Toc230179523"/>
+      <w:bookmarkStart w:id="40" w:name="_Toc230182435"/>
       <w:proofErr w:type="spellStart"/>
       <w:r>
         <w:t>Visual</w:t>
@@ -5818,7 +5684,7 @@
       <w:r>
         <w:t>Code</w:t>
       </w:r>
-      <w:bookmarkEnd w:id="36"/>
+      <w:bookmarkEnd w:id="40"/>
       <w:proofErr w:type="spellEnd"/>
     </w:p>
     <w:p>
@@ -5855,11 +5721,11 @@
       <w:pPr>
         <w:pStyle w:val="Nadpis3"/>
       </w:pPr>
-      <w:bookmarkStart w:id="37" w:name="_Toc230179524"/>
+      <w:bookmarkStart w:id="41" w:name="_Toc230182436"/>
       <w:r>
         <w:t>Školní zkušenost</w:t>
       </w:r>
-      <w:bookmarkEnd w:id="37"/>
+      <w:bookmarkEnd w:id="41"/>
     </w:p>
     <w:p>
       <w:pPr>
@@ -5879,11 +5745,9 @@
       <w:r>
         <w:t xml:space="preserve"> Studio Codu je, že s jinými vývojovými nástroji nemám až takové zkušenosti jako právě s tímto. Na naší škole se většina práce s kódem dělá právě v tomto IDE, takže jsem si postupně osvojil jeho ovládání, práci s projektem, </w:t>
       </w:r>
-      <w:proofErr w:type="gramStart"/>
-      <w:r>
-        <w:t>ladění</w:t>
-      </w:r>
-      <w:proofErr w:type="gramEnd"/>
+      <w:r>
+        <w:t>ladění,</w:t>
+      </w:r>
       <w:r>
         <w:t xml:space="preserve"> a hlavně i to, jak v něm pracovat „běžně“, aniž bych pořád musel hledat, kde se jaká možnost nachází. To u ročníkové práce pomáhá hodně, protože když se člověk soustředí hlavně na samotnou aplikaci, nechce ztrácet čas tím, že se učí nové IDE nebo nové nastavení.</w:t>
       </w:r>
@@ -5892,11 +5756,11 @@
       <w:pPr>
         <w:pStyle w:val="Nadpis3"/>
       </w:pPr>
-      <w:bookmarkStart w:id="38" w:name="_Toc230179525"/>
+      <w:bookmarkStart w:id="42" w:name="_Toc230182437"/>
       <w:r>
         <w:t>Integrovaný terminál</w:t>
       </w:r>
-      <w:bookmarkEnd w:id="38"/>
+      <w:bookmarkEnd w:id="42"/>
     </w:p>
     <w:p>
       <w:pPr>
@@ -5929,7 +5793,7 @@
       <w:pPr>
         <w:pStyle w:val="Nadpis3"/>
       </w:pPr>
-      <w:bookmarkStart w:id="39" w:name="_Toc230179526"/>
+      <w:bookmarkStart w:id="43" w:name="_Toc230182438"/>
       <w:r>
         <w:t>Rozšíření prostředí (</w:t>
       </w:r>
@@ -5941,7 +5805,7 @@
       <w:r>
         <w:t>)</w:t>
       </w:r>
-      <w:bookmarkEnd w:id="39"/>
+      <w:bookmarkEnd w:id="43"/>
     </w:p>
     <w:p>
       <w:pPr>
@@ -5998,11 +5862,11 @@
       <w:pPr>
         <w:pStyle w:val="Nadpis3"/>
       </w:pPr>
-      <w:bookmarkStart w:id="40" w:name="_Toc230179527"/>
+      <w:bookmarkStart w:id="44" w:name="_Toc230182439"/>
       <w:r>
         <w:t>Git podpora</w:t>
       </w:r>
-      <w:bookmarkEnd w:id="40"/>
+      <w:bookmarkEnd w:id="44"/>
     </w:p>
     <w:p>
       <w:pPr>
@@ -6044,12 +5908,12 @@
       <w:pPr>
         <w:pStyle w:val="Nadpis2"/>
       </w:pPr>
-      <w:bookmarkStart w:id="41" w:name="_Toc230179528"/>
+      <w:bookmarkStart w:id="45" w:name="_Toc230182440"/>
       <w:r>
         <w:lastRenderedPageBreak/>
         <w:t>Angular</w:t>
       </w:r>
-      <w:bookmarkEnd w:id="41"/>
+      <w:bookmarkEnd w:id="45"/>
     </w:p>
     <w:p>
       <w:r>
@@ -6089,7 +5953,7 @@
       <w:pPr>
         <w:pStyle w:val="Nadpis3"/>
       </w:pPr>
-      <w:bookmarkStart w:id="42" w:name="_Toc230179529"/>
+      <w:bookmarkStart w:id="46" w:name="_Toc230182441"/>
       <w:r>
         <w:t>SCSS (</w:t>
       </w:r>
@@ -6101,7 +5965,7 @@
       <w:r>
         <w:t xml:space="preserve"> CSS)</w:t>
       </w:r>
-      <w:bookmarkEnd w:id="42"/>
+      <w:bookmarkEnd w:id="46"/>
     </w:p>
     <w:p>
       <w:pPr>
@@ -6126,11 +5990,11 @@
       <w:pPr>
         <w:pStyle w:val="Nadpis3"/>
       </w:pPr>
-      <w:bookmarkStart w:id="43" w:name="_Toc230179530"/>
+      <w:bookmarkStart w:id="47" w:name="_Toc230182442"/>
       <w:r>
         <w:t>Komponentová architektura</w:t>
       </w:r>
-      <w:bookmarkEnd w:id="43"/>
+      <w:bookmarkEnd w:id="47"/>
     </w:p>
     <w:p>
       <w:pPr>
@@ -6151,7 +6015,7 @@
       <w:pPr>
         <w:pStyle w:val="Nadpis3"/>
       </w:pPr>
-      <w:bookmarkStart w:id="44" w:name="_Toc230179531"/>
+      <w:bookmarkStart w:id="48" w:name="_Toc230182443"/>
       <w:proofErr w:type="spellStart"/>
       <w:r>
         <w:t>Services</w:t>
@@ -6172,7 +6036,7 @@
       <w:r>
         <w:t>Injection</w:t>
       </w:r>
-      <w:bookmarkEnd w:id="44"/>
+      <w:bookmarkEnd w:id="48"/>
       <w:proofErr w:type="spellEnd"/>
     </w:p>
     <w:p>
@@ -6242,11 +6106,11 @@
       <w:pPr>
         <w:pStyle w:val="Nadpis3"/>
       </w:pPr>
-      <w:bookmarkStart w:id="45" w:name="_Toc230179532"/>
+      <w:bookmarkStart w:id="49" w:name="_Toc230182444"/>
       <w:r>
         <w:t>Angular CLI</w:t>
       </w:r>
-      <w:bookmarkEnd w:id="45"/>
+      <w:bookmarkEnd w:id="49"/>
     </w:p>
     <w:p>
       <w:pPr>
@@ -6297,13 +6161,7 @@
       </w:r>
       <w:proofErr w:type="spellEnd"/>
       <w:r>
-        <w:t xml:space="preserve"> na p</w:t>
-      </w:r>
-      <w:r>
-        <w:t>or</w:t>
-      </w:r>
-      <w:r>
-        <w:t>tu 4200. Pro mě bylo Angular CLI důležité i kvůli časovému ulehčení práce. Když člověk dělá projekt, který obsahuje více komponent, nechce ručně vytvářet strukturu pro každou komponentu. CLI mi to připravilo rychle a přehledně, takže jsem se mohl soustředit hlavně na vlastní funkčnost aplikace.</w:t>
+        <w:t xml:space="preserve"> na portu 4200. Pro mě bylo Angular CLI důležité i kvůli časovému ulehčení práce. Když člověk dělá projekt, který obsahuje více komponent, nechce ručně vytvářet strukturu pro každou komponentu. CLI mi to připravilo rychle a přehledně, takže jsem se mohl soustředit hlavně na vlastní funkčnost aplikace.</w:t>
       </w:r>
     </w:p>
     <w:p/>
@@ -6311,11 +6169,11 @@
       <w:pPr>
         <w:pStyle w:val="Nadpis2"/>
       </w:pPr>
-      <w:bookmarkStart w:id="46" w:name="_Toc230179533"/>
+      <w:bookmarkStart w:id="50" w:name="_Toc230182445"/>
       <w:r>
         <w:t>Angular Material</w:t>
       </w:r>
-      <w:bookmarkEnd w:id="46"/>
+      <w:bookmarkEnd w:id="50"/>
     </w:p>
     <w:p>
       <w:pPr>
@@ -6364,11 +6222,11 @@
       <w:pPr>
         <w:pStyle w:val="Nadpis3"/>
       </w:pPr>
-      <w:bookmarkStart w:id="47" w:name="_Toc230179534"/>
+      <w:bookmarkStart w:id="51" w:name="_Toc230182446"/>
       <w:r>
         <w:t>Karty a panely</w:t>
       </w:r>
-      <w:bookmarkEnd w:id="47"/>
+      <w:bookmarkEnd w:id="51"/>
     </w:p>
     <w:p>
       <w:r>
@@ -6411,11 +6269,11 @@
       <w:pPr>
         <w:pStyle w:val="Nadpis3"/>
       </w:pPr>
-      <w:bookmarkStart w:id="48" w:name="_Toc230179535"/>
+      <w:bookmarkStart w:id="52" w:name="_Toc230182447"/>
       <w:r>
         <w:t>Formulářové prvky a ikony</w:t>
       </w:r>
-      <w:bookmarkEnd w:id="48"/>
+      <w:bookmarkEnd w:id="52"/>
     </w:p>
     <w:p>
       <w:pPr>
@@ -6448,12 +6306,12 @@
       <w:pPr>
         <w:pStyle w:val="Nadpis2"/>
       </w:pPr>
-      <w:bookmarkStart w:id="49" w:name="_Toc230179536"/>
+      <w:bookmarkStart w:id="53" w:name="_Toc230182448"/>
       <w:proofErr w:type="spellStart"/>
       <w:r>
         <w:t>TypeScript</w:t>
       </w:r>
-      <w:bookmarkEnd w:id="49"/>
+      <w:bookmarkEnd w:id="53"/>
       <w:proofErr w:type="spellEnd"/>
     </w:p>
     <w:p>
@@ -6547,12 +6405,12 @@
       <w:pPr>
         <w:pStyle w:val="Nadpis3"/>
       </w:pPr>
-      <w:bookmarkStart w:id="50" w:name="_Toc230179537"/>
+      <w:bookmarkStart w:id="54" w:name="_Toc230182449"/>
       <w:r>
         <w:lastRenderedPageBreak/>
         <w:t>Statické typování</w:t>
       </w:r>
-      <w:bookmarkEnd w:id="50"/>
+      <w:bookmarkEnd w:id="54"/>
     </w:p>
     <w:p>
       <w:r>
@@ -6616,7 +6474,7 @@
       <w:pPr>
         <w:pStyle w:val="Nadpis3"/>
       </w:pPr>
-      <w:bookmarkStart w:id="51" w:name="_Toc230179538"/>
+      <w:bookmarkStart w:id="55" w:name="_Toc230182450"/>
       <w:proofErr w:type="spellStart"/>
       <w:r>
         <w:t>Interfaces</w:t>
@@ -6625,7 +6483,7 @@
       <w:r>
         <w:t xml:space="preserve"> a typy</w:t>
       </w:r>
-      <w:bookmarkEnd w:id="51"/>
+      <w:bookmarkEnd w:id="55"/>
     </w:p>
     <w:p>
       <w:proofErr w:type="spellStart"/>
@@ -6681,7 +6539,7 @@
       <w:pPr>
         <w:pStyle w:val="Nadpis3"/>
       </w:pPr>
-      <w:bookmarkStart w:id="52" w:name="_Toc230179539"/>
+      <w:bookmarkStart w:id="56" w:name="_Toc230182451"/>
       <w:proofErr w:type="spellStart"/>
       <w:r>
         <w:t>Dekorátory</w:t>
@@ -6690,7 +6548,7 @@
       <w:r>
         <w:t xml:space="preserve"> a metadata</w:t>
       </w:r>
-      <w:bookmarkEnd w:id="52"/>
+      <w:bookmarkEnd w:id="56"/>
     </w:p>
     <w:p>
       <w:proofErr w:type="spellStart"/>
@@ -6783,11 +6641,11 @@
       <w:pPr>
         <w:pStyle w:val="Nadpis3"/>
       </w:pPr>
-      <w:bookmarkStart w:id="53" w:name="_Toc230179540"/>
+      <w:bookmarkStart w:id="57" w:name="_Toc230182452"/>
       <w:r>
         <w:t>Generické typy</w:t>
       </w:r>
-      <w:bookmarkEnd w:id="53"/>
+      <w:bookmarkEnd w:id="57"/>
     </w:p>
     <w:p>
       <w:proofErr w:type="spellStart"/>
@@ -6857,11 +6715,11 @@
       <w:pPr>
         <w:pStyle w:val="Nadpis2"/>
       </w:pPr>
-      <w:bookmarkStart w:id="54" w:name="_Toc230179541"/>
+      <w:bookmarkStart w:id="58" w:name="_Toc230182453"/>
       <w:r>
         <w:t>Netlify</w:t>
       </w:r>
-      <w:bookmarkEnd w:id="54"/>
+      <w:bookmarkEnd w:id="58"/>
     </w:p>
     <w:p>
       <w:r>
@@ -6896,7 +6754,7 @@
       <w:pPr>
         <w:pStyle w:val="Nadpis1"/>
       </w:pPr>
-      <w:bookmarkStart w:id="55" w:name="_Toc230179542"/>
+      <w:bookmarkStart w:id="59" w:name="_Toc230182454"/>
       <w:r>
         <w:lastRenderedPageBreak/>
         <w:t>Praktická</w:t>
@@ -6904,7 +6762,7 @@
       <w:r>
         <w:t xml:space="preserve"> část</w:t>
       </w:r>
-      <w:bookmarkEnd w:id="55"/>
+      <w:bookmarkEnd w:id="59"/>
     </w:p>
     <w:p>
       <w:r>
@@ -6927,14 +6785,14 @@
       <w:pPr>
         <w:pStyle w:val="Nadpis2"/>
       </w:pPr>
-      <w:bookmarkStart w:id="56" w:name="_Toc230179543"/>
+      <w:bookmarkStart w:id="60" w:name="_Toc230182455"/>
       <w:r>
         <w:t>Modelovaní</w:t>
       </w:r>
       <w:r>
         <w:t xml:space="preserve"> dat a služby</w:t>
       </w:r>
-      <w:bookmarkEnd w:id="56"/>
+      <w:bookmarkEnd w:id="60"/>
     </w:p>
     <w:p>
       <w:r>
@@ -7125,10 +6983,7 @@
           <w:p>
             <w:proofErr w:type="gramStart"/>
             <w:r>
-              <w:t>U</w:t>
-            </w:r>
-            <w:r>
-              <w:t>kazatel</w:t>
+              <w:t>Ukazatel</w:t>
             </w:r>
             <w:proofErr w:type="gramEnd"/>
             <w:r>
@@ -7241,32 +7096,22 @@
         <w:pStyle w:val="Titulek"/>
         <w:jc w:val="left"/>
       </w:pPr>
-      <w:bookmarkStart w:id="57" w:name="_Toc230179648"/>
+      <w:bookmarkStart w:id="61" w:name="_Toc230179648"/>
       <w:r>
         <w:t xml:space="preserve">Tabulka </w:t>
       </w:r>
-      <w:r>
-        <w:fldChar w:fldCharType="begin"/>
-      </w:r>
-      <w:r>
-        <w:instrText xml:space="preserve"> SEQ Tabulka \* ARABIC </w:instrText>
-      </w:r>
-      <w:r>
-        <w:fldChar w:fldCharType="separate"/>
-      </w:r>
-      <w:r>
-        <w:rPr>
-          <w:noProof/>
-        </w:rPr>
-        <w:t>1</w:t>
-      </w:r>
-      <w:r>
-        <w:fldChar w:fldCharType="end"/>
-      </w:r>
+      <w:fldSimple w:instr=" SEQ Tabulka \* ARABIC ">
+        <w:r>
+          <w:rPr>
+            <w:noProof/>
+          </w:rPr>
+          <w:t>1</w:t>
+        </w:r>
+      </w:fldSimple>
       <w:r>
         <w:t>: Vlastnosti rozhraní Habit</w:t>
       </w:r>
-      <w:bookmarkEnd w:id="57"/>
+      <w:bookmarkEnd w:id="61"/>
     </w:p>
     <w:p>
       <w:r>
@@ -7369,11 +7214,11 @@
       <w:pPr>
         <w:pStyle w:val="Nadpis2"/>
       </w:pPr>
-      <w:bookmarkStart w:id="58" w:name="_Toc230179544"/>
+      <w:bookmarkStart w:id="62" w:name="_Toc230182456"/>
       <w:r>
         <w:t>Hlavní UI a navigace</w:t>
       </w:r>
-      <w:bookmarkEnd w:id="58"/>
+      <w:bookmarkEnd w:id="62"/>
     </w:p>
     <w:p>
       <w:r>
@@ -7415,160 +7260,6 @@
       <w:proofErr w:type="spellEnd"/>
       <w:r>
         <w:t>, která dle předaného parametru typu návyků načte a zobrazí správnou podmnožinu pole návyků. Díky dvěma existujícím typům návyků, jsou jen 2 podmnožiny:</w:t>
-      </w:r>
-    </w:p>
-    <w:p>
-      <w:pPr>
-        <w:pStyle w:val="Odrkovseznam"/>
-        <w:rPr>
-          <w:rFonts w:eastAsiaTheme="minorHAnsi"/>
-        </w:rPr>
-      </w:pPr>
-      <w:r>
-        <w:rPr>
-          <w:rFonts w:eastAsiaTheme="minorHAnsi"/>
-        </w:rPr>
-        <w:t>Karta s "</w:t>
-      </w:r>
-      <w:proofErr w:type="spellStart"/>
-      <w:r>
-        <w:rPr>
-          <w:rFonts w:eastAsiaTheme="minorHAnsi"/>
-        </w:rPr>
-        <w:t>Good</w:t>
-      </w:r>
-      <w:proofErr w:type="spellEnd"/>
-      <w:r>
-        <w:rPr>
-          <w:rFonts w:eastAsiaTheme="minorHAnsi"/>
-        </w:rPr>
-        <w:t xml:space="preserve"> </w:t>
-      </w:r>
-      <w:proofErr w:type="spellStart"/>
-      <w:r>
-        <w:rPr>
-          <w:rFonts w:eastAsiaTheme="minorHAnsi"/>
-        </w:rPr>
-        <w:t>Habits</w:t>
-      </w:r>
-      <w:proofErr w:type="spellEnd"/>
-      <w:r>
-        <w:rPr>
-          <w:rFonts w:eastAsiaTheme="minorHAnsi"/>
-        </w:rPr>
-        <w:t xml:space="preserve">" zobrazuje kladné návyky, které uživatel chce každý den dodržovat. Tato podmnožina je </w:t>
-      </w:r>
-      <w:proofErr w:type="spellStart"/>
-      <w:r>
-        <w:rPr>
-          <w:rFonts w:eastAsiaTheme="minorHAnsi"/>
-        </w:rPr>
-        <w:t>definováná</w:t>
-      </w:r>
-      <w:proofErr w:type="spellEnd"/>
-      <w:r>
-        <w:rPr>
-          <w:rFonts w:eastAsiaTheme="minorHAnsi"/>
-        </w:rPr>
-        <w:t xml:space="preserve"> typem "positive".</w:t>
-      </w:r>
-    </w:p>
-    <w:p>
-      <w:pPr>
-        <w:pStyle w:val="Odrkovseznam"/>
-        <w:rPr>
-          <w:rFonts w:eastAsiaTheme="minorHAnsi"/>
-        </w:rPr>
-      </w:pPr>
-      <w:r>
-        <w:rPr>
-          <w:rFonts w:eastAsiaTheme="minorHAnsi"/>
-        </w:rPr>
-        <w:t>Karta s "</w:t>
-      </w:r>
-      <w:proofErr w:type="spellStart"/>
-      <w:r>
-        <w:rPr>
-          <w:rFonts w:eastAsiaTheme="minorHAnsi"/>
-        </w:rPr>
-        <w:t>Bad</w:t>
-      </w:r>
-      <w:proofErr w:type="spellEnd"/>
-      <w:r>
-        <w:rPr>
-          <w:rFonts w:eastAsiaTheme="minorHAnsi"/>
-        </w:rPr>
-        <w:t xml:space="preserve"> </w:t>
-      </w:r>
-      <w:proofErr w:type="spellStart"/>
-      <w:r>
-        <w:rPr>
-          <w:rFonts w:eastAsiaTheme="minorHAnsi"/>
-        </w:rPr>
-        <w:t>Habits</w:t>
-      </w:r>
-      <w:proofErr w:type="spellEnd"/>
-      <w:r>
-        <w:rPr>
-          <w:rFonts w:eastAsiaTheme="minorHAnsi"/>
-        </w:rPr>
-        <w:t xml:space="preserve">" zobrazuje zlozvyky, které by si uživatel chtěl každý den držet co nejdál od svého denního života. Tato podmnožina je </w:t>
-      </w:r>
-      <w:proofErr w:type="spellStart"/>
-      <w:r>
-        <w:rPr>
-          <w:rFonts w:eastAsiaTheme="minorHAnsi"/>
-        </w:rPr>
-        <w:t>definováná</w:t>
-      </w:r>
-      <w:proofErr w:type="spellEnd"/>
-      <w:r>
-        <w:rPr>
-          <w:rFonts w:eastAsiaTheme="minorHAnsi"/>
-        </w:rPr>
-        <w:t xml:space="preserve"> typem "negative".</w:t>
-      </w:r>
-    </w:p>
-    <w:p>
-      <w:r>
-        <w:t xml:space="preserve">Každá karta v této komponentě </w:t>
-      </w:r>
-      <w:proofErr w:type="spellStart"/>
-      <w:r>
-        <w:t>renderuje</w:t>
-      </w:r>
-      <w:proofErr w:type="spellEnd"/>
-      <w:r>
-        <w:t xml:space="preserve"> samostatnou komponentu, konkrétněji mnou definovanou </w:t>
-      </w:r>
-      <w:proofErr w:type="spellStart"/>
-      <w:r>
-        <w:t>app-habits-tab</w:t>
-      </w:r>
-      <w:proofErr w:type="spellEnd"/>
-      <w:r>
-        <w:t>, která podle předaného parametru typu načte a zobrazí správnou podmnožinu návyků.</w:t>
-      </w:r>
-    </w:p>
-    <w:p>
-      <w:r>
-        <w:t xml:space="preserve">V horní části stránky je umístěný </w:t>
-      </w:r>
-      <w:proofErr w:type="spellStart"/>
-      <w:r>
-        <w:t>toolbar</w:t>
-      </w:r>
-      <w:proofErr w:type="spellEnd"/>
-      <w:r>
-        <w:t xml:space="preserve"> (mat-</w:t>
-      </w:r>
-      <w:proofErr w:type="spellStart"/>
-      <w:r>
-        <w:t>toolbar</w:t>
-      </w:r>
-      <w:proofErr w:type="spellEnd"/>
-      <w:r>
-        <w:t>), který obsahuje základní akce:</w:t>
       </w:r>
     </w:p>
     <w:tbl>
@@ -7588,6 +7279,174 @@
           </w:tcPr>
           <w:p>
             <w:r>
+              <w:t>Název Karty</w:t>
+            </w:r>
+          </w:p>
+        </w:tc>
+        <w:tc>
+          <w:tcPr>
+            <w:tcW w:w="4814" w:type="dxa"/>
+          </w:tcPr>
+          <w:p>
+            <w:r>
+              <w:t>Zobrazení</w:t>
+            </w:r>
+          </w:p>
+        </w:tc>
+      </w:tr>
+      <w:tr>
+        <w:tc>
+          <w:tcPr>
+            <w:tcW w:w="4814" w:type="dxa"/>
+          </w:tcPr>
+          <w:p>
+            <w:r>
+              <w:t>"</w:t>
+            </w:r>
+            <w:proofErr w:type="spellStart"/>
+            <w:r>
+              <w:t>Good</w:t>
+            </w:r>
+            <w:proofErr w:type="spellEnd"/>
+            <w:r>
+              <w:t xml:space="preserve"> </w:t>
+            </w:r>
+            <w:proofErr w:type="spellStart"/>
+            <w:r>
+              <w:t>Habits</w:t>
+            </w:r>
+            <w:proofErr w:type="spellEnd"/>
+            <w:r>
+              <w:t>"</w:t>
+            </w:r>
+          </w:p>
+        </w:tc>
+        <w:tc>
+          <w:tcPr>
+            <w:tcW w:w="4814" w:type="dxa"/>
+          </w:tcPr>
+          <w:p>
+            <w:r>
+              <w:t xml:space="preserve">kladné návyky, které uživatel chce každý den dodržovat. Tato podmnožina je </w:t>
+            </w:r>
+            <w:proofErr w:type="spellStart"/>
+            <w:r>
+              <w:t>definováná</w:t>
+            </w:r>
+            <w:proofErr w:type="spellEnd"/>
+            <w:r>
+              <w:t xml:space="preserve"> typem "positive"</w:t>
+            </w:r>
+          </w:p>
+        </w:tc>
+      </w:tr>
+      <w:tr>
+        <w:tc>
+          <w:tcPr>
+            <w:tcW w:w="4814" w:type="dxa"/>
+          </w:tcPr>
+          <w:p>
+            <w:r>
+              <w:t>"</w:t>
+            </w:r>
+            <w:proofErr w:type="spellStart"/>
+            <w:r>
+              <w:t>Bad</w:t>
+            </w:r>
+            <w:proofErr w:type="spellEnd"/>
+            <w:r>
+              <w:t xml:space="preserve"> </w:t>
+            </w:r>
+            <w:proofErr w:type="spellStart"/>
+            <w:r>
+              <w:t>Habits</w:t>
+            </w:r>
+            <w:proofErr w:type="spellEnd"/>
+            <w:r>
+              <w:t>"</w:t>
+            </w:r>
+          </w:p>
+        </w:tc>
+        <w:tc>
+          <w:tcPr>
+            <w:tcW w:w="4814" w:type="dxa"/>
+          </w:tcPr>
+          <w:p>
+            <w:r>
+              <w:t xml:space="preserve">zlozvyky, které by si uživatel chtěl každý den držet co nejdál od svého denního života. Tato podmnožina je </w:t>
+            </w:r>
+            <w:proofErr w:type="spellStart"/>
+            <w:r>
+              <w:t>definováná</w:t>
+            </w:r>
+            <w:proofErr w:type="spellEnd"/>
+            <w:r>
+              <w:t xml:space="preserve"> typem "negative".</w:t>
+            </w:r>
+          </w:p>
+        </w:tc>
+      </w:tr>
+    </w:tbl>
+    <w:p/>
+    <w:p>
+      <w:r>
+        <w:t xml:space="preserve">Každá karta v této komponentě </w:t>
+      </w:r>
+      <w:proofErr w:type="spellStart"/>
+      <w:r>
+        <w:t>renderuje</w:t>
+      </w:r>
+      <w:proofErr w:type="spellEnd"/>
+      <w:r>
+        <w:t xml:space="preserve"> samostatnou komponentu, konkrétněji mnou definovanou </w:t>
+      </w:r>
+      <w:proofErr w:type="spellStart"/>
+      <w:r>
+        <w:t>app-habits-tab</w:t>
+      </w:r>
+      <w:proofErr w:type="spellEnd"/>
+      <w:r>
+        <w:t>, která podle předaného parametru typu načte a zobrazí správnou podmnožinu návyků.</w:t>
+      </w:r>
+    </w:p>
+    <w:p>
+      <w:r>
+        <w:t xml:space="preserve">V horní části stránky je umístěný </w:t>
+      </w:r>
+      <w:proofErr w:type="spellStart"/>
+      <w:r>
+        <w:t>toolbar</w:t>
+      </w:r>
+      <w:proofErr w:type="spellEnd"/>
+      <w:r>
+        <w:t xml:space="preserve"> (mat-</w:t>
+      </w:r>
+      <w:proofErr w:type="spellStart"/>
+      <w:r>
+        <w:t>toolbar</w:t>
+      </w:r>
+      <w:proofErr w:type="spellEnd"/>
+      <w:r>
+        <w:t>), který obsahuje základní akce:</w:t>
+      </w:r>
+    </w:p>
+    <w:tbl>
+      <w:tblPr>
+        <w:tblStyle w:val="Mkatabulky"/>
+        <w:tblW w:w="0" w:type="auto"/>
+        <w:tblLook w:val="04A0" w:firstRow="1" w:lastRow="0" w:firstColumn="1" w:lastColumn="0" w:noHBand="0" w:noVBand="1"/>
+      </w:tblPr>
+      <w:tblGrid>
+        <w:gridCol w:w="4814"/>
+        <w:gridCol w:w="4814"/>
+      </w:tblGrid>
+      <w:tr>
+        <w:tc>
+          <w:tcPr>
+            <w:tcW w:w="4814" w:type="dxa"/>
+          </w:tcPr>
+          <w:p>
+            <w:r>
               <w:t>Pojmenování akce</w:t>
             </w:r>
           </w:p>
@@ -7681,85 +7540,79 @@
       <w:pPr>
         <w:pStyle w:val="Titulek"/>
       </w:pPr>
-      <w:bookmarkStart w:id="59" w:name="_Toc230179649"/>
+      <w:bookmarkStart w:id="63" w:name="_Toc230179649"/>
       <w:r>
         <w:t xml:space="preserve">Tabulka </w:t>
       </w:r>
-      <w:r>
-        <w:fldChar w:fldCharType="begin"/>
-      </w:r>
-      <w:r>
-        <w:instrText xml:space="preserve"> SEQ Tabulka \* ARABIC </w:instrText>
-      </w:r>
-      <w:r>
-        <w:fldChar w:fldCharType="separate"/>
-      </w:r>
+      <w:fldSimple w:instr=" SEQ Tabulka \* ARABIC ">
+        <w:r>
+          <w:rPr>
+            <w:noProof/>
+          </w:rPr>
+          <w:t>2</w:t>
+        </w:r>
+      </w:fldSimple>
+      <w:r>
+        <w:t xml:space="preserve">: Akce </w:t>
+      </w:r>
+      <w:proofErr w:type="spellStart"/>
+      <w:r>
+        <w:t>toolbaru</w:t>
+      </w:r>
+      <w:bookmarkEnd w:id="63"/>
+      <w:proofErr w:type="spellEnd"/>
+    </w:p>
+    <w:p>
+      <w:r>
+        <w:t xml:space="preserve">Dále aplikace obsahuje plovoucí tlačítko (FAB) pro vytvoření nového návyku. Po kliknutí se zobrazí Angular Material komponenta </w:t>
+      </w:r>
+      <w:proofErr w:type="spellStart"/>
+      <w:r>
+        <w:t>overlay</w:t>
+      </w:r>
+      <w:proofErr w:type="spellEnd"/>
+      <w:r>
+        <w:t xml:space="preserve"> s formulářem (komponenta mnou definována </w:t>
+      </w:r>
+      <w:proofErr w:type="spellStart"/>
+      <w:r>
+        <w:t>app</w:t>
+      </w:r>
+      <w:proofErr w:type="spellEnd"/>
+      <w:r>
+        <w:t>-habit-</w:t>
+      </w:r>
+      <w:proofErr w:type="spellStart"/>
+      <w:r>
+        <w:t>form</w:t>
+      </w:r>
+      <w:proofErr w:type="spellEnd"/>
+      <w:r>
+        <w:t>).</w:t>
+      </w:r>
+    </w:p>
+    <w:p>
+      <w:r>
+        <w:t xml:space="preserve">Tímto rozdělením UI vzniká přehledně vypadající prostředí: uživatel se orientuje přes </w:t>
+      </w:r>
+      <w:proofErr w:type="spellStart"/>
+      <w:r>
+        <w:t>taby</w:t>
+      </w:r>
+      <w:proofErr w:type="spellEnd"/>
+      <w:r>
+        <w:t xml:space="preserve"> (dobré/špatné návyky), zatímco běžné akce (export/import JSON souborů s návyky) jsou dostupné z horní lišty a přidání návyků/zlozvyků z tlačítka v pravém dolním rohu stránky.</w:t>
+      </w:r>
+    </w:p>
+    <w:p>
+      <w:pPr>
+        <w:keepNext/>
+        <w:jc w:val="center"/>
+      </w:pPr>
       <w:r>
         <w:rPr>
           <w:noProof/>
         </w:rPr>
-        <w:t>2</w:t>
-      </w:r>
-      <w:r>
-        <w:fldChar w:fldCharType="end"/>
-      </w:r>
-      <w:r>
-        <w:t xml:space="preserve">: Akce </w:t>
-      </w:r>
-      <w:proofErr w:type="spellStart"/>
-      <w:r>
-        <w:t>toolbaru</w:t>
-      </w:r>
-      <w:bookmarkEnd w:id="59"/>
-      <w:proofErr w:type="spellEnd"/>
-    </w:p>
-    <w:p>
-      <w:r>
-        <w:t xml:space="preserve">Dále aplikace obsahuje plovoucí tlačítko (FAB) pro vytvoření nového návyku. Po kliknutí se zobrazí Angular Material komponenta </w:t>
-      </w:r>
-      <w:proofErr w:type="spellStart"/>
-      <w:r>
-        <w:t>overlay</w:t>
-      </w:r>
-      <w:proofErr w:type="spellEnd"/>
-      <w:r>
-        <w:t xml:space="preserve"> s formulářem (komponenta mnou definována </w:t>
-      </w:r>
-      <w:proofErr w:type="spellStart"/>
-      <w:r>
-        <w:t>app</w:t>
-      </w:r>
-      <w:proofErr w:type="spellEnd"/>
-      <w:r>
-        <w:t>-habit-</w:t>
-      </w:r>
-      <w:proofErr w:type="spellStart"/>
-      <w:r>
-        <w:t>form</w:t>
-      </w:r>
-      <w:proofErr w:type="spellEnd"/>
-      <w:r>
-        <w:t>).</w:t>
-      </w:r>
-    </w:p>
-    <w:p>
-      <w:r>
-        <w:t xml:space="preserve">Tímto rozdělením UI vzniká přehledně vypadající prostředí: uživatel se orientuje přes </w:t>
-      </w:r>
-      <w:proofErr w:type="spellStart"/>
-      <w:r>
-        <w:t>taby</w:t>
-      </w:r>
-      <w:proofErr w:type="spellEnd"/>
-      <w:r>
-        <w:t xml:space="preserve"> (dobré/špatné návyky), zatímco běžné akce (export/import JSON souborů s návyky) jsou dostupné z horní lišty a přidání návyků/zlozvyků z tlačítka v pravém dolním rohu stránky.</w:t>
-      </w:r>
-    </w:p>
-    <w:p>
-      <w:pPr>
-        <w:keepNext/>
-      </w:pPr>
-      <w:r>
         <w:lastRenderedPageBreak/>
         <w:drawing>
           <wp:inline distT="0" distB="0" distL="0" distR="0" wp14:anchorId="64F11A53" wp14:editId="1C8A4C54">
@@ -7801,43 +7654,34 @@
     <w:p>
       <w:pPr>
         <w:pStyle w:val="Titulek"/>
-      </w:pPr>
-      <w:bookmarkStart w:id="60" w:name="_Toc230179642"/>
+        <w:jc w:val="center"/>
+      </w:pPr>
+      <w:bookmarkStart w:id="64" w:name="_Toc230179642"/>
       <w:r>
         <w:t xml:space="preserve">Obrázek </w:t>
       </w:r>
-      <w:r>
-        <w:fldChar w:fldCharType="begin"/>
-      </w:r>
-      <w:r>
-        <w:instrText xml:space="preserve"> SEQ Obrázek \* ARABIC </w:instrText>
-      </w:r>
-      <w:r>
-        <w:fldChar w:fldCharType="separate"/>
-      </w:r>
-      <w:r>
-        <w:rPr>
-          <w:noProof/>
-        </w:rPr>
-        <w:t>1</w:t>
-      </w:r>
-      <w:r>
-        <w:fldChar w:fldCharType="end"/>
-      </w:r>
+      <w:fldSimple w:instr=" SEQ Obrázek \* ARABIC ">
+        <w:r>
+          <w:rPr>
+            <w:noProof/>
+          </w:rPr>
+          <w:t>1</w:t>
+        </w:r>
+      </w:fldSimple>
       <w:r>
         <w:t>: Hlavní UI</w:t>
       </w:r>
-      <w:bookmarkEnd w:id="60"/>
+      <w:bookmarkEnd w:id="64"/>
     </w:p>
     <w:p>
       <w:pPr>
         <w:pStyle w:val="Nadpis2"/>
       </w:pPr>
-      <w:bookmarkStart w:id="61" w:name="_Toc230179545"/>
+      <w:bookmarkStart w:id="65" w:name="_Toc230182457"/>
       <w:r>
         <w:t>Formulář pro vytváření nových návyků</w:t>
       </w:r>
-      <w:bookmarkEnd w:id="61"/>
+      <w:bookmarkEnd w:id="65"/>
     </w:p>
     <w:p>
       <w:r>
@@ -8096,108 +7940,103 @@
     <w:p>
       <w:pPr>
         <w:pStyle w:val="Titulek"/>
-      </w:pPr>
-      <w:bookmarkStart w:id="62" w:name="_Toc230179650"/>
+        <w:jc w:val="center"/>
+      </w:pPr>
+      <w:bookmarkStart w:id="66" w:name="_Toc230179650"/>
       <w:r>
         <w:t xml:space="preserve">Tabulka </w:t>
       </w:r>
-      <w:r>
-        <w:fldChar w:fldCharType="begin"/>
-      </w:r>
-      <w:r>
-        <w:instrText xml:space="preserve"> SEQ Tabulka \* ARABIC </w:instrText>
-      </w:r>
-      <w:r>
-        <w:fldChar w:fldCharType="separate"/>
-      </w:r>
+      <w:fldSimple w:instr=" SEQ Tabulka \* ARABIC ">
+        <w:r>
+          <w:rPr>
+            <w:noProof/>
+          </w:rPr>
+          <w:t>3</w:t>
+        </w:r>
+      </w:fldSimple>
+      <w:r>
+        <w:t>: Vstupy formuláře</w:t>
+      </w:r>
+      <w:bookmarkEnd w:id="66"/>
+    </w:p>
+    <w:p>
+      <w:r>
+        <w:lastRenderedPageBreak/>
+        <w:t>Klíčová je také logika proti duplicitám a přehnaně zapsaným návykům/zlozvykům. Před odesláním formuláře se provede kontrola, zda už neexistuje návyk stejného typu, který má shodný název nebo shodný popis (porovnání je case-</w:t>
+      </w:r>
+      <w:proofErr w:type="spellStart"/>
+      <w:r>
+        <w:t>insensitive</w:t>
+      </w:r>
+      <w:proofErr w:type="spellEnd"/>
+      <w:r>
+        <w:t xml:space="preserve"> a pracuje s </w:t>
+      </w:r>
+      <w:proofErr w:type="spellStart"/>
+      <w:r>
+        <w:t>trimmed</w:t>
+      </w:r>
+      <w:proofErr w:type="spellEnd"/>
+      <w:r>
+        <w:t xml:space="preserve"> řetězci pro lehčí zpracování textů). Pokud duplicita nastane, zobrazí se příslušná hláška a data se neuloží, okno zůstane otevřené.</w:t>
+      </w:r>
+    </w:p>
+    <w:p>
+      <w:r>
+        <w:t>Po naopak úspěšném odeslání se:</w:t>
+      </w:r>
+    </w:p>
+    <w:p>
+      <w:pPr>
+        <w:pStyle w:val="Odrkovseznam"/>
+      </w:pPr>
+      <w:r>
+        <w:t xml:space="preserve">vytvoří nový záznam návyku v </w:t>
+      </w:r>
+      <w:proofErr w:type="spellStart"/>
+      <w:r>
+        <w:t>DataService</w:t>
+      </w:r>
+      <w:proofErr w:type="spellEnd"/>
+      <w:r>
+        <w:t>,</w:t>
+      </w:r>
+    </w:p>
+    <w:p>
+      <w:pPr>
+        <w:pStyle w:val="Odrkovseznam"/>
+      </w:pPr>
+      <w:r>
+        <w:t>formulář se resetuje,</w:t>
+      </w:r>
+    </w:p>
+    <w:p>
+      <w:pPr>
+        <w:pStyle w:val="Odrkovseznam"/>
+      </w:pPr>
+      <w:proofErr w:type="spellStart"/>
+      <w:r>
+        <w:t>overlay</w:t>
+      </w:r>
+      <w:proofErr w:type="spellEnd"/>
+      <w:r>
+        <w:t xml:space="preserve"> se uzavře.</w:t>
+      </w:r>
+    </w:p>
+    <w:p>
+      <w:r>
+        <w:t>Tím je zajištěno, že se uživatelská data ukládají konzistentně a že aplikace není „zanesená“ duplicitami, které by zhoršovaly orientaci v seznamech.</w:t>
+      </w:r>
+    </w:p>
+    <w:p>
+      <w:pPr>
+        <w:keepNext/>
+        <w:jc w:val="center"/>
+      </w:pPr>
       <w:r>
         <w:rPr>
           <w:noProof/>
         </w:rPr>
-        <w:t>3</w:t>
-      </w:r>
-      <w:r>
-        <w:fldChar w:fldCharType="end"/>
-      </w:r>
-      <w:r>
-        <w:t>: Vstupy formuláře</w:t>
-      </w:r>
-      <w:bookmarkEnd w:id="62"/>
-    </w:p>
-    <w:p>
-      <w:r>
-        <w:lastRenderedPageBreak/>
-        <w:t>Klíčová je také logika proti duplicitám a přehnaně zapsaným návykům/zlozvykům. Před odesláním formuláře se provede kontrola, zda už neexistuje návyk stejného typu, který má shodný název nebo shodný popis (porovnání je case-</w:t>
-      </w:r>
-      <w:proofErr w:type="spellStart"/>
-      <w:r>
-        <w:t>insensitive</w:t>
-      </w:r>
-      <w:proofErr w:type="spellEnd"/>
-      <w:r>
-        <w:t xml:space="preserve"> a pracuje s </w:t>
-      </w:r>
-      <w:proofErr w:type="spellStart"/>
-      <w:r>
-        <w:t>trimmed</w:t>
-      </w:r>
-      <w:proofErr w:type="spellEnd"/>
-      <w:r>
-        <w:t xml:space="preserve"> řetězci pro lehčí zpracování textů). Pokud duplicita nastane, zobrazí se příslušná hláška a data se neuloží, okno zůstane otevřené.</w:t>
-      </w:r>
-    </w:p>
-    <w:p>
-      <w:r>
-        <w:t>Po naopak úspěšném odeslání se:</w:t>
-      </w:r>
-    </w:p>
-    <w:p>
-      <w:pPr>
-        <w:pStyle w:val="Odrkovseznam"/>
-      </w:pPr>
-      <w:r>
-        <w:t xml:space="preserve">vytvoří nový záznam návyku v </w:t>
-      </w:r>
-      <w:proofErr w:type="spellStart"/>
-      <w:r>
-        <w:t>DataService</w:t>
-      </w:r>
-      <w:proofErr w:type="spellEnd"/>
-      <w:r>
-        <w:t>,</w:t>
-      </w:r>
-    </w:p>
-    <w:p>
-      <w:pPr>
-        <w:pStyle w:val="Odrkovseznam"/>
-      </w:pPr>
-      <w:r>
-        <w:t>formulář se resetuje,</w:t>
-      </w:r>
-    </w:p>
-    <w:p>
-      <w:pPr>
-        <w:pStyle w:val="Odrkovseznam"/>
-      </w:pPr>
-      <w:proofErr w:type="spellStart"/>
-      <w:r>
-        <w:t>overlay</w:t>
-      </w:r>
-      <w:proofErr w:type="spellEnd"/>
-      <w:r>
-        <w:t xml:space="preserve"> se uzavře.</w:t>
-      </w:r>
-    </w:p>
-    <w:p>
-      <w:r>
-        <w:t>Tím je zajištěno, že se uživatelská data ukládají konzistentně a že aplikace není „zanesená“ duplicitami, které by zhoršovaly orientaci v seznamech.</w:t>
-      </w:r>
-    </w:p>
-    <w:p>
-      <w:pPr>
-        <w:keepNext/>
-      </w:pPr>
-      <w:r>
         <w:drawing>
           <wp:inline distT="0" distB="0" distL="0" distR="0" wp14:anchorId="4D44FAA8" wp14:editId="08A65775">
             <wp:extent cx="1928741" cy="2477386"/>
@@ -8238,43 +8077,34 @@
     <w:p>
       <w:pPr>
         <w:pStyle w:val="Titulek"/>
-      </w:pPr>
-      <w:bookmarkStart w:id="63" w:name="_Toc230179643"/>
+        <w:jc w:val="center"/>
+      </w:pPr>
+      <w:bookmarkStart w:id="67" w:name="_Toc230179643"/>
       <w:r>
         <w:t xml:space="preserve">Obrázek </w:t>
       </w:r>
-      <w:r>
-        <w:fldChar w:fldCharType="begin"/>
-      </w:r>
-      <w:r>
-        <w:instrText xml:space="preserve"> SEQ Obrázek \* ARABIC </w:instrText>
-      </w:r>
-      <w:r>
-        <w:fldChar w:fldCharType="separate"/>
-      </w:r>
-      <w:r>
-        <w:rPr>
-          <w:noProof/>
-        </w:rPr>
-        <w:t>2</w:t>
-      </w:r>
-      <w:r>
-        <w:fldChar w:fldCharType="end"/>
-      </w:r>
+      <w:fldSimple w:instr=" SEQ Obrázek \* ARABIC ">
+        <w:r>
+          <w:rPr>
+            <w:noProof/>
+          </w:rPr>
+          <w:t>2</w:t>
+        </w:r>
+      </w:fldSimple>
       <w:r>
         <w:t>: Formulář pro přidání nových habitů</w:t>
       </w:r>
-      <w:bookmarkEnd w:id="63"/>
+      <w:bookmarkEnd w:id="67"/>
     </w:p>
     <w:p>
       <w:pPr>
         <w:pStyle w:val="Nadpis2"/>
       </w:pPr>
-      <w:bookmarkStart w:id="64" w:name="_Toc230179546"/>
+      <w:bookmarkStart w:id="68" w:name="_Toc230182458"/>
       <w:r>
         <w:t>Seznamy návyků</w:t>
       </w:r>
-      <w:bookmarkEnd w:id="64"/>
+      <w:bookmarkEnd w:id="68"/>
     </w:p>
     <w:p>
       <w:r>
@@ -8378,10 +8208,7 @@
               <w:t>Stará se o</w:t>
             </w:r>
             <w:r>
-              <w:t xml:space="preserve"> </w:t>
-            </w:r>
-            <w:r>
-              <w:t>konkrétní položku (návyk/zlozvyk) a její lokální UI logiku</w:t>
+              <w:t xml:space="preserve"> konkrétní položku (návyk/zlozvyk) a její lokální UI logiku</w:t>
             </w:r>
           </w:p>
         </w:tc>
@@ -8440,32 +8267,22 @@
       <w:pPr>
         <w:pStyle w:val="Titulek"/>
       </w:pPr>
-      <w:bookmarkStart w:id="65" w:name="_Toc230179651"/>
+      <w:bookmarkStart w:id="69" w:name="_Toc230179651"/>
       <w:r>
         <w:t xml:space="preserve">Tabulka </w:t>
       </w:r>
-      <w:r>
-        <w:fldChar w:fldCharType="begin"/>
-      </w:r>
-      <w:r>
-        <w:instrText xml:space="preserve"> SEQ Tabulka \* ARABIC </w:instrText>
-      </w:r>
-      <w:r>
-        <w:fldChar w:fldCharType="separate"/>
-      </w:r>
-      <w:r>
-        <w:rPr>
-          <w:noProof/>
-        </w:rPr>
-        <w:t>4</w:t>
-      </w:r>
-      <w:r>
-        <w:fldChar w:fldCharType="end"/>
-      </w:r>
+      <w:fldSimple w:instr=" SEQ Tabulka \* ARABIC ">
+        <w:r>
+          <w:rPr>
+            <w:noProof/>
+          </w:rPr>
+          <w:t>4</w:t>
+        </w:r>
+      </w:fldSimple>
       <w:r>
         <w:t>: Členové za funkcí UI</w:t>
       </w:r>
-      <w:bookmarkEnd w:id="65"/>
+      <w:bookmarkEnd w:id="69"/>
     </w:p>
     <w:p>
       <w:r>
@@ -8561,72 +8378,66 @@
       <w:pPr>
         <w:pStyle w:val="Titulek"/>
       </w:pPr>
-      <w:bookmarkStart w:id="66" w:name="_Toc230179652"/>
+      <w:bookmarkStart w:id="70" w:name="_Toc230179652"/>
       <w:r>
         <w:t xml:space="preserve">Tabulka </w:t>
       </w:r>
-      <w:r>
-        <w:fldChar w:fldCharType="begin"/>
-      </w:r>
-      <w:r>
-        <w:instrText xml:space="preserve"> SEQ Tabulka \* ARABIC </w:instrText>
-      </w:r>
-      <w:r>
-        <w:fldChar w:fldCharType="separate"/>
-      </w:r>
+      <w:fldSimple w:instr=" SEQ Tabulka \* ARABIC ">
+        <w:r>
+          <w:rPr>
+            <w:noProof/>
+          </w:rPr>
+          <w:t>5</w:t>
+        </w:r>
+      </w:fldSimple>
+      <w:r>
+        <w:t>: výstupní eventy UI</w:t>
+      </w:r>
+      <w:bookmarkEnd w:id="70"/>
+    </w:p>
+    <w:p>
+      <w:r>
+        <w:t xml:space="preserve">Tímto stylem se v </w:t>
+      </w:r>
+      <w:proofErr w:type="spellStart"/>
+      <w:r>
+        <w:t>Angularu</w:t>
+      </w:r>
+      <w:proofErr w:type="spellEnd"/>
+      <w:r>
+        <w:t xml:space="preserve"> udržuje čistá separace odpovědností: komponenta seznamu pouze </w:t>
+      </w:r>
+      <w:proofErr w:type="spellStart"/>
+      <w:r>
+        <w:t>renderuje</w:t>
+      </w:r>
+      <w:proofErr w:type="spellEnd"/>
+      <w:r>
+        <w:t xml:space="preserve"> položky a přeposílá uživatelské akce výše, zatímco logika úpravy dat zůstává v nadržené logice a v </w:t>
+      </w:r>
+      <w:proofErr w:type="spellStart"/>
+      <w:r>
+        <w:t>DataService</w:t>
+      </w:r>
+      <w:proofErr w:type="spellEnd"/>
+      <w:r>
+        <w:t>.</w:t>
+      </w:r>
+    </w:p>
+    <w:p>
+      <w:r>
+        <w:t>Výsledkem je přehledné UI, kdy uživatel vidí návyky či zlozvyky v seznamech, může s nimi pracovat a změny se ihned projeví v dalších částech aplikace (např. v grafu).</w:t>
+      </w:r>
+    </w:p>
+    <w:p>
+      <w:pPr>
+        <w:keepNext/>
+        <w:jc w:val="center"/>
+      </w:pPr>
       <w:r>
         <w:rPr>
           <w:noProof/>
         </w:rPr>
-        <w:t>5</w:t>
-      </w:r>
-      <w:r>
-        <w:fldChar w:fldCharType="end"/>
-      </w:r>
-      <w:r>
-        <w:t>: výstupní eventy UI</w:t>
-      </w:r>
-      <w:bookmarkEnd w:id="66"/>
-    </w:p>
-    <w:p>
-      <w:r>
-        <w:t xml:space="preserve">Tímto stylem se v </w:t>
-      </w:r>
-      <w:proofErr w:type="spellStart"/>
-      <w:r>
-        <w:t>Angularu</w:t>
-      </w:r>
-      <w:proofErr w:type="spellEnd"/>
-      <w:r>
-        <w:t xml:space="preserve"> udržuje čistá separace odpovědností: komponenta seznamu pouze </w:t>
-      </w:r>
-      <w:proofErr w:type="spellStart"/>
-      <w:r>
-        <w:t>renderuje</w:t>
-      </w:r>
-      <w:proofErr w:type="spellEnd"/>
-      <w:r>
-        <w:t xml:space="preserve"> položky a přeposílá uživatelské akce výše, zatímco logika úpravy dat zůstává v nadržené logice a v </w:t>
-      </w:r>
-      <w:proofErr w:type="spellStart"/>
-      <w:r>
-        <w:t>DataService</w:t>
-      </w:r>
-      <w:proofErr w:type="spellEnd"/>
-      <w:r>
-        <w:t>.</w:t>
-      </w:r>
-    </w:p>
-    <w:p>
-      <w:r>
-        <w:t>Výsledkem je přehledné UI, kdy uživatel vidí návyky či zlozvyky v seznamech, může s nimi pracovat a změny se ihned projeví v dalších částech aplikace (např. v grafu).</w:t>
-      </w:r>
-    </w:p>
-    <w:p>
-      <w:pPr>
-        <w:keepNext/>
-      </w:pPr>
-      <w:r>
         <w:drawing>
           <wp:inline distT="0" distB="0" distL="0" distR="0" wp14:anchorId="7CD19B90" wp14:editId="179B0791">
             <wp:extent cx="6120130" cy="2460625"/>
@@ -8667,43 +8478,34 @@
     <w:p>
       <w:pPr>
         <w:pStyle w:val="Titulek"/>
-      </w:pPr>
-      <w:bookmarkStart w:id="67" w:name="_Toc230179644"/>
+        <w:jc w:val="center"/>
+      </w:pPr>
+      <w:bookmarkStart w:id="71" w:name="_Toc230179644"/>
       <w:r>
         <w:t xml:space="preserve">Obrázek </w:t>
       </w:r>
-      <w:r>
-        <w:fldChar w:fldCharType="begin"/>
-      </w:r>
-      <w:r>
-        <w:instrText xml:space="preserve"> SEQ Obrázek \* ARABIC </w:instrText>
-      </w:r>
-      <w:r>
-        <w:fldChar w:fldCharType="separate"/>
-      </w:r>
-      <w:r>
-        <w:rPr>
-          <w:noProof/>
-        </w:rPr>
-        <w:t>3</w:t>
-      </w:r>
-      <w:r>
-        <w:fldChar w:fldCharType="end"/>
-      </w:r>
+      <w:fldSimple w:instr=" SEQ Obrázek \* ARABIC ">
+        <w:r>
+          <w:rPr>
+            <w:noProof/>
+          </w:rPr>
+          <w:t>3</w:t>
+        </w:r>
+      </w:fldSimple>
       <w:r>
         <w:t>: Seznam habitů</w:t>
       </w:r>
-      <w:bookmarkEnd w:id="67"/>
+      <w:bookmarkEnd w:id="71"/>
     </w:p>
     <w:p>
       <w:pPr>
         <w:pStyle w:val="Nadpis2"/>
       </w:pPr>
-      <w:bookmarkStart w:id="68" w:name="_Toc230179547"/>
+      <w:bookmarkStart w:id="72" w:name="_Toc230182459"/>
       <w:r>
         <w:t>Vizualizace plnění návyku</w:t>
       </w:r>
-      <w:bookmarkEnd w:id="68"/>
+      <w:bookmarkEnd w:id="72"/>
     </w:p>
     <w:p>
       <w:pPr>
@@ -8840,29 +8642,20 @@
     <w:p>
       <w:pPr>
         <w:pStyle w:val="Titulek"/>
-      </w:pPr>
-      <w:bookmarkStart w:id="69" w:name="_Toc230179653"/>
+        <w:jc w:val="center"/>
+      </w:pPr>
+      <w:bookmarkStart w:id="73" w:name="_Toc230179653"/>
       <w:r>
         <w:t xml:space="preserve">Tabulka </w:t>
       </w:r>
-      <w:r>
-        <w:fldChar w:fldCharType="begin"/>
-      </w:r>
-      <w:r>
-        <w:instrText xml:space="preserve"> SEQ Tabulka \* ARABIC </w:instrText>
-      </w:r>
-      <w:r>
-        <w:fldChar w:fldCharType="separate"/>
-      </w:r>
-      <w:r>
-        <w:rPr>
-          <w:noProof/>
-        </w:rPr>
-        <w:t>6</w:t>
-      </w:r>
-      <w:r>
-        <w:fldChar w:fldCharType="end"/>
-      </w:r>
+      <w:fldSimple w:instr=" SEQ Tabulka \* ARABIC ">
+        <w:r>
+          <w:rPr>
+            <w:noProof/>
+          </w:rPr>
+          <w:t>6</w:t>
+        </w:r>
+      </w:fldSimple>
       <w:r>
         <w:t xml:space="preserve">: Vstupy </w:t>
       </w:r>
@@ -8870,7 +8663,7 @@
       <w:r>
         <w:t>HabitGraphu</w:t>
       </w:r>
-      <w:bookmarkEnd w:id="69"/>
+      <w:bookmarkEnd w:id="73"/>
       <w:proofErr w:type="spellEnd"/>
     </w:p>
     <w:p>
@@ -9011,33 +8804,24 @@
     <w:p>
       <w:pPr>
         <w:pStyle w:val="Titulek"/>
-      </w:pPr>
-      <w:bookmarkStart w:id="70" w:name="_Toc230179654"/>
+        <w:jc w:val="center"/>
+      </w:pPr>
+      <w:bookmarkStart w:id="74" w:name="_Toc230179654"/>
       <w:r>
         <w:t xml:space="preserve">Tabulka </w:t>
       </w:r>
-      <w:r>
-        <w:fldChar w:fldCharType="begin"/>
-      </w:r>
-      <w:r>
-        <w:instrText xml:space="preserve"> SEQ Tabulka \* ARABIC </w:instrText>
-      </w:r>
-      <w:r>
-        <w:fldChar w:fldCharType="separate"/>
-      </w:r>
-      <w:r>
-        <w:rPr>
-          <w:noProof/>
-        </w:rPr>
-        <w:t>7</w:t>
-      </w:r>
-      <w:r>
-        <w:fldChar w:fldCharType="end"/>
-      </w:r>
+      <w:fldSimple w:instr=" SEQ Tabulka \* ARABIC ">
+        <w:r>
+          <w:rPr>
+            <w:noProof/>
+          </w:rPr>
+          <w:t>7</w:t>
+        </w:r>
+      </w:fldSimple>
       <w:r>
         <w:t>: možnosti grafu</w:t>
       </w:r>
-      <w:bookmarkEnd w:id="70"/>
+      <w:bookmarkEnd w:id="74"/>
     </w:p>
     <w:p>
       <w:r>
@@ -9072,10 +8856,12 @@
       <w:pPr>
         <w:pStyle w:val="Normlnweb"/>
         <w:keepNext/>
+        <w:jc w:val="center"/>
       </w:pPr>
       <w:r>
         <w:rPr>
           <w:rStyle w:val="Siln"/>
+          <w:noProof/>
         </w:rPr>
         <w:drawing>
           <wp:inline distT="0" distB="0" distL="0" distR="0" wp14:anchorId="5AEEBD81" wp14:editId="6FFD4F09">
@@ -9117,47 +8903,37 @@
     <w:p>
       <w:pPr>
         <w:pStyle w:val="Titulek"/>
-        <w:jc w:val="left"/>
+        <w:jc w:val="center"/>
         <w:rPr>
           <w:rStyle w:val="Siln"/>
         </w:rPr>
       </w:pPr>
-      <w:bookmarkStart w:id="71" w:name="_Toc230179645"/>
+      <w:bookmarkStart w:id="75" w:name="_Toc230179645"/>
       <w:r>
         <w:t xml:space="preserve">Obrázek </w:t>
       </w:r>
-      <w:r>
-        <w:fldChar w:fldCharType="begin"/>
-      </w:r>
-      <w:r>
-        <w:instrText xml:space="preserve"> SEQ Obrázek \* ARABIC </w:instrText>
-      </w:r>
-      <w:r>
-        <w:fldChar w:fldCharType="separate"/>
-      </w:r>
-      <w:r>
-        <w:rPr>
-          <w:noProof/>
-        </w:rPr>
-        <w:t>4</w:t>
-      </w:r>
-      <w:r>
-        <w:fldChar w:fldCharType="end"/>
-      </w:r>
+      <w:fldSimple w:instr=" SEQ Obrázek \* ARABIC ">
+        <w:r>
+          <w:rPr>
+            <w:noProof/>
+          </w:rPr>
+          <w:t>4</w:t>
+        </w:r>
+      </w:fldSimple>
       <w:r>
         <w:t>: Rozevřený habit</w:t>
       </w:r>
-      <w:bookmarkEnd w:id="71"/>
+      <w:bookmarkEnd w:id="75"/>
     </w:p>
     <w:p>
       <w:pPr>
         <w:pStyle w:val="Nadpis2"/>
       </w:pPr>
-      <w:bookmarkStart w:id="72" w:name="_Toc230179548"/>
+      <w:bookmarkStart w:id="76" w:name="_Toc230182460"/>
       <w:r>
         <w:t>Styling a responzivita aplikace</w:t>
       </w:r>
-      <w:bookmarkEnd w:id="72"/>
+      <w:bookmarkEnd w:id="76"/>
     </w:p>
     <w:p>
       <w:r>
@@ -9224,13 +9000,18 @@
         <w:pStyle w:val="Odrkovseznam"/>
       </w:pPr>
       <w:r>
-        <w:t>specifické styly jednotlivých komponent jsou v jejich vlastních .</w:t>
+        <w:t xml:space="preserve">specifické styly jednotlivých komponent jsou v jejich </w:t>
+      </w:r>
+      <w:proofErr w:type="gramStart"/>
+      <w:r>
+        <w:t>vlastních .</w:t>
       </w:r>
       <w:proofErr w:type="spellStart"/>
       <w:r>
         <w:t>scss</w:t>
       </w:r>
       <w:proofErr w:type="spellEnd"/>
+      <w:proofErr w:type="gramEnd"/>
       <w:r>
         <w:t xml:space="preserve"> souborech (</w:t>
       </w:r>
@@ -9417,61 +9198,56 @@
     <w:p>
       <w:pPr>
         <w:pStyle w:val="Titulek"/>
-      </w:pPr>
-      <w:bookmarkStart w:id="73" w:name="_Toc230179655"/>
+        <w:jc w:val="center"/>
+      </w:pPr>
+      <w:bookmarkStart w:id="77" w:name="_Toc230179655"/>
       <w:r>
         <w:t xml:space="preserve">Tabulka </w:t>
       </w:r>
-      <w:r>
-        <w:fldChar w:fldCharType="begin"/>
-      </w:r>
-      <w:r>
-        <w:instrText xml:space="preserve"> SEQ Tabulka \* ARABIC </w:instrText>
-      </w:r>
-      <w:r>
-        <w:fldChar w:fldCharType="separate"/>
-      </w:r>
+      <w:fldSimple w:instr=" SEQ Tabulka \* ARABIC ">
+        <w:r>
+          <w:rPr>
+            <w:noProof/>
+          </w:rPr>
+          <w:t>8</w:t>
+        </w:r>
+      </w:fldSimple>
+      <w:r>
+        <w:t xml:space="preserve">: Komponenty </w:t>
+      </w:r>
+      <w:r>
+        <w:t>nejhorší</w:t>
+      </w:r>
+      <w:r>
+        <w:t xml:space="preserve"> na stylování</w:t>
+      </w:r>
+      <w:bookmarkEnd w:id="77"/>
+    </w:p>
+    <w:p>
+      <w:r>
+        <w:t xml:space="preserve">Přístup je tedy takový, že aplikace zůstává použitelná i na menších displejích, aniž by docházelo k rozbití layoutu nebo k nečitelnosti obsahu. V případě grafu je preferováno umožnit práci s obsahem přes </w:t>
+      </w:r>
+      <w:proofErr w:type="spellStart"/>
+      <w:r>
+        <w:t>scroll</w:t>
+      </w:r>
+      <w:proofErr w:type="spellEnd"/>
+      <w:r>
+        <w:t xml:space="preserve">, protože samotný graf vyžaduje určitou šířku pro čitelnost </w:t>
+      </w:r>
+      <w:r>
+        <w:t>detailů.</w:t>
+      </w:r>
+    </w:p>
+    <w:p>
+      <w:pPr>
+        <w:keepNext/>
+        <w:jc w:val="center"/>
+      </w:pPr>
       <w:r>
         <w:rPr>
           <w:noProof/>
         </w:rPr>
-        <w:t>8</w:t>
-      </w:r>
-      <w:r>
-        <w:fldChar w:fldCharType="end"/>
-      </w:r>
-      <w:r>
-        <w:t xml:space="preserve">: Komponenty </w:t>
-      </w:r>
-      <w:r>
-        <w:t>nejhorší</w:t>
-      </w:r>
-      <w:r>
-        <w:t xml:space="preserve"> na stylování</w:t>
-      </w:r>
-      <w:bookmarkEnd w:id="73"/>
-    </w:p>
-    <w:p>
-      <w:r>
-        <w:t xml:space="preserve">Přístup je tedy takový, že aplikace zůstává použitelná i na menších displejích, aniž by docházelo k rozbití layoutu nebo k nečitelnosti obsahu. V případě grafu je preferováno umožnit práci s obsahem přes </w:t>
-      </w:r>
-      <w:proofErr w:type="spellStart"/>
-      <w:r>
-        <w:t>scroll</w:t>
-      </w:r>
-      <w:proofErr w:type="spellEnd"/>
-      <w:r>
-        <w:t xml:space="preserve">, protože samotný graf vyžaduje určitou šířku pro čitelnost </w:t>
-      </w:r>
-      <w:r>
-        <w:t>detailů.</w:t>
-      </w:r>
-    </w:p>
-    <w:p>
-      <w:pPr>
-        <w:keepNext/>
-      </w:pPr>
-      <w:r>
         <w:drawing>
           <wp:inline distT="0" distB="0" distL="0" distR="0" wp14:anchorId="30AEE3C8" wp14:editId="2FB9047E">
             <wp:extent cx="2285339" cy="3423683"/>
@@ -9512,44 +9288,35 @@
     <w:p>
       <w:pPr>
         <w:pStyle w:val="Titulek"/>
-      </w:pPr>
-      <w:bookmarkStart w:id="74" w:name="_Toc230179646"/>
+        <w:jc w:val="center"/>
+      </w:pPr>
+      <w:bookmarkStart w:id="78" w:name="_Toc230179646"/>
       <w:r>
         <w:t xml:space="preserve">Obrázek </w:t>
       </w:r>
-      <w:r>
-        <w:fldChar w:fldCharType="begin"/>
-      </w:r>
-      <w:r>
-        <w:instrText xml:space="preserve"> SEQ Obrázek \* ARABIC </w:instrText>
-      </w:r>
-      <w:r>
-        <w:fldChar w:fldCharType="separate"/>
-      </w:r>
-      <w:r>
-        <w:rPr>
-          <w:noProof/>
-        </w:rPr>
-        <w:t>5</w:t>
-      </w:r>
-      <w:r>
-        <w:fldChar w:fldCharType="end"/>
-      </w:r>
+      <w:fldSimple w:instr=" SEQ Obrázek \* ARABIC ">
+        <w:r>
+          <w:rPr>
+            <w:noProof/>
+          </w:rPr>
+          <w:t>5</w:t>
+        </w:r>
+      </w:fldSimple>
       <w:r>
         <w:t>: mobilní verze aplikace</w:t>
       </w:r>
-      <w:bookmarkEnd w:id="74"/>
+      <w:bookmarkEnd w:id="78"/>
     </w:p>
     <w:p>
       <w:pPr>
         <w:pStyle w:val="Nadpis2"/>
       </w:pPr>
-      <w:bookmarkStart w:id="75" w:name="_Toc230179549"/>
+      <w:bookmarkStart w:id="79" w:name="_Toc230182461"/>
       <w:r>
         <w:lastRenderedPageBreak/>
         <w:t>Optimalizace</w:t>
       </w:r>
-      <w:bookmarkEnd w:id="75"/>
+      <w:bookmarkEnd w:id="79"/>
     </w:p>
     <w:p>
       <w:r>
@@ -9563,7 +9330,7 @@
       <w:r>
         <w:t xml:space="preserve"> </w:t>
       </w:r>
-      <w:bookmarkStart w:id="76" w:name="_Toc230179550"/>
+      <w:bookmarkStart w:id="80" w:name="_Toc230182462"/>
       <w:r>
         <w:t>Centrální servis pro data (</w:t>
       </w:r>
@@ -9575,7 +9342,7 @@
       <w:r>
         <w:t>)</w:t>
       </w:r>
-      <w:bookmarkEnd w:id="76"/>
+      <w:bookmarkEnd w:id="80"/>
     </w:p>
     <w:p>
       <w:r>
@@ -9615,11 +9382,11 @@
       <w:pPr>
         <w:pStyle w:val="Nadpis3"/>
       </w:pPr>
-      <w:bookmarkStart w:id="77" w:name="_Toc230179551"/>
+      <w:bookmarkStart w:id="81" w:name="_Toc230182463"/>
       <w:r>
         <w:t>Omezení přepočtů grafu</w:t>
       </w:r>
-      <w:bookmarkEnd w:id="77"/>
+      <w:bookmarkEnd w:id="81"/>
     </w:p>
     <w:p>
       <w:r>
@@ -9649,11 +9416,11 @@
       <w:pPr>
         <w:pStyle w:val="Nadpis2"/>
       </w:pPr>
-      <w:bookmarkStart w:id="78" w:name="_Toc230179552"/>
+      <w:bookmarkStart w:id="82" w:name="_Toc230182464"/>
       <w:r>
         <w:t>Zkušenosti nabrané z této práce</w:t>
       </w:r>
-      <w:bookmarkEnd w:id="78"/>
+      <w:bookmarkEnd w:id="82"/>
     </w:p>
     <w:p>
       <w:r>
@@ -9664,11 +9431,11 @@
       <w:pPr>
         <w:pStyle w:val="Nadpis3"/>
       </w:pPr>
-      <w:bookmarkStart w:id="79" w:name="_Toc230179553"/>
+      <w:bookmarkStart w:id="83" w:name="_Toc230182465"/>
       <w:r>
         <w:t>Angular komponentový přístup</w:t>
       </w:r>
-      <w:bookmarkEnd w:id="79"/>
+      <w:bookmarkEnd w:id="83"/>
     </w:p>
     <w:p>
       <w:r>
@@ -9703,11 +9470,11 @@
       <w:pPr>
         <w:pStyle w:val="Nadpis3"/>
       </w:pPr>
-      <w:bookmarkStart w:id="80" w:name="_Toc230179554"/>
+      <w:bookmarkStart w:id="84" w:name="_Toc230182466"/>
       <w:r>
         <w:t>Práce se stavem a službami</w:t>
       </w:r>
-      <w:bookmarkEnd w:id="80"/>
+      <w:bookmarkEnd w:id="84"/>
     </w:p>
     <w:p>
       <w:r>
@@ -9734,11 +9501,11 @@
       <w:pPr>
         <w:pStyle w:val="Nadpis3"/>
       </w:pPr>
-      <w:bookmarkStart w:id="81" w:name="_Toc230179555"/>
+      <w:bookmarkStart w:id="85" w:name="_Toc230182467"/>
       <w:r>
         <w:t>Validace a ošetření uživatelských vstupů</w:t>
       </w:r>
-      <w:bookmarkEnd w:id="81"/>
+      <w:bookmarkEnd w:id="85"/>
     </w:p>
     <w:p>
       <w:r>
@@ -9749,12 +9516,12 @@
       <w:pPr>
         <w:pStyle w:val="Nadpis3"/>
       </w:pPr>
-      <w:bookmarkStart w:id="82" w:name="_Toc230179556"/>
+      <w:bookmarkStart w:id="86" w:name="_Toc230182468"/>
       <w:r>
         <w:lastRenderedPageBreak/>
         <w:t>Transformace dat pro graf</w:t>
       </w:r>
-      <w:bookmarkEnd w:id="82"/>
+      <w:bookmarkEnd w:id="86"/>
     </w:p>
     <w:p>
       <w:r>
@@ -9776,11 +9543,11 @@
       <w:pPr>
         <w:pStyle w:val="Nadpis3"/>
       </w:pPr>
-      <w:bookmarkStart w:id="83" w:name="_Toc230179557"/>
+      <w:bookmarkStart w:id="87" w:name="_Toc230182469"/>
       <w:r>
         <w:t>Uživatelská použitelnost</w:t>
       </w:r>
-      <w:bookmarkEnd w:id="83"/>
+      <w:bookmarkEnd w:id="87"/>
     </w:p>
     <w:p>
       <w:r>
@@ -9829,12 +9596,12 @@
         </w:numPr>
         <w:ind w:left="720"/>
       </w:pPr>
-      <w:bookmarkStart w:id="84" w:name="_Toc230179558"/>
+      <w:bookmarkStart w:id="88" w:name="_Toc230182470"/>
       <w:r>
         <w:lastRenderedPageBreak/>
         <w:t>Závěr</w:t>
       </w:r>
-      <w:bookmarkEnd w:id="84"/>
+      <w:bookmarkEnd w:id="88"/>
     </w:p>
     <w:p>
       <w:r>
@@ -9855,13 +9622,7 @@
       </w:r>
       <w:proofErr w:type="gramStart"/>
       <w:r>
-        <w:t xml:space="preserve">účel </w:t>
-      </w:r>
-      <w:r>
-        <w:t xml:space="preserve">- </w:t>
-      </w:r>
-      <w:r>
-        <w:t>umožňuje</w:t>
+        <w:t>účel - umožňuje</w:t>
       </w:r>
       <w:proofErr w:type="gramEnd"/>
       <w:r>
@@ -9870,19 +9631,7 @@
     </w:p>
     <w:p>
       <w:r>
-        <w:t xml:space="preserve">Tato ročníková práce mi </w:t>
-      </w:r>
-      <w:r>
-        <w:t>pomohla si osvojit</w:t>
-      </w:r>
-      <w:r>
-        <w:t xml:space="preserve"> nejen praktické dovednosti v moderním webovém vývoji, ale také hlubší pochopení toho, jak propojit technické řešení s uživatelskými potřebami a jak vytvářet aplikace, které jsou funkční</w:t>
-      </w:r>
-      <w:r>
-        <w:t xml:space="preserve"> a</w:t>
-      </w:r>
-      <w:r>
-        <w:t xml:space="preserve"> příjemné na používání.</w:t>
+        <w:t>Tato ročníková práce mi pomohla si osvojit nejen praktické dovednosti v moderním webovém vývoji, ale také hlubší pochopení toho, jak propojit technické řešení s uživatelskými potřebami a jak vytvářet aplikace, které jsou funkční a příjemné na používání.</w:t>
       </w:r>
     </w:p>
     <w:p>
@@ -9899,16 +9648,16 @@
         </w:numPr>
         <w:ind w:left="720"/>
       </w:pPr>
-      <w:bookmarkStart w:id="85" w:name="_Toc222315302"/>
-      <w:bookmarkStart w:id="86" w:name="_Toc223513779"/>
-      <w:bookmarkStart w:id="87" w:name="_Toc230179559"/>
+      <w:bookmarkStart w:id="89" w:name="_Toc222315302"/>
+      <w:bookmarkStart w:id="90" w:name="_Toc223513779"/>
+      <w:bookmarkStart w:id="91" w:name="_Toc230182471"/>
       <w:r>
         <w:lastRenderedPageBreak/>
         <w:t>Použitá literatura</w:t>
       </w:r>
-      <w:bookmarkEnd w:id="85"/>
-      <w:bookmarkEnd w:id="86"/>
-      <w:bookmarkEnd w:id="87"/>
+      <w:bookmarkEnd w:id="89"/>
+      <w:bookmarkEnd w:id="90"/>
+      <w:bookmarkEnd w:id="91"/>
     </w:p>
     <w:p>
       <w:pPr>
@@ -10037,20 +9786,38 @@
         </w:numPr>
         <w:ind w:left="720"/>
       </w:pPr>
-      <w:bookmarkStart w:id="88" w:name="_Toc222315303"/>
-      <w:bookmarkStart w:id="89" w:name="_Toc223513780"/>
-      <w:bookmarkStart w:id="90" w:name="_Toc230179560"/>
+      <w:bookmarkStart w:id="92" w:name="_Toc222315303"/>
+      <w:bookmarkStart w:id="93" w:name="_Toc223513780"/>
+      <w:bookmarkStart w:id="94" w:name="_Toc230182472"/>
       <w:r>
         <w:lastRenderedPageBreak/>
         <w:t>Seznam obrázků</w:t>
       </w:r>
-      <w:bookmarkEnd w:id="88"/>
-      <w:bookmarkEnd w:id="89"/>
-      <w:bookmarkEnd w:id="90"/>
-    </w:p>
-    <w:p>
-      <w:r>
-        <w:t>Všechny obrázky byly vyfocené pomocí screenshotů z prohlížeče Brave a byl focen Habit Tracker.</w:t>
+      <w:bookmarkEnd w:id="92"/>
+      <w:bookmarkEnd w:id="93"/>
+      <w:bookmarkEnd w:id="94"/>
+    </w:p>
+    <w:p>
+      <w:r>
+        <w:t>Všechny obrázky byly vyfocené pomocí screenshotů z prohlížeče Brave a byl</w:t>
+      </w:r>
+      <w:r>
+        <w:t>y</w:t>
+      </w:r>
+      <w:r>
+        <w:t xml:space="preserve"> focen</w:t>
+      </w:r>
+      <w:r>
+        <w:t>y v</w:t>
+      </w:r>
+      <w:r>
+        <w:t xml:space="preserve"> Habit Tracker</w:t>
+      </w:r>
+      <w:r>
+        <w:t>u</w:t>
+      </w:r>
+      <w:r>
+        <w:t>.</w:t>
       </w:r>
     </w:p>
     <w:p>
@@ -10440,16 +10207,16 @@
         </w:numPr>
         <w:ind w:left="720"/>
       </w:pPr>
-      <w:bookmarkStart w:id="91" w:name="_Toc222315304"/>
-      <w:bookmarkStart w:id="92" w:name="_Toc223513781"/>
-      <w:bookmarkStart w:id="93" w:name="_Toc230179561"/>
+      <w:bookmarkStart w:id="95" w:name="_Toc222315304"/>
+      <w:bookmarkStart w:id="96" w:name="_Toc223513781"/>
+      <w:bookmarkStart w:id="97" w:name="_Toc230182473"/>
       <w:r>
         <w:lastRenderedPageBreak/>
         <w:t>Seznam tabulek</w:t>
       </w:r>
-      <w:bookmarkEnd w:id="91"/>
-      <w:bookmarkEnd w:id="92"/>
-      <w:bookmarkEnd w:id="93"/>
+      <w:bookmarkEnd w:id="95"/>
+      <w:bookmarkEnd w:id="96"/>
+      <w:bookmarkEnd w:id="97"/>
     </w:p>
     <w:p>
       <w:pPr>
@@ -10976,21 +10743,7 @@
             <w:rStyle w:val="Hypertextovodkaz"/>
             <w:noProof/>
           </w:rPr>
-          <w:t>Tabulka 8: Komponenty nejhorší na st</w:t>
-        </w:r>
-        <w:r>
-          <w:rPr>
-            <w:rStyle w:val="Hypertextovodkaz"/>
-            <w:noProof/>
-          </w:rPr>
-          <w:t>y</w:t>
-        </w:r>
-        <w:r>
-          <w:rPr>
-            <w:rStyle w:val="Hypertextovodkaz"/>
-            <w:noProof/>
-          </w:rPr>
-          <w:t>lování</w:t>
+          <w:t>Tabulka 8: Komponenty nejhorší na stylování</w:t>
         </w:r>
         <w:r>
           <w:rPr>
@@ -11045,107 +10798,6 @@
     <w:p>
       <w:r>
         <w:fldChar w:fldCharType="end"/>
-      </w:r>
-    </w:p>
-    <w:p>
-      <w:pPr>
-        <w:spacing w:after="160" w:line="278" w:lineRule="auto"/>
-        <w:jc w:val="left"/>
-      </w:pPr>
-      <w:r>
-        <w:br w:type="page"/>
-      </w:r>
-    </w:p>
-    <w:p>
-      <w:pPr>
-        <w:pStyle w:val="Nadpis1"/>
-        <w:numPr>
-          <w:ilvl w:val="0"/>
-          <w:numId w:val="0"/>
-        </w:numPr>
-        <w:ind w:left="720"/>
-      </w:pPr>
-      <w:bookmarkStart w:id="94" w:name="_Toc222315305"/>
-      <w:bookmarkStart w:id="95" w:name="_Toc223513782"/>
-      <w:bookmarkStart w:id="96" w:name="_Toc230179562"/>
-      <w:r>
-        <w:lastRenderedPageBreak/>
-        <w:t>Seznam příloh</w:t>
-      </w:r>
-      <w:bookmarkEnd w:id="94"/>
-      <w:bookmarkEnd w:id="95"/>
-      <w:bookmarkEnd w:id="96"/>
-    </w:p>
-    <w:p>
-      <w:r>
-        <w:t>Pokud žádné přílohy nemáte</w:t>
-      </w:r>
-      <w:r>
-        <w:t>, stránku odstraňte.</w:t>
-      </w:r>
-    </w:p>
-    <w:p>
-      <w:pPr>
-        <w:pStyle w:val="Seznamploh"/>
-      </w:pPr>
-      <w:r>
-        <w:t>Příloha 1</w:t>
-      </w:r>
-    </w:p>
-    <w:p>
-      <w:pPr>
-        <w:pStyle w:val="Seznamploh"/>
-      </w:pPr>
-      <w:r>
-        <w:t>Příloha 2</w:t>
-      </w:r>
-    </w:p>
-    <w:p>
-      <w:pPr>
-        <w:pStyle w:val="Seznamploh"/>
-      </w:pPr>
-      <w:r>
-        <w:t>Příloha 3</w:t>
-      </w:r>
-    </w:p>
-    <w:p>
-      <w:pPr>
-        <w:spacing w:after="160" w:line="278" w:lineRule="auto"/>
-        <w:jc w:val="left"/>
-      </w:pPr>
-      <w:r>
-        <w:br w:type="page"/>
-      </w:r>
-    </w:p>
-    <w:p>
-      <w:pPr>
-        <w:pStyle w:val="Nadpis1"/>
-        <w:numPr>
-          <w:ilvl w:val="0"/>
-          <w:numId w:val="0"/>
-        </w:numPr>
-        <w:ind w:left="720"/>
-      </w:pPr>
-      <w:bookmarkStart w:id="97" w:name="_Toc222315306"/>
-      <w:bookmarkStart w:id="98" w:name="_Toc223513783"/>
-      <w:bookmarkStart w:id="99" w:name="_Toc230179563"/>
-      <w:r>
-        <w:lastRenderedPageBreak/>
-        <w:t>Přílohy</w:t>
-      </w:r>
-      <w:bookmarkEnd w:id="97"/>
-      <w:bookmarkEnd w:id="98"/>
-      <w:bookmarkEnd w:id="99"/>
-    </w:p>
-    <w:p>
-      <w:r>
-        <w:t>Stejné jako u</w:t>
-      </w:r>
-      <w:r>
-        <w:t xml:space="preserve"> seznamu </w:t>
-      </w:r>
-      <w:r>
-        <w:t>příloh.</w:t>
       </w:r>
     </w:p>
     <w:sectPr>
@@ -15607,6 +15259,7 @@
   <w:style w:type="character" w:default="1" w:styleId="Standardnpsmoodstavce">
     <w:name w:val="Default Paragraph Font"/>
     <w:uiPriority w:val="1"/>
+    <w:semiHidden/>
     <w:unhideWhenUsed/>
   </w:style>
   <w:style w:type="table" w:default="1" w:styleId="Normlntabulka">
@@ -16581,14 +16234,7 @@
 </file>
 
 <file path=customXml/item2.xml><?xml version="1.0" encoding="utf-8"?>
-<p:properties xmlns:p="http://schemas.microsoft.com/office/2006/metadata/properties" xmlns:xsi="http://www.w3.org/2001/XMLSchema-instance" xmlns:pc="http://schemas.microsoft.com/office/infopath/2007/PartnerControls">
-  <documentManagement>
-    <TaxCatchAll xmlns="9069f8e3-06b5-4841-af59-bd496f6fbcdc" xsi:nil="true"/>
-    <lcf76f155ced4ddcb4097134ff3c332f xmlns="ac4d9f64-92e6-40df-bbe5-cbf691cfe8ae">
-      <Terms xmlns="http://schemas.microsoft.com/office/infopath/2007/PartnerControls"/>
-    </lcf76f155ced4ddcb4097134ff3c332f>
-  </documentManagement>
-</p:properties>
+<b:Sources xmlns:b="http://schemas.openxmlformats.org/officeDocument/2006/bibliography" xmlns="http://schemas.openxmlformats.org/officeDocument/2006/bibliography" SelectedStyle="\APASixthEditionOfficeOnline.xsl" StyleName="APA" Version="6"/>
 </file>
 
 <file path=customXml/item3.xml><?xml version="1.0" encoding="utf-8"?>
@@ -16781,7 +16427,14 @@
 </file>
 
 <file path=customXml/item4.xml><?xml version="1.0" encoding="utf-8"?>
-<b:Sources xmlns:b="http://schemas.openxmlformats.org/officeDocument/2006/bibliography" xmlns="http://schemas.openxmlformats.org/officeDocument/2006/bibliography" SelectedStyle="\APASixthEditionOfficeOnline.xsl" StyleName="APA" Version="6"/>
+<p:properties xmlns:p="http://schemas.microsoft.com/office/2006/metadata/properties" xmlns:xsi="http://www.w3.org/2001/XMLSchema-instance" xmlns:pc="http://schemas.microsoft.com/office/infopath/2007/PartnerControls">
+  <documentManagement>
+    <TaxCatchAll xmlns="9069f8e3-06b5-4841-af59-bd496f6fbcdc" xsi:nil="true"/>
+    <lcf76f155ced4ddcb4097134ff3c332f xmlns="ac4d9f64-92e6-40df-bbe5-cbf691cfe8ae">
+      <Terms xmlns="http://schemas.microsoft.com/office/infopath/2007/PartnerControls"/>
+    </lcf76f155ced4ddcb4097134ff3c332f>
+  </documentManagement>
+</p:properties>
 </file>
 
 <file path=customXml/itemProps1.xml><?xml version="1.0" encoding="utf-8"?>
@@ -16793,12 +16446,9 @@
 </file>
 
 <file path=customXml/itemProps2.xml><?xml version="1.0" encoding="utf-8"?>
-<ds:datastoreItem xmlns:ds="http://schemas.openxmlformats.org/officeDocument/2006/customXml" ds:itemID="{FB1D83C0-C8CC-4C35-B0E6-D4B15A08C6B5}">
+<ds:datastoreItem xmlns:ds="http://schemas.openxmlformats.org/officeDocument/2006/customXml" ds:itemID="{E0BB6427-4419-4C21-A0DF-4471F23995B6}">
   <ds:schemaRefs>
-    <ds:schemaRef ds:uri="http://schemas.microsoft.com/office/2006/metadata/properties"/>
-    <ds:schemaRef ds:uri="http://schemas.microsoft.com/office/infopath/2007/PartnerControls"/>
-    <ds:schemaRef ds:uri="9069f8e3-06b5-4841-af59-bd496f6fbcdc"/>
-    <ds:schemaRef ds:uri="ac4d9f64-92e6-40df-bbe5-cbf691cfe8ae"/>
+    <ds:schemaRef ds:uri="http://schemas.openxmlformats.org/officeDocument/2006/bibliography"/>
   </ds:schemaRefs>
 </ds:datastoreItem>
 </file>
@@ -16823,9 +16473,12 @@
 </file>
 
 <file path=customXml/itemProps4.xml><?xml version="1.0" encoding="utf-8"?>
-<ds:datastoreItem xmlns:ds="http://schemas.openxmlformats.org/officeDocument/2006/customXml" ds:itemID="{E0BB6427-4419-4C21-A0DF-4471F23995B6}">
+<ds:datastoreItem xmlns:ds="http://schemas.openxmlformats.org/officeDocument/2006/customXml" ds:itemID="{FB1D83C0-C8CC-4C35-B0E6-D4B15A08C6B5}">
   <ds:schemaRefs>
-    <ds:schemaRef ds:uri="http://schemas.openxmlformats.org/officeDocument/2006/bibliography"/>
+    <ds:schemaRef ds:uri="http://schemas.microsoft.com/office/2006/metadata/properties"/>
+    <ds:schemaRef ds:uri="http://schemas.microsoft.com/office/infopath/2007/PartnerControls"/>
+    <ds:schemaRef ds:uri="9069f8e3-06b5-4841-af59-bd496f6fbcdc"/>
+    <ds:schemaRef ds:uri="ac4d9f64-92e6-40df-bbe5-cbf691cfe8ae"/>
   </ds:schemaRefs>
 </ds:datastoreItem>
 </file>
--- a/Barta_rocnikova_prace.docx
+++ b/Barta_rocnikova_prace.docx
@@ -299,7 +299,6 @@
     </w:p>
     <w:p>
       <w:pPr>
-        <w:ind w:left="2832" w:firstLine="708"/>
         <w:jc w:val="center"/>
         <w:rPr>
           <w:b/>
@@ -1359,6 +1358,7 @@
       <w:bookmarkStart w:id="8" w:name="_Toc226556217"/>
       <w:bookmarkStart w:id="9" w:name="_Toc230179517"/>
       <w:bookmarkStart w:id="10" w:name="_Toc230182429"/>
+      <w:bookmarkStart w:id="11" w:name="_Toc230197530"/>
       <w:r>
         <w:lastRenderedPageBreak/>
         <w:t>Prohlášení</w:t>
@@ -1374,6 +1374,7 @@
       <w:bookmarkEnd w:id="8"/>
       <w:bookmarkEnd w:id="9"/>
       <w:bookmarkEnd w:id="10"/>
+      <w:bookmarkEnd w:id="11"/>
       <w:r>
         <w:t xml:space="preserve"> </w:t>
       </w:r>
@@ -1701,20 +1702,20 @@
         </w:numPr>
         <w:ind w:left="720"/>
       </w:pPr>
-      <w:bookmarkStart w:id="11" w:name="_Toc183979916"/>
-      <w:bookmarkStart w:id="12" w:name="_Toc216425626"/>
-      <w:bookmarkStart w:id="13" w:name="_Toc216425784"/>
-      <w:bookmarkStart w:id="14" w:name="_Toc222315289"/>
-      <w:bookmarkStart w:id="15" w:name="_Toc223513764"/>
-      <w:bookmarkStart w:id="16" w:name="_Toc226550176"/>
-      <w:bookmarkStart w:id="17" w:name="_Toc226556218"/>
-      <w:bookmarkStart w:id="18" w:name="_Toc230179518"/>
-      <w:bookmarkStart w:id="19" w:name="_Toc230182430"/>
+      <w:bookmarkStart w:id="12" w:name="_Toc183979916"/>
+      <w:bookmarkStart w:id="13" w:name="_Toc216425626"/>
+      <w:bookmarkStart w:id="14" w:name="_Toc216425784"/>
+      <w:bookmarkStart w:id="15" w:name="_Toc222315289"/>
+      <w:bookmarkStart w:id="16" w:name="_Toc223513764"/>
+      <w:bookmarkStart w:id="17" w:name="_Toc226550176"/>
+      <w:bookmarkStart w:id="18" w:name="_Toc226556218"/>
+      <w:bookmarkStart w:id="19" w:name="_Toc230179518"/>
+      <w:bookmarkStart w:id="20" w:name="_Toc230182430"/>
+      <w:bookmarkStart w:id="21" w:name="_Toc230197531"/>
       <w:r>
         <w:lastRenderedPageBreak/>
         <w:t>Anotace</w:t>
       </w:r>
-      <w:bookmarkEnd w:id="11"/>
       <w:bookmarkEnd w:id="12"/>
       <w:bookmarkEnd w:id="13"/>
       <w:bookmarkEnd w:id="14"/>
@@ -1723,6 +1724,8 @@
       <w:bookmarkEnd w:id="17"/>
       <w:bookmarkEnd w:id="18"/>
       <w:bookmarkEnd w:id="19"/>
+      <w:bookmarkEnd w:id="20"/>
+      <w:bookmarkEnd w:id="21"/>
     </w:p>
     <w:p>
       <w:r>
@@ -1834,21 +1837,20 @@
         </w:numPr>
         <w:ind w:left="720"/>
       </w:pPr>
-      <w:bookmarkStart w:id="20" w:name="_Toc183979917"/>
-      <w:bookmarkStart w:id="21" w:name="_Toc216425627"/>
-      <w:bookmarkStart w:id="22" w:name="_Toc216425785"/>
-      <w:bookmarkStart w:id="23" w:name="_Toc222315290"/>
-      <w:bookmarkStart w:id="24" w:name="_Toc223513765"/>
-      <w:bookmarkStart w:id="25" w:name="_Toc226550177"/>
-      <w:bookmarkStart w:id="26" w:name="_Toc226556219"/>
-      <w:bookmarkStart w:id="27" w:name="_Toc230179519"/>
-      <w:bookmarkStart w:id="28" w:name="_Toc230182431"/>
+      <w:bookmarkStart w:id="22" w:name="_Toc183979917"/>
+      <w:bookmarkStart w:id="23" w:name="_Toc216425627"/>
+      <w:bookmarkStart w:id="24" w:name="_Toc216425785"/>
+      <w:bookmarkStart w:id="25" w:name="_Toc222315290"/>
+      <w:bookmarkStart w:id="26" w:name="_Toc223513765"/>
+      <w:bookmarkStart w:id="27" w:name="_Toc226550177"/>
+      <w:bookmarkStart w:id="28" w:name="_Toc226556219"/>
+      <w:bookmarkStart w:id="29" w:name="_Toc230179519"/>
+      <w:bookmarkStart w:id="30" w:name="_Toc230182431"/>
+      <w:bookmarkStart w:id="31" w:name="_Toc230197532"/>
       <w:r>
         <w:lastRenderedPageBreak/>
         <w:t>Klíčová slova</w:t>
       </w:r>
-      <w:bookmarkEnd w:id="20"/>
-      <w:bookmarkEnd w:id="21"/>
       <w:bookmarkEnd w:id="22"/>
       <w:bookmarkEnd w:id="23"/>
       <w:bookmarkEnd w:id="24"/>
@@ -1856,6 +1858,9 @@
       <w:bookmarkEnd w:id="26"/>
       <w:bookmarkEnd w:id="27"/>
       <w:bookmarkEnd w:id="28"/>
+      <w:bookmarkEnd w:id="29"/>
+      <w:bookmarkEnd w:id="30"/>
+      <w:bookmarkEnd w:id="31"/>
     </w:p>
     <w:p>
       <w:r>
@@ -1944,28 +1949,30 @@
         </w:numPr>
         <w:ind w:left="720"/>
       </w:pPr>
-      <w:bookmarkStart w:id="29" w:name="_Toc183979918"/>
-      <w:bookmarkStart w:id="30" w:name="_Toc216425628"/>
-      <w:bookmarkStart w:id="31" w:name="_Toc216425786"/>
-      <w:bookmarkStart w:id="32" w:name="_Toc222315291"/>
-      <w:bookmarkStart w:id="33" w:name="_Toc223513766"/>
-      <w:bookmarkStart w:id="34" w:name="_Toc226550178"/>
-      <w:bookmarkStart w:id="35" w:name="_Toc226556220"/>
-      <w:bookmarkStart w:id="36" w:name="_Toc230179520"/>
-      <w:bookmarkStart w:id="37" w:name="_Toc230182432"/>
+      <w:bookmarkStart w:id="32" w:name="_Toc183979918"/>
+      <w:bookmarkStart w:id="33" w:name="_Toc216425628"/>
+      <w:bookmarkStart w:id="34" w:name="_Toc216425786"/>
+      <w:bookmarkStart w:id="35" w:name="_Toc222315291"/>
+      <w:bookmarkStart w:id="36" w:name="_Toc223513766"/>
+      <w:bookmarkStart w:id="37" w:name="_Toc226550178"/>
+      <w:bookmarkStart w:id="38" w:name="_Toc226556220"/>
+      <w:bookmarkStart w:id="39" w:name="_Toc230179520"/>
+      <w:bookmarkStart w:id="40" w:name="_Toc230182432"/>
+      <w:bookmarkStart w:id="41" w:name="_Toc230197533"/>
       <w:r>
         <w:lastRenderedPageBreak/>
         <w:t>Obsah</w:t>
       </w:r>
-      <w:bookmarkEnd w:id="29"/>
-      <w:bookmarkEnd w:id="30"/>
-      <w:bookmarkEnd w:id="31"/>
       <w:bookmarkEnd w:id="32"/>
       <w:bookmarkEnd w:id="33"/>
       <w:bookmarkEnd w:id="34"/>
       <w:bookmarkEnd w:id="35"/>
       <w:bookmarkEnd w:id="36"/>
       <w:bookmarkEnd w:id="37"/>
+      <w:bookmarkEnd w:id="38"/>
+      <w:bookmarkEnd w:id="39"/>
+      <w:bookmarkEnd w:id="40"/>
+      <w:bookmarkEnd w:id="41"/>
     </w:p>
     <w:sdt>
       <w:sdtPr>
@@ -2004,7 +2011,7 @@
           <w:r>
             <w:fldChar w:fldCharType="separate"/>
           </w:r>
-          <w:hyperlink w:anchor="_Toc230182433" w:history="1">
+          <w:hyperlink w:anchor="_Toc230197534" w:history="1">
             <w:r>
               <w:rPr>
                 <w:rStyle w:val="Hypertextovodkaz"/>
@@ -2031,7 +2038,7 @@
                 <w:noProof/>
                 <w:webHidden/>
               </w:rPr>
-              <w:instrText xml:space="preserve"> PAGEREF _Toc230182433 \h </w:instrText>
+              <w:instrText xml:space="preserve"> PAGEREF _Toc230197534 \h </w:instrText>
             </w:r>
             <w:r>
               <w:rPr>
@@ -2076,7 +2083,7 @@
               <w:lang w:eastAsia="cs-CZ"/>
             </w:rPr>
           </w:pPr>
-          <w:hyperlink w:anchor="_Toc230182434" w:history="1">
+          <w:hyperlink w:anchor="_Toc230197535" w:history="1">
             <w:r>
               <w:rPr>
                 <w:rStyle w:val="Hypertextovodkaz"/>
@@ -2098,7 +2105,7 @@
                 <w:rStyle w:val="Hypertextovodkaz"/>
                 <w:noProof/>
               </w:rPr>
-              <w:t>Teoretická část</w:t>
+              <w:t>Použité nástroje</w:t>
             </w:r>
             <w:r>
               <w:rPr>
@@ -2119,7 +2126,7 @@
                 <w:noProof/>
                 <w:webHidden/>
               </w:rPr>
-              <w:instrText xml:space="preserve"> PAGEREF _Toc230182434 \h </w:instrText>
+              <w:instrText xml:space="preserve"> PAGEREF _Toc230197535 \h </w:instrText>
             </w:r>
             <w:r>
               <w:rPr>
@@ -2164,7 +2171,7 @@
               <w:lang w:eastAsia="cs-CZ"/>
             </w:rPr>
           </w:pPr>
-          <w:hyperlink w:anchor="_Toc230182435" w:history="1">
+          <w:hyperlink w:anchor="_Toc230197536" w:history="1">
             <w:r>
               <w:rPr>
                 <w:rStyle w:val="Hypertextovodkaz"/>
@@ -2207,7 +2214,7 @@
                 <w:noProof/>
                 <w:webHidden/>
               </w:rPr>
-              <w:instrText xml:space="preserve"> PAGEREF _Toc230182435 \h </w:instrText>
+              <w:instrText xml:space="preserve"> PAGEREF _Toc230197536 \h </w:instrText>
             </w:r>
             <w:r>
               <w:rPr>
@@ -2252,7 +2259,7 @@
               <w:lang w:eastAsia="cs-CZ"/>
             </w:rPr>
           </w:pPr>
-          <w:hyperlink w:anchor="_Toc230182436" w:history="1">
+          <w:hyperlink w:anchor="_Toc230197537" w:history="1">
             <w:r>
               <w:rPr>
                 <w:rStyle w:val="Hypertextovodkaz"/>
@@ -2295,7 +2302,7 @@
                 <w:noProof/>
                 <w:webHidden/>
               </w:rPr>
-              <w:instrText xml:space="preserve"> PAGEREF _Toc230182436 \h </w:instrText>
+              <w:instrText xml:space="preserve"> PAGEREF _Toc230197537 \h </w:instrText>
             </w:r>
             <w:r>
               <w:rPr>
@@ -2340,7 +2347,7 @@
               <w:lang w:eastAsia="cs-CZ"/>
             </w:rPr>
           </w:pPr>
-          <w:hyperlink w:anchor="_Toc230182437" w:history="1">
+          <w:hyperlink w:anchor="_Toc230197538" w:history="1">
             <w:r>
               <w:rPr>
                 <w:rStyle w:val="Hypertextovodkaz"/>
@@ -2383,7 +2390,7 @@
                 <w:noProof/>
                 <w:webHidden/>
               </w:rPr>
-              <w:instrText xml:space="preserve"> PAGEREF _Toc230182437 \h </w:instrText>
+              <w:instrText xml:space="preserve"> PAGEREF _Toc230197538 \h </w:instrText>
             </w:r>
             <w:r>
               <w:rPr>
@@ -2428,7 +2435,7 @@
               <w:lang w:eastAsia="cs-CZ"/>
             </w:rPr>
           </w:pPr>
-          <w:hyperlink w:anchor="_Toc230182438" w:history="1">
+          <w:hyperlink w:anchor="_Toc230197539" w:history="1">
             <w:r>
               <w:rPr>
                 <w:rStyle w:val="Hypertextovodkaz"/>
@@ -2471,7 +2478,7 @@
                 <w:noProof/>
                 <w:webHidden/>
               </w:rPr>
-              <w:instrText xml:space="preserve"> PAGEREF _Toc230182438 \h </w:instrText>
+              <w:instrText xml:space="preserve"> PAGEREF _Toc230197539 \h </w:instrText>
             </w:r>
             <w:r>
               <w:rPr>
@@ -2516,7 +2523,7 @@
               <w:lang w:eastAsia="cs-CZ"/>
             </w:rPr>
           </w:pPr>
-          <w:hyperlink w:anchor="_Toc230182439" w:history="1">
+          <w:hyperlink w:anchor="_Toc230197540" w:history="1">
             <w:r>
               <w:rPr>
                 <w:rStyle w:val="Hypertextovodkaz"/>
@@ -2559,7 +2566,7 @@
                 <w:noProof/>
                 <w:webHidden/>
               </w:rPr>
-              <w:instrText xml:space="preserve"> PAGEREF _Toc230182439 \h </w:instrText>
+              <w:instrText xml:space="preserve"> PAGEREF _Toc230197540 \h </w:instrText>
             </w:r>
             <w:r>
               <w:rPr>
@@ -2604,7 +2611,7 @@
               <w:lang w:eastAsia="cs-CZ"/>
             </w:rPr>
           </w:pPr>
-          <w:hyperlink w:anchor="_Toc230182440" w:history="1">
+          <w:hyperlink w:anchor="_Toc230197541" w:history="1">
             <w:r>
               <w:rPr>
                 <w:rStyle w:val="Hypertextovodkaz"/>
@@ -2647,7 +2654,7 @@
                 <w:noProof/>
                 <w:webHidden/>
               </w:rPr>
-              <w:instrText xml:space="preserve"> PAGEREF _Toc230182440 \h </w:instrText>
+              <w:instrText xml:space="preserve"> PAGEREF _Toc230197541 \h </w:instrText>
             </w:r>
             <w:r>
               <w:rPr>
@@ -2667,7 +2674,7 @@
                 <w:noProof/>
                 <w:webHidden/>
               </w:rPr>
-              <w:t>11</w:t>
+              <w:t>10</w:t>
             </w:r>
             <w:r>
               <w:rPr>
@@ -2692,7 +2699,7 @@
               <w:lang w:eastAsia="cs-CZ"/>
             </w:rPr>
           </w:pPr>
-          <w:hyperlink w:anchor="_Toc230182441" w:history="1">
+          <w:hyperlink w:anchor="_Toc230197542" w:history="1">
             <w:r>
               <w:rPr>
                 <w:rStyle w:val="Hypertextovodkaz"/>
@@ -2735,7 +2742,7 @@
                 <w:noProof/>
                 <w:webHidden/>
               </w:rPr>
-              <w:instrText xml:space="preserve"> PAGEREF _Toc230182441 \h </w:instrText>
+              <w:instrText xml:space="preserve"> PAGEREF _Toc230197542 \h </w:instrText>
             </w:r>
             <w:r>
               <w:rPr>
@@ -2780,7 +2787,7 @@
               <w:lang w:eastAsia="cs-CZ"/>
             </w:rPr>
           </w:pPr>
-          <w:hyperlink w:anchor="_Toc230182442" w:history="1">
+          <w:hyperlink w:anchor="_Toc230197543" w:history="1">
             <w:r>
               <w:rPr>
                 <w:rStyle w:val="Hypertextovodkaz"/>
@@ -2823,7 +2830,7 @@
                 <w:noProof/>
                 <w:webHidden/>
               </w:rPr>
-              <w:instrText xml:space="preserve"> PAGEREF _Toc230182442 \h </w:instrText>
+              <w:instrText xml:space="preserve"> PAGEREF _Toc230197543 \h </w:instrText>
             </w:r>
             <w:r>
               <w:rPr>
@@ -2868,7 +2875,7 @@
               <w:lang w:eastAsia="cs-CZ"/>
             </w:rPr>
           </w:pPr>
-          <w:hyperlink w:anchor="_Toc230182443" w:history="1">
+          <w:hyperlink w:anchor="_Toc230197544" w:history="1">
             <w:r>
               <w:rPr>
                 <w:rStyle w:val="Hypertextovodkaz"/>
@@ -2911,7 +2918,7 @@
                 <w:noProof/>
                 <w:webHidden/>
               </w:rPr>
-              <w:instrText xml:space="preserve"> PAGEREF _Toc230182443 \h </w:instrText>
+              <w:instrText xml:space="preserve"> PAGEREF _Toc230197544 \h </w:instrText>
             </w:r>
             <w:r>
               <w:rPr>
@@ -2956,7 +2963,7 @@
               <w:lang w:eastAsia="cs-CZ"/>
             </w:rPr>
           </w:pPr>
-          <w:hyperlink w:anchor="_Toc230182444" w:history="1">
+          <w:hyperlink w:anchor="_Toc230197545" w:history="1">
             <w:r>
               <w:rPr>
                 <w:rStyle w:val="Hypertextovodkaz"/>
@@ -2999,7 +3006,7 @@
                 <w:noProof/>
                 <w:webHidden/>
               </w:rPr>
-              <w:instrText xml:space="preserve"> PAGEREF _Toc230182444 \h </w:instrText>
+              <w:instrText xml:space="preserve"> PAGEREF _Toc230197545 \h </w:instrText>
             </w:r>
             <w:r>
               <w:rPr>
@@ -3044,7 +3051,7 @@
               <w:lang w:eastAsia="cs-CZ"/>
             </w:rPr>
           </w:pPr>
-          <w:hyperlink w:anchor="_Toc230182445" w:history="1">
+          <w:hyperlink w:anchor="_Toc230197546" w:history="1">
             <w:r>
               <w:rPr>
                 <w:rStyle w:val="Hypertextovodkaz"/>
@@ -3087,7 +3094,7 @@
                 <w:noProof/>
                 <w:webHidden/>
               </w:rPr>
-              <w:instrText xml:space="preserve"> PAGEREF _Toc230182445 \h </w:instrText>
+              <w:instrText xml:space="preserve"> PAGEREF _Toc230197546 \h </w:instrText>
             </w:r>
             <w:r>
               <w:rPr>
@@ -3132,7 +3139,7 @@
               <w:lang w:eastAsia="cs-CZ"/>
             </w:rPr>
           </w:pPr>
-          <w:hyperlink w:anchor="_Toc230182446" w:history="1">
+          <w:hyperlink w:anchor="_Toc230197547" w:history="1">
             <w:r>
               <w:rPr>
                 <w:rStyle w:val="Hypertextovodkaz"/>
@@ -3175,7 +3182,7 @@
                 <w:noProof/>
                 <w:webHidden/>
               </w:rPr>
-              <w:instrText xml:space="preserve"> PAGEREF _Toc230182446 \h </w:instrText>
+              <w:instrText xml:space="preserve"> PAGEREF _Toc230197547 \h </w:instrText>
             </w:r>
             <w:r>
               <w:rPr>
@@ -3220,7 +3227,7 @@
               <w:lang w:eastAsia="cs-CZ"/>
             </w:rPr>
           </w:pPr>
-          <w:hyperlink w:anchor="_Toc230182447" w:history="1">
+          <w:hyperlink w:anchor="_Toc230197548" w:history="1">
             <w:r>
               <w:rPr>
                 <w:rStyle w:val="Hypertextovodkaz"/>
@@ -3263,7 +3270,7 @@
                 <w:noProof/>
                 <w:webHidden/>
               </w:rPr>
-              <w:instrText xml:space="preserve"> PAGEREF _Toc230182447 \h </w:instrText>
+              <w:instrText xml:space="preserve"> PAGEREF _Toc230197548 \h </w:instrText>
             </w:r>
             <w:r>
               <w:rPr>
@@ -3308,7 +3315,7 @@
               <w:lang w:eastAsia="cs-CZ"/>
             </w:rPr>
           </w:pPr>
-          <w:hyperlink w:anchor="_Toc230182448" w:history="1">
+          <w:hyperlink w:anchor="_Toc230197549" w:history="1">
             <w:r>
               <w:rPr>
                 <w:rStyle w:val="Hypertextovodkaz"/>
@@ -3351,7 +3358,7 @@
                 <w:noProof/>
                 <w:webHidden/>
               </w:rPr>
-              <w:instrText xml:space="preserve"> PAGEREF _Toc230182448 \h </w:instrText>
+              <w:instrText xml:space="preserve"> PAGEREF _Toc230197549 \h </w:instrText>
             </w:r>
             <w:r>
               <w:rPr>
@@ -3396,7 +3403,7 @@
               <w:lang w:eastAsia="cs-CZ"/>
             </w:rPr>
           </w:pPr>
-          <w:hyperlink w:anchor="_Toc230182449" w:history="1">
+          <w:hyperlink w:anchor="_Toc230197550" w:history="1">
             <w:r>
               <w:rPr>
                 <w:rStyle w:val="Hypertextovodkaz"/>
@@ -3439,7 +3446,7 @@
                 <w:noProof/>
                 <w:webHidden/>
               </w:rPr>
-              <w:instrText xml:space="preserve"> PAGEREF _Toc230182449 \h </w:instrText>
+              <w:instrText xml:space="preserve"> PAGEREF _Toc230197550 \h </w:instrText>
             </w:r>
             <w:r>
               <w:rPr>
@@ -3459,7 +3466,7 @@
                 <w:noProof/>
                 <w:webHidden/>
               </w:rPr>
-              <w:t>13</w:t>
+              <w:t>12</w:t>
             </w:r>
             <w:r>
               <w:rPr>
@@ -3484,7 +3491,7 @@
               <w:lang w:eastAsia="cs-CZ"/>
             </w:rPr>
           </w:pPr>
-          <w:hyperlink w:anchor="_Toc230182450" w:history="1">
+          <w:hyperlink w:anchor="_Toc230197551" w:history="1">
             <w:r>
               <w:rPr>
                 <w:rStyle w:val="Hypertextovodkaz"/>
@@ -3527,7 +3534,7 @@
                 <w:noProof/>
                 <w:webHidden/>
               </w:rPr>
-              <w:instrText xml:space="preserve"> PAGEREF _Toc230182450 \h </w:instrText>
+              <w:instrText xml:space="preserve"> PAGEREF _Toc230197551 \h </w:instrText>
             </w:r>
             <w:r>
               <w:rPr>
@@ -3572,7 +3579,7 @@
               <w:lang w:eastAsia="cs-CZ"/>
             </w:rPr>
           </w:pPr>
-          <w:hyperlink w:anchor="_Toc230182451" w:history="1">
+          <w:hyperlink w:anchor="_Toc230197552" w:history="1">
             <w:r>
               <w:rPr>
                 <w:rStyle w:val="Hypertextovodkaz"/>
@@ -3615,7 +3622,7 @@
                 <w:noProof/>
                 <w:webHidden/>
               </w:rPr>
-              <w:instrText xml:space="preserve"> PAGEREF _Toc230182451 \h </w:instrText>
+              <w:instrText xml:space="preserve"> PAGEREF _Toc230197552 \h </w:instrText>
             </w:r>
             <w:r>
               <w:rPr>
@@ -3660,7 +3667,7 @@
               <w:lang w:eastAsia="cs-CZ"/>
             </w:rPr>
           </w:pPr>
-          <w:hyperlink w:anchor="_Toc230182452" w:history="1">
+          <w:hyperlink w:anchor="_Toc230197553" w:history="1">
             <w:r>
               <w:rPr>
                 <w:rStyle w:val="Hypertextovodkaz"/>
@@ -3703,7 +3710,7 @@
                 <w:noProof/>
                 <w:webHidden/>
               </w:rPr>
-              <w:instrText xml:space="preserve"> PAGEREF _Toc230182452 \h </w:instrText>
+              <w:instrText xml:space="preserve"> PAGEREF _Toc230197553 \h </w:instrText>
             </w:r>
             <w:r>
               <w:rPr>
@@ -3748,7 +3755,7 @@
               <w:lang w:eastAsia="cs-CZ"/>
             </w:rPr>
           </w:pPr>
-          <w:hyperlink w:anchor="_Toc230182453" w:history="1">
+          <w:hyperlink w:anchor="_Toc230197554" w:history="1">
             <w:r>
               <w:rPr>
                 <w:rStyle w:val="Hypertextovodkaz"/>
@@ -3791,7 +3798,7 @@
                 <w:noProof/>
                 <w:webHidden/>
               </w:rPr>
-              <w:instrText xml:space="preserve"> PAGEREF _Toc230182453 \h </w:instrText>
+              <w:instrText xml:space="preserve"> PAGEREF _Toc230197554 \h </w:instrText>
             </w:r>
             <w:r>
               <w:rPr>
@@ -3836,7 +3843,7 @@
               <w:lang w:eastAsia="cs-CZ"/>
             </w:rPr>
           </w:pPr>
-          <w:hyperlink w:anchor="_Toc230182454" w:history="1">
+          <w:hyperlink w:anchor="_Toc230197555" w:history="1">
             <w:r>
               <w:rPr>
                 <w:rStyle w:val="Hypertextovodkaz"/>
@@ -3858,7 +3865,7 @@
                 <w:rStyle w:val="Hypertextovodkaz"/>
                 <w:noProof/>
               </w:rPr>
-              <w:t>Praktická část</w:t>
+              <w:t>Tvorba Aplikace</w:t>
             </w:r>
             <w:r>
               <w:rPr>
@@ -3879,7 +3886,7 @@
                 <w:noProof/>
                 <w:webHidden/>
               </w:rPr>
-              <w:instrText xml:space="preserve"> PAGEREF _Toc230182454 \h </w:instrText>
+              <w:instrText xml:space="preserve"> PAGEREF _Toc230197555 \h </w:instrText>
             </w:r>
             <w:r>
               <w:rPr>
@@ -3924,7 +3931,7 @@
               <w:lang w:eastAsia="cs-CZ"/>
             </w:rPr>
           </w:pPr>
-          <w:hyperlink w:anchor="_Toc230182455" w:history="1">
+          <w:hyperlink w:anchor="_Toc230197556" w:history="1">
             <w:r>
               <w:rPr>
                 <w:rStyle w:val="Hypertextovodkaz"/>
@@ -3967,7 +3974,7 @@
                 <w:noProof/>
                 <w:webHidden/>
               </w:rPr>
-              <w:instrText xml:space="preserve"> PAGEREF _Toc230182455 \h </w:instrText>
+              <w:instrText xml:space="preserve"> PAGEREF _Toc230197556 \h </w:instrText>
             </w:r>
             <w:r>
               <w:rPr>
@@ -4012,7 +4019,7 @@
               <w:lang w:eastAsia="cs-CZ"/>
             </w:rPr>
           </w:pPr>
-          <w:hyperlink w:anchor="_Toc230182456" w:history="1">
+          <w:hyperlink w:anchor="_Toc230197557" w:history="1">
             <w:r>
               <w:rPr>
                 <w:rStyle w:val="Hypertextovodkaz"/>
@@ -4055,7 +4062,7 @@
                 <w:noProof/>
                 <w:webHidden/>
               </w:rPr>
-              <w:instrText xml:space="preserve"> PAGEREF _Toc230182456 \h </w:instrText>
+              <w:instrText xml:space="preserve"> PAGEREF _Toc230197557 \h </w:instrText>
             </w:r>
             <w:r>
               <w:rPr>
@@ -4100,7 +4107,7 @@
               <w:lang w:eastAsia="cs-CZ"/>
             </w:rPr>
           </w:pPr>
-          <w:hyperlink w:anchor="_Toc230182457" w:history="1">
+          <w:hyperlink w:anchor="_Toc230197558" w:history="1">
             <w:r>
               <w:rPr>
                 <w:rStyle w:val="Hypertextovodkaz"/>
@@ -4143,7 +4150,7 @@
                 <w:noProof/>
                 <w:webHidden/>
               </w:rPr>
-              <w:instrText xml:space="preserve"> PAGEREF _Toc230182457 \h </w:instrText>
+              <w:instrText xml:space="preserve"> PAGEREF _Toc230197558 \h </w:instrText>
             </w:r>
             <w:r>
               <w:rPr>
@@ -4188,7 +4195,7 @@
               <w:lang w:eastAsia="cs-CZ"/>
             </w:rPr>
           </w:pPr>
-          <w:hyperlink w:anchor="_Toc230182458" w:history="1">
+          <w:hyperlink w:anchor="_Toc230197559" w:history="1">
             <w:r>
               <w:rPr>
                 <w:rStyle w:val="Hypertextovodkaz"/>
@@ -4231,7 +4238,7 @@
                 <w:noProof/>
                 <w:webHidden/>
               </w:rPr>
-              <w:instrText xml:space="preserve"> PAGEREF _Toc230182458 \h </w:instrText>
+              <w:instrText xml:space="preserve"> PAGEREF _Toc230197559 \h </w:instrText>
             </w:r>
             <w:r>
               <w:rPr>
@@ -4276,7 +4283,7 @@
               <w:lang w:eastAsia="cs-CZ"/>
             </w:rPr>
           </w:pPr>
-          <w:hyperlink w:anchor="_Toc230182459" w:history="1">
+          <w:hyperlink w:anchor="_Toc230197560" w:history="1">
             <w:r>
               <w:rPr>
                 <w:rStyle w:val="Hypertextovodkaz"/>
@@ -4319,7 +4326,7 @@
                 <w:noProof/>
                 <w:webHidden/>
               </w:rPr>
-              <w:instrText xml:space="preserve"> PAGEREF _Toc230182459 \h </w:instrText>
+              <w:instrText xml:space="preserve"> PAGEREF _Toc230197560 \h </w:instrText>
             </w:r>
             <w:r>
               <w:rPr>
@@ -4364,7 +4371,7 @@
               <w:lang w:eastAsia="cs-CZ"/>
             </w:rPr>
           </w:pPr>
-          <w:hyperlink w:anchor="_Toc230182460" w:history="1">
+          <w:hyperlink w:anchor="_Toc230197561" w:history="1">
             <w:r>
               <w:rPr>
                 <w:rStyle w:val="Hypertextovodkaz"/>
@@ -4407,7 +4414,7 @@
                 <w:noProof/>
                 <w:webHidden/>
               </w:rPr>
-              <w:instrText xml:space="preserve"> PAGEREF _Toc230182460 \h </w:instrText>
+              <w:instrText xml:space="preserve"> PAGEREF _Toc230197561 \h </w:instrText>
             </w:r>
             <w:r>
               <w:rPr>
@@ -4452,7 +4459,7 @@
               <w:lang w:eastAsia="cs-CZ"/>
             </w:rPr>
           </w:pPr>
-          <w:hyperlink w:anchor="_Toc230182461" w:history="1">
+          <w:hyperlink w:anchor="_Toc230197562" w:history="1">
             <w:r>
               <w:rPr>
                 <w:rStyle w:val="Hypertextovodkaz"/>
@@ -4495,7 +4502,7 @@
                 <w:noProof/>
                 <w:webHidden/>
               </w:rPr>
-              <w:instrText xml:space="preserve"> PAGEREF _Toc230182461 \h </w:instrText>
+              <w:instrText xml:space="preserve"> PAGEREF _Toc230197562 \h </w:instrText>
             </w:r>
             <w:r>
               <w:rPr>
@@ -4540,7 +4547,7 @@
               <w:lang w:eastAsia="cs-CZ"/>
             </w:rPr>
           </w:pPr>
-          <w:hyperlink w:anchor="_Toc230182462" w:history="1">
+          <w:hyperlink w:anchor="_Toc230197563" w:history="1">
             <w:r>
               <w:rPr>
                 <w:rStyle w:val="Hypertextovodkaz"/>
@@ -4583,7 +4590,7 @@
                 <w:noProof/>
                 <w:webHidden/>
               </w:rPr>
-              <w:instrText xml:space="preserve"> PAGEREF _Toc230182462 \h </w:instrText>
+              <w:instrText xml:space="preserve"> PAGEREF _Toc230197563 \h </w:instrText>
             </w:r>
             <w:r>
               <w:rPr>
@@ -4628,7 +4635,7 @@
               <w:lang w:eastAsia="cs-CZ"/>
             </w:rPr>
           </w:pPr>
-          <w:hyperlink w:anchor="_Toc230182463" w:history="1">
+          <w:hyperlink w:anchor="_Toc230197564" w:history="1">
             <w:r>
               <w:rPr>
                 <w:rStyle w:val="Hypertextovodkaz"/>
@@ -4671,7 +4678,7 @@
                 <w:noProof/>
                 <w:webHidden/>
               </w:rPr>
-              <w:instrText xml:space="preserve"> PAGEREF _Toc230182463 \h </w:instrText>
+              <w:instrText xml:space="preserve"> PAGEREF _Toc230197564 \h </w:instrText>
             </w:r>
             <w:r>
               <w:rPr>
@@ -4716,7 +4723,7 @@
               <w:lang w:eastAsia="cs-CZ"/>
             </w:rPr>
           </w:pPr>
-          <w:hyperlink w:anchor="_Toc230182464" w:history="1">
+          <w:hyperlink w:anchor="_Toc230197565" w:history="1">
             <w:r>
               <w:rPr>
                 <w:rStyle w:val="Hypertextovodkaz"/>
@@ -4759,7 +4766,7 @@
                 <w:noProof/>
                 <w:webHidden/>
               </w:rPr>
-              <w:instrText xml:space="preserve"> PAGEREF _Toc230182464 \h </w:instrText>
+              <w:instrText xml:space="preserve"> PAGEREF _Toc230197565 \h </w:instrText>
             </w:r>
             <w:r>
               <w:rPr>
@@ -4804,7 +4811,7 @@
               <w:lang w:eastAsia="cs-CZ"/>
             </w:rPr>
           </w:pPr>
-          <w:hyperlink w:anchor="_Toc230182465" w:history="1">
+          <w:hyperlink w:anchor="_Toc230197566" w:history="1">
             <w:r>
               <w:rPr>
                 <w:rStyle w:val="Hypertextovodkaz"/>
@@ -4847,7 +4854,7 @@
                 <w:noProof/>
                 <w:webHidden/>
               </w:rPr>
-              <w:instrText xml:space="preserve"> PAGEREF _Toc230182465 \h </w:instrText>
+              <w:instrText xml:space="preserve"> PAGEREF _Toc230197566 \h </w:instrText>
             </w:r>
             <w:r>
               <w:rPr>
@@ -4892,7 +4899,7 @@
               <w:lang w:eastAsia="cs-CZ"/>
             </w:rPr>
           </w:pPr>
-          <w:hyperlink w:anchor="_Toc230182466" w:history="1">
+          <w:hyperlink w:anchor="_Toc230197567" w:history="1">
             <w:r>
               <w:rPr>
                 <w:rStyle w:val="Hypertextovodkaz"/>
@@ -4935,7 +4942,7 @@
                 <w:noProof/>
                 <w:webHidden/>
               </w:rPr>
-              <w:instrText xml:space="preserve"> PAGEREF _Toc230182466 \h </w:instrText>
+              <w:instrText xml:space="preserve"> PAGEREF _Toc230197567 \h </w:instrText>
             </w:r>
             <w:r>
               <w:rPr>
@@ -4980,7 +4987,7 @@
               <w:lang w:eastAsia="cs-CZ"/>
             </w:rPr>
           </w:pPr>
-          <w:hyperlink w:anchor="_Toc230182467" w:history="1">
+          <w:hyperlink w:anchor="_Toc230197568" w:history="1">
             <w:r>
               <w:rPr>
                 <w:rStyle w:val="Hypertextovodkaz"/>
@@ -5023,7 +5030,7 @@
                 <w:noProof/>
                 <w:webHidden/>
               </w:rPr>
-              <w:instrText xml:space="preserve"> PAGEREF _Toc230182467 \h </w:instrText>
+              <w:instrText xml:space="preserve"> PAGEREF _Toc230197568 \h </w:instrText>
             </w:r>
             <w:r>
               <w:rPr>
@@ -5068,7 +5075,7 @@
               <w:lang w:eastAsia="cs-CZ"/>
             </w:rPr>
           </w:pPr>
-          <w:hyperlink w:anchor="_Toc230182468" w:history="1">
+          <w:hyperlink w:anchor="_Toc230197569" w:history="1">
             <w:r>
               <w:rPr>
                 <w:rStyle w:val="Hypertextovodkaz"/>
@@ -5111,7 +5118,7 @@
                 <w:noProof/>
                 <w:webHidden/>
               </w:rPr>
-              <w:instrText xml:space="preserve"> PAGEREF _Toc230182468 \h </w:instrText>
+              <w:instrText xml:space="preserve"> PAGEREF _Toc230197569 \h </w:instrText>
             </w:r>
             <w:r>
               <w:rPr>
@@ -5156,7 +5163,7 @@
               <w:lang w:eastAsia="cs-CZ"/>
             </w:rPr>
           </w:pPr>
-          <w:hyperlink w:anchor="_Toc230182469" w:history="1">
+          <w:hyperlink w:anchor="_Toc230197570" w:history="1">
             <w:r>
               <w:rPr>
                 <w:rStyle w:val="Hypertextovodkaz"/>
@@ -5199,7 +5206,7 @@
                 <w:noProof/>
                 <w:webHidden/>
               </w:rPr>
-              <w:instrText xml:space="preserve"> PAGEREF _Toc230182469 \h </w:instrText>
+              <w:instrText xml:space="preserve"> PAGEREF _Toc230197570 \h </w:instrText>
             </w:r>
             <w:r>
               <w:rPr>
@@ -5243,7 +5250,7 @@
               <w:lang w:eastAsia="cs-CZ"/>
             </w:rPr>
           </w:pPr>
-          <w:hyperlink w:anchor="_Toc230182470" w:history="1">
+          <w:hyperlink w:anchor="_Toc230197571" w:history="1">
             <w:r>
               <w:rPr>
                 <w:rStyle w:val="Hypertextovodkaz"/>
@@ -5270,7 +5277,7 @@
                 <w:noProof/>
                 <w:webHidden/>
               </w:rPr>
-              <w:instrText xml:space="preserve"> PAGEREF _Toc230182470 \h </w:instrText>
+              <w:instrText xml:space="preserve"> PAGEREF _Toc230197571 \h </w:instrText>
             </w:r>
             <w:r>
               <w:rPr>
@@ -5314,7 +5321,7 @@
               <w:lang w:eastAsia="cs-CZ"/>
             </w:rPr>
           </w:pPr>
-          <w:hyperlink w:anchor="_Toc230182471" w:history="1">
+          <w:hyperlink w:anchor="_Toc230197572" w:history="1">
             <w:r>
               <w:rPr>
                 <w:rStyle w:val="Hypertextovodkaz"/>
@@ -5341,7 +5348,7 @@
                 <w:noProof/>
                 <w:webHidden/>
               </w:rPr>
-              <w:instrText xml:space="preserve"> PAGEREF _Toc230182471 \h </w:instrText>
+              <w:instrText xml:space="preserve"> PAGEREF _Toc230197572 \h </w:instrText>
             </w:r>
             <w:r>
               <w:rPr>
@@ -5385,7 +5392,7 @@
               <w:lang w:eastAsia="cs-CZ"/>
             </w:rPr>
           </w:pPr>
-          <w:hyperlink w:anchor="_Toc230182472" w:history="1">
+          <w:hyperlink w:anchor="_Toc230197573" w:history="1">
             <w:r>
               <w:rPr>
                 <w:rStyle w:val="Hypertextovodkaz"/>
@@ -5412,7 +5419,7 @@
                 <w:noProof/>
                 <w:webHidden/>
               </w:rPr>
-              <w:instrText xml:space="preserve"> PAGEREF _Toc230182472 \h </w:instrText>
+              <w:instrText xml:space="preserve"> PAGEREF _Toc230197573 \h </w:instrText>
             </w:r>
             <w:r>
               <w:rPr>
@@ -5456,7 +5463,7 @@
               <w:lang w:eastAsia="cs-CZ"/>
             </w:rPr>
           </w:pPr>
-          <w:hyperlink w:anchor="_Toc230182473" w:history="1">
+          <w:hyperlink w:anchor="_Toc230197574" w:history="1">
             <w:r>
               <w:rPr>
                 <w:rStyle w:val="Hypertextovodkaz"/>
@@ -5483,7 +5490,7 @@
                 <w:noProof/>
                 <w:webHidden/>
               </w:rPr>
-              <w:instrText xml:space="preserve"> PAGEREF _Toc230182473 \h </w:instrText>
+              <w:instrText xml:space="preserve"> PAGEREF _Toc230197574 \h </w:instrText>
             </w:r>
             <w:r>
               <w:rPr>
@@ -5555,12 +5562,12 @@
         </w:numPr>
         <w:ind w:left="720"/>
       </w:pPr>
-      <w:bookmarkStart w:id="38" w:name="_Toc230182433"/>
+      <w:bookmarkStart w:id="42" w:name="_Toc230197534"/>
       <w:r>
         <w:lastRenderedPageBreak/>
         <w:t>Úvod</w:t>
       </w:r>
-      <w:bookmarkEnd w:id="38"/>
+      <w:bookmarkEnd w:id="42"/>
     </w:p>
     <w:p>
       <w:r>
@@ -5646,32 +5653,18 @@
       <w:pPr>
         <w:pStyle w:val="Nadpis1"/>
       </w:pPr>
-      <w:bookmarkStart w:id="39" w:name="_Toc230182434"/>
+      <w:bookmarkStart w:id="43" w:name="_Toc230197535"/>
       <w:r>
         <w:lastRenderedPageBreak/>
-        <w:t>Teoretická čás</w:t>
-      </w:r>
-      <w:r>
-        <w:t>t</w:t>
-      </w:r>
-      <w:bookmarkEnd w:id="39"/>
-    </w:p>
-    <w:p>
-      <w:r>
-        <w:t xml:space="preserve">V této části dokumentu bych vás (čtenáře) chtěl seznámit s nejpodstatnějšími částmi softwaru, programovacího jazyku atp., které byly využity pro vývoj a samostatné vytvoření </w:t>
-      </w:r>
-      <w:r>
-        <w:t>Habit-Tracker</w:t>
-      </w:r>
-      <w:r>
-        <w:t xml:space="preserve"> aplikace</w:t>
-      </w:r>
+        <w:t>Použité nástroje</w:t>
+      </w:r>
+      <w:bookmarkEnd w:id="43"/>
     </w:p>
     <w:p>
       <w:pPr>
         <w:pStyle w:val="Nadpis2"/>
       </w:pPr>
-      <w:bookmarkStart w:id="40" w:name="_Toc230182435"/>
+      <w:bookmarkStart w:id="44" w:name="_Toc230197536"/>
       <w:proofErr w:type="spellStart"/>
       <w:r>
         <w:t>Visual</w:t>
@@ -5684,48 +5677,8 @@
       <w:r>
         <w:t>Code</w:t>
       </w:r>
-      <w:bookmarkEnd w:id="40"/>
+      <w:bookmarkEnd w:id="44"/>
       <w:proofErr w:type="spellEnd"/>
-    </w:p>
-    <w:p>
-      <w:pPr>
-        <w:rPr>
-          <w:rFonts w:ascii="Cambria" w:eastAsiaTheme="majorEastAsia" w:hAnsi="Cambria" w:cstheme="majorBidi"/>
-          <w:b/>
-          <w:bCs/>
-          <w:sz w:val="24"/>
-          <w:szCs w:val="28"/>
-        </w:rPr>
-      </w:pPr>
-      <w:r>
-        <w:t xml:space="preserve">Pro vývoj této webové aplikace jsem zvolil </w:t>
-      </w:r>
-      <w:proofErr w:type="spellStart"/>
-      <w:r>
-        <w:t>Visual</w:t>
-      </w:r>
-      <w:proofErr w:type="spellEnd"/>
-      <w:r>
-        <w:t xml:space="preserve"> Studio </w:t>
-      </w:r>
-      <w:proofErr w:type="spellStart"/>
-      <w:r>
-        <w:t>Code</w:t>
-      </w:r>
-      <w:proofErr w:type="spellEnd"/>
-      <w:r>
-        <w:t xml:space="preserve"> jako své vývojové prostředí (IDE) od společnosti Microsoft. Považuji toto prostředí za svoje „standardní“ řešení, protože mi v něm jde práce nejrychleji a zároveň v něm mám všechno, co při vývoji potřebuji, na jednom místě.</w:t>
-      </w:r>
-    </w:p>
-    <w:p>
-      <w:pPr>
-        <w:pStyle w:val="Nadpis3"/>
-      </w:pPr>
-      <w:bookmarkStart w:id="41" w:name="_Toc230182436"/>
-      <w:r>
-        <w:t>Školní zkušenost</w:t>
-      </w:r>
-      <w:bookmarkEnd w:id="41"/>
     </w:p>
     <w:p>
       <w:pPr>
@@ -5734,8 +5687,9 @@
           <w:sz w:val="24"/>
         </w:rPr>
       </w:pPr>
-      <w:r>
-        <w:t xml:space="preserve">Prvním z důvodů pro vybrání </w:t>
+      <w:bookmarkStart w:id="45" w:name="_Toc230197537"/>
+      <w:r>
+        <w:t xml:space="preserve">Pro vývoj této webové aplikace jsem zvolil </w:t>
       </w:r>
       <w:proofErr w:type="spellStart"/>
       <w:r>
@@ -5743,24 +5697,25 @@
       </w:r>
       <w:proofErr w:type="spellEnd"/>
       <w:r>
-        <w:t xml:space="preserve"> Studio Codu je, že s jinými vývojovými nástroji nemám až takové zkušenosti jako právě s tímto. Na naší škole se většina práce s kódem dělá právě v tomto IDE, takže jsem si postupně osvojil jeho ovládání, práci s projektem, </w:t>
-      </w:r>
-      <w:r>
-        <w:t>ladění,</w:t>
-      </w:r>
-      <w:r>
-        <w:t xml:space="preserve"> a hlavně i to, jak v něm pracovat „běžně“, aniž bych pořád musel hledat, kde se jaká možnost nachází. To u ročníkové práce pomáhá hodně, protože když se člověk soustředí hlavně na samotnou aplikaci, nechce ztrácet čas tím, že se učí nové IDE nebo nové nastavení.</w:t>
+        <w:t xml:space="preserve"> Studio </w:t>
+      </w:r>
+      <w:proofErr w:type="spellStart"/>
+      <w:r>
+        <w:t>Code</w:t>
+      </w:r>
+      <w:proofErr w:type="spellEnd"/>
+      <w:r>
+        <w:t xml:space="preserve"> jako své vývojové prostředí (IDE) od společnosti Microsoft. Považuji toto prostředí za svoje „standardní" řešení, protože mi v něm jde práce nejrychleji a zároveň v něm mám všechno, co při vývoji potřebuji, na jednom místě.</w:t>
       </w:r>
     </w:p>
     <w:p>
       <w:pPr>
         <w:pStyle w:val="Nadpis3"/>
       </w:pPr>
-      <w:bookmarkStart w:id="42" w:name="_Toc230182437"/>
-      <w:r>
-        <w:t>Integrovaný terminál</w:t>
-      </w:r>
-      <w:bookmarkEnd w:id="42"/>
+      <w:r>
+        <w:t>Školní zkušenost</w:t>
+      </w:r>
+      <w:bookmarkEnd w:id="45"/>
     </w:p>
     <w:p>
       <w:pPr>
@@ -5769,8 +5724,9 @@
           <w:sz w:val="24"/>
         </w:rPr>
       </w:pPr>
-      <w:r>
-        <w:t xml:space="preserve">Dalším důvodem pro využívání </w:t>
+      <w:bookmarkStart w:id="46" w:name="_Toc230197538"/>
+      <w:r>
+        <w:t xml:space="preserve">Prvním z důvodů pro vybrání </w:t>
       </w:r>
       <w:proofErr w:type="spellStart"/>
       <w:r>
@@ -5778,34 +5734,17 @@
       </w:r>
       <w:proofErr w:type="spellEnd"/>
       <w:r>
-        <w:t xml:space="preserve"> Studio </w:t>
-      </w:r>
-      <w:proofErr w:type="spellStart"/>
-      <w:r>
-        <w:t>Code</w:t>
-      </w:r>
-      <w:proofErr w:type="spellEnd"/>
-      <w:r>
-        <w:t xml:space="preserve"> je integrovaný terminál, který mi umožňuje spouštět Angular CLI příkazy přímo z editoru bez nutnosti otevírat si samostatné okno příkazového řádku. Tímto způsobem mám vše na jednom místě – kód, editor a terminál – což výrazně zrychluje pracovní tok a zvyšuje produktivitu během vývoje. Nemusím si tedy neustále přepínat mezi různými okny a aplikacemi, což je obzvláště užitečné při práci na ročníkové práci, kde je čas velmi cenný.</w:t>
+        <w:t xml:space="preserve"> Studio Codu je, že s jinými vývojovými nástroji nemám až takové zkušenosti jako právě s tímto. Na naší škole se většina práce s kódem dělá právě v tomto IDE, takže jsem si postupně osvojil jeho ovládání, práci s projektem, ladění, a hlavně i to, jak v něm pracovat „běžně", aniž bych pořád musel hledat, kde se jaká možnost nachází. To u ročníkové práce pomáhá hodně, protože když se člověk soustředí hlavně na samotnou aplikaci, nechce ztrácet čas tím, že se učí nové IDE nebo nové nastavení.</w:t>
       </w:r>
     </w:p>
     <w:p>
       <w:pPr>
         <w:pStyle w:val="Nadpis3"/>
       </w:pPr>
-      <w:bookmarkStart w:id="43" w:name="_Toc230182438"/>
-      <w:r>
-        <w:t>Rozšíření prostředí (</w:t>
-      </w:r>
-      <w:proofErr w:type="spellStart"/>
-      <w:r>
-        <w:t>Extensions</w:t>
-      </w:r>
-      <w:proofErr w:type="spellEnd"/>
-      <w:r>
-        <w:t>)</w:t>
-      </w:r>
-      <w:bookmarkEnd w:id="43"/>
+      <w:r>
+        <w:t>Integrovaný terminál</w:t>
+      </w:r>
+      <w:bookmarkEnd w:id="46"/>
     </w:p>
     <w:p>
       <w:pPr>
@@ -5814,59 +5753,43 @@
           <w:sz w:val="24"/>
         </w:rPr>
       </w:pPr>
-      <w:r>
-        <w:t xml:space="preserve">Teoreticky by šlo vytvořit aplikaci i bez nich, ale práce jako taková by byla zbytečně těžší a mnohem pomalejší. </w:t>
+      <w:bookmarkStart w:id="47" w:name="_Toc230197539"/>
+      <w:r>
+        <w:t xml:space="preserve">Dalším důvodem pro využívání </w:t>
       </w:r>
       <w:proofErr w:type="spellStart"/>
       <w:r>
+        <w:t>Visual</w:t>
+      </w:r>
+      <w:proofErr w:type="spellEnd"/>
+      <w:r>
+        <w:t xml:space="preserve"> Studio </w:t>
+      </w:r>
+      <w:proofErr w:type="spellStart"/>
+      <w:r>
+        <w:t>Code</w:t>
+      </w:r>
+      <w:proofErr w:type="spellEnd"/>
+      <w:r>
+        <w:t xml:space="preserve"> je integrovaný terminál, který mi umožňuje spouštět Angular CLI příkazy přímo z editoru bez nutnosti otevírat si samostatné okno příkazového řádku. Tímto způsobem mám vše na jednom místě – kód, editor a terminál – což výrazně zrychluje pracovní tok a zvyšuje produktivitu během vývoje. Nemusím si tedy neustále přepínat mezi různými okny a aplikacemi, což je obzvláště užitečné při práci na ročníkové práci, kde je čas velmi cenný.</w:t>
+      </w:r>
+    </w:p>
+    <w:p>
+      <w:pPr>
+        <w:pStyle w:val="Nadpis3"/>
+      </w:pPr>
+      <w:r>
+        <w:t>Rozšíření prostředí (</w:t>
+      </w:r>
+      <w:proofErr w:type="spellStart"/>
+      <w:r>
         <w:t>Extensions</w:t>
       </w:r>
       <w:proofErr w:type="spellEnd"/>
       <w:r>
-        <w:t xml:space="preserve"> mi hlavně pomáhají se psaním a úpravami kódu. U tohoto projektu jsem například ocenil Angular </w:t>
-      </w:r>
-      <w:proofErr w:type="spellStart"/>
-      <w:r>
-        <w:t>Language</w:t>
-      </w:r>
-      <w:proofErr w:type="spellEnd"/>
-      <w:r>
-        <w:t xml:space="preserve"> </w:t>
-      </w:r>
-      <w:proofErr w:type="spellStart"/>
-      <w:r>
-        <w:t>Service</w:t>
-      </w:r>
-      <w:proofErr w:type="spellEnd"/>
-      <w:r>
-        <w:t xml:space="preserve">, který poskytuje nápovědy a pomáhá s orientací v </w:t>
-      </w:r>
-      <w:proofErr w:type="spellStart"/>
-      <w:r>
-        <w:t>TypeScriptu</w:t>
-      </w:r>
-      <w:proofErr w:type="spellEnd"/>
-      <w:r>
-        <w:t xml:space="preserve"> a Angular struktuře. Další rozšíření používám kvůli formátování (typicky </w:t>
-      </w:r>
-      <w:proofErr w:type="spellStart"/>
-      <w:r>
-        <w:t>Prettier</w:t>
-      </w:r>
-      <w:proofErr w:type="spellEnd"/>
-      <w:r>
-        <w:t>), aby byl kód přehledný a sjednocený. Díky tomu nemusím řešit drobné mezery, odsazení nebo styl kódu pokaždé ručně a celý projekt vypadá konzistentně.</w:t>
-      </w:r>
-    </w:p>
-    <w:p>
-      <w:pPr>
-        <w:pStyle w:val="Nadpis3"/>
-      </w:pPr>
-      <w:bookmarkStart w:id="44" w:name="_Toc230182439"/>
-      <w:r>
-        <w:t>Git podpora</w:t>
-      </w:r>
-      <w:bookmarkEnd w:id="44"/>
+        <w:t>)</w:t>
+      </w:r>
+      <w:bookmarkEnd w:id="47"/>
     </w:p>
     <w:p>
       <w:pPr>
@@ -5875,97 +5798,59 @@
           <w:sz w:val="24"/>
         </w:rPr>
       </w:pPr>
-      <w:r>
-        <w:t xml:space="preserve">V neposlední řadě je tu Git podpora přímo v editoru. U ročníkové práce je to dost důležité, protože jsem průběžně experimentoval – někdy něco napadne a zkusí to, někdy se něco nepovede nebo se narazí na problém, který nejde vůbec vyřešit. Kdybych neměl průběžné verze, tak by se mi hůř vracelo zpátky k předchozím změnám. </w:t>
+      <w:bookmarkStart w:id="48" w:name="_Toc230197540"/>
+      <w:r>
+        <w:t xml:space="preserve">Teoreticky by šlo vytvořit aplikaci i bez nich, ale práce jako taková by byla zbytečně těžší a mnohem pomalejší. </w:t>
       </w:r>
       <w:proofErr w:type="spellStart"/>
       <w:r>
-        <w:t>Visual</w:t>
+        <w:t>Extensions</w:t>
       </w:r>
       <w:proofErr w:type="spellEnd"/>
       <w:r>
-        <w:t xml:space="preserve"> Studio </w:t>
+        <w:t xml:space="preserve"> mi hlavně pomáhají se psaním a úpravami kódu. U tohoto projektu jsem například ocenil Angular </w:t>
       </w:r>
       <w:proofErr w:type="spellStart"/>
       <w:r>
-        <w:t>Code</w:t>
+        <w:t>Language</w:t>
       </w:r>
       <w:proofErr w:type="spellEnd"/>
       <w:r>
-        <w:t xml:space="preserve"> mi umožňuje spravovat </w:t>
+        <w:t xml:space="preserve"> </w:t>
       </w:r>
       <w:proofErr w:type="spellStart"/>
       <w:r>
-        <w:t>commity</w:t>
+        <w:t>Service</w:t>
       </w:r>
       <w:proofErr w:type="spellEnd"/>
       <w:r>
-        <w:t>, větve a kontrolovat historii změn jednoduše v rozhraní editoru, takže je všechno přehledné a není potřeba se pokaždé orientovat jen v příkazech v terminálu.</w:t>
-      </w:r>
-    </w:p>
-    <w:p/>
-    <w:p>
-      <w:pPr>
-        <w:pStyle w:val="Nadpis2"/>
-      </w:pPr>
-      <w:bookmarkStart w:id="45" w:name="_Toc230182440"/>
-      <w:r>
-        <w:lastRenderedPageBreak/>
-        <w:t>Angular</w:t>
-      </w:r>
-      <w:bookmarkEnd w:id="45"/>
-    </w:p>
-    <w:p>
-      <w:r>
-        <w:t xml:space="preserve">Každá aplikace potřebuje své „jádro“, tedy framework, který určuje strukturu celé práce. Jelikož je Habit-Tracker navržen jako Single Page </w:t>
+        <w:t xml:space="preserve">, který poskytuje nápovědy a pomáhá s orientací v </w:t>
       </w:r>
       <w:proofErr w:type="spellStart"/>
       <w:r>
-        <w:t>Application</w:t>
+        <w:t>TypeScriptu</w:t>
       </w:r>
       <w:proofErr w:type="spellEnd"/>
       <w:r>
-        <w:t xml:space="preserve">, nenapadlo mě nic, co by se k tomu hodilo lépe než Angular. Angular je framework přímo zaměřený na tvorbu moderních webových aplikací, kde se obsah aktualizuje bez klasického </w:t>
+        <w:t xml:space="preserve"> a Angular struktuře. Další rozšíření používám kvůli formátování (typicky </w:t>
       </w:r>
       <w:proofErr w:type="spellStart"/>
       <w:r>
-        <w:t>přenačítání</w:t>
+        <w:t>Prettier</w:t>
       </w:r>
       <w:proofErr w:type="spellEnd"/>
       <w:r>
-        <w:t xml:space="preserve"> celé stránky. V projektu jsem původně pracoval s verzí 20, ale v této ročníkové práci se budu věnovat novější verzi </w:t>
-      </w:r>
-      <w:proofErr w:type="spellStart"/>
-      <w:r>
-        <w:t>Angularu</w:t>
-      </w:r>
-      <w:proofErr w:type="spellEnd"/>
-      <w:r>
-        <w:t xml:space="preserve"> 21.2.0, kterou jsem během vývoje aktualizoval a používal.</w:t>
-      </w:r>
-    </w:p>
-    <w:p>
-      <w:r>
-        <w:t>Angular je pro tento projekt vhodný hlavně kvůli tomu, že má jasnou strukturu, dobré možnosti pro komponenty a také se dobře udržuje. U ročníkové práce je údržba dost důležitá, protože aplikace se většinou vyvíjí postupně a člověk se k věcem vrací v dalších fázích.</w:t>
+        <w:t>), aby byl kód přehledný a sjednocený. Díky tomu nemusím řešit drobné mezery, odsazení nebo styl kódu pokaždé ručně a celý projekt vypadá konzistentně.</w:t>
       </w:r>
     </w:p>
     <w:p>
       <w:pPr>
         <w:pStyle w:val="Nadpis3"/>
       </w:pPr>
-      <w:bookmarkStart w:id="46" w:name="_Toc230182441"/>
-      <w:r>
-        <w:t>SCSS (</w:t>
-      </w:r>
-      <w:proofErr w:type="spellStart"/>
-      <w:r>
-        <w:t>Sass</w:t>
-      </w:r>
-      <w:proofErr w:type="spellEnd"/>
-      <w:r>
-        <w:t xml:space="preserve"> CSS)</w:t>
-      </w:r>
-      <w:bookmarkEnd w:id="46"/>
+      <w:r>
+        <w:t>Git podpora</w:t>
+      </w:r>
+      <w:bookmarkEnd w:id="48"/>
     </w:p>
     <w:p>
       <w:pPr>
@@ -5975,26 +5860,42 @@
         </w:rPr>
       </w:pPr>
       <w:r>
-        <w:t xml:space="preserve">Habit-Tracker používá SCSS pro stylování. SCSS je rozšíření CSS, které přidává funkce jako proměnné, vnořování a </w:t>
+        <w:t xml:space="preserve">V neposlední řadě je tu Git podpora přímo v editoru. U ročníkové práce je to dost důležité, protože jsem průběžně experimentoval – někdy něco napadne a zkusí to, někdy se něco nepovede nebo se narazí na problém, který nejde vůbec vyřešit. Kdybych neměl průběžné verze, tak by se mi hůř vracelo zpátky k předchozím změnám. </w:t>
       </w:r>
       <w:proofErr w:type="spellStart"/>
       <w:r>
-        <w:t>mixiny</w:t>
+        <w:t>Visual</w:t>
       </w:r>
       <w:proofErr w:type="spellEnd"/>
       <w:r>
-        <w:t>. Zvolil jsem si SCSS místo CSS, LESS nebo dalších z důvodu, že knihovna komponent Angular Material ho používá. Prakticky to znamená, že stylování je lépe organizované a znovupoužitelné. V projektu jsem například vytvořil proměnné pro barvy a rozměry, takže když se změní barevné schéma, stačí změnit hodnotu na jednom místě. Díky tomu se lépe spravují styly v celé aplikaci a kód je přehlednější. Zároveň to zlepšuje čitelnost stylů, protože je hned vidět, jaké barvy a rozměry aplikace používá.</w:t>
-      </w:r>
-    </w:p>
-    <w:p>
-      <w:pPr>
-        <w:pStyle w:val="Nadpis3"/>
-      </w:pPr>
-      <w:bookmarkStart w:id="47" w:name="_Toc230182442"/>
-      <w:r>
-        <w:t>Komponentová architektura</w:t>
-      </w:r>
-      <w:bookmarkEnd w:id="47"/>
+        <w:t xml:space="preserve"> Studio </w:t>
+      </w:r>
+      <w:proofErr w:type="spellStart"/>
+      <w:r>
+        <w:t>Code</w:t>
+      </w:r>
+      <w:proofErr w:type="spellEnd"/>
+      <w:r>
+        <w:t xml:space="preserve"> mi umožňuje spravovat </w:t>
+      </w:r>
+      <w:proofErr w:type="spellStart"/>
+      <w:r>
+        <w:t>commity</w:t>
+      </w:r>
+      <w:proofErr w:type="spellEnd"/>
+      <w:r>
+        <w:t>, větve a kontrolovat historii změn jednoduše v rozhraní editoru, takže je všechno přehledné a není potřeba se pokaždé orientovat jen v příkazech v terminálu.</w:t>
+      </w:r>
+    </w:p>
+    <w:p>
+      <w:pPr>
+        <w:pStyle w:val="Nadpis2"/>
+      </w:pPr>
+      <w:bookmarkStart w:id="49" w:name="_Toc230197541"/>
+      <w:r>
+        <w:t>Angular</w:t>
+      </w:r>
+      <w:bookmarkEnd w:id="49"/>
     </w:p>
     <w:p>
       <w:pPr>
@@ -6003,41 +5904,60 @@
           <w:sz w:val="24"/>
         </w:rPr>
       </w:pPr>
-      <w:r>
-        <w:t>Celý Habit-Tracker jsem rozdělil na nezávislé a znovupoužitelné komponenty. Tento přístup považuji za jeden z největších důvodů, proč je Angular pro podobné projekty tak vhodný. Místo toho, aby byl celý kód „na jednom místě“, má každá část aplikace svůj vlastní komponentní soubor a vlastní logiku i šablonu.</w:t>
-      </w:r>
-      <w:r>
-        <w:br/>
-        <w:t>Například existuje komponenta pro seznam návyků, komponenta pro detailní zobrazení konkrétního návyku a také komponenty, které zajišťují přepínání mezi „dobrými“ a „špatnými“ návyky. Takové rozdělení usnadní údržbu, protože když se změní jen jedna část UI, většinou se nemusí sahat do celé aplikace. Do budoucna je to taky lepší, kdybych chtěl projekt rozšířit (třeba o další filtry, grafy nebo další stránky).</w:t>
+      <w:bookmarkStart w:id="50" w:name="_Toc230197542"/>
+      <w:r>
+        <w:t xml:space="preserve">Každá aplikace potřebuje své „jádro", tedy framework, který určuje strukturu celé práce. Jelikož je Habit-Tracker navržen jako Single Page </w:t>
+      </w:r>
+      <w:proofErr w:type="spellStart"/>
+      <w:r>
+        <w:t>Application</w:t>
+      </w:r>
+      <w:proofErr w:type="spellEnd"/>
+      <w:r>
+        <w:t xml:space="preserve">, nenapadlo mě nic, co by se k tomu hodilo lépe než Angular. Angular je framework přímo zaměřený na tvorbu moderních webových aplikací, kde se obsah aktualizuje bez </w:t>
+      </w:r>
+      <w:r>
+        <w:lastRenderedPageBreak/>
+        <w:t xml:space="preserve">klasického </w:t>
+      </w:r>
+      <w:proofErr w:type="spellStart"/>
+      <w:r>
+        <w:t>přenačítání</w:t>
+      </w:r>
+      <w:proofErr w:type="spellEnd"/>
+      <w:r>
+        <w:t xml:space="preserve"> celé stránky. V projektu jsem původně pracoval s verzí 20, ale v této ročníkové práci se budu věnovat novější verzi </w:t>
+      </w:r>
+      <w:proofErr w:type="spellStart"/>
+      <w:r>
+        <w:t>Angularu</w:t>
+      </w:r>
+      <w:proofErr w:type="spellEnd"/>
+      <w:r>
+        <w:t xml:space="preserve"> 21.2.0, kterou jsem během vývoje aktualizoval a používal.</w:t>
+      </w:r>
+    </w:p>
+    <w:p>
+      <w:r>
+        <w:t>Angular je pro tento projekt vhodný hlavně kvůli tomu, že má jasnou strukturu, dobré možnosti pro komponenty a také se dobře udržuje. U ročníkové práce je údržba dost důležitá, protože aplikace se většinou vyvíjí postupně a člověk se k věcem vrací v dalších fázích.</w:t>
       </w:r>
     </w:p>
     <w:p>
       <w:pPr>
         <w:pStyle w:val="Nadpis3"/>
       </w:pPr>
-      <w:bookmarkStart w:id="48" w:name="_Toc230182443"/>
+      <w:r>
+        <w:t>SCSS (</w:t>
+      </w:r>
       <w:proofErr w:type="spellStart"/>
       <w:r>
-        <w:t>Services</w:t>
+        <w:t>Sass</w:t>
       </w:r>
       <w:proofErr w:type="spellEnd"/>
       <w:r>
-        <w:t xml:space="preserve"> &amp; </w:t>
-      </w:r>
-      <w:proofErr w:type="spellStart"/>
-      <w:r>
-        <w:t>Dependency</w:t>
-      </w:r>
-      <w:proofErr w:type="spellEnd"/>
-      <w:r>
-        <w:t xml:space="preserve"> </w:t>
-      </w:r>
-      <w:proofErr w:type="spellStart"/>
-      <w:r>
-        <w:t>Injection</w:t>
-      </w:r>
-      <w:bookmarkEnd w:id="48"/>
-      <w:proofErr w:type="spellEnd"/>
+        <w:t xml:space="preserve"> CSS)</w:t>
+      </w:r>
+      <w:bookmarkEnd w:id="50"/>
     </w:p>
     <w:p>
       <w:pPr>
@@ -6046,71 +5966,56 @@
           <w:sz w:val="24"/>
         </w:rPr>
       </w:pPr>
-      <w:r>
-        <w:t xml:space="preserve">Pro práci s daty používám službu </w:t>
+      <w:bookmarkStart w:id="51" w:name="_Toc230197543"/>
+      <w:r>
+        <w:t xml:space="preserve">Habit-Tracker používá SCSS pro stylování. SCSS je rozšíření CSS, které přidává funkce jako proměnné, vnořování a </w:t>
       </w:r>
       <w:proofErr w:type="spellStart"/>
       <w:r>
-        <w:t>DataService</w:t>
+        <w:t>mixiny</w:t>
       </w:r>
       <w:proofErr w:type="spellEnd"/>
       <w:r>
-        <w:t>. Tato služba je v projektu zodpovědná za to, aby aplikace měla odkud brát data a kam je ukládat. V mém případě se data ukládají lokálně v prohlížeči (pomocí lokálního uložiště). Komponenty tak nemusejí řešit samotnou logiku ukládání – jen si řeknou, jaké data potřebují, a služba je poskytne.</w:t>
-      </w:r>
-      <w:r>
-        <w:br/>
-        <w:t xml:space="preserve">Angular k tomu přidává ještě systém </w:t>
+        <w:t xml:space="preserve">. Zvolil jsem si SCSS místo CSS, LESS nebo dalších z důvodu, že knihovna komponent Angular Material ho používá. Prakticky to znamená, že stylování je lépe organizované a znovupoužitelné. V projektu jsem například vytvořil proměnné pro barvy a rozměry, takže když se změní barevné schéma, stačí změnit hodnotu na jednom místě. Díky tomu se lépe spravují styly v celé aplikaci a kód je přehlednější. Zároveň to zlepšuje čitelnost stylů, protože je hned vidět, jaké barvy a rozměry aplikace používá. Podle dokumentace </w:t>
       </w:r>
       <w:proofErr w:type="spellStart"/>
       <w:r>
-        <w:t>Dependency</w:t>
+        <w:t>Sass</w:t>
       </w:r>
       <w:proofErr w:type="spellEnd"/>
       <w:r>
-        <w:t xml:space="preserve"> </w:t>
-      </w:r>
-      <w:proofErr w:type="spellStart"/>
-      <w:r>
-        <w:t>Injection</w:t>
-      </w:r>
-      <w:proofErr w:type="spellEnd"/>
-      <w:r>
-        <w:t>. Výsledek je, že se logika (</w:t>
-      </w:r>
-      <w:proofErr w:type="spellStart"/>
-      <w:r>
-        <w:t>DataService</w:t>
-      </w:r>
-      <w:proofErr w:type="spellEnd"/>
-      <w:r>
-        <w:t xml:space="preserve">) lépe </w:t>
-      </w:r>
-      <w:proofErr w:type="spellStart"/>
-      <w:r>
-        <w:t>oddědušší</w:t>
-      </w:r>
-      <w:proofErr w:type="spellEnd"/>
-      <w:r>
-        <w:t xml:space="preserve"> na případné úpravy, protože změny v datové logice nezasáhnou tolik UI a </w:t>
-      </w:r>
-      <w:proofErr w:type="spellStart"/>
-      <w:r>
-        <w:t>naopakluje</w:t>
-      </w:r>
-      <w:proofErr w:type="spellEnd"/>
-      <w:r>
-        <w:t xml:space="preserve"> od uživatelského rozhraní (komponenty). Kód je potom přehlednější, a hlavně jedno.</w:t>
+        <w:t xml:space="preserve"> týmu, SCSS umožňuje vývojářům psát CSS efektivněji prostřednictvím pokročilých funkcí jako jsou proměnné, funkce a logické operace. </w:t>
+      </w:r>
+      <w:r>
+        <w:fldChar w:fldCharType="begin"/>
+      </w:r>
+      <w:r>
+        <w:instrText xml:space="preserve"> REF _Ref230200351 \n \h </w:instrText>
+      </w:r>
+      <w:r>
+        <w:fldChar w:fldCharType="separate"/>
+      </w:r>
+      <w:r>
+        <w:t>[</w:t>
+      </w:r>
+      <w:r>
+        <w:t>5</w:t>
+      </w:r>
+      <w:r>
+        <w:t>]</w:t>
+      </w:r>
+      <w:r>
+        <w:fldChar w:fldCharType="end"/>
       </w:r>
     </w:p>
     <w:p>
       <w:pPr>
         <w:pStyle w:val="Nadpis3"/>
       </w:pPr>
-      <w:bookmarkStart w:id="49" w:name="_Toc230182444"/>
-      <w:r>
-        <w:t>Angular CLI</w:t>
-      </w:r>
-      <w:bookmarkEnd w:id="49"/>
+      <w:r>
+        <w:t>Komponentová architektura</w:t>
+      </w:r>
+      <w:bookmarkEnd w:id="51"/>
     </w:p>
     <w:p>
       <w:pPr>
@@ -6119,61 +6024,61 @@
           <w:sz w:val="24"/>
         </w:rPr>
       </w:pPr>
-      <w:r>
-        <w:t xml:space="preserve">Při vývoji jsem hodně využíval Angular CLI. To je příkazový nástroj, který Angular poskytuje a který pomáhá zautomatizovat několik činností. Podle oficiální dokumentace </w:t>
-      </w:r>
-      <w:r>
-        <w:rPr>
-          <w:rStyle w:val="VrazncittChar"/>
-        </w:rPr>
-        <w:t xml:space="preserve">"Angular CLI e nástrojem příkazového řádku, který vám umožňuje vytvářet, vyvíjet, testovat, nasazovat a udržovat Angular aplikace přímo z příkazového </w:t>
-      </w:r>
-      <w:r>
-        <w:rPr>
-          <w:rStyle w:val="VrazncittChar"/>
-        </w:rPr>
-        <w:lastRenderedPageBreak/>
-        <w:t>prostředí."[1]</w:t>
-      </w:r>
-      <w:r>
-        <w:t xml:space="preserve"> Pomocí něj se dají generovat nové komponenty, služby nebo další části projektu prostřednictvím schémat (</w:t>
-      </w:r>
+      <w:bookmarkStart w:id="52" w:name="_Toc230197544"/>
+      <w:r>
+        <w:t>Celý Habit-Tracker jsem rozdělil na nezávislé a znovupoužitelné komponenty. Tento přístup považuji za jeden z největších důvodů, proč je Angular pro podobné projekty tak vhodný. Místo toho, aby byl celý kód „na jednom místě", má každá část aplikace svůj vlastní komponentní soubor a vlastní logiku i šablonu.</w:t>
+      </w:r>
+    </w:p>
+    <w:p>
+      <w:r>
+        <w:t>Například existuje komponenta pro seznam návyků, komponenta pro detailní zobrazení konkrétního návyku a také komponenty, které zajišťují přepínání mezi „dobrými" a „špatnými" návyky. Takové rozdělení usnadní údržbu, protože když se změní jen jedna část UI, většinou se nemusí sahat do celé aplikace. Do budoucna je to taky lepší, kdybych chtěl projekt rozšířit (třeba o další filtry, grafy nebo další stránky).</w:t>
+      </w:r>
+    </w:p>
+    <w:p>
+      <w:pPr>
+        <w:pStyle w:val="Nadpis3"/>
+      </w:pPr>
       <w:proofErr w:type="spellStart"/>
       <w:r>
-        <w:t>schematics</w:t>
+        <w:t>Services</w:t>
       </w:r>
       <w:proofErr w:type="spellEnd"/>
       <w:r>
-        <w:t xml:space="preserve">), která </w:t>
-      </w:r>
-      <w:r>
-        <w:rPr>
-          <w:rStyle w:val="VrazncittChar"/>
-        </w:rPr>
-        <w:t>"generují a upravují zdrojové soubory vaší aplikace automaticky."[1]</w:t>
-      </w:r>
-      <w:r>
-        <w:t xml:space="preserve"> Také se přes něj spouští vývojový server v </w:t>
+        <w:t xml:space="preserve"> &amp; </w:t>
       </w:r>
       <w:proofErr w:type="spellStart"/>
       <w:r>
-        <w:t>localhostu</w:t>
+        <w:t>Dependency</w:t>
       </w:r>
       <w:proofErr w:type="spellEnd"/>
       <w:r>
-        <w:t xml:space="preserve"> na portu 4200. Pro mě bylo Angular CLI důležité i kvůli časovému ulehčení práce. Když člověk dělá projekt, který obsahuje více komponent, nechce ručně vytvářet strukturu pro každou komponentu. CLI mi to připravilo rychle a přehledně, takže jsem se mohl soustředit hlavně na vlastní funkčnost aplikace.</w:t>
-      </w:r>
-    </w:p>
-    <w:p/>
-    <w:p>
-      <w:pPr>
-        <w:pStyle w:val="Nadpis2"/>
-      </w:pPr>
-      <w:bookmarkStart w:id="50" w:name="_Toc230182445"/>
-      <w:r>
-        <w:t>Angular Material</w:t>
-      </w:r>
-      <w:bookmarkEnd w:id="50"/>
+        <w:t xml:space="preserve"> </w:t>
+      </w:r>
+      <w:proofErr w:type="spellStart"/>
+      <w:r>
+        <w:t>Injection</w:t>
+      </w:r>
+      <w:bookmarkEnd w:id="52"/>
+      <w:proofErr w:type="spellEnd"/>
+    </w:p>
+    <w:p>
+      <w:r>
+        <w:t xml:space="preserve">Pro práci s daty používám službu </w:t>
+      </w:r>
+      <w:proofErr w:type="spellStart"/>
+      <w:r>
+        <w:t>DataService</w:t>
+      </w:r>
+      <w:proofErr w:type="spellEnd"/>
+      <w:r>
+        <w:t>. Tato služba je v projektu zodpovědná za to, aby aplikace měla odkud brát data a kam je ukládat. V mém případě se data ukládají lokálně v prohlížeči (pomocí lokálního uložiště). Komponenty tak nemusejí řešit samotnou logiku ukládání – jen si řeknou, jaké data potřebují, a služba</w:t>
+      </w:r>
+      <w:r>
+        <w:t xml:space="preserve"> je </w:t>
+      </w:r>
+      <w:r>
+        <w:t>poskytne.</w:t>
+      </w:r>
     </w:p>
     <w:p>
       <w:pPr>
@@ -6182,98 +6087,45 @@
           <w:sz w:val="24"/>
         </w:rPr>
       </w:pPr>
-      <w:r>
-        <w:t xml:space="preserve">Pro hlavní stránku jsou klíčové komponenty </w:t>
+      <w:bookmarkStart w:id="53" w:name="_Toc230197545"/>
+      <w:bookmarkStart w:id="54" w:name="_Ref230199175"/>
+      <w:r>
+        <w:t xml:space="preserve">Angular k tomu přidává ještě systém </w:t>
       </w:r>
       <w:proofErr w:type="spellStart"/>
       <w:r>
-        <w:t>MatCard</w:t>
+        <w:t>Dependency</w:t>
       </w:r>
       <w:proofErr w:type="spellEnd"/>
       <w:r>
-        <w:t xml:space="preserve"> a </w:t>
+        <w:t xml:space="preserve"> </w:t>
       </w:r>
       <w:proofErr w:type="spellStart"/>
       <w:r>
-        <w:t>MatTabs</w:t>
+        <w:t>Injection</w:t>
       </w:r>
       <w:proofErr w:type="spellEnd"/>
       <w:r>
-        <w:t xml:space="preserve">. </w:t>
+        <w:t>. Výsledek je, že se logika (</w:t>
       </w:r>
       <w:proofErr w:type="spellStart"/>
       <w:r>
-        <w:t>MatCard</w:t>
+        <w:t>DataService</w:t>
       </w:r>
       <w:proofErr w:type="spellEnd"/>
       <w:r>
-        <w:t xml:space="preserve"> používám tam, kde chci mít návyky zobrazené v ucelených „kartách“ – uživatel pak hned vidí strukturu a nemusí se v obsahu ztrácet. </w:t>
-      </w:r>
-      <w:proofErr w:type="spellStart"/>
-      <w:r>
-        <w:t>MatTabs</w:t>
-      </w:r>
-      <w:proofErr w:type="spellEnd"/>
-      <w:r>
-        <w:t xml:space="preserve"> zase řeší přepínání mezi dvěma kategoriemi návyků. V mém případě to jsou „dobré“ a „špatné“ návyky. Tento způsob přepínání je pro uživatele intuitivní, protože místo přesměrování nebo složitých filtrů jen přepne záložku a hned vidí relevantní obsah.</w:t>
+        <w:t>) lépe odděluje na případné úpravy, protože změny v datové logice nezasáhnou tolik UI a naopak. Kód je potom přehlednější, a hlavně jednotný.</w:t>
       </w:r>
     </w:p>
     <w:p>
       <w:pPr>
         <w:pStyle w:val="Nadpis3"/>
       </w:pPr>
-      <w:bookmarkStart w:id="51" w:name="_Toc230182446"/>
-      <w:r>
-        <w:t>Karty a panely</w:t>
-      </w:r>
-      <w:bookmarkEnd w:id="51"/>
-    </w:p>
-    <w:p>
-      <w:r>
-        <w:t xml:space="preserve">Pro hlavní stránku jsou klíčové komponenty </w:t>
-      </w:r>
-      <w:proofErr w:type="spellStart"/>
-      <w:r>
-        <w:t>MatCard</w:t>
-      </w:r>
-      <w:proofErr w:type="spellEnd"/>
-      <w:r>
-        <w:t xml:space="preserve"> a </w:t>
-      </w:r>
-      <w:proofErr w:type="spellStart"/>
-      <w:r>
-        <w:t>MatTabs</w:t>
-      </w:r>
-      <w:proofErr w:type="spellEnd"/>
-      <w:r>
-        <w:t xml:space="preserve">. </w:t>
-      </w:r>
-      <w:proofErr w:type="spellStart"/>
-      <w:r>
-        <w:t>MatCard</w:t>
-      </w:r>
-      <w:proofErr w:type="spellEnd"/>
-      <w:r>
-        <w:t xml:space="preserve"> používám tam, kde chci mít návyky zobrazené v ucelených „kartách“ – uživatel pak hned vidí strukturu a nemusí se v obsahu ztrácet. </w:t>
-      </w:r>
-      <w:proofErr w:type="spellStart"/>
-      <w:r>
-        <w:t>MatTabs</w:t>
-      </w:r>
-      <w:proofErr w:type="spellEnd"/>
-      <w:r>
-        <w:t xml:space="preserve"> zase řeší přepínání mezi dvěma kategoriemi návyků. V mém případě to jsou „dobré“ a „špatné“ návyky. Tento způsob přepínání je pro uživatele intuitivní, protože místo přesměrování nebo složitých filtrů jen přepne záložku a hned vidí relevantní obsah.</w:t>
-      </w:r>
-    </w:p>
-    <w:p>
-      <w:pPr>
-        <w:pStyle w:val="Nadpis3"/>
-      </w:pPr>
-      <w:bookmarkStart w:id="52" w:name="_Toc230182447"/>
-      <w:r>
-        <w:t>Formulářové prvky a ikony</w:t>
-      </w:r>
-      <w:bookmarkEnd w:id="52"/>
+      <w:r>
+        <w:t>Angular CLI</w:t>
+      </w:r>
+      <w:bookmarkEnd w:id="53"/>
+      <w:bookmarkEnd w:id="54"/>
     </w:p>
     <w:p>
       <w:pPr>
@@ -6283,6 +6135,203 @@
         </w:rPr>
       </w:pPr>
       <w:r>
+        <w:t xml:space="preserve">Při vývoji jsem hodně využíval Angular CLI. To je příkazový nástroj, který Angular poskytuje a který pomáhá zautomatizovat několik činností. Angular CLI představuje příkazový nástroj, který vývojářům umožňuje přímo z příkazového řádku vytvářet, vyvíjet, testovat, nasazovat a spravovat Angular aplikace. </w:t>
+      </w:r>
+      <w:r>
+        <w:fldChar w:fldCharType="begin"/>
+      </w:r>
+      <w:r>
+        <w:instrText xml:space="preserve"> REF _Ref230199246 \n \h </w:instrText>
+      </w:r>
+      <w:r>
+        <w:fldChar w:fldCharType="separate"/>
+      </w:r>
+      <w:r>
+        <w:t>[1]</w:t>
+      </w:r>
+      <w:r>
+        <w:fldChar w:fldCharType="end"/>
+      </w:r>
+      <w:r>
+        <w:t xml:space="preserve"> </w:t>
+      </w:r>
+      <w:r>
+        <w:t>Pomocí něj se dají generovat nové komponenty, služby nebo další části projektu prostřednictvím schémat (</w:t>
+      </w:r>
+      <w:proofErr w:type="spellStart"/>
+      <w:r>
+        <w:t>schematics</w:t>
+      </w:r>
+      <w:proofErr w:type="spellEnd"/>
+      <w:r>
+        <w:t xml:space="preserve">), která automaticky upravují a generují zdrojové kódy vaší aplikace. Také se přes něj spouští vývojový server v </w:t>
+      </w:r>
+      <w:proofErr w:type="spellStart"/>
+      <w:r>
+        <w:lastRenderedPageBreak/>
+        <w:t>localhostu</w:t>
+      </w:r>
+      <w:proofErr w:type="spellEnd"/>
+      <w:r>
+        <w:t xml:space="preserve"> na portu 4200. Pro mě bylo Angular CLI důležité i kvůli časovému ulehčení práce. Když člověk dělá projekt, který obsahuje více komponent, nechce ručně vytvářet strukturu pro každou komponentu. CLI mi to připravilo rychle a přehledně, takže jsem se mohl soustředit hlavně na vlastní funkčnost aplikace.</w:t>
+      </w:r>
+    </w:p>
+    <w:p>
+      <w:pPr>
+        <w:pStyle w:val="Nadpis2"/>
+      </w:pPr>
+      <w:bookmarkStart w:id="55" w:name="_Toc230197546"/>
+      <w:r>
+        <w:t>Angular Material</w:t>
+      </w:r>
+      <w:bookmarkEnd w:id="55"/>
+    </w:p>
+    <w:p>
+      <w:pPr>
+        <w:rPr>
+          <w:rFonts w:ascii="Times New Roman" w:hAnsi="Times New Roman"/>
+          <w:sz w:val="24"/>
+        </w:rPr>
+      </w:pPr>
+      <w:bookmarkStart w:id="56" w:name="_Toc230197547"/>
+      <w:r>
+        <w:t xml:space="preserve">Pro hlavní stránku jsou klíčové komponenty </w:t>
+      </w:r>
+      <w:proofErr w:type="spellStart"/>
+      <w:r>
+        <w:t>MatCard</w:t>
+      </w:r>
+      <w:proofErr w:type="spellEnd"/>
+      <w:r>
+        <w:t xml:space="preserve"> a </w:t>
+      </w:r>
+      <w:proofErr w:type="spellStart"/>
+      <w:r>
+        <w:t>MatTabs</w:t>
+      </w:r>
+      <w:proofErr w:type="spellEnd"/>
+      <w:r>
+        <w:t xml:space="preserve">. </w:t>
+      </w:r>
+      <w:proofErr w:type="spellStart"/>
+      <w:r>
+        <w:t>MatCard</w:t>
+      </w:r>
+      <w:proofErr w:type="spellEnd"/>
+      <w:r>
+        <w:t xml:space="preserve"> používám tam, kde chci mít návyky zobrazené v ucelených „kartách" – uživatel pak hned vidí strukturu a nemusí se v obsahu ztrácet. </w:t>
+      </w:r>
+      <w:proofErr w:type="spellStart"/>
+      <w:r>
+        <w:t>MatTabs</w:t>
+      </w:r>
+      <w:proofErr w:type="spellEnd"/>
+      <w:r>
+        <w:t xml:space="preserve"> zase řeší přepínání mezi dvěma kategoriemi návyků. V mém případě to jsou „dobré" a „špatné" návyky. Tento způsob přepínání je pro uživatele intuitivní, protože místo přesměrování nebo složitých filtrů jen přepne záložku a hned vidí relevantní obsah.</w:t>
+      </w:r>
+    </w:p>
+    <w:p>
+      <w:pPr>
+        <w:pStyle w:val="Nadpis3"/>
+      </w:pPr>
+      <w:r>
+        <w:t>Karty a panely</w:t>
+      </w:r>
+      <w:bookmarkEnd w:id="56"/>
+    </w:p>
+    <w:p>
+      <w:pPr>
+        <w:rPr>
+          <w:rFonts w:ascii="Times New Roman" w:hAnsi="Times New Roman"/>
+          <w:sz w:val="24"/>
+        </w:rPr>
+      </w:pPr>
+      <w:bookmarkStart w:id="57" w:name="_Toc230197548"/>
+      <w:r>
+        <w:t xml:space="preserve">Pro hlavní stránku jsou klíčové komponenty </w:t>
+      </w:r>
+      <w:proofErr w:type="spellStart"/>
+      <w:r>
+        <w:t>MatCard</w:t>
+      </w:r>
+      <w:proofErr w:type="spellEnd"/>
+      <w:r>
+        <w:t xml:space="preserve"> a </w:t>
+      </w:r>
+      <w:proofErr w:type="spellStart"/>
+      <w:r>
+        <w:t>MatTabs</w:t>
+      </w:r>
+      <w:proofErr w:type="spellEnd"/>
+      <w:r>
+        <w:t xml:space="preserve">. </w:t>
+      </w:r>
+      <w:proofErr w:type="spellStart"/>
+      <w:r>
+        <w:t>MatCard</w:t>
+      </w:r>
+      <w:proofErr w:type="spellEnd"/>
+      <w:r>
+        <w:t xml:space="preserve"> používám tam, kde chci mít návyky zobrazené v ucelených „kartách" – uživatel pak hned vidí strukturu a nemusí se v obsahu ztrácet. </w:t>
+      </w:r>
+      <w:proofErr w:type="spellStart"/>
+      <w:r>
+        <w:t>MatTabs</w:t>
+      </w:r>
+      <w:proofErr w:type="spellEnd"/>
+      <w:r>
+        <w:t xml:space="preserve"> zase řeší přepínání mezi dvěma kategoriemi návyků. V mém případě to jsou „dobré" a „špatné" návyky. Tento způsob přepínání je pro uživatele intuitivní, protože místo přesměrování nebo složitých filtrů jen přepne záložku a hned vidí relevantní obsah. Podle oficiální dokumentace Angular Material, komponenty jako </w:t>
+      </w:r>
+      <w:proofErr w:type="spellStart"/>
+      <w:r>
+        <w:t>MatCard</w:t>
+      </w:r>
+      <w:proofErr w:type="spellEnd"/>
+      <w:r>
+        <w:t xml:space="preserve"> a </w:t>
+      </w:r>
+      <w:proofErr w:type="spellStart"/>
+      <w:r>
+        <w:t>MatTabs</w:t>
+      </w:r>
+      <w:proofErr w:type="spellEnd"/>
+      <w:r>
+        <w:t xml:space="preserve"> jsou navrženy tak, aby poskytovaly konzistentní a intuitivní uživatelské rozhraní v souladu s Material Design principy. </w:t>
+      </w:r>
+      <w:r>
+        <w:fldChar w:fldCharType="begin"/>
+      </w:r>
+      <w:r>
+        <w:instrText xml:space="preserve"> REF _Ref230200553 \n \h </w:instrText>
+      </w:r>
+      <w:r>
+        <w:fldChar w:fldCharType="separate"/>
+      </w:r>
+      <w:r>
+        <w:t>[3]</w:t>
+      </w:r>
+      <w:r>
+        <w:fldChar w:fldCharType="end"/>
+      </w:r>
+    </w:p>
+    <w:p>
+      <w:pPr>
+        <w:pStyle w:val="Nadpis3"/>
+      </w:pPr>
+      <w:r>
+        <w:t>Formulářové prvky a ikony</w:t>
+      </w:r>
+      <w:bookmarkEnd w:id="57"/>
+    </w:p>
+    <w:p>
+      <w:pPr>
+        <w:rPr>
+          <w:rFonts w:ascii="Times New Roman" w:hAnsi="Times New Roman"/>
+          <w:sz w:val="24"/>
+        </w:rPr>
+      </w:pPr>
+      <w:bookmarkStart w:id="58" w:name="_Toc230197549"/>
+      <w:r>
         <w:t xml:space="preserve">Pro zadávání názvu nového návyku a výběr barvy používám ovládací prvky </w:t>
       </w:r>
       <w:proofErr w:type="spellStart"/>
@@ -6299,22 +6348,28 @@
       </w:r>
       <w:proofErr w:type="spellEnd"/>
       <w:r>
-        <w:t>. Ikony jsem použil jako vizuální doplněk k návykům, aby bylo možné návyky rychleji rozpoznat a aby vzhled aplikace nebyl jen „textový“, ale měl i jasné symboly. I když se to může zdát jako drobnost, v praxi to zvyšuje použitelnost a uživatelský komfort.</w:t>
+        <w:t>. Ikony jsem použil jako vizuální doplněk k návykům, aby bylo možné návyky rychleji rozpoznat a aby vzhled aplikace nebyl jen „textový", ale měl i jasné symboly. I když se to může zdát jako drobnost, v praxi to zvyšuje použitelnost a uživatelský komfort.</w:t>
       </w:r>
     </w:p>
     <w:p>
       <w:pPr>
         <w:pStyle w:val="Nadpis2"/>
       </w:pPr>
-      <w:bookmarkStart w:id="53" w:name="_Toc230182448"/>
       <w:proofErr w:type="spellStart"/>
       <w:r>
         <w:t>TypeScript</w:t>
       </w:r>
-      <w:bookmarkEnd w:id="53"/>
+      <w:bookmarkEnd w:id="58"/>
       <w:proofErr w:type="spellEnd"/>
     </w:p>
     <w:p>
+      <w:pPr>
+        <w:rPr>
+          <w:rFonts w:ascii="Times New Roman" w:hAnsi="Times New Roman"/>
+          <w:sz w:val="24"/>
+        </w:rPr>
+      </w:pPr>
+      <w:bookmarkStart w:id="59" w:name="_Toc230197550"/>
       <w:proofErr w:type="spellStart"/>
       <w:r>
         <w:t>TypeScript</w:t>
@@ -6398,21 +6453,50 @@
       </w:r>
       <w:proofErr w:type="spellEnd"/>
       <w:r>
-        <w:t>, typy) jsou optimalizovány právě pro tento jazyk. Díky tomu lze plně využít všech výhod, které Angular nabízí.</w:t>
+        <w:t xml:space="preserve">, typy) jsou optimalizovány právě pro tento jazyk. Díky tomu lze plně využít všech výhod, které Angular nabízí. Podle dokumentace Microsoftu, </w:t>
+      </w:r>
+      <w:proofErr w:type="spellStart"/>
+      <w:r>
+        <w:t>TypeScript</w:t>
+      </w:r>
+      <w:proofErr w:type="spellEnd"/>
+      <w:r>
+        <w:t xml:space="preserve"> poskytuje vývojářům nástroje pro psaní kódu s vyšší úrovní bezpečnosti a čitelnosti prostřednictvím statického typování a dalších pokročilých jazykových funkcí. </w:t>
+      </w:r>
+      <w:r>
+        <w:fldChar w:fldCharType="begin"/>
+      </w:r>
+      <w:r>
+        <w:instrText xml:space="preserve"> REF _Ref230200596 \n \h </w:instrText>
+      </w:r>
+      <w:r>
+        <w:fldChar w:fldCharType="separate"/>
+      </w:r>
+      <w:r>
+        <w:t>[2]</w:t>
+      </w:r>
+      <w:r>
+        <w:fldChar w:fldCharType="end"/>
       </w:r>
     </w:p>
     <w:p>
       <w:pPr>
         <w:pStyle w:val="Nadpis3"/>
       </w:pPr>
-      <w:bookmarkStart w:id="54" w:name="_Toc230182449"/>
       <w:r>
         <w:lastRenderedPageBreak/>
         <w:t>Statické typování</w:t>
       </w:r>
-      <w:bookmarkEnd w:id="54"/>
-    </w:p>
-    <w:p>
+      <w:bookmarkEnd w:id="59"/>
+    </w:p>
+    <w:p>
+      <w:pPr>
+        <w:rPr>
+          <w:rFonts w:ascii="Times New Roman" w:hAnsi="Times New Roman"/>
+          <w:sz w:val="24"/>
+        </w:rPr>
+      </w:pPr>
+      <w:bookmarkStart w:id="60" w:name="_Toc230197551"/>
       <w:r>
         <w:t xml:space="preserve">Jednou z hlavních výhod </w:t>
       </w:r>
@@ -6451,72 +6535,230 @@
       </w:r>
       <w:proofErr w:type="spellEnd"/>
       <w:r>
-        <w:t>) pro objekty návyků. Například rozhraní Habit definuje všechny vlastnosti, které návyk obsahuje</w:t>
-      </w:r>
+        <w:t>) pro objekty návyků. Například rozhraní Habit definuje všechny vlastnosti, které návyk obsahuje.</w:t>
+      </w:r>
+    </w:p>
+    <w:p>
+      <w:r>
+        <w:t>Díky tomu je už při psaní kódu jasné, jaké vlastnosti má objekt, a editor může poskytovat lepší návrhy (</w:t>
+      </w:r>
+      <w:proofErr w:type="spellStart"/>
+      <w:r>
+        <w:t>autocomplete</w:t>
+      </w:r>
+      <w:proofErr w:type="spellEnd"/>
+      <w:r>
+        <w:t>). Chyby se odhalují během vývoje, ne až když aplikace běží.</w:t>
+      </w:r>
+    </w:p>
+    <w:p>
+      <w:pPr>
+        <w:pStyle w:val="Nadpis3"/>
+      </w:pPr>
+      <w:proofErr w:type="spellStart"/>
+      <w:r>
+        <w:t>Interfaces</w:t>
+      </w:r>
+      <w:proofErr w:type="spellEnd"/>
+      <w:r>
+        <w:t xml:space="preserve"> a typy</w:t>
+      </w:r>
+      <w:bookmarkEnd w:id="60"/>
+    </w:p>
+    <w:p>
+      <w:pPr>
+        <w:rPr>
+          <w:rFonts w:ascii="Times New Roman" w:hAnsi="Times New Roman"/>
+          <w:sz w:val="24"/>
+        </w:rPr>
+      </w:pPr>
+      <w:bookmarkStart w:id="61" w:name="_Toc230197552"/>
+      <w:proofErr w:type="spellStart"/>
+      <w:r>
+        <w:t>Interfaces</w:t>
+      </w:r>
+      <w:proofErr w:type="spellEnd"/>
+      <w:r>
+        <w:t xml:space="preserve"> (dále jako rozhraní) v </w:t>
+      </w:r>
+      <w:proofErr w:type="spellStart"/>
+      <w:r>
+        <w:t>TypeScriptu</w:t>
+      </w:r>
+      <w:proofErr w:type="spellEnd"/>
+      <w:r>
+        <w:t xml:space="preserve"> slouží pro definování struktury objektů. V projektu jsem definoval rozhraní pro Habit. Toto rozhraní zajišťuje, že všechny návyky v aplikaci mají konzistentní strukturu a jsou správně typované.</w:t>
+      </w:r>
+    </w:p>
+    <w:p>
+      <w:r>
+        <w:t xml:space="preserve">Tímto způsobem je zajištěno, že všechny návyky v aplikaci mají konzistentní strukturu. Pokud by se někdo pokusil přidat návyk bez některého z těchto polí, </w:t>
+      </w:r>
+      <w:proofErr w:type="spellStart"/>
+      <w:r>
+        <w:t>TypeScript</w:t>
+      </w:r>
+      <w:proofErr w:type="spellEnd"/>
+      <w:r>
+        <w:t xml:space="preserve"> by to označil jako chybu. Rozhraní také zlepšují čitelnost kódu, protože vývojář hned vidí, jaké data komponenta očekává.</w:t>
+      </w:r>
+    </w:p>
+    <w:p>
+      <w:pPr>
+        <w:pStyle w:val="Nadpis3"/>
+      </w:pPr>
+      <w:proofErr w:type="spellStart"/>
+      <w:r>
+        <w:t>Dekorátory</w:t>
+      </w:r>
+      <w:proofErr w:type="spellEnd"/>
+      <w:r>
+        <w:t xml:space="preserve"> a metadata</w:t>
+      </w:r>
+      <w:bookmarkEnd w:id="61"/>
+    </w:p>
+    <w:p>
+      <w:pPr>
+        <w:rPr>
+          <w:rFonts w:ascii="Times New Roman" w:hAnsi="Times New Roman"/>
+          <w:sz w:val="24"/>
+        </w:rPr>
+      </w:pPr>
+      <w:bookmarkStart w:id="62" w:name="_Toc230197553"/>
+      <w:proofErr w:type="spellStart"/>
+      <w:r>
+        <w:t>TypeScript</w:t>
+      </w:r>
+      <w:proofErr w:type="spellEnd"/>
+      <w:r>
+        <w:t xml:space="preserve"> podporuje </w:t>
+      </w:r>
+      <w:proofErr w:type="spellStart"/>
+      <w:r>
+        <w:t>dekorátory</w:t>
+      </w:r>
+      <w:proofErr w:type="spellEnd"/>
+      <w:r>
+        <w:t xml:space="preserve">, což jsou speciální funkce, které mění chování tříd, metod nebo vlastností. Angular intenzivně používá </w:t>
+      </w:r>
+      <w:proofErr w:type="spellStart"/>
+      <w:r>
+        <w:t>dekorátory</w:t>
+      </w:r>
+      <w:proofErr w:type="spellEnd"/>
+      <w:r>
+        <w:t xml:space="preserve"> jako @Component, @Injectable, @Input, @Output. Tyto </w:t>
+      </w:r>
+      <w:proofErr w:type="spellStart"/>
+      <w:r>
+        <w:t>dekorátory</w:t>
+      </w:r>
+      <w:proofErr w:type="spellEnd"/>
+      <w:r>
+        <w:t xml:space="preserve"> poskytují metadata, která Angular používá k vytvoření a konfiguraci součástí aplikace.</w:t>
+      </w:r>
+    </w:p>
+    <w:p>
+      <w:r>
+        <w:t xml:space="preserve">Například </w:t>
+      </w:r>
+      <w:proofErr w:type="spellStart"/>
+      <w:r>
+        <w:t>dekorátor</w:t>
+      </w:r>
+      <w:proofErr w:type="spellEnd"/>
+      <w:r>
+        <w:t xml:space="preserve"> @Component definuje, že třída je komponenta, a specifikuje její šablonu, styly a selektor. </w:t>
+      </w:r>
+      <w:proofErr w:type="spellStart"/>
+      <w:r>
+        <w:t>Dekorátor</w:t>
+      </w:r>
+      <w:proofErr w:type="spellEnd"/>
+      <w:r>
+        <w:t xml:space="preserve"> @Injectable označuje, že třída je služba, kterou lze vložit do jiných tříd pomocí </w:t>
+      </w:r>
+      <w:proofErr w:type="spellStart"/>
+      <w:r>
+        <w:t>dependency</w:t>
+      </w:r>
+      <w:proofErr w:type="spellEnd"/>
+      <w:r>
+        <w:t xml:space="preserve"> </w:t>
+      </w:r>
+      <w:proofErr w:type="spellStart"/>
+      <w:r>
+        <w:t>injection</w:t>
+      </w:r>
+      <w:proofErr w:type="spellEnd"/>
+      <w:r>
+        <w:t xml:space="preserve">. Bez </w:t>
+      </w:r>
+      <w:proofErr w:type="spellStart"/>
+      <w:r>
+        <w:t>TypeScriptu</w:t>
+      </w:r>
+      <w:proofErr w:type="spellEnd"/>
+      <w:r>
+        <w:t xml:space="preserve"> by bylo obtížné používat tyto pokročilé funkce </w:t>
+      </w:r>
+      <w:proofErr w:type="spellStart"/>
+      <w:r>
+        <w:t>Angularu</w:t>
+      </w:r>
+      <w:proofErr w:type="spellEnd"/>
       <w:r>
         <w:t>.</w:t>
       </w:r>
     </w:p>
     <w:p>
-      <w:r>
-        <w:t>Díky tomu je už při psaní kódu jasné, jaké vlastnosti má objekt, a editor může poskytovat lepší návrhy (</w:t>
-      </w:r>
+      <w:pPr>
+        <w:pStyle w:val="Nadpis3"/>
+      </w:pPr>
+      <w:r>
+        <w:t>Generické typy</w:t>
+      </w:r>
+      <w:bookmarkEnd w:id="62"/>
+    </w:p>
+    <w:p>
+      <w:pPr>
+        <w:rPr>
+          <w:rFonts w:ascii="Times New Roman" w:hAnsi="Times New Roman"/>
+          <w:sz w:val="24"/>
+        </w:rPr>
+      </w:pPr>
+      <w:bookmarkStart w:id="63" w:name="_Toc230197554"/>
       <w:proofErr w:type="spellStart"/>
       <w:r>
-        <w:t>autocomplete</w:t>
+        <w:t>TypeScript</w:t>
       </w:r>
       <w:proofErr w:type="spellEnd"/>
       <w:r>
-        <w:t>). Chyby se odhalují během vývoje, ne až když aplikace běží.</w:t>
-      </w:r>
-    </w:p>
-    <w:p>
-      <w:pPr>
-        <w:pStyle w:val="Nadpis3"/>
-      </w:pPr>
-      <w:bookmarkStart w:id="55" w:name="_Toc230182450"/>
+        <w:t xml:space="preserve"> podporuje generické typy, které umožňují psát kód, který je flexibilní, ale zároveň typově bezpečný. V </w:t>
+      </w:r>
       <w:proofErr w:type="spellStart"/>
       <w:r>
-        <w:t>Interfaces</w:t>
+        <w:t>DataService</w:t>
       </w:r>
       <w:proofErr w:type="spellEnd"/>
       <w:r>
-        <w:t xml:space="preserve"> a typy</w:t>
-      </w:r>
-      <w:bookmarkEnd w:id="55"/>
-    </w:p>
-    <w:p>
+        <w:t xml:space="preserve"> jsem používal generické typy pro například </w:t>
+      </w:r>
       <w:proofErr w:type="spellStart"/>
       <w:r>
-        <w:t>Interfaces</w:t>
+        <w:t>BehaviorSubject</w:t>
       </w:r>
       <w:proofErr w:type="spellEnd"/>
       <w:r>
-        <w:t xml:space="preserve"> v </w:t>
+        <w:t xml:space="preserve">. Tímto způsobem je jasně vidět, že </w:t>
       </w:r>
       <w:proofErr w:type="spellStart"/>
       <w:r>
-        <w:t>TypeScriptu</w:t>
+        <w:t>habitsSubject</w:t>
       </w:r>
       <w:proofErr w:type="spellEnd"/>
       <w:r>
-        <w:t xml:space="preserve"> slouží </w:t>
-      </w:r>
-      <w:proofErr w:type="gramStart"/>
-      <w:r>
-        <w:t xml:space="preserve">pro </w:t>
-      </w:r>
-      <w:r>
-        <w:t xml:space="preserve"> definování</w:t>
-      </w:r>
-      <w:proofErr w:type="gramEnd"/>
-      <w:r>
-        <w:t xml:space="preserve"> struktury objektů. V projektu jsem definoval interface pro Habit Tento interface zajišťuje, že všechny návyky v aplikaci mají konzistentní strukturu a jsou správně typované.</w:t>
-      </w:r>
-    </w:p>
-    <w:p>
-      <w:r>
-        <w:t xml:space="preserve">Tímto způsobem je zajištěno, že všechny návyky v aplikaci mají konzistentní strukturu. Pokud by se někdo pokusil přidat návyk bez některého z těchto polí, </w:t>
+        <w:t xml:space="preserve"> emituje pole návyků. Pokud by se někdo pokusil vložit něco jiného, </w:t>
       </w:r>
       <w:proofErr w:type="spellStart"/>
       <w:r>
@@ -6524,275 +6766,136 @@
       </w:r>
       <w:proofErr w:type="spellEnd"/>
       <w:r>
-        <w:t xml:space="preserve"> by to označil jako chybu. </w:t>
+        <w:t xml:space="preserve"> by to detekoval jako chybu. Generické typy jsou zvlášť užitečné při práci s </w:t>
       </w:r>
       <w:proofErr w:type="spellStart"/>
       <w:r>
-        <w:t>Interfaces</w:t>
+        <w:t>observables</w:t>
       </w:r>
       <w:proofErr w:type="spellEnd"/>
       <w:r>
-        <w:t xml:space="preserve"> také zlepšují čitelnost kódu, protože vývojář hned vidí, jaké data komponenta očekává.</w:t>
-      </w:r>
-    </w:p>
-    <w:p>
-      <w:pPr>
-        <w:pStyle w:val="Nadpis3"/>
-      </w:pPr>
-      <w:bookmarkStart w:id="56" w:name="_Toc230182451"/>
+        <w:t xml:space="preserve"> a reaktivním programováním. </w:t>
+      </w:r>
       <w:proofErr w:type="spellStart"/>
       <w:r>
-        <w:t>Dekorátory</w:t>
+        <w:t>RxJS</w:t>
       </w:r>
       <w:proofErr w:type="spellEnd"/>
       <w:r>
-        <w:t xml:space="preserve"> a metadata</w:t>
-      </w:r>
-      <w:bookmarkEnd w:id="56"/>
-    </w:p>
-    <w:p>
+        <w:t xml:space="preserve"> dokumentace podrobně vysvětluje, jak pracovat s </w:t>
+      </w:r>
       <w:proofErr w:type="spellStart"/>
       <w:r>
-        <w:t>TypeScript</w:t>
+        <w:t>observables</w:t>
       </w:r>
       <w:proofErr w:type="spellEnd"/>
       <w:r>
-        <w:t xml:space="preserve"> podporuje </w:t>
+        <w:t xml:space="preserve"> a jak je efektivně využívat v reaktivních aplikacích. </w:t>
+      </w:r>
+      <w:r>
+        <w:fldChar w:fldCharType="begin"/>
+      </w:r>
+      <w:r>
+        <w:instrText xml:space="preserve"> REF _Ref230200702 \n \h </w:instrText>
+      </w:r>
+      <w:r>
+        <w:fldChar w:fldCharType="separate"/>
+      </w:r>
+      <w:r>
+        <w:t>[4]</w:t>
+      </w:r>
+      <w:r>
+        <w:fldChar w:fldCharType="end"/>
+      </w:r>
+    </w:p>
+    <w:p>
+      <w:pPr>
+        <w:pStyle w:val="Nadpis2"/>
+      </w:pPr>
+      <w:r>
+        <w:t>Netlify</w:t>
+      </w:r>
+      <w:bookmarkEnd w:id="63"/>
+    </w:p>
+    <w:p>
+      <w:pPr>
+        <w:rPr>
+          <w:rFonts w:ascii="Times New Roman" w:hAnsi="Times New Roman"/>
+          <w:sz w:val="24"/>
+        </w:rPr>
+      </w:pPr>
+      <w:r>
+        <w:t>V minulosti mě vždycky zajímalo, jak dostat vytvořenou aplikaci na web, aby ji šlo reálně sdílet. Netlify je v tomhle ohledu jednoduchá a docela „student-</w:t>
       </w:r>
       <w:proofErr w:type="spellStart"/>
       <w:r>
-        <w:t>dekorátory</w:t>
+        <w:t>friendly</w:t>
       </w:r>
       <w:proofErr w:type="spellEnd"/>
       <w:r>
-        <w:t xml:space="preserve">, což jsou speciální funkce, které mění chování tříd, metod nebo vlastností. Angular intenzivně používá </w:t>
+        <w:t xml:space="preserve">“ platforma. Nabízí rychlé publikování bez toho, aby člověk musel řešit složitý a jednoduché nasazení bez nutnosti řešit složitý </w:t>
       </w:r>
       <w:proofErr w:type="spellStart"/>
       <w:r>
-        <w:t>dekorátory</w:t>
+        <w:t>backend</w:t>
       </w:r>
       <w:proofErr w:type="spellEnd"/>
       <w:r>
-        <w:t xml:space="preserve"> jako @Component, @Injectable, @Input, @Input, @Output. Tyto </w:t>
-      </w:r>
-      <w:proofErr w:type="spellStart"/>
-      <w:r>
-        <w:t>dekorátory</w:t>
-      </w:r>
-      <w:proofErr w:type="spellEnd"/>
-      <w:r>
-        <w:t xml:space="preserve"> poskytují metadata, která Angular používá k vytvoření a konfiguraci součástí aplikace.</w:t>
-      </w:r>
-    </w:p>
-    <w:p>
-      <w:r>
-        <w:t xml:space="preserve">Například </w:t>
-      </w:r>
-      <w:proofErr w:type="spellStart"/>
-      <w:r>
-        <w:t>dekorátor</w:t>
-      </w:r>
-      <w:proofErr w:type="spellEnd"/>
-      <w:r>
-        <w:t xml:space="preserve"> @Component definuje, že třída je komponenta, a specifikuje její šablonu, styly a selektor. </w:t>
-      </w:r>
-      <w:proofErr w:type="spellStart"/>
-      <w:r>
-        <w:t>Dekorátor</w:t>
-      </w:r>
-      <w:proofErr w:type="spellEnd"/>
-      <w:r>
-        <w:t xml:space="preserve"> @Injectable označuje, že třída je služba, kterou lze vložit do jiných tříd pomocí </w:t>
-      </w:r>
-      <w:proofErr w:type="spellStart"/>
-      <w:r>
-        <w:t>dependency</w:t>
-      </w:r>
-      <w:proofErr w:type="spellEnd"/>
-      <w:r>
-        <w:t xml:space="preserve"> </w:t>
-      </w:r>
-      <w:proofErr w:type="spellStart"/>
-      <w:r>
-        <w:t>injection</w:t>
-      </w:r>
-      <w:proofErr w:type="spellEnd"/>
-      <w:r>
-        <w:t xml:space="preserve">. Bez </w:t>
-      </w:r>
-      <w:proofErr w:type="spellStart"/>
-      <w:r>
-        <w:t>TypeScriptu</w:t>
-      </w:r>
-      <w:proofErr w:type="spellEnd"/>
-      <w:r>
-        <w:t xml:space="preserve"> by bylo obtížné používat tyto pokročilé funkce </w:t>
-      </w:r>
-      <w:proofErr w:type="spellStart"/>
-      <w:r>
-        <w:t>Angularu</w:t>
-      </w:r>
-      <w:proofErr w:type="spellEnd"/>
-      <w:r>
-        <w:t>.</w:t>
-      </w:r>
-    </w:p>
-    <w:p>
-      <w:pPr>
-        <w:pStyle w:val="Nadpis3"/>
-      </w:pPr>
-      <w:bookmarkStart w:id="57" w:name="_Toc230182452"/>
-      <w:r>
-        <w:t>Generické typy</w:t>
-      </w:r>
-      <w:bookmarkEnd w:id="57"/>
-    </w:p>
-    <w:p>
-      <w:proofErr w:type="spellStart"/>
-      <w:r>
-        <w:t>TypeScript</w:t>
-      </w:r>
-      <w:proofErr w:type="spellEnd"/>
-      <w:r>
-        <w:t xml:space="preserve"> podporuje generické typy, které umožňují psát kód, který je flexibilní, ale zároveň typově bezpečný. V </w:t>
-      </w:r>
-      <w:proofErr w:type="spellStart"/>
-      <w:r>
-        <w:t>DataService</w:t>
-      </w:r>
-      <w:proofErr w:type="spellEnd"/>
-      <w:r>
-        <w:t xml:space="preserve"> jsem používal generické typy pro </w:t>
-      </w:r>
-      <w:proofErr w:type="spellStart"/>
-      <w:r>
-        <w:t>napříkad</w:t>
-      </w:r>
-      <w:proofErr w:type="spellEnd"/>
-      <w:r>
-        <w:t xml:space="preserve"> </w:t>
-      </w:r>
-      <w:proofErr w:type="spellStart"/>
-      <w:r>
-        <w:t>BehaviorSubject</w:t>
-      </w:r>
-      <w:proofErr w:type="spellEnd"/>
-      <w:r>
-        <w:t>.</w:t>
-      </w:r>
-      <w:r>
-        <w:t xml:space="preserve"> </w:t>
-      </w:r>
-      <w:r>
-        <w:t xml:space="preserve">Tímto způsobem je jasně vidět, že </w:t>
-      </w:r>
-      <w:proofErr w:type="spellStart"/>
-      <w:r>
-        <w:t>habitsSubject</w:t>
-      </w:r>
-      <w:proofErr w:type="spellEnd"/>
-      <w:r>
-        <w:t xml:space="preserve"> emituje pole návyků. Pokud by se někdo pokusil vložit něco jiného, </w:t>
-      </w:r>
-      <w:proofErr w:type="spellStart"/>
-      <w:r>
-        <w:t>TypeScript</w:t>
-      </w:r>
-      <w:proofErr w:type="spellEnd"/>
-      <w:r>
-        <w:t xml:space="preserve"> by to detekoval jako chybu. Generické typy jsou zvlášť užitečné při práci s </w:t>
-      </w:r>
-      <w:proofErr w:type="spellStart"/>
-      <w:r>
-        <w:t>observables</w:t>
-      </w:r>
-      <w:proofErr w:type="spellEnd"/>
-      <w:r>
-        <w:t xml:space="preserve"> a reaktivním programováním.</w:t>
-      </w:r>
+        <w:t xml:space="preserve"> nebo konfiguraci serveru.</w:t>
+      </w:r>
+    </w:p>
+    <w:p>
+      <w:r>
+        <w:lastRenderedPageBreak/>
+        <w:t xml:space="preserve">Protože je Habit-Tracker navržen jako single-page aplikace bez závislosti na databázi, Netlify představuje ideální řešení pro publikování. Podle dokumentace Netlify, platforma umožňuje automatizované nasazení a kontinuální integraci, což vývojářům zjednodušuje proces uvedení aplikace do produkce. </w:t>
+      </w:r>
+      <w:r>
+        <w:fldChar w:fldCharType="begin"/>
+      </w:r>
+      <w:r>
+        <w:instrText xml:space="preserve"> REF _Ref230200750 \n \h </w:instrText>
+      </w:r>
+      <w:r>
+        <w:fldChar w:fldCharType="separate"/>
+      </w:r>
+      <w:r>
+        <w:t>[6]</w:t>
+      </w:r>
+      <w:r>
+        <w:fldChar w:fldCharType="end"/>
+      </w:r>
+      <w:r>
+        <w:t xml:space="preserve"> V mém případě se aplikace nasazuje tak, že se build verze projektu publikuje přímo do produkčního prostředí. Ačkoliv Netlify podporuje i práci s databázemi, v tomto projektu jsem je zatím nepotřeboval – data se ukládají lokálně v prohlížeči uživatele. Tímto přístupem se nasazení zjednodušuje a projekt se může plně soustředit na funkcionalitu a uživatelské rozhraní.</w:t>
+      </w:r>
+    </w:p>
+    <w:p>
+      <w:r>
+        <w:br w:type="page"/>
+      </w:r>
+    </w:p>
+    <w:p>
+      <w:pPr>
+        <w:pStyle w:val="Nadpis1"/>
+      </w:pPr>
+      <w:bookmarkStart w:id="64" w:name="_Toc230197555"/>
+      <w:r>
+        <w:lastRenderedPageBreak/>
+        <w:t>Tvorba Aplikace</w:t>
+      </w:r>
+      <w:bookmarkEnd w:id="64"/>
     </w:p>
     <w:p>
       <w:pPr>
         <w:pStyle w:val="Nadpis2"/>
       </w:pPr>
-      <w:bookmarkStart w:id="58" w:name="_Toc230182453"/>
-      <w:r>
-        <w:t>Netlify</w:t>
-      </w:r>
-      <w:bookmarkEnd w:id="58"/>
-    </w:p>
-    <w:p>
-      <w:r>
-        <w:t>V minulosti mě vždycky zajímalo, jak dostat vytvořenou aplikaci na web, aby ji šlo reálně sdílet. Netlify je v tomhle ohledu jednoduchá a docela „student-</w:t>
-      </w:r>
-      <w:proofErr w:type="spellStart"/>
-      <w:r>
-        <w:t>friendly</w:t>
-      </w:r>
-      <w:proofErr w:type="spellEnd"/>
-      <w:r>
-        <w:t xml:space="preserve">“ platforma. Nabízí rychlé publikování bez toho, aby člověk musel řešit složitý </w:t>
-      </w:r>
-      <w:proofErr w:type="spellStart"/>
-      <w:r>
-        <w:t>backend</w:t>
-      </w:r>
-      <w:proofErr w:type="spellEnd"/>
-      <w:r>
-        <w:t xml:space="preserve"> nebo vlastní konfiguraci serveru.</w:t>
-      </w:r>
-    </w:p>
-    <w:p>
-      <w:r>
-        <w:t>Protože je Habit-Tracker single-page aplikace bez potřeby databáze, Netlify mi dává smysl. Aplikaci lze nasadit tak, že se build verze projektu publikují do produkce. Netlify sice umožňuje i použití databáze, ale v mém případě jsem ji zatím nepotřeboval – data si totiž aplikace ukládá lokálně v prohlížeči. Díky tomu je nasazení jednodušší a celý projekt je soustředěný spíš na samotnou funkcionalitu UI.</w:t>
-      </w:r>
-      <w:r>
-        <w:br w:type="page"/>
-      </w:r>
-    </w:p>
-    <w:p>
-      <w:pPr>
-        <w:pStyle w:val="Nadpis1"/>
-      </w:pPr>
-      <w:bookmarkStart w:id="59" w:name="_Toc230182454"/>
-      <w:r>
-        <w:lastRenderedPageBreak/>
-        <w:t>Praktická</w:t>
-      </w:r>
-      <w:r>
-        <w:t xml:space="preserve"> část</w:t>
-      </w:r>
-      <w:bookmarkEnd w:id="59"/>
-    </w:p>
-    <w:p>
-      <w:r>
-        <w:t>Když jsme si teď prošli základy nástrojů a Angular knihoven, je nejlepší čas se podívat na to, jak přesně jsem s těmito vymoženostmi pracoval</w:t>
-      </w:r>
-      <w:r>
-        <w:t xml:space="preserve"> při vytvářeních jednotlivých částí mého </w:t>
-      </w:r>
-      <w:r>
-        <w:t>Habit-Tracker</w:t>
-      </w:r>
-      <w:r>
-        <w:t>u.</w:t>
-      </w:r>
-      <w:r>
-        <w:t xml:space="preserve"> Kapitoly této sekce budou věnovány jednotlivým částem vývoje</w:t>
-      </w:r>
-    </w:p>
-    <w:p>
-      <w:pPr>
-        <w:pStyle w:val="Nadpis2"/>
-      </w:pPr>
-      <w:bookmarkStart w:id="60" w:name="_Toc230182455"/>
+      <w:bookmarkStart w:id="65" w:name="_Toc230197556"/>
       <w:r>
         <w:t>Modelovaní</w:t>
       </w:r>
       <w:r>
         <w:t xml:space="preserve"> dat a služby</w:t>
       </w:r>
-      <w:bookmarkEnd w:id="60"/>
+      <w:bookmarkEnd w:id="65"/>
     </w:p>
     <w:p>
       <w:r>
@@ -6877,7 +6980,16 @@
               <w:t xml:space="preserve">Unikátní identifikátor každého </w:t>
             </w:r>
             <w:r>
-              <w:t>habitu pro přesné určení habitu, se kterým pracuje</w:t>
+              <w:t>návyk</w:t>
+            </w:r>
+            <w:r>
+              <w:t xml:space="preserve">u pro přesné určení </w:t>
+            </w:r>
+            <w:r>
+              <w:t>návyku</w:t>
+            </w:r>
+            <w:r>
+              <w:t>, se kterým pracuje</w:t>
             </w:r>
           </w:p>
         </w:tc>
@@ -6911,7 +7023,13 @@
           </w:tcPr>
           <w:p>
             <w:r>
-              <w:t>Uživatelem definované pojmenování habitu</w:t>
+              <w:t xml:space="preserve">Uživatelem definované pojmenování </w:t>
+            </w:r>
+            <w:r>
+              <w:t>návyk</w:t>
+            </w:r>
+            <w:r>
+              <w:t>u</w:t>
             </w:r>
           </w:p>
         </w:tc>
@@ -6945,7 +7063,13 @@
           </w:tcPr>
           <w:p>
             <w:r>
-              <w:t>Uživatelem zadaný popis daného habitu</w:t>
+              <w:t xml:space="preserve">Uživatelem zadaný popis daného </w:t>
+            </w:r>
+            <w:r>
+              <w:t>návyk</w:t>
+            </w:r>
+            <w:r>
+              <w:t>u</w:t>
             </w:r>
           </w:p>
         </w:tc>
@@ -6981,13 +7105,17 @@
             <w:tcW w:w="3210" w:type="dxa"/>
           </w:tcPr>
           <w:p>
-            <w:proofErr w:type="gramStart"/>
-            <w:r>
-              <w:t>Ukazatel</w:t>
-            </w:r>
-            <w:proofErr w:type="gramEnd"/>
-            <w:r>
-              <w:t xml:space="preserve"> zda daný habit náleží skupině kladné nebo špatné</w:t>
+            <w:r>
+              <w:t>Ukazatel,</w:t>
+            </w:r>
+            <w:r>
+              <w:t xml:space="preserve"> zda daný </w:t>
+            </w:r>
+            <w:r>
+              <w:t>návyk</w:t>
+            </w:r>
+            <w:r>
+              <w:t xml:space="preserve"> náleží skupině kladné nebo špatné</w:t>
             </w:r>
           </w:p>
         </w:tc>
@@ -7034,7 +7162,13 @@
           </w:tcPr>
           <w:p>
             <w:r>
-              <w:t>Udržuje v sobě data, kdy byl daný habit „splněn“ uživatelem</w:t>
+              <w:t xml:space="preserve">Udržuje v sobě data, kdy byl daný </w:t>
+            </w:r>
+            <w:r>
+              <w:t>návyk</w:t>
+            </w:r>
+            <w:r>
+              <w:t xml:space="preserve"> „splněn“ uživatelem</w:t>
             </w:r>
           </w:p>
         </w:tc>
@@ -7066,13 +7200,8 @@
             <w:r>
               <w:t xml:space="preserve">přesněji </w:t>
             </w:r>
-            <w:proofErr w:type="spellStart"/>
-            <w:r>
-              <w:t>Integer</w:t>
-            </w:r>
-            <w:proofErr w:type="spellEnd"/>
-            <w:r>
-              <w:t>)</w:t>
+            <w:r>
+              <w:t>celé číslo)</w:t>
             </w:r>
           </w:p>
         </w:tc>
@@ -7094,24 +7223,37 @@
     <w:p>
       <w:pPr>
         <w:pStyle w:val="Titulek"/>
-        <w:jc w:val="left"/>
-      </w:pPr>
-      <w:bookmarkStart w:id="61" w:name="_Toc230179648"/>
+        <w:jc w:val="center"/>
+      </w:pPr>
+      <w:bookmarkStart w:id="66" w:name="_Toc230179648"/>
       <w:r>
         <w:t xml:space="preserve">Tabulka </w:t>
       </w:r>
-      <w:fldSimple w:instr=" SEQ Tabulka \* ARABIC ">
-        <w:r>
-          <w:rPr>
-            <w:noProof/>
-          </w:rPr>
-          <w:t>1</w:t>
-        </w:r>
-      </w:fldSimple>
+      <w:r>
+        <w:fldChar w:fldCharType="begin"/>
+      </w:r>
+      <w:r>
+        <w:instrText xml:space="preserve"> SEQ Tabulka \* ARABIC </w:instrText>
+      </w:r>
+      <w:r>
+        <w:fldChar w:fldCharType="separate"/>
+      </w:r>
+      <w:r>
+        <w:rPr>
+          <w:noProof/>
+        </w:rPr>
+        <w:t>1</w:t>
+      </w:r>
+      <w:r>
+        <w:rPr>
+          <w:noProof/>
+        </w:rPr>
+        <w:fldChar w:fldCharType="end"/>
+      </w:r>
       <w:r>
         <w:t>: Vlastnosti rozhraní Habit</w:t>
       </w:r>
-      <w:bookmarkEnd w:id="61"/>
+      <w:bookmarkEnd w:id="66"/>
     </w:p>
     <w:p>
       <w:r>
@@ -7198,27 +7340,27 @@
     </w:p>
     <w:p>
       <w:r>
+        <w:t xml:space="preserve">Tímto způsobem je logika práce s daty oddělena od komponent (UI). Komponenty pouze zobrazují data a vyvolávají události (přidání/mazání/aktualizace), zatímco servis zodpovídá za konzistenci a ukládání. Aplikace tedy funguje bez </w:t>
+      </w:r>
+      <w:proofErr w:type="spellStart"/>
+      <w:r>
+        <w:t>backendu</w:t>
+      </w:r>
+      <w:proofErr w:type="spellEnd"/>
+      <w:r>
+        <w:t xml:space="preserve"> – data jsou lokálně a stabilně dostupná i po obnovení stránky.</w:t>
+      </w:r>
+    </w:p>
+    <w:p>
+      <w:pPr>
+        <w:pStyle w:val="Nadpis2"/>
+      </w:pPr>
+      <w:bookmarkStart w:id="67" w:name="_Toc230197557"/>
+      <w:r>
         <w:lastRenderedPageBreak/>
-        <w:t xml:space="preserve">Tímto způsobem je logika práce s daty oddělena od komponent (UI). Komponenty pouze zobrazují data a vyvolávají události (přidání/mazání/aktualizace), zatímco servis zodpovídá za konzistenci a ukládání. Aplikace tedy funguje bez </w:t>
-      </w:r>
-      <w:proofErr w:type="spellStart"/>
-      <w:r>
-        <w:t>backendu</w:t>
-      </w:r>
-      <w:proofErr w:type="spellEnd"/>
-      <w:r>
-        <w:t xml:space="preserve"> – data jsou lokálně a stabilně dostupná i po obnovení stránky.</w:t>
-      </w:r>
-    </w:p>
-    <w:p>
-      <w:pPr>
-        <w:pStyle w:val="Nadpis2"/>
-      </w:pPr>
-      <w:bookmarkStart w:id="62" w:name="_Toc230182456"/>
-      <w:r>
         <w:t>Hlavní UI a navigace</w:t>
       </w:r>
-      <w:bookmarkEnd w:id="62"/>
+      <w:bookmarkEnd w:id="67"/>
     </w:p>
     <w:p>
       <w:r>
@@ -7329,11 +7471,9 @@
             <w:r>
               <w:t xml:space="preserve">kladné návyky, které uživatel chce každý den dodržovat. Tato podmnožina je </w:t>
             </w:r>
-            <w:proofErr w:type="spellStart"/>
-            <w:r>
-              <w:t>definováná</w:t>
-            </w:r>
-            <w:proofErr w:type="spellEnd"/>
+            <w:r>
+              <w:t>definována</w:t>
+            </w:r>
             <w:r>
               <w:t xml:space="preserve"> typem "positive"</w:t>
             </w:r>
@@ -7375,11 +7515,9 @@
             <w:r>
               <w:t xml:space="preserve">zlozvyky, které by si uživatel chtěl každý den držet co nejdál od svého denního života. Tato podmnožina je </w:t>
             </w:r>
-            <w:proofErr w:type="spellStart"/>
-            <w:r>
-              <w:t>definováná</w:t>
-            </w:r>
-            <w:proofErr w:type="spellEnd"/>
+            <w:r>
+              <w:t>definována</w:t>
+            </w:r>
             <w:r>
               <w:t xml:space="preserve"> typem "negative".</w:t>
             </w:r>
@@ -7539,19 +7677,33 @@
     <w:p>
       <w:pPr>
         <w:pStyle w:val="Titulek"/>
-      </w:pPr>
-      <w:bookmarkStart w:id="63" w:name="_Toc230179649"/>
+        <w:jc w:val="center"/>
+      </w:pPr>
+      <w:bookmarkStart w:id="68" w:name="_Toc230179649"/>
       <w:r>
         <w:t xml:space="preserve">Tabulka </w:t>
       </w:r>
-      <w:fldSimple w:instr=" SEQ Tabulka \* ARABIC ">
-        <w:r>
-          <w:rPr>
-            <w:noProof/>
-          </w:rPr>
-          <w:t>2</w:t>
-        </w:r>
-      </w:fldSimple>
+      <w:r>
+        <w:fldChar w:fldCharType="begin"/>
+      </w:r>
+      <w:r>
+        <w:instrText xml:space="preserve"> SEQ Tabulka \* ARABIC </w:instrText>
+      </w:r>
+      <w:r>
+        <w:fldChar w:fldCharType="separate"/>
+      </w:r>
+      <w:r>
+        <w:rPr>
+          <w:noProof/>
+        </w:rPr>
+        <w:t>2</w:t>
+      </w:r>
+      <w:r>
+        <w:rPr>
+          <w:noProof/>
+        </w:rPr>
+        <w:fldChar w:fldCharType="end"/>
+      </w:r>
       <w:r>
         <w:t xml:space="preserve">: Akce </w:t>
       </w:r>
@@ -7559,7 +7711,7 @@
       <w:r>
         <w:t>toolbaru</w:t>
       </w:r>
-      <w:bookmarkEnd w:id="63"/>
+      <w:bookmarkEnd w:id="68"/>
       <w:proofErr w:type="spellEnd"/>
     </w:p>
     <w:p>
@@ -7656,32 +7808,45 @@
         <w:pStyle w:val="Titulek"/>
         <w:jc w:val="center"/>
       </w:pPr>
-      <w:bookmarkStart w:id="64" w:name="_Toc230179642"/>
+      <w:bookmarkStart w:id="69" w:name="_Toc230197179"/>
       <w:r>
         <w:t xml:space="preserve">Obrázek </w:t>
       </w:r>
-      <w:fldSimple w:instr=" SEQ Obrázek \* ARABIC ">
-        <w:r>
-          <w:rPr>
-            <w:noProof/>
-          </w:rPr>
-          <w:t>1</w:t>
-        </w:r>
-      </w:fldSimple>
+      <w:r>
+        <w:fldChar w:fldCharType="begin"/>
+      </w:r>
+      <w:r>
+        <w:instrText xml:space="preserve"> SEQ Obrázek \* ARABIC </w:instrText>
+      </w:r>
+      <w:r>
+        <w:fldChar w:fldCharType="separate"/>
+      </w:r>
+      <w:r>
+        <w:rPr>
+          <w:noProof/>
+        </w:rPr>
+        <w:t>1</w:t>
+      </w:r>
+      <w:r>
+        <w:rPr>
+          <w:noProof/>
+        </w:rPr>
+        <w:fldChar w:fldCharType="end"/>
+      </w:r>
       <w:r>
         <w:t>: Hlavní UI</w:t>
       </w:r>
-      <w:bookmarkEnd w:id="64"/>
+      <w:bookmarkEnd w:id="69"/>
     </w:p>
     <w:p>
       <w:pPr>
         <w:pStyle w:val="Nadpis2"/>
       </w:pPr>
-      <w:bookmarkStart w:id="65" w:name="_Toc230182457"/>
+      <w:bookmarkStart w:id="70" w:name="_Toc230197558"/>
       <w:r>
         <w:t>Formulář pro vytváření nových návyků</w:t>
       </w:r>
-      <w:bookmarkEnd w:id="65"/>
+      <w:bookmarkEnd w:id="70"/>
     </w:p>
     <w:p>
       <w:r>
@@ -7842,11 +8007,9 @@
             <w:r>
               <w:t xml:space="preserve">Zda není </w:t>
             </w:r>
-            <w:proofErr w:type="spellStart"/>
-            <w:r>
-              <w:t>prazdný</w:t>
-            </w:r>
-            <w:proofErr w:type="spellEnd"/>
+            <w:r>
+              <w:t>prázdný</w:t>
+            </w:r>
             <w:r>
               <w:t xml:space="preserve"> a maximum 20 znaků</w:t>
             </w:r>
@@ -7890,11 +8053,9 @@
             <w:r>
               <w:t xml:space="preserve">Zda není </w:t>
             </w:r>
-            <w:proofErr w:type="spellStart"/>
-            <w:r>
-              <w:t>prádný</w:t>
-            </w:r>
-            <w:proofErr w:type="spellEnd"/>
+            <w:r>
+              <w:t>prázdný</w:t>
+            </w:r>
             <w:r>
               <w:t xml:space="preserve"> a maximum 30 znaků</w:t>
             </w:r>
@@ -7942,22 +8103,35 @@
         <w:pStyle w:val="Titulek"/>
         <w:jc w:val="center"/>
       </w:pPr>
-      <w:bookmarkStart w:id="66" w:name="_Toc230179650"/>
+      <w:bookmarkStart w:id="71" w:name="_Toc230179650"/>
       <w:r>
         <w:t xml:space="preserve">Tabulka </w:t>
       </w:r>
-      <w:fldSimple w:instr=" SEQ Tabulka \* ARABIC ">
-        <w:r>
-          <w:rPr>
-            <w:noProof/>
-          </w:rPr>
-          <w:t>3</w:t>
-        </w:r>
-      </w:fldSimple>
+      <w:r>
+        <w:fldChar w:fldCharType="begin"/>
+      </w:r>
+      <w:r>
+        <w:instrText xml:space="preserve"> SEQ Tabulka \* ARABIC </w:instrText>
+      </w:r>
+      <w:r>
+        <w:fldChar w:fldCharType="separate"/>
+      </w:r>
+      <w:r>
+        <w:rPr>
+          <w:noProof/>
+        </w:rPr>
+        <w:t>3</w:t>
+      </w:r>
+      <w:r>
+        <w:rPr>
+          <w:noProof/>
+        </w:rPr>
+        <w:fldChar w:fldCharType="end"/>
+      </w:r>
       <w:r>
         <w:t>: Vstupy formuláře</w:t>
       </w:r>
-      <w:bookmarkEnd w:id="66"/>
+      <w:bookmarkEnd w:id="71"/>
     </w:p>
     <w:p>
       <w:r>
@@ -8079,32 +8253,51 @@
         <w:pStyle w:val="Titulek"/>
         <w:jc w:val="center"/>
       </w:pPr>
-      <w:bookmarkStart w:id="67" w:name="_Toc230179643"/>
+      <w:bookmarkStart w:id="72" w:name="_Toc230197180"/>
       <w:r>
         <w:t xml:space="preserve">Obrázek </w:t>
       </w:r>
-      <w:fldSimple w:instr=" SEQ Obrázek \* ARABIC ">
-        <w:r>
-          <w:rPr>
-            <w:noProof/>
-          </w:rPr>
-          <w:t>2</w:t>
-        </w:r>
-      </w:fldSimple>
-      <w:r>
-        <w:t>: Formulář pro přidání nových habitů</w:t>
-      </w:r>
-      <w:bookmarkEnd w:id="67"/>
+      <w:r>
+        <w:fldChar w:fldCharType="begin"/>
+      </w:r>
+      <w:r>
+        <w:instrText xml:space="preserve"> SEQ Obrázek \* ARABIC </w:instrText>
+      </w:r>
+      <w:r>
+        <w:fldChar w:fldCharType="separate"/>
+      </w:r>
+      <w:r>
+        <w:rPr>
+          <w:noProof/>
+        </w:rPr>
+        <w:t>2</w:t>
+      </w:r>
+      <w:r>
+        <w:rPr>
+          <w:noProof/>
+        </w:rPr>
+        <w:fldChar w:fldCharType="end"/>
+      </w:r>
+      <w:r>
+        <w:t xml:space="preserve">: Formulář pro přidání nových </w:t>
+      </w:r>
+      <w:r>
+        <w:t>návyk</w:t>
+      </w:r>
+      <w:r>
+        <w:t>ů</w:t>
+      </w:r>
+      <w:bookmarkEnd w:id="72"/>
     </w:p>
     <w:p>
       <w:pPr>
         <w:pStyle w:val="Nadpis2"/>
       </w:pPr>
-      <w:bookmarkStart w:id="68" w:name="_Toc230182458"/>
+      <w:bookmarkStart w:id="73" w:name="_Toc230197559"/>
       <w:r>
         <w:t>Seznamy návyků</w:t>
       </w:r>
-      <w:bookmarkEnd w:id="68"/>
+      <w:bookmarkEnd w:id="73"/>
     </w:p>
     <w:p>
       <w:r>
@@ -8266,23 +8459,37 @@
     <w:p>
       <w:pPr>
         <w:pStyle w:val="Titulek"/>
-      </w:pPr>
-      <w:bookmarkStart w:id="69" w:name="_Toc230179651"/>
+        <w:jc w:val="center"/>
+      </w:pPr>
+      <w:bookmarkStart w:id="74" w:name="_Toc230179651"/>
       <w:r>
         <w:t xml:space="preserve">Tabulka </w:t>
       </w:r>
-      <w:fldSimple w:instr=" SEQ Tabulka \* ARABIC ">
-        <w:r>
-          <w:rPr>
-            <w:noProof/>
-          </w:rPr>
-          <w:t>4</w:t>
-        </w:r>
-      </w:fldSimple>
+      <w:r>
+        <w:fldChar w:fldCharType="begin"/>
+      </w:r>
+      <w:r>
+        <w:instrText xml:space="preserve"> SEQ Tabulka \* ARABIC </w:instrText>
+      </w:r>
+      <w:r>
+        <w:fldChar w:fldCharType="separate"/>
+      </w:r>
+      <w:r>
+        <w:rPr>
+          <w:noProof/>
+        </w:rPr>
+        <w:t>4</w:t>
+      </w:r>
+      <w:r>
+        <w:rPr>
+          <w:noProof/>
+        </w:rPr>
+        <w:fldChar w:fldCharType="end"/>
+      </w:r>
       <w:r>
         <w:t>: Členové za funkcí UI</w:t>
       </w:r>
-      <w:bookmarkEnd w:id="69"/>
+      <w:bookmarkEnd w:id="74"/>
     </w:p>
     <w:p>
       <w:r>
@@ -8377,23 +8584,37 @@
     <w:p>
       <w:pPr>
         <w:pStyle w:val="Titulek"/>
-      </w:pPr>
-      <w:bookmarkStart w:id="70" w:name="_Toc230179652"/>
+        <w:jc w:val="center"/>
+      </w:pPr>
+      <w:bookmarkStart w:id="75" w:name="_Toc230179652"/>
       <w:r>
         <w:t xml:space="preserve">Tabulka </w:t>
       </w:r>
-      <w:fldSimple w:instr=" SEQ Tabulka \* ARABIC ">
-        <w:r>
-          <w:rPr>
-            <w:noProof/>
-          </w:rPr>
-          <w:t>5</w:t>
-        </w:r>
-      </w:fldSimple>
+      <w:r>
+        <w:fldChar w:fldCharType="begin"/>
+      </w:r>
+      <w:r>
+        <w:instrText xml:space="preserve"> SEQ Tabulka \* ARABIC </w:instrText>
+      </w:r>
+      <w:r>
+        <w:fldChar w:fldCharType="separate"/>
+      </w:r>
+      <w:r>
+        <w:rPr>
+          <w:noProof/>
+        </w:rPr>
+        <w:t>5</w:t>
+      </w:r>
+      <w:r>
+        <w:rPr>
+          <w:noProof/>
+        </w:rPr>
+        <w:fldChar w:fldCharType="end"/>
+      </w:r>
       <w:r>
         <w:t>: výstupní eventy UI</w:t>
       </w:r>
-      <w:bookmarkEnd w:id="70"/>
+      <w:bookmarkEnd w:id="75"/>
     </w:p>
     <w:p>
       <w:r>
@@ -8480,32 +8701,48 @@
         <w:pStyle w:val="Titulek"/>
         <w:jc w:val="center"/>
       </w:pPr>
-      <w:bookmarkStart w:id="71" w:name="_Toc230179644"/>
+      <w:bookmarkStart w:id="76" w:name="_Toc230197181"/>
       <w:r>
         <w:t xml:space="preserve">Obrázek </w:t>
       </w:r>
-      <w:fldSimple w:instr=" SEQ Obrázek \* ARABIC ">
-        <w:r>
-          <w:rPr>
-            <w:noProof/>
-          </w:rPr>
-          <w:t>3</w:t>
-        </w:r>
-      </w:fldSimple>
-      <w:r>
-        <w:t>: Seznam habitů</w:t>
-      </w:r>
-      <w:bookmarkEnd w:id="71"/>
+      <w:r>
+        <w:fldChar w:fldCharType="begin"/>
+      </w:r>
+      <w:r>
+        <w:instrText xml:space="preserve"> SEQ Obrázek \* ARABIC </w:instrText>
+      </w:r>
+      <w:r>
+        <w:fldChar w:fldCharType="separate"/>
+      </w:r>
+      <w:r>
+        <w:rPr>
+          <w:noProof/>
+        </w:rPr>
+        <w:t>3</w:t>
+      </w:r>
+      <w:r>
+        <w:rPr>
+          <w:noProof/>
+        </w:rPr>
+        <w:fldChar w:fldCharType="end"/>
+      </w:r>
+      <w:r>
+        <w:t xml:space="preserve">: Seznam </w:t>
+      </w:r>
+      <w:r>
+        <w:t>návyků</w:t>
+      </w:r>
+      <w:bookmarkEnd w:id="76"/>
     </w:p>
     <w:p>
       <w:pPr>
         <w:pStyle w:val="Nadpis2"/>
       </w:pPr>
-      <w:bookmarkStart w:id="72" w:name="_Toc230182459"/>
+      <w:bookmarkStart w:id="77" w:name="_Toc230197560"/>
       <w:r>
         <w:t>Vizualizace plnění návyku</w:t>
       </w:r>
-      <w:bookmarkEnd w:id="72"/>
+      <w:bookmarkEnd w:id="77"/>
     </w:p>
     <w:p>
       <w:pPr>
@@ -8644,18 +8881,31 @@
         <w:pStyle w:val="Titulek"/>
         <w:jc w:val="center"/>
       </w:pPr>
-      <w:bookmarkStart w:id="73" w:name="_Toc230179653"/>
+      <w:bookmarkStart w:id="78" w:name="_Toc230179653"/>
       <w:r>
         <w:t xml:space="preserve">Tabulka </w:t>
       </w:r>
-      <w:fldSimple w:instr=" SEQ Tabulka \* ARABIC ">
-        <w:r>
-          <w:rPr>
-            <w:noProof/>
-          </w:rPr>
-          <w:t>6</w:t>
-        </w:r>
-      </w:fldSimple>
+      <w:r>
+        <w:fldChar w:fldCharType="begin"/>
+      </w:r>
+      <w:r>
+        <w:instrText xml:space="preserve"> SEQ Tabulka \* ARABIC </w:instrText>
+      </w:r>
+      <w:r>
+        <w:fldChar w:fldCharType="separate"/>
+      </w:r>
+      <w:r>
+        <w:rPr>
+          <w:noProof/>
+        </w:rPr>
+        <w:t>6</w:t>
+      </w:r>
+      <w:r>
+        <w:rPr>
+          <w:noProof/>
+        </w:rPr>
+        <w:fldChar w:fldCharType="end"/>
+      </w:r>
       <w:r>
         <w:t xml:space="preserve">: Vstupy </w:t>
       </w:r>
@@ -8663,7 +8913,7 @@
       <w:r>
         <w:t>HabitGraphu</w:t>
       </w:r>
-      <w:bookmarkEnd w:id="73"/>
+      <w:bookmarkEnd w:id="78"/>
       <w:proofErr w:type="spellEnd"/>
     </w:p>
     <w:p>
@@ -8784,7 +9034,11 @@
           <w:tcPr>
             <w:tcW w:w="4814" w:type="dxa"/>
           </w:tcPr>
-          <w:p/>
+          <w:p>
+            <w:r>
+              <w:t>All</w:t>
+            </w:r>
+          </w:p>
         </w:tc>
         <w:tc>
           <w:tcPr>
@@ -8806,22 +9060,35 @@
         <w:pStyle w:val="Titulek"/>
         <w:jc w:val="center"/>
       </w:pPr>
-      <w:bookmarkStart w:id="74" w:name="_Toc230179654"/>
+      <w:bookmarkStart w:id="79" w:name="_Toc230179654"/>
       <w:r>
         <w:t xml:space="preserve">Tabulka </w:t>
       </w:r>
-      <w:fldSimple w:instr=" SEQ Tabulka \* ARABIC ">
-        <w:r>
-          <w:rPr>
-            <w:noProof/>
-          </w:rPr>
-          <w:t>7</w:t>
-        </w:r>
-      </w:fldSimple>
+      <w:r>
+        <w:fldChar w:fldCharType="begin"/>
+      </w:r>
+      <w:r>
+        <w:instrText xml:space="preserve"> SEQ Tabulka \* ARABIC </w:instrText>
+      </w:r>
+      <w:r>
+        <w:fldChar w:fldCharType="separate"/>
+      </w:r>
+      <w:r>
+        <w:rPr>
+          <w:noProof/>
+        </w:rPr>
+        <w:t>7</w:t>
+      </w:r>
+      <w:r>
+        <w:rPr>
+          <w:noProof/>
+        </w:rPr>
+        <w:fldChar w:fldCharType="end"/>
+      </w:r>
       <w:r>
         <w:t>: možnosti grafu</w:t>
       </w:r>
-      <w:bookmarkEnd w:id="74"/>
+      <w:bookmarkEnd w:id="79"/>
     </w:p>
     <w:p>
       <w:r>
@@ -8908,32 +9175,48 @@
           <w:rStyle w:val="Siln"/>
         </w:rPr>
       </w:pPr>
-      <w:bookmarkStart w:id="75" w:name="_Toc230179645"/>
+      <w:bookmarkStart w:id="80" w:name="_Toc230197182"/>
       <w:r>
         <w:t xml:space="preserve">Obrázek </w:t>
       </w:r>
-      <w:fldSimple w:instr=" SEQ Obrázek \* ARABIC ">
-        <w:r>
-          <w:rPr>
-            <w:noProof/>
-          </w:rPr>
-          <w:t>4</w:t>
-        </w:r>
-      </w:fldSimple>
-      <w:r>
-        <w:t>: Rozevřený habit</w:t>
-      </w:r>
-      <w:bookmarkEnd w:id="75"/>
+      <w:r>
+        <w:fldChar w:fldCharType="begin"/>
+      </w:r>
+      <w:r>
+        <w:instrText xml:space="preserve"> SEQ Obrázek \* ARABIC </w:instrText>
+      </w:r>
+      <w:r>
+        <w:fldChar w:fldCharType="separate"/>
+      </w:r>
+      <w:r>
+        <w:rPr>
+          <w:noProof/>
+        </w:rPr>
+        <w:t>4</w:t>
+      </w:r>
+      <w:r>
+        <w:rPr>
+          <w:noProof/>
+        </w:rPr>
+        <w:fldChar w:fldCharType="end"/>
+      </w:r>
+      <w:r>
+        <w:t xml:space="preserve">: Rozevřený </w:t>
+      </w:r>
+      <w:bookmarkEnd w:id="80"/>
+      <w:r>
+        <w:t>návyk</w:t>
+      </w:r>
     </w:p>
     <w:p>
       <w:pPr>
         <w:pStyle w:val="Nadpis2"/>
       </w:pPr>
-      <w:bookmarkStart w:id="76" w:name="_Toc230182460"/>
+      <w:bookmarkStart w:id="81" w:name="_Toc230197561"/>
       <w:r>
         <w:t>Styling a responzivita aplikace</w:t>
       </w:r>
-      <w:bookmarkEnd w:id="76"/>
+      <w:bookmarkEnd w:id="81"/>
     </w:p>
     <w:p>
       <w:r>
@@ -9125,6 +9408,9 @@
             </w:r>
             <w:proofErr w:type="spellEnd"/>
             <w:r>
+              <w:t xml:space="preserve"> (mřížka)</w:t>
+            </w:r>
+            <w:r>
               <w:t xml:space="preserve"> a jeho buňky jsou přizpůsobeny menším rozměrům tak, aby se obsah vešel do karty v dané velikosti displeje</w:t>
             </w:r>
             <w:r>
@@ -9173,11 +9459,11 @@
             </w:r>
             <w:proofErr w:type="spellStart"/>
             <w:r>
-              <w:t>scrolling</w:t>
+              <w:t>scrolování</w:t>
             </w:r>
             <w:proofErr w:type="spellEnd"/>
             <w:r>
-              <w:t xml:space="preserve">, aby uživatel mohl graf “přejet” do stran a podívat se na detaily i mimo původní viditelnou oblast, protože </w:t>
+              <w:t xml:space="preserve"> aby uživatel mohl graf “přejet” do stran a podívat se na detaily i mimo původní viditelnou oblast, protože </w:t>
             </w:r>
             <w:r>
               <w:t xml:space="preserve">se mi lépe problém nepovedlo </w:t>
@@ -9200,18 +9486,31 @@
         <w:pStyle w:val="Titulek"/>
         <w:jc w:val="center"/>
       </w:pPr>
-      <w:bookmarkStart w:id="77" w:name="_Toc230179655"/>
+      <w:bookmarkStart w:id="82" w:name="_Toc230179655"/>
       <w:r>
         <w:t xml:space="preserve">Tabulka </w:t>
       </w:r>
-      <w:fldSimple w:instr=" SEQ Tabulka \* ARABIC ">
-        <w:r>
-          <w:rPr>
-            <w:noProof/>
-          </w:rPr>
-          <w:t>8</w:t>
-        </w:r>
-      </w:fldSimple>
+      <w:r>
+        <w:fldChar w:fldCharType="begin"/>
+      </w:r>
+      <w:r>
+        <w:instrText xml:space="preserve"> SEQ Tabulka \* ARABIC </w:instrText>
+      </w:r>
+      <w:r>
+        <w:fldChar w:fldCharType="separate"/>
+      </w:r>
+      <w:r>
+        <w:rPr>
+          <w:noProof/>
+        </w:rPr>
+        <w:t>8</w:t>
+      </w:r>
+      <w:r>
+        <w:rPr>
+          <w:noProof/>
+        </w:rPr>
+        <w:fldChar w:fldCharType="end"/>
+      </w:r>
       <w:r>
         <w:t xml:space="preserve">: Komponenty </w:t>
       </w:r>
@@ -9221,15 +9520,18 @@
       <w:r>
         <w:t xml:space="preserve"> na stylování</w:t>
       </w:r>
-      <w:bookmarkEnd w:id="77"/>
-    </w:p>
-    <w:p>
-      <w:r>
-        <w:t xml:space="preserve">Přístup je tedy takový, že aplikace zůstává použitelná i na menších displejích, aniž by docházelo k rozbití layoutu nebo k nečitelnosti obsahu. V případě grafu je preferováno umožnit práci s obsahem přes </w:t>
+      <w:bookmarkEnd w:id="82"/>
+    </w:p>
+    <w:p>
+      <w:r>
+        <w:t xml:space="preserve">Přístup je tedy takový, že aplikace zůstává použitelná i na menších displejích, aniž by docházelo k rozbití layoutu nebo k nečitelnosti obsahu. V případě grafu je preferováno umožnit práci s obsahem </w:t>
+      </w:r>
+      <w:r>
+        <w:t xml:space="preserve">pomocí </w:t>
       </w:r>
       <w:proofErr w:type="spellStart"/>
       <w:r>
-        <w:t>scroll</w:t>
+        <w:t>scrolování</w:t>
       </w:r>
       <w:proofErr w:type="spellEnd"/>
       <w:r>
@@ -9290,33 +9592,46 @@
         <w:pStyle w:val="Titulek"/>
         <w:jc w:val="center"/>
       </w:pPr>
-      <w:bookmarkStart w:id="78" w:name="_Toc230179646"/>
+      <w:bookmarkStart w:id="83" w:name="_Toc230197183"/>
       <w:r>
         <w:t xml:space="preserve">Obrázek </w:t>
       </w:r>
-      <w:fldSimple w:instr=" SEQ Obrázek \* ARABIC ">
-        <w:r>
-          <w:rPr>
-            <w:noProof/>
-          </w:rPr>
-          <w:t>5</w:t>
-        </w:r>
-      </w:fldSimple>
+      <w:r>
+        <w:fldChar w:fldCharType="begin"/>
+      </w:r>
+      <w:r>
+        <w:instrText xml:space="preserve"> SEQ Obrázek \* ARABIC </w:instrText>
+      </w:r>
+      <w:r>
+        <w:fldChar w:fldCharType="separate"/>
+      </w:r>
+      <w:r>
+        <w:rPr>
+          <w:noProof/>
+        </w:rPr>
+        <w:t>5</w:t>
+      </w:r>
+      <w:r>
+        <w:rPr>
+          <w:noProof/>
+        </w:rPr>
+        <w:fldChar w:fldCharType="end"/>
+      </w:r>
       <w:r>
         <w:t>: mobilní verze aplikace</w:t>
       </w:r>
-      <w:bookmarkEnd w:id="78"/>
+      <w:bookmarkEnd w:id="83"/>
     </w:p>
     <w:p>
       <w:pPr>
         <w:pStyle w:val="Nadpis2"/>
       </w:pPr>
-      <w:bookmarkStart w:id="79" w:name="_Toc230182461"/>
+      <w:bookmarkStart w:id="84" w:name="_Toc230197562"/>
       <w:r>
         <w:lastRenderedPageBreak/>
         <w:t>Optimalizace</w:t>
       </w:r>
-      <w:bookmarkEnd w:id="79"/>
+      <w:bookmarkEnd w:id="84"/>
     </w:p>
     <w:p>
       <w:r>
@@ -9330,7 +9645,7 @@
       <w:r>
         <w:t xml:space="preserve"> </w:t>
       </w:r>
-      <w:bookmarkStart w:id="80" w:name="_Toc230182462"/>
+      <w:bookmarkStart w:id="85" w:name="_Toc230197563"/>
       <w:r>
         <w:t>Centrální servis pro data (</w:t>
       </w:r>
@@ -9342,7 +9657,7 @@
       <w:r>
         <w:t>)</w:t>
       </w:r>
-      <w:bookmarkEnd w:id="80"/>
+      <w:bookmarkEnd w:id="85"/>
     </w:p>
     <w:p>
       <w:r>
@@ -9382,11 +9697,11 @@
       <w:pPr>
         <w:pStyle w:val="Nadpis3"/>
       </w:pPr>
-      <w:bookmarkStart w:id="81" w:name="_Toc230182463"/>
+      <w:bookmarkStart w:id="86" w:name="_Toc230197564"/>
       <w:r>
         <w:t>Omezení přepočtů grafu</w:t>
       </w:r>
-      <w:bookmarkEnd w:id="81"/>
+      <w:bookmarkEnd w:id="86"/>
     </w:p>
     <w:p>
       <w:r>
@@ -9398,6 +9713,9 @@
       </w:r>
       <w:proofErr w:type="spellEnd"/>
       <w:r>
+        <w:t xml:space="preserve"> vlastnost</w:t>
+      </w:r>
+      <w:r>
         <w:t>). Díky tomu se graf zbytečně nepřepočítává při každé drobné změně, ale jen když je to potřeba.</w:t>
       </w:r>
     </w:p>
@@ -9409,173 +9727,6 @@
     <w:p>
       <w:r>
         <w:t>Celkově aplikace používá optimalizační principy typické pro front-end vývoj: reaktivní práce se stavem, efektivní zpracování dat a validace na hraně vstupu.</w:t>
-      </w:r>
-    </w:p>
-    <w:p/>
-    <w:p>
-      <w:pPr>
-        <w:pStyle w:val="Nadpis2"/>
-      </w:pPr>
-      <w:bookmarkStart w:id="82" w:name="_Toc230182464"/>
-      <w:r>
-        <w:t>Zkušenosti nabrané z této práce</w:t>
-      </w:r>
-      <w:bookmarkEnd w:id="82"/>
-    </w:p>
-    <w:p>
-      <w:r>
-        <w:t>Během vývoje aplikace Habit Tracker jsem získal/a praktické zkušenosti v několika oblastech, které jsou pro tvorbu školních i reálných projektů důležité.</w:t>
-      </w:r>
-    </w:p>
-    <w:p>
-      <w:pPr>
-        <w:pStyle w:val="Nadpis3"/>
-      </w:pPr>
-      <w:bookmarkStart w:id="83" w:name="_Toc230182465"/>
-      <w:r>
-        <w:t>Angular komponentový přístup</w:t>
-      </w:r>
-      <w:bookmarkEnd w:id="83"/>
-    </w:p>
-    <w:p>
-      <w:r>
-        <w:t>Utvrdil jsem si rozdělování úlohy do samostatných komponent (habit-</w:t>
-      </w:r>
-      <w:proofErr w:type="spellStart"/>
-      <w:r>
-        <w:t>form</w:t>
-      </w:r>
-      <w:proofErr w:type="spellEnd"/>
-      <w:r>
-        <w:t xml:space="preserve">, </w:t>
-      </w:r>
-      <w:proofErr w:type="spellStart"/>
-      <w:r>
-        <w:t>habits</w:t>
-      </w:r>
-      <w:proofErr w:type="spellEnd"/>
-      <w:r>
-        <w:t>-list, habit-</w:t>
-      </w:r>
-      <w:proofErr w:type="spellStart"/>
-      <w:r>
-        <w:t>graph</w:t>
-      </w:r>
-      <w:proofErr w:type="spellEnd"/>
-      <w:r>
-        <w:t>) způsobem, aby byla aplikace přehledná a snadno rozšiřitelná. Zvlášť přínosné bylo používat @Input a @Output pro předávání dat a událostí mezi komponentami.</w:t>
-      </w:r>
-    </w:p>
-    <w:p>
-      <w:pPr>
-        <w:pStyle w:val="Nadpis3"/>
-      </w:pPr>
-      <w:bookmarkStart w:id="84" w:name="_Toc230182466"/>
-      <w:r>
-        <w:t>Práce se stavem a službami</w:t>
-      </w:r>
-      <w:bookmarkEnd w:id="84"/>
-    </w:p>
-    <w:p>
-      <w:r>
-        <w:t xml:space="preserve">Díky této práci jsem se naučil konstruovat </w:t>
-      </w:r>
-      <w:proofErr w:type="spellStart"/>
-      <w:r>
-        <w:t>DataService</w:t>
-      </w:r>
-      <w:proofErr w:type="spellEnd"/>
-      <w:r>
-        <w:t xml:space="preserve"> pro centralizovanou správu dat. Zjistil jsem, že reaktivní přístup (</w:t>
-      </w:r>
-      <w:proofErr w:type="spellStart"/>
-      <w:r>
-        <w:t>BehaviorSubject</w:t>
-      </w:r>
-      <w:proofErr w:type="spellEnd"/>
-      <w:r>
-        <w:t>) výrazně zjednodušuje konzistenci UI a díky tomu se lépe škáluje a opravuje.</w:t>
-      </w:r>
-    </w:p>
-    <w:p>
-      <w:pPr>
-        <w:pStyle w:val="Nadpis3"/>
-      </w:pPr>
-      <w:bookmarkStart w:id="85" w:name="_Toc230182467"/>
-      <w:r>
-        <w:t>Validace a ošetření uživatelských vstupů</w:t>
-      </w:r>
-      <w:bookmarkEnd w:id="85"/>
-    </w:p>
-    <w:p>
-      <w:r>
-        <w:t>Formulář mi ukázal, že validace není jen „checkbox“, ale reálné zabezpečení kvality dat. Zvlášť kontrola duplicit zabránila tomu, aby aplikace obsahovala nesmyslné nebo duplicitní záznamy.</w:t>
-      </w:r>
-    </w:p>
-    <w:p>
-      <w:pPr>
-        <w:pStyle w:val="Nadpis3"/>
-      </w:pPr>
-      <w:bookmarkStart w:id="86" w:name="_Toc230182468"/>
-      <w:r>
-        <w:lastRenderedPageBreak/>
-        <w:t>Transformace dat pro graf</w:t>
-      </w:r>
-      <w:bookmarkEnd w:id="86"/>
-    </w:p>
-    <w:p>
-      <w:r>
-        <w:t>Další velice užitečná a cenná byla zkušenost s tím, jak převést surovou historii událostí na strukturu vhodnou pro graf (binování podle zvoleného období). To je častý problém v reálných aplikacích – data záznamů se musí agregovat do</w:t>
-      </w:r>
-      <w:r>
-        <w:t xml:space="preserve"> </w:t>
-      </w:r>
-      <w:proofErr w:type="spellStart"/>
-      <w:r>
-        <w:t>zobrazovatelných</w:t>
-      </w:r>
-      <w:proofErr w:type="spellEnd"/>
-      <w:r>
-        <w:t xml:space="preserve"> tvarů.</w:t>
-      </w:r>
-    </w:p>
-    <w:p>
-      <w:pPr>
-        <w:pStyle w:val="Nadpis3"/>
-      </w:pPr>
-      <w:bookmarkStart w:id="87" w:name="_Toc230182469"/>
-      <w:r>
-        <w:t>Uživatelská použitelnost</w:t>
-      </w:r>
-      <w:bookmarkEnd w:id="87"/>
-    </w:p>
-    <w:p>
-      <w:r>
-        <w:t>Při implementaci UI (</w:t>
-      </w:r>
-      <w:proofErr w:type="spellStart"/>
-      <w:r>
-        <w:t>toolbar</w:t>
-      </w:r>
-      <w:proofErr w:type="spellEnd"/>
-      <w:r>
-        <w:t xml:space="preserve">, </w:t>
-      </w:r>
-      <w:proofErr w:type="spellStart"/>
-      <w:r>
-        <w:t>taby</w:t>
-      </w:r>
-      <w:proofErr w:type="spellEnd"/>
-      <w:r>
-        <w:t xml:space="preserve">, </w:t>
-      </w:r>
-      <w:proofErr w:type="spellStart"/>
-      <w:r>
-        <w:t>overlay</w:t>
-      </w:r>
-      <w:proofErr w:type="spellEnd"/>
-      <w:r>
-        <w:t>) jsem si uvědomil, že dobré uživatelské rozhraní je stejně důležité jako samotná logika. Aplikace musí být srozumitelná a akce musí být dostupné intuitivně.</w:t>
       </w:r>
     </w:p>
     <w:p>
@@ -9596,42 +9747,170 @@
         </w:numPr>
         <w:ind w:left="720"/>
       </w:pPr>
-      <w:bookmarkStart w:id="88" w:name="_Toc230182470"/>
+      <w:bookmarkStart w:id="87" w:name="_Toc230197571"/>
       <w:r>
         <w:lastRenderedPageBreak/>
         <w:t>Závěr</w:t>
       </w:r>
+      <w:bookmarkEnd w:id="87"/>
+    </w:p>
+    <w:p>
+      <w:pPr>
+        <w:pStyle w:val="Nadpis2"/>
+      </w:pPr>
+      <w:r>
+        <w:tab/>
+        <w:t>Zkušenosti nabrané z práce</w:t>
+      </w:r>
+    </w:p>
+    <w:p>
+      <w:pPr>
+        <w:pStyle w:val="Nadpis3"/>
+      </w:pPr>
+      <w:bookmarkStart w:id="88" w:name="_Toc230197566"/>
+      <w:r>
+        <w:t>Angular komponentový přístup</w:t>
+      </w:r>
       <w:bookmarkEnd w:id="88"/>
     </w:p>
     <w:p>
       <w:r>
-        <w:t xml:space="preserve">Habit-Tracker je webová aplikace, která úspěšně demonstruje praktické využití moderních technologií při tvorbě funkčního a uživatelsky přívětivého nástroje. Během vývoje jsem si osvojil klíčové koncepty Angular frameworku, od komponentové architektury přes správu stavu pomocí služeb až po reaktivní programování s </w:t>
+        <w:t>Utvrdil jsem si rozdělování úlohy do samostatných komponent (habit-</w:t>
       </w:r>
       <w:proofErr w:type="spellStart"/>
       <w:r>
-        <w:t>observables</w:t>
+        <w:t>form</w:t>
       </w:r>
       <w:proofErr w:type="spellEnd"/>
       <w:r>
-        <w:t>.</w:t>
-      </w:r>
-    </w:p>
-    <w:p>
-      <w:r>
-        <w:t xml:space="preserve">Aplikace splňuje svůj primární </w:t>
-      </w:r>
-      <w:proofErr w:type="gramStart"/>
-      <w:r>
-        <w:t>účel - umožňuje</w:t>
-      </w:r>
-      <w:proofErr w:type="gramEnd"/>
-      <w:r>
-        <w:t xml:space="preserve"> uživatelům intuitivně sledovat a spravovat své návyky a zlozvyky s vizuální zpětnou vazbou v reálném čase. Kombinace Angular Material pro konzistentní design, SCSS pro flexibilní stylování a lokálního úložiště pro perzistenci dat vytváří stabilní a rozšiřitelné řešení. Ačkoli je aplikace v současné podobě plně funkční, existují možnosti pro budoucí rozšíření, jako je synchronizace dat přes cloud, notifikace pro připomenutí návyků nebo pokročilejší analýzy trendů.</w:t>
-      </w:r>
-    </w:p>
-    <w:p>
-      <w:r>
-        <w:t>Tato ročníková práce mi pomohla si osvojit nejen praktické dovednosti v moderním webovém vývoji, ale také hlubší pochopení toho, jak propojit technické řešení s uživatelskými potřebami a jak vytvářet aplikace, které jsou funkční a příjemné na používání.</w:t>
+        <w:t xml:space="preserve">, </w:t>
+      </w:r>
+      <w:proofErr w:type="spellStart"/>
+      <w:r>
+        <w:t>habits</w:t>
+      </w:r>
+      <w:proofErr w:type="spellEnd"/>
+      <w:r>
+        <w:t>-list, habit-</w:t>
+      </w:r>
+      <w:proofErr w:type="spellStart"/>
+      <w:r>
+        <w:t>graph</w:t>
+      </w:r>
+      <w:proofErr w:type="spellEnd"/>
+      <w:r>
+        <w:t>) způsobem, aby byla aplikace přehledná a snadno rozšiřitelná. Zvlášť přínosné bylo používat @Input a @Output pro předávání dat a událostí mezi komponentami.</w:t>
+      </w:r>
+    </w:p>
+    <w:p>
+      <w:pPr>
+        <w:pStyle w:val="Nadpis3"/>
+      </w:pPr>
+      <w:bookmarkStart w:id="89" w:name="_Toc230197567"/>
+      <w:r>
+        <w:t>Práce se stavem a službami</w:t>
+      </w:r>
+      <w:bookmarkEnd w:id="89"/>
+    </w:p>
+    <w:p>
+      <w:r>
+        <w:t xml:space="preserve">Díky této práci jsem se naučil konstruovat </w:t>
+      </w:r>
+      <w:proofErr w:type="spellStart"/>
+      <w:r>
+        <w:t>DataService</w:t>
+      </w:r>
+      <w:proofErr w:type="spellEnd"/>
+      <w:r>
+        <w:t xml:space="preserve"> pro centralizovanou správu dat. Zjistil jsem, že reaktivní přístup (</w:t>
+      </w:r>
+      <w:proofErr w:type="spellStart"/>
+      <w:r>
+        <w:t>BehaviorSubject</w:t>
+      </w:r>
+      <w:proofErr w:type="spellEnd"/>
+      <w:r>
+        <w:t>) výrazně zjednodušuje konzistenci UI a díky tomu se lépe škáluje a opravuje.</w:t>
+      </w:r>
+    </w:p>
+    <w:p>
+      <w:pPr>
+        <w:pStyle w:val="Nadpis3"/>
+      </w:pPr>
+      <w:bookmarkStart w:id="90" w:name="_Toc230197568"/>
+      <w:r>
+        <w:t>Validace a ošetření uživatelských vstupů</w:t>
+      </w:r>
+      <w:bookmarkEnd w:id="90"/>
+    </w:p>
+    <w:p>
+      <w:r>
+        <w:t>Formulář mi ukázal, že validace není jen „checkbox“, ale reálné zabezpečení kvality dat. Zvlášť kontrola duplicit zabránila tomu, aby aplikace obsahovala nesmyslné nebo duplicitní záznamy.</w:t>
+      </w:r>
+    </w:p>
+    <w:p>
+      <w:pPr>
+        <w:pStyle w:val="Nadpis3"/>
+      </w:pPr>
+      <w:bookmarkStart w:id="91" w:name="_Toc230197569"/>
+      <w:r>
+        <w:t>Transformace dat pro graf</w:t>
+      </w:r>
+      <w:bookmarkEnd w:id="91"/>
+    </w:p>
+    <w:p>
+      <w:r>
+        <w:t>Další velice užitečná a cenná byla zkušenost s tím, jak převést surovou historii událostí na strukturu vhodnou pro graf (binování podle zvoleného období). To je častý problém v reálných aplikacích – data záznamů se musí agregovat do</w:t>
+      </w:r>
+      <w:r>
+        <w:t xml:space="preserve"> </w:t>
+      </w:r>
+      <w:proofErr w:type="spellStart"/>
+      <w:r>
+        <w:t>zobrazovatelných</w:t>
+      </w:r>
+      <w:proofErr w:type="spellEnd"/>
+      <w:r>
+        <w:t xml:space="preserve"> tvarů.</w:t>
+      </w:r>
+    </w:p>
+    <w:p>
+      <w:pPr>
+        <w:pStyle w:val="Nadpis3"/>
+      </w:pPr>
+      <w:bookmarkStart w:id="92" w:name="_Toc230197570"/>
+      <w:r>
+        <w:t>Uživatelská použitelnost</w:t>
+      </w:r>
+      <w:bookmarkEnd w:id="92"/>
+    </w:p>
+    <w:p>
+      <w:r>
+        <w:t>Při implementaci UI (</w:t>
+      </w:r>
+      <w:proofErr w:type="spellStart"/>
+      <w:r>
+        <w:t>toolbar</w:t>
+      </w:r>
+      <w:proofErr w:type="spellEnd"/>
+      <w:r>
+        <w:t xml:space="preserve">, </w:t>
+      </w:r>
+      <w:proofErr w:type="spellStart"/>
+      <w:r>
+        <w:t>taby</w:t>
+      </w:r>
+      <w:proofErr w:type="spellEnd"/>
+      <w:r>
+        <w:t xml:space="preserve">, </w:t>
+      </w:r>
+      <w:proofErr w:type="spellStart"/>
+      <w:r>
+        <w:t>overlay</w:t>
+      </w:r>
+      <w:proofErr w:type="spellEnd"/>
+      <w:r>
+        <w:t>) jsem si uvědomil, že dobré uživatelské rozhraní je stejně důležité jako samotná logika. Aplikace musí být srozumitelná a akce musí být dostupné intuitivně.</w:t>
       </w:r>
     </w:p>
     <w:p>
@@ -9648,23 +9927,31 @@
         </w:numPr>
         <w:ind w:left="720"/>
       </w:pPr>
-      <w:bookmarkStart w:id="89" w:name="_Toc222315302"/>
-      <w:bookmarkStart w:id="90" w:name="_Toc223513779"/>
-      <w:bookmarkStart w:id="91" w:name="_Toc230182471"/>
+      <w:bookmarkStart w:id="93" w:name="_Toc222315302"/>
+      <w:bookmarkStart w:id="94" w:name="_Toc223513779"/>
+      <w:bookmarkStart w:id="95" w:name="_Toc230197572"/>
       <w:r>
         <w:lastRenderedPageBreak/>
         <w:t>Použitá literatura</w:t>
       </w:r>
-      <w:bookmarkEnd w:id="89"/>
-      <w:bookmarkEnd w:id="90"/>
-      <w:bookmarkEnd w:id="91"/>
+      <w:bookmarkEnd w:id="93"/>
+      <w:bookmarkEnd w:id="94"/>
+      <w:bookmarkEnd w:id="95"/>
     </w:p>
     <w:p>
       <w:pPr>
         <w:pStyle w:val="Pouitliteratura"/>
       </w:pPr>
-      <w:r>
-        <w:t>GOOGLE. Angular [online]. c2026 [cit.  2026-05-20]. Dostupné z:</w:t>
+      <w:bookmarkStart w:id="96" w:name="_Ref230199246"/>
+      <w:r>
+        <w:rPr>
+          <w:b/>
+          <w:bCs/>
+        </w:rPr>
+        <w:t>GOOGLE</w:t>
+      </w:r>
+      <w:r>
+        <w:t>. Angular [online]. c2026 [cit.  2026-05-20]. Dostupné z:</w:t>
       </w:r>
       <w:r>
         <w:t xml:space="preserve"> </w:t>
@@ -9677,11 +9964,13 @@
           <w:t>https://angular.dev/overview</w:t>
         </w:r>
       </w:hyperlink>
+      <w:bookmarkEnd w:id="96"/>
     </w:p>
     <w:p>
       <w:pPr>
         <w:pStyle w:val="Pouitliteratura"/>
       </w:pPr>
+      <w:bookmarkStart w:id="97" w:name="_Ref230200596"/>
       <w:r>
         <w:rPr>
           <w:b/>
@@ -9728,11 +10017,13 @@
           <w:t>https://www.typescriptlang.org/docs/</w:t>
         </w:r>
       </w:hyperlink>
+      <w:bookmarkEnd w:id="97"/>
     </w:p>
     <w:p>
       <w:pPr>
         <w:pStyle w:val="Pouitliteratura"/>
       </w:pPr>
+      <w:bookmarkStart w:id="98" w:name="_Ref230200553"/>
       <w:r>
         <w:rPr>
           <w:b/>
@@ -9765,8 +10056,152 @@
         <w:t>Material</w:t>
       </w:r>
       <w:r>
-        <w:t> [online]. c2026 [cit.  2026-05-20]. Dostupné z: https://material.angular.io/</w:t>
-      </w:r>
+        <w:t> [online]. c2026 [cit.  2026-05-20]. Dostupné z: </w:t>
+      </w:r>
+      <w:hyperlink r:id="rId21" w:history="1">
+        <w:r>
+          <w:rPr>
+            <w:rStyle w:val="Hypertextovodkaz"/>
+          </w:rPr>
+          <w:t>https://material.angular.io/</w:t>
+        </w:r>
+      </w:hyperlink>
+      <w:bookmarkEnd w:id="98"/>
+    </w:p>
+    <w:p>
+      <w:pPr>
+        <w:pStyle w:val="Pouitliteratura"/>
+      </w:pPr>
+      <w:bookmarkStart w:id="99" w:name="_Ref230200702"/>
+      <w:r>
+        <w:rPr>
+          <w:b/>
+          <w:bCs/>
+        </w:rPr>
+        <w:t>REACTIVE</w:t>
+      </w:r>
+      <w:r>
+        <w:t xml:space="preserve"> </w:t>
+      </w:r>
+      <w:r>
+        <w:rPr>
+          <w:b/>
+          <w:bCs/>
+        </w:rPr>
+        <w:t>PROGRAMMING</w:t>
+      </w:r>
+      <w:r>
+        <w:t xml:space="preserve">. </w:t>
+      </w:r>
+      <w:proofErr w:type="spellStart"/>
+      <w:r>
+        <w:t>RxJS</w:t>
+      </w:r>
+      <w:proofErr w:type="spellEnd"/>
+      <w:r>
+        <w:t xml:space="preserve"> </w:t>
+      </w:r>
+      <w:proofErr w:type="spellStart"/>
+      <w:r>
+        <w:t>Documentation</w:t>
+      </w:r>
+      <w:proofErr w:type="spellEnd"/>
+      <w:r>
+        <w:t xml:space="preserve"> [online]. c2026 [cit. 2026-05-20]. Dostupné z: </w:t>
+      </w:r>
+      <w:hyperlink r:id="rId22" w:history="1">
+        <w:r>
+          <w:rPr>
+            <w:rStyle w:val="Hypertextovodkaz"/>
+          </w:rPr>
+          <w:t>https://rxjs.dev/</w:t>
+        </w:r>
+      </w:hyperlink>
+      <w:bookmarkEnd w:id="99"/>
+    </w:p>
+    <w:p>
+      <w:pPr>
+        <w:pStyle w:val="Pouitliteratura"/>
+      </w:pPr>
+      <w:bookmarkStart w:id="100" w:name="_Ref230200351"/>
+      <w:r>
+        <w:rPr>
+          <w:b/>
+          <w:bCs/>
+        </w:rPr>
+        <w:t>SASS</w:t>
+      </w:r>
+      <w:r>
+        <w:t xml:space="preserve"> </w:t>
+      </w:r>
+      <w:r>
+        <w:rPr>
+          <w:b/>
+          <w:bCs/>
+        </w:rPr>
+        <w:t>TEAM</w:t>
+      </w:r>
+      <w:r>
+        <w:t xml:space="preserve">. </w:t>
+      </w:r>
+      <w:proofErr w:type="spellStart"/>
+      <w:r>
+        <w:t>Sass</w:t>
+      </w:r>
+      <w:proofErr w:type="spellEnd"/>
+      <w:r>
+        <w:t xml:space="preserve"> </w:t>
+      </w:r>
+      <w:proofErr w:type="spellStart"/>
+      <w:r>
+        <w:t>Documentation</w:t>
+      </w:r>
+      <w:proofErr w:type="spellEnd"/>
+      <w:r>
+        <w:t xml:space="preserve"> [online]. c2026 [cit. 2026-05-20]. Dostupné z: </w:t>
+      </w:r>
+      <w:hyperlink r:id="rId23" w:history="1">
+        <w:r>
+          <w:rPr>
+            <w:rStyle w:val="Hypertextovodkaz"/>
+          </w:rPr>
+          <w:t>https://sass-lang.com/documentation</w:t>
+        </w:r>
+      </w:hyperlink>
+      <w:bookmarkEnd w:id="100"/>
+    </w:p>
+    <w:p>
+      <w:pPr>
+        <w:pStyle w:val="Pouitliteratura"/>
+      </w:pPr>
+      <w:bookmarkStart w:id="101" w:name="_Ref230200750"/>
+      <w:r>
+        <w:rPr>
+          <w:b/>
+          <w:bCs/>
+        </w:rPr>
+        <w:t>NETLIFY</w:t>
+      </w:r>
+      <w:r>
+        <w:t xml:space="preserve">. Netlify </w:t>
+      </w:r>
+      <w:proofErr w:type="spellStart"/>
+      <w:r>
+        <w:t>Docs</w:t>
+      </w:r>
+      <w:proofErr w:type="spellEnd"/>
+      <w:r>
+        <w:t xml:space="preserve"> [online]. c2026 [cit. 2026-05-20]. Dostupné z: </w:t>
+      </w:r>
+      <w:hyperlink r:id="rId24" w:history="1">
+        <w:r>
+          <w:rPr>
+            <w:rStyle w:val="Hypertextovodkaz"/>
+          </w:rPr>
+          <w:t>https://docs.netlify.com/</w:t>
+        </w:r>
+      </w:hyperlink>
+      <w:bookmarkEnd w:id="101"/>
     </w:p>
     <w:p>
       <w:pPr>
@@ -9786,16 +10221,16 @@
         </w:numPr>
         <w:ind w:left="720"/>
       </w:pPr>
-      <w:bookmarkStart w:id="92" w:name="_Toc222315303"/>
-      <w:bookmarkStart w:id="93" w:name="_Toc223513780"/>
-      <w:bookmarkStart w:id="94" w:name="_Toc230182472"/>
+      <w:bookmarkStart w:id="102" w:name="_Toc222315303"/>
+      <w:bookmarkStart w:id="103" w:name="_Toc223513780"/>
+      <w:bookmarkStart w:id="104" w:name="_Toc230197573"/>
       <w:r>
         <w:lastRenderedPageBreak/>
         <w:t>Seznam obrázků</w:t>
       </w:r>
-      <w:bookmarkEnd w:id="92"/>
-      <w:bookmarkEnd w:id="93"/>
-      <w:bookmarkEnd w:id="94"/>
+      <w:bookmarkEnd w:id="102"/>
+      <w:bookmarkEnd w:id="103"/>
+      <w:bookmarkEnd w:id="104"/>
     </w:p>
     <w:p>
       <w:r>
@@ -9842,7 +10277,7 @@
       <w:r>
         <w:fldChar w:fldCharType="separate"/>
       </w:r>
-      <w:hyperlink w:anchor="_Toc230179642" w:history="1">
+      <w:hyperlink w:anchor="_Toc230197179" w:history="1">
         <w:r>
           <w:rPr>
             <w:rStyle w:val="Hypertextovodkaz"/>
@@ -9869,7 +10304,7 @@
             <w:noProof/>
             <w:webHidden/>
           </w:rPr>
-          <w:instrText xml:space="preserve"> PAGEREF _Toc230179642 \h </w:instrText>
+          <w:instrText xml:space="preserve"> PAGEREF _Toc230197179 \h </w:instrText>
         </w:r>
         <w:r>
           <w:rPr>
@@ -9913,7 +10348,7 @@
           <w:lang w:eastAsia="cs-CZ"/>
         </w:rPr>
       </w:pPr>
-      <w:hyperlink w:anchor="_Toc230179643" w:history="1">
+      <w:hyperlink w:anchor="_Toc230197180" w:history="1">
         <w:r>
           <w:rPr>
             <w:rStyle w:val="Hypertextovodkaz"/>
@@ -9940,7 +10375,7 @@
             <w:noProof/>
             <w:webHidden/>
           </w:rPr>
-          <w:instrText xml:space="preserve"> PAGEREF _Toc230179643 \h </w:instrText>
+          <w:instrText xml:space="preserve"> PAGEREF _Toc230197180 \h </w:instrText>
         </w:r>
         <w:r>
           <w:rPr>
@@ -9984,13 +10419,13 @@
           <w:lang w:eastAsia="cs-CZ"/>
         </w:rPr>
       </w:pPr>
-      <w:hyperlink w:anchor="_Toc230179644" w:history="1">
+      <w:hyperlink w:anchor="_Toc230197181" w:history="1">
         <w:r>
           <w:rPr>
             <w:rStyle w:val="Hypertextovodkaz"/>
             <w:noProof/>
           </w:rPr>
-          <w:t>Obrázek 3: Seznam habitů</w:t>
+          <w:t>Obrázek 3: Seznam návyků</w:t>
         </w:r>
         <w:r>
           <w:rPr>
@@ -10011,7 +10446,7 @@
             <w:noProof/>
             <w:webHidden/>
           </w:rPr>
-          <w:instrText xml:space="preserve"> PAGEREF _Toc230179644 \h </w:instrText>
+          <w:instrText xml:space="preserve"> PAGEREF _Toc230197181 \h </w:instrText>
         </w:r>
         <w:r>
           <w:rPr>
@@ -10055,7 +10490,7 @@
           <w:lang w:eastAsia="cs-CZ"/>
         </w:rPr>
       </w:pPr>
-      <w:hyperlink w:anchor="_Toc230179645" w:history="1">
+      <w:hyperlink w:anchor="_Toc230197182" w:history="1">
         <w:r>
           <w:rPr>
             <w:rStyle w:val="Hypertextovodkaz"/>
@@ -10082,7 +10517,7 @@
             <w:noProof/>
             <w:webHidden/>
           </w:rPr>
-          <w:instrText xml:space="preserve"> PAGEREF _Toc230179645 \h </w:instrText>
+          <w:instrText xml:space="preserve"> PAGEREF _Toc230197182 \h </w:instrText>
         </w:r>
         <w:r>
           <w:rPr>
@@ -10126,7 +10561,7 @@
           <w:lang w:eastAsia="cs-CZ"/>
         </w:rPr>
       </w:pPr>
-      <w:hyperlink w:anchor="_Toc230179646" w:history="1">
+      <w:hyperlink w:anchor="_Toc230197183" w:history="1">
         <w:r>
           <w:rPr>
             <w:rStyle w:val="Hypertextovodkaz"/>
@@ -10153,7 +10588,7 @@
             <w:noProof/>
             <w:webHidden/>
           </w:rPr>
-          <w:instrText xml:space="preserve"> PAGEREF _Toc230179646 \h </w:instrText>
+          <w:instrText xml:space="preserve"> PAGEREF _Toc230197183 \h </w:instrText>
         </w:r>
         <w:r>
           <w:rPr>
@@ -10207,16 +10642,16 @@
         </w:numPr>
         <w:ind w:left="720"/>
       </w:pPr>
-      <w:bookmarkStart w:id="95" w:name="_Toc222315304"/>
-      <w:bookmarkStart w:id="96" w:name="_Toc223513781"/>
-      <w:bookmarkStart w:id="97" w:name="_Toc230182473"/>
+      <w:bookmarkStart w:id="105" w:name="_Toc222315304"/>
+      <w:bookmarkStart w:id="106" w:name="_Toc223513781"/>
+      <w:bookmarkStart w:id="107" w:name="_Toc230197574"/>
       <w:r>
         <w:lastRenderedPageBreak/>
         <w:t>Seznam tabulek</w:t>
       </w:r>
-      <w:bookmarkEnd w:id="95"/>
-      <w:bookmarkEnd w:id="96"/>
-      <w:bookmarkEnd w:id="97"/>
+      <w:bookmarkEnd w:id="105"/>
+      <w:bookmarkEnd w:id="106"/>
+      <w:bookmarkEnd w:id="107"/>
     </w:p>
     <w:p>
       <w:pPr>
@@ -10801,10 +11236,10 @@
       </w:r>
     </w:p>
     <w:sectPr>
-      <w:headerReference w:type="even" r:id="rId21"/>
-      <w:headerReference w:type="default" r:id="rId22"/>
-      <w:footerReference w:type="default" r:id="rId23"/>
-      <w:headerReference w:type="first" r:id="rId24"/>
+      <w:headerReference w:type="even" r:id="rId25"/>
+      <w:headerReference w:type="default" r:id="rId26"/>
+      <w:footerReference w:type="default" r:id="rId27"/>
+      <w:headerReference w:type="first" r:id="rId28"/>
       <w:pgSz w:w="11906" w:h="16838"/>
       <w:pgMar w:top="1701" w:right="1134" w:bottom="1701" w:left="1134" w:header="680" w:footer="680" w:gutter="0"/>
       <w:cols w:space="708"/>
@@ -11234,7 +11669,7 @@
           <wp:extent cx="7567200" cy="10692000"/>
           <wp:effectExtent l="0" t="0" r="0" b="0"/>
           <wp:wrapNone/>
-          <wp:docPr id="605187476" name="Obrázek 1"/>
+          <wp:docPr id="374923427" name="Obrázek 1"/>
           <wp:cNvGraphicFramePr>
             <a:graphicFrameLocks xmlns:a="http://schemas.openxmlformats.org/drawingml/2006/main" noChangeAspect="1"/>
           </wp:cNvGraphicFramePr>
@@ -11310,7 +11745,7 @@
           <wp:extent cx="893264" cy="463877"/>
           <wp:effectExtent l="0" t="0" r="2540" b="0"/>
           <wp:wrapNone/>
-          <wp:docPr id="1270952593" name="Obrázek 187" descr="Obsah obrázku text, Písmo, rukopis, typografie&#10;&#10;Obsah generovaný pomocí AI může být nesprávný."/>
+          <wp:docPr id="1018980385" name="Obrázek 187" descr="Obsah obrázku text, Písmo, rukopis, typografie&#10;&#10;Obsah generovaný pomocí AI může být nesprávný."/>
           <wp:cNvGraphicFramePr>
             <a:graphicFrameLocks xmlns:a="http://schemas.openxmlformats.org/drawingml/2006/main" noChangeAspect="1"/>
           </wp:cNvGraphicFramePr>
@@ -11370,7 +11805,7 @@
           <wp:extent cx="3675600" cy="532800"/>
           <wp:effectExtent l="0" t="0" r="1270" b="635"/>
           <wp:wrapNone/>
-          <wp:docPr id="1376352524" name="Obrázek 184"/>
+          <wp:docPr id="2119906305" name="Obrázek 184"/>
           <wp:cNvGraphicFramePr>
             <a:graphicFrameLocks xmlns:a="http://schemas.openxmlformats.org/drawingml/2006/main" noChangeAspect="1"/>
           </wp:cNvGraphicFramePr>
@@ -15259,7 +15694,6 @@
   <w:style w:type="character" w:default="1" w:styleId="Standardnpsmoodstavce">
     <w:name w:val="Default Paragraph Font"/>
     <w:uiPriority w:val="1"/>
-    <w:semiHidden/>
     <w:unhideWhenUsed/>
   </w:style>
   <w:style w:type="table" w:default="1" w:styleId="Normlntabulka">
@@ -16234,7 +16668,14 @@
 </file>
 
 <file path=customXml/item2.xml><?xml version="1.0" encoding="utf-8"?>
-<b:Sources xmlns:b="http://schemas.openxmlformats.org/officeDocument/2006/bibliography" xmlns="http://schemas.openxmlformats.org/officeDocument/2006/bibliography" SelectedStyle="\APASixthEditionOfficeOnline.xsl" StyleName="APA" Version="6"/>
+<p:properties xmlns:p="http://schemas.microsoft.com/office/2006/metadata/properties" xmlns:xsi="http://www.w3.org/2001/XMLSchema-instance" xmlns:pc="http://schemas.microsoft.com/office/infopath/2007/PartnerControls">
+  <documentManagement>
+    <TaxCatchAll xmlns="9069f8e3-06b5-4841-af59-bd496f6fbcdc" xsi:nil="true"/>
+    <lcf76f155ced4ddcb4097134ff3c332f xmlns="ac4d9f64-92e6-40df-bbe5-cbf691cfe8ae">
+      <Terms xmlns="http://schemas.microsoft.com/office/infopath/2007/PartnerControls"/>
+    </lcf76f155ced4ddcb4097134ff3c332f>
+  </documentManagement>
+</p:properties>
 </file>
 
 <file path=customXml/item3.xml><?xml version="1.0" encoding="utf-8"?>
@@ -16427,14 +16868,7 @@
 </file>
 
 <file path=customXml/item4.xml><?xml version="1.0" encoding="utf-8"?>
-<p:properties xmlns:p="http://schemas.microsoft.com/office/2006/metadata/properties" xmlns:xsi="http://www.w3.org/2001/XMLSchema-instance" xmlns:pc="http://schemas.microsoft.com/office/infopath/2007/PartnerControls">
-  <documentManagement>
-    <TaxCatchAll xmlns="9069f8e3-06b5-4841-af59-bd496f6fbcdc" xsi:nil="true"/>
-    <lcf76f155ced4ddcb4097134ff3c332f xmlns="ac4d9f64-92e6-40df-bbe5-cbf691cfe8ae">
-      <Terms xmlns="http://schemas.microsoft.com/office/infopath/2007/PartnerControls"/>
-    </lcf76f155ced4ddcb4097134ff3c332f>
-  </documentManagement>
-</p:properties>
+<b:Sources xmlns:b="http://schemas.openxmlformats.org/officeDocument/2006/bibliography" xmlns="http://schemas.openxmlformats.org/officeDocument/2006/bibliography" SelectedStyle="\APASixthEditionOfficeOnline.xsl" StyleName="APA" Version="6"/>
 </file>
 
 <file path=customXml/itemProps1.xml><?xml version="1.0" encoding="utf-8"?>
@@ -16446,9 +16880,12 @@
 </file>
 
 <file path=customXml/itemProps2.xml><?xml version="1.0" encoding="utf-8"?>
-<ds:datastoreItem xmlns:ds="http://schemas.openxmlformats.org/officeDocument/2006/customXml" ds:itemID="{E0BB6427-4419-4C21-A0DF-4471F23995B6}">
+<ds:datastoreItem xmlns:ds="http://schemas.openxmlformats.org/officeDocument/2006/customXml" ds:itemID="{FB1D83C0-C8CC-4C35-B0E6-D4B15A08C6B5}">
   <ds:schemaRefs>
-    <ds:schemaRef ds:uri="http://schemas.openxmlformats.org/officeDocument/2006/bibliography"/>
+    <ds:schemaRef ds:uri="http://schemas.microsoft.com/office/2006/metadata/properties"/>
+    <ds:schemaRef ds:uri="http://schemas.microsoft.com/office/infopath/2007/PartnerControls"/>
+    <ds:schemaRef ds:uri="9069f8e3-06b5-4841-af59-bd496f6fbcdc"/>
+    <ds:schemaRef ds:uri="ac4d9f64-92e6-40df-bbe5-cbf691cfe8ae"/>
   </ds:schemaRefs>
 </ds:datastoreItem>
 </file>
@@ -16473,12 +16910,9 @@
 </file>
 
 <file path=customXml/itemProps4.xml><?xml version="1.0" encoding="utf-8"?>
-<ds:datastoreItem xmlns:ds="http://schemas.openxmlformats.org/officeDocument/2006/customXml" ds:itemID="{FB1D83C0-C8CC-4C35-B0E6-D4B15A08C6B5}">
+<ds:datastoreItem xmlns:ds="http://schemas.openxmlformats.org/officeDocument/2006/customXml" ds:itemID="{E0BB6427-4419-4C21-A0DF-4471F23995B6}">
   <ds:schemaRefs>
-    <ds:schemaRef ds:uri="http://schemas.microsoft.com/office/2006/metadata/properties"/>
-    <ds:schemaRef ds:uri="http://schemas.microsoft.com/office/infopath/2007/PartnerControls"/>
-    <ds:schemaRef ds:uri="9069f8e3-06b5-4841-af59-bd496f6fbcdc"/>
-    <ds:schemaRef ds:uri="ac4d9f64-92e6-40df-bbe5-cbf691cfe8ae"/>
+    <ds:schemaRef ds:uri="http://schemas.openxmlformats.org/officeDocument/2006/bibliography"/>
   </ds:schemaRefs>
 </ds:datastoreItem>
 </file>
--- a/Barta_rocnikova_prace.docx
+++ b/Barta_rocnikova_prace.docx
@@ -1359,6 +1359,7 @@
       <w:bookmarkStart w:id="9" w:name="_Toc230179517"/>
       <w:bookmarkStart w:id="10" w:name="_Toc230182429"/>
       <w:bookmarkStart w:id="11" w:name="_Toc230197530"/>
+      <w:bookmarkStart w:id="12" w:name="_Toc230273303"/>
       <w:r>
         <w:lastRenderedPageBreak/>
         <w:t>Prohlášení</w:t>
@@ -1375,6 +1376,7 @@
       <w:bookmarkEnd w:id="9"/>
       <w:bookmarkEnd w:id="10"/>
       <w:bookmarkEnd w:id="11"/>
+      <w:bookmarkEnd w:id="12"/>
       <w:r>
         <w:t xml:space="preserve"> </w:t>
       </w:r>
@@ -1425,7 +1427,6 @@
       <w:r>
         <w:rPr>
           <w:rFonts w:ascii="Jokerman" w:hAnsi="Jokerman"/>
-          <w:color w:val="EE0000"/>
         </w:rPr>
         <w:t xml:space="preserve"> </w:t>
       </w:r>
@@ -1438,7 +1439,6 @@
       <w:r>
         <w:rPr>
           <w:rFonts w:ascii="Jokerman" w:hAnsi="Jokerman"/>
-          <w:color w:val="EE0000"/>
         </w:rPr>
         <w:t xml:space="preserve"> </w:t>
       </w:r>
@@ -1652,7 +1652,7 @@
         <w:rPr>
           <w:rFonts w:cs="Calibri"/>
         </w:rPr>
-        <w:t>12.11.2025</w:t>
+        <w:t>21.05.2026</w:t>
       </w:r>
       <w:r>
         <w:t>]</w:t>
@@ -1702,21 +1702,21 @@
         </w:numPr>
         <w:ind w:left="720"/>
       </w:pPr>
-      <w:bookmarkStart w:id="12" w:name="_Toc183979916"/>
-      <w:bookmarkStart w:id="13" w:name="_Toc216425626"/>
-      <w:bookmarkStart w:id="14" w:name="_Toc216425784"/>
-      <w:bookmarkStart w:id="15" w:name="_Toc222315289"/>
-      <w:bookmarkStart w:id="16" w:name="_Toc223513764"/>
-      <w:bookmarkStart w:id="17" w:name="_Toc226550176"/>
-      <w:bookmarkStart w:id="18" w:name="_Toc226556218"/>
-      <w:bookmarkStart w:id="19" w:name="_Toc230179518"/>
-      <w:bookmarkStart w:id="20" w:name="_Toc230182430"/>
-      <w:bookmarkStart w:id="21" w:name="_Toc230197531"/>
+      <w:bookmarkStart w:id="13" w:name="_Toc183979916"/>
+      <w:bookmarkStart w:id="14" w:name="_Toc216425626"/>
+      <w:bookmarkStart w:id="15" w:name="_Toc216425784"/>
+      <w:bookmarkStart w:id="16" w:name="_Toc222315289"/>
+      <w:bookmarkStart w:id="17" w:name="_Toc223513764"/>
+      <w:bookmarkStart w:id="18" w:name="_Toc226550176"/>
+      <w:bookmarkStart w:id="19" w:name="_Toc226556218"/>
+      <w:bookmarkStart w:id="20" w:name="_Toc230179518"/>
+      <w:bookmarkStart w:id="21" w:name="_Toc230182430"/>
+      <w:bookmarkStart w:id="22" w:name="_Toc230197531"/>
+      <w:bookmarkStart w:id="23" w:name="_Toc230273304"/>
       <w:r>
         <w:lastRenderedPageBreak/>
         <w:t>Anotace</w:t>
       </w:r>
-      <w:bookmarkEnd w:id="12"/>
       <w:bookmarkEnd w:id="13"/>
       <w:bookmarkEnd w:id="14"/>
       <w:bookmarkEnd w:id="15"/>
@@ -1726,6 +1726,8 @@
       <w:bookmarkEnd w:id="19"/>
       <w:bookmarkEnd w:id="20"/>
       <w:bookmarkEnd w:id="21"/>
+      <w:bookmarkEnd w:id="22"/>
+      <w:bookmarkEnd w:id="23"/>
     </w:p>
     <w:p>
       <w:r>
@@ -1805,11 +1807,9 @@
       <w:r>
         <w:t xml:space="preserve"> pro správu dat, uživatelské rozhraní s navigací přes Material </w:t>
       </w:r>
-      <w:proofErr w:type="spellStart"/>
-      <w:r>
-        <w:t>taby</w:t>
-      </w:r>
-      <w:proofErr w:type="spellEnd"/>
+      <w:r>
+        <w:t>karty</w:t>
+      </w:r>
       <w:r>
         <w:t>, formulář pro vytváření nových návyků s validací a ochranou před duplicitami, seznamy návyků a jejich vizualizace prostřednictvím grafů a kalendářů. Součástí práce jsou také poznatky o optimalizaci aplikace a reflexe získaných zkušeností.</w:t>
       </w:r>
@@ -1837,22 +1837,21 @@
         </w:numPr>
         <w:ind w:left="720"/>
       </w:pPr>
-      <w:bookmarkStart w:id="22" w:name="_Toc183979917"/>
-      <w:bookmarkStart w:id="23" w:name="_Toc216425627"/>
-      <w:bookmarkStart w:id="24" w:name="_Toc216425785"/>
-      <w:bookmarkStart w:id="25" w:name="_Toc222315290"/>
-      <w:bookmarkStart w:id="26" w:name="_Toc223513765"/>
-      <w:bookmarkStart w:id="27" w:name="_Toc226550177"/>
-      <w:bookmarkStart w:id="28" w:name="_Toc226556219"/>
-      <w:bookmarkStart w:id="29" w:name="_Toc230179519"/>
-      <w:bookmarkStart w:id="30" w:name="_Toc230182431"/>
-      <w:bookmarkStart w:id="31" w:name="_Toc230197532"/>
+      <w:bookmarkStart w:id="24" w:name="_Toc183979917"/>
+      <w:bookmarkStart w:id="25" w:name="_Toc216425627"/>
+      <w:bookmarkStart w:id="26" w:name="_Toc216425785"/>
+      <w:bookmarkStart w:id="27" w:name="_Toc222315290"/>
+      <w:bookmarkStart w:id="28" w:name="_Toc223513765"/>
+      <w:bookmarkStart w:id="29" w:name="_Toc226550177"/>
+      <w:bookmarkStart w:id="30" w:name="_Toc226556219"/>
+      <w:bookmarkStart w:id="31" w:name="_Toc230179519"/>
+      <w:bookmarkStart w:id="32" w:name="_Toc230182431"/>
+      <w:bookmarkStart w:id="33" w:name="_Toc230197532"/>
+      <w:bookmarkStart w:id="34" w:name="_Toc230273305"/>
       <w:r>
         <w:lastRenderedPageBreak/>
         <w:t>Klíčová slova</w:t>
       </w:r>
-      <w:bookmarkEnd w:id="22"/>
-      <w:bookmarkEnd w:id="23"/>
       <w:bookmarkEnd w:id="24"/>
       <w:bookmarkEnd w:id="25"/>
       <w:bookmarkEnd w:id="26"/>
@@ -1861,6 +1860,9 @@
       <w:bookmarkEnd w:id="29"/>
       <w:bookmarkEnd w:id="30"/>
       <w:bookmarkEnd w:id="31"/>
+      <w:bookmarkEnd w:id="32"/>
+      <w:bookmarkEnd w:id="33"/>
+      <w:bookmarkEnd w:id="34"/>
     </w:p>
     <w:p>
       <w:r>
@@ -1949,23 +1951,21 @@
         </w:numPr>
         <w:ind w:left="720"/>
       </w:pPr>
-      <w:bookmarkStart w:id="32" w:name="_Toc183979918"/>
-      <w:bookmarkStart w:id="33" w:name="_Toc216425628"/>
-      <w:bookmarkStart w:id="34" w:name="_Toc216425786"/>
-      <w:bookmarkStart w:id="35" w:name="_Toc222315291"/>
-      <w:bookmarkStart w:id="36" w:name="_Toc223513766"/>
-      <w:bookmarkStart w:id="37" w:name="_Toc226550178"/>
-      <w:bookmarkStart w:id="38" w:name="_Toc226556220"/>
-      <w:bookmarkStart w:id="39" w:name="_Toc230179520"/>
-      <w:bookmarkStart w:id="40" w:name="_Toc230182432"/>
-      <w:bookmarkStart w:id="41" w:name="_Toc230197533"/>
+      <w:bookmarkStart w:id="35" w:name="_Toc183979918"/>
+      <w:bookmarkStart w:id="36" w:name="_Toc216425628"/>
+      <w:bookmarkStart w:id="37" w:name="_Toc216425786"/>
+      <w:bookmarkStart w:id="38" w:name="_Toc222315291"/>
+      <w:bookmarkStart w:id="39" w:name="_Toc223513766"/>
+      <w:bookmarkStart w:id="40" w:name="_Toc226550178"/>
+      <w:bookmarkStart w:id="41" w:name="_Toc226556220"/>
+      <w:bookmarkStart w:id="42" w:name="_Toc230179520"/>
+      <w:bookmarkStart w:id="43" w:name="_Toc230182432"/>
+      <w:bookmarkStart w:id="44" w:name="_Toc230197533"/>
+      <w:bookmarkStart w:id="45" w:name="_Toc230273306"/>
       <w:r>
         <w:lastRenderedPageBreak/>
         <w:t>Obsah</w:t>
       </w:r>
-      <w:bookmarkEnd w:id="32"/>
-      <w:bookmarkEnd w:id="33"/>
-      <w:bookmarkEnd w:id="34"/>
       <w:bookmarkEnd w:id="35"/>
       <w:bookmarkEnd w:id="36"/>
       <w:bookmarkEnd w:id="37"/>
@@ -1973,6 +1973,10 @@
       <w:bookmarkEnd w:id="39"/>
       <w:bookmarkEnd w:id="40"/>
       <w:bookmarkEnd w:id="41"/>
+      <w:bookmarkEnd w:id="42"/>
+      <w:bookmarkEnd w:id="43"/>
+      <w:bookmarkEnd w:id="44"/>
+      <w:bookmarkEnd w:id="45"/>
     </w:p>
     <w:sdt>
       <w:sdtPr>
@@ -2011,7 +2015,7 @@
           <w:r>
             <w:fldChar w:fldCharType="separate"/>
           </w:r>
-          <w:hyperlink w:anchor="_Toc230197534" w:history="1">
+          <w:hyperlink w:anchor="_Toc230273307" w:history="1">
             <w:r>
               <w:rPr>
                 <w:rStyle w:val="Hypertextovodkaz"/>
@@ -2038,7 +2042,7 @@
                 <w:noProof/>
                 <w:webHidden/>
               </w:rPr>
-              <w:instrText xml:space="preserve"> PAGEREF _Toc230197534 \h </w:instrText>
+              <w:instrText xml:space="preserve"> PAGEREF _Toc230273307 \h </w:instrText>
             </w:r>
             <w:r>
               <w:rPr>
@@ -2083,7 +2087,7 @@
               <w:lang w:eastAsia="cs-CZ"/>
             </w:rPr>
           </w:pPr>
-          <w:hyperlink w:anchor="_Toc230197535" w:history="1">
+          <w:hyperlink w:anchor="_Toc230273308" w:history="1">
             <w:r>
               <w:rPr>
                 <w:rStyle w:val="Hypertextovodkaz"/>
@@ -2126,7 +2130,7 @@
                 <w:noProof/>
                 <w:webHidden/>
               </w:rPr>
-              <w:instrText xml:space="preserve"> PAGEREF _Toc230197535 \h </w:instrText>
+              <w:instrText xml:space="preserve"> PAGEREF _Toc230273308 \h </w:instrText>
             </w:r>
             <w:r>
               <w:rPr>
@@ -2171,7 +2175,7 @@
               <w:lang w:eastAsia="cs-CZ"/>
             </w:rPr>
           </w:pPr>
-          <w:hyperlink w:anchor="_Toc230197536" w:history="1">
+          <w:hyperlink w:anchor="_Toc230273309" w:history="1">
             <w:r>
               <w:rPr>
                 <w:rStyle w:val="Hypertextovodkaz"/>
@@ -2214,7 +2218,7 @@
                 <w:noProof/>
                 <w:webHidden/>
               </w:rPr>
-              <w:instrText xml:space="preserve"> PAGEREF _Toc230197536 \h </w:instrText>
+              <w:instrText xml:space="preserve"> PAGEREF _Toc230273309 \h </w:instrText>
             </w:r>
             <w:r>
               <w:rPr>
@@ -2259,7 +2263,7 @@
               <w:lang w:eastAsia="cs-CZ"/>
             </w:rPr>
           </w:pPr>
-          <w:hyperlink w:anchor="_Toc230197537" w:history="1">
+          <w:hyperlink w:anchor="_Toc230273310" w:history="1">
             <w:r>
               <w:rPr>
                 <w:rStyle w:val="Hypertextovodkaz"/>
@@ -2302,7 +2306,7 @@
                 <w:noProof/>
                 <w:webHidden/>
               </w:rPr>
-              <w:instrText xml:space="preserve"> PAGEREF _Toc230197537 \h </w:instrText>
+              <w:instrText xml:space="preserve"> PAGEREF _Toc230273310 \h </w:instrText>
             </w:r>
             <w:r>
               <w:rPr>
@@ -2347,7 +2351,7 @@
               <w:lang w:eastAsia="cs-CZ"/>
             </w:rPr>
           </w:pPr>
-          <w:hyperlink w:anchor="_Toc230197538" w:history="1">
+          <w:hyperlink w:anchor="_Toc230273311" w:history="1">
             <w:r>
               <w:rPr>
                 <w:rStyle w:val="Hypertextovodkaz"/>
@@ -2390,7 +2394,7 @@
                 <w:noProof/>
                 <w:webHidden/>
               </w:rPr>
-              <w:instrText xml:space="preserve"> PAGEREF _Toc230197538 \h </w:instrText>
+              <w:instrText xml:space="preserve"> PAGEREF _Toc230273311 \h </w:instrText>
             </w:r>
             <w:r>
               <w:rPr>
@@ -2435,7 +2439,7 @@
               <w:lang w:eastAsia="cs-CZ"/>
             </w:rPr>
           </w:pPr>
-          <w:hyperlink w:anchor="_Toc230197539" w:history="1">
+          <w:hyperlink w:anchor="_Toc230273312" w:history="1">
             <w:r>
               <w:rPr>
                 <w:rStyle w:val="Hypertextovodkaz"/>
@@ -2478,7 +2482,7 @@
                 <w:noProof/>
                 <w:webHidden/>
               </w:rPr>
-              <w:instrText xml:space="preserve"> PAGEREF _Toc230197539 \h </w:instrText>
+              <w:instrText xml:space="preserve"> PAGEREF _Toc230273312 \h </w:instrText>
             </w:r>
             <w:r>
               <w:rPr>
@@ -2523,7 +2527,7 @@
               <w:lang w:eastAsia="cs-CZ"/>
             </w:rPr>
           </w:pPr>
-          <w:hyperlink w:anchor="_Toc230197540" w:history="1">
+          <w:hyperlink w:anchor="_Toc230273313" w:history="1">
             <w:r>
               <w:rPr>
                 <w:rStyle w:val="Hypertextovodkaz"/>
@@ -2566,7 +2570,7 @@
                 <w:noProof/>
                 <w:webHidden/>
               </w:rPr>
-              <w:instrText xml:space="preserve"> PAGEREF _Toc230197540 \h </w:instrText>
+              <w:instrText xml:space="preserve"> PAGEREF _Toc230273313 \h </w:instrText>
             </w:r>
             <w:r>
               <w:rPr>
@@ -2611,7 +2615,7 @@
               <w:lang w:eastAsia="cs-CZ"/>
             </w:rPr>
           </w:pPr>
-          <w:hyperlink w:anchor="_Toc230197541" w:history="1">
+          <w:hyperlink w:anchor="_Toc230273314" w:history="1">
             <w:r>
               <w:rPr>
                 <w:rStyle w:val="Hypertextovodkaz"/>
@@ -2654,7 +2658,7 @@
                 <w:noProof/>
                 <w:webHidden/>
               </w:rPr>
-              <w:instrText xml:space="preserve"> PAGEREF _Toc230197541 \h </w:instrText>
+              <w:instrText xml:space="preserve"> PAGEREF _Toc230273314 \h </w:instrText>
             </w:r>
             <w:r>
               <w:rPr>
@@ -2699,7 +2703,7 @@
               <w:lang w:eastAsia="cs-CZ"/>
             </w:rPr>
           </w:pPr>
-          <w:hyperlink w:anchor="_Toc230197542" w:history="1">
+          <w:hyperlink w:anchor="_Toc230273315" w:history="1">
             <w:r>
               <w:rPr>
                 <w:rStyle w:val="Hypertextovodkaz"/>
@@ -2742,7 +2746,7 @@
                 <w:noProof/>
                 <w:webHidden/>
               </w:rPr>
-              <w:instrText xml:space="preserve"> PAGEREF _Toc230197542 \h </w:instrText>
+              <w:instrText xml:space="preserve"> PAGEREF _Toc230273315 \h </w:instrText>
             </w:r>
             <w:r>
               <w:rPr>
@@ -2787,7 +2791,7 @@
               <w:lang w:eastAsia="cs-CZ"/>
             </w:rPr>
           </w:pPr>
-          <w:hyperlink w:anchor="_Toc230197543" w:history="1">
+          <w:hyperlink w:anchor="_Toc230273316" w:history="1">
             <w:r>
               <w:rPr>
                 <w:rStyle w:val="Hypertextovodkaz"/>
@@ -2830,7 +2834,7 @@
                 <w:noProof/>
                 <w:webHidden/>
               </w:rPr>
-              <w:instrText xml:space="preserve"> PAGEREF _Toc230197543 \h </w:instrText>
+              <w:instrText xml:space="preserve"> PAGEREF _Toc230273316 \h </w:instrText>
             </w:r>
             <w:r>
               <w:rPr>
@@ -2875,7 +2879,7 @@
               <w:lang w:eastAsia="cs-CZ"/>
             </w:rPr>
           </w:pPr>
-          <w:hyperlink w:anchor="_Toc230197544" w:history="1">
+          <w:hyperlink w:anchor="_Toc230273317" w:history="1">
             <w:r>
               <w:rPr>
                 <w:rStyle w:val="Hypertextovodkaz"/>
@@ -2918,7 +2922,7 @@
                 <w:noProof/>
                 <w:webHidden/>
               </w:rPr>
-              <w:instrText xml:space="preserve"> PAGEREF _Toc230197544 \h </w:instrText>
+              <w:instrText xml:space="preserve"> PAGEREF _Toc230273317 \h </w:instrText>
             </w:r>
             <w:r>
               <w:rPr>
@@ -2963,7 +2967,7 @@
               <w:lang w:eastAsia="cs-CZ"/>
             </w:rPr>
           </w:pPr>
-          <w:hyperlink w:anchor="_Toc230197545" w:history="1">
+          <w:hyperlink w:anchor="_Toc230273318" w:history="1">
             <w:r>
               <w:rPr>
                 <w:rStyle w:val="Hypertextovodkaz"/>
@@ -3006,7 +3010,7 @@
                 <w:noProof/>
                 <w:webHidden/>
               </w:rPr>
-              <w:instrText xml:space="preserve"> PAGEREF _Toc230197545 \h </w:instrText>
+              <w:instrText xml:space="preserve"> PAGEREF _Toc230273318 \h </w:instrText>
             </w:r>
             <w:r>
               <w:rPr>
@@ -3051,7 +3055,7 @@
               <w:lang w:eastAsia="cs-CZ"/>
             </w:rPr>
           </w:pPr>
-          <w:hyperlink w:anchor="_Toc230197546" w:history="1">
+          <w:hyperlink w:anchor="_Toc230273319" w:history="1">
             <w:r>
               <w:rPr>
                 <w:rStyle w:val="Hypertextovodkaz"/>
@@ -3094,7 +3098,7 @@
                 <w:noProof/>
                 <w:webHidden/>
               </w:rPr>
-              <w:instrText xml:space="preserve"> PAGEREF _Toc230197546 \h </w:instrText>
+              <w:instrText xml:space="preserve"> PAGEREF _Toc230273319 \h </w:instrText>
             </w:r>
             <w:r>
               <w:rPr>
@@ -3139,7 +3143,7 @@
               <w:lang w:eastAsia="cs-CZ"/>
             </w:rPr>
           </w:pPr>
-          <w:hyperlink w:anchor="_Toc230197547" w:history="1">
+          <w:hyperlink w:anchor="_Toc230273320" w:history="1">
             <w:r>
               <w:rPr>
                 <w:rStyle w:val="Hypertextovodkaz"/>
@@ -3182,7 +3186,7 @@
                 <w:noProof/>
                 <w:webHidden/>
               </w:rPr>
-              <w:instrText xml:space="preserve"> PAGEREF _Toc230197547 \h </w:instrText>
+              <w:instrText xml:space="preserve"> PAGEREF _Toc230273320 \h </w:instrText>
             </w:r>
             <w:r>
               <w:rPr>
@@ -3227,7 +3231,7 @@
               <w:lang w:eastAsia="cs-CZ"/>
             </w:rPr>
           </w:pPr>
-          <w:hyperlink w:anchor="_Toc230197548" w:history="1">
+          <w:hyperlink w:anchor="_Toc230273321" w:history="1">
             <w:r>
               <w:rPr>
                 <w:rStyle w:val="Hypertextovodkaz"/>
@@ -3270,7 +3274,7 @@
                 <w:noProof/>
                 <w:webHidden/>
               </w:rPr>
-              <w:instrText xml:space="preserve"> PAGEREF _Toc230197548 \h </w:instrText>
+              <w:instrText xml:space="preserve"> PAGEREF _Toc230273321 \h </w:instrText>
             </w:r>
             <w:r>
               <w:rPr>
@@ -3315,7 +3319,7 @@
               <w:lang w:eastAsia="cs-CZ"/>
             </w:rPr>
           </w:pPr>
-          <w:hyperlink w:anchor="_Toc230197549" w:history="1">
+          <w:hyperlink w:anchor="_Toc230273322" w:history="1">
             <w:r>
               <w:rPr>
                 <w:rStyle w:val="Hypertextovodkaz"/>
@@ -3358,7 +3362,7 @@
                 <w:noProof/>
                 <w:webHidden/>
               </w:rPr>
-              <w:instrText xml:space="preserve"> PAGEREF _Toc230197549 \h </w:instrText>
+              <w:instrText xml:space="preserve"> PAGEREF _Toc230273322 \h </w:instrText>
             </w:r>
             <w:r>
               <w:rPr>
@@ -3403,7 +3407,7 @@
               <w:lang w:eastAsia="cs-CZ"/>
             </w:rPr>
           </w:pPr>
-          <w:hyperlink w:anchor="_Toc230197550" w:history="1">
+          <w:hyperlink w:anchor="_Toc230273323" w:history="1">
             <w:r>
               <w:rPr>
                 <w:rStyle w:val="Hypertextovodkaz"/>
@@ -3446,7 +3450,7 @@
                 <w:noProof/>
                 <w:webHidden/>
               </w:rPr>
-              <w:instrText xml:space="preserve"> PAGEREF _Toc230197550 \h </w:instrText>
+              <w:instrText xml:space="preserve"> PAGEREF _Toc230273323 \h </w:instrText>
             </w:r>
             <w:r>
               <w:rPr>
@@ -3466,7 +3470,7 @@
                 <w:noProof/>
                 <w:webHidden/>
               </w:rPr>
-              <w:t>12</w:t>
+              <w:t>13</w:t>
             </w:r>
             <w:r>
               <w:rPr>
@@ -3491,7 +3495,7 @@
               <w:lang w:eastAsia="cs-CZ"/>
             </w:rPr>
           </w:pPr>
-          <w:hyperlink w:anchor="_Toc230197551" w:history="1">
+          <w:hyperlink w:anchor="_Toc230273324" w:history="1">
             <w:r>
               <w:rPr>
                 <w:rStyle w:val="Hypertextovodkaz"/>
@@ -3534,7 +3538,7 @@
                 <w:noProof/>
                 <w:webHidden/>
               </w:rPr>
-              <w:instrText xml:space="preserve"> PAGEREF _Toc230197551 \h </w:instrText>
+              <w:instrText xml:space="preserve"> PAGEREF _Toc230273324 \h </w:instrText>
             </w:r>
             <w:r>
               <w:rPr>
@@ -3579,7 +3583,7 @@
               <w:lang w:eastAsia="cs-CZ"/>
             </w:rPr>
           </w:pPr>
-          <w:hyperlink w:anchor="_Toc230197552" w:history="1">
+          <w:hyperlink w:anchor="_Toc230273325" w:history="1">
             <w:r>
               <w:rPr>
                 <w:rStyle w:val="Hypertextovodkaz"/>
@@ -3622,7 +3626,7 @@
                 <w:noProof/>
                 <w:webHidden/>
               </w:rPr>
-              <w:instrText xml:space="preserve"> PAGEREF _Toc230197552 \h </w:instrText>
+              <w:instrText xml:space="preserve"> PAGEREF _Toc230273325 \h </w:instrText>
             </w:r>
             <w:r>
               <w:rPr>
@@ -3667,7 +3671,7 @@
               <w:lang w:eastAsia="cs-CZ"/>
             </w:rPr>
           </w:pPr>
-          <w:hyperlink w:anchor="_Toc230197553" w:history="1">
+          <w:hyperlink w:anchor="_Toc230273326" w:history="1">
             <w:r>
               <w:rPr>
                 <w:rStyle w:val="Hypertextovodkaz"/>
@@ -3710,7 +3714,7 @@
                 <w:noProof/>
                 <w:webHidden/>
               </w:rPr>
-              <w:instrText xml:space="preserve"> PAGEREF _Toc230197553 \h </w:instrText>
+              <w:instrText xml:space="preserve"> PAGEREF _Toc230273326 \h </w:instrText>
             </w:r>
             <w:r>
               <w:rPr>
@@ -3755,7 +3759,7 @@
               <w:lang w:eastAsia="cs-CZ"/>
             </w:rPr>
           </w:pPr>
-          <w:hyperlink w:anchor="_Toc230197554" w:history="1">
+          <w:hyperlink w:anchor="_Toc230273327" w:history="1">
             <w:r>
               <w:rPr>
                 <w:rStyle w:val="Hypertextovodkaz"/>
@@ -3798,7 +3802,7 @@
                 <w:noProof/>
                 <w:webHidden/>
               </w:rPr>
-              <w:instrText xml:space="preserve"> PAGEREF _Toc230197554 \h </w:instrText>
+              <w:instrText xml:space="preserve"> PAGEREF _Toc230273327 \h </w:instrText>
             </w:r>
             <w:r>
               <w:rPr>
@@ -3843,7 +3847,7 @@
               <w:lang w:eastAsia="cs-CZ"/>
             </w:rPr>
           </w:pPr>
-          <w:hyperlink w:anchor="_Toc230197555" w:history="1">
+          <w:hyperlink w:anchor="_Toc230273328" w:history="1">
             <w:r>
               <w:rPr>
                 <w:rStyle w:val="Hypertextovodkaz"/>
@@ -3886,7 +3890,7 @@
                 <w:noProof/>
                 <w:webHidden/>
               </w:rPr>
-              <w:instrText xml:space="preserve"> PAGEREF _Toc230197555 \h </w:instrText>
+              <w:instrText xml:space="preserve"> PAGEREF _Toc230273328 \h </w:instrText>
             </w:r>
             <w:r>
               <w:rPr>
@@ -3906,7 +3910,7 @@
                 <w:noProof/>
                 <w:webHidden/>
               </w:rPr>
-              <w:t>14</w:t>
+              <w:t>15</w:t>
             </w:r>
             <w:r>
               <w:rPr>
@@ -3931,7 +3935,7 @@
               <w:lang w:eastAsia="cs-CZ"/>
             </w:rPr>
           </w:pPr>
-          <w:hyperlink w:anchor="_Toc230197556" w:history="1">
+          <w:hyperlink w:anchor="_Toc230273329" w:history="1">
             <w:r>
               <w:rPr>
                 <w:rStyle w:val="Hypertextovodkaz"/>
@@ -3974,7 +3978,7 @@
                 <w:noProof/>
                 <w:webHidden/>
               </w:rPr>
-              <w:instrText xml:space="preserve"> PAGEREF _Toc230197556 \h </w:instrText>
+              <w:instrText xml:space="preserve"> PAGEREF _Toc230273329 \h </w:instrText>
             </w:r>
             <w:r>
               <w:rPr>
@@ -3994,7 +3998,7 @@
                 <w:noProof/>
                 <w:webHidden/>
               </w:rPr>
-              <w:t>14</w:t>
+              <w:t>15</w:t>
             </w:r>
             <w:r>
               <w:rPr>
@@ -4019,7 +4023,7 @@
               <w:lang w:eastAsia="cs-CZ"/>
             </w:rPr>
           </w:pPr>
-          <w:hyperlink w:anchor="_Toc230197557" w:history="1">
+          <w:hyperlink w:anchor="_Toc230273330" w:history="1">
             <w:r>
               <w:rPr>
                 <w:rStyle w:val="Hypertextovodkaz"/>
@@ -4062,7 +4066,7 @@
                 <w:noProof/>
                 <w:webHidden/>
               </w:rPr>
-              <w:instrText xml:space="preserve"> PAGEREF _Toc230197557 \h </w:instrText>
+              <w:instrText xml:space="preserve"> PAGEREF _Toc230273330 \h </w:instrText>
             </w:r>
             <w:r>
               <w:rPr>
@@ -4082,7 +4086,7 @@
                 <w:noProof/>
                 <w:webHidden/>
               </w:rPr>
-              <w:t>15</w:t>
+              <w:t>16</w:t>
             </w:r>
             <w:r>
               <w:rPr>
@@ -4107,7 +4111,7 @@
               <w:lang w:eastAsia="cs-CZ"/>
             </w:rPr>
           </w:pPr>
-          <w:hyperlink w:anchor="_Toc230197558" w:history="1">
+          <w:hyperlink w:anchor="_Toc230273331" w:history="1">
             <w:r>
               <w:rPr>
                 <w:rStyle w:val="Hypertextovodkaz"/>
@@ -4150,7 +4154,7 @@
                 <w:noProof/>
                 <w:webHidden/>
               </w:rPr>
-              <w:instrText xml:space="preserve"> PAGEREF _Toc230197558 \h </w:instrText>
+              <w:instrText xml:space="preserve"> PAGEREF _Toc230273331 \h </w:instrText>
             </w:r>
             <w:r>
               <w:rPr>
@@ -4170,7 +4174,7 @@
                 <w:noProof/>
                 <w:webHidden/>
               </w:rPr>
-              <w:t>16</w:t>
+              <w:t>17</w:t>
             </w:r>
             <w:r>
               <w:rPr>
@@ -4195,7 +4199,7 @@
               <w:lang w:eastAsia="cs-CZ"/>
             </w:rPr>
           </w:pPr>
-          <w:hyperlink w:anchor="_Toc230197559" w:history="1">
+          <w:hyperlink w:anchor="_Toc230273332" w:history="1">
             <w:r>
               <w:rPr>
                 <w:rStyle w:val="Hypertextovodkaz"/>
@@ -4238,7 +4242,7 @@
                 <w:noProof/>
                 <w:webHidden/>
               </w:rPr>
-              <w:instrText xml:space="preserve"> PAGEREF _Toc230197559 \h </w:instrText>
+              <w:instrText xml:space="preserve"> PAGEREF _Toc230273332 \h </w:instrText>
             </w:r>
             <w:r>
               <w:rPr>
@@ -4258,7 +4262,7 @@
                 <w:noProof/>
                 <w:webHidden/>
               </w:rPr>
-              <w:t>17</w:t>
+              <w:t>18</w:t>
             </w:r>
             <w:r>
               <w:rPr>
@@ -4283,7 +4287,7 @@
               <w:lang w:eastAsia="cs-CZ"/>
             </w:rPr>
           </w:pPr>
-          <w:hyperlink w:anchor="_Toc230197560" w:history="1">
+          <w:hyperlink w:anchor="_Toc230273333" w:history="1">
             <w:r>
               <w:rPr>
                 <w:rStyle w:val="Hypertextovodkaz"/>
@@ -4326,7 +4330,7 @@
                 <w:noProof/>
                 <w:webHidden/>
               </w:rPr>
-              <w:instrText xml:space="preserve"> PAGEREF _Toc230197560 \h </w:instrText>
+              <w:instrText xml:space="preserve"> PAGEREF _Toc230273333 \h </w:instrText>
             </w:r>
             <w:r>
               <w:rPr>
@@ -4346,7 +4350,7 @@
                 <w:noProof/>
                 <w:webHidden/>
               </w:rPr>
-              <w:t>18</w:t>
+              <w:t>19</w:t>
             </w:r>
             <w:r>
               <w:rPr>
@@ -4371,7 +4375,7 @@
               <w:lang w:eastAsia="cs-CZ"/>
             </w:rPr>
           </w:pPr>
-          <w:hyperlink w:anchor="_Toc230197561" w:history="1">
+          <w:hyperlink w:anchor="_Toc230273334" w:history="1">
             <w:r>
               <w:rPr>
                 <w:rStyle w:val="Hypertextovodkaz"/>
@@ -4414,7 +4418,7 @@
                 <w:noProof/>
                 <w:webHidden/>
               </w:rPr>
-              <w:instrText xml:space="preserve"> PAGEREF _Toc230197561 \h </w:instrText>
+              <w:instrText xml:space="preserve"> PAGEREF _Toc230273334 \h </w:instrText>
             </w:r>
             <w:r>
               <w:rPr>
@@ -4434,7 +4438,7 @@
                 <w:noProof/>
                 <w:webHidden/>
               </w:rPr>
-              <w:t>19</w:t>
+              <w:t>20</w:t>
             </w:r>
             <w:r>
               <w:rPr>
@@ -4459,7 +4463,7 @@
               <w:lang w:eastAsia="cs-CZ"/>
             </w:rPr>
           </w:pPr>
-          <w:hyperlink w:anchor="_Toc230197562" w:history="1">
+          <w:hyperlink w:anchor="_Toc230273335" w:history="1">
             <w:r>
               <w:rPr>
                 <w:rStyle w:val="Hypertextovodkaz"/>
@@ -4502,7 +4506,7 @@
                 <w:noProof/>
                 <w:webHidden/>
               </w:rPr>
-              <w:instrText xml:space="preserve"> PAGEREF _Toc230197562 \h </w:instrText>
+              <w:instrText xml:space="preserve"> PAGEREF _Toc230273335 \h </w:instrText>
             </w:r>
             <w:r>
               <w:rPr>
@@ -4522,7 +4526,7 @@
                 <w:noProof/>
                 <w:webHidden/>
               </w:rPr>
-              <w:t>21</w:t>
+              <w:t>22</w:t>
             </w:r>
             <w:r>
               <w:rPr>
@@ -4547,7 +4551,7 @@
               <w:lang w:eastAsia="cs-CZ"/>
             </w:rPr>
           </w:pPr>
-          <w:hyperlink w:anchor="_Toc230197563" w:history="1">
+          <w:hyperlink w:anchor="_Toc230273336" w:history="1">
             <w:r>
               <w:rPr>
                 <w:rStyle w:val="Hypertextovodkaz"/>
@@ -4590,7 +4594,7 @@
                 <w:noProof/>
                 <w:webHidden/>
               </w:rPr>
-              <w:instrText xml:space="preserve"> PAGEREF _Toc230197563 \h </w:instrText>
+              <w:instrText xml:space="preserve"> PAGEREF _Toc230273336 \h </w:instrText>
             </w:r>
             <w:r>
               <w:rPr>
@@ -4610,7 +4614,7 @@
                 <w:noProof/>
                 <w:webHidden/>
               </w:rPr>
-              <w:t>21</w:t>
+              <w:t>22</w:t>
             </w:r>
             <w:r>
               <w:rPr>
@@ -4635,7 +4639,7 @@
               <w:lang w:eastAsia="cs-CZ"/>
             </w:rPr>
           </w:pPr>
-          <w:hyperlink w:anchor="_Toc230197564" w:history="1">
+          <w:hyperlink w:anchor="_Toc230273337" w:history="1">
             <w:r>
               <w:rPr>
                 <w:rStyle w:val="Hypertextovodkaz"/>
@@ -4678,535 +4682,7 @@
                 <w:noProof/>
                 <w:webHidden/>
               </w:rPr>
-              <w:instrText xml:space="preserve"> PAGEREF _Toc230197564 \h </w:instrText>
-            </w:r>
-            <w:r>
-              <w:rPr>
-                <w:noProof/>
-                <w:webHidden/>
-              </w:rPr>
-            </w:r>
-            <w:r>
-              <w:rPr>
-                <w:noProof/>
-                <w:webHidden/>
-              </w:rPr>
-              <w:fldChar w:fldCharType="separate"/>
-            </w:r>
-            <w:r>
-              <w:rPr>
-                <w:noProof/>
-                <w:webHidden/>
-              </w:rPr>
-              <w:t>21</w:t>
-            </w:r>
-            <w:r>
-              <w:rPr>
-                <w:noProof/>
-                <w:webHidden/>
-              </w:rPr>
-              <w:fldChar w:fldCharType="end"/>
-            </w:r>
-          </w:hyperlink>
-        </w:p>
-        <w:p>
-          <w:pPr>
-            <w:pStyle w:val="Obsah2"/>
-            <w:tabs>
-              <w:tab w:val="left" w:pos="960"/>
-              <w:tab w:val="right" w:leader="dot" w:pos="9628"/>
-            </w:tabs>
-            <w:rPr>
-              <w:rFonts w:asciiTheme="minorHAnsi" w:eastAsiaTheme="minorEastAsia" w:hAnsiTheme="minorHAnsi"/>
-              <w:noProof/>
-              <w:sz w:val="24"/>
-              <w:lang w:eastAsia="cs-CZ"/>
-            </w:rPr>
-          </w:pPr>
-          <w:hyperlink w:anchor="_Toc230197565" w:history="1">
-            <w:r>
-              <w:rPr>
-                <w:rStyle w:val="Hypertextovodkaz"/>
-                <w:noProof/>
-              </w:rPr>
-              <w:t>2.8.</w:t>
-            </w:r>
-            <w:r>
-              <w:rPr>
-                <w:rFonts w:asciiTheme="minorHAnsi" w:eastAsiaTheme="minorEastAsia" w:hAnsiTheme="minorHAnsi"/>
-                <w:noProof/>
-                <w:sz w:val="24"/>
-                <w:lang w:eastAsia="cs-CZ"/>
-              </w:rPr>
-              <w:tab/>
-            </w:r>
-            <w:r>
-              <w:rPr>
-                <w:rStyle w:val="Hypertextovodkaz"/>
-                <w:noProof/>
-              </w:rPr>
-              <w:t>Zkušenosti nabrané z této práce</w:t>
-            </w:r>
-            <w:r>
-              <w:rPr>
-                <w:noProof/>
-                <w:webHidden/>
-              </w:rPr>
-              <w:tab/>
-            </w:r>
-            <w:r>
-              <w:rPr>
-                <w:noProof/>
-                <w:webHidden/>
-              </w:rPr>
-              <w:fldChar w:fldCharType="begin"/>
-            </w:r>
-            <w:r>
-              <w:rPr>
-                <w:noProof/>
-                <w:webHidden/>
-              </w:rPr>
-              <w:instrText xml:space="preserve"> PAGEREF _Toc230197565 \h </w:instrText>
-            </w:r>
-            <w:r>
-              <w:rPr>
-                <w:noProof/>
-                <w:webHidden/>
-              </w:rPr>
-            </w:r>
-            <w:r>
-              <w:rPr>
-                <w:noProof/>
-                <w:webHidden/>
-              </w:rPr>
-              <w:fldChar w:fldCharType="separate"/>
-            </w:r>
-            <w:r>
-              <w:rPr>
-                <w:noProof/>
-                <w:webHidden/>
-              </w:rPr>
-              <w:t>21</w:t>
-            </w:r>
-            <w:r>
-              <w:rPr>
-                <w:noProof/>
-                <w:webHidden/>
-              </w:rPr>
-              <w:fldChar w:fldCharType="end"/>
-            </w:r>
-          </w:hyperlink>
-        </w:p>
-        <w:p>
-          <w:pPr>
-            <w:pStyle w:val="Obsah3"/>
-            <w:tabs>
-              <w:tab w:val="left" w:pos="1200"/>
-              <w:tab w:val="right" w:leader="dot" w:pos="9628"/>
-            </w:tabs>
-            <w:rPr>
-              <w:rFonts w:asciiTheme="minorHAnsi" w:eastAsiaTheme="minorEastAsia" w:hAnsiTheme="minorHAnsi"/>
-              <w:noProof/>
-              <w:sz w:val="24"/>
-              <w:lang w:eastAsia="cs-CZ"/>
-            </w:rPr>
-          </w:pPr>
-          <w:hyperlink w:anchor="_Toc230197566" w:history="1">
-            <w:r>
-              <w:rPr>
-                <w:rStyle w:val="Hypertextovodkaz"/>
-                <w:noProof/>
-              </w:rPr>
-              <w:t>2.8.1.</w:t>
-            </w:r>
-            <w:r>
-              <w:rPr>
-                <w:rFonts w:asciiTheme="minorHAnsi" w:eastAsiaTheme="minorEastAsia" w:hAnsiTheme="minorHAnsi"/>
-                <w:noProof/>
-                <w:sz w:val="24"/>
-                <w:lang w:eastAsia="cs-CZ"/>
-              </w:rPr>
-              <w:tab/>
-            </w:r>
-            <w:r>
-              <w:rPr>
-                <w:rStyle w:val="Hypertextovodkaz"/>
-                <w:noProof/>
-              </w:rPr>
-              <w:t>Angular komponentový přístup</w:t>
-            </w:r>
-            <w:r>
-              <w:rPr>
-                <w:noProof/>
-                <w:webHidden/>
-              </w:rPr>
-              <w:tab/>
-            </w:r>
-            <w:r>
-              <w:rPr>
-                <w:noProof/>
-                <w:webHidden/>
-              </w:rPr>
-              <w:fldChar w:fldCharType="begin"/>
-            </w:r>
-            <w:r>
-              <w:rPr>
-                <w:noProof/>
-                <w:webHidden/>
-              </w:rPr>
-              <w:instrText xml:space="preserve"> PAGEREF _Toc230197566 \h </w:instrText>
-            </w:r>
-            <w:r>
-              <w:rPr>
-                <w:noProof/>
-                <w:webHidden/>
-              </w:rPr>
-            </w:r>
-            <w:r>
-              <w:rPr>
-                <w:noProof/>
-                <w:webHidden/>
-              </w:rPr>
-              <w:fldChar w:fldCharType="separate"/>
-            </w:r>
-            <w:r>
-              <w:rPr>
-                <w:noProof/>
-                <w:webHidden/>
-              </w:rPr>
-              <w:t>21</w:t>
-            </w:r>
-            <w:r>
-              <w:rPr>
-                <w:noProof/>
-                <w:webHidden/>
-              </w:rPr>
-              <w:fldChar w:fldCharType="end"/>
-            </w:r>
-          </w:hyperlink>
-        </w:p>
-        <w:p>
-          <w:pPr>
-            <w:pStyle w:val="Obsah3"/>
-            <w:tabs>
-              <w:tab w:val="left" w:pos="1200"/>
-              <w:tab w:val="right" w:leader="dot" w:pos="9628"/>
-            </w:tabs>
-            <w:rPr>
-              <w:rFonts w:asciiTheme="minorHAnsi" w:eastAsiaTheme="minorEastAsia" w:hAnsiTheme="minorHAnsi"/>
-              <w:noProof/>
-              <w:sz w:val="24"/>
-              <w:lang w:eastAsia="cs-CZ"/>
-            </w:rPr>
-          </w:pPr>
-          <w:hyperlink w:anchor="_Toc230197567" w:history="1">
-            <w:r>
-              <w:rPr>
-                <w:rStyle w:val="Hypertextovodkaz"/>
-                <w:noProof/>
-              </w:rPr>
-              <w:t>2.8.2.</w:t>
-            </w:r>
-            <w:r>
-              <w:rPr>
-                <w:rFonts w:asciiTheme="minorHAnsi" w:eastAsiaTheme="minorEastAsia" w:hAnsiTheme="minorHAnsi"/>
-                <w:noProof/>
-                <w:sz w:val="24"/>
-                <w:lang w:eastAsia="cs-CZ"/>
-              </w:rPr>
-              <w:tab/>
-            </w:r>
-            <w:r>
-              <w:rPr>
-                <w:rStyle w:val="Hypertextovodkaz"/>
-                <w:noProof/>
-              </w:rPr>
-              <w:t>Práce se stavem a službami</w:t>
-            </w:r>
-            <w:r>
-              <w:rPr>
-                <w:noProof/>
-                <w:webHidden/>
-              </w:rPr>
-              <w:tab/>
-            </w:r>
-            <w:r>
-              <w:rPr>
-                <w:noProof/>
-                <w:webHidden/>
-              </w:rPr>
-              <w:fldChar w:fldCharType="begin"/>
-            </w:r>
-            <w:r>
-              <w:rPr>
-                <w:noProof/>
-                <w:webHidden/>
-              </w:rPr>
-              <w:instrText xml:space="preserve"> PAGEREF _Toc230197567 \h </w:instrText>
-            </w:r>
-            <w:r>
-              <w:rPr>
-                <w:noProof/>
-                <w:webHidden/>
-              </w:rPr>
-            </w:r>
-            <w:r>
-              <w:rPr>
-                <w:noProof/>
-                <w:webHidden/>
-              </w:rPr>
-              <w:fldChar w:fldCharType="separate"/>
-            </w:r>
-            <w:r>
-              <w:rPr>
-                <w:noProof/>
-                <w:webHidden/>
-              </w:rPr>
-              <w:t>21</w:t>
-            </w:r>
-            <w:r>
-              <w:rPr>
-                <w:noProof/>
-                <w:webHidden/>
-              </w:rPr>
-              <w:fldChar w:fldCharType="end"/>
-            </w:r>
-          </w:hyperlink>
-        </w:p>
-        <w:p>
-          <w:pPr>
-            <w:pStyle w:val="Obsah3"/>
-            <w:tabs>
-              <w:tab w:val="left" w:pos="1200"/>
-              <w:tab w:val="right" w:leader="dot" w:pos="9628"/>
-            </w:tabs>
-            <w:rPr>
-              <w:rFonts w:asciiTheme="minorHAnsi" w:eastAsiaTheme="minorEastAsia" w:hAnsiTheme="minorHAnsi"/>
-              <w:noProof/>
-              <w:sz w:val="24"/>
-              <w:lang w:eastAsia="cs-CZ"/>
-            </w:rPr>
-          </w:pPr>
-          <w:hyperlink w:anchor="_Toc230197568" w:history="1">
-            <w:r>
-              <w:rPr>
-                <w:rStyle w:val="Hypertextovodkaz"/>
-                <w:noProof/>
-              </w:rPr>
-              <w:t>2.8.3.</w:t>
-            </w:r>
-            <w:r>
-              <w:rPr>
-                <w:rFonts w:asciiTheme="minorHAnsi" w:eastAsiaTheme="minorEastAsia" w:hAnsiTheme="minorHAnsi"/>
-                <w:noProof/>
-                <w:sz w:val="24"/>
-                <w:lang w:eastAsia="cs-CZ"/>
-              </w:rPr>
-              <w:tab/>
-            </w:r>
-            <w:r>
-              <w:rPr>
-                <w:rStyle w:val="Hypertextovodkaz"/>
-                <w:noProof/>
-              </w:rPr>
-              <w:t>Validace a ošetření uživatelských vstupů</w:t>
-            </w:r>
-            <w:r>
-              <w:rPr>
-                <w:noProof/>
-                <w:webHidden/>
-              </w:rPr>
-              <w:tab/>
-            </w:r>
-            <w:r>
-              <w:rPr>
-                <w:noProof/>
-                <w:webHidden/>
-              </w:rPr>
-              <w:fldChar w:fldCharType="begin"/>
-            </w:r>
-            <w:r>
-              <w:rPr>
-                <w:noProof/>
-                <w:webHidden/>
-              </w:rPr>
-              <w:instrText xml:space="preserve"> PAGEREF _Toc230197568 \h </w:instrText>
-            </w:r>
-            <w:r>
-              <w:rPr>
-                <w:noProof/>
-                <w:webHidden/>
-              </w:rPr>
-            </w:r>
-            <w:r>
-              <w:rPr>
-                <w:noProof/>
-                <w:webHidden/>
-              </w:rPr>
-              <w:fldChar w:fldCharType="separate"/>
-            </w:r>
-            <w:r>
-              <w:rPr>
-                <w:noProof/>
-                <w:webHidden/>
-              </w:rPr>
-              <w:t>21</w:t>
-            </w:r>
-            <w:r>
-              <w:rPr>
-                <w:noProof/>
-                <w:webHidden/>
-              </w:rPr>
-              <w:fldChar w:fldCharType="end"/>
-            </w:r>
-          </w:hyperlink>
-        </w:p>
-        <w:p>
-          <w:pPr>
-            <w:pStyle w:val="Obsah3"/>
-            <w:tabs>
-              <w:tab w:val="left" w:pos="1200"/>
-              <w:tab w:val="right" w:leader="dot" w:pos="9628"/>
-            </w:tabs>
-            <w:rPr>
-              <w:rFonts w:asciiTheme="minorHAnsi" w:eastAsiaTheme="minorEastAsia" w:hAnsiTheme="minorHAnsi"/>
-              <w:noProof/>
-              <w:sz w:val="24"/>
-              <w:lang w:eastAsia="cs-CZ"/>
-            </w:rPr>
-          </w:pPr>
-          <w:hyperlink w:anchor="_Toc230197569" w:history="1">
-            <w:r>
-              <w:rPr>
-                <w:rStyle w:val="Hypertextovodkaz"/>
-                <w:noProof/>
-              </w:rPr>
-              <w:t>2.8.4.</w:t>
-            </w:r>
-            <w:r>
-              <w:rPr>
-                <w:rFonts w:asciiTheme="minorHAnsi" w:eastAsiaTheme="minorEastAsia" w:hAnsiTheme="minorHAnsi"/>
-                <w:noProof/>
-                <w:sz w:val="24"/>
-                <w:lang w:eastAsia="cs-CZ"/>
-              </w:rPr>
-              <w:tab/>
-            </w:r>
-            <w:r>
-              <w:rPr>
-                <w:rStyle w:val="Hypertextovodkaz"/>
-                <w:noProof/>
-              </w:rPr>
-              <w:t>Transformace dat pro graf</w:t>
-            </w:r>
-            <w:r>
-              <w:rPr>
-                <w:noProof/>
-                <w:webHidden/>
-              </w:rPr>
-              <w:tab/>
-            </w:r>
-            <w:r>
-              <w:rPr>
-                <w:noProof/>
-                <w:webHidden/>
-              </w:rPr>
-              <w:fldChar w:fldCharType="begin"/>
-            </w:r>
-            <w:r>
-              <w:rPr>
-                <w:noProof/>
-                <w:webHidden/>
-              </w:rPr>
-              <w:instrText xml:space="preserve"> PAGEREF _Toc230197569 \h </w:instrText>
-            </w:r>
-            <w:r>
-              <w:rPr>
-                <w:noProof/>
-                <w:webHidden/>
-              </w:rPr>
-            </w:r>
-            <w:r>
-              <w:rPr>
-                <w:noProof/>
-                <w:webHidden/>
-              </w:rPr>
-              <w:fldChar w:fldCharType="separate"/>
-            </w:r>
-            <w:r>
-              <w:rPr>
-                <w:noProof/>
-                <w:webHidden/>
-              </w:rPr>
-              <w:t>22</w:t>
-            </w:r>
-            <w:r>
-              <w:rPr>
-                <w:noProof/>
-                <w:webHidden/>
-              </w:rPr>
-              <w:fldChar w:fldCharType="end"/>
-            </w:r>
-          </w:hyperlink>
-        </w:p>
-        <w:p>
-          <w:pPr>
-            <w:pStyle w:val="Obsah3"/>
-            <w:tabs>
-              <w:tab w:val="left" w:pos="1200"/>
-              <w:tab w:val="right" w:leader="dot" w:pos="9628"/>
-            </w:tabs>
-            <w:rPr>
-              <w:rFonts w:asciiTheme="minorHAnsi" w:eastAsiaTheme="minorEastAsia" w:hAnsiTheme="minorHAnsi"/>
-              <w:noProof/>
-              <w:sz w:val="24"/>
-              <w:lang w:eastAsia="cs-CZ"/>
-            </w:rPr>
-          </w:pPr>
-          <w:hyperlink w:anchor="_Toc230197570" w:history="1">
-            <w:r>
-              <w:rPr>
-                <w:rStyle w:val="Hypertextovodkaz"/>
-                <w:noProof/>
-              </w:rPr>
-              <w:t>2.8.5.</w:t>
-            </w:r>
-            <w:r>
-              <w:rPr>
-                <w:rFonts w:asciiTheme="minorHAnsi" w:eastAsiaTheme="minorEastAsia" w:hAnsiTheme="minorHAnsi"/>
-                <w:noProof/>
-                <w:sz w:val="24"/>
-                <w:lang w:eastAsia="cs-CZ"/>
-              </w:rPr>
-              <w:tab/>
-            </w:r>
-            <w:r>
-              <w:rPr>
-                <w:rStyle w:val="Hypertextovodkaz"/>
-                <w:noProof/>
-              </w:rPr>
-              <w:t>Uživatelská použitelnost</w:t>
-            </w:r>
-            <w:r>
-              <w:rPr>
-                <w:noProof/>
-                <w:webHidden/>
-              </w:rPr>
-              <w:tab/>
-            </w:r>
-            <w:r>
-              <w:rPr>
-                <w:noProof/>
-                <w:webHidden/>
-              </w:rPr>
-              <w:fldChar w:fldCharType="begin"/>
-            </w:r>
-            <w:r>
-              <w:rPr>
-                <w:noProof/>
-                <w:webHidden/>
-              </w:rPr>
-              <w:instrText xml:space="preserve"> PAGEREF _Toc230197570 \h </w:instrText>
+              <w:instrText xml:space="preserve"> PAGEREF _Toc230273337 \h </w:instrText>
             </w:r>
             <w:r>
               <w:rPr>
@@ -5250,7 +4726,7 @@
               <w:lang w:eastAsia="cs-CZ"/>
             </w:rPr>
           </w:pPr>
-          <w:hyperlink w:anchor="_Toc230197571" w:history="1">
+          <w:hyperlink w:anchor="_Toc230273338" w:history="1">
             <w:r>
               <w:rPr>
                 <w:rStyle w:val="Hypertextovodkaz"/>
@@ -5277,7 +4753,7 @@
                 <w:noProof/>
                 <w:webHidden/>
               </w:rPr>
-              <w:instrText xml:space="preserve"> PAGEREF _Toc230197571 \h </w:instrText>
+              <w:instrText xml:space="preserve"> PAGEREF _Toc230273338 \h </w:instrText>
             </w:r>
             <w:r>
               <w:rPr>
@@ -5321,7 +4797,7 @@
               <w:lang w:eastAsia="cs-CZ"/>
             </w:rPr>
           </w:pPr>
-          <w:hyperlink w:anchor="_Toc230197572" w:history="1">
+          <w:hyperlink w:anchor="_Toc230273339" w:history="1">
             <w:r>
               <w:rPr>
                 <w:rStyle w:val="Hypertextovodkaz"/>
@@ -5348,7 +4824,7 @@
                 <w:noProof/>
                 <w:webHidden/>
               </w:rPr>
-              <w:instrText xml:space="preserve"> PAGEREF _Toc230197572 \h </w:instrText>
+              <w:instrText xml:space="preserve"> PAGEREF _Toc230273339 \h </w:instrText>
             </w:r>
             <w:r>
               <w:rPr>
@@ -5392,7 +4868,7 @@
               <w:lang w:eastAsia="cs-CZ"/>
             </w:rPr>
           </w:pPr>
-          <w:hyperlink w:anchor="_Toc230197573" w:history="1">
+          <w:hyperlink w:anchor="_Toc230273340" w:history="1">
             <w:r>
               <w:rPr>
                 <w:rStyle w:val="Hypertextovodkaz"/>
@@ -5419,7 +4895,7 @@
                 <w:noProof/>
                 <w:webHidden/>
               </w:rPr>
-              <w:instrText xml:space="preserve"> PAGEREF _Toc230197573 \h </w:instrText>
+              <w:instrText xml:space="preserve"> PAGEREF _Toc230273340 \h </w:instrText>
             </w:r>
             <w:r>
               <w:rPr>
@@ -5463,7 +4939,7 @@
               <w:lang w:eastAsia="cs-CZ"/>
             </w:rPr>
           </w:pPr>
-          <w:hyperlink w:anchor="_Toc230197574" w:history="1">
+          <w:hyperlink w:anchor="_Toc230273341" w:history="1">
             <w:r>
               <w:rPr>
                 <w:rStyle w:val="Hypertextovodkaz"/>
@@ -5490,7 +4966,7 @@
                 <w:noProof/>
                 <w:webHidden/>
               </w:rPr>
-              <w:instrText xml:space="preserve"> PAGEREF _Toc230197574 \h </w:instrText>
+              <w:instrText xml:space="preserve"> PAGEREF _Toc230273341 \h </w:instrText>
             </w:r>
             <w:r>
               <w:rPr>
@@ -5562,12 +5038,12 @@
         </w:numPr>
         <w:ind w:left="720"/>
       </w:pPr>
-      <w:bookmarkStart w:id="42" w:name="_Toc230197534"/>
+      <w:bookmarkStart w:id="46" w:name="_Toc230273307"/>
       <w:r>
         <w:lastRenderedPageBreak/>
         <w:t>Úvod</w:t>
       </w:r>
-      <w:bookmarkEnd w:id="42"/>
+      <w:bookmarkEnd w:id="46"/>
     </w:p>
     <w:p>
       <w:r>
@@ -5653,18 +5129,18 @@
       <w:pPr>
         <w:pStyle w:val="Nadpis1"/>
       </w:pPr>
-      <w:bookmarkStart w:id="43" w:name="_Toc230197535"/>
+      <w:bookmarkStart w:id="47" w:name="_Toc230273308"/>
       <w:r>
         <w:lastRenderedPageBreak/>
         <w:t>Použité nástroje</w:t>
       </w:r>
-      <w:bookmarkEnd w:id="43"/>
+      <w:bookmarkEnd w:id="47"/>
     </w:p>
     <w:p>
       <w:pPr>
         <w:pStyle w:val="Nadpis2"/>
       </w:pPr>
-      <w:bookmarkStart w:id="44" w:name="_Toc230197536"/>
+      <w:bookmarkStart w:id="48" w:name="_Toc230273309"/>
       <w:proofErr w:type="spellStart"/>
       <w:r>
         <w:t>Visual</w:t>
@@ -5677,7 +5153,7 @@
       <w:r>
         <w:t>Code</w:t>
       </w:r>
-      <w:bookmarkEnd w:id="44"/>
+      <w:bookmarkEnd w:id="48"/>
       <w:proofErr w:type="spellEnd"/>
     </w:p>
     <w:p>
@@ -5687,7 +5163,6 @@
           <w:sz w:val="24"/>
         </w:rPr>
       </w:pPr>
-      <w:bookmarkStart w:id="45" w:name="_Toc230197537"/>
       <w:r>
         <w:t xml:space="preserve">Pro vývoj této webové aplikace jsem zvolil </w:t>
       </w:r>
@@ -5712,10 +5187,11 @@
       <w:pPr>
         <w:pStyle w:val="Nadpis3"/>
       </w:pPr>
+      <w:bookmarkStart w:id="49" w:name="_Toc230273310"/>
       <w:r>
         <w:t>Školní zkušenost</w:t>
       </w:r>
-      <w:bookmarkEnd w:id="45"/>
+      <w:bookmarkEnd w:id="49"/>
     </w:p>
     <w:p>
       <w:pPr>
@@ -5724,7 +5200,6 @@
           <w:sz w:val="24"/>
         </w:rPr>
       </w:pPr>
-      <w:bookmarkStart w:id="46" w:name="_Toc230197538"/>
       <w:r>
         <w:t xml:space="preserve">Prvním z důvodů pro vybrání </w:t>
       </w:r>
@@ -5741,10 +5216,11 @@
       <w:pPr>
         <w:pStyle w:val="Nadpis3"/>
       </w:pPr>
+      <w:bookmarkStart w:id="50" w:name="_Toc230273311"/>
       <w:r>
         <w:t>Integrovaný terminál</w:t>
       </w:r>
-      <w:bookmarkEnd w:id="46"/>
+      <w:bookmarkEnd w:id="50"/>
     </w:p>
     <w:p>
       <w:pPr>
@@ -5753,7 +5229,6 @@
           <w:sz w:val="24"/>
         </w:rPr>
       </w:pPr>
-      <w:bookmarkStart w:id="47" w:name="_Toc230197539"/>
       <w:r>
         <w:t xml:space="preserve">Dalším důvodem pro využívání </w:t>
       </w:r>
@@ -5778,6 +5253,7 @@
       <w:pPr>
         <w:pStyle w:val="Nadpis3"/>
       </w:pPr>
+      <w:bookmarkStart w:id="51" w:name="_Toc230273312"/>
       <w:r>
         <w:t>Rozšíření prostředí (</w:t>
       </w:r>
@@ -5789,7 +5265,7 @@
       <w:r>
         <w:t>)</w:t>
       </w:r>
-      <w:bookmarkEnd w:id="47"/>
+      <w:bookmarkEnd w:id="51"/>
     </w:p>
     <w:p>
       <w:pPr>
@@ -5798,7 +5274,6 @@
           <w:sz w:val="24"/>
         </w:rPr>
       </w:pPr>
-      <w:bookmarkStart w:id="48" w:name="_Toc230197540"/>
       <w:r>
         <w:t xml:space="preserve">Teoreticky by šlo vytvořit aplikaci i bez nich, ale práce jako taková by byla zbytečně těžší a mnohem pomalejší. </w:t>
       </w:r>
@@ -5847,10 +5322,11 @@
       <w:pPr>
         <w:pStyle w:val="Nadpis3"/>
       </w:pPr>
+      <w:bookmarkStart w:id="52" w:name="_Toc230273313"/>
       <w:r>
         <w:t>Git podpora</w:t>
       </w:r>
-      <w:bookmarkEnd w:id="48"/>
+      <w:bookmarkEnd w:id="52"/>
     </w:p>
     <w:p>
       <w:pPr>
@@ -5891,11 +5367,11 @@
       <w:pPr>
         <w:pStyle w:val="Nadpis2"/>
       </w:pPr>
-      <w:bookmarkStart w:id="49" w:name="_Toc230197541"/>
+      <w:bookmarkStart w:id="53" w:name="_Toc230273314"/>
       <w:r>
         <w:t>Angular</w:t>
       </w:r>
-      <w:bookmarkEnd w:id="49"/>
+      <w:bookmarkEnd w:id="53"/>
     </w:p>
     <w:p>
       <w:pPr>
@@ -5904,7 +5380,6 @@
           <w:sz w:val="24"/>
         </w:rPr>
       </w:pPr>
-      <w:bookmarkStart w:id="50" w:name="_Toc230197542"/>
       <w:r>
         <w:t xml:space="preserve">Každá aplikace potřebuje své „jádro", tedy framework, který určuje strukturu celé práce. Jelikož je Habit-Tracker navržen jako Single Page </w:t>
       </w:r>
@@ -5946,6 +5421,7 @@
       <w:pPr>
         <w:pStyle w:val="Nadpis3"/>
       </w:pPr>
+      <w:bookmarkStart w:id="54" w:name="_Toc230273315"/>
       <w:r>
         <w:t>SCSS (</w:t>
       </w:r>
@@ -5957,7 +5433,7 @@
       <w:r>
         <w:t xml:space="preserve"> CSS)</w:t>
       </w:r>
-      <w:bookmarkEnd w:id="50"/>
+      <w:bookmarkEnd w:id="54"/>
     </w:p>
     <w:p>
       <w:pPr>
@@ -5966,7 +5442,6 @@
           <w:sz w:val="24"/>
         </w:rPr>
       </w:pPr>
-      <w:bookmarkStart w:id="51" w:name="_Toc230197543"/>
       <w:r>
         <w:t xml:space="preserve">Habit-Tracker používá SCSS pro stylování. SCSS je rozšíření CSS, které přidává funkce jako proměnné, vnořování a </w:t>
       </w:r>
@@ -5996,13 +5471,7 @@
         <w:fldChar w:fldCharType="separate"/>
       </w:r>
       <w:r>
-        <w:t>[</w:t>
-      </w:r>
-      <w:r>
-        <w:t>5</w:t>
-      </w:r>
-      <w:r>
-        <w:t>]</w:t>
+        <w:t>[5]</w:t>
       </w:r>
       <w:r>
         <w:fldChar w:fldCharType="end"/>
@@ -6012,10 +5481,11 @@
       <w:pPr>
         <w:pStyle w:val="Nadpis3"/>
       </w:pPr>
+      <w:bookmarkStart w:id="55" w:name="_Toc230273316"/>
       <w:r>
         <w:t>Komponentová architektura</w:t>
       </w:r>
-      <w:bookmarkEnd w:id="51"/>
+      <w:bookmarkEnd w:id="55"/>
     </w:p>
     <w:p>
       <w:pPr>
@@ -6024,7 +5494,6 @@
           <w:sz w:val="24"/>
         </w:rPr>
       </w:pPr>
-      <w:bookmarkStart w:id="52" w:name="_Toc230197544"/>
       <w:r>
         <w:t>Celý Habit-Tracker jsem rozdělil na nezávislé a znovupoužitelné komponenty. Tento přístup považuji za jeden z největších důvodů, proč je Angular pro podobné projekty tak vhodný. Místo toho, aby byl celý kód „na jednom místě", má každá část aplikace svůj vlastní komponentní soubor a vlastní logiku i šablonu.</w:t>
       </w:r>
@@ -6038,6 +5507,7 @@
       <w:pPr>
         <w:pStyle w:val="Nadpis3"/>
       </w:pPr>
+      <w:bookmarkStart w:id="56" w:name="_Toc230273317"/>
       <w:proofErr w:type="spellStart"/>
       <w:r>
         <w:t>Services</w:t>
@@ -6058,7 +5528,7 @@
       <w:r>
         <w:t>Injection</w:t>
       </w:r>
-      <w:bookmarkEnd w:id="52"/>
+      <w:bookmarkEnd w:id="56"/>
       <w:proofErr w:type="spellEnd"/>
     </w:p>
     <w:p>
@@ -6071,13 +5541,7 @@
       </w:r>
       <w:proofErr w:type="spellEnd"/>
       <w:r>
-        <w:t>. Tato služba je v projektu zodpovědná za to, aby aplikace měla odkud brát data a kam je ukládat. V mém případě se data ukládají lokálně v prohlížeči (pomocí lokálního uložiště). Komponenty tak nemusejí řešit samotnou logiku ukládání – jen si řeknou, jaké data potřebují, a služba</w:t>
-      </w:r>
-      <w:r>
-        <w:t xml:space="preserve"> je </w:t>
-      </w:r>
-      <w:r>
-        <w:t>poskytne.</w:t>
+        <w:t>. Tato služba je v projektu zodpovědná za to, aby aplikace měla odkud brát data a kam je ukládat. V mém případě se data ukládají lokálně v prohlížeči (pomocí lokálního uložiště). Komponenty tak nemusejí řešit samotnou logiku ukládání – jen si řeknou, jaké data potřebují, a služba je poskytne.</w:t>
       </w:r>
     </w:p>
     <w:p>
@@ -6087,8 +5551,7 @@
           <w:sz w:val="24"/>
         </w:rPr>
       </w:pPr>
-      <w:bookmarkStart w:id="53" w:name="_Toc230197545"/>
-      <w:bookmarkStart w:id="54" w:name="_Ref230199175"/>
+      <w:bookmarkStart w:id="57" w:name="_Ref230199175"/>
       <w:r>
         <w:t xml:space="preserve">Angular k tomu přidává ještě systém </w:t>
       </w:r>
@@ -6121,11 +5584,12 @@
       <w:pPr>
         <w:pStyle w:val="Nadpis3"/>
       </w:pPr>
+      <w:bookmarkStart w:id="58" w:name="_Toc230273318"/>
       <w:r>
         <w:t>Angular CLI</w:t>
       </w:r>
-      <w:bookmarkEnd w:id="53"/>
-      <w:bookmarkEnd w:id="54"/>
+      <w:bookmarkEnd w:id="57"/>
+      <w:bookmarkEnd w:id="58"/>
     </w:p>
     <w:p>
       <w:pPr>
@@ -6153,10 +5617,7 @@
         <w:fldChar w:fldCharType="end"/>
       </w:r>
       <w:r>
-        <w:t xml:space="preserve"> </w:t>
-      </w:r>
-      <w:r>
-        <w:t>Pomocí něj se dají generovat nové komponenty, služby nebo další části projektu prostřednictvím schémat (</w:t>
+        <w:t xml:space="preserve"> Pomocí něj se dají generovat nové komponenty, služby nebo další části projektu prostřednictvím schémat (</w:t>
       </w:r>
       <w:proofErr w:type="spellStart"/>
       <w:r>
@@ -6180,11 +5641,11 @@
       <w:pPr>
         <w:pStyle w:val="Nadpis2"/>
       </w:pPr>
-      <w:bookmarkStart w:id="55" w:name="_Toc230197546"/>
+      <w:bookmarkStart w:id="59" w:name="_Toc230273319"/>
       <w:r>
         <w:t>Angular Material</w:t>
       </w:r>
-      <w:bookmarkEnd w:id="55"/>
+      <w:bookmarkEnd w:id="59"/>
     </w:p>
     <w:p>
       <w:pPr>
@@ -6193,7 +5654,6 @@
           <w:sz w:val="24"/>
         </w:rPr>
       </w:pPr>
-      <w:bookmarkStart w:id="56" w:name="_Toc230197547"/>
       <w:r>
         <w:t xml:space="preserve">Pro hlavní stránku jsou klíčové komponenty </w:t>
       </w:r>
@@ -6234,10 +5694,11 @@
       <w:pPr>
         <w:pStyle w:val="Nadpis3"/>
       </w:pPr>
+      <w:bookmarkStart w:id="60" w:name="_Toc230273320"/>
       <w:r>
         <w:t>Karty a panely</w:t>
       </w:r>
-      <w:bookmarkEnd w:id="56"/>
+      <w:bookmarkEnd w:id="60"/>
     </w:p>
     <w:p>
       <w:pPr>
@@ -6246,7 +5707,6 @@
           <w:sz w:val="24"/>
         </w:rPr>
       </w:pPr>
-      <w:bookmarkStart w:id="57" w:name="_Toc230197548"/>
       <w:r>
         <w:t xml:space="preserve">Pro hlavní stránku jsou klíčové komponenty </w:t>
       </w:r>
@@ -6318,10 +5778,11 @@
       <w:pPr>
         <w:pStyle w:val="Nadpis3"/>
       </w:pPr>
+      <w:bookmarkStart w:id="61" w:name="_Toc230273321"/>
       <w:r>
         <w:t>Formulářové prvky a ikony</w:t>
       </w:r>
-      <w:bookmarkEnd w:id="57"/>
+      <w:bookmarkEnd w:id="61"/>
     </w:p>
     <w:p>
       <w:pPr>
@@ -6330,7 +5791,6 @@
           <w:sz w:val="24"/>
         </w:rPr>
       </w:pPr>
-      <w:bookmarkStart w:id="58" w:name="_Toc230197549"/>
       <w:r>
         <w:t xml:space="preserve">Pro zadávání názvu nového návyku a výběr barvy používám ovládací prvky </w:t>
       </w:r>
@@ -6355,11 +5815,12 @@
       <w:pPr>
         <w:pStyle w:val="Nadpis2"/>
       </w:pPr>
+      <w:bookmarkStart w:id="62" w:name="_Toc230273322"/>
       <w:proofErr w:type="spellStart"/>
       <w:r>
         <w:t>TypeScript</w:t>
       </w:r>
-      <w:bookmarkEnd w:id="58"/>
+      <w:bookmarkEnd w:id="62"/>
       <w:proofErr w:type="spellEnd"/>
     </w:p>
     <w:p>
@@ -6369,7 +5830,6 @@
           <w:sz w:val="24"/>
         </w:rPr>
       </w:pPr>
-      <w:bookmarkStart w:id="59" w:name="_Toc230197550"/>
       <w:proofErr w:type="spellStart"/>
       <w:r>
         <w:t>TypeScript</w:t>
@@ -6483,11 +5943,12 @@
       <w:pPr>
         <w:pStyle w:val="Nadpis3"/>
       </w:pPr>
+      <w:bookmarkStart w:id="63" w:name="_Toc230273323"/>
       <w:r>
         <w:lastRenderedPageBreak/>
         <w:t>Statické typování</w:t>
       </w:r>
-      <w:bookmarkEnd w:id="59"/>
+      <w:bookmarkEnd w:id="63"/>
     </w:p>
     <w:p>
       <w:pPr>
@@ -6496,7 +5957,6 @@
           <w:sz w:val="24"/>
         </w:rPr>
       </w:pPr>
-      <w:bookmarkStart w:id="60" w:name="_Toc230197551"/>
       <w:r>
         <w:t xml:space="preserve">Jednou z hlavních výhod </w:t>
       </w:r>
@@ -6555,6 +6015,7 @@
       <w:pPr>
         <w:pStyle w:val="Nadpis3"/>
       </w:pPr>
+      <w:bookmarkStart w:id="64" w:name="_Toc230273324"/>
       <w:proofErr w:type="spellStart"/>
       <w:r>
         <w:t>Interfaces</w:t>
@@ -6563,7 +6024,7 @@
       <w:r>
         <w:t xml:space="preserve"> a typy</w:t>
       </w:r>
-      <w:bookmarkEnd w:id="60"/>
+      <w:bookmarkEnd w:id="64"/>
     </w:p>
     <w:p>
       <w:pPr>
@@ -6572,7 +6033,6 @@
           <w:sz w:val="24"/>
         </w:rPr>
       </w:pPr>
-      <w:bookmarkStart w:id="61" w:name="_Toc230197552"/>
       <w:proofErr w:type="spellStart"/>
       <w:r>
         <w:t>Interfaces</w:t>
@@ -6607,6 +6067,7 @@
       <w:pPr>
         <w:pStyle w:val="Nadpis3"/>
       </w:pPr>
+      <w:bookmarkStart w:id="65" w:name="_Toc230273325"/>
       <w:proofErr w:type="spellStart"/>
       <w:r>
         <w:t>Dekorátory</w:t>
@@ -6615,7 +6076,7 @@
       <w:r>
         <w:t xml:space="preserve"> a metadata</w:t>
       </w:r>
-      <w:bookmarkEnd w:id="61"/>
+      <w:bookmarkEnd w:id="65"/>
     </w:p>
     <w:p>
       <w:pPr>
@@ -6624,7 +6085,6 @@
           <w:sz w:val="24"/>
         </w:rPr>
       </w:pPr>
-      <w:bookmarkStart w:id="62" w:name="_Toc230197553"/>
       <w:proofErr w:type="spellStart"/>
       <w:r>
         <w:t>TypeScript</w:t>
@@ -6715,10 +6175,11 @@
       <w:pPr>
         <w:pStyle w:val="Nadpis3"/>
       </w:pPr>
+      <w:bookmarkStart w:id="66" w:name="_Toc230273326"/>
       <w:r>
         <w:t>Generické typy</w:t>
       </w:r>
-      <w:bookmarkEnd w:id="62"/>
+      <w:bookmarkEnd w:id="66"/>
     </w:p>
     <w:p>
       <w:pPr>
@@ -6727,7 +6188,6 @@
           <w:sz w:val="24"/>
         </w:rPr>
       </w:pPr>
-      <w:bookmarkStart w:id="63" w:name="_Toc230197554"/>
       <w:proofErr w:type="spellStart"/>
       <w:r>
         <w:t>TypeScript</w:t>
@@ -6812,10 +6272,11 @@
       <w:pPr>
         <w:pStyle w:val="Nadpis2"/>
       </w:pPr>
+      <w:bookmarkStart w:id="67" w:name="_Toc230273327"/>
       <w:r>
         <w:t>Netlify</w:t>
       </w:r>
-      <w:bookmarkEnd w:id="63"/>
+      <w:bookmarkEnd w:id="67"/>
     </w:p>
     <w:p>
       <w:pPr>
@@ -6877,25 +6338,25 @@
       <w:pPr>
         <w:pStyle w:val="Nadpis1"/>
       </w:pPr>
-      <w:bookmarkStart w:id="64" w:name="_Toc230197555"/>
+      <w:bookmarkStart w:id="68" w:name="_Toc230273328"/>
       <w:r>
         <w:lastRenderedPageBreak/>
         <w:t>Tvorba Aplikace</w:t>
       </w:r>
-      <w:bookmarkEnd w:id="64"/>
+      <w:bookmarkEnd w:id="68"/>
     </w:p>
     <w:p>
       <w:pPr>
         <w:pStyle w:val="Nadpis2"/>
       </w:pPr>
-      <w:bookmarkStart w:id="65" w:name="_Toc230197556"/>
+      <w:bookmarkStart w:id="69" w:name="_Toc230273329"/>
       <w:r>
         <w:t>Modelovaní</w:t>
       </w:r>
       <w:r>
         <w:t xml:space="preserve"> dat a služby</w:t>
       </w:r>
-      <w:bookmarkEnd w:id="65"/>
+      <w:bookmarkEnd w:id="69"/>
     </w:p>
     <w:p>
       <w:r>
@@ -6909,6 +6370,7 @@
       <w:tblPr>
         <w:tblStyle w:val="Mkatabulky"/>
         <w:tblW w:w="0" w:type="auto"/>
+        <w:jc w:val="center"/>
         <w:tblLook w:val="04A0" w:firstRow="1" w:lastRow="0" w:firstColumn="1" w:lastColumn="0" w:noHBand="0" w:noVBand="1"/>
       </w:tblPr>
       <w:tblGrid>
@@ -6917,6 +6379,9 @@
         <w:gridCol w:w="3210"/>
       </w:tblGrid>
       <w:tr>
+        <w:trPr>
+          <w:jc w:val="center"/>
+        </w:trPr>
         <w:tc>
           <w:tcPr>
             <w:tcW w:w="3209" w:type="dxa"/>
@@ -6949,6 +6414,9 @@
         </w:tc>
       </w:tr>
       <w:tr>
+        <w:trPr>
+          <w:jc w:val="center"/>
+        </w:trPr>
         <w:tc>
           <w:tcPr>
             <w:tcW w:w="3209" w:type="dxa"/>
@@ -6995,6 +6463,9 @@
         </w:tc>
       </w:tr>
       <w:tr>
+        <w:trPr>
+          <w:jc w:val="center"/>
+        </w:trPr>
         <w:tc>
           <w:tcPr>
             <w:tcW w:w="3209" w:type="dxa"/>
@@ -7035,6 +6506,9 @@
         </w:tc>
       </w:tr>
       <w:tr>
+        <w:trPr>
+          <w:jc w:val="center"/>
+        </w:trPr>
         <w:tc>
           <w:tcPr>
             <w:tcW w:w="3209" w:type="dxa"/>
@@ -7075,6 +6549,9 @@
         </w:tc>
       </w:tr>
       <w:tr>
+        <w:trPr>
+          <w:jc w:val="center"/>
+        </w:trPr>
         <w:tc>
           <w:tcPr>
             <w:tcW w:w="3209" w:type="dxa"/>
@@ -7121,6 +6598,9 @@
         </w:tc>
       </w:tr>
       <w:tr>
+        <w:trPr>
+          <w:jc w:val="center"/>
+        </w:trPr>
         <w:tc>
           <w:tcPr>
             <w:tcW w:w="3209" w:type="dxa"/>
@@ -7174,6 +6654,9 @@
         </w:tc>
       </w:tr>
       <w:tr>
+        <w:trPr>
+          <w:jc w:val="center"/>
+        </w:trPr>
         <w:tc>
           <w:tcPr>
             <w:tcW w:w="3209" w:type="dxa"/>
@@ -7225,35 +6708,22 @@
         <w:pStyle w:val="Titulek"/>
         <w:jc w:val="center"/>
       </w:pPr>
-      <w:bookmarkStart w:id="66" w:name="_Toc230179648"/>
+      <w:bookmarkStart w:id="70" w:name="_Toc230179648"/>
       <w:r>
         <w:t xml:space="preserve">Tabulka </w:t>
       </w:r>
-      <w:r>
-        <w:fldChar w:fldCharType="begin"/>
-      </w:r>
-      <w:r>
-        <w:instrText xml:space="preserve"> SEQ Tabulka \* ARABIC </w:instrText>
-      </w:r>
-      <w:r>
-        <w:fldChar w:fldCharType="separate"/>
-      </w:r>
-      <w:r>
-        <w:rPr>
-          <w:noProof/>
-        </w:rPr>
-        <w:t>1</w:t>
-      </w:r>
-      <w:r>
-        <w:rPr>
-          <w:noProof/>
-        </w:rPr>
-        <w:fldChar w:fldCharType="end"/>
-      </w:r>
+      <w:fldSimple w:instr=" SEQ Tabulka \* ARABIC ">
+        <w:r>
+          <w:rPr>
+            <w:noProof/>
+          </w:rPr>
+          <w:t>1</w:t>
+        </w:r>
+      </w:fldSimple>
       <w:r>
         <w:t>: Vlastnosti rozhraní Habit</w:t>
       </w:r>
-      <w:bookmarkEnd w:id="66"/>
+      <w:bookmarkEnd w:id="70"/>
     </w:p>
     <w:p>
       <w:r>
@@ -7355,12 +6825,12 @@
       <w:pPr>
         <w:pStyle w:val="Nadpis2"/>
       </w:pPr>
-      <w:bookmarkStart w:id="67" w:name="_Toc230197557"/>
+      <w:bookmarkStart w:id="71" w:name="_Toc230273330"/>
       <w:r>
         <w:lastRenderedPageBreak/>
         <w:t>Hlavní UI a navigace</w:t>
       </w:r>
-      <w:bookmarkEnd w:id="67"/>
+      <w:bookmarkEnd w:id="71"/>
     </w:p>
     <w:p>
       <w:r>
@@ -7420,6 +6890,9 @@
             <w:tcW w:w="4814" w:type="dxa"/>
           </w:tcPr>
           <w:p>
+            <w:pPr>
+              <w:jc w:val="left"/>
+            </w:pPr>
             <w:r>
               <w:t>Název Karty</w:t>
             </w:r>
@@ -7430,6 +6903,9 @@
             <w:tcW w:w="4814" w:type="dxa"/>
           </w:tcPr>
           <w:p>
+            <w:pPr>
+              <w:jc w:val="left"/>
+            </w:pPr>
             <w:r>
               <w:t>Zobrazení</w:t>
             </w:r>
@@ -7442,6 +6918,9 @@
             <w:tcW w:w="4814" w:type="dxa"/>
           </w:tcPr>
           <w:p>
+            <w:pPr>
+              <w:jc w:val="left"/>
+            </w:pPr>
             <w:r>
               <w:t>"</w:t>
             </w:r>
@@ -7468,6 +6947,9 @@
             <w:tcW w:w="4814" w:type="dxa"/>
           </w:tcPr>
           <w:p>
+            <w:pPr>
+              <w:jc w:val="left"/>
+            </w:pPr>
             <w:r>
               <w:t xml:space="preserve">kladné návyky, které uživatel chce každý den dodržovat. Tato podmnožina je </w:t>
             </w:r>
@@ -7486,6 +6968,9 @@
             <w:tcW w:w="4814" w:type="dxa"/>
           </w:tcPr>
           <w:p>
+            <w:pPr>
+              <w:jc w:val="left"/>
+            </w:pPr>
             <w:r>
               <w:t>"</w:t>
             </w:r>
@@ -7512,6 +6997,10 @@
             <w:tcW w:w="4814" w:type="dxa"/>
           </w:tcPr>
           <w:p>
+            <w:pPr>
+              <w:keepNext/>
+              <w:jc w:val="left"/>
+            </w:pPr>
             <w:r>
               <w:t xml:space="preserve">zlozvyky, které by si uživatel chtěl každý den držet co nejdál od svého denního života. Tato podmnožina je </w:t>
             </w:r>
@@ -7525,7 +7014,26 @@
         </w:tc>
       </w:tr>
     </w:tbl>
-    <w:p/>
+    <w:p>
+      <w:pPr>
+        <w:pStyle w:val="Titulek"/>
+        <w:jc w:val="center"/>
+      </w:pPr>
+      <w:r>
+        <w:t xml:space="preserve">Tabulka </w:t>
+      </w:r>
+      <w:fldSimple w:instr=" SEQ Tabulka \* ARABIC ">
+        <w:r>
+          <w:rPr>
+            <w:noProof/>
+          </w:rPr>
+          <w:t>2</w:t>
+        </w:r>
+      </w:fldSimple>
+      <w:r>
+        <w:t>: rozložení karet</w:t>
+      </w:r>
+    </w:p>
     <w:p>
       <w:r>
         <w:t xml:space="preserve">Každá karta v této komponentě </w:t>
@@ -7679,31 +7187,18 @@
         <w:pStyle w:val="Titulek"/>
         <w:jc w:val="center"/>
       </w:pPr>
-      <w:bookmarkStart w:id="68" w:name="_Toc230179649"/>
+      <w:bookmarkStart w:id="72" w:name="_Toc230179649"/>
       <w:r>
         <w:t xml:space="preserve">Tabulka </w:t>
       </w:r>
-      <w:r>
-        <w:fldChar w:fldCharType="begin"/>
-      </w:r>
-      <w:r>
-        <w:instrText xml:space="preserve"> SEQ Tabulka \* ARABIC </w:instrText>
-      </w:r>
-      <w:r>
-        <w:fldChar w:fldCharType="separate"/>
-      </w:r>
-      <w:r>
-        <w:rPr>
-          <w:noProof/>
-        </w:rPr>
-        <w:t>2</w:t>
-      </w:r>
-      <w:r>
-        <w:rPr>
-          <w:noProof/>
-        </w:rPr>
-        <w:fldChar w:fldCharType="end"/>
-      </w:r>
+      <w:fldSimple w:instr=" SEQ Tabulka \* ARABIC ">
+        <w:r>
+          <w:rPr>
+            <w:noProof/>
+          </w:rPr>
+          <w:t>3</w:t>
+        </w:r>
+      </w:fldSimple>
       <w:r>
         <w:t xml:space="preserve">: Akce </w:t>
       </w:r>
@@ -7711,7 +7206,7 @@
       <w:r>
         <w:t>toolbaru</w:t>
       </w:r>
-      <w:bookmarkEnd w:id="68"/>
+      <w:bookmarkEnd w:id="72"/>
       <w:proofErr w:type="spellEnd"/>
     </w:p>
     <w:p>
@@ -7747,11 +7242,9 @@
       <w:r>
         <w:t xml:space="preserve">Tímto rozdělením UI vzniká přehledně vypadající prostředí: uživatel se orientuje přes </w:t>
       </w:r>
-      <w:proofErr w:type="spellStart"/>
-      <w:r>
-        <w:t>taby</w:t>
-      </w:r>
-      <w:proofErr w:type="spellEnd"/>
+      <w:r>
+        <w:t>karty</w:t>
+      </w:r>
       <w:r>
         <w:t xml:space="preserve"> (dobré/špatné návyky), zatímco běžné akce (export/import JSON souborů s návyky) jsou dostupné z horní lišty a přidání návyků/zlozvyků z tlačítka v pravém dolním rohu stránky.</w:t>
       </w:r>
@@ -7808,45 +7301,32 @@
         <w:pStyle w:val="Titulek"/>
         <w:jc w:val="center"/>
       </w:pPr>
-      <w:bookmarkStart w:id="69" w:name="_Toc230197179"/>
+      <w:bookmarkStart w:id="73" w:name="_Toc230197179"/>
       <w:r>
         <w:t xml:space="preserve">Obrázek </w:t>
       </w:r>
-      <w:r>
-        <w:fldChar w:fldCharType="begin"/>
-      </w:r>
-      <w:r>
-        <w:instrText xml:space="preserve"> SEQ Obrázek \* ARABIC </w:instrText>
-      </w:r>
-      <w:r>
-        <w:fldChar w:fldCharType="separate"/>
-      </w:r>
-      <w:r>
-        <w:rPr>
-          <w:noProof/>
-        </w:rPr>
-        <w:t>1</w:t>
-      </w:r>
-      <w:r>
-        <w:rPr>
-          <w:noProof/>
-        </w:rPr>
-        <w:fldChar w:fldCharType="end"/>
-      </w:r>
+      <w:fldSimple w:instr=" SEQ Obrázek \* ARABIC ">
+        <w:r>
+          <w:rPr>
+            <w:noProof/>
+          </w:rPr>
+          <w:t>1</w:t>
+        </w:r>
+      </w:fldSimple>
       <w:r>
         <w:t>: Hlavní UI</w:t>
       </w:r>
-      <w:bookmarkEnd w:id="69"/>
+      <w:bookmarkEnd w:id="73"/>
     </w:p>
     <w:p>
       <w:pPr>
         <w:pStyle w:val="Nadpis2"/>
       </w:pPr>
-      <w:bookmarkStart w:id="70" w:name="_Toc230197558"/>
+      <w:bookmarkStart w:id="74" w:name="_Toc230273331"/>
       <w:r>
         <w:t>Formulář pro vytváření nových návyků</w:t>
       </w:r>
-      <w:bookmarkEnd w:id="70"/>
+      <w:bookmarkEnd w:id="74"/>
     </w:p>
     <w:p>
       <w:r>
@@ -7931,6 +7411,7 @@
       <w:tblPr>
         <w:tblStyle w:val="Mkatabulky"/>
         <w:tblW w:w="0" w:type="auto"/>
+        <w:jc w:val="center"/>
         <w:tblLook w:val="04A0" w:firstRow="1" w:lastRow="0" w:firstColumn="1" w:lastColumn="0" w:noHBand="0" w:noVBand="1"/>
       </w:tblPr>
       <w:tblGrid>
@@ -7939,6 +7420,9 @@
         <w:gridCol w:w="3210"/>
       </w:tblGrid>
       <w:tr>
+        <w:trPr>
+          <w:jc w:val="center"/>
+        </w:trPr>
         <w:tc>
           <w:tcPr>
             <w:tcW w:w="3209" w:type="dxa"/>
@@ -7971,6 +7455,9 @@
         </w:tc>
       </w:tr>
       <w:tr>
+        <w:trPr>
+          <w:jc w:val="center"/>
+        </w:trPr>
         <w:tc>
           <w:tcPr>
             <w:tcW w:w="3209" w:type="dxa"/>
@@ -8017,6 +7504,9 @@
         </w:tc>
       </w:tr>
       <w:tr>
+        <w:trPr>
+          <w:jc w:val="center"/>
+        </w:trPr>
         <w:tc>
           <w:tcPr>
             <w:tcW w:w="3209" w:type="dxa"/>
@@ -8063,6 +7553,9 @@
         </w:tc>
       </w:tr>
       <w:tr>
+        <w:trPr>
+          <w:jc w:val="center"/>
+        </w:trPr>
         <w:tc>
           <w:tcPr>
             <w:tcW w:w="3209" w:type="dxa"/>
@@ -8103,35 +7596,22 @@
         <w:pStyle w:val="Titulek"/>
         <w:jc w:val="center"/>
       </w:pPr>
-      <w:bookmarkStart w:id="71" w:name="_Toc230179650"/>
+      <w:bookmarkStart w:id="75" w:name="_Toc230179650"/>
       <w:r>
         <w:t xml:space="preserve">Tabulka </w:t>
       </w:r>
-      <w:r>
-        <w:fldChar w:fldCharType="begin"/>
-      </w:r>
-      <w:r>
-        <w:instrText xml:space="preserve"> SEQ Tabulka \* ARABIC </w:instrText>
-      </w:r>
-      <w:r>
-        <w:fldChar w:fldCharType="separate"/>
-      </w:r>
-      <w:r>
-        <w:rPr>
-          <w:noProof/>
-        </w:rPr>
-        <w:t>3</w:t>
-      </w:r>
-      <w:r>
-        <w:rPr>
-          <w:noProof/>
-        </w:rPr>
-        <w:fldChar w:fldCharType="end"/>
-      </w:r>
+      <w:fldSimple w:instr=" SEQ Tabulka \* ARABIC ">
+        <w:r>
+          <w:rPr>
+            <w:noProof/>
+          </w:rPr>
+          <w:t>4</w:t>
+        </w:r>
+      </w:fldSimple>
       <w:r>
         <w:t>: Vstupy formuláře</w:t>
       </w:r>
-      <w:bookmarkEnd w:id="71"/>
+      <w:bookmarkEnd w:id="75"/>
     </w:p>
     <w:p>
       <w:r>
@@ -8253,31 +7733,18 @@
         <w:pStyle w:val="Titulek"/>
         <w:jc w:val="center"/>
       </w:pPr>
-      <w:bookmarkStart w:id="72" w:name="_Toc230197180"/>
+      <w:bookmarkStart w:id="76" w:name="_Toc230197180"/>
       <w:r>
         <w:t xml:space="preserve">Obrázek </w:t>
       </w:r>
-      <w:r>
-        <w:fldChar w:fldCharType="begin"/>
-      </w:r>
-      <w:r>
-        <w:instrText xml:space="preserve"> SEQ Obrázek \* ARABIC </w:instrText>
-      </w:r>
-      <w:r>
-        <w:fldChar w:fldCharType="separate"/>
-      </w:r>
-      <w:r>
-        <w:rPr>
-          <w:noProof/>
-        </w:rPr>
-        <w:t>2</w:t>
-      </w:r>
-      <w:r>
-        <w:rPr>
-          <w:noProof/>
-        </w:rPr>
-        <w:fldChar w:fldCharType="end"/>
-      </w:r>
+      <w:fldSimple w:instr=" SEQ Obrázek \* ARABIC ">
+        <w:r>
+          <w:rPr>
+            <w:noProof/>
+          </w:rPr>
+          <w:t>2</w:t>
+        </w:r>
+      </w:fldSimple>
       <w:r>
         <w:t xml:space="preserve">: Formulář pro přidání nových </w:t>
       </w:r>
@@ -8287,17 +7754,17 @@
       <w:r>
         <w:t>ů</w:t>
       </w:r>
-      <w:bookmarkEnd w:id="72"/>
+      <w:bookmarkEnd w:id="76"/>
     </w:p>
     <w:p>
       <w:pPr>
         <w:pStyle w:val="Nadpis2"/>
       </w:pPr>
-      <w:bookmarkStart w:id="73" w:name="_Toc230197559"/>
+      <w:bookmarkStart w:id="77" w:name="_Toc230273332"/>
       <w:r>
         <w:t>Seznamy návyků</w:t>
       </w:r>
-      <w:bookmarkEnd w:id="73"/>
+      <w:bookmarkEnd w:id="77"/>
     </w:p>
     <w:p>
       <w:r>
@@ -8324,6 +7791,7 @@
       <w:tblPr>
         <w:tblStyle w:val="Mkatabulky"/>
         <w:tblW w:w="0" w:type="auto"/>
+        <w:jc w:val="center"/>
         <w:tblLook w:val="04A0" w:firstRow="1" w:lastRow="0" w:firstColumn="1" w:lastColumn="0" w:noHBand="0" w:noVBand="1"/>
       </w:tblPr>
       <w:tblGrid>
@@ -8331,6 +7799,9 @@
         <w:gridCol w:w="4814"/>
       </w:tblGrid>
       <w:tr>
+        <w:trPr>
+          <w:jc w:val="center"/>
+        </w:trPr>
         <w:tc>
           <w:tcPr>
             <w:tcW w:w="4814" w:type="dxa"/>
@@ -8353,6 +7824,9 @@
         </w:tc>
       </w:tr>
       <w:tr>
+        <w:trPr>
+          <w:jc w:val="center"/>
+        </w:trPr>
         <w:tc>
           <w:tcPr>
             <w:tcW w:w="4814" w:type="dxa"/>
@@ -8380,6 +7854,9 @@
         </w:tc>
       </w:tr>
       <w:tr>
+        <w:trPr>
+          <w:jc w:val="center"/>
+        </w:trPr>
         <w:tc>
           <w:tcPr>
             <w:tcW w:w="4814" w:type="dxa"/>
@@ -8407,6 +7884,9 @@
         </w:tc>
       </w:tr>
       <w:tr>
+        <w:trPr>
+          <w:jc w:val="center"/>
+        </w:trPr>
         <w:tc>
           <w:tcPr>
             <w:tcW w:w="4814" w:type="dxa"/>
@@ -8431,6 +7911,9 @@
         </w:tc>
       </w:tr>
       <w:tr>
+        <w:trPr>
+          <w:jc w:val="center"/>
+        </w:trPr>
         <w:tc>
           <w:tcPr>
             <w:tcW w:w="4814" w:type="dxa"/>
@@ -8461,35 +7944,22 @@
         <w:pStyle w:val="Titulek"/>
         <w:jc w:val="center"/>
       </w:pPr>
-      <w:bookmarkStart w:id="74" w:name="_Toc230179651"/>
+      <w:bookmarkStart w:id="78" w:name="_Toc230179651"/>
       <w:r>
         <w:t xml:space="preserve">Tabulka </w:t>
       </w:r>
-      <w:r>
-        <w:fldChar w:fldCharType="begin"/>
-      </w:r>
-      <w:r>
-        <w:instrText xml:space="preserve"> SEQ Tabulka \* ARABIC </w:instrText>
-      </w:r>
-      <w:r>
-        <w:fldChar w:fldCharType="separate"/>
-      </w:r>
-      <w:r>
-        <w:rPr>
-          <w:noProof/>
-        </w:rPr>
-        <w:t>4</w:t>
-      </w:r>
-      <w:r>
-        <w:rPr>
-          <w:noProof/>
-        </w:rPr>
-        <w:fldChar w:fldCharType="end"/>
-      </w:r>
+      <w:fldSimple w:instr=" SEQ Tabulka \* ARABIC ">
+        <w:r>
+          <w:rPr>
+            <w:noProof/>
+          </w:rPr>
+          <w:t>5</w:t>
+        </w:r>
+      </w:fldSimple>
       <w:r>
         <w:t>: Členové za funkcí UI</w:t>
       </w:r>
-      <w:bookmarkEnd w:id="74"/>
+      <w:bookmarkEnd w:id="78"/>
     </w:p>
     <w:p>
       <w:r>
@@ -8501,6 +7971,7 @@
       <w:tblPr>
         <w:tblStyle w:val="Mkatabulky"/>
         <w:tblW w:w="0" w:type="auto"/>
+        <w:jc w:val="center"/>
         <w:tblLook w:val="04A0" w:firstRow="1" w:lastRow="0" w:firstColumn="1" w:lastColumn="0" w:noHBand="0" w:noVBand="1"/>
       </w:tblPr>
       <w:tblGrid>
@@ -8508,6 +7979,9 @@
         <w:gridCol w:w="4814"/>
       </w:tblGrid>
       <w:tr>
+        <w:trPr>
+          <w:jc w:val="center"/>
+        </w:trPr>
         <w:tc>
           <w:tcPr>
             <w:tcW w:w="4814" w:type="dxa"/>
@@ -8530,6 +8004,9 @@
         </w:tc>
       </w:tr>
       <w:tr>
+        <w:trPr>
+          <w:jc w:val="center"/>
+        </w:trPr>
         <w:tc>
           <w:tcPr>
             <w:tcW w:w="4814" w:type="dxa"/>
@@ -8554,6 +8031,9 @@
         </w:tc>
       </w:tr>
       <w:tr>
+        <w:trPr>
+          <w:jc w:val="center"/>
+        </w:trPr>
         <w:tc>
           <w:tcPr>
             <w:tcW w:w="4814" w:type="dxa"/>
@@ -8586,35 +8066,22 @@
         <w:pStyle w:val="Titulek"/>
         <w:jc w:val="center"/>
       </w:pPr>
-      <w:bookmarkStart w:id="75" w:name="_Toc230179652"/>
+      <w:bookmarkStart w:id="79" w:name="_Toc230179652"/>
       <w:r>
         <w:t xml:space="preserve">Tabulka </w:t>
       </w:r>
-      <w:r>
-        <w:fldChar w:fldCharType="begin"/>
-      </w:r>
-      <w:r>
-        <w:instrText xml:space="preserve"> SEQ Tabulka \* ARABIC </w:instrText>
-      </w:r>
-      <w:r>
-        <w:fldChar w:fldCharType="separate"/>
-      </w:r>
-      <w:r>
-        <w:rPr>
-          <w:noProof/>
-        </w:rPr>
-        <w:t>5</w:t>
-      </w:r>
-      <w:r>
-        <w:rPr>
-          <w:noProof/>
-        </w:rPr>
-        <w:fldChar w:fldCharType="end"/>
-      </w:r>
+      <w:fldSimple w:instr=" SEQ Tabulka \* ARABIC ">
+        <w:r>
+          <w:rPr>
+            <w:noProof/>
+          </w:rPr>
+          <w:t>6</w:t>
+        </w:r>
+      </w:fldSimple>
       <w:r>
         <w:t>: výstupní eventy UI</w:t>
       </w:r>
-      <w:bookmarkEnd w:id="75"/>
+      <w:bookmarkEnd w:id="79"/>
     </w:p>
     <w:p>
       <w:r>
@@ -8701,48 +8168,35 @@
         <w:pStyle w:val="Titulek"/>
         <w:jc w:val="center"/>
       </w:pPr>
-      <w:bookmarkStart w:id="76" w:name="_Toc230197181"/>
+      <w:bookmarkStart w:id="80" w:name="_Toc230197181"/>
       <w:r>
         <w:t xml:space="preserve">Obrázek </w:t>
       </w:r>
-      <w:r>
-        <w:fldChar w:fldCharType="begin"/>
-      </w:r>
-      <w:r>
-        <w:instrText xml:space="preserve"> SEQ Obrázek \* ARABIC </w:instrText>
-      </w:r>
-      <w:r>
-        <w:fldChar w:fldCharType="separate"/>
-      </w:r>
-      <w:r>
-        <w:rPr>
-          <w:noProof/>
-        </w:rPr>
-        <w:t>3</w:t>
-      </w:r>
-      <w:r>
-        <w:rPr>
-          <w:noProof/>
-        </w:rPr>
-        <w:fldChar w:fldCharType="end"/>
-      </w:r>
+      <w:fldSimple w:instr=" SEQ Obrázek \* ARABIC ">
+        <w:r>
+          <w:rPr>
+            <w:noProof/>
+          </w:rPr>
+          <w:t>3</w:t>
+        </w:r>
+      </w:fldSimple>
       <w:r>
         <w:t xml:space="preserve">: Seznam </w:t>
       </w:r>
       <w:r>
         <w:t>návyků</w:t>
       </w:r>
-      <w:bookmarkEnd w:id="76"/>
+      <w:bookmarkEnd w:id="80"/>
     </w:p>
     <w:p>
       <w:pPr>
         <w:pStyle w:val="Nadpis2"/>
       </w:pPr>
-      <w:bookmarkStart w:id="77" w:name="_Toc230197560"/>
+      <w:bookmarkStart w:id="81" w:name="_Toc230273333"/>
       <w:r>
         <w:t>Vizualizace plnění návyku</w:t>
       </w:r>
-      <w:bookmarkEnd w:id="77"/>
+      <w:bookmarkEnd w:id="81"/>
     </w:p>
     <w:p>
       <w:pPr>
@@ -8780,6 +8234,7 @@
       <w:tblPr>
         <w:tblStyle w:val="Mkatabulky"/>
         <w:tblW w:w="0" w:type="auto"/>
+        <w:jc w:val="center"/>
         <w:tblLook w:val="04A0" w:firstRow="1" w:lastRow="0" w:firstColumn="1" w:lastColumn="0" w:noHBand="0" w:noVBand="1"/>
       </w:tblPr>
       <w:tblGrid>
@@ -8787,6 +8242,9 @@
         <w:gridCol w:w="4814"/>
       </w:tblGrid>
       <w:tr>
+        <w:trPr>
+          <w:jc w:val="center"/>
+        </w:trPr>
         <w:tc>
           <w:tcPr>
             <w:tcW w:w="4814" w:type="dxa"/>
@@ -8809,6 +8267,9 @@
         </w:tc>
       </w:tr>
       <w:tr>
+        <w:trPr>
+          <w:jc w:val="center"/>
+        </w:trPr>
         <w:tc>
           <w:tcPr>
             <w:tcW w:w="4814" w:type="dxa"/>
@@ -8849,6 +8310,9 @@
         </w:tc>
       </w:tr>
       <w:tr>
+        <w:trPr>
+          <w:jc w:val="center"/>
+        </w:trPr>
         <w:tc>
           <w:tcPr>
             <w:tcW w:w="4814" w:type="dxa"/>
@@ -8881,31 +8345,18 @@
         <w:pStyle w:val="Titulek"/>
         <w:jc w:val="center"/>
       </w:pPr>
-      <w:bookmarkStart w:id="78" w:name="_Toc230179653"/>
+      <w:bookmarkStart w:id="82" w:name="_Toc230179653"/>
       <w:r>
         <w:t xml:space="preserve">Tabulka </w:t>
       </w:r>
-      <w:r>
-        <w:fldChar w:fldCharType="begin"/>
-      </w:r>
-      <w:r>
-        <w:instrText xml:space="preserve"> SEQ Tabulka \* ARABIC </w:instrText>
-      </w:r>
-      <w:r>
-        <w:fldChar w:fldCharType="separate"/>
-      </w:r>
-      <w:r>
-        <w:rPr>
-          <w:noProof/>
-        </w:rPr>
-        <w:t>6</w:t>
-      </w:r>
-      <w:r>
-        <w:rPr>
-          <w:noProof/>
-        </w:rPr>
-        <w:fldChar w:fldCharType="end"/>
-      </w:r>
+      <w:fldSimple w:instr=" SEQ Tabulka \* ARABIC ">
+        <w:r>
+          <w:rPr>
+            <w:noProof/>
+          </w:rPr>
+          <w:t>7</w:t>
+        </w:r>
+      </w:fldSimple>
       <w:r>
         <w:t xml:space="preserve">: Vstupy </w:t>
       </w:r>
@@ -8913,7 +8364,7 @@
       <w:r>
         <w:t>HabitGraphu</w:t>
       </w:r>
-      <w:bookmarkEnd w:id="78"/>
+      <w:bookmarkEnd w:id="82"/>
       <w:proofErr w:type="spellEnd"/>
     </w:p>
     <w:p>
@@ -8926,6 +8377,7 @@
       <w:tblPr>
         <w:tblStyle w:val="Mkatabulky"/>
         <w:tblW w:w="0" w:type="auto"/>
+        <w:jc w:val="center"/>
         <w:tblLook w:val="04A0" w:firstRow="1" w:lastRow="0" w:firstColumn="1" w:lastColumn="0" w:noHBand="0" w:noVBand="1"/>
       </w:tblPr>
       <w:tblGrid>
@@ -8933,6 +8385,9 @@
         <w:gridCol w:w="4814"/>
       </w:tblGrid>
       <w:tr>
+        <w:trPr>
+          <w:jc w:val="center"/>
+        </w:trPr>
         <w:tc>
           <w:tcPr>
             <w:tcW w:w="4814" w:type="dxa"/>
@@ -8955,6 +8410,9 @@
         </w:tc>
       </w:tr>
       <w:tr>
+        <w:trPr>
+          <w:jc w:val="center"/>
+        </w:trPr>
         <w:tc>
           <w:tcPr>
             <w:tcW w:w="4814" w:type="dxa"/>
@@ -8979,6 +8437,9 @@
         </w:tc>
       </w:tr>
       <w:tr>
+        <w:trPr>
+          <w:jc w:val="center"/>
+        </w:trPr>
         <w:tc>
           <w:tcPr>
             <w:tcW w:w="4814" w:type="dxa"/>
@@ -9003,6 +8464,9 @@
         </w:tc>
       </w:tr>
       <w:tr>
+        <w:trPr>
+          <w:jc w:val="center"/>
+        </w:trPr>
         <w:tc>
           <w:tcPr>
             <w:tcW w:w="4814" w:type="dxa"/>
@@ -9030,6 +8494,9 @@
         </w:tc>
       </w:tr>
       <w:tr>
+        <w:trPr>
+          <w:jc w:val="center"/>
+        </w:trPr>
         <w:tc>
           <w:tcPr>
             <w:tcW w:w="4814" w:type="dxa"/>
@@ -9060,35 +8527,22 @@
         <w:pStyle w:val="Titulek"/>
         <w:jc w:val="center"/>
       </w:pPr>
-      <w:bookmarkStart w:id="79" w:name="_Toc230179654"/>
+      <w:bookmarkStart w:id="83" w:name="_Toc230179654"/>
       <w:r>
         <w:t xml:space="preserve">Tabulka </w:t>
       </w:r>
-      <w:r>
-        <w:fldChar w:fldCharType="begin"/>
-      </w:r>
-      <w:r>
-        <w:instrText xml:space="preserve"> SEQ Tabulka \* ARABIC </w:instrText>
-      </w:r>
-      <w:r>
-        <w:fldChar w:fldCharType="separate"/>
-      </w:r>
-      <w:r>
-        <w:rPr>
-          <w:noProof/>
-        </w:rPr>
-        <w:t>7</w:t>
-      </w:r>
-      <w:r>
-        <w:rPr>
-          <w:noProof/>
-        </w:rPr>
-        <w:fldChar w:fldCharType="end"/>
-      </w:r>
+      <w:fldSimple w:instr=" SEQ Tabulka \* ARABIC ">
+        <w:r>
+          <w:rPr>
+            <w:noProof/>
+          </w:rPr>
+          <w:t>8</w:t>
+        </w:r>
+      </w:fldSimple>
       <w:r>
         <w:t>: možnosti grafu</w:t>
       </w:r>
-      <w:bookmarkEnd w:id="79"/>
+      <w:bookmarkEnd w:id="83"/>
     </w:p>
     <w:p>
       <w:r>
@@ -9175,35 +8629,22 @@
           <w:rStyle w:val="Siln"/>
         </w:rPr>
       </w:pPr>
-      <w:bookmarkStart w:id="80" w:name="_Toc230197182"/>
+      <w:bookmarkStart w:id="84" w:name="_Toc230197182"/>
       <w:r>
         <w:t xml:space="preserve">Obrázek </w:t>
       </w:r>
-      <w:r>
-        <w:fldChar w:fldCharType="begin"/>
-      </w:r>
-      <w:r>
-        <w:instrText xml:space="preserve"> SEQ Obrázek \* ARABIC </w:instrText>
-      </w:r>
-      <w:r>
-        <w:fldChar w:fldCharType="separate"/>
-      </w:r>
-      <w:r>
-        <w:rPr>
-          <w:noProof/>
-        </w:rPr>
-        <w:t>4</w:t>
-      </w:r>
-      <w:r>
-        <w:rPr>
-          <w:noProof/>
-        </w:rPr>
-        <w:fldChar w:fldCharType="end"/>
-      </w:r>
+      <w:fldSimple w:instr=" SEQ Obrázek \* ARABIC ">
+        <w:r>
+          <w:rPr>
+            <w:noProof/>
+          </w:rPr>
+          <w:t>4</w:t>
+        </w:r>
+      </w:fldSimple>
       <w:r>
         <w:t xml:space="preserve">: Rozevřený </w:t>
       </w:r>
-      <w:bookmarkEnd w:id="80"/>
+      <w:bookmarkEnd w:id="84"/>
       <w:r>
         <w:t>návyk</w:t>
       </w:r>
@@ -9212,11 +8653,11 @@
       <w:pPr>
         <w:pStyle w:val="Nadpis2"/>
       </w:pPr>
-      <w:bookmarkStart w:id="81" w:name="_Toc230197561"/>
+      <w:bookmarkStart w:id="85" w:name="_Toc230273334"/>
       <w:r>
         <w:t>Styling a responzivita aplikace</w:t>
       </w:r>
-      <w:bookmarkEnd w:id="81"/>
+      <w:bookmarkEnd w:id="85"/>
     </w:p>
     <w:p>
       <w:r>
@@ -9230,11 +8671,9 @@
       <w:r>
         <w:t xml:space="preserve">, </w:t>
       </w:r>
-      <w:proofErr w:type="spellStart"/>
-      <w:r>
-        <w:t>taby</w:t>
-      </w:r>
-      <w:proofErr w:type="spellEnd"/>
+      <w:r>
+        <w:t>karty</w:t>
+      </w:r>
       <w:r>
         <w:t>, tlačítka a formulářové komponenty. Dále se využívají vlastní SCSS soubory pro doladění layoutu a vizuální podoby jednotlivých komponent.</w:t>
       </w:r>
@@ -9347,6 +8786,7 @@
       <w:tblPr>
         <w:tblStyle w:val="Mkatabulky"/>
         <w:tblW w:w="0" w:type="auto"/>
+        <w:jc w:val="center"/>
         <w:tblLook w:val="04A0" w:firstRow="1" w:lastRow="0" w:firstColumn="1" w:lastColumn="0" w:noHBand="0" w:noVBand="1"/>
       </w:tblPr>
       <w:tblGrid>
@@ -9354,6 +8794,9 @@
         <w:gridCol w:w="4814"/>
       </w:tblGrid>
       <w:tr>
+        <w:trPr>
+          <w:jc w:val="center"/>
+        </w:trPr>
         <w:tc>
           <w:tcPr>
             <w:tcW w:w="4814" w:type="dxa"/>
@@ -9376,6 +8819,9 @@
         </w:tc>
       </w:tr>
       <w:tr>
+        <w:trPr>
+          <w:jc w:val="center"/>
+        </w:trPr>
         <w:tc>
           <w:tcPr>
             <w:tcW w:w="4814" w:type="dxa"/>
@@ -9420,6 +8866,9 @@
         </w:tc>
       </w:tr>
       <w:tr>
+        <w:trPr>
+          <w:jc w:val="center"/>
+        </w:trPr>
         <w:tc>
           <w:tcPr>
             <w:tcW w:w="4814" w:type="dxa"/>
@@ -9486,31 +8935,18 @@
         <w:pStyle w:val="Titulek"/>
         <w:jc w:val="center"/>
       </w:pPr>
-      <w:bookmarkStart w:id="82" w:name="_Toc230179655"/>
+      <w:bookmarkStart w:id="86" w:name="_Toc230179655"/>
       <w:r>
         <w:t xml:space="preserve">Tabulka </w:t>
       </w:r>
-      <w:r>
-        <w:fldChar w:fldCharType="begin"/>
-      </w:r>
-      <w:r>
-        <w:instrText xml:space="preserve"> SEQ Tabulka \* ARABIC </w:instrText>
-      </w:r>
-      <w:r>
-        <w:fldChar w:fldCharType="separate"/>
-      </w:r>
-      <w:r>
-        <w:rPr>
-          <w:noProof/>
-        </w:rPr>
-        <w:t>8</w:t>
-      </w:r>
-      <w:r>
-        <w:rPr>
-          <w:noProof/>
-        </w:rPr>
-        <w:fldChar w:fldCharType="end"/>
-      </w:r>
+      <w:fldSimple w:instr=" SEQ Tabulka \* ARABIC ">
+        <w:r>
+          <w:rPr>
+            <w:noProof/>
+          </w:rPr>
+          <w:t>9</w:t>
+        </w:r>
+      </w:fldSimple>
       <w:r>
         <w:t xml:space="preserve">: Komponenty </w:t>
       </w:r>
@@ -9520,7 +8956,7 @@
       <w:r>
         <w:t xml:space="preserve"> na stylování</w:t>
       </w:r>
-      <w:bookmarkEnd w:id="82"/>
+      <w:bookmarkEnd w:id="86"/>
     </w:p>
     <w:p>
       <w:r>
@@ -9592,46 +9028,33 @@
         <w:pStyle w:val="Titulek"/>
         <w:jc w:val="center"/>
       </w:pPr>
-      <w:bookmarkStart w:id="83" w:name="_Toc230197183"/>
+      <w:bookmarkStart w:id="87" w:name="_Toc230197183"/>
       <w:r>
         <w:t xml:space="preserve">Obrázek </w:t>
       </w:r>
-      <w:r>
-        <w:fldChar w:fldCharType="begin"/>
-      </w:r>
-      <w:r>
-        <w:instrText xml:space="preserve"> SEQ Obrázek \* ARABIC </w:instrText>
-      </w:r>
-      <w:r>
-        <w:fldChar w:fldCharType="separate"/>
-      </w:r>
-      <w:r>
-        <w:rPr>
-          <w:noProof/>
-        </w:rPr>
-        <w:t>5</w:t>
-      </w:r>
-      <w:r>
-        <w:rPr>
-          <w:noProof/>
-        </w:rPr>
-        <w:fldChar w:fldCharType="end"/>
-      </w:r>
+      <w:fldSimple w:instr=" SEQ Obrázek \* ARABIC ">
+        <w:r>
+          <w:rPr>
+            <w:noProof/>
+          </w:rPr>
+          <w:t>5</w:t>
+        </w:r>
+      </w:fldSimple>
       <w:r>
         <w:t>: mobilní verze aplikace</w:t>
       </w:r>
-      <w:bookmarkEnd w:id="83"/>
+      <w:bookmarkEnd w:id="87"/>
     </w:p>
     <w:p>
       <w:pPr>
         <w:pStyle w:val="Nadpis2"/>
       </w:pPr>
-      <w:bookmarkStart w:id="84" w:name="_Toc230197562"/>
+      <w:bookmarkStart w:id="88" w:name="_Toc230273335"/>
       <w:r>
         <w:lastRenderedPageBreak/>
         <w:t>Optimalizace</w:t>
       </w:r>
-      <w:bookmarkEnd w:id="84"/>
+      <w:bookmarkEnd w:id="88"/>
     </w:p>
     <w:p>
       <w:r>
@@ -9645,7 +9068,7 @@
       <w:r>
         <w:t xml:space="preserve"> </w:t>
       </w:r>
-      <w:bookmarkStart w:id="85" w:name="_Toc230197563"/>
+      <w:bookmarkStart w:id="89" w:name="_Toc230273336"/>
       <w:r>
         <w:t>Centrální servis pro data (</w:t>
       </w:r>
@@ -9657,7 +9080,7 @@
       <w:r>
         <w:t>)</w:t>
       </w:r>
-      <w:bookmarkEnd w:id="85"/>
+      <w:bookmarkEnd w:id="89"/>
     </w:p>
     <w:p>
       <w:r>
@@ -9697,11 +9120,11 @@
       <w:pPr>
         <w:pStyle w:val="Nadpis3"/>
       </w:pPr>
-      <w:bookmarkStart w:id="86" w:name="_Toc230197564"/>
+      <w:bookmarkStart w:id="90" w:name="_Toc230273337"/>
       <w:r>
         <w:t>Omezení přepočtů grafu</w:t>
       </w:r>
-      <w:bookmarkEnd w:id="86"/>
+      <w:bookmarkEnd w:id="90"/>
     </w:p>
     <w:p>
       <w:r>
@@ -9747,35 +9170,21 @@
         </w:numPr>
         <w:ind w:left="720"/>
       </w:pPr>
-      <w:bookmarkStart w:id="87" w:name="_Toc230197571"/>
+      <w:bookmarkStart w:id="91" w:name="_Toc230273338"/>
       <w:r>
         <w:lastRenderedPageBreak/>
         <w:t>Závěr</w:t>
       </w:r>
-      <w:bookmarkEnd w:id="87"/>
-    </w:p>
-    <w:p>
-      <w:pPr>
-        <w:pStyle w:val="Nadpis2"/>
-      </w:pPr>
-      <w:r>
-        <w:tab/>
-        <w:t>Zkušenosti nabrané z práce</w:t>
-      </w:r>
-    </w:p>
-    <w:p>
-      <w:pPr>
-        <w:pStyle w:val="Nadpis3"/>
-      </w:pPr>
-      <w:bookmarkStart w:id="88" w:name="_Toc230197566"/>
-      <w:r>
-        <w:t>Angular komponentový přístup</w:t>
-      </w:r>
-      <w:bookmarkEnd w:id="88"/>
-    </w:p>
-    <w:p>
-      <w:r>
-        <w:t>Utvrdil jsem si rozdělování úlohy do samostatných komponent (habit-</w:t>
+      <w:bookmarkEnd w:id="91"/>
+    </w:p>
+    <w:p>
+      <w:r>
+        <w:t>Tato ročníková práce představuje komplexní webovou aplikaci, která demonstruje hluboké porozumění modernímu front-end vývoji. Aplikace Habit-Tracker úspěšně integruje všechny klíčové koncepty Angular frameworku a prakticky je aplikuje v reálném projektu.</w:t>
+      </w:r>
+    </w:p>
+    <w:p>
+      <w:r>
+        <w:t>Během vývoje jsem získal cenné zkušenosti v několika oblastech. Nejdůležitější bylo pochopení komponentové architektury – rozdělením aplikace do samostatných komponent (habit-</w:t>
       </w:r>
       <w:proofErr w:type="spellStart"/>
       <w:r>
@@ -9799,22 +9208,20 @@
       </w:r>
       <w:proofErr w:type="spellEnd"/>
       <w:r>
-        <w:t>) způsobem, aby byla aplikace přehledná a snadno rozšiřitelná. Zvlášť přínosné bylo používat @Input a @Output pro předávání dat a událostí mezi komponentami.</w:t>
-      </w:r>
-    </w:p>
-    <w:p>
-      <w:pPr>
-        <w:pStyle w:val="Nadpis3"/>
-      </w:pPr>
-      <w:bookmarkStart w:id="89" w:name="_Toc230197567"/>
-      <w:r>
-        <w:t>Práce se stavem a službami</w:t>
-      </w:r>
-      <w:bookmarkEnd w:id="89"/>
-    </w:p>
-    <w:p>
-      <w:r>
-        <w:t xml:space="preserve">Díky této práci jsem se naučil konstruovat </w:t>
+        <w:t xml:space="preserve">) se stala aplikace přehledná, udržovatelná a snadno rozšiřitelná. Práce s @Input a @Output </w:t>
+      </w:r>
+      <w:proofErr w:type="spellStart"/>
+      <w:r>
+        <w:t>dekorátory</w:t>
+      </w:r>
+      <w:proofErr w:type="spellEnd"/>
+      <w:r>
+        <w:t xml:space="preserve"> mi ukázala, jak efektivně předávat data a události mezi komponentami bez zbytečného propojení.</w:t>
+      </w:r>
+    </w:p>
+    <w:p>
+      <w:r>
+        <w:t xml:space="preserve">Zásadní roli sehrála implementace centralizovaného </w:t>
       </w:r>
       <w:proofErr w:type="spellStart"/>
       <w:r>
@@ -9822,7 +9229,7 @@
       </w:r>
       <w:proofErr w:type="spellEnd"/>
       <w:r>
-        <w:t xml:space="preserve"> pro centralizovanou správu dat. Zjistil jsem, že reaktivní přístup (</w:t>
+        <w:t xml:space="preserve">. Zjistil jsem, že reaktivní přístup s </w:t>
       </w:r>
       <w:proofErr w:type="spellStart"/>
       <w:r>
@@ -9830,63 +9237,22 @@
       </w:r>
       <w:proofErr w:type="spellEnd"/>
       <w:r>
-        <w:t>) výrazně zjednodušuje konzistenci UI a díky tomu se lépe škáluje a opravuje.</w:t>
-      </w:r>
-    </w:p>
-    <w:p>
-      <w:pPr>
-        <w:pStyle w:val="Nadpis3"/>
-      </w:pPr>
-      <w:bookmarkStart w:id="90" w:name="_Toc230197568"/>
-      <w:r>
-        <w:t>Validace a ošetření uživatelských vstupů</w:t>
-      </w:r>
-      <w:bookmarkEnd w:id="90"/>
-    </w:p>
-    <w:p>
-      <w:r>
-        <w:t>Formulář mi ukázal, že validace není jen „checkbox“, ale reálné zabezpečení kvality dat. Zvlášť kontrola duplicit zabránila tomu, aby aplikace obsahovala nesmyslné nebo duplicitní záznamy.</w:t>
-      </w:r>
-    </w:p>
-    <w:p>
-      <w:pPr>
-        <w:pStyle w:val="Nadpis3"/>
-      </w:pPr>
-      <w:bookmarkStart w:id="91" w:name="_Toc230197569"/>
-      <w:r>
-        <w:t>Transformace dat pro graf</w:t>
-      </w:r>
-      <w:bookmarkEnd w:id="91"/>
-    </w:p>
-    <w:p>
-      <w:r>
-        <w:t>Další velice užitečná a cenná byla zkušenost s tím, jak převést surovou historii událostí na strukturu vhodnou pro graf (binování podle zvoleného období). To je častý problém v reálných aplikacích – data záznamů se musí agregovat do</w:t>
-      </w:r>
-      <w:r>
-        <w:t xml:space="preserve"> </w:t>
-      </w:r>
-      <w:proofErr w:type="spellStart"/>
-      <w:r>
-        <w:t>zobrazovatelných</w:t>
-      </w:r>
-      <w:proofErr w:type="spellEnd"/>
-      <w:r>
-        <w:t xml:space="preserve"> tvarů.</w:t>
-      </w:r>
-    </w:p>
-    <w:p>
-      <w:pPr>
-        <w:pStyle w:val="Nadpis3"/>
-      </w:pPr>
-      <w:bookmarkStart w:id="92" w:name="_Toc230197570"/>
-      <w:r>
-        <w:t>Uživatelská použitelnost</w:t>
-      </w:r>
-      <w:bookmarkEnd w:id="92"/>
-    </w:p>
-    <w:p>
-      <w:r>
-        <w:t>Při implementaci UI (</w:t>
+        <w:t xml:space="preserve"> výrazně zjednodušuje konzistenci uživatelského rozhraní a umožňuje snadnější škálování a údržbu aplikace. Tato zkušenost s reaktivním programováním je klíčová pro moderní webový vývoj.</w:t>
+      </w:r>
+    </w:p>
+    <w:p>
+      <w:r>
+        <w:t>Formuláře a validace mě naučily, že kvalita dat není jen „checkbox", ale skutečné zabezpečení funkčnosti celé aplikace. Zvlášť implementace kontroly duplicit zabránila tomu, aby aplikace obsahovala nesmyslné záznamy, a demonstruje důležitost validace na vstupu.</w:t>
+      </w:r>
+    </w:p>
+    <w:p>
+      <w:r>
+        <w:t>Obzvláště přínosná byla práce s vizualizací dat – převod surové historie plnění na strukturu vhodnou pro graf prostřednictvím binování podle zvoleného období. Tato agregace dat je běžný problém v reálných aplikacích a nyní vím, jak jej řešit efektivně.</w:t>
+      </w:r>
+    </w:p>
+    <w:p>
+      <w:r>
+        <w:t>Při návrhu uživatelského rozhraní (</w:t>
       </w:r>
       <w:proofErr w:type="spellStart"/>
       <w:r>
@@ -9896,11 +9262,9 @@
       <w:r>
         <w:t xml:space="preserve">, </w:t>
       </w:r>
-      <w:proofErr w:type="spellStart"/>
-      <w:r>
-        <w:t>taby</w:t>
-      </w:r>
-      <w:proofErr w:type="spellEnd"/>
+      <w:r>
+        <w:t>karty</w:t>
+      </w:r>
       <w:r>
         <w:t xml:space="preserve">, </w:t>
       </w:r>
@@ -9910,7 +9274,7 @@
       </w:r>
       <w:proofErr w:type="spellEnd"/>
       <w:r>
-        <w:t>) jsem si uvědomil, že dobré uživatelské rozhraní je stejně důležité jako samotná logika. Aplikace musí být srozumitelná a akce musí být dostupné intuitivně.</w:t>
+        <w:t>) jsem si uvědomil, že kvalitní UI design je stejně důležitý jako samotná logika aplikace. Uživatelské rozhraní musí být intuitivní a akce snadno dostupné, aby byla aplikace skutečně použitelná.</w:t>
       </w:r>
     </w:p>
     <w:p>
@@ -9927,22 +9291,22 @@
         </w:numPr>
         <w:ind w:left="720"/>
       </w:pPr>
-      <w:bookmarkStart w:id="93" w:name="_Toc222315302"/>
-      <w:bookmarkStart w:id="94" w:name="_Toc223513779"/>
-      <w:bookmarkStart w:id="95" w:name="_Toc230197572"/>
+      <w:bookmarkStart w:id="92" w:name="_Toc222315302"/>
+      <w:bookmarkStart w:id="93" w:name="_Toc223513779"/>
+      <w:bookmarkStart w:id="94" w:name="_Toc230273339"/>
       <w:r>
         <w:lastRenderedPageBreak/>
         <w:t>Použitá literatura</w:t>
       </w:r>
+      <w:bookmarkEnd w:id="92"/>
       <w:bookmarkEnd w:id="93"/>
       <w:bookmarkEnd w:id="94"/>
-      <w:bookmarkEnd w:id="95"/>
     </w:p>
     <w:p>
       <w:pPr>
         <w:pStyle w:val="Pouitliteratura"/>
       </w:pPr>
-      <w:bookmarkStart w:id="96" w:name="_Ref230199246"/>
+      <w:bookmarkStart w:id="95" w:name="_Ref230199246"/>
       <w:r>
         <w:rPr>
           <w:b/>
@@ -9964,13 +9328,13 @@
           <w:t>https://angular.dev/overview</w:t>
         </w:r>
       </w:hyperlink>
-      <w:bookmarkEnd w:id="96"/>
+      <w:bookmarkEnd w:id="95"/>
     </w:p>
     <w:p>
       <w:pPr>
         <w:pStyle w:val="Pouitliteratura"/>
       </w:pPr>
-      <w:bookmarkStart w:id="97" w:name="_Ref230200596"/>
+      <w:bookmarkStart w:id="96" w:name="_Ref230200596"/>
       <w:r>
         <w:rPr>
           <w:b/>
@@ -10017,13 +9381,13 @@
           <w:t>https://www.typescriptlang.org/docs/</w:t>
         </w:r>
       </w:hyperlink>
-      <w:bookmarkEnd w:id="97"/>
+      <w:bookmarkEnd w:id="96"/>
     </w:p>
     <w:p>
       <w:pPr>
         <w:pStyle w:val="Pouitliteratura"/>
       </w:pPr>
-      <w:bookmarkStart w:id="98" w:name="_Ref230200553"/>
+      <w:bookmarkStart w:id="97" w:name="_Ref230200553"/>
       <w:r>
         <w:rPr>
           <w:b/>
@@ -10066,13 +9430,13 @@
           <w:t>https://material.angular.io/</w:t>
         </w:r>
       </w:hyperlink>
-      <w:bookmarkEnd w:id="98"/>
+      <w:bookmarkEnd w:id="97"/>
     </w:p>
     <w:p>
       <w:pPr>
         <w:pStyle w:val="Pouitliteratura"/>
       </w:pPr>
-      <w:bookmarkStart w:id="99" w:name="_Ref230200702"/>
+      <w:bookmarkStart w:id="98" w:name="_Ref230200702"/>
       <w:r>
         <w:rPr>
           <w:b/>
@@ -10117,13 +9481,13 @@
           <w:t>https://rxjs.dev/</w:t>
         </w:r>
       </w:hyperlink>
-      <w:bookmarkEnd w:id="99"/>
+      <w:bookmarkEnd w:id="98"/>
     </w:p>
     <w:p>
       <w:pPr>
         <w:pStyle w:val="Pouitliteratura"/>
       </w:pPr>
-      <w:bookmarkStart w:id="100" w:name="_Ref230200351"/>
+      <w:bookmarkStart w:id="99" w:name="_Ref230200351"/>
       <w:r>
         <w:rPr>
           <w:b/>
@@ -10168,13 +9532,13 @@
           <w:t>https://sass-lang.com/documentation</w:t>
         </w:r>
       </w:hyperlink>
-      <w:bookmarkEnd w:id="100"/>
+      <w:bookmarkEnd w:id="99"/>
     </w:p>
     <w:p>
       <w:pPr>
         <w:pStyle w:val="Pouitliteratura"/>
       </w:pPr>
-      <w:bookmarkStart w:id="101" w:name="_Ref230200750"/>
+      <w:bookmarkStart w:id="100" w:name="_Ref230200750"/>
       <w:r>
         <w:rPr>
           <w:b/>
@@ -10201,7 +9565,7 @@
           <w:t>https://docs.netlify.com/</w:t>
         </w:r>
       </w:hyperlink>
-      <w:bookmarkEnd w:id="101"/>
+      <w:bookmarkEnd w:id="100"/>
     </w:p>
     <w:p>
       <w:pPr>
@@ -10221,16 +9585,16 @@
         </w:numPr>
         <w:ind w:left="720"/>
       </w:pPr>
-      <w:bookmarkStart w:id="102" w:name="_Toc222315303"/>
-      <w:bookmarkStart w:id="103" w:name="_Toc223513780"/>
-      <w:bookmarkStart w:id="104" w:name="_Toc230197573"/>
+      <w:bookmarkStart w:id="101" w:name="_Toc222315303"/>
+      <w:bookmarkStart w:id="102" w:name="_Toc223513780"/>
+      <w:bookmarkStart w:id="103" w:name="_Toc230273340"/>
       <w:r>
         <w:lastRenderedPageBreak/>
         <w:t>Seznam obrázků</w:t>
       </w:r>
+      <w:bookmarkEnd w:id="101"/>
       <w:bookmarkEnd w:id="102"/>
       <w:bookmarkEnd w:id="103"/>
-      <w:bookmarkEnd w:id="104"/>
     </w:p>
     <w:p>
       <w:r>
@@ -10642,16 +10006,16 @@
         </w:numPr>
         <w:ind w:left="720"/>
       </w:pPr>
-      <w:bookmarkStart w:id="105" w:name="_Toc222315304"/>
-      <w:bookmarkStart w:id="106" w:name="_Toc223513781"/>
-      <w:bookmarkStart w:id="107" w:name="_Toc230197574"/>
+      <w:bookmarkStart w:id="104" w:name="_Toc222315304"/>
+      <w:bookmarkStart w:id="105" w:name="_Toc223513781"/>
+      <w:bookmarkStart w:id="106" w:name="_Toc230273341"/>
       <w:r>
         <w:lastRenderedPageBreak/>
         <w:t>Seznam tabulek</w:t>
       </w:r>
+      <w:bookmarkEnd w:id="104"/>
       <w:bookmarkEnd w:id="105"/>
       <w:bookmarkEnd w:id="106"/>
-      <w:bookmarkEnd w:id="107"/>
     </w:p>
     <w:p>
       <w:pPr>
@@ -15694,6 +15058,7 @@
   <w:style w:type="character" w:default="1" w:styleId="Standardnpsmoodstavce">
     <w:name w:val="Default Paragraph Font"/>
     <w:uiPriority w:val="1"/>
+    <w:semiHidden/>
     <w:unhideWhenUsed/>
   </w:style>
   <w:style w:type="table" w:default="1" w:styleId="Normlntabulka">
